--- a/04-regulatory-compliance/PCI_DSS_v4.0.1/Portugues_BR/PCI_DSS_v4.0.1_Practical_Manager_and_Junior_Analyst_Manual_Portugues_BR_v1.0.docx
+++ b/04-regulatory-compliance/PCI_DSS_v4.0.1/Portugues_BR/PCI_DSS_v4.0.1_Practical_Manager_and_Junior_Analyst_Manual_Portugues_BR_v1.0.docx
@@ -2,32 +2,6 @@
 <file path=word/document.xml><?xml version="1.0" encoding="utf-8"?>
 <w:document xmlns:w="http://schemas.openxmlformats.org/wordprocessingml/2006/main" xmlns:m="http://schemas.openxmlformats.org/officeDocument/2006/math" xmlns:r="http://schemas.openxmlformats.org/officeDocument/2006/relationships" xmlns:o="urn:schemas-microsoft-com:office:office" xmlns:v="urn:schemas-microsoft-com:vml" xmlns:w10="urn:schemas-microsoft-com:office:word" xmlns:a="http://schemas.openxmlformats.org/drawingml/2006/main" xmlns:pic="http://schemas.openxmlformats.org/drawingml/2006/picture" xmlns:wp="http://schemas.openxmlformats.org/drawingml/2006/wordprocessingDrawing">
   <w:body>
-    <w:sdt>
-      <w:sdtPr>
-        <w:docPartObj>
-          <w:docPartGallery w:val="Table of Contents"/>
-          <w:docPartUnique/>
-        </w:docPartObj>
-      </w:sdtPr>
-      <w:sdtContent>
-        <w:p>
-          <w:pPr>
-            <w:pStyle w:val="TOCHeading"/>
-          </w:pPr>
-          <w:r>
-            <w:t xml:space="preserve">Table of Contents</w:t>
-          </w:r>
-        </w:p>
-        <w:p>
-          <w:r>
-            <w:fldChar w:fldCharType="begin" w:dirty="true"/>
-            <w:instrText xml:space="preserve">TOC \o "1-3" \h \z \u</w:instrText>
-            <w:fldChar w:fldCharType="separate"/>
-            <w:fldChar w:fldCharType="end"/>
-          </w:r>
-        </w:p>
-      </w:sdtContent>
-    </w:sdt>
     <w:p>
       <w:pPr>
         <w:pStyle w:val="BlockText"/>

--- a/04-regulatory-compliance/PCI_DSS_v4.0.1/Portugues_BR/PCI_DSS_v4.0.1_Practical_Manager_and_Junior_Analyst_Manual_Portugues_BR_v1.0.docx
+++ b/04-regulatory-compliance/PCI_DSS_v4.0.1/Portugues_BR/PCI_DSS_v4.0.1_Practical_Manager_and_Junior_Analyst_Manual_Portugues_BR_v1.0.docx
@@ -2,6 +2,32 @@
 <file path=word/document.xml><?xml version="1.0" encoding="utf-8"?>
 <w:document xmlns:w="http://schemas.openxmlformats.org/wordprocessingml/2006/main" xmlns:m="http://schemas.openxmlformats.org/officeDocument/2006/math" xmlns:r="http://schemas.openxmlformats.org/officeDocument/2006/relationships" xmlns:o="urn:schemas-microsoft-com:office:office" xmlns:v="urn:schemas-microsoft-com:vml" xmlns:w10="urn:schemas-microsoft-com:office:word" xmlns:a="http://schemas.openxmlformats.org/drawingml/2006/main" xmlns:pic="http://schemas.openxmlformats.org/drawingml/2006/picture" xmlns:wp="http://schemas.openxmlformats.org/drawingml/2006/wordprocessingDrawing">
   <w:body>
+    <w:sdt>
+      <w:sdtPr>
+        <w:docPartObj>
+          <w:docPartGallery w:val="Table of Contents"/>
+          <w:docPartUnique/>
+        </w:docPartObj>
+      </w:sdtPr>
+      <w:sdtContent>
+        <w:p>
+          <w:pPr>
+            <w:pStyle w:val="TOCHeading"/>
+          </w:pPr>
+          <w:r>
+            <w:t xml:space="preserve">Table of Contents</w:t>
+          </w:r>
+        </w:p>
+        <w:p>
+          <w:r>
+            <w:fldChar w:fldCharType="begin" w:dirty="true"/>
+            <w:instrText xml:space="preserve">TOC \o "1-3" \h \z \u</w:instrText>
+            <w:fldChar w:fldCharType="separate"/>
+            <w:fldChar w:fldCharType="end"/>
+          </w:r>
+        </w:p>
+      </w:sdtContent>
+    </w:sdt>
     <w:p>
       <w:pPr>
         <w:pStyle w:val="BlockText"/>

--- a/04-regulatory-compliance/PCI_DSS_v4.0.1/Portugues_BR/PCI_DSS_v4.0.1_Practical_Manager_and_Junior_Analyst_Manual_Portugues_BR_v1.0.docx
+++ b/04-regulatory-compliance/PCI_DSS_v4.0.1/Portugues_BR/PCI_DSS_v4.0.1_Practical_Manager_and_Junior_Analyst_Manual_Portugues_BR_v1.0.docx
@@ -34,8 +34,8 @@
       </w:pPr>
       <w:r>
         <w:rPr>
+          <w:b/>
           <w:bCs/>
-          <w:b/>
         </w:rPr>
         <w:t xml:space="preserve">Status da revisão:</w:t>
       </w:r>
@@ -51,7 +51,7 @@
         <w:pStyle w:val="FirstParagraph"/>
       </w:pPr>
       <w:r>
-        <w:t xml:space="preserve">** SÉRIES PRÁTICAS DE CIBERSegurança, PRIVACIDADE E COMPLIANÇA</w:t>
+        <w:t xml:space="preserve">** SÉRIES PRÁTICAS DE CIBERSegurança, PRIVACIDADE E CONFORMIDADE</w:t>
       </w:r>
     </w:p>
     <w:p>
@@ -60,8 +60,8 @@
       </w:pPr>
       <w:r>
         <w:rPr>
+          <w:b/>
           <w:bCs/>
-          <w:b/>
         </w:rPr>
         <w:t xml:space="preserve">PCI DSS v4.0.1</w:t>
       </w:r>
@@ -72,1631 +72,1631 @@
       </w:pPr>
       <w:r>
         <w:rPr>
+          <w:b/>
           <w:bCs/>
-          <w:b/>
         </w:rPr>
         <w:t xml:space="preserve">Segurança de pagamento prática, verificação de conformidade e ferramentas de código aberto</w:t>
       </w:r>
       <w:r>
         <w:rPr>
+          <w:b/>
           <w:bCs/>
-          <w:b/>
         </w:rPr>
         <w:t xml:space="preserve"> </w:t>
       </w:r>
     </w:p>
     <w:p>
       <w:pPr>
+        <w:pStyle w:val="Compact"/>
         <w:numPr>
           <w:ilvl w:val="0"/>
           <w:numId w:val="1001"/>
         </w:numPr>
+      </w:pPr>
+      <w:r>
+        <w:t xml:space="preserve">Um manual de trabalho para gerentes, analistas júnior, estudantes, profissionais de mudança de carreira, comerciantes e prestadores de serviços*</w:t>
+      </w:r>
+    </w:p>
+    <w:p>
+      <w:pPr>
+        <w:pStyle w:val="FirstParagraph"/>
+      </w:pPr>
+      <w:r>
+        <w:t xml:space="preserve">** Alberto (Al) Leiva**</w:t>
+      </w:r>
+    </w:p>
+    <w:p>
+      <w:pPr>
+        <w:pStyle w:val="BodyText"/>
+      </w:pPr>
+      <w:r>
+        <w:t xml:space="preserve">Primeira edição • Julho de 2026</w:t>
+      </w:r>
+    </w:p>
+    <w:bookmarkStart w:id="9" w:name="X17a82a826d7c00cc825862a403e7451c9d1d422"/>
+    <w:p>
+      <w:pPr>
+        <w:pStyle w:val="Heading2"/>
+      </w:pPr>
+      <w:r>
+        <w:t xml:space="preserve">• todos os 12 requisitos • monitorização • SAQs e ROC • comércio electrónico • provas • ferramentas • laboratórios • preparação para a carreira</w:t>
+      </w:r>
+    </w:p>
+    <w:bookmarkEnd w:id="9"/>
+    <w:bookmarkStart w:id="10" w:name="publicação-e-aviso-de-uso"/>
+    <w:p>
+      <w:pPr>
+        <w:pStyle w:val="Heading1"/>
+      </w:pPr>
+      <w:r>
+        <w:t xml:space="preserve">Publicação e Aviso de Uso</w:t>
+      </w:r>
+    </w:p>
+    <w:p>
+      <w:pPr>
+        <w:pStyle w:val="FirstParagraph"/>
+      </w:pPr>
+      <w:r>
+        <w:t xml:space="preserve">Autor: Alberto (Al) Leiva</w:t>
+      </w:r>
+    </w:p>
+    <w:p>
+      <w:pPr>
+        <w:pStyle w:val="BodyText"/>
+      </w:pPr>
+      <w:r>
+        <w:t xml:space="preserve">Edição: Primeira Edição, Julho 2026</w:t>
+      </w:r>
+    </w:p>
+    <w:p>
+      <w:pPr>
+        <w:pStyle w:val="BodyText"/>
+      </w:pPr>
+      <w:r>
+        <w:t xml:space="preserve">Objetivo: Educação gratuita e prática para gestores, estudantes, profissionais de mudança de carreira, analistas júnior, comerciantes, provedores de serviços e profissionais de segurança cibernética.</w:t>
+      </w:r>
+    </w:p>
+    <w:bookmarkEnd w:id="10"/>
+    <w:bookmarkStart w:id="11" w:name="aviso-educacional-e-legal"/>
+    <w:p>
+      <w:pPr>
+        <w:pStyle w:val="Heading1"/>
+      </w:pPr>
+      <w:r>
+        <w:t xml:space="preserve"># Aviso educacional e legal</w:t>
+      </w:r>
+    </w:p>
+    <w:p>
+      <w:pPr>
+        <w:pStyle w:val="FirstParagraph"/>
+      </w:pPr>
+      <w:r>
+        <w:t xml:space="preserve">Este manual fornece educação geral. Não é aconselhamento legal, uma publicação do PCI Security Standards Council, um relatório sobre conformidade, um atestado de conformidade, um questionário de auto-avaliação ou uma garantia de conformidade ou segurança. Apenas a norma oficial e os documentos de validação aplicáveis regem uma avaliação. Marcas de pagamento, adquirentes, clientes, reguladores, contratos e leis podem impor requisitos adicionais.</w:t>
+      </w:r>
+    </w:p>
+    <w:bookmarkEnd w:id="11"/>
+    <w:bookmarkStart w:id="13" w:name="uso-ético-e-autorizado"/>
+    <w:p>
+      <w:pPr>
+        <w:pStyle w:val="Heading1"/>
+      </w:pPr>
+      <w:r>
+        <w:t xml:space="preserve"># Uso ético e autorizado</w:t>
+      </w:r>
+    </w:p>
+    <w:p>
+      <w:pPr>
+        <w:pStyle w:val="FirstParagraph"/>
+      </w:pPr>
+      <w:r>
+        <w:t xml:space="preserve">Use ferramentas técnicas apenas em sistemas, redes, aplicativos, contas em nuvem, páginas de pagamento e dados que você possui ou estão especificamente autorizados por escrito para avaliar. Use dados sintéticos da conta em laboratórios. Nunca use PAN real, dados de autenticação sensíveis, informações do cliente, credenciais ou sistemas de pagamento de produção em uma demonstração pública ou portfólio.</w:t>
+      </w:r>
+    </w:p>
+    <w:p>
+      <w:pPr>
+        <w:pStyle w:val="BodyText"/>
+      </w:pPr>
+      <w:r>
+        <w:t xml:space="preserve">Prefácio</w:t>
+      </w:r>
+    </w:p>
+    <w:p>
+      <w:pPr>
         <w:pStyle w:val="Compact"/>
-      </w:pPr>
-      <w:r>
-        <w:t xml:space="preserve">Um manual de trabalho para gerentes, analistas júnior, estudantes, profissionais de mudança de carreira, comerciantes e prestadores de serviços*</w:t>
-      </w:r>
-    </w:p>
-    <w:p>
-      <w:pPr>
-        <w:pStyle w:val="FirstParagraph"/>
-      </w:pPr>
-      <w:r>
-        <w:t xml:space="preserve">** Alberto (Al) Leiva**</w:t>
-      </w:r>
-    </w:p>
-    <w:p>
-      <w:pPr>
-        <w:pStyle w:val="BodyText"/>
-      </w:pPr>
-      <w:r>
-        <w:t xml:space="preserve">Primeira edição • Julho de 2026</w:t>
-      </w:r>
-    </w:p>
-    <w:bookmarkStart w:id="20" w:name="X17a82a826d7c00cc825862a403e7451c9d1d422"/>
-    <w:p>
-      <w:pPr>
-        <w:pStyle w:val="Heading2"/>
-      </w:pPr>
-      <w:r>
-        <w:t xml:space="preserve">• todos os 12 requisitos • monitorização • SAQs e ROC • comércio electrónico • provas • ferramentas • laboratórios • preparação para a carreira</w:t>
-      </w:r>
-    </w:p>
-    <w:bookmarkEnd w:id="20"/>
-    <w:bookmarkStart w:id="21" w:name="publicação-e-aviso-de-uso"/>
-    <w:p>
-      <w:pPr>
-        <w:pStyle w:val="Heading1"/>
-      </w:pPr>
-      <w:r>
-        <w:t xml:space="preserve">Publicação e Aviso de Uso</w:t>
-      </w:r>
-    </w:p>
-    <w:p>
-      <w:pPr>
-        <w:pStyle w:val="FirstParagraph"/>
-      </w:pPr>
-      <w:r>
-        <w:t xml:space="preserve">Autor: Alberto (Al) Leiva</w:t>
-      </w:r>
-    </w:p>
-    <w:p>
-      <w:pPr>
-        <w:pStyle w:val="BodyText"/>
-      </w:pPr>
-      <w:r>
-        <w:t xml:space="preserve">Edição: Primeira Edição, Julho 2026</w:t>
-      </w:r>
-    </w:p>
-    <w:p>
-      <w:pPr>
-        <w:pStyle w:val="BodyText"/>
-      </w:pPr>
-      <w:r>
-        <w:t xml:space="preserve">Objetivo: Educação gratuita e prática para gestores, estudantes, profissionais de mudança de carreira, analistas júnior, comerciantes, provedores de serviços e profissionais de segurança cibernética.</w:t>
-      </w:r>
-    </w:p>
-    <w:bookmarkEnd w:id="21"/>
-    <w:bookmarkStart w:id="22" w:name="aviso-educacional-e-legal"/>
-    <w:p>
-      <w:pPr>
-        <w:pStyle w:val="Heading1"/>
-      </w:pPr>
-      <w:r>
-        <w:t xml:space="preserve"># Aviso educacional e legal</w:t>
-      </w:r>
-    </w:p>
-    <w:p>
-      <w:pPr>
-        <w:pStyle w:val="FirstParagraph"/>
-      </w:pPr>
-      <w:r>
-        <w:t xml:space="preserve">Este manual fornece educação geral. Não é aconselhamento legal, uma publicação do PCI Security Standards Council, um relatório sobre conformidade, um atestado de conformidade, um questionário de auto-avaliação ou uma garantia de conformidade ou segurança. Apenas a norma oficial e os documentos de validação aplicáveis regem uma avaliação. Marcas de pagamento, adquirentes, clientes, reguladores, contratos e leis podem impor requisitos adicionais.</w:t>
-      </w:r>
-    </w:p>
-    <w:bookmarkEnd w:id="22"/>
-    <w:bookmarkStart w:id="24" w:name="uso-ético-e-autorizado"/>
-    <w:p>
-      <w:pPr>
-        <w:pStyle w:val="Heading1"/>
-      </w:pPr>
-      <w:r>
-        <w:t xml:space="preserve"># Uso ético e autorizado</w:t>
-      </w:r>
-    </w:p>
-    <w:p>
-      <w:pPr>
-        <w:pStyle w:val="FirstParagraph"/>
-      </w:pPr>
-      <w:r>
-        <w:t xml:space="preserve">Use ferramentas técnicas apenas em sistemas, redes, aplicativos, contas em nuvem, páginas de pagamento e dados que você possui ou estão especificamente autorizados por escrito para avaliar. Use dados sintéticos da conta em laboratórios. Nunca use PAN real, dados de autenticação sensíveis, informações do cliente, credenciais ou sistemas de pagamento de produção em uma demonstração pública ou portfólio.</w:t>
-      </w:r>
-    </w:p>
-    <w:p>
-      <w:pPr>
-        <w:pStyle w:val="BodyText"/>
-      </w:pPr>
-      <w:r>
-        <w:t xml:space="preserve">Prefácio</w:t>
-      </w:r>
-    </w:p>
-    <w:p>
-      <w:pPr>
         <w:numPr>
           <w:ilvl w:val="0"/>
           <w:numId w:val="1002"/>
         </w:numPr>
+      </w:pPr>
+      <w:r>
+        <w:t xml:space="preserve">Uma introdução acolhedora à segurança de pagamento e conformidade baseada em evidências.*</w:t>
+      </w:r>
+    </w:p>
+    <w:p>
+      <w:pPr>
+        <w:pStyle w:val="FirstParagraph"/>
+      </w:pPr>
+      <w:r>
+        <w:t xml:space="preserve">PCI DSS protege os dados da conta de pagamento através de uma linha de base de requisitos técnicos e operacionais. A parte difícil não é memorizar doze títulos. Trata-se de entender onde os dados da conta fluem, definir o verdadeiro ambiente de dados do titular do cartão, controlar cada sistema que possa afetar sua segurança, aplicar salvaguardas de forma consistente e manter evidências para apoiar cada conclusão.</w:t>
+      </w:r>
+    </w:p>
+    <w:p>
+      <w:pPr>
+        <w:pStyle w:val="BodyText"/>
+      </w:pPr>
+      <w:r>
+        <w:t xml:space="preserve">PCI DSS v4.0.1 é a versão atual suportada pelo PCI SSC. Foi publicado em junho de 2024 como uma revisão limitada para v4.0. Ele não adicionou requisitos e removeu nenhum. PCI DSS v4.0 retirou-se em 31 de dezembro de 2024. As futuras exigências v4.x tornaram-se efetivas em 31 de março de 2025, e agora fazem parte de avaliações.</w:t>
+      </w:r>
+    </w:p>
+    <w:p>
+      <w:pPr>
+        <w:pStyle w:val="BodyText"/>
+      </w:pPr>
+      <w:r>
+        <w:t xml:space="preserve">Este manual é a metodologia-primeiro. Um scanner de vulnerabilidade não substitui uma varredura do Fornecedor de digitalização aprovada. Uma política não prova que opera um controlo. Um acordo de prestação de serviços não elimina a responsabilidade do comerciante de compreender deveres compartilhados. Os gerentes próprio escopo, recursos, risco e remediação; analistas tornam essas decisões mais confiáveis através de provas completas e testes claros.</w:t>
+      </w:r>
+    </w:p>
+    <w:p>
+      <w:pPr>
+        <w:pStyle w:val="BodyText"/>
+      </w:pPr>
+      <w:r>
+        <w:t xml:space="preserve">Como usar este manual</w:t>
+      </w:r>
+    </w:p>
+    <w:p>
+      <w:pPr>
+        <w:pStyle w:val="BodyText"/>
+      </w:pPr>
+      <w:r>
+        <w:t xml:space="preserve">Os gestores devem começar pelos Capítulos 1-5 e 18-20.</w:t>
+      </w:r>
+    </w:p>
+    <w:p>
+      <w:pPr>
+        <w:pStyle w:val="BodyText"/>
+      </w:pPr>
+      <w:r>
+        <w:t xml:space="preserve">Os analistas júnior devem estudar os doze capítulos de exigência, métodos de teste, ferramentas, laboratório e capítulo de entrevista.</w:t>
+      </w:r>
+    </w:p>
+    <w:p>
+      <w:pPr>
+        <w:pStyle w:val="BodyText"/>
+      </w:pPr>
+      <w:r>
+        <w:t xml:space="preserve">As equipes técnicas devem conectar cada achado ao fluxo de dados de conta, escopo CDE, exigência, proprietário, evidência, correção e reteste.</w:t>
+      </w:r>
+    </w:p>
+    <w:p>
+      <w:pPr>
+        <w:pStyle w:val="BodyText"/>
+      </w:pPr>
+      <w:r>
+        <w:t xml:space="preserve">Os comerciantes e prestadores de serviços devem confirmar as instruções de validação com o adquirente, as marcas de pagamento, os clientes, o avaliador e outras entidades que aceitem a conformidade.</w:t>
+      </w:r>
+    </w:p>
+    <w:bookmarkStart w:id="12" w:name="X049e5ae9c9241942b4859e04563efe44196f658"/>
+    <w:p>
+      <w:pPr>
+        <w:pStyle w:val="Heading2"/>
+      </w:pPr>
+      <w:r>
+        <w:t xml:space="preserve">*Conteúdo:** O guia de capítulo abaixo conterá números de página verificados para esta edição. O documento também contém um campo TOC nativo do Word. Depois de editar, clique com o botão direito e selecione Atualizar Campo e, em seguida, Atualizar tabela inteira.</w:t>
+      </w:r>
+    </w:p>
+    <w:p>
+      <w:pPr>
+        <w:pStyle w:val="FirstParagraph"/>
+      </w:pPr>
+      <w:r>
+        <w:t xml:space="preserve">Sumário</w:t>
+      </w:r>
+    </w:p>
+    <w:p>
+      <w:pPr>
+        <w:pStyle w:val="BodyText"/>
+      </w:pPr>
+      <w:hyperlink w:anchor="publication-and-use-notice">
+        <w:r>
+          <w:rPr>
+            <w:rStyle w:val="Hyperlink"/>
+          </w:rPr>
+          <w:t xml:space="preserve">Comunicação de publicação e utilização [2](#publication-and-use-notice)</w:t>
+        </w:r>
+      </w:hyperlink>
+    </w:p>
+    <w:p>
+      <w:pPr>
+        <w:pStyle w:val="BodyText"/>
+      </w:pPr>
+      <w:hyperlink w:anchor="educational-and-legal-notice">
+        <w:r>
+          <w:rPr>
+            <w:rStyle w:val="Hyperlink"/>
+          </w:rPr>
+          <w:t xml:space="preserve">Comunicação educativa e jurídica [2](#educational-and-legal-notice)</w:t>
+        </w:r>
+      </w:hyperlink>
+    </w:p>
+    <w:p>
+      <w:pPr>
+        <w:pStyle w:val="BodyText"/>
+      </w:pPr>
+      <w:hyperlink w:anchor="ethical-and-authorized-use">
+        <w:r>
+          <w:rPr>
+            <w:rStyle w:val="Hyperlink"/>
+          </w:rPr>
+          <w:t xml:space="preserve">Utilização ética e autorizada [2](#ethical-and-authorized-use)</w:t>
+        </w:r>
+      </w:hyperlink>
+    </w:p>
+    <w:p>
+      <w:pPr>
+        <w:pStyle w:val="BodyText"/>
+      </w:pPr>
+      <w:hyperlink w:anchor="preface">
+        <w:r>
+          <w:rPr>
+            <w:rStyle w:val="Hyperlink"/>
+          </w:rPr>
+          <w:t xml:space="preserve">Prefácio [3](#preface)</w:t>
+        </w:r>
+      </w:hyperlink>
+    </w:p>
+    <w:p>
+      <w:pPr>
+        <w:pStyle w:val="BodyText"/>
+      </w:pPr>
+      <w:hyperlink w:anchor="how-to-use-this-manual">
+        <w:r>
+          <w:rPr>
+            <w:rStyle w:val="Hyperlink"/>
+          </w:rPr>
+          <w:t xml:space="preserve">Como usar este manual [4](#how-to-use-this-manual)</w:t>
+        </w:r>
+      </w:hyperlink>
+    </w:p>
+    <w:p>
+      <w:pPr>
+        <w:pStyle w:val="BodyText"/>
+      </w:pPr>
+      <w:hyperlink w:anchor="table-of-contents">
+        <w:r>
+          <w:rPr>
+            <w:rStyle w:val="Hyperlink"/>
+          </w:rPr>
+          <w:t xml:space="preserve">Quadro de conteúdos [4](#table-of-contents)</w:t>
+        </w:r>
+      </w:hyperlink>
+    </w:p>
+    <w:p>
+      <w:pPr>
+        <w:pStyle w:val="BodyText"/>
+      </w:pPr>
+      <w:hyperlink w:anchor="pci-dss-v4.0.1-foundations">
+        <w:r>
+          <w:rPr>
+            <w:rStyle w:val="Hyperlink"/>
+          </w:rPr>
+          <w:t xml:space="preserve">1. Fundação PCI DSS v4.0.1 [8](#pci-dss-v4.0.1-foundations)</w:t>
+        </w:r>
+      </w:hyperlink>
+    </w:p>
+    <w:p>
+      <w:pPr>
+        <w:pStyle w:val="BodyText"/>
+      </w:pPr>
+      <w:hyperlink w:anchor="current-status">
+        <w:r>
+          <w:rPr>
+            <w:rStyle w:val="Hyperlink"/>
+          </w:rPr>
+          <w:t xml:space="preserve">1.1 Situação actual [8](#current-status)</w:t>
+        </w:r>
+      </w:hyperlink>
+    </w:p>
+    <w:p>
+      <w:pPr>
+        <w:pStyle w:val="BodyText"/>
+      </w:pPr>
+      <w:hyperlink w:anchor="who-and-what-it-applies-to">
+        <w:r>
+          <w:rPr>
+            <w:rStyle w:val="Hyperlink"/>
+          </w:rPr>
+          <w:t xml:space="preserve">1.2 Quem e o que se aplica a [8](#who-and-what-it-applies-to)</w:t>
+        </w:r>
+      </w:hyperlink>
+    </w:p>
+    <w:p>
+      <w:pPr>
+        <w:pStyle w:val="BodyText"/>
+      </w:pPr>
+      <w:hyperlink w:anchor="the-six-control-goals">
+        <w:r>
+          <w:rPr>
+            <w:rStyle w:val="Hyperlink"/>
+          </w:rPr>
+          <w:t xml:space="preserve">1.3 Os seis objectivos de controlo [8](#the-six-control-goals)</w:t>
+        </w:r>
+      </w:hyperlink>
+    </w:p>
+    <w:p>
+      <w:pPr>
+        <w:pStyle w:val="BodyText"/>
+      </w:pPr>
+      <w:hyperlink w:anchor="account-data-and-protection-rules">
+        <w:r>
+          <w:rPr>
+            <w:rStyle w:val="Hyperlink"/>
+          </w:rPr>
+          <w:t xml:space="preserve">2. Regras de proteção e dados da conta [10](#account-data-and-protection-rules)</w:t>
+        </w:r>
+      </w:hyperlink>
+    </w:p>
+    <w:p>
+      <w:pPr>
+        <w:pStyle w:val="BodyText"/>
+      </w:pPr>
+      <w:hyperlink w:anchor="protection-methods-are-different">
+        <w:r>
+          <w:rPr>
+            <w:rStyle w:val="Hyperlink"/>
+          </w:rPr>
+          <w:t xml:space="preserve">2.1 Os métodos de protecção são diferentes [10](#protection-methods-are-different)</w:t>
+        </w:r>
+      </w:hyperlink>
+    </w:p>
+    <w:p>
+      <w:pPr>
+        <w:pStyle w:val="BodyText"/>
+      </w:pPr>
+      <w:hyperlink w:anchor="scope-cde-and-segmentation">
+        <w:r>
+          <w:rPr>
+            <w:rStyle w:val="Hyperlink"/>
+          </w:rPr>
+          <w:t xml:space="preserve">3. Âmbito, CDE e Segmentação [12](#scope-cde-and-segmentation)</w:t>
+        </w:r>
+      </w:hyperlink>
+    </w:p>
+    <w:p>
+      <w:pPr>
+        <w:pStyle w:val="BodyText"/>
+      </w:pPr>
+      <w:hyperlink w:anchor="scope-discovery">
+        <w:r>
+          <w:rPr>
+            <w:rStyle w:val="Hyperlink"/>
+          </w:rPr>
+          <w:t xml:space="preserve">3.1 Descoberta de âmbito [12](#scope-discovery)</w:t>
+        </w:r>
+      </w:hyperlink>
+    </w:p>
+    <w:p>
+      <w:pPr>
+        <w:pStyle w:val="BodyText"/>
+      </w:pPr>
+      <w:hyperlink w:anchor="scope-validation">
+        <w:r>
+          <w:rPr>
+            <w:rStyle w:val="Hyperlink"/>
+          </w:rPr>
+          <w:t xml:space="preserve">3.2 Validação do âmbito de aplicação [13](#scope-validation)</w:t>
+        </w:r>
+      </w:hyperlink>
+    </w:p>
+    <w:p>
+      <w:pPr>
+        <w:pStyle w:val="BodyText"/>
+      </w:pPr>
+      <w:hyperlink w:anchor="validation-saqs-roc-aoc-and-roles">
+        <w:r>
+          <w:rPr>
+            <w:rStyle w:val="Hyperlink"/>
+          </w:rPr>
+          <w:t xml:space="preserve">4. Validação, QAG, ROC, COA e Funções [14](#validation-saqs-roc-aoc-and-roles)</w:t>
+        </w:r>
+      </w:hyperlink>
+    </w:p>
+    <w:p>
+      <w:pPr>
+        <w:pStyle w:val="BodyText"/>
+      </w:pPr>
+      <w:hyperlink w:anchor="Xf27aae4a3f8fdfb367b9304bbeb55d55898f653">
+        <w:r>
+          <w:rPr>
+            <w:rStyle w:val="Hyperlink"/>
+          </w:rPr>
+          <w:t xml:space="preserve">5. Abordagens definidas, personalizadas, compensatórias e de risco [15](#defined-customized-compensating-and-risk-approaches)</w:t>
+        </w:r>
+      </w:hyperlink>
+    </w:p>
+    <w:p>
+      <w:pPr>
+        <w:pStyle w:val="BodyText"/>
+      </w:pPr>
+      <w:hyperlink w:anchor="requirement-1-network-security-controls">
+        <w:r>
+          <w:rPr>
+            <w:rStyle w:val="Hyperlink"/>
+          </w:rPr>
+          <w:t xml:space="preserve">6. Requisitos 1 — Controlos de segurança da rede [16](#requirement-1-network-security-controls)</w:t>
+        </w:r>
+      </w:hyperlink>
+    </w:p>
+    <w:p>
+      <w:pPr>
+        <w:pStyle w:val="BodyText"/>
+      </w:pPr>
+      <w:hyperlink w:anchor="requirement-2-secure-configurations">
+        <w:r>
+          <w:rPr>
+            <w:rStyle w:val="Hyperlink"/>
+          </w:rPr>
+          <w:t xml:space="preserve">7. Requisitos 2 — Configurações seguras [17](#requirement-2-secure-configurations)</w:t>
+        </w:r>
+      </w:hyperlink>
+    </w:p>
+    <w:p>
+      <w:pPr>
+        <w:pStyle w:val="BodyText"/>
+      </w:pPr>
+      <w:hyperlink w:anchor="requirement-3-stored-account-data">
+        <w:r>
+          <w:rPr>
+            <w:rStyle w:val="Hyperlink"/>
+          </w:rPr>
+          <w:t xml:space="preserve">8. Requisitos 3 — Dados da conta armazenada [18](#requirement-3-stored-account-data)</w:t>
+        </w:r>
+      </w:hyperlink>
+    </w:p>
+    <w:p>
+      <w:pPr>
+        <w:pStyle w:val="BodyText"/>
+      </w:pPr>
+      <w:hyperlink w:anchor="requirement-4-transmission-cryptography">
+        <w:r>
+          <w:rPr>
+            <w:rStyle w:val="Hyperlink"/>
+          </w:rPr>
+          <w:t xml:space="preserve">9. Requisitos 4 — Criptografia de transmissão [19](#requirement-4-transmission-cryptography)</w:t>
+        </w:r>
+      </w:hyperlink>
+    </w:p>
+    <w:p>
+      <w:pPr>
+        <w:pStyle w:val="BodyText"/>
+      </w:pPr>
+      <w:hyperlink w:anchor="requirement-5-malicious-software">
+        <w:r>
+          <w:rPr>
+            <w:rStyle w:val="Hyperlink"/>
+          </w:rPr>
+          <w:t xml:space="preserve">10. Requisitos 5 — Software malicioso [20](#requirement-5-malicious-software)</w:t>
+        </w:r>
+      </w:hyperlink>
+    </w:p>
+    <w:p>
+      <w:pPr>
+        <w:pStyle w:val="BodyText"/>
+      </w:pPr>
+      <w:hyperlink w:anchor="Xddb7a6c68d8daedd8ad8de2a4b16e8e8055d304">
+        <w:r>
+          <w:rPr>
+            <w:rStyle w:val="Hyperlink"/>
+          </w:rPr>
+          <w:t xml:space="preserve">11. Requisitos 6 — Sistemas e software seguros [21](#requirement-6-secure-systems-and-software)</w:t>
+        </w:r>
+      </w:hyperlink>
+    </w:p>
+    <w:p>
+      <w:pPr>
+        <w:pStyle w:val="BodyText"/>
+      </w:pPr>
+      <w:hyperlink w:anchor="requirement-7-business-need-to-know">
+        <w:r>
+          <w:rPr>
+            <w:rStyle w:val="Hyperlink"/>
+          </w:rPr>
+          <w:t xml:space="preserve">12. Exigência 7 — Necessidade de conhecer as empresas [23](#requirement-7-business-need-to-know)</w:t>
+        </w:r>
+      </w:hyperlink>
+    </w:p>
+    <w:p>
+      <w:pPr>
+        <w:pStyle w:val="BodyText"/>
+      </w:pPr>
+      <w:hyperlink w:anchor="X51ad76b04f291efffa408eede4b43d2c5f8f734">
+        <w:r>
+          <w:rPr>
+            <w:rStyle w:val="Hyperlink"/>
+          </w:rPr>
+          <w:t xml:space="preserve">13. Requisitos 8 — Identidade e autenticação [24](#requirement-8-identity-and-authentication)</w:t>
+        </w:r>
+      </w:hyperlink>
+    </w:p>
+    <w:p>
+      <w:pPr>
+        <w:pStyle w:val="BodyText"/>
+      </w:pPr>
+      <w:hyperlink w:anchor="requirement-9-physical-access">
+        <w:r>
+          <w:rPr>
+            <w:rStyle w:val="Hyperlink"/>
+          </w:rPr>
+          <w:t xml:space="preserve">14. Requisitos 9 — Acesso físico [25](#requirement-9-physical-access)</w:t>
+        </w:r>
+      </w:hyperlink>
+    </w:p>
+    <w:p>
+      <w:pPr>
+        <w:pStyle w:val="BodyText"/>
+      </w:pPr>
+      <w:hyperlink w:anchor="requirement-10-logging-and-monitoring">
+        <w:r>
+          <w:rPr>
+            <w:rStyle w:val="Hyperlink"/>
+          </w:rPr>
+          <w:t xml:space="preserve">15. Requisitos 10 — Registo e monitorização [26](#requirement-10-logging-and-monitoring)</w:t>
+        </w:r>
+      </w:hyperlink>
+    </w:p>
+    <w:p>
+      <w:pPr>
+        <w:pStyle w:val="BodyText"/>
+      </w:pPr>
+      <w:hyperlink w:anchor="requirement-11-security-testing">
+        <w:r>
+          <w:rPr>
+            <w:rStyle w:val="Hyperlink"/>
+          </w:rPr>
+          <w:t xml:space="preserve">16. Requisitos 11 — Ensaios de segurança [27](#requirement-11-security-testing)</w:t>
+        </w:r>
+      </w:hyperlink>
+    </w:p>
+    <w:p>
+      <w:pPr>
+        <w:pStyle w:val="BodyText"/>
+      </w:pPr>
+      <w:hyperlink w:anchor="requirement-12-policies-and-programs">
+        <w:r>
+          <w:rPr>
+            <w:rStyle w:val="Hyperlink"/>
+          </w:rPr>
+          <w:t xml:space="preserve">17. Requisitos 12 — Políticas e Programas [28](#requirement-12-policies-and-programs)</w:t>
+        </w:r>
+      </w:hyperlink>
+    </w:p>
+    <w:p>
+      <w:pPr>
+        <w:pStyle w:val="BodyText"/>
+      </w:pPr>
+      <w:hyperlink w:anchor="evidence-assessment-and-control-testing">
+        <w:r>
+          <w:rPr>
+            <w:rStyle w:val="Hyperlink"/>
+          </w:rPr>
+          <w:t xml:space="preserve">18. Ensaios de provas, avaliação e controlo [30](#evidence-assessment-and-control-testing)</w:t>
+        </w:r>
+      </w:hyperlink>
+    </w:p>
+    <w:p>
+      <w:pPr>
+        <w:pStyle w:val="BodyText"/>
+      </w:pPr>
+      <w:hyperlink w:anchor="practical-tests">
+        <w:r>
+          <w:rPr>
+            <w:rStyle w:val="Hyperlink"/>
+          </w:rPr>
+          <w:t xml:space="preserve">18.1 Ensaios práticos [30](#practical-tests)</w:t>
+        </w:r>
+      </w:hyperlink>
+    </w:p>
+    <w:p>
+      <w:pPr>
+        <w:pStyle w:val="BodyText"/>
+      </w:pPr>
+      <w:hyperlink w:anchor="open-source-tools-for-pci-dss-work">
+        <w:r>
+          <w:rPr>
+            <w:rStyle w:val="Hyperlink"/>
+          </w:rPr>
+          <w:t xml:space="preserve">19. Ferramentas de código aberto para PCI DSS Work [32](#open-source-tools-for-pci-dss-work)</w:t>
+        </w:r>
+      </w:hyperlink>
+    </w:p>
+    <w:p>
+      <w:pPr>
+        <w:pStyle w:val="BodyText"/>
+      </w:pPr>
+      <w:hyperlink w:anchor="tool-validation">
+        <w:r>
+          <w:rPr>
+            <w:rStyle w:val="Hyperlink"/>
+          </w:rPr>
+          <w:t xml:space="preserve">19.1 Validação da ferramenta [32](#tool-validation)</w:t>
+        </w:r>
+      </w:hyperlink>
+    </w:p>
+    <w:p>
+      <w:pPr>
+        <w:pStyle w:val="BodyText"/>
+      </w:pPr>
+      <w:hyperlink w:anchor="ciso-assistant">
+        <w:r>
+          <w:rPr>
+            <w:rStyle w:val="Hyperlink"/>
+          </w:rPr>
+          <w:t xml:space="preserve">19,2 Assistente CISO [32](#ciso-assistant)</w:t>
+        </w:r>
+      </w:hyperlink>
+    </w:p>
+    <w:p>
+      <w:pPr>
+        <w:pStyle w:val="BodyText"/>
+      </w:pPr>
+      <w:hyperlink w:anchor="quick-start">
+        <w:r>
+          <w:rPr>
+            <w:rStyle w:val="Hyperlink"/>
+          </w:rPr>
+          <w:t xml:space="preserve">Início rápido [32](#quick-start)</w:t>
+        </w:r>
+      </w:hyperlink>
+    </w:p>
+    <w:p>
+      <w:pPr>
+        <w:pStyle w:val="BodyText"/>
+      </w:pPr>
+      <w:hyperlink w:anchor="evidence-and-limitation">
+        <w:r>
+          <w:rPr>
+            <w:rStyle w:val="Hyperlink"/>
+          </w:rPr>
+          <w:t xml:space="preserve">Evidência e limitação [33](#evidence-and-limitation)</w:t>
+        </w:r>
+      </w:hyperlink>
+    </w:p>
+    <w:p>
+      <w:pPr>
+        <w:pStyle w:val="BodyText"/>
+      </w:pPr>
+      <w:hyperlink w:anchor="wazuh">
+        <w:r>
+          <w:rPr>
+            <w:rStyle w:val="Hyperlink"/>
+          </w:rPr>
+          <w:t xml:space="preserve">19,3 Wazuh [33](#wazuh)</w:t>
+        </w:r>
+      </w:hyperlink>
+    </w:p>
+    <w:p>
+      <w:pPr>
+        <w:pStyle w:val="BodyText"/>
+      </w:pPr>
+      <w:hyperlink w:anchor="quick-start-1">
+        <w:r>
+          <w:rPr>
+            <w:rStyle w:val="Hyperlink"/>
+          </w:rPr>
+          <w:t xml:space="preserve">Início rápido [33](#quick-start-1)</w:t>
+        </w:r>
+      </w:hyperlink>
+    </w:p>
+    <w:p>
+      <w:pPr>
+        <w:pStyle w:val="BodyText"/>
+      </w:pPr>
+      <w:hyperlink w:anchor="evidence-and-limitation-1">
+        <w:r>
+          <w:rPr>
+            <w:rStyle w:val="Hyperlink"/>
+          </w:rPr>
+          <w:t xml:space="preserve">Evidência e limitação [33](#evidence-and-limitation-1)</w:t>
+        </w:r>
+      </w:hyperlink>
+    </w:p>
+    <w:p>
+      <w:pPr>
+        <w:pStyle w:val="BodyText"/>
+      </w:pPr>
+      <w:hyperlink w:anchor="osquery">
+        <w:r>
+          <w:rPr>
+            <w:rStyle w:val="Hyperlink"/>
+          </w:rPr>
+          <w:t xml:space="preserve">19.4 osquery [33](#osquery)</w:t>
+        </w:r>
+      </w:hyperlink>
+    </w:p>
+    <w:p>
+      <w:pPr>
+        <w:pStyle w:val="BodyText"/>
+      </w:pPr>
+      <w:hyperlink w:anchor="quick-start-2">
+        <w:r>
+          <w:rPr>
+            <w:rStyle w:val="Hyperlink"/>
+          </w:rPr>
+          <w:t xml:space="preserve">Início rápido [33](#quick-start-2)</w:t>
+        </w:r>
+      </w:hyperlink>
+    </w:p>
+    <w:p>
+      <w:pPr>
+        <w:pStyle w:val="BodyText"/>
+      </w:pPr>
+      <w:hyperlink w:anchor="evidence-and-limitation-2">
+        <w:r>
+          <w:rPr>
+            <w:rStyle w:val="Hyperlink"/>
+          </w:rPr>
+          <w:t xml:space="preserve">Evidência e limitação [33](#evidence-and-limitation-2)</w:t>
+        </w:r>
+      </w:hyperlink>
+    </w:p>
+    <w:p>
+      <w:pPr>
+        <w:pStyle w:val="BodyText"/>
+      </w:pPr>
+      <w:hyperlink w:anchor="openscap">
+        <w:r>
+          <w:rPr>
+            <w:rStyle w:val="Hyperlink"/>
+          </w:rPr>
+          <w:t xml:space="preserve">19.5 OpenSCAP [33](#openscap)</w:t>
+        </w:r>
+      </w:hyperlink>
+    </w:p>
+    <w:p>
+      <w:pPr>
+        <w:pStyle w:val="BodyText"/>
+      </w:pPr>
+      <w:hyperlink w:anchor="quick-start-3">
+        <w:r>
+          <w:rPr>
+            <w:rStyle w:val="Hyperlink"/>
+          </w:rPr>
+          <w:t xml:space="preserve">Início rápido [33](#quick-start-3)</w:t>
+        </w:r>
+      </w:hyperlink>
+    </w:p>
+    <w:p>
+      <w:pPr>
+        <w:pStyle w:val="BodyText"/>
+      </w:pPr>
+      <w:hyperlink w:anchor="evidence-and-limitation-3">
+        <w:r>
+          <w:rPr>
+            <w:rStyle w:val="Hyperlink"/>
+          </w:rPr>
+          <w:t xml:space="preserve">Evidência e limitação [34](#evidence-and-limitation-3)</w:t>
+        </w:r>
+      </w:hyperlink>
+    </w:p>
+    <w:p>
+      <w:pPr>
+        <w:pStyle w:val="BodyText"/>
+      </w:pPr>
+      <w:hyperlink w:anchor="greenbone-community-edition">
+        <w:r>
+          <w:rPr>
+            <w:rStyle w:val="Hyperlink"/>
+          </w:rPr>
+          <w:t xml:space="preserve">19,6 Greenbone Community Edition [34](#greenbone-community-edition)</w:t>
+        </w:r>
+      </w:hyperlink>
+    </w:p>
+    <w:p>
+      <w:pPr>
+        <w:pStyle w:val="BodyText"/>
+      </w:pPr>
+      <w:hyperlink w:anchor="quick-start-4">
+        <w:r>
+          <w:rPr>
+            <w:rStyle w:val="Hyperlink"/>
+          </w:rPr>
+          <w:t xml:space="preserve">Início rápido [34](#quick-start-4)</w:t>
+        </w:r>
+      </w:hyperlink>
+    </w:p>
+    <w:p>
+      <w:pPr>
+        <w:pStyle w:val="BodyText"/>
+      </w:pPr>
+      <w:hyperlink w:anchor="evidence-and-limitation-4">
+        <w:r>
+          <w:rPr>
+            <w:rStyle w:val="Hyperlink"/>
+          </w:rPr>
+          <w:t xml:space="preserve">Evidência e limitação [34](#evidence-and-limitation-4)</w:t>
+        </w:r>
+      </w:hyperlink>
+    </w:p>
+    <w:p>
+      <w:pPr>
+        <w:pStyle w:val="BodyText"/>
+      </w:pPr>
+      <w:hyperlink w:anchor="nmap">
+        <w:r>
+          <w:rPr>
+            <w:rStyle w:val="Hyperlink"/>
+          </w:rPr>
+          <w:t xml:space="preserve">19,7 Nmap [34](#nmap)</w:t>
+        </w:r>
+      </w:hyperlink>
+    </w:p>
+    <w:p>
+      <w:pPr>
+        <w:pStyle w:val="BodyText"/>
+      </w:pPr>
+      <w:hyperlink w:anchor="quick-start-5">
+        <w:r>
+          <w:rPr>
+            <w:rStyle w:val="Hyperlink"/>
+          </w:rPr>
+          <w:t xml:space="preserve">Início rápido [34](#quick-start-5)</w:t>
+        </w:r>
+      </w:hyperlink>
+    </w:p>
+    <w:p>
+      <w:pPr>
+        <w:pStyle w:val="BodyText"/>
+      </w:pPr>
+      <w:hyperlink w:anchor="evidence-and-limitation-5">
+        <w:r>
+          <w:rPr>
+            <w:rStyle w:val="Hyperlink"/>
+          </w:rPr>
+          <w:t xml:space="preserve">Evidência e limitação [34](#evidence-and-limitation-5)</w:t>
+        </w:r>
+      </w:hyperlink>
+    </w:p>
+    <w:p>
+      <w:pPr>
+        <w:pStyle w:val="BodyText"/>
+      </w:pPr>
+      <w:hyperlink w:anchor="trivy">
+        <w:r>
+          <w:rPr>
+            <w:rStyle w:val="Hyperlink"/>
+          </w:rPr>
+          <w:t xml:space="preserve">19.8 Trivy [34](#trivy)</w:t>
+        </w:r>
+      </w:hyperlink>
+    </w:p>
+    <w:p>
+      <w:pPr>
+        <w:pStyle w:val="BodyText"/>
+      </w:pPr>
+      <w:hyperlink w:anchor="quick-start-6">
+        <w:r>
+          <w:rPr>
+            <w:rStyle w:val="Hyperlink"/>
+          </w:rPr>
+          <w:t xml:space="preserve">Início rápido [34](#quick-start-6)</w:t>
+        </w:r>
+      </w:hyperlink>
+    </w:p>
+    <w:p>
+      <w:pPr>
+        <w:pStyle w:val="BodyText"/>
+      </w:pPr>
+      <w:hyperlink w:anchor="evidence-and-limitation-6">
+        <w:r>
+          <w:rPr>
+            <w:rStyle w:val="Hyperlink"/>
+          </w:rPr>
+          <w:t xml:space="preserve">Evidência e limitação [35](#evidence-and-limitation-6)</w:t>
+        </w:r>
+      </w:hyperlink>
+    </w:p>
+    <w:p>
+      <w:pPr>
+        <w:pStyle w:val="BodyText"/>
+      </w:pPr>
+      <w:hyperlink w:anchor="owasp-zap">
+        <w:r>
+          <w:rPr>
+            <w:rStyle w:val="Hyperlink"/>
+          </w:rPr>
+          <w:t xml:space="preserve">19.9 OWASP ZAP [35](#owasp-zap)</w:t>
+        </w:r>
+      </w:hyperlink>
+    </w:p>
+    <w:p>
+      <w:pPr>
+        <w:pStyle w:val="BodyText"/>
+      </w:pPr>
+      <w:hyperlink w:anchor="quick-start-7">
+        <w:r>
+          <w:rPr>
+            <w:rStyle w:val="Hyperlink"/>
+          </w:rPr>
+          <w:t xml:space="preserve">Início rápido [35](#quick-start-7)</w:t>
+        </w:r>
+      </w:hyperlink>
+    </w:p>
+    <w:p>
+      <w:pPr>
+        <w:pStyle w:val="BodyText"/>
+      </w:pPr>
+      <w:hyperlink w:anchor="evidence-and-limitation-7">
+        <w:r>
+          <w:rPr>
+            <w:rStyle w:val="Hyperlink"/>
+          </w:rPr>
+          <w:t xml:space="preserve">Evidência e limitação [35](#evidence-and-limitation-7)</w:t>
+        </w:r>
+      </w:hyperlink>
+    </w:p>
+    <w:p>
+      <w:pPr>
+        <w:pStyle w:val="BodyText"/>
+      </w:pPr>
+      <w:hyperlink w:anchor="modsecurity-owasp-crs">
+        <w:r>
+          <w:rPr>
+            <w:rStyle w:val="Hyperlink"/>
+          </w:rPr>
+          <w:t xml:space="preserve">19.10 ModSecurity + OWASP CRS [35](#modsecurity-owasp-crs)</w:t>
+        </w:r>
+      </w:hyperlink>
+    </w:p>
+    <w:p>
+      <w:pPr>
+        <w:pStyle w:val="BodyText"/>
+      </w:pPr>
+      <w:hyperlink w:anchor="quick-start-8">
+        <w:r>
+          <w:rPr>
+            <w:rStyle w:val="Hyperlink"/>
+          </w:rPr>
+          <w:t xml:space="preserve">Início rápido [35](#quick-start-8)</w:t>
+        </w:r>
+      </w:hyperlink>
+    </w:p>
+    <w:p>
+      <w:pPr>
+        <w:pStyle w:val="BodyText"/>
+      </w:pPr>
+      <w:hyperlink w:anchor="evidence-and-limitation-8">
+        <w:r>
+          <w:rPr>
+            <w:rStyle w:val="Hyperlink"/>
+          </w:rPr>
+          <w:t xml:space="preserve">Evidência e limitação [35](#evidence-and-limitation-8)</w:t>
+        </w:r>
+      </w:hyperlink>
+    </w:p>
+    <w:p>
+      <w:pPr>
+        <w:pStyle w:val="BodyText"/>
+      </w:pPr>
+      <w:hyperlink w:anchor="suricata">
+        <w:r>
+          <w:rPr>
+            <w:rStyle w:val="Hyperlink"/>
+          </w:rPr>
+          <w:t xml:space="preserve">19.11 Suricata [35](#suricata)</w:t>
+        </w:r>
+      </w:hyperlink>
+    </w:p>
+    <w:p>
+      <w:pPr>
+        <w:pStyle w:val="BodyText"/>
+      </w:pPr>
+      <w:hyperlink w:anchor="quick-start-9">
+        <w:r>
+          <w:rPr>
+            <w:rStyle w:val="Hyperlink"/>
+          </w:rPr>
+          <w:t xml:space="preserve">Início rápido [35](#quick-start-9)</w:t>
+        </w:r>
+      </w:hyperlink>
+    </w:p>
+    <w:p>
+      <w:pPr>
+        <w:pStyle w:val="BodyText"/>
+      </w:pPr>
+      <w:hyperlink w:anchor="evidence-and-limitation-9">
+        <w:r>
+          <w:rPr>
+            <w:rStyle w:val="Hyperlink"/>
+          </w:rPr>
+          <w:t xml:space="preserve">Evidência e limitação [36](#evidence-and-limitation-9)</w:t>
+        </w:r>
+      </w:hyperlink>
+    </w:p>
+    <w:p>
+      <w:pPr>
+        <w:pStyle w:val="BodyText"/>
+      </w:pPr>
+      <w:hyperlink w:anchor="keycloak">
+        <w:r>
+          <w:rPr>
+            <w:rStyle w:val="Hyperlink"/>
+          </w:rPr>
+          <w:t xml:space="preserve">19.12 Keycloak [36](#keycloak)</w:t>
+        </w:r>
+      </w:hyperlink>
+    </w:p>
+    <w:p>
+      <w:pPr>
+        <w:pStyle w:val="BodyText"/>
+      </w:pPr>
+      <w:hyperlink w:anchor="quick-start-10">
+        <w:r>
+          <w:rPr>
+            <w:rStyle w:val="Hyperlink"/>
+          </w:rPr>
+          <w:t xml:space="preserve">Início rápido [36](#quick-start-10)</w:t>
+        </w:r>
+      </w:hyperlink>
+    </w:p>
+    <w:p>
+      <w:pPr>
+        <w:pStyle w:val="BodyText"/>
+      </w:pPr>
+      <w:hyperlink w:anchor="evidence-and-limitation-10">
+        <w:r>
+          <w:rPr>
+            <w:rStyle w:val="Hyperlink"/>
+          </w:rPr>
+          <w:t xml:space="preserve">Evidência e limitação [36](#evidence-and-limitation-10)</w:t>
+        </w:r>
+      </w:hyperlink>
+    </w:p>
+    <w:p>
+      <w:pPr>
+        <w:pStyle w:val="BodyText"/>
+      </w:pPr>
+      <w:hyperlink w:anchor="defectdojo">
+        <w:r>
+          <w:rPr>
+            <w:rStyle w:val="Hyperlink"/>
+          </w:rPr>
+          <w:t xml:space="preserve">19.13 DefectDojo [36](#defectdojo)</w:t>
+        </w:r>
+      </w:hyperlink>
+    </w:p>
+    <w:p>
+      <w:pPr>
+        <w:pStyle w:val="BodyText"/>
+      </w:pPr>
+      <w:hyperlink w:anchor="quick-start-11">
+        <w:r>
+          <w:rPr>
+            <w:rStyle w:val="Hyperlink"/>
+          </w:rPr>
+          <w:t xml:space="preserve">Início rápido [36](#quick-start-11)</w:t>
+        </w:r>
+      </w:hyperlink>
+    </w:p>
+    <w:p>
+      <w:pPr>
+        <w:pStyle w:val="BodyText"/>
+      </w:pPr>
+      <w:hyperlink w:anchor="evidence-and-limitation-11">
+        <w:r>
+          <w:rPr>
+            <w:rStyle w:val="Hyperlink"/>
+          </w:rPr>
+          <w:t xml:space="preserve">Evidência e limitação [36](#evidence-and-limitation-11)</w:t>
+        </w:r>
+      </w:hyperlink>
+    </w:p>
+    <w:p>
+      <w:pPr>
+        <w:pStyle w:val="BodyText"/>
+      </w:pPr>
+      <w:hyperlink w:anchor="aide">
+        <w:r>
+          <w:rPr>
+            <w:rStyle w:val="Hyperlink"/>
+          </w:rPr>
+          <w:t xml:space="preserve">19.14 AIDE [36](#aide)</w:t>
+        </w:r>
+      </w:hyperlink>
+    </w:p>
+    <w:p>
+      <w:pPr>
+        <w:pStyle w:val="BodyText"/>
+      </w:pPr>
+      <w:hyperlink w:anchor="quick-start-12">
+        <w:r>
+          <w:rPr>
+            <w:rStyle w:val="Hyperlink"/>
+          </w:rPr>
+          <w:t xml:space="preserve">Início rápido [36](#quick-start-12)</w:t>
+        </w:r>
+      </w:hyperlink>
+    </w:p>
+    <w:p>
+      <w:pPr>
+        <w:pStyle w:val="BodyText"/>
+      </w:pPr>
+      <w:hyperlink w:anchor="evidence-and-limitation-12">
+        <w:r>
+          <w:rPr>
+            <w:rStyle w:val="Hyperlink"/>
+          </w:rPr>
+          <w:t xml:space="preserve">Evidência e limitação [36](#evidence-and-limitation-12)</w:t>
+        </w:r>
+      </w:hyperlink>
+    </w:p>
+    <w:p>
+      <w:pPr>
+        <w:pStyle w:val="BodyText"/>
+      </w:pPr>
+      <w:hyperlink w:anchor="open-policy-agent">
+        <w:r>
+          <w:rPr>
+            <w:rStyle w:val="Hyperlink"/>
+          </w:rPr>
+          <w:t xml:space="preserve">19.15 Agente de política aberta [37](#open-policy-agent)</w:t>
+        </w:r>
+      </w:hyperlink>
+    </w:p>
+    <w:p>
+      <w:pPr>
+        <w:pStyle w:val="BodyText"/>
+      </w:pPr>
+      <w:hyperlink w:anchor="quick-start-13">
+        <w:r>
+          <w:rPr>
+            <w:rStyle w:val="Hyperlink"/>
+          </w:rPr>
+          <w:t xml:space="preserve">Início rápido [37](#quick-start-13)</w:t>
+        </w:r>
+      </w:hyperlink>
+    </w:p>
+    <w:p>
+      <w:pPr>
+        <w:pStyle w:val="BodyText"/>
+      </w:pPr>
+      <w:hyperlink w:anchor="evidence-and-limitation-13">
+        <w:r>
+          <w:rPr>
+            <w:rStyle w:val="Hyperlink"/>
+          </w:rPr>
+          <w:t xml:space="preserve">Evidência e limitação [37](#evidence-and-limitation-13)</w:t>
+        </w:r>
+      </w:hyperlink>
+    </w:p>
+    <w:p>
+      <w:pPr>
+        <w:pStyle w:val="BodyText"/>
+      </w:pPr>
+      <w:hyperlink w:anchor="managers-pci-dss-playbook">
+        <w:r>
+          <w:rPr>
+            <w:rStyle w:val="Hyperlink"/>
+          </w:rPr>
+          <w:t xml:space="preserve">20. Playbook PCI DSS do gestor [38](#managers-pci-dss-playbook)</w:t>
+        </w:r>
+      </w:hyperlink>
+    </w:p>
+    <w:p>
+      <w:pPr>
+        <w:pStyle w:val="BodyText"/>
+      </w:pPr>
+      <w:hyperlink w:anchor="monthly-questions">
+        <w:r>
+          <w:rPr>
+            <w:rStyle w:val="Hyperlink"/>
+          </w:rPr>
+          <w:t xml:space="preserve">20,1 Perguntas mensais [38](#monthly-questions)</w:t>
+        </w:r>
+      </w:hyperlink>
+    </w:p>
+    <w:p>
+      <w:pPr>
+        <w:pStyle w:val="BodyText"/>
+      </w:pPr>
+      <w:hyperlink w:anchor="dashboard">
+        <w:r>
+          <w:rPr>
+            <w:rStyle w:val="Hyperlink"/>
+          </w:rPr>
+          <w:t xml:space="preserve">20.2 Painel [38](#dashboard)</w:t>
+        </w:r>
+      </w:hyperlink>
+    </w:p>
+    <w:p>
+      <w:pPr>
+        <w:pStyle w:val="BodyText"/>
+      </w:pPr>
+      <w:hyperlink w:anchor="from-beginner-to-junior-pci-analyst">
+        <w:r>
+          <w:rPr>
+            <w:rStyle w:val="Hyperlink"/>
+          </w:rPr>
+          <w:t xml:space="preserve">21. De Iniciante a Analista PCI Júnior [39](#from-beginner-to-junior-pci-analyst)</w:t>
+        </w:r>
+      </w:hyperlink>
+    </w:p>
+    <w:p>
+      <w:pPr>
+        <w:pStyle w:val="BodyText"/>
+      </w:pPr>
+      <w:hyperlink w:anchor="typical-junior-work">
+        <w:r>
+          <w:rPr>
+            <w:rStyle w:val="Hyperlink"/>
+          </w:rPr>
+          <w:t xml:space="preserve">21.1 Trabalho júnior típico [39](#typical-junior-work)</w:t>
+        </w:r>
+      </w:hyperlink>
+    </w:p>
+    <w:p>
+      <w:pPr>
+        <w:pStyle w:val="BodyText"/>
+      </w:pPr>
+      <w:hyperlink w:anchor="fictional-laboratory-and-portfolio">
+        <w:r>
+          <w:rPr>
+            <w:rStyle w:val="Hyperlink"/>
+          </w:rPr>
+          <w:t xml:space="preserve">22. Laboratório Fictício e Portfólio [40](#fictional-laboratory-and-portfolio)</w:t>
+        </w:r>
+      </w:hyperlink>
+    </w:p>
+    <w:p>
+      <w:pPr>
+        <w:pStyle w:val="BodyText"/>
+      </w:pPr>
+      <w:hyperlink w:anchor="project-1-scope">
+        <w:r>
+          <w:rPr>
+            <w:rStyle w:val="Hyperlink"/>
+          </w:rPr>
+          <w:t xml:space="preserve">Projecto 1 — Âmbito de aplicação [40](#project-1-scope)</w:t>
+        </w:r>
+      </w:hyperlink>
+    </w:p>
+    <w:p>
+      <w:pPr>
+        <w:pStyle w:val="BodyText"/>
+      </w:pPr>
+      <w:hyperlink w:anchor="project-2-requirements">
+        <w:r>
+          <w:rPr>
+            <w:rStyle w:val="Hyperlink"/>
+          </w:rPr>
+          <w:t xml:space="preserve">Projeto 2 — Requisitos [40](#project-2-requirements)</w:t>
+        </w:r>
+      </w:hyperlink>
+    </w:p>
+    <w:p>
+      <w:pPr>
+        <w:pStyle w:val="BodyText"/>
+      </w:pPr>
+      <w:hyperlink w:anchor="project-3-data">
+        <w:r>
+          <w:rPr>
+            <w:rStyle w:val="Hyperlink"/>
+          </w:rPr>
+          <w:t xml:space="preserve">Projeto 3 — Dados [40](#project-3-data)</w:t>
+        </w:r>
+      </w:hyperlink>
+    </w:p>
+    <w:p>
+      <w:pPr>
+        <w:pStyle w:val="BodyText"/>
+      </w:pPr>
+      <w:hyperlink w:anchor="project-4-access">
+        <w:r>
+          <w:rPr>
+            <w:rStyle w:val="Hyperlink"/>
+          </w:rPr>
+          <w:t xml:space="preserve">Projeto 4 — Acesso [40](#project-4-access)</w:t>
+        </w:r>
+      </w:hyperlink>
+    </w:p>
+    <w:p>
+      <w:pPr>
+        <w:pStyle w:val="BodyText"/>
+      </w:pPr>
+      <w:hyperlink w:anchor="project-5-vulnerabilities">
+        <w:r>
+          <w:rPr>
+            <w:rStyle w:val="Hyperlink"/>
+          </w:rPr>
+          <w:t xml:space="preserve">Projeto 5 — Vulnerabilidades [40](#project-5-vulnerabilities)</w:t>
+        </w:r>
+      </w:hyperlink>
+    </w:p>
+    <w:p>
+      <w:pPr>
+        <w:pStyle w:val="BodyText"/>
+      </w:pPr>
+      <w:hyperlink w:anchor="project-6-e-commerce">
+        <w:r>
+          <w:rPr>
+            <w:rStyle w:val="Hyperlink"/>
+          </w:rPr>
+          <w:t xml:space="preserve">Projeto 6 — Comércio electrónico [40](#project-6-e-commerce)</w:t>
+        </w:r>
+      </w:hyperlink>
+    </w:p>
+    <w:p>
+      <w:pPr>
+        <w:pStyle w:val="BodyText"/>
+      </w:pPr>
+      <w:hyperlink w:anchor="project-7-incident">
+        <w:r>
+          <w:rPr>
+            <w:rStyle w:val="Hyperlink"/>
+          </w:rPr>
+          <w:t xml:space="preserve">Projeto 7 — Incidente [40](#project-7-incident)</w:t>
+        </w:r>
+      </w:hyperlink>
+    </w:p>
+    <w:p>
+      <w:pPr>
+        <w:pStyle w:val="BodyText"/>
+      </w:pPr>
+      <w:hyperlink w:anchor="project-8-management-report">
+        <w:r>
+          <w:rPr>
+            <w:rStyle w:val="Hyperlink"/>
+          </w:rPr>
+          <w:t xml:space="preserve">Projecto 8 — Relatório de gestão [40](#project-8-management-report)</w:t>
+        </w:r>
+      </w:hyperlink>
+    </w:p>
+    <w:p>
+      <w:pPr>
+        <w:pStyle w:val="BodyText"/>
+      </w:pPr>
+      <w:hyperlink w:anchor="thirty-day-learning-plan">
+        <w:r>
+          <w:rPr>
+            <w:rStyle w:val="Hyperlink"/>
+          </w:rPr>
+          <w:t xml:space="preserve">23. Plano de aprendizagem de trinta dias [41](#thirty-day-learning-plan)</w:t>
+        </w:r>
+      </w:hyperlink>
+    </w:p>
+    <w:p>
+      <w:pPr>
+        <w:pStyle w:val="BodyText"/>
+      </w:pPr>
+      <w:hyperlink w:anchor="interview-preparation">
+        <w:r>
+          <w:rPr>
+            <w:rStyle w:val="Hyperlink"/>
+          </w:rPr>
+          <w:t xml:space="preserve">24. Preparação da entrevista [42](#interview-preparation)</w:t>
+        </w:r>
+      </w:hyperlink>
+    </w:p>
+    <w:p>
+      <w:pPr>
+        <w:pStyle w:val="BodyText"/>
+      </w:pPr>
+      <w:hyperlink w:anchor="what-is-the-current-pci-dss-version">
+        <w:r>
+          <w:rPr>
+            <w:rStyle w:val="Hyperlink"/>
+          </w:rPr>
+          <w:t xml:space="preserve">Qual é a versão atual do PCI DSS? [42](#what-is-the-current-pci-dss-version)</w:t>
+        </w:r>
+      </w:hyperlink>
+    </w:p>
+    <w:p>
+      <w:pPr>
+        <w:pStyle w:val="BodyText"/>
+      </w:pPr>
+      <w:hyperlink w:anchor="what-is-the-cde">
+        <w:r>
+          <w:rPr>
+            <w:rStyle w:val="Hyperlink"/>
+          </w:rPr>
+          <w:t xml:space="preserve">O que é o CDE? [42](#what-is-the-cde)</w:t>
+        </w:r>
+      </w:hyperlink>
+    </w:p>
+    <w:p>
+      <w:pPr>
+        <w:pStyle w:val="BodyText"/>
+      </w:pPr>
+      <w:hyperlink w:anchor="what-is-pan">
+        <w:r>
+          <w:rPr>
+            <w:rStyle w:val="Hyperlink"/>
+          </w:rPr>
+          <w:t xml:space="preserve">O que é PAN? [42](#what-is-pan)</w:t>
+        </w:r>
+      </w:hyperlink>
+    </w:p>
+    <w:p>
+      <w:pPr>
+        <w:pStyle w:val="BodyText"/>
+      </w:pPr>
+      <w:hyperlink w:anchor="Xe55df81a35b90caef050c7e29ec0599ade8c8b5">
+        <w:r>
+          <w:rPr>
+            <w:rStyle w:val="Hyperlink"/>
+          </w:rPr>
+          <w:t xml:space="preserve">Podem ser armazenados dados de autenticação sensíveis se criptografados? [42](#can-sensitive-authentication-data-be-stored-if-encrypted)</w:t>
+        </w:r>
+      </w:hyperlink>
+    </w:p>
+    <w:p>
+      <w:pPr>
+        <w:pStyle w:val="BodyText"/>
+      </w:pPr>
+      <w:hyperlink w:anchor="what-is-segmentation">
+        <w:r>
+          <w:rPr>
+            <w:rStyle w:val="Hyperlink"/>
+          </w:rPr>
+          <w:t xml:space="preserve">O que é segmentação? [42](#what-is-segmentation)</w:t>
+        </w:r>
+      </w:hyperlink>
+    </w:p>
+    <w:p>
+      <w:pPr>
+        <w:pStyle w:val="BodyText"/>
+      </w:pPr>
+      <w:r>
+        <w:t xml:space="preserve">[Definida versus abordagem personalizada? [42] (#defined-versus-customized-approach)] (#defined-versus-customized-approach)</w:t>
+      </w:r>
+    </w:p>
+    <w:p>
+      <w:pPr>
+        <w:pStyle w:val="BodyText"/>
+      </w:pPr>
+      <w:hyperlink w:anchor="Xcc638469420eb3b1797c4fa7d2e3ebbbc593740">
+        <w:r>
+          <w:rPr>
+            <w:rStyle w:val="Hyperlink"/>
+          </w:rPr>
+          <w:t xml:space="preserve">Uma pesquisa de código aberto substitui a digitalização ASV? [42](#does-an-open-source-scan-replace-asv-scanning)</w:t>
+        </w:r>
+      </w:hyperlink>
+    </w:p>
+    <w:p>
+      <w:pPr>
+        <w:pStyle w:val="BodyText"/>
+      </w:pPr>
+      <w:hyperlink w:anchor="how-do-you-verify-a-requirement">
+        <w:r>
+          <w:rPr>
+            <w:rStyle w:val="Hyperlink"/>
+          </w:rPr>
+          <w:t xml:space="preserve">Como você verifica um requisito? [42](#how-do-you-verify-a-requirement)</w:t>
+        </w:r>
+      </w:hyperlink>
+    </w:p>
+    <w:p>
+      <w:pPr>
+        <w:pStyle w:val="BodyText"/>
+      </w:pPr>
+      <w:hyperlink w:anchor="X8fa1b894b9ff582641dbac1ea4b49faddbcbca9">
+        <w:r>
+          <w:rPr>
+            <w:rStyle w:val="Hyperlink"/>
+          </w:rPr>
+          <w:t xml:space="preserve">Quem determina o nível de validação de um comerciante? [42](#who-determines-a-merchants-validation-level)</w:t>
+        </w:r>
+      </w:hyperlink>
+    </w:p>
+    <w:p>
+      <w:pPr>
+        <w:pStyle w:val="BodyText"/>
+      </w:pPr>
+      <w:hyperlink w:anchor="what-changed-for-e-commerce">
+        <w:r>
+          <w:rPr>
+            <w:rStyle w:val="Hyperlink"/>
+          </w:rPr>
+          <w:t xml:space="preserve">O que mudou para o e-commerce? [43](#what-changed-for-e-commerce)</w:t>
+        </w:r>
+      </w:hyperlink>
+    </w:p>
+    <w:p>
+      <w:pPr>
+        <w:pStyle w:val="BodyText"/>
+      </w:pPr>
+      <w:hyperlink w:anchor="templates-glossary-and-index">
+        <w:r>
+          <w:rPr>
+            <w:rStyle w:val="Hyperlink"/>
+          </w:rPr>
+          <w:t xml:space="preserve">25. Modelos, Glossário e Índice [44](#templates-glossary-and-index)</w:t>
+        </w:r>
+      </w:hyperlink>
+    </w:p>
+    <w:p>
+      <w:pPr>
+        <w:pStyle w:val="BodyText"/>
+      </w:pPr>
+      <w:hyperlink w:anchor="scope-record">
+        <w:r>
+          <w:rPr>
+            <w:rStyle w:val="Hyperlink"/>
+          </w:rPr>
+          <w:t xml:space="preserve">25.1 Registo de âmbito [44](#scope-record)</w:t>
+        </w:r>
+      </w:hyperlink>
+    </w:p>
+    <w:p>
+      <w:pPr>
+        <w:pStyle w:val="BodyText"/>
+      </w:pPr>
+      <w:hyperlink w:anchor="requirement-evidence-record">
+        <w:r>
+          <w:rPr>
+            <w:rStyle w:val="Hyperlink"/>
+          </w:rPr>
+          <w:t xml:space="preserve">25.2 Registo de elementos de prova do requisito [44](#requirement-evidence-record)</w:t>
+        </w:r>
+      </w:hyperlink>
+    </w:p>
+    <w:p>
+      <w:pPr>
+        <w:pStyle w:val="BodyText"/>
+      </w:pPr>
+      <w:hyperlink w:anchor="glossary">
+        <w:r>
+          <w:rPr>
+            <w:rStyle w:val="Hyperlink"/>
+          </w:rPr>
+          <w:t xml:space="preserve">25.3 Glossário [44](#glossary)</w:t>
+        </w:r>
+      </w:hyperlink>
+    </w:p>
+    <w:p>
+      <w:pPr>
+        <w:pStyle w:val="BodyText"/>
+      </w:pPr>
+      <w:hyperlink w:anchor="subject-index">
+        <w:r>
+          <w:rPr>
+            <w:rStyle w:val="Hyperlink"/>
+          </w:rPr>
+          <w:t xml:space="preserve">25,4 Índice de assunto [45](#subject-index)</w:t>
+        </w:r>
+      </w:hyperlink>
+    </w:p>
+    <w:p>
+      <w:pPr>
+        <w:pStyle w:val="BodyText"/>
+      </w:pPr>
+      <w:hyperlink w:anchor="official-references-and-further-study">
+        <w:r>
+          <w:rPr>
+            <w:rStyle w:val="Hyperlink"/>
+          </w:rPr>
+          <w:t xml:space="preserve">26. Referências oficiais e estudo complementar [46](#official-references-and-further-study)</w:t>
+        </w:r>
+      </w:hyperlink>
+    </w:p>
+    <w:bookmarkEnd w:id="12"/>
+    <w:bookmarkEnd w:id="13"/>
+    <w:bookmarkStart w:id="15" w:name="pci-dss-v4.0.1-fundações"/>
+    <w:p>
+      <w:pPr>
+        <w:pStyle w:val="Heading1"/>
+      </w:pPr>
+      <w:r>
+        <w:t xml:space="preserve">1. PCI DSS v4.0.1 Fundações</w:t>
+      </w:r>
+    </w:p>
+    <w:p>
+      <w:pPr>
         <w:pStyle w:val="Compact"/>
-      </w:pPr>
-      <w:r>
-        <w:t xml:space="preserve">Uma introdução acolhedora à segurança de pagamento e conformidade baseada em evidências.*</w:t>
-      </w:r>
-    </w:p>
-    <w:p>
-      <w:pPr>
-        <w:pStyle w:val="FirstParagraph"/>
-      </w:pPr>
-      <w:r>
-        <w:t xml:space="preserve">PCI DSS protege os dados da conta de pagamento através de uma linha de base de requisitos técnicos e operacionais. A parte difícil não é memorizar doze títulos. Trata-se de entender onde os dados da conta fluem, definir o verdadeiro ambiente de dados do titular do cartão, controlar cada sistema que possa afetar sua segurança, aplicar salvaguardas de forma consistente e manter evidências para apoiar cada conclusão.</w:t>
-      </w:r>
-    </w:p>
-    <w:p>
-      <w:pPr>
-        <w:pStyle w:val="BodyText"/>
-      </w:pPr>
-      <w:r>
-        <w:t xml:space="preserve">PCI DSS v4.0.1 é a versão atual suportada pelo PCI SSC. Foi publicado em junho de 2024 como uma revisão limitada para v4.0. Ele não adicionou requisitos e removeu nenhum. PCI DSS v4.0 retirou-se em 31 de dezembro de 2024. As futuras exigências v4.x tornaram-se efetivas em 31 de março de 2025, e agora fazem parte de avaliações.</w:t>
-      </w:r>
-    </w:p>
-    <w:p>
-      <w:pPr>
-        <w:pStyle w:val="BodyText"/>
-      </w:pPr>
-      <w:r>
-        <w:t xml:space="preserve">Este manual é a metodologia-primeiro. Um scanner de vulnerabilidade não substitui uma varredura do Fornecedor de digitalização aprovada. Uma política não prova que opera um controlo. Um acordo de prestação de serviços não elimina a responsabilidade do comerciante de compreender deveres compartilhados. Os gerentes próprio escopo, recursos, risco e remediação; analistas tornam essas decisões mais confiáveis através de provas completas e testes claros.</w:t>
-      </w:r>
-    </w:p>
-    <w:p>
-      <w:pPr>
-        <w:pStyle w:val="BodyText"/>
-      </w:pPr>
-      <w:r>
-        <w:t xml:space="preserve">Como usar este manual</w:t>
-      </w:r>
-    </w:p>
-    <w:p>
-      <w:pPr>
-        <w:pStyle w:val="BodyText"/>
-      </w:pPr>
-      <w:r>
-        <w:t xml:space="preserve">Os gestores devem começar pelos Capítulos 1-5 e 18-20.</w:t>
-      </w:r>
-    </w:p>
-    <w:p>
-      <w:pPr>
-        <w:pStyle w:val="BodyText"/>
-      </w:pPr>
-      <w:r>
-        <w:t xml:space="preserve">Os analistas júnior devem estudar os doze capítulos de exigência, métodos de teste, ferramentas, laboratório e capítulo de entrevista.</w:t>
-      </w:r>
-    </w:p>
-    <w:p>
-      <w:pPr>
-        <w:pStyle w:val="BodyText"/>
-      </w:pPr>
-      <w:r>
-        <w:t xml:space="preserve">As equipes técnicas devem conectar cada achado ao fluxo de dados de conta, escopo CDE, exigência, proprietário, evidência, correção e reteste.</w:t>
-      </w:r>
-    </w:p>
-    <w:p>
-      <w:pPr>
-        <w:pStyle w:val="BodyText"/>
-      </w:pPr>
-      <w:r>
-        <w:t xml:space="preserve">Os comerciantes e prestadores de serviços devem confirmar as instruções de validação com o adquirente, as marcas de pagamento, os clientes, o avaliador e outras entidades que aceitem a conformidade.</w:t>
-      </w:r>
-    </w:p>
-    <w:bookmarkStart w:id="23" w:name="Xed9e8265996c03f9df588ef2ec190d34f0d806b"/>
-    <w:p>
-      <w:pPr>
-        <w:pStyle w:val="Heading2"/>
-      </w:pPr>
-      <w:r>
-        <w:t xml:space="preserve">*Conteúdo verdadeiro da palavra:** O guia de capítulo abaixo conterá números de página verificados para esta edição. O documento também contém um campo TOC nativo do Word. Depois de editar, clique com o botão direito e selecione Atualizar Campo e, em seguida, Atualizar tabela inteira.</w:t>
-      </w:r>
-    </w:p>
-    <w:p>
-      <w:pPr>
-        <w:pStyle w:val="FirstParagraph"/>
-      </w:pPr>
-      <w:r>
-        <w:t xml:space="preserve">Sumário</w:t>
-      </w:r>
-    </w:p>
-    <w:p>
-      <w:pPr>
-        <w:pStyle w:val="BodyText"/>
-      </w:pPr>
-      <w:hyperlink w:anchor="publication-and-use-notice">
-        <w:r>
-          <w:rPr>
-            <w:rStyle w:val="Hyperlink"/>
-          </w:rPr>
-          <w:t xml:space="preserve">Comunicação de publicação e utilização [2](#publication-and-use-notice)</w:t>
-        </w:r>
-      </w:hyperlink>
-    </w:p>
-    <w:p>
-      <w:pPr>
-        <w:pStyle w:val="BodyText"/>
-      </w:pPr>
-      <w:hyperlink w:anchor="educational-and-legal-notice">
-        <w:r>
-          <w:rPr>
-            <w:rStyle w:val="Hyperlink"/>
-          </w:rPr>
-          <w:t xml:space="preserve">Comunicação educativa e jurídica [2](#educational-and-legal-notice)</w:t>
-        </w:r>
-      </w:hyperlink>
-    </w:p>
-    <w:p>
-      <w:pPr>
-        <w:pStyle w:val="BodyText"/>
-      </w:pPr>
-      <w:hyperlink w:anchor="ethical-and-authorized-use">
-        <w:r>
-          <w:rPr>
-            <w:rStyle w:val="Hyperlink"/>
-          </w:rPr>
-          <w:t xml:space="preserve">Utilização ética e autorizada [2](#ethical-and-authorized-use)</w:t>
-        </w:r>
-      </w:hyperlink>
-    </w:p>
-    <w:p>
-      <w:pPr>
-        <w:pStyle w:val="BodyText"/>
-      </w:pPr>
-      <w:hyperlink w:anchor="preface">
-        <w:r>
-          <w:rPr>
-            <w:rStyle w:val="Hyperlink"/>
-          </w:rPr>
-          <w:t xml:space="preserve">Prefácio [3](#preface)</w:t>
-        </w:r>
-      </w:hyperlink>
-    </w:p>
-    <w:p>
-      <w:pPr>
-        <w:pStyle w:val="BodyText"/>
-      </w:pPr>
-      <w:hyperlink w:anchor="how-to-use-this-manual">
-        <w:r>
-          <w:rPr>
-            <w:rStyle w:val="Hyperlink"/>
-          </w:rPr>
-          <w:t xml:space="preserve">Como usar este manual [4](#how-to-use-this-manual)</w:t>
-        </w:r>
-      </w:hyperlink>
-    </w:p>
-    <w:p>
-      <w:pPr>
-        <w:pStyle w:val="BodyText"/>
-      </w:pPr>
-      <w:hyperlink w:anchor="table-of-contents">
-        <w:r>
-          <w:rPr>
-            <w:rStyle w:val="Hyperlink"/>
-          </w:rPr>
-          <w:t xml:space="preserve">Quadro de conteúdos [4](#table-of-contents)</w:t>
-        </w:r>
-      </w:hyperlink>
-    </w:p>
-    <w:p>
-      <w:pPr>
-        <w:pStyle w:val="BodyText"/>
-      </w:pPr>
-      <w:hyperlink w:anchor="pci-dss-v4.0.1-foundations">
-        <w:r>
-          <w:rPr>
-            <w:rStyle w:val="Hyperlink"/>
-          </w:rPr>
-          <w:t xml:space="preserve">1. Fundação PCI DSS v4.0.1 [8](#pci-dss-v4.0.1-foundations)</w:t>
-        </w:r>
-      </w:hyperlink>
-    </w:p>
-    <w:p>
-      <w:pPr>
-        <w:pStyle w:val="BodyText"/>
-      </w:pPr>
-      <w:hyperlink w:anchor="current-status">
-        <w:r>
-          <w:rPr>
-            <w:rStyle w:val="Hyperlink"/>
-          </w:rPr>
-          <w:t xml:space="preserve">1.1 Situação actual [8](#current-status)</w:t>
-        </w:r>
-      </w:hyperlink>
-    </w:p>
-    <w:p>
-      <w:pPr>
-        <w:pStyle w:val="BodyText"/>
-      </w:pPr>
-      <w:hyperlink w:anchor="who-and-what-it-applies-to">
-        <w:r>
-          <w:rPr>
-            <w:rStyle w:val="Hyperlink"/>
-          </w:rPr>
-          <w:t xml:space="preserve">1.2 Quem e o que se aplica a [8](#who-and-what-it-applies-to)</w:t>
-        </w:r>
-      </w:hyperlink>
-    </w:p>
-    <w:p>
-      <w:pPr>
-        <w:pStyle w:val="BodyText"/>
-      </w:pPr>
-      <w:hyperlink w:anchor="the-six-control-goals">
-        <w:r>
-          <w:rPr>
-            <w:rStyle w:val="Hyperlink"/>
-          </w:rPr>
-          <w:t xml:space="preserve">1.3 Os seis objectivos de controlo [8](#the-six-control-goals)</w:t>
-        </w:r>
-      </w:hyperlink>
-    </w:p>
-    <w:p>
-      <w:pPr>
-        <w:pStyle w:val="BodyText"/>
-      </w:pPr>
-      <w:hyperlink w:anchor="account-data-and-protection-rules">
-        <w:r>
-          <w:rPr>
-            <w:rStyle w:val="Hyperlink"/>
-          </w:rPr>
-          <w:t xml:space="preserve">2. Regras de proteção e dados da conta [10](#account-data-and-protection-rules)</w:t>
-        </w:r>
-      </w:hyperlink>
-    </w:p>
-    <w:p>
-      <w:pPr>
-        <w:pStyle w:val="BodyText"/>
-      </w:pPr>
-      <w:hyperlink w:anchor="protection-methods-are-different">
-        <w:r>
-          <w:rPr>
-            <w:rStyle w:val="Hyperlink"/>
-          </w:rPr>
-          <w:t xml:space="preserve">2.1 Os métodos de protecção são diferentes [10](#protection-methods-are-different)</w:t>
-        </w:r>
-      </w:hyperlink>
-    </w:p>
-    <w:p>
-      <w:pPr>
-        <w:pStyle w:val="BodyText"/>
-      </w:pPr>
-      <w:hyperlink w:anchor="scope-cde-and-segmentation">
-        <w:r>
-          <w:rPr>
-            <w:rStyle w:val="Hyperlink"/>
-          </w:rPr>
-          <w:t xml:space="preserve">3. Âmbito, CDE e Segmentação [12](#scope-cde-and-segmentation)</w:t>
-        </w:r>
-      </w:hyperlink>
-    </w:p>
-    <w:p>
-      <w:pPr>
-        <w:pStyle w:val="BodyText"/>
-      </w:pPr>
-      <w:hyperlink w:anchor="scope-discovery">
-        <w:r>
-          <w:rPr>
-            <w:rStyle w:val="Hyperlink"/>
-          </w:rPr>
-          <w:t xml:space="preserve">3.1 Descoberta de âmbito [12](#scope-discovery)</w:t>
-        </w:r>
-      </w:hyperlink>
-    </w:p>
-    <w:p>
-      <w:pPr>
-        <w:pStyle w:val="BodyText"/>
-      </w:pPr>
-      <w:hyperlink w:anchor="scope-validation">
-        <w:r>
-          <w:rPr>
-            <w:rStyle w:val="Hyperlink"/>
-          </w:rPr>
-          <w:t xml:space="preserve">3.2 Validação do âmbito de aplicação [13](#scope-validation)</w:t>
-        </w:r>
-      </w:hyperlink>
-    </w:p>
-    <w:p>
-      <w:pPr>
-        <w:pStyle w:val="BodyText"/>
-      </w:pPr>
-      <w:hyperlink w:anchor="validation-saqs-roc-aoc-and-roles">
-        <w:r>
-          <w:rPr>
-            <w:rStyle w:val="Hyperlink"/>
-          </w:rPr>
-          <w:t xml:space="preserve">4. Validação, QAG, ROC, COA e Funções [14](#validation-saqs-roc-aoc-and-roles)</w:t>
-        </w:r>
-      </w:hyperlink>
-    </w:p>
-    <w:p>
-      <w:pPr>
-        <w:pStyle w:val="BodyText"/>
-      </w:pPr>
-      <w:hyperlink w:anchor="Xf27aae4a3f8fdfb367b9304bbeb55d55898f653">
-        <w:r>
-          <w:rPr>
-            <w:rStyle w:val="Hyperlink"/>
-          </w:rPr>
-          <w:t xml:space="preserve">5. Abordagens definidas, personalizadas, compensatórias e de risco [15](#defined-customized-compensating-and-risk-approaches)</w:t>
-        </w:r>
-      </w:hyperlink>
-    </w:p>
-    <w:p>
-      <w:pPr>
-        <w:pStyle w:val="BodyText"/>
-      </w:pPr>
-      <w:hyperlink w:anchor="requirement-1-network-security-controls">
-        <w:r>
-          <w:rPr>
-            <w:rStyle w:val="Hyperlink"/>
-          </w:rPr>
-          <w:t xml:space="preserve">6. Requisitos 1 — Controlos de segurança da rede [16](#requirement-1-network-security-controls)</w:t>
-        </w:r>
-      </w:hyperlink>
-    </w:p>
-    <w:p>
-      <w:pPr>
-        <w:pStyle w:val="BodyText"/>
-      </w:pPr>
-      <w:hyperlink w:anchor="requirement-2-secure-configurations">
-        <w:r>
-          <w:rPr>
-            <w:rStyle w:val="Hyperlink"/>
-          </w:rPr>
-          <w:t xml:space="preserve">7. Requisitos 2 — Configurações seguras [17](#requirement-2-secure-configurations)</w:t>
-        </w:r>
-      </w:hyperlink>
-    </w:p>
-    <w:p>
-      <w:pPr>
-        <w:pStyle w:val="BodyText"/>
-      </w:pPr>
-      <w:hyperlink w:anchor="requirement-3-stored-account-data">
-        <w:r>
-          <w:rPr>
-            <w:rStyle w:val="Hyperlink"/>
-          </w:rPr>
-          <w:t xml:space="preserve">8. Requisitos 3 — Dados da conta armazenada [18](#requirement-3-stored-account-data)</w:t>
-        </w:r>
-      </w:hyperlink>
-    </w:p>
-    <w:p>
-      <w:pPr>
-        <w:pStyle w:val="BodyText"/>
-      </w:pPr>
-      <w:hyperlink w:anchor="requirement-4-transmission-cryptography">
-        <w:r>
-          <w:rPr>
-            <w:rStyle w:val="Hyperlink"/>
-          </w:rPr>
-          <w:t xml:space="preserve">9. Requisitos 4 — Criptografia de transmissão [19](#requirement-4-transmission-cryptography)</w:t>
-        </w:r>
-      </w:hyperlink>
-    </w:p>
-    <w:p>
-      <w:pPr>
-        <w:pStyle w:val="BodyText"/>
-      </w:pPr>
-      <w:hyperlink w:anchor="requirement-5-malicious-software">
-        <w:r>
-          <w:rPr>
-            <w:rStyle w:val="Hyperlink"/>
-          </w:rPr>
-          <w:t xml:space="preserve">10. Requisitos 5 — Software malicioso [20](#requirement-5-malicious-software)</w:t>
-        </w:r>
-      </w:hyperlink>
-    </w:p>
-    <w:p>
-      <w:pPr>
-        <w:pStyle w:val="BodyText"/>
-      </w:pPr>
-      <w:hyperlink w:anchor="Xddb7a6c68d8daedd8ad8de2a4b16e8e8055d304">
-        <w:r>
-          <w:rPr>
-            <w:rStyle w:val="Hyperlink"/>
-          </w:rPr>
-          <w:t xml:space="preserve">11. Requisitos 6 — Sistemas e software seguros [21](#requirement-6-secure-systems-and-software)</w:t>
-        </w:r>
-      </w:hyperlink>
-    </w:p>
-    <w:p>
-      <w:pPr>
-        <w:pStyle w:val="BodyText"/>
-      </w:pPr>
-      <w:hyperlink w:anchor="requirement-7-business-need-to-know">
-        <w:r>
-          <w:rPr>
-            <w:rStyle w:val="Hyperlink"/>
-          </w:rPr>
-          <w:t xml:space="preserve">12. Exigência 7 — Necessidade de conhecer as empresas [23](#requirement-7-business-need-to-know)</w:t>
-        </w:r>
-      </w:hyperlink>
-    </w:p>
-    <w:p>
-      <w:pPr>
-        <w:pStyle w:val="BodyText"/>
-      </w:pPr>
-      <w:hyperlink w:anchor="X51ad76b04f291efffa408eede4b43d2c5f8f734">
-        <w:r>
-          <w:rPr>
-            <w:rStyle w:val="Hyperlink"/>
-          </w:rPr>
-          <w:t xml:space="preserve">13. Requisitos 8 — Identidade e autenticação [24](#requirement-8-identity-and-authentication)</w:t>
-        </w:r>
-      </w:hyperlink>
-    </w:p>
-    <w:p>
-      <w:pPr>
-        <w:pStyle w:val="BodyText"/>
-      </w:pPr>
-      <w:hyperlink w:anchor="requirement-9-physical-access">
-        <w:r>
-          <w:rPr>
-            <w:rStyle w:val="Hyperlink"/>
-          </w:rPr>
-          <w:t xml:space="preserve">14. Requisitos 9 — Acesso físico [25](#requirement-9-physical-access)</w:t>
-        </w:r>
-      </w:hyperlink>
-    </w:p>
-    <w:p>
-      <w:pPr>
-        <w:pStyle w:val="BodyText"/>
-      </w:pPr>
-      <w:hyperlink w:anchor="requirement-10-logging-and-monitoring">
-        <w:r>
-          <w:rPr>
-            <w:rStyle w:val="Hyperlink"/>
-          </w:rPr>
-          <w:t xml:space="preserve">15. Requisitos 10 — Registo e monitorização [26](#requirement-10-logging-and-monitoring)</w:t>
-        </w:r>
-      </w:hyperlink>
-    </w:p>
-    <w:p>
-      <w:pPr>
-        <w:pStyle w:val="BodyText"/>
-      </w:pPr>
-      <w:hyperlink w:anchor="requirement-11-security-testing">
-        <w:r>
-          <w:rPr>
-            <w:rStyle w:val="Hyperlink"/>
-          </w:rPr>
-          <w:t xml:space="preserve">16. Requisitos 11 — Ensaios de segurança [27](#requirement-11-security-testing)</w:t>
-        </w:r>
-      </w:hyperlink>
-    </w:p>
-    <w:p>
-      <w:pPr>
-        <w:pStyle w:val="BodyText"/>
-      </w:pPr>
-      <w:hyperlink w:anchor="requirement-12-policies-and-programs">
-        <w:r>
-          <w:rPr>
-            <w:rStyle w:val="Hyperlink"/>
-          </w:rPr>
-          <w:t xml:space="preserve">17. Requisitos 12 — Políticas e Programas [28](#requirement-12-policies-and-programs)</w:t>
-        </w:r>
-      </w:hyperlink>
-    </w:p>
-    <w:p>
-      <w:pPr>
-        <w:pStyle w:val="BodyText"/>
-      </w:pPr>
-      <w:hyperlink w:anchor="evidence-assessment-and-control-testing">
-        <w:r>
-          <w:rPr>
-            <w:rStyle w:val="Hyperlink"/>
-          </w:rPr>
-          <w:t xml:space="preserve">18. Ensaios de provas, avaliação e controlo [30](#evidence-assessment-and-control-testing)</w:t>
-        </w:r>
-      </w:hyperlink>
-    </w:p>
-    <w:p>
-      <w:pPr>
-        <w:pStyle w:val="BodyText"/>
-      </w:pPr>
-      <w:hyperlink w:anchor="practical-tests">
-        <w:r>
-          <w:rPr>
-            <w:rStyle w:val="Hyperlink"/>
-          </w:rPr>
-          <w:t xml:space="preserve">18.1 Ensaios práticos [30](#practical-tests)</w:t>
-        </w:r>
-      </w:hyperlink>
-    </w:p>
-    <w:p>
-      <w:pPr>
-        <w:pStyle w:val="BodyText"/>
-      </w:pPr>
-      <w:hyperlink w:anchor="open-source-tools-for-pci-dss-work">
-        <w:r>
-          <w:rPr>
-            <w:rStyle w:val="Hyperlink"/>
-          </w:rPr>
-          <w:t xml:space="preserve">19. Ferramentas de código aberto para PCI DSS Work [32](#open-source-tools-for-pci-dss-work)</w:t>
-        </w:r>
-      </w:hyperlink>
-    </w:p>
-    <w:p>
-      <w:pPr>
-        <w:pStyle w:val="BodyText"/>
-      </w:pPr>
-      <w:hyperlink w:anchor="tool-validation">
-        <w:r>
-          <w:rPr>
-            <w:rStyle w:val="Hyperlink"/>
-          </w:rPr>
-          <w:t xml:space="preserve">19.1 Validação da ferramenta [32](#tool-validation)</w:t>
-        </w:r>
-      </w:hyperlink>
-    </w:p>
-    <w:p>
-      <w:pPr>
-        <w:pStyle w:val="BodyText"/>
-      </w:pPr>
-      <w:hyperlink w:anchor="ciso-assistant">
-        <w:r>
-          <w:rPr>
-            <w:rStyle w:val="Hyperlink"/>
-          </w:rPr>
-          <w:t xml:space="preserve">19,2 Assistente CISO [32](#ciso-assistant)</w:t>
-        </w:r>
-      </w:hyperlink>
-    </w:p>
-    <w:p>
-      <w:pPr>
-        <w:pStyle w:val="BodyText"/>
-      </w:pPr>
-      <w:hyperlink w:anchor="quick-start">
-        <w:r>
-          <w:rPr>
-            <w:rStyle w:val="Hyperlink"/>
-          </w:rPr>
-          <w:t xml:space="preserve">Início rápido [32](#quick-start)</w:t>
-        </w:r>
-      </w:hyperlink>
-    </w:p>
-    <w:p>
-      <w:pPr>
-        <w:pStyle w:val="BodyText"/>
-      </w:pPr>
-      <w:hyperlink w:anchor="evidence-and-limitation">
-        <w:r>
-          <w:rPr>
-            <w:rStyle w:val="Hyperlink"/>
-          </w:rPr>
-          <w:t xml:space="preserve">Evidência e limitação [33](#evidence-and-limitation)</w:t>
-        </w:r>
-      </w:hyperlink>
-    </w:p>
-    <w:p>
-      <w:pPr>
-        <w:pStyle w:val="BodyText"/>
-      </w:pPr>
-      <w:hyperlink w:anchor="wazuh">
-        <w:r>
-          <w:rPr>
-            <w:rStyle w:val="Hyperlink"/>
-          </w:rPr>
-          <w:t xml:space="preserve">19,3 Wazuh [33](#wazuh)</w:t>
-        </w:r>
-      </w:hyperlink>
-    </w:p>
-    <w:p>
-      <w:pPr>
-        <w:pStyle w:val="BodyText"/>
-      </w:pPr>
-      <w:hyperlink w:anchor="quick-start-1">
-        <w:r>
-          <w:rPr>
-            <w:rStyle w:val="Hyperlink"/>
-          </w:rPr>
-          <w:t xml:space="preserve">Início rápido [33](#quick-start-1)</w:t>
-        </w:r>
-      </w:hyperlink>
-    </w:p>
-    <w:p>
-      <w:pPr>
-        <w:pStyle w:val="BodyText"/>
-      </w:pPr>
-      <w:hyperlink w:anchor="evidence-and-limitation-1">
-        <w:r>
-          <w:rPr>
-            <w:rStyle w:val="Hyperlink"/>
-          </w:rPr>
-          <w:t xml:space="preserve">Evidência e limitação [33](#evidence-and-limitation-1)</w:t>
-        </w:r>
-      </w:hyperlink>
-    </w:p>
-    <w:p>
-      <w:pPr>
-        <w:pStyle w:val="BodyText"/>
-      </w:pPr>
-      <w:hyperlink w:anchor="osquery">
-        <w:r>
-          <w:rPr>
-            <w:rStyle w:val="Hyperlink"/>
-          </w:rPr>
-          <w:t xml:space="preserve">19.4 osquery [33](#osquery)</w:t>
-        </w:r>
-      </w:hyperlink>
-    </w:p>
-    <w:p>
-      <w:pPr>
-        <w:pStyle w:val="BodyText"/>
-      </w:pPr>
-      <w:hyperlink w:anchor="quick-start-2">
-        <w:r>
-          <w:rPr>
-            <w:rStyle w:val="Hyperlink"/>
-          </w:rPr>
-          <w:t xml:space="preserve">Início rápido [33](#quick-start-2)</w:t>
-        </w:r>
-      </w:hyperlink>
-    </w:p>
-    <w:p>
-      <w:pPr>
-        <w:pStyle w:val="BodyText"/>
-      </w:pPr>
-      <w:hyperlink w:anchor="evidence-and-limitation-2">
-        <w:r>
-          <w:rPr>
-            <w:rStyle w:val="Hyperlink"/>
-          </w:rPr>
-          <w:t xml:space="preserve">Evidência e limitação [33](#evidence-and-limitation-2)</w:t>
-        </w:r>
-      </w:hyperlink>
-    </w:p>
-    <w:p>
-      <w:pPr>
-        <w:pStyle w:val="BodyText"/>
-      </w:pPr>
-      <w:hyperlink w:anchor="openscap">
-        <w:r>
-          <w:rPr>
-            <w:rStyle w:val="Hyperlink"/>
-          </w:rPr>
-          <w:t xml:space="preserve">19.5 OpenSCAP [33](#openscap)</w:t>
-        </w:r>
-      </w:hyperlink>
-    </w:p>
-    <w:p>
-      <w:pPr>
-        <w:pStyle w:val="BodyText"/>
-      </w:pPr>
-      <w:hyperlink w:anchor="quick-start-3">
-        <w:r>
-          <w:rPr>
-            <w:rStyle w:val="Hyperlink"/>
-          </w:rPr>
-          <w:t xml:space="preserve">Início rápido [33](#quick-start-3)</w:t>
-        </w:r>
-      </w:hyperlink>
-    </w:p>
-    <w:p>
-      <w:pPr>
-        <w:pStyle w:val="BodyText"/>
-      </w:pPr>
-      <w:hyperlink w:anchor="evidence-and-limitation-3">
-        <w:r>
-          <w:rPr>
-            <w:rStyle w:val="Hyperlink"/>
-          </w:rPr>
-          <w:t xml:space="preserve">Evidência e limitação [34](#evidence-and-limitation-3)</w:t>
-        </w:r>
-      </w:hyperlink>
-    </w:p>
-    <w:p>
-      <w:pPr>
-        <w:pStyle w:val="BodyText"/>
-      </w:pPr>
-      <w:hyperlink w:anchor="greenbone-community-edition">
-        <w:r>
-          <w:rPr>
-            <w:rStyle w:val="Hyperlink"/>
-          </w:rPr>
-          <w:t xml:space="preserve">19,6 Greenbone Community Edition [34](#greenbone-community-edition)</w:t>
-        </w:r>
-      </w:hyperlink>
-    </w:p>
-    <w:p>
-      <w:pPr>
-        <w:pStyle w:val="BodyText"/>
-      </w:pPr>
-      <w:hyperlink w:anchor="quick-start-4">
-        <w:r>
-          <w:rPr>
-            <w:rStyle w:val="Hyperlink"/>
-          </w:rPr>
-          <w:t xml:space="preserve">Início rápido [34](#quick-start-4)</w:t>
-        </w:r>
-      </w:hyperlink>
-    </w:p>
-    <w:p>
-      <w:pPr>
-        <w:pStyle w:val="BodyText"/>
-      </w:pPr>
-      <w:hyperlink w:anchor="evidence-and-limitation-4">
-        <w:r>
-          <w:rPr>
-            <w:rStyle w:val="Hyperlink"/>
-          </w:rPr>
-          <w:t xml:space="preserve">Evidência e limitação [34](#evidence-and-limitation-4)</w:t>
-        </w:r>
-      </w:hyperlink>
-    </w:p>
-    <w:p>
-      <w:pPr>
-        <w:pStyle w:val="BodyText"/>
-      </w:pPr>
-      <w:hyperlink w:anchor="nmap">
-        <w:r>
-          <w:rPr>
-            <w:rStyle w:val="Hyperlink"/>
-          </w:rPr>
-          <w:t xml:space="preserve">19,7 Nmap [34](#nmap)</w:t>
-        </w:r>
-      </w:hyperlink>
-    </w:p>
-    <w:p>
-      <w:pPr>
-        <w:pStyle w:val="BodyText"/>
-      </w:pPr>
-      <w:hyperlink w:anchor="quick-start-5">
-        <w:r>
-          <w:rPr>
-            <w:rStyle w:val="Hyperlink"/>
-          </w:rPr>
-          <w:t xml:space="preserve">Início rápido [34](#quick-start-5)</w:t>
-        </w:r>
-      </w:hyperlink>
-    </w:p>
-    <w:p>
-      <w:pPr>
-        <w:pStyle w:val="BodyText"/>
-      </w:pPr>
-      <w:hyperlink w:anchor="evidence-and-limitation-5">
-        <w:r>
-          <w:rPr>
-            <w:rStyle w:val="Hyperlink"/>
-          </w:rPr>
-          <w:t xml:space="preserve">Evidência e limitação [34](#evidence-and-limitation-5)</w:t>
-        </w:r>
-      </w:hyperlink>
-    </w:p>
-    <w:p>
-      <w:pPr>
-        <w:pStyle w:val="BodyText"/>
-      </w:pPr>
-      <w:hyperlink w:anchor="trivy">
-        <w:r>
-          <w:rPr>
-            <w:rStyle w:val="Hyperlink"/>
-          </w:rPr>
-          <w:t xml:space="preserve">19.8 Trivy [34](#trivy)</w:t>
-        </w:r>
-      </w:hyperlink>
-    </w:p>
-    <w:p>
-      <w:pPr>
-        <w:pStyle w:val="BodyText"/>
-      </w:pPr>
-      <w:hyperlink w:anchor="quick-start-6">
-        <w:r>
-          <w:rPr>
-            <w:rStyle w:val="Hyperlink"/>
-          </w:rPr>
-          <w:t xml:space="preserve">Início rápido [34](#quick-start-6)</w:t>
-        </w:r>
-      </w:hyperlink>
-    </w:p>
-    <w:p>
-      <w:pPr>
-        <w:pStyle w:val="BodyText"/>
-      </w:pPr>
-      <w:hyperlink w:anchor="evidence-and-limitation-6">
-        <w:r>
-          <w:rPr>
-            <w:rStyle w:val="Hyperlink"/>
-          </w:rPr>
-          <w:t xml:space="preserve">Evidência e limitação [35](#evidence-and-limitation-6)</w:t>
-        </w:r>
-      </w:hyperlink>
-    </w:p>
-    <w:p>
-      <w:pPr>
-        <w:pStyle w:val="BodyText"/>
-      </w:pPr>
-      <w:hyperlink w:anchor="owasp-zap">
-        <w:r>
-          <w:rPr>
-            <w:rStyle w:val="Hyperlink"/>
-          </w:rPr>
-          <w:t xml:space="preserve">19.9 OWASP ZAP [35](#owasp-zap)</w:t>
-        </w:r>
-      </w:hyperlink>
-    </w:p>
-    <w:p>
-      <w:pPr>
-        <w:pStyle w:val="BodyText"/>
-      </w:pPr>
-      <w:hyperlink w:anchor="quick-start-7">
-        <w:r>
-          <w:rPr>
-            <w:rStyle w:val="Hyperlink"/>
-          </w:rPr>
-          <w:t xml:space="preserve">Início rápido [35](#quick-start-7)</w:t>
-        </w:r>
-      </w:hyperlink>
-    </w:p>
-    <w:p>
-      <w:pPr>
-        <w:pStyle w:val="BodyText"/>
-      </w:pPr>
-      <w:hyperlink w:anchor="evidence-and-limitation-7">
-        <w:r>
-          <w:rPr>
-            <w:rStyle w:val="Hyperlink"/>
-          </w:rPr>
-          <w:t xml:space="preserve">Evidência e limitação [35](#evidence-and-limitation-7)</w:t>
-        </w:r>
-      </w:hyperlink>
-    </w:p>
-    <w:p>
-      <w:pPr>
-        <w:pStyle w:val="BodyText"/>
-      </w:pPr>
-      <w:hyperlink w:anchor="modsecurity-owasp-crs">
-        <w:r>
-          <w:rPr>
-            <w:rStyle w:val="Hyperlink"/>
-          </w:rPr>
-          <w:t xml:space="preserve">19.10 ModSecurity + OWASP CRS [35](#modsecurity-owasp-crs)</w:t>
-        </w:r>
-      </w:hyperlink>
-    </w:p>
-    <w:p>
-      <w:pPr>
-        <w:pStyle w:val="BodyText"/>
-      </w:pPr>
-      <w:hyperlink w:anchor="quick-start-8">
-        <w:r>
-          <w:rPr>
-            <w:rStyle w:val="Hyperlink"/>
-          </w:rPr>
-          <w:t xml:space="preserve">Início rápido [35](#quick-start-8)</w:t>
-        </w:r>
-      </w:hyperlink>
-    </w:p>
-    <w:p>
-      <w:pPr>
-        <w:pStyle w:val="BodyText"/>
-      </w:pPr>
-      <w:hyperlink w:anchor="evidence-and-limitation-8">
-        <w:r>
-          <w:rPr>
-            <w:rStyle w:val="Hyperlink"/>
-          </w:rPr>
-          <w:t xml:space="preserve">Evidência e limitação [35](#evidence-and-limitation-8)</w:t>
-        </w:r>
-      </w:hyperlink>
-    </w:p>
-    <w:p>
-      <w:pPr>
-        <w:pStyle w:val="BodyText"/>
-      </w:pPr>
-      <w:hyperlink w:anchor="suricata">
-        <w:r>
-          <w:rPr>
-            <w:rStyle w:val="Hyperlink"/>
-          </w:rPr>
-          <w:t xml:space="preserve">19.11 Suricata [35](#suricata)</w:t>
-        </w:r>
-      </w:hyperlink>
-    </w:p>
-    <w:p>
-      <w:pPr>
-        <w:pStyle w:val="BodyText"/>
-      </w:pPr>
-      <w:hyperlink w:anchor="quick-start-9">
-        <w:r>
-          <w:rPr>
-            <w:rStyle w:val="Hyperlink"/>
-          </w:rPr>
-          <w:t xml:space="preserve">Início rápido [35](#quick-start-9)</w:t>
-        </w:r>
-      </w:hyperlink>
-    </w:p>
-    <w:p>
-      <w:pPr>
-        <w:pStyle w:val="BodyText"/>
-      </w:pPr>
-      <w:hyperlink w:anchor="evidence-and-limitation-9">
-        <w:r>
-          <w:rPr>
-            <w:rStyle w:val="Hyperlink"/>
-          </w:rPr>
-          <w:t xml:space="preserve">Evidência e limitação [36](#evidence-and-limitation-9)</w:t>
-        </w:r>
-      </w:hyperlink>
-    </w:p>
-    <w:p>
-      <w:pPr>
-        <w:pStyle w:val="BodyText"/>
-      </w:pPr>
-      <w:hyperlink w:anchor="keycloak">
-        <w:r>
-          <w:rPr>
-            <w:rStyle w:val="Hyperlink"/>
-          </w:rPr>
-          <w:t xml:space="preserve">19.12 Keycloak [36](#keycloak)</w:t>
-        </w:r>
-      </w:hyperlink>
-    </w:p>
-    <w:p>
-      <w:pPr>
-        <w:pStyle w:val="BodyText"/>
-      </w:pPr>
-      <w:hyperlink w:anchor="quick-start-10">
-        <w:r>
-          <w:rPr>
-            <w:rStyle w:val="Hyperlink"/>
-          </w:rPr>
-          <w:t xml:space="preserve">Início rápido [36](#quick-start-10)</w:t>
-        </w:r>
-      </w:hyperlink>
-    </w:p>
-    <w:p>
-      <w:pPr>
-        <w:pStyle w:val="BodyText"/>
-      </w:pPr>
-      <w:hyperlink w:anchor="evidence-and-limitation-10">
-        <w:r>
-          <w:rPr>
-            <w:rStyle w:val="Hyperlink"/>
-          </w:rPr>
-          <w:t xml:space="preserve">Evidência e limitação [36](#evidence-and-limitation-10)</w:t>
-        </w:r>
-      </w:hyperlink>
-    </w:p>
-    <w:p>
-      <w:pPr>
-        <w:pStyle w:val="BodyText"/>
-      </w:pPr>
-      <w:hyperlink w:anchor="defectdojo">
-        <w:r>
-          <w:rPr>
-            <w:rStyle w:val="Hyperlink"/>
-          </w:rPr>
-          <w:t xml:space="preserve">19.13 DefectDojo [36](#defectdojo)</w:t>
-        </w:r>
-      </w:hyperlink>
-    </w:p>
-    <w:p>
-      <w:pPr>
-        <w:pStyle w:val="BodyText"/>
-      </w:pPr>
-      <w:hyperlink w:anchor="quick-start-11">
-        <w:r>
-          <w:rPr>
-            <w:rStyle w:val="Hyperlink"/>
-          </w:rPr>
-          <w:t xml:space="preserve">Início rápido [36](#quick-start-11)</w:t>
-        </w:r>
-      </w:hyperlink>
-    </w:p>
-    <w:p>
-      <w:pPr>
-        <w:pStyle w:val="BodyText"/>
-      </w:pPr>
-      <w:hyperlink w:anchor="evidence-and-limitation-11">
-        <w:r>
-          <w:rPr>
-            <w:rStyle w:val="Hyperlink"/>
-          </w:rPr>
-          <w:t xml:space="preserve">Evidência e limitação [36](#evidence-and-limitation-11)</w:t>
-        </w:r>
-      </w:hyperlink>
-    </w:p>
-    <w:p>
-      <w:pPr>
-        <w:pStyle w:val="BodyText"/>
-      </w:pPr>
-      <w:hyperlink w:anchor="aide">
-        <w:r>
-          <w:rPr>
-            <w:rStyle w:val="Hyperlink"/>
-          </w:rPr>
-          <w:t xml:space="preserve">19.14 AIDE [36](#aide)</w:t>
-        </w:r>
-      </w:hyperlink>
-    </w:p>
-    <w:p>
-      <w:pPr>
-        <w:pStyle w:val="BodyText"/>
-      </w:pPr>
-      <w:hyperlink w:anchor="quick-start-12">
-        <w:r>
-          <w:rPr>
-            <w:rStyle w:val="Hyperlink"/>
-          </w:rPr>
-          <w:t xml:space="preserve">Início rápido [36](#quick-start-12)</w:t>
-        </w:r>
-      </w:hyperlink>
-    </w:p>
-    <w:p>
-      <w:pPr>
-        <w:pStyle w:val="BodyText"/>
-      </w:pPr>
-      <w:hyperlink w:anchor="evidence-and-limitation-12">
-        <w:r>
-          <w:rPr>
-            <w:rStyle w:val="Hyperlink"/>
-          </w:rPr>
-          <w:t xml:space="preserve">Evidência e limitação [36](#evidence-and-limitation-12)</w:t>
-        </w:r>
-      </w:hyperlink>
-    </w:p>
-    <w:p>
-      <w:pPr>
-        <w:pStyle w:val="BodyText"/>
-      </w:pPr>
-      <w:hyperlink w:anchor="open-policy-agent">
-        <w:r>
-          <w:rPr>
-            <w:rStyle w:val="Hyperlink"/>
-          </w:rPr>
-          <w:t xml:space="preserve">19.15 Agente de política aberta [37](#open-policy-agent)</w:t>
-        </w:r>
-      </w:hyperlink>
-    </w:p>
-    <w:p>
-      <w:pPr>
-        <w:pStyle w:val="BodyText"/>
-      </w:pPr>
-      <w:hyperlink w:anchor="quick-start-13">
-        <w:r>
-          <w:rPr>
-            <w:rStyle w:val="Hyperlink"/>
-          </w:rPr>
-          <w:t xml:space="preserve">Início rápido [37](#quick-start-13)</w:t>
-        </w:r>
-      </w:hyperlink>
-    </w:p>
-    <w:p>
-      <w:pPr>
-        <w:pStyle w:val="BodyText"/>
-      </w:pPr>
-      <w:hyperlink w:anchor="evidence-and-limitation-13">
-        <w:r>
-          <w:rPr>
-            <w:rStyle w:val="Hyperlink"/>
-          </w:rPr>
-          <w:t xml:space="preserve">Evidência e limitação [37](#evidence-and-limitation-13)</w:t>
-        </w:r>
-      </w:hyperlink>
-    </w:p>
-    <w:p>
-      <w:pPr>
-        <w:pStyle w:val="BodyText"/>
-      </w:pPr>
-      <w:hyperlink w:anchor="managers-pci-dss-playbook">
-        <w:r>
-          <w:rPr>
-            <w:rStyle w:val="Hyperlink"/>
-          </w:rPr>
-          <w:t xml:space="preserve">20. Playbook PCI DSS do gestor [38](#managers-pci-dss-playbook)</w:t>
-        </w:r>
-      </w:hyperlink>
-    </w:p>
-    <w:p>
-      <w:pPr>
-        <w:pStyle w:val="BodyText"/>
-      </w:pPr>
-      <w:hyperlink w:anchor="monthly-questions">
-        <w:r>
-          <w:rPr>
-            <w:rStyle w:val="Hyperlink"/>
-          </w:rPr>
-          <w:t xml:space="preserve">20,1 Perguntas mensais [38](#monthly-questions)</w:t>
-        </w:r>
-      </w:hyperlink>
-    </w:p>
-    <w:p>
-      <w:pPr>
-        <w:pStyle w:val="BodyText"/>
-      </w:pPr>
-      <w:hyperlink w:anchor="dashboard">
-        <w:r>
-          <w:rPr>
-            <w:rStyle w:val="Hyperlink"/>
-          </w:rPr>
-          <w:t xml:space="preserve">20.2 Painel [38](#dashboard)</w:t>
-        </w:r>
-      </w:hyperlink>
-    </w:p>
-    <w:p>
-      <w:pPr>
-        <w:pStyle w:val="BodyText"/>
-      </w:pPr>
-      <w:hyperlink w:anchor="from-beginner-to-junior-pci-analyst">
-        <w:r>
-          <w:rPr>
-            <w:rStyle w:val="Hyperlink"/>
-          </w:rPr>
-          <w:t xml:space="preserve">21. De Iniciante a Analista PCI Júnior [39](#from-beginner-to-junior-pci-analyst)</w:t>
-        </w:r>
-      </w:hyperlink>
-    </w:p>
-    <w:p>
-      <w:pPr>
-        <w:pStyle w:val="BodyText"/>
-      </w:pPr>
-      <w:hyperlink w:anchor="typical-junior-work">
-        <w:r>
-          <w:rPr>
-            <w:rStyle w:val="Hyperlink"/>
-          </w:rPr>
-          <w:t xml:space="preserve">21.1 Trabalho júnior típico [39](#typical-junior-work)</w:t>
-        </w:r>
-      </w:hyperlink>
-    </w:p>
-    <w:p>
-      <w:pPr>
-        <w:pStyle w:val="BodyText"/>
-      </w:pPr>
-      <w:hyperlink w:anchor="fictional-laboratory-and-portfolio">
-        <w:r>
-          <w:rPr>
-            <w:rStyle w:val="Hyperlink"/>
-          </w:rPr>
-          <w:t xml:space="preserve">22. Laboratório Fictício e Portfólio [40](#fictional-laboratory-and-portfolio)</w:t>
-        </w:r>
-      </w:hyperlink>
-    </w:p>
-    <w:p>
-      <w:pPr>
-        <w:pStyle w:val="BodyText"/>
-      </w:pPr>
-      <w:hyperlink w:anchor="project-1-scope">
-        <w:r>
-          <w:rPr>
-            <w:rStyle w:val="Hyperlink"/>
-          </w:rPr>
-          <w:t xml:space="preserve">Projecto 1 — Âmbito de aplicação [40](#project-1-scope)</w:t>
-        </w:r>
-      </w:hyperlink>
-    </w:p>
-    <w:p>
-      <w:pPr>
-        <w:pStyle w:val="BodyText"/>
-      </w:pPr>
-      <w:hyperlink w:anchor="project-2-requirements">
-        <w:r>
-          <w:rPr>
-            <w:rStyle w:val="Hyperlink"/>
-          </w:rPr>
-          <w:t xml:space="preserve">Projeto 2 — Requisitos [40](#project-2-requirements)</w:t>
-        </w:r>
-      </w:hyperlink>
-    </w:p>
-    <w:p>
-      <w:pPr>
-        <w:pStyle w:val="BodyText"/>
-      </w:pPr>
-      <w:hyperlink w:anchor="project-3-data">
-        <w:r>
-          <w:rPr>
-            <w:rStyle w:val="Hyperlink"/>
-          </w:rPr>
-          <w:t xml:space="preserve">Projeto 3 — Dados [40](#project-3-data)</w:t>
-        </w:r>
-      </w:hyperlink>
-    </w:p>
-    <w:p>
-      <w:pPr>
-        <w:pStyle w:val="BodyText"/>
-      </w:pPr>
-      <w:hyperlink w:anchor="project-4-access">
-        <w:r>
-          <w:rPr>
-            <w:rStyle w:val="Hyperlink"/>
-          </w:rPr>
-          <w:t xml:space="preserve">Projeto 4 — Acesso [40](#project-4-access)</w:t>
-        </w:r>
-      </w:hyperlink>
-    </w:p>
-    <w:p>
-      <w:pPr>
-        <w:pStyle w:val="BodyText"/>
-      </w:pPr>
-      <w:hyperlink w:anchor="project-5-vulnerabilities">
-        <w:r>
-          <w:rPr>
-            <w:rStyle w:val="Hyperlink"/>
-          </w:rPr>
-          <w:t xml:space="preserve">Projeto 5 — Vulnerabilidades [40](#project-5-vulnerabilities)</w:t>
-        </w:r>
-      </w:hyperlink>
-    </w:p>
-    <w:p>
-      <w:pPr>
-        <w:pStyle w:val="BodyText"/>
-      </w:pPr>
-      <w:hyperlink w:anchor="project-6-e-commerce">
-        <w:r>
-          <w:rPr>
-            <w:rStyle w:val="Hyperlink"/>
-          </w:rPr>
-          <w:t xml:space="preserve">Projeto 6 — Comércio electrónico [40](#project-6-e-commerce)</w:t>
-        </w:r>
-      </w:hyperlink>
-    </w:p>
-    <w:p>
-      <w:pPr>
-        <w:pStyle w:val="BodyText"/>
-      </w:pPr>
-      <w:hyperlink w:anchor="project-7-incident">
-        <w:r>
-          <w:rPr>
-            <w:rStyle w:val="Hyperlink"/>
-          </w:rPr>
-          <w:t xml:space="preserve">Projeto 7 — Incidente [40](#project-7-incident)</w:t>
-        </w:r>
-      </w:hyperlink>
-    </w:p>
-    <w:p>
-      <w:pPr>
-        <w:pStyle w:val="BodyText"/>
-      </w:pPr>
-      <w:hyperlink w:anchor="project-8-management-report">
-        <w:r>
-          <w:rPr>
-            <w:rStyle w:val="Hyperlink"/>
-          </w:rPr>
-          <w:t xml:space="preserve">Projecto 8 — Relatório de gestão [40](#project-8-management-report)</w:t>
-        </w:r>
-      </w:hyperlink>
-    </w:p>
-    <w:p>
-      <w:pPr>
-        <w:pStyle w:val="BodyText"/>
-      </w:pPr>
-      <w:hyperlink w:anchor="thirty-day-learning-plan">
-        <w:r>
-          <w:rPr>
-            <w:rStyle w:val="Hyperlink"/>
-          </w:rPr>
-          <w:t xml:space="preserve">23. Plano de aprendizagem de trinta dias [41](#thirty-day-learning-plan)</w:t>
-        </w:r>
-      </w:hyperlink>
-    </w:p>
-    <w:p>
-      <w:pPr>
-        <w:pStyle w:val="BodyText"/>
-      </w:pPr>
-      <w:hyperlink w:anchor="interview-preparation">
-        <w:r>
-          <w:rPr>
-            <w:rStyle w:val="Hyperlink"/>
-          </w:rPr>
-          <w:t xml:space="preserve">24. Preparação da entrevista [42](#interview-preparation)</w:t>
-        </w:r>
-      </w:hyperlink>
-    </w:p>
-    <w:p>
-      <w:pPr>
-        <w:pStyle w:val="BodyText"/>
-      </w:pPr>
-      <w:hyperlink w:anchor="what-is-the-current-pci-dss-version">
-        <w:r>
-          <w:rPr>
-            <w:rStyle w:val="Hyperlink"/>
-          </w:rPr>
-          <w:t xml:space="preserve">Qual é a versão atual do PCI DSS? [42](#what-is-the-current-pci-dss-version)</w:t>
-        </w:r>
-      </w:hyperlink>
-    </w:p>
-    <w:p>
-      <w:pPr>
-        <w:pStyle w:val="BodyText"/>
-      </w:pPr>
-      <w:hyperlink w:anchor="what-is-the-cde">
-        <w:r>
-          <w:rPr>
-            <w:rStyle w:val="Hyperlink"/>
-          </w:rPr>
-          <w:t xml:space="preserve">O que é o CDE? [42](#what-is-the-cde)</w:t>
-        </w:r>
-      </w:hyperlink>
-    </w:p>
-    <w:p>
-      <w:pPr>
-        <w:pStyle w:val="BodyText"/>
-      </w:pPr>
-      <w:hyperlink w:anchor="what-is-pan">
-        <w:r>
-          <w:rPr>
-            <w:rStyle w:val="Hyperlink"/>
-          </w:rPr>
-          <w:t xml:space="preserve">O que é PAN? [42](#what-is-pan)</w:t>
-        </w:r>
-      </w:hyperlink>
-    </w:p>
-    <w:p>
-      <w:pPr>
-        <w:pStyle w:val="BodyText"/>
-      </w:pPr>
-      <w:hyperlink w:anchor="Xe55df81a35b90caef050c7e29ec0599ade8c8b5">
-        <w:r>
-          <w:rPr>
-            <w:rStyle w:val="Hyperlink"/>
-          </w:rPr>
-          <w:t xml:space="preserve">Podem ser armazenados dados de autenticação sensíveis se criptografados? [42](#can-sensitive-authentication-data-be-stored-if-encrypted)</w:t>
-        </w:r>
-      </w:hyperlink>
-    </w:p>
-    <w:p>
-      <w:pPr>
-        <w:pStyle w:val="BodyText"/>
-      </w:pPr>
-      <w:hyperlink w:anchor="what-is-segmentation">
-        <w:r>
-          <w:rPr>
-            <w:rStyle w:val="Hyperlink"/>
-          </w:rPr>
-          <w:t xml:space="preserve">O que é segmentação? [42](#what-is-segmentation)</w:t>
-        </w:r>
-      </w:hyperlink>
-    </w:p>
-    <w:p>
-      <w:pPr>
-        <w:pStyle w:val="BodyText"/>
-      </w:pPr>
-      <w:r>
-        <w:t xml:space="preserve">[Definida versus abordagem personalizada? [42] (#defined-versus-customized-approach)] (#defined-versus-customized-approach)</w:t>
-      </w:r>
-    </w:p>
-    <w:p>
-      <w:pPr>
-        <w:pStyle w:val="BodyText"/>
-      </w:pPr>
-      <w:hyperlink w:anchor="Xcc638469420eb3b1797c4fa7d2e3ebbbc593740">
-        <w:r>
-          <w:rPr>
-            <w:rStyle w:val="Hyperlink"/>
-          </w:rPr>
-          <w:t xml:space="preserve">Uma pesquisa de código aberto substitui a digitalização ASV? [42](#does-an-open-source-scan-replace-asv-scanning)</w:t>
-        </w:r>
-      </w:hyperlink>
-    </w:p>
-    <w:p>
-      <w:pPr>
-        <w:pStyle w:val="BodyText"/>
-      </w:pPr>
-      <w:hyperlink w:anchor="how-do-you-verify-a-requirement">
-        <w:r>
-          <w:rPr>
-            <w:rStyle w:val="Hyperlink"/>
-          </w:rPr>
-          <w:t xml:space="preserve">Como você verifica um requisito? [42](#how-do-you-verify-a-requirement)</w:t>
-        </w:r>
-      </w:hyperlink>
-    </w:p>
-    <w:p>
-      <w:pPr>
-        <w:pStyle w:val="BodyText"/>
-      </w:pPr>
-      <w:hyperlink w:anchor="X8fa1b894b9ff582641dbac1ea4b49faddbcbca9">
-        <w:r>
-          <w:rPr>
-            <w:rStyle w:val="Hyperlink"/>
-          </w:rPr>
-          <w:t xml:space="preserve">Quem determina o nível de validação de um comerciante? [42](#who-determines-a-merchants-validation-level)</w:t>
-        </w:r>
-      </w:hyperlink>
-    </w:p>
-    <w:p>
-      <w:pPr>
-        <w:pStyle w:val="BodyText"/>
-      </w:pPr>
-      <w:hyperlink w:anchor="what-changed-for-e-commerce">
-        <w:r>
-          <w:rPr>
-            <w:rStyle w:val="Hyperlink"/>
-          </w:rPr>
-          <w:t xml:space="preserve">O que mudou para o e-commerce? [43](#what-changed-for-e-commerce)</w:t>
-        </w:r>
-      </w:hyperlink>
-    </w:p>
-    <w:p>
-      <w:pPr>
-        <w:pStyle w:val="BodyText"/>
-      </w:pPr>
-      <w:hyperlink w:anchor="templates-glossary-and-index">
-        <w:r>
-          <w:rPr>
-            <w:rStyle w:val="Hyperlink"/>
-          </w:rPr>
-          <w:t xml:space="preserve">25. Modelos, Glossário e Índice [44](#templates-glossary-and-index)</w:t>
-        </w:r>
-      </w:hyperlink>
-    </w:p>
-    <w:p>
-      <w:pPr>
-        <w:pStyle w:val="BodyText"/>
-      </w:pPr>
-      <w:hyperlink w:anchor="scope-record">
-        <w:r>
-          <w:rPr>
-            <w:rStyle w:val="Hyperlink"/>
-          </w:rPr>
-          <w:t xml:space="preserve">25.1 Registo de âmbito [44](#scope-record)</w:t>
-        </w:r>
-      </w:hyperlink>
-    </w:p>
-    <w:p>
-      <w:pPr>
-        <w:pStyle w:val="BodyText"/>
-      </w:pPr>
-      <w:hyperlink w:anchor="requirement-evidence-record">
-        <w:r>
-          <w:rPr>
-            <w:rStyle w:val="Hyperlink"/>
-          </w:rPr>
-          <w:t xml:space="preserve">25.2 Registo de elementos de prova do requisito [44](#requirement-evidence-record)</w:t>
-        </w:r>
-      </w:hyperlink>
-    </w:p>
-    <w:p>
-      <w:pPr>
-        <w:pStyle w:val="BodyText"/>
-      </w:pPr>
-      <w:hyperlink w:anchor="glossary">
-        <w:r>
-          <w:rPr>
-            <w:rStyle w:val="Hyperlink"/>
-          </w:rPr>
-          <w:t xml:space="preserve">25.3 Glossário [44](#glossary)</w:t>
-        </w:r>
-      </w:hyperlink>
-    </w:p>
-    <w:p>
-      <w:pPr>
-        <w:pStyle w:val="BodyText"/>
-      </w:pPr>
-      <w:hyperlink w:anchor="subject-index">
-        <w:r>
-          <w:rPr>
-            <w:rStyle w:val="Hyperlink"/>
-          </w:rPr>
-          <w:t xml:space="preserve">25,4 Índice de assunto [45](#subject-index)</w:t>
-        </w:r>
-      </w:hyperlink>
-    </w:p>
-    <w:p>
-      <w:pPr>
-        <w:pStyle w:val="BodyText"/>
-      </w:pPr>
-      <w:hyperlink w:anchor="official-references-and-further-study">
-        <w:r>
-          <w:rPr>
-            <w:rStyle w:val="Hyperlink"/>
-          </w:rPr>
-          <w:t xml:space="preserve">26. Referências oficiais e estudo complementar [46](#official-references-and-further-study)</w:t>
-        </w:r>
-      </w:hyperlink>
-    </w:p>
-    <w:bookmarkEnd w:id="23"/>
-    <w:bookmarkEnd w:id="24"/>
-    <w:bookmarkStart w:id="26" w:name="pci-dss-v4.0.1-fundações"/>
-    <w:p>
-      <w:pPr>
-        <w:pStyle w:val="Heading1"/>
-      </w:pPr>
-      <w:r>
-        <w:t xml:space="preserve">1. PCI DSS v4.0.1 Fundações</w:t>
-      </w:r>
-    </w:p>
-    <w:p>
-      <w:pPr>
         <w:numPr>
           <w:ilvl w:val="0"/>
           <w:numId w:val="1003"/>
         </w:numPr>
-        <w:pStyle w:val="Compact"/>
       </w:pPr>
       <w:r>
         <w:t xml:space="preserve">O padrão atual, aplicabilidade, objetivos e limitações importantes.*</w:t>
@@ -1715,7 +1715,7 @@
         <w:t xml:space="preserve">Figura 1. Os doze requisitos PCI DSS</w:t>
       </w:r>
     </w:p>
-    <w:bookmarkStart w:id="25" w:name="situação-actual"/>
+    <w:bookmarkStart w:id="14" w:name="situação-actual"/>
     <w:p>
       <w:pPr>
         <w:pStyle w:val="Heading2"/>
@@ -1779,9 +1779,9 @@
         <w:t xml:space="preserve">A partir da publicação de julho de 2026 deste manual, o PCI SSC está reunindo comentários das partes interessadas sobre v4.0.1; um pedido de comentários não é um novo padrão final.</w:t>
       </w:r>
     </w:p>
-    <w:bookmarkEnd w:id="25"/>
-    <w:bookmarkEnd w:id="26"/>
-    <w:bookmarkStart w:id="28" w:name="quem-e-o-que-se-aplica-a"/>
+    <w:bookmarkEnd w:id="14"/>
+    <w:bookmarkEnd w:id="15"/>
+    <w:bookmarkStart w:id="17" w:name="quem-e-o-que-se-aplica-a"/>
     <w:p>
       <w:pPr>
         <w:pStyle w:val="Heading1"/>
@@ -1798,7 +1798,7 @@
         <w:t xml:space="preserve">PCI DSS aplica-se a entidades que armazenam, processam ou transmitem dados do titular do cartão ou dados de autenticação sensíveis, e a entidades cujos sistemas possam afetar a segurança do ambiente de dados do titular do cartão. Os comerciantes, os transformadores, os adquirentes, os emitentes e os prestadores de serviços podem ter funções de validação e comunicação de informações diferentes.</w:t>
       </w:r>
     </w:p>
-    <w:bookmarkStart w:id="27" w:name="os-seis-objetivos-de-controle"/>
+    <w:bookmarkStart w:id="16" w:name="os-seis-objetivos-de-controle"/>
     <w:p>
       <w:pPr>
         <w:pStyle w:val="Heading2"/>
@@ -1857,9 +1857,9 @@
         <w:t xml:space="preserve">Manter uma política de segurança da informação</w:t>
       </w:r>
     </w:p>
-    <w:bookmarkEnd w:id="27"/>
-    <w:bookmarkEnd w:id="28"/>
-    <w:bookmarkStart w:id="31" w:name="regras-de-proteção-e-dados-da-conta"/>
+    <w:bookmarkEnd w:id="16"/>
+    <w:bookmarkEnd w:id="17"/>
+    <w:bookmarkStart w:id="20" w:name="regras-de-proteção-e-dados-da-conta"/>
     <w:p>
       <w:pPr>
         <w:pStyle w:val="Heading1"/>
@@ -1874,8 +1874,8 @@
       </w:pPr>
       <w:r>
         <w:rPr>
+          <w:i/>
           <w:iCs/>
-          <w:i/>
         </w:rPr>
         <w:t xml:space="preserve">A diferença entre dados do titular do cartão, PAN e dados de autenticação sensíveis.</w:t>
       </w:r>
@@ -1893,7 +1893,7 @@
         <w:t xml:space="preserve">Figura 2. Categorias de dados de conta</w:t>
       </w:r>
     </w:p>
-    <w:bookmarkStart w:id="29" w:name="dados-tipo-regra-chave"/>
+    <w:bookmarkStart w:id="18" w:name="dados-tipo-regra-chave"/>
     <w:p>
       <w:pPr>
         <w:pStyle w:val="Heading2"/>
@@ -1946,8 +1946,8 @@
         <w:t xml:space="preserve">Bloqueio de PIN/PIN</w:t>
       </w:r>
     </w:p>
-    <w:bookmarkEnd w:id="29"/>
-    <w:bookmarkStart w:id="30" w:name="métodos-de-proteção-são-diferentes"/>
+    <w:bookmarkEnd w:id="18"/>
+    <w:bookmarkStart w:id="19" w:name="métodos-de-proteção-são-diferentes"/>
     <w:p>
       <w:pPr>
         <w:pStyle w:val="Heading2"/>
@@ -2036,9 +2036,9 @@
         <w:t xml:space="preserve">□——————————————————————————————————————————————————————————————————————————————————————</w:t>
       </w:r>
     </w:p>
-    <w:bookmarkEnd w:id="30"/>
-    <w:bookmarkEnd w:id="31"/>
-    <w:bookmarkStart w:id="34" w:name="escopo-cde-e-segmentação"/>
+    <w:bookmarkEnd w:id="19"/>
+    <w:bookmarkEnd w:id="20"/>
+    <w:bookmarkStart w:id="23" w:name="escopo-cde-e-segmentação"/>
     <w:p>
       <w:pPr>
         <w:pStyle w:val="Heading1"/>
@@ -2049,11 +2049,11 @@
     </w:p>
     <w:p>
       <w:pPr>
+        <w:pStyle w:val="Compact"/>
         <w:numPr>
           <w:ilvl w:val="0"/>
           <w:numId w:val="1006"/>
         </w:numPr>
-        <w:pStyle w:val="Compact"/>
       </w:pPr>
       <w:r>
         <w:t xml:space="preserve">Como encontrar cada pessoa, processo, tecnologia e dependência que pertence ao escopo.*</w:t>
@@ -2072,7 +2072,7 @@
         <w:t xml:space="preserve">Figura 3. Fluxo de scoping PCI DSS</w:t>
       </w:r>
     </w:p>
-    <w:bookmarkStart w:id="32" w:name="descoberta-de-escopo"/>
+    <w:bookmarkStart w:id="21" w:name="descoberta-de-escopo"/>
     <w:p>
       <w:pPr>
         <w:pStyle w:val="Heading2"/>
@@ -2171,8 +2171,8 @@
         <w:t xml:space="preserve">Figura 4. Segmentação e redução de escopo</w:t>
       </w:r>
     </w:p>
-    <w:bookmarkEnd w:id="32"/>
-    <w:bookmarkStart w:id="33" w:name="validação-do-escopo"/>
+    <w:bookmarkEnd w:id="21"/>
+    <w:bookmarkStart w:id="22" w:name="validação-do-escopo"/>
     <w:p>
       <w:pPr>
         <w:pStyle w:val="Heading2"/>
@@ -2189,9 +2189,9 @@
         <w:t xml:space="preserve">Validar o âmbito pelo menos anualmente e após alterações significativas. Os prestadores de serviços realizam a confirmação documentada do âmbito pelo menos uma vez a cada seis meses e após alterações significativas. Testes devem tentar encontrar lojas de dados desconhecidas, caminhos alternativos, ativos não gerenciados, serviços compartilhados, dependências de nuvem, conexões sem fio e acesso administrativo.</w:t>
       </w:r>
     </w:p>
-    <w:bookmarkEnd w:id="33"/>
-    <w:bookmarkEnd w:id="34"/>
-    <w:bookmarkStart w:id="37" w:name="validação-saqs-roc-aoc-e-funções"/>
+    <w:bookmarkEnd w:id="22"/>
+    <w:bookmarkEnd w:id="23"/>
+    <w:bookmarkStart w:id="26" w:name="validação-saqs-roc-aoc-e-funções"/>
     <w:p>
       <w:pPr>
         <w:pStyle w:val="Heading1"/>
@@ -2206,13 +2206,13 @@
       </w:pPr>
       <w:r>
         <w:rPr>
+          <w:i/>
           <w:iCs/>
-          <w:i/>
         </w:rPr>
         <w:t xml:space="preserve">Choosing o caminho correto do relatório e compreensão de quem o aceita.</w:t>
       </w:r>
     </w:p>
-    <w:bookmarkStart w:id="35" w:name="X29d054f55c776931f433ddf8fe46b7257185285"/>
+    <w:bookmarkStart w:id="24" w:name="X29d054f55c776931f433ddf8fe46b7257185285"/>
     <w:p>
       <w:pPr>
         <w:pStyle w:val="Heading2"/>
@@ -2289,8 +2289,8 @@
         <w:t xml:space="preserve">• QSA / ISA • Avaliador ou avaliador interno qualificado</w:t>
       </w:r>
     </w:p>
-    <w:bookmarkEnd w:id="35"/>
-    <w:bookmarkStart w:id="36" w:name="X40723fd8f062c39fceada355e5a5324ee903535"/>
+    <w:bookmarkEnd w:id="24"/>
+    <w:bookmarkStart w:id="25" w:name="X40723fd8f062c39fceada355e5a5324ee903535"/>
     <w:p>
       <w:pPr>
         <w:pStyle w:val="Heading2"/>
@@ -2299,9 +2299,9 @@
         <w:t xml:space="preserve">*Quem decide a validação:** As marcas de pagamento e adquirentes estabelecem níveis de validação de mercadores e informam expectativas. Clientes e contratos podem estabelecer expectativas de prestador de serviços. Confirme o método necessário antes do início.</w:t>
       </w:r>
     </w:p>
-    <w:bookmarkEnd w:id="36"/>
-    <w:bookmarkEnd w:id="37"/>
-    <w:bookmarkStart w:id="39" w:name="Xb3d6f67296591f771af8f41b92286088004ff45"/>
+    <w:bookmarkEnd w:id="25"/>
+    <w:bookmarkEnd w:id="26"/>
+    <w:bookmarkStart w:id="28" w:name="Xb3d6f67296591f771af8f41b92286088004ff45"/>
     <w:p>
       <w:pPr>
         <w:pStyle w:val="Heading1"/>
@@ -2312,126 +2312,126 @@
     </w:p>
     <w:p>
       <w:pPr>
+        <w:pStyle w:val="Compact"/>
         <w:numPr>
           <w:ilvl w:val="0"/>
           <w:numId w:val="1008"/>
         </w:numPr>
+      </w:pPr>
+      <w:r>
+        <w:t xml:space="preserve">Compreender a flexibilidade sem enfraquecer o objetivo da exigência.*</w:t>
+      </w:r>
+    </w:p>
+    <w:p>
+      <w:pPr>
+        <w:pStyle w:val="FirstParagraph"/>
+      </w:pPr>
+    </w:p>
+    <w:p>
+      <w:pPr>
+        <w:pStyle w:val="BodyText"/>
+      </w:pPr>
+      <w:r>
+        <w:t xml:space="preserve">Figura 5. Abordagens definidas e personalizadas</w:t>
+      </w:r>
+    </w:p>
+    <w:bookmarkStart w:id="27" w:name="section"/>
+    <w:p>
+      <w:pPr>
+        <w:pStyle w:val="Heading2"/>
+      </w:pPr>
+      <w:r>
+        <w:t xml:space="preserve">* ** ** ** ** ** ** ** ** ** ** ** **</w:t>
+      </w:r>
+    </w:p>
+    <w:p>
+      <w:pPr>
+        <w:pStyle w:val="FirstParagraph"/>
+      </w:pPr>
+      <w:r>
+        <w:t xml:space="preserve">Abordagem definida A entidade aplica o requisito declarado .</w:t>
+      </w:r>
+      <w:r>
+        <w:t xml:space="preserve"> </w:t>
+      </w:r>
+      <w:r>
+        <w:t xml:space="preserve">Abordagem personalizada A entidade projeta um controle diferente que atenda ao objetivo personalizado ..Matriz de controle, análise de risco, projeto, dependências, teste, evidência operacional, validação do avaliador ..</w:t>
+      </w:r>
+      <w:r>
+        <w:t xml:space="preserve"> </w:t>
+      </w:r>
+      <w:r>
+        <w:t xml:space="preserve">□ Compensar o controle Uma restrição técnica ou empresarial legítima impede o requisito declarado □ Restrição, objetivo, risco adicional, controle compensador, manutenção, validação, revisão anual</w:t>
+      </w:r>
+      <w:r>
+        <w:t xml:space="preserve"> </w:t>
+      </w:r>
+      <w:r>
+        <w:t xml:space="preserve">• Análise de risco orientada — frequência • Um requisito permite que a entidade defina com que frequência ocorre uma actividade • Activos, ameaças, verossimilhança, impacto, lógica, frequência, proprietário, aprovação, revisão anual</w:t>
+      </w:r>
+      <w:r>
+        <w:t xml:space="preserve"> </w:t>
+      </w:r>
+      <w:r>
+        <w:t xml:space="preserve">Análise de risco orientada — customized – Suporta projeto e validação de controle personalizado – Ameaças, pressupostos, objetivo de controle, projeto, risco residual, evidência, teste</w:t>
+      </w:r>
+    </w:p>
+    <w:p>
+      <w:pPr>
+        <w:pStyle w:val="BodyText"/>
+      </w:pPr>
+      <w:r>
+        <w:t xml:space="preserve">A abordagem personalizada não é suportada em cada SAQ ou contexto de exigência.</w:t>
+      </w:r>
+    </w:p>
+    <w:p>
+      <w:pPr>
+        <w:pStyle w:val="BodyText"/>
+      </w:pPr>
+      <w:r>
+        <w:t xml:space="preserve">Um controle compensador não é um atalho para o custo ou conveniência.</w:t>
+      </w:r>
+    </w:p>
+    <w:p>
+      <w:pPr>
+        <w:pStyle w:val="BodyText"/>
+      </w:pPr>
+      <w:r>
+        <w:t xml:space="preserve">A análise de risco orientada não elimina um requisito; apoia uma decisão autorizada.</w:t>
+      </w:r>
+    </w:p>
+    <w:p>
+      <w:pPr>
+        <w:pStyle w:val="BodyText"/>
+      </w:pPr>
+      <w:r>
+        <w:t xml:space="preserve">Confirmar a aceitação e as expectativas do avaliador antes de se comprometer com uma abordagem.</w:t>
+      </w:r>
+    </w:p>
+    <w:bookmarkEnd w:id="27"/>
+    <w:bookmarkEnd w:id="28"/>
+    <w:bookmarkStart w:id="31" w:name="X77e163699acc5a168c7f3c4dfd6122f8c0bd5c7"/>
+    <w:p>
+      <w:pPr>
+        <w:pStyle w:val="Heading1"/>
+      </w:pPr>
+      <w:r>
+        <w:t xml:space="preserve">6. Requerimento 1 — Controles de Segurança de Rede</w:t>
+      </w:r>
+    </w:p>
+    <w:p>
+      <w:pPr>
         <w:pStyle w:val="Compact"/>
-      </w:pPr>
-      <w:r>
-        <w:t xml:space="preserve">Compreender a flexibilidade sem enfraquecer o objetivo da exigência.*</w:t>
-      </w:r>
-    </w:p>
-    <w:p>
-      <w:pPr>
-        <w:pStyle w:val="FirstParagraph"/>
-      </w:pPr>
-    </w:p>
-    <w:p>
-      <w:pPr>
-        <w:pStyle w:val="BodyText"/>
-      </w:pPr>
-      <w:r>
-        <w:t xml:space="preserve">Figura 5. Abordagens definidas e personalizadas</w:t>
-      </w:r>
-    </w:p>
-    <w:bookmarkStart w:id="38" w:name="section"/>
-    <w:p>
-      <w:pPr>
-        <w:pStyle w:val="Heading2"/>
-      </w:pPr>
-      <w:r>
-        <w:t xml:space="preserve">* ** ** ** ** ** ** ** ** ** ** ** **</w:t>
-      </w:r>
-    </w:p>
-    <w:p>
-      <w:pPr>
-        <w:pStyle w:val="FirstParagraph"/>
-      </w:pPr>
-      <w:r>
-        <w:t xml:space="preserve">Abordagem definida A entidade aplica o requisito declarado .</w:t>
-      </w:r>
-      <w:r>
-        <w:t xml:space="preserve"> </w:t>
-      </w:r>
-      <w:r>
-        <w:t xml:space="preserve">Abordagem personalizada A entidade projeta um controle diferente que atenda ao objetivo personalizado ..Matriz de controle, análise de risco, projeto, dependências, teste, evidência operacional, validação do avaliador ..</w:t>
-      </w:r>
-      <w:r>
-        <w:t xml:space="preserve"> </w:t>
-      </w:r>
-      <w:r>
-        <w:t xml:space="preserve">□ Compensar o controle Uma restrição técnica ou empresarial legítima impede o requisito declarado □ Restrição, objetivo, risco adicional, controle compensador, manutenção, validação, revisão anual</w:t>
-      </w:r>
-      <w:r>
-        <w:t xml:space="preserve"> </w:t>
-      </w:r>
-      <w:r>
-        <w:t xml:space="preserve">• Análise de risco orientada — frequência • Um requisito permite que a entidade defina com que frequência ocorre uma actividade • Activos, ameaças, verossimilhança, impacto, lógica, frequência, proprietário, aprovação, revisão anual</w:t>
-      </w:r>
-      <w:r>
-        <w:t xml:space="preserve"> </w:t>
-      </w:r>
-      <w:r>
-        <w:t xml:space="preserve">Análise de risco orientada — customized – Suporta projeto e validação de controle personalizado – Ameaças, pressupostos, objetivo de controle, projeto, risco residual, evidência, teste</w:t>
-      </w:r>
-    </w:p>
-    <w:p>
-      <w:pPr>
-        <w:pStyle w:val="BodyText"/>
-      </w:pPr>
-      <w:r>
-        <w:t xml:space="preserve">A abordagem personalizada não é suportada em cada SAQ ou contexto de exigência.</w:t>
-      </w:r>
-    </w:p>
-    <w:p>
-      <w:pPr>
-        <w:pStyle w:val="BodyText"/>
-      </w:pPr>
-      <w:r>
-        <w:t xml:space="preserve">Um controle compensador não é um atalho para o custo ou conveniência.</w:t>
-      </w:r>
-    </w:p>
-    <w:p>
-      <w:pPr>
-        <w:pStyle w:val="BodyText"/>
-      </w:pPr>
-      <w:r>
-        <w:t xml:space="preserve">A análise de risco orientada não elimina um requisito; apoia uma decisão autorizada.</w:t>
-      </w:r>
-    </w:p>
-    <w:p>
-      <w:pPr>
-        <w:pStyle w:val="BodyText"/>
-      </w:pPr>
-      <w:r>
-        <w:t xml:space="preserve">Confirmar a aceitação e as expectativas do avaliador antes de se comprometer com uma abordagem.</w:t>
-      </w:r>
-    </w:p>
-    <w:bookmarkEnd w:id="38"/>
-    <w:bookmarkEnd w:id="39"/>
-    <w:bookmarkStart w:id="42" w:name="X77e163699acc5a168c7f3c4dfd6122f8c0bd5c7"/>
-    <w:p>
-      <w:pPr>
-        <w:pStyle w:val="Heading1"/>
-      </w:pPr>
-      <w:r>
-        <w:t xml:space="preserve">6. Requerimento 1 — Controles de Segurança de Rede</w:t>
-      </w:r>
-    </w:p>
-    <w:p>
-      <w:pPr>
         <w:numPr>
           <w:ilvl w:val="0"/>
           <w:numId w:val="1009"/>
         </w:numPr>
-        <w:pStyle w:val="Compact"/>
       </w:pPr>
       <w:r>
         <w:t xml:space="preserve">Instalar e manter os controles de segurança da rede *</w:t>
       </w:r>
     </w:p>
-    <w:bookmarkStart w:id="40" w:name="X02c5eb1b10a8520b35c036650a281345511992b"/>
+    <w:bookmarkStart w:id="29" w:name="X02c5eb1b10a8520b35c036650a281345511992b"/>
     <w:p>
       <w:pPr>
         <w:pStyle w:val="Heading2"/>
@@ -2440,8 +2440,8 @@
         <w:t xml:space="preserve">Finalidade do requisito:** Instalar e manter os controles de segurança da rede</w:t>
       </w:r>
     </w:p>
-    <w:bookmarkEnd w:id="40"/>
-    <w:bookmarkStart w:id="41" w:name="X0c09094a082440b143b51b679dcf6f1a69acb79"/>
+    <w:bookmarkEnd w:id="29"/>
+    <w:bookmarkStart w:id="30" w:name="X0c09094a082440b143b51b679dcf6f1a69acb79"/>
     <w:p>
       <w:pPr>
         <w:pStyle w:val="Heading2"/>
@@ -2490,9 +2490,9 @@
         <w:t xml:space="preserve">** Nota de avaliação: ** Use o texto oficial PCI DSS v4.0.1 e o modelo de relatório aplicável para requisitos exatos, notas de aplicabilidade, procedimentos de teste, opções de resposta e documentação. Este manual explica; não substitui o padrão.</w:t>
       </w:r>
     </w:p>
-    <w:bookmarkEnd w:id="41"/>
-    <w:bookmarkEnd w:id="42"/>
-    <w:bookmarkStart w:id="45" w:name="requerimento-2-configurações-seguras"/>
+    <w:bookmarkEnd w:id="30"/>
+    <w:bookmarkEnd w:id="31"/>
+    <w:bookmarkStart w:id="34" w:name="requerimento-2-configurações-seguras"/>
     <w:p>
       <w:pPr>
         <w:pStyle w:val="Heading1"/>
@@ -2507,105 +2507,105 @@
       </w:pPr>
       <w:r>
         <w:rPr>
+          <w:i/>
           <w:iCs/>
-          <w:i/>
         </w:rPr>
         <w:t xml:space="preserve">Aplicar configurações seguras para todos os componentes do sistema</w:t>
       </w:r>
       <w:r>
         <w:rPr>
+          <w:i/>
           <w:iCs/>
+        </w:rPr>
+        <w:t xml:space="preserve"> </w:t>
+      </w:r>
+    </w:p>
+    <w:bookmarkStart w:id="32" w:name="Xf4c9a6ffa4c8ddf05f0e86e6e1805e14130104d"/>
+    <w:p>
+      <w:pPr>
+        <w:pStyle w:val="Heading2"/>
+      </w:pPr>
+      <w:r>
+        <w:t xml:space="preserve">** finalidade do requisito:** Aplicar configurações seguras em todos os componentes do sistema</w:t>
+      </w:r>
+    </w:p>
+    <w:bookmarkEnd w:id="32"/>
+    <w:bookmarkStart w:id="33" w:name="Xe8c2b0567a42cdc84d4f49dd09ba1d43bd86b08"/>
+    <w:p>
+      <w:pPr>
+        <w:pStyle w:val="Heading2"/>
+      </w:pPr>
+      <w:r>
+        <w:t xml:space="preserve">Grupo** Grupo** Significado plano** Foco de verificação** Exemplo de evidência**</w:t>
+      </w:r>
+    </w:p>
+    <w:p>
+      <w:pPr>
+        <w:pStyle w:val="FirstParagraph"/>
+      </w:pPr>
+      <w:r>
+        <w:t xml:space="preserve">2.1 Defina, atribua e documente processos e funções de configuração segura. Confirmar escopo, propriedade, design, implementação, evidência operacional, exceções, correção e reteste. Normas de configuração, inventários, escaneamentos de endurecimento, conta padrão e revisões de serviços</w:t>
+      </w:r>
+      <w:r>
+        <w:t xml:space="preserve"> </w:t>
+      </w:r>
+      <w:r>
+        <w:t xml:space="preserve">2.2 Desenvolver e aplicar padrões de configuração; remover padrões, serviços desnecessários e configurações inseguras. Confirmar escopo, propriedade, design, implementação, evidência operacional, exceções, correção e reteste. Normas de configuração, inventários, escaneamentos de endurecimento, conta padrão e revisões de serviços</w:t>
+      </w:r>
+      <w:r>
+        <w:t xml:space="preserve"> </w:t>
+      </w:r>
+      <w:r>
+        <w:t xml:space="preserve">□ 2.3 □ Ambientes sem fio seguros com padrões alterados, criptografia forte e configurações gerenciadas. Confirmar escopo, propriedade, design, implementação, evidência operacional, exceções, correção e reteste. Normas de configuração, inventários, escaneamentos de endurecimento, conta padrão e revisões de serviços</w:t>
+      </w:r>
+    </w:p>
+    <w:p>
+      <w:pPr>
+        <w:pStyle w:val="BodyText"/>
+      </w:pPr>
+      <w:r>
+        <w:t xml:space="preserve">** Nota de avaliação: ** Use o texto oficial PCI DSS v4.0.1 e o modelo de relatório aplicável para requisitos exatos, notas de aplicabilidade, procedimentos de teste, opções de resposta e documentação. Este manual explica; não substitui o padrão.</w:t>
+      </w:r>
+    </w:p>
+    <w:bookmarkEnd w:id="33"/>
+    <w:bookmarkEnd w:id="34"/>
+    <w:bookmarkStart w:id="38" w:name="requisitos-3-dados-da-conta-armazenada"/>
+    <w:p>
+      <w:pPr>
+        <w:pStyle w:val="Heading1"/>
+      </w:pPr>
+      <w:r>
+        <w:t xml:space="preserve">8. Requisitos 3 — Dados da Conta Armazenada</w:t>
+      </w:r>
+    </w:p>
+    <w:p>
+      <w:pPr>
+        <w:pStyle w:val="FirstParagraph"/>
+      </w:pPr>
+      <w:r>
+        <w:rPr>
           <w:i/>
-        </w:rPr>
-        <w:t xml:space="preserve"> </w:t>
-      </w:r>
-    </w:p>
-    <w:bookmarkStart w:id="43" w:name="Xf4c9a6ffa4c8ddf05f0e86e6e1805e14130104d"/>
-    <w:p>
-      <w:pPr>
-        <w:pStyle w:val="Heading2"/>
-      </w:pPr>
-      <w:r>
-        <w:t xml:space="preserve">** finalidade do requisito:** Aplicar configurações seguras em todos os componentes do sistema</w:t>
-      </w:r>
-    </w:p>
-    <w:bookmarkEnd w:id="43"/>
-    <w:bookmarkStart w:id="44" w:name="Xe8c2b0567a42cdc84d4f49dd09ba1d43bd86b08"/>
-    <w:p>
-      <w:pPr>
-        <w:pStyle w:val="Heading2"/>
-      </w:pPr>
-      <w:r>
-        <w:t xml:space="preserve">Grupo** Grupo** Significado plano** Foco de verificação** Exemplo de evidência**</w:t>
-      </w:r>
-    </w:p>
-    <w:p>
-      <w:pPr>
-        <w:pStyle w:val="FirstParagraph"/>
-      </w:pPr>
-      <w:r>
-        <w:t xml:space="preserve">2.1 Defina, atribua e documente processos e funções de configuração segura. Confirmar escopo, propriedade, design, implementação, evidência operacional, exceções, correção e reteste. Normas de configuração, inventários, escaneamentos de endurecimento, conta padrão e revisões de serviços</w:t>
-      </w:r>
-      <w:r>
-        <w:t xml:space="preserve"> </w:t>
-      </w:r>
-      <w:r>
-        <w:t xml:space="preserve">2.2 Desenvolver e aplicar padrões de configuração; remover padrões, serviços desnecessários e configurações inseguras. Confirmar escopo, propriedade, design, implementação, evidência operacional, exceções, correção e reteste. Normas de configuração, inventários, escaneamentos de endurecimento, conta padrão e revisões de serviços</w:t>
-      </w:r>
-      <w:r>
-        <w:t xml:space="preserve"> </w:t>
-      </w:r>
-      <w:r>
-        <w:t xml:space="preserve">□ 2.3 □ Ambientes sem fio seguros com padrões alterados, criptografia forte e configurações gerenciadas. Confirmar escopo, propriedade, design, implementação, evidência operacional, exceções, correção e reteste. Normas de configuração, inventários, escaneamentos de endurecimento, conta padrão e revisões de serviços</w:t>
-      </w:r>
-    </w:p>
-    <w:p>
-      <w:pPr>
-        <w:pStyle w:val="BodyText"/>
-      </w:pPr>
-      <w:r>
-        <w:t xml:space="preserve">** Nota de avaliação: ** Use o texto oficial PCI DSS v4.0.1 e o modelo de relatório aplicável para requisitos exatos, notas de aplicabilidade, procedimentos de teste, opções de resposta e documentação. Este manual explica; não substitui o padrão.</w:t>
-      </w:r>
-    </w:p>
-    <w:bookmarkEnd w:id="44"/>
-    <w:bookmarkEnd w:id="45"/>
-    <w:bookmarkStart w:id="49" w:name="requisitos-3-dados-da-conta-armazenada"/>
-    <w:p>
-      <w:pPr>
-        <w:pStyle w:val="Heading1"/>
-      </w:pPr>
-      <w:r>
-        <w:t xml:space="preserve">8. Requisitos 3 — Dados da Conta Armazenada</w:t>
-      </w:r>
-    </w:p>
-    <w:p>
-      <w:pPr>
-        <w:pStyle w:val="FirstParagraph"/>
-      </w:pPr>
-      <w:r>
-        <w:rPr>
           <w:iCs/>
-          <w:i/>
         </w:rPr>
         <w:t xml:space="preserve">Protect Dados de Conta Armazenados</w:t>
       </w:r>
       <w:r>
         <w:rPr>
+          <w:i/>
           <w:iCs/>
-          <w:i/>
         </w:rPr>
         <w:t xml:space="preserve"> </w:t>
       </w:r>
     </w:p>
-    <w:bookmarkStart w:id="46" w:name="Xb932c8d60de1de63bb7c26c02064b55e6f552d2"/>
+    <w:bookmarkStart w:id="35" w:name="Xb932c8d60de1de63bb7c26c02064b55e6f552d2"/>
     <w:p>
       <w:pPr>
         <w:pStyle w:val="Heading2"/>
       </w:pPr>
       <w:r>
         <w:rPr>
+          <w:b/>
           <w:bCs/>
-          <w:b/>
         </w:rPr>
         <w:t xml:space="preserve">Obrigatório:</w:t>
       </w:r>
@@ -2613,8 +2613,8 @@
         <w:t xml:space="preserve">Proteger Dados de Conta Armazenados</w:t>
       </w:r>
     </w:p>
-    <w:bookmarkEnd w:id="46"/>
-    <w:bookmarkStart w:id="47" w:name="X0323742b0f24b7ca2232a3e2d4b9ac48c761e0d"/>
+    <w:bookmarkEnd w:id="35"/>
+    <w:bookmarkStart w:id="36" w:name="X0323742b0f24b7ca2232a3e2d4b9ac48c761e0d"/>
     <w:p>
       <w:pPr>
         <w:pStyle w:val="Heading2"/>
@@ -2675,8 +2675,8 @@
         <w:t xml:space="preserve">** Nota de avaliação: ** Use o texto oficial PCI DSS v4.0.1 e o modelo de relatório aplicável para requisitos exatos, notas de aplicabilidade, procedimentos de teste, opções de resposta e documentação. Este manual explica; não substitui o padrão.</w:t>
       </w:r>
     </w:p>
-    <w:bookmarkEnd w:id="47"/>
-    <w:bookmarkStart w:id="48" w:name="Xb0336eda8fe109a9406e217b1574c6900d7d547"/>
+    <w:bookmarkEnd w:id="36"/>
+    <w:bookmarkStart w:id="37" w:name="Xb0336eda8fe109a9406e217b1574c6900d7d547"/>
     <w:p>
       <w:pPr>
         <w:pStyle w:val="Heading2"/>
@@ -2685,9 +2685,9 @@
         <w:t xml:space="preserve">Proibição crítica:** Dados de autenticação sensíveis não devem ser armazenados após a autorização, mesmo quando criptografados, exceto quando PCI DSS expressamente permite o emissor ou o uso de suporte de emissão.</w:t>
       </w:r>
     </w:p>
-    <w:bookmarkEnd w:id="48"/>
-    <w:bookmarkEnd w:id="49"/>
-    <w:bookmarkStart w:id="52" w:name="X526f58b2beab305d14550cc88171a20ce77971b"/>
+    <w:bookmarkEnd w:id="37"/>
+    <w:bookmarkEnd w:id="38"/>
+    <w:bookmarkStart w:id="41" w:name="X526f58b2beab305d14550cc88171a20ce77971b"/>
     <w:p>
       <w:pPr>
         <w:pStyle w:val="Heading1"/>
@@ -2702,28 +2702,28 @@
       </w:pPr>
       <w:r>
         <w:rPr>
+          <w:i/>
           <w:iCs/>
-          <w:i/>
         </w:rPr>
         <w:t xml:space="preserve">Proteger dados do titular do cartão com forte criptografia durante a transmissão sobre redes públicas abertas</w:t>
       </w:r>
       <w:r>
         <w:rPr>
+          <w:i/>
           <w:iCs/>
-          <w:i/>
         </w:rPr>
         <w:t xml:space="preserve"> </w:t>
       </w:r>
     </w:p>
-    <w:bookmarkStart w:id="50" w:name="X13202a12c05270bde46bf64fe47b01c0766164e"/>
+    <w:bookmarkStart w:id="39" w:name="X13202a12c05270bde46bf64fe47b01c0766164e"/>
     <w:p>
       <w:pPr>
         <w:pStyle w:val="Heading2"/>
       </w:pPr>
       <w:r>
         <w:rPr>
+          <w:b/>
           <w:bCs/>
-          <w:b/>
         </w:rPr>
         <w:t xml:space="preserve">Propósito do requisito:</w:t>
       </w:r>
@@ -2731,8 +2731,8 @@
         <w:t xml:space="preserve">Proteger dados do titular do cartão com criptografia forte durante a transmissão sobre redes públicas abertas</w:t>
       </w:r>
     </w:p>
-    <w:bookmarkEnd w:id="50"/>
-    <w:bookmarkStart w:id="51" w:name="X8b2fbda5a7426e67550b11fcc0e522c4ed9af47"/>
+    <w:bookmarkEnd w:id="39"/>
+    <w:bookmarkStart w:id="40" w:name="X8b2fbda5a7426e67550b11fcc0e522c4ed9af47"/>
     <w:p>
       <w:pPr>
         <w:pStyle w:val="Heading2"/>
@@ -2763,9 +2763,9 @@
         <w:t xml:space="preserve">** Nota de avaliação: ** Use o texto oficial PCI DSS v4.0.1 e o modelo de relatório aplicável para requisitos exatos, notas de aplicabilidade, procedimentos de teste, opções de resposta e documentação. Este manual explica; não substitui o padrão.</w:t>
       </w:r>
     </w:p>
-    <w:bookmarkEnd w:id="51"/>
-    <w:bookmarkEnd w:id="52"/>
-    <w:bookmarkStart w:id="54" w:name="requerimento-5-software-maléfico"/>
+    <w:bookmarkEnd w:id="40"/>
+    <w:bookmarkEnd w:id="41"/>
+    <w:bookmarkStart w:id="43" w:name="requerimento-5-software-maléfico"/>
     <w:p>
       <w:pPr>
         <w:pStyle w:val="Heading1"/>
@@ -2780,15 +2780,15 @@
       </w:pPr>
       <w:r>
         <w:rPr>
+          <w:i/>
           <w:iCs/>
-          <w:i/>
         </w:rPr>
         <w:t xml:space="preserve">Proteger todos os sistemas e redes de software malicioso</w:t>
       </w:r>
       <w:r>
         <w:rPr>
+          <w:i/>
           <w:iCs/>
-          <w:i/>
         </w:rPr>
         <w:t xml:space="preserve"> </w:t>
       </w:r>
@@ -2807,7 +2807,7 @@
         <w:t xml:space="preserve">□—————————————————————————————————————–</w:t>
       </w:r>
     </w:p>
-    <w:bookmarkStart w:id="53" w:name="X8facabd31040eeebe49f5c806d76a60e0b3eb1f"/>
+    <w:bookmarkStart w:id="42" w:name="X8facabd31040eeebe49f5c806d76a60e0b3eb1f"/>
     <w:p>
       <w:pPr>
         <w:pStyle w:val="Heading2"/>
@@ -2850,9 +2850,9 @@
         <w:t xml:space="preserve">** Nota de avaliação: ** Use o texto oficial PCI DSS v4.0.1 e o modelo de relatório aplicável para requisitos exatos, notas de aplicabilidade, procedimentos de teste, opções de resposta e documentação. Este manual explica; não substitui o padrão.</w:t>
       </w:r>
     </w:p>
-    <w:bookmarkEnd w:id="53"/>
-    <w:bookmarkEnd w:id="54"/>
-    <w:bookmarkStart w:id="57" w:name="exigência-6-sistemas-seguros-e-software"/>
+    <w:bookmarkEnd w:id="42"/>
+    <w:bookmarkEnd w:id="43"/>
+    <w:bookmarkStart w:id="46" w:name="exigência-6-sistemas-seguros-e-software"/>
     <w:p>
       <w:pPr>
         <w:pStyle w:val="Heading1"/>
@@ -2863,25 +2863,25 @@
     </w:p>
     <w:p>
       <w:pPr>
+        <w:pStyle w:val="Compact"/>
         <w:numPr>
           <w:ilvl w:val="0"/>
           <w:numId w:val="1010"/>
         </w:numPr>
-        <w:pStyle w:val="Compact"/>
       </w:pPr>
       <w:r>
         <w:t xml:space="preserve">Desenvolver e manter sistemas seguros e software *</w:t>
       </w:r>
     </w:p>
-    <w:bookmarkStart w:id="55" w:name="X6238a130fedaf60578e2f5d60abbe4471890213"/>
+    <w:bookmarkStart w:id="44" w:name="X6238a130fedaf60578e2f5d60abbe4471890213"/>
     <w:p>
       <w:pPr>
         <w:pStyle w:val="Heading2"/>
       </w:pPr>
       <w:r>
         <w:rPr>
+          <w:b/>
           <w:bCs/>
-          <w:b/>
         </w:rPr>
         <w:t xml:space="preserve">Propósito de exigência:</w:t>
       </w:r>
@@ -2889,8 +2889,8 @@
         <w:t xml:space="preserve">Desenvolva e mantenha sistemas seguros e software</w:t>
       </w:r>
     </w:p>
-    <w:bookmarkEnd w:id="55"/>
-    <w:bookmarkStart w:id="56" w:name="X2d4787e4301bd8ccb4ed5acc17c153eb3eeedb2"/>
+    <w:bookmarkEnd w:id="44"/>
+    <w:bookmarkStart w:id="45" w:name="X2d4787e4301bd8ccb4ed5acc17c153eb3eeedb2"/>
     <w:p>
       <w:pPr>
         <w:pStyle w:val="Heading2"/>
@@ -2960,9 +2960,9 @@
         <w:t xml:space="preserve">Os requisitos 6.4.3 e 11.6.1 são agora eficazes. Manter um inventário e negócio ou justificação técnica para scripts de pagamento-página, autorizá-los, garantir a sua integridade, e implantar a detecção de mudança/tamper para páginas relevantes e cabeçalhos HTTP pelo menos com a frequência necessária ou suportado pela análise de risco alvo permitida.</w:t>
       </w:r>
     </w:p>
-    <w:bookmarkEnd w:id="56"/>
-    <w:bookmarkEnd w:id="57"/>
-    <w:bookmarkStart w:id="60" w:name="exigência-7-necessidade-de-negócios"/>
+    <w:bookmarkEnd w:id="45"/>
+    <w:bookmarkEnd w:id="46"/>
+    <w:bookmarkStart w:id="49" w:name="exigência-7-necessidade-de-negócios"/>
     <w:p>
       <w:pPr>
         <w:pStyle w:val="Heading1"/>
@@ -2977,13 +2977,13 @@
       </w:pPr>
       <w:r>
         <w:rPr>
+          <w:i/>
           <w:iCs/>
-          <w:i/>
         </w:rPr>
         <w:t xml:space="preserve">Restringir o acesso aos componentes do sistema e dados do titular do cartão por necessidade de conhecimento do negócio</w:t>
       </w:r>
     </w:p>
-    <w:bookmarkStart w:id="58" w:name="Xba00c4ea17d252d7c48b0f96a65406c392fc9dc"/>
+    <w:bookmarkStart w:id="47" w:name="Xba00c4ea17d252d7c48b0f96a65406c392fc9dc"/>
     <w:p>
       <w:pPr>
         <w:pStyle w:val="Heading2"/>
@@ -2992,8 +2992,8 @@
         <w:t xml:space="preserve">Finalidade do requisito:** Restrinja o acesso aos componentes do sistema e aos dados do titular do cartão pela necessidade do negócio de saber</w:t>
       </w:r>
     </w:p>
-    <w:bookmarkEnd w:id="58"/>
-    <w:bookmarkStart w:id="59" w:name="X2b446e637a64e4ce3af49dce1f1246a42823207"/>
+    <w:bookmarkEnd w:id="47"/>
+    <w:bookmarkStart w:id="48" w:name="X2b446e637a64e4ce3af49dce1f1246a42823207"/>
     <w:p>
       <w:pPr>
         <w:pStyle w:val="Heading2"/>
@@ -3030,9 +3030,9 @@
         <w:t xml:space="preserve">** Nota de avaliação: ** Use o texto oficial PCI DSS v4.0.1 e o modelo de relatório aplicável para requisitos exatos, notas de aplicabilidade, procedimentos de teste, opções de resposta e documentação. Este manual explica; não substitui o padrão.</w:t>
       </w:r>
     </w:p>
-    <w:bookmarkEnd w:id="59"/>
-    <w:bookmarkEnd w:id="60"/>
-    <w:bookmarkStart w:id="64" w:name="requerimento-8-identidade-e-autenticação"/>
+    <w:bookmarkEnd w:id="48"/>
+    <w:bookmarkEnd w:id="49"/>
+    <w:bookmarkStart w:id="53" w:name="requerimento-8-identidade-e-autenticação"/>
     <w:p>
       <w:pPr>
         <w:pStyle w:val="Heading1"/>
@@ -3047,13 +3047,13 @@
       </w:pPr>
       <w:r>
         <w:rPr>
+          <w:i/>
           <w:iCs/>
-          <w:i/>
         </w:rPr>
         <w:t xml:space="preserve">Identifique usuários e autentique o acesso aos componentes do sistema</w:t>
       </w:r>
     </w:p>
-    <w:bookmarkStart w:id="61" w:name="Xed08bacf67186036ca0001a4154479c4890ff5b"/>
+    <w:bookmarkStart w:id="50" w:name="Xed08bacf67186036ca0001a4154479c4890ff5b"/>
     <w:p>
       <w:pPr>
         <w:pStyle w:val="Heading2"/>
@@ -3062,8 +3062,8 @@
         <w:t xml:space="preserve">** finalidade do requisito:** Identificar usuários e Autenticar o acesso aos componentes do sistema</w:t>
       </w:r>
     </w:p>
-    <w:bookmarkEnd w:id="61"/>
-    <w:bookmarkStart w:id="62" w:name="X6b1e4da0265a9b9562df2ed134d22d697c8cd6c"/>
+    <w:bookmarkEnd w:id="50"/>
+    <w:bookmarkStart w:id="51" w:name="X6b1e4da0265a9b9562df2ed134d22d697c8cd6c"/>
     <w:p>
       <w:pPr>
         <w:pStyle w:val="Heading2"/>
@@ -3118,8 +3118,8 @@
         <w:t xml:space="preserve">** Nota de avaliação: ** Use o texto oficial PCI DSS v4.0.1 e o modelo de relatório aplicável para requisitos exatos, notas de aplicabilidade, procedimentos de teste, opções de resposta e documentação. Este manual explica; não substitui o padrão.</w:t>
       </w:r>
     </w:p>
-    <w:bookmarkEnd w:id="62"/>
-    <w:bookmarkStart w:id="63" w:name="X955f9895aecb28cb68b47b7c0537a93bd98121b"/>
+    <w:bookmarkEnd w:id="51"/>
+    <w:bookmarkStart w:id="52" w:name="X955f9895aecb28cb68b47b7c0537a93bd98121b"/>
     <w:p>
       <w:pPr>
         <w:pStyle w:val="Heading2"/>
@@ -3128,9 +3128,9 @@
         <w:t xml:space="preserve">• ** Aviso de autenticação: ** O requisito 8 contém regras detalhadas para IDs exclusivos, contas inativas e encerradas, senhas/passfrases fortes, MFA, contas de serviço, fatores de autenticação e reset seguro. Verificar a aplicabilidade exata no padrão oficial.</w:t>
       </w:r>
     </w:p>
-    <w:bookmarkEnd w:id="63"/>
-    <w:bookmarkEnd w:id="64"/>
-    <w:bookmarkStart w:id="67" w:name="requerimento-9-acesso-físico"/>
+    <w:bookmarkEnd w:id="52"/>
+    <w:bookmarkEnd w:id="53"/>
+    <w:bookmarkStart w:id="56" w:name="requerimento-9-acesso-físico"/>
     <w:p>
       <w:pPr>
         <w:pStyle w:val="Heading1"/>
@@ -3141,25 +3141,25 @@
     </w:p>
     <w:p>
       <w:pPr>
+        <w:pStyle w:val="Compact"/>
         <w:numPr>
           <w:ilvl w:val="0"/>
           <w:numId w:val="1011"/>
         </w:numPr>
-        <w:pStyle w:val="Compact"/>
       </w:pPr>
       <w:r>
         <w:t xml:space="preserve">Restrinja o acesso físico aos dados do titular do cartão</w:t>
       </w:r>
     </w:p>
-    <w:bookmarkStart w:id="65" w:name="Xcf4e9f8f91919d3a083340712498e8c7f53c484"/>
+    <w:bookmarkStart w:id="54" w:name="Xcf4e9f8f91919d3a083340712498e8c7f53c484"/>
     <w:p>
       <w:pPr>
         <w:pStyle w:val="Heading2"/>
       </w:pPr>
       <w:r>
         <w:rPr>
+          <w:b/>
           <w:bCs/>
-          <w:b/>
         </w:rPr>
         <w:t xml:space="preserve">Obrigatório:</w:t>
       </w:r>
@@ -3170,8 +3170,8 @@
         <w:t xml:space="preserve">Restrinja o acesso físico aos dados do titular do cartão</w:t>
       </w:r>
     </w:p>
-    <w:bookmarkEnd w:id="65"/>
-    <w:bookmarkStart w:id="66" w:name="Xeea56704f3a96dda1db2a4cc20cbc453d08bcdf"/>
+    <w:bookmarkEnd w:id="54"/>
+    <w:bookmarkStart w:id="55" w:name="Xeea56704f3a96dda1db2a4cc20cbc453d08bcdf"/>
     <w:p>
       <w:pPr>
         <w:pStyle w:val="Heading2"/>
@@ -3220,9 +3220,9 @@
         <w:t xml:space="preserve">** Nota de avaliação: ** Use o texto oficial PCI DSS v4.0.1 e o modelo de relatório aplicável para requisitos exatos, notas de aplicabilidade, procedimentos de teste, opções de resposta e documentação. Este manual explica; não substitui o padrão.</w:t>
       </w:r>
     </w:p>
-    <w:bookmarkEnd w:id="66"/>
-    <w:bookmarkEnd w:id="67"/>
-    <w:bookmarkStart w:id="70" w:name="requerimento-10-registro-e-monitoramento"/>
+    <w:bookmarkEnd w:id="55"/>
+    <w:bookmarkEnd w:id="56"/>
+    <w:bookmarkStart w:id="59" w:name="requerimento-10-registro-e-monitoramento"/>
     <w:p>
       <w:pPr>
         <w:pStyle w:val="Heading1"/>
@@ -3237,28 +3237,28 @@
       </w:pPr>
       <w:r>
         <w:rPr>
+          <w:i/>
           <w:iCs/>
-          <w:i/>
         </w:rPr>
         <w:t xml:space="preserve">Logar e monitorar todo o acesso aos componentes do sistema e dados do titular do cartão</w:t>
       </w:r>
       <w:r>
         <w:rPr>
+          <w:i/>
           <w:iCs/>
-          <w:i/>
         </w:rPr>
         <w:t xml:space="preserve"> </w:t>
       </w:r>
     </w:p>
-    <w:bookmarkStart w:id="68" w:name="Xb4d63f5a416fb2a9651ec869496d10bd8a40423"/>
+    <w:bookmarkStart w:id="57" w:name="Xb4d63f5a416fb2a9651ec869496d10bd8a40423"/>
     <w:p>
       <w:pPr>
         <w:pStyle w:val="Heading2"/>
       </w:pPr>
       <w:r>
         <w:rPr>
+          <w:b/>
           <w:bCs/>
-          <w:b/>
         </w:rPr>
         <w:t xml:space="preserve">Requisito:</w:t>
       </w:r>
@@ -3269,8 +3269,8 @@
         <w:t xml:space="preserve">Log and Monitor All Access to System Components and Cardholder Data</w:t>
       </w:r>
     </w:p>
-    <w:bookmarkEnd w:id="68"/>
-    <w:bookmarkStart w:id="69" w:name="X9bdbecdad583a73ae2ccb25648ba60856cd1ad9"/>
+    <w:bookmarkEnd w:id="57"/>
+    <w:bookmarkStart w:id="58" w:name="X9bdbecdad583a73ae2ccb25648ba60856cd1ad9"/>
     <w:p>
       <w:pPr>
         <w:pStyle w:val="Heading2"/>
@@ -3331,9 +3331,9 @@
         <w:t xml:space="preserve">** Nota de avaliação: ** Use o texto oficial PCI DSS v4.0.1 e o modelo de relatório aplicável para requisitos exatos, notas de aplicabilidade, procedimentos de teste, opções de resposta e documentação. Este manual explica; não substitui o padrão.</w:t>
       </w:r>
     </w:p>
-    <w:bookmarkEnd w:id="69"/>
-    <w:bookmarkEnd w:id="70"/>
-    <w:bookmarkStart w:id="73" w:name="exigência-11-testes-de-segurança"/>
+    <w:bookmarkEnd w:id="58"/>
+    <w:bookmarkEnd w:id="59"/>
+    <w:bookmarkStart w:id="62" w:name="exigência-11-testes-de-segurança"/>
     <w:p>
       <w:pPr>
         <w:pStyle w:val="Heading1"/>
@@ -3344,25 +3344,25 @@
     </w:p>
     <w:p>
       <w:pPr>
+        <w:pStyle w:val="Compact"/>
         <w:numPr>
           <w:ilvl w:val="0"/>
           <w:numId w:val="1012"/>
         </w:numPr>
-        <w:pStyle w:val="Compact"/>
       </w:pPr>
       <w:r>
         <w:t xml:space="preserve">Sistemas de segurança de teste e processos regularmente *</w:t>
       </w:r>
     </w:p>
-    <w:bookmarkStart w:id="71" w:name="Xc187c1d33b5c44534cd9cfe6eacda9e67700813"/>
+    <w:bookmarkStart w:id="60" w:name="Xc187c1d33b5c44534cd9cfe6eacda9e67700813"/>
     <w:p>
       <w:pPr>
         <w:pStyle w:val="Heading2"/>
       </w:pPr>
       <w:r>
         <w:rPr>
+          <w:b/>
           <w:bCs/>
-          <w:b/>
         </w:rPr>
         <w:t xml:space="preserve">Objectivo do requisito:</w:t>
       </w:r>
@@ -3373,8 +3373,8 @@
         <w:t xml:space="preserve">Sistemas e processos de segurança de teste regularmente</w:t>
       </w:r>
     </w:p>
-    <w:bookmarkEnd w:id="71"/>
-    <w:bookmarkStart w:id="72" w:name="X055c42facda965ecf8d20272fab10a788a883e5"/>
+    <w:bookmarkEnd w:id="60"/>
+    <w:bookmarkStart w:id="61" w:name="X055c42facda965ecf8d20272fab10a788a883e5"/>
     <w:p>
       <w:pPr>
         <w:pStyle w:val="Heading2"/>
@@ -3443,9 +3443,9 @@
         <w:t xml:space="preserve">□————————————————————————————————————————————————————————————————————————————————————————————————————————————————————————————————————————————</w:t>
       </w:r>
     </w:p>
-    <w:bookmarkEnd w:id="72"/>
-    <w:bookmarkEnd w:id="73"/>
-    <w:bookmarkStart w:id="75" w:name="exigência-12-políticas-e-programas"/>
+    <w:bookmarkEnd w:id="61"/>
+    <w:bookmarkEnd w:id="62"/>
+    <w:bookmarkStart w:id="64" w:name="exigência-12-políticas-e-programas"/>
     <w:p>
       <w:pPr>
         <w:pStyle w:val="Heading1"/>
@@ -3476,7 +3476,7 @@
         <w:t xml:space="preserve">.———————————————————————————————————————————</w:t>
       </w:r>
     </w:p>
-    <w:bookmarkStart w:id="74" w:name="Xabd34782e51453615ce4e728c12647f785e70a6"/>
+    <w:bookmarkStart w:id="63" w:name="Xabd34782e51453615ce4e728c12647f785e70a6"/>
     <w:p>
       <w:pPr>
         <w:pStyle w:val="Heading2"/>
@@ -3568,9 +3568,9 @@
         <w:t xml:space="preserve">Figura 8. Fluxo de trabalho de resposta incidente de pagamento</w:t>
       </w:r>
     </w:p>
-    <w:bookmarkEnd w:id="74"/>
-    <w:bookmarkEnd w:id="75"/>
-    <w:bookmarkStart w:id="76" w:name="testes-de-evidência-avaliação-e-controle"/>
+    <w:bookmarkEnd w:id="63"/>
+    <w:bookmarkEnd w:id="64"/>
+    <w:bookmarkStart w:id="65" w:name="testes-de-evidência-avaliação-e-controle"/>
     <w:p>
       <w:pPr>
         <w:pStyle w:val="Heading1"/>
@@ -3581,11 +3581,11 @@
     </w:p>
     <w:p>
       <w:pPr>
+        <w:pStyle w:val="Compact"/>
         <w:numPr>
           <w:ilvl w:val="0"/>
           <w:numId w:val="1013"/>
         </w:numPr>
-        <w:pStyle w:val="Compact"/>
       </w:pPr>
       <w:r>
         <w:t xml:space="preserve">Como verificar que os requisitos PCI DSS são implementados e operacionais.*</w:t>
@@ -3692,8 +3692,8 @@
         <w:t xml:space="preserve">Reteste a correção em toda a população afetada e indicar a conclusão e limitações.</w:t>
       </w:r>
     </w:p>
-    <w:bookmarkEnd w:id="76"/>
-    <w:bookmarkStart w:id="78" w:name="testes-práticos"/>
+    <w:bookmarkEnd w:id="65"/>
+    <w:bookmarkStart w:id="67" w:name="testes-práticos"/>
     <w:p>
       <w:pPr>
         <w:pStyle w:val="Heading1"/>
@@ -3702,7 +3702,7 @@
         <w:t xml:space="preserve"># 18.1 Testes práticos</w:t>
       </w:r>
     </w:p>
-    <w:bookmarkStart w:id="77" w:name="section-1"/>
+    <w:bookmarkStart w:id="66" w:name="section-1"/>
     <w:p>
       <w:pPr>
         <w:pStyle w:val="Heading2"/>
@@ -3761,9 +3761,9 @@
         <w:t xml:space="preserve">□ Terceiros □ População completa do TPSP; amostra crítica, nova, alterada, e provedores terminados Acordo de teste, matriz de responsabilidade, status, monitoramento, funções de incidente, efeito de escopo, e saída, Inventário, contratos, COA, matriz, revisões, descobertas e prova de remoção</w:t>
       </w:r>
     </w:p>
-    <w:bookmarkEnd w:id="77"/>
-    <w:bookmarkEnd w:id="78"/>
-    <w:bookmarkStart w:id="81" w:name="Xebca4c93d18d2829a62f8ec962417a36ed60f31"/>
+    <w:bookmarkEnd w:id="66"/>
+    <w:bookmarkEnd w:id="67"/>
+    <w:bookmarkStart w:id="70" w:name="Xebca4c93d18d2829a62f8ec962417a36ed60f31"/>
     <w:p>
       <w:pPr>
         <w:pStyle w:val="Heading1"/>
@@ -3774,17 +3774,17 @@
     </w:p>
     <w:p>
       <w:pPr>
+        <w:pStyle w:val="Compact"/>
         <w:numPr>
           <w:ilvl w:val="0"/>
           <w:numId w:val="1015"/>
         </w:numPr>
-        <w:pStyle w:val="Compact"/>
       </w:pPr>
       <w:r>
         <w:t xml:space="preserve">Links oficiais, inícios rápidos seguros, evidências e limitações.*</w:t>
       </w:r>
     </w:p>
-    <w:bookmarkStart w:id="79" w:name="X4b46c8e9128bd4da305deea5771301f07091b82"/>
+    <w:bookmarkStart w:id="68" w:name="X4b46c8e9128bd4da305deea5771301f07091b82"/>
     <w:p>
       <w:pPr>
         <w:pStyle w:val="Heading2"/>
@@ -3797,8 +3797,8 @@
       </w:r>
       <w:r>
         <w:rPr>
+          <w:b/>
           <w:bCs/>
-          <w:b/>
         </w:rPr>
         <w:t xml:space="preserve">Ferramenta</w:t>
       </w:r>
@@ -3807,8 +3807,8 @@
       </w:r>
       <w:r>
         <w:rPr>
+          <w:b/>
           <w:bCs/>
-          <w:b/>
         </w:rPr>
         <w:t xml:space="preserve">Purpose</w:t>
       </w:r>
@@ -3817,8 +3817,8 @@
       </w:r>
       <w:r>
         <w:rPr>
+          <w:b/>
           <w:bCs/>
-          <w:b/>
         </w:rPr>
         <w:t xml:space="preserve">Possible PCI DSS support</w:t>
       </w:r>
@@ -3923,8 +3923,8 @@
         <w:t xml:space="preserve">□———————————————————————————————————————————————————————————————————————————————————————————-</w:t>
       </w:r>
     </w:p>
-    <w:bookmarkEnd w:id="79"/>
-    <w:bookmarkStart w:id="80" w:name="validação-da-ferramenta"/>
+    <w:bookmarkEnd w:id="68"/>
+    <w:bookmarkStart w:id="69" w:name="validação-da-ferramenta"/>
     <w:p>
       <w:pPr>
         <w:pStyle w:val="Heading2"/>
@@ -4010,302 +4010,302 @@
         <w:t xml:space="preserve">Revalidar após alterações, atualizações, alterações de integração ou falhas.</w:t>
       </w:r>
     </w:p>
+    <w:bookmarkEnd w:id="69"/>
+    <w:bookmarkEnd w:id="70"/>
+    <w:bookmarkStart w:id="71" w:name="assistente-do-ciso"/>
+    <w:p>
+      <w:pPr>
+        <w:pStyle w:val="Heading1"/>
+      </w:pPr>
+      <w:r>
+        <w:t xml:space="preserve"># 19.2 Assistente do CISO</w:t>
+      </w:r>
+    </w:p>
+    <w:p>
+      <w:pPr>
+        <w:pStyle w:val="FirstParagraph"/>
+      </w:pPr>
+      <w:r>
+        <w:t xml:space="preserve">GRC, requisitos, evidências, riscos. Possível suporte PCI DSS: 12, tudo.</w:t>
+      </w:r>
+    </w:p>
+    <w:p>
+      <w:pPr>
+        <w:pStyle w:val="BodyText"/>
+      </w:pPr>
+      <w:r>
+        <w:t xml:space="preserve">** Documentação oficial:** [</w:t>
+      </w:r>
+      <w:r>
+        <w:t xml:space="preserve"> </w:t>
+      </w:r>
+      <w:r>
+        <w:t xml:space="preserve">Abra o guia oficial do Assistente CISO</w:t>
+      </w:r>
+      <w:r>
+        <w:t xml:space="preserve">(https://intuitem.gitbook.io/ciso-assistant)</w:t>
+      </w:r>
+    </w:p>
+    <w:p>
+      <w:pPr>
+        <w:pStyle w:val="BodyText"/>
+      </w:pPr>
+      <w:r>
+        <w:t xml:space="preserve">Um começo rápido</w:t>
+      </w:r>
+    </w:p>
+    <w:p>
+      <w:pPr>
+        <w:pStyle w:val="BodyText"/>
+      </w:pPr>
+      <w:r>
+        <w:t xml:space="preserve">Criar um comerciante fictício, mapear cinco grupos de exigência, atribuir proprietários, anexar evidências higienizadas, e rastrear uma lacuna através de reteste.</w:t>
+      </w:r>
+    </w:p>
+    <w:bookmarkEnd w:id="71"/>
+    <w:bookmarkStart w:id="72" w:name="evidência-e-limitação"/>
+    <w:p>
+      <w:pPr>
+        <w:pStyle w:val="Heading1"/>
+      </w:pPr>
+      <w:r>
+        <w:t xml:space="preserve"># Evidência e limitação</w:t>
+      </w:r>
+    </w:p>
+    <w:p>
+      <w:pPr>
+        <w:pStyle w:val="FirstParagraph"/>
+      </w:pPr>
+      <w:r>
+        <w:t xml:space="preserve">Manter autorização, finalidade, população alvo completa, versões, configuração, resultado bruto, revisor, decisão, ação corretiva, exceção e reteste. Proteja resultados contendo PAN, credenciais, arquitetura, identidades ou vulnerabilidades. Nunca coloque dados reais de conta em uma ferramenta não aprovada.</w:t>
+      </w:r>
+    </w:p>
+    <w:bookmarkEnd w:id="72"/>
+    <w:bookmarkStart w:id="74" w:name="wazuh"/>
+    <w:p>
+      <w:pPr>
+        <w:pStyle w:val="Heading1"/>
+      </w:pPr>
+      <w:r>
+        <w:t xml:space="preserve"># 19.3 Wazuh</w:t>
+      </w:r>
+    </w:p>
+    <w:p>
+      <w:pPr>
+        <w:pStyle w:val="FirstParagraph"/>
+      </w:pPr>
+      <w:r>
+        <w:t xml:space="preserve">Segurança, malware, registos, integridade. Possível suporte PCI DSS: 5, 10, 11.</w:t>
+      </w:r>
+    </w:p>
+    <w:p>
+      <w:pPr>
+        <w:pStyle w:val="BodyText"/>
+      </w:pPr>
+      <w:r>
+        <w:t xml:space="preserve">** Documentação oficial:**</w:t>
+      </w:r>
+      <w:r>
+        <w:t xml:space="preserve"> </w:t>
+      </w:r>
+      <w:hyperlink r:id="rId73">
+        <w:r>
+          <w:rPr>
+            <w:rStyle w:val="Hyperlink"/>
+          </w:rPr>
+          <w:t xml:space="preserve"> </w:t>
+        </w:r>
+        <w:r>
+          <w:rPr>
+            <w:rStyle w:val="Hyperlink"/>
+          </w:rPr>
+          <w:t xml:space="preserve">Abra o guia oficial Wazuh</w:t>
+        </w:r>
+      </w:hyperlink>
+    </w:p>
+    <w:p>
+      <w:pPr>
+        <w:pStyle w:val="BodyText"/>
+      </w:pPr>
+      <w:r>
+        <w:t xml:space="preserve">Um começo rápido</w:t>
+      </w:r>
+    </w:p>
+    <w:p>
+      <w:pPr>
+        <w:pStyle w:val="BodyText"/>
+      </w:pPr>
+      <w:r>
+        <w:t xml:space="preserve">Conecte um endpoint de laboratório autorizado, gere um evento inofensivo, reveja o alerta e mantenha o evento, regra, revisão e ticket.</w:t>
+      </w:r>
+    </w:p>
+    <w:bookmarkEnd w:id="74"/>
+    <w:bookmarkStart w:id="77" w:name="evidência-e-limitação-1"/>
+    <w:p>
+      <w:pPr>
+        <w:pStyle w:val="Heading1"/>
+      </w:pPr>
+      <w:r>
+        <w:t xml:space="preserve"># Evidência e limitação</w:t>
+      </w:r>
+    </w:p>
+    <w:p>
+      <w:pPr>
+        <w:pStyle w:val="FirstParagraph"/>
+      </w:pPr>
+      <w:r>
+        <w:t xml:space="preserve">Manter autorização, finalidade, população alvo completa, versões, configuração, resultado bruto, revisor, decisão, ação corretiva, exceção e reteste. Proteja resultados contendo PAN, credenciais, arquitetura, identidades ou vulnerabilidades. Nunca coloque dados reais de conta em uma ferramenta não aprovada.</w:t>
+      </w:r>
+    </w:p>
+    <w:bookmarkStart w:id="76" w:name="osquery"/>
+    <w:p>
+      <w:pPr>
+        <w:pStyle w:val="Heading2"/>
+      </w:pPr>
+      <w:r>
+        <w:t xml:space="preserve">19.4 Osquery</w:t>
+      </w:r>
+    </w:p>
+    <w:p>
+      <w:pPr>
+        <w:pStyle w:val="FirstParagraph"/>
+      </w:pPr>
+      <w:r>
+        <w:t xml:space="preserve">Consultas de ativos, software, conta e configuração. Possível suporte PCI DSS: 2, 5, 8, 10.</w:t>
+      </w:r>
+    </w:p>
+    <w:p>
+      <w:pPr>
+        <w:pStyle w:val="BodyText"/>
+      </w:pPr>
+      <w:r>
+        <w:t xml:space="preserve">** Documentação oficial:**</w:t>
+      </w:r>
+      <w:r>
+        <w:t xml:space="preserve"> </w:t>
+      </w:r>
+      <w:hyperlink r:id="rId75">
+        <w:r>
+          <w:rPr>
+            <w:rStyle w:val="Hyperlink"/>
+          </w:rPr>
+          <w:t xml:space="preserve">Abre o guia oficial de osquery</w:t>
+        </w:r>
+      </w:hyperlink>
+    </w:p>
+    <w:p>
+      <w:pPr>
+        <w:pStyle w:val="BodyText"/>
+      </w:pPr>
+      <w:r>
+        <w:t xml:space="preserve">Um começo rápido</w:t>
+      </w:r>
+    </w:p>
+    <w:p>
+      <w:pPr>
+        <w:pStyle w:val="BodyText"/>
+      </w:pPr>
+      <w:r>
+        <w:t xml:space="preserve">Consultar usuários de laboratório, software, serviços, criptografia ou processos; reter consulta, população host, tempo, saída e revisão.</w:t>
+      </w:r>
+    </w:p>
+    <w:bookmarkEnd w:id="76"/>
+    <w:bookmarkEnd w:id="77"/>
+    <w:bookmarkStart w:id="80" w:name="evidência-e-limitação-2"/>
+    <w:p>
+      <w:pPr>
+        <w:pStyle w:val="Heading1"/>
+      </w:pPr>
+      <w:r>
+        <w:t xml:space="preserve"># Evidência e limitação</w:t>
+      </w:r>
+    </w:p>
+    <w:p>
+      <w:pPr>
+        <w:pStyle w:val="FirstParagraph"/>
+      </w:pPr>
+      <w:r>
+        <w:t xml:space="preserve">Manter autorização, finalidade, população alvo completa, versões, configuração, resultado bruto, revisor, decisão, ação corretiva, exceção e reteste. Proteja resultados contendo PAN, credenciais, arquitetura, identidades ou vulnerabilidades. Nunca coloque dados reais de conta em uma ferramenta não aprovada.</w:t>
+      </w:r>
+    </w:p>
+    <w:bookmarkStart w:id="79" w:name="openscap"/>
+    <w:p>
+      <w:pPr>
+        <w:pStyle w:val="Heading2"/>
+      </w:pPr>
+      <w:r>
+        <w:t xml:space="preserve">19.5 OpenSCAP</w:t>
+      </w:r>
+    </w:p>
+    <w:p>
+      <w:pPr>
+        <w:pStyle w:val="FirstParagraph"/>
+      </w:pPr>
+      <w:r>
+        <w:t xml:space="preserve">Avaliação de configuração segura do Linux. Possível suporte PCI DSS: 2, 6.</w:t>
+      </w:r>
+    </w:p>
+    <w:p>
+      <w:pPr>
+        <w:pStyle w:val="BodyText"/>
+      </w:pPr>
+      <w:r>
+        <w:t xml:space="preserve">** Documentação oficial:**</w:t>
+      </w:r>
+      <w:r>
+        <w:t xml:space="preserve"> </w:t>
+      </w:r>
+      <w:hyperlink r:id="rId78">
+        <w:r>
+          <w:rPr>
+            <w:rStyle w:val="Hyperlink"/>
+          </w:rPr>
+          <w:t xml:space="preserve">Abre o guia oficial OpenSCAP</w:t>
+        </w:r>
+      </w:hyperlink>
+    </w:p>
+    <w:p>
+      <w:pPr>
+        <w:pStyle w:val="BodyText"/>
+      </w:pPr>
+      <w:r>
+        <w:t xml:space="preserve">Um começo rápido</w:t>
+      </w:r>
+    </w:p>
+    <w:p>
+      <w:pPr>
+        <w:pStyle w:val="BodyText"/>
+      </w:pPr>
+      <w:r>
+        <w:t xml:space="preserve">Avaliar um laboratório Linux aprovado contra um perfil adequado, corrigir uma configuração aprovada e comparar relatórios.</w:t>
+      </w:r>
+    </w:p>
+    <w:bookmarkEnd w:id="79"/>
     <w:bookmarkEnd w:id="80"/>
+    <w:bookmarkStart w:id="81" w:name="evidência-e-limitação-3"/>
+    <w:p>
+      <w:pPr>
+        <w:pStyle w:val="Heading1"/>
+      </w:pPr>
+      <w:r>
+        <w:t xml:space="preserve"># Evidência e limitação</w:t>
+      </w:r>
+    </w:p>
+    <w:p>
+      <w:pPr>
+        <w:pStyle w:val="FirstParagraph"/>
+      </w:pPr>
+      <w:r>
+        <w:t xml:space="preserve">Manter autorização, finalidade, população alvo completa, versões, configuração, resultado bruto, revisor, decisão, ação corretiva, exceção e reteste. Proteja resultados contendo PAN, credenciais, arquitetura, identidades ou vulnerabilidades. Nunca coloque dados reais de conta em uma ferramenta não aprovada.</w:t>
+      </w:r>
+    </w:p>
     <w:bookmarkEnd w:id="81"/>
-    <w:bookmarkStart w:id="82" w:name="assistente-do-ciso"/>
+    <w:bookmarkStart w:id="83" w:name="greenbone-community-edition"/>
     <w:p>
       <w:pPr>
         <w:pStyle w:val="Heading1"/>
       </w:pPr>
       <w:r>
-        <w:t xml:space="preserve"># 19.2 Assistente do CISO</w:t>
-      </w:r>
-    </w:p>
-    <w:p>
-      <w:pPr>
-        <w:pStyle w:val="FirstParagraph"/>
-      </w:pPr>
-      <w:r>
-        <w:t xml:space="preserve">GRC, requisitos, evidências, riscos. Possível suporte PCI DSS: 12, tudo.</w:t>
-      </w:r>
-    </w:p>
-    <w:p>
-      <w:pPr>
-        <w:pStyle w:val="BodyText"/>
-      </w:pPr>
-      <w:r>
-        <w:t xml:space="preserve">** Documentação oficial:** [</w:t>
-      </w:r>
-      <w:r>
-        <w:t xml:space="preserve"> </w:t>
-      </w:r>
-      <w:r>
-        <w:t xml:space="preserve">Abra o guia oficial do Assistente CISO</w:t>
-      </w:r>
-      <w:r>
-        <w:t xml:space="preserve">(https://intuitem.gitbook.io/ciso-assistant)</w:t>
-      </w:r>
-    </w:p>
-    <w:p>
-      <w:pPr>
-        <w:pStyle w:val="BodyText"/>
-      </w:pPr>
-      <w:r>
-        <w:t xml:space="preserve">Um começo rápido</w:t>
-      </w:r>
-    </w:p>
-    <w:p>
-      <w:pPr>
-        <w:pStyle w:val="BodyText"/>
-      </w:pPr>
-      <w:r>
-        <w:t xml:space="preserve">Criar um comerciante fictício, mapear cinco grupos de exigência, atribuir proprietários, anexar evidências higienizadas, e rastrear uma lacuna através de reteste.</w:t>
-      </w:r>
-    </w:p>
-    <w:bookmarkEnd w:id="82"/>
-    <w:bookmarkStart w:id="83" w:name="evidência-e-limitação"/>
-    <w:p>
-      <w:pPr>
-        <w:pStyle w:val="Heading1"/>
-      </w:pPr>
-      <w:r>
-        <w:t xml:space="preserve"># Evidência e limitação</w:t>
-      </w:r>
-    </w:p>
-    <w:p>
-      <w:pPr>
-        <w:pStyle w:val="FirstParagraph"/>
-      </w:pPr>
-      <w:r>
-        <w:t xml:space="preserve">Manter autorização, finalidade, população alvo completa, versões, configuração, resultado bruto, revisor, decisão, ação corretiva, exceção e reteste. Proteja resultados contendo PAN, credenciais, arquitetura, identidades ou vulnerabilidades. Nunca coloque dados reais de conta em uma ferramenta não aprovada.</w:t>
-      </w:r>
-    </w:p>
-    <w:bookmarkEnd w:id="83"/>
-    <w:bookmarkStart w:id="85" w:name="wazuh"/>
-    <w:p>
-      <w:pPr>
-        <w:pStyle w:val="Heading1"/>
-      </w:pPr>
-      <w:r>
-        <w:t xml:space="preserve"># 19.3 Wazuh</w:t>
-      </w:r>
-    </w:p>
-    <w:p>
-      <w:pPr>
-        <w:pStyle w:val="FirstParagraph"/>
-      </w:pPr>
-      <w:r>
-        <w:t xml:space="preserve">Segurança, malware, registos, integridade. Possível suporte PCI DSS: 5, 10, 11.</w:t>
-      </w:r>
-    </w:p>
-    <w:p>
-      <w:pPr>
-        <w:pStyle w:val="BodyText"/>
-      </w:pPr>
-      <w:r>
-        <w:t xml:space="preserve">** Documentação oficial:**</w:t>
-      </w:r>
-      <w:r>
-        <w:t xml:space="preserve"> </w:t>
-      </w:r>
-      <w:hyperlink r:id="rId84">
-        <w:r>
-          <w:rPr>
-            <w:rStyle w:val="Hyperlink"/>
-          </w:rPr>
-          <w:t xml:space="preserve"> </w:t>
-        </w:r>
-        <w:r>
-          <w:rPr>
-            <w:rStyle w:val="Hyperlink"/>
-          </w:rPr>
-          <w:t xml:space="preserve">Abra o guia oficial Wazuh</w:t>
-        </w:r>
-      </w:hyperlink>
-    </w:p>
-    <w:p>
-      <w:pPr>
-        <w:pStyle w:val="BodyText"/>
-      </w:pPr>
-      <w:r>
-        <w:t xml:space="preserve">Um começo rápido</w:t>
-      </w:r>
-    </w:p>
-    <w:p>
-      <w:pPr>
-        <w:pStyle w:val="BodyText"/>
-      </w:pPr>
-      <w:r>
-        <w:t xml:space="preserve">Conecte um endpoint de laboratório autorizado, gere um evento inofensivo, reveja o alerta e mantenha o evento, regra, revisão e ticket.</w:t>
-      </w:r>
-    </w:p>
-    <w:bookmarkEnd w:id="85"/>
-    <w:bookmarkStart w:id="88" w:name="evidência-e-limitação-1"/>
-    <w:p>
-      <w:pPr>
-        <w:pStyle w:val="Heading1"/>
-      </w:pPr>
-      <w:r>
-        <w:t xml:space="preserve"># Evidência e limitação</w:t>
-      </w:r>
-    </w:p>
-    <w:p>
-      <w:pPr>
-        <w:pStyle w:val="FirstParagraph"/>
-      </w:pPr>
-      <w:r>
-        <w:t xml:space="preserve">Manter autorização, finalidade, população alvo completa, versões, configuração, resultado bruto, revisor, decisão, ação corretiva, exceção e reteste. Proteja resultados contendo PAN, credenciais, arquitetura, identidades ou vulnerabilidades. Nunca coloque dados reais de conta em uma ferramenta não aprovada.</w:t>
-      </w:r>
-    </w:p>
-    <w:bookmarkStart w:id="87" w:name="osquery"/>
-    <w:p>
-      <w:pPr>
-        <w:pStyle w:val="Heading2"/>
-      </w:pPr>
-      <w:r>
-        <w:t xml:space="preserve">19.4 Osquery</w:t>
-      </w:r>
-    </w:p>
-    <w:p>
-      <w:pPr>
-        <w:pStyle w:val="FirstParagraph"/>
-      </w:pPr>
-      <w:r>
-        <w:t xml:space="preserve">Consultas de ativos, software, conta e configuração. Possível suporte PCI DSS: 2, 5, 8, 10.</w:t>
-      </w:r>
-    </w:p>
-    <w:p>
-      <w:pPr>
-        <w:pStyle w:val="BodyText"/>
-      </w:pPr>
-      <w:r>
-        <w:t xml:space="preserve">** Documentação oficial:**</w:t>
-      </w:r>
-      <w:r>
-        <w:t xml:space="preserve"> </w:t>
-      </w:r>
-      <w:hyperlink r:id="rId86">
-        <w:r>
-          <w:rPr>
-            <w:rStyle w:val="Hyperlink"/>
-          </w:rPr>
-          <w:t xml:space="preserve">Abre o guia oficial de osquery</w:t>
-        </w:r>
-      </w:hyperlink>
-    </w:p>
-    <w:p>
-      <w:pPr>
-        <w:pStyle w:val="BodyText"/>
-      </w:pPr>
-      <w:r>
-        <w:t xml:space="preserve">Um começo rápido</w:t>
-      </w:r>
-    </w:p>
-    <w:p>
-      <w:pPr>
-        <w:pStyle w:val="BodyText"/>
-      </w:pPr>
-      <w:r>
-        <w:t xml:space="preserve">Consultar usuários de laboratório, software, serviços, criptografia ou processos; reter consulta, população host, tempo, saída e revisão.</w:t>
-      </w:r>
-    </w:p>
-    <w:bookmarkEnd w:id="87"/>
-    <w:bookmarkEnd w:id="88"/>
-    <w:bookmarkStart w:id="91" w:name="evidência-e-limitação-2"/>
-    <w:p>
-      <w:pPr>
-        <w:pStyle w:val="Heading1"/>
-      </w:pPr>
-      <w:r>
-        <w:t xml:space="preserve"># Evidência e limitação</w:t>
-      </w:r>
-    </w:p>
-    <w:p>
-      <w:pPr>
-        <w:pStyle w:val="FirstParagraph"/>
-      </w:pPr>
-      <w:r>
-        <w:t xml:space="preserve">Manter autorização, finalidade, população alvo completa, versões, configuração, resultado bruto, revisor, decisão, ação corretiva, exceção e reteste. Proteja resultados contendo PAN, credenciais, arquitetura, identidades ou vulnerabilidades. Nunca coloque dados reais de conta em uma ferramenta não aprovada.</w:t>
-      </w:r>
-    </w:p>
-    <w:bookmarkStart w:id="90" w:name="openscap"/>
-    <w:p>
-      <w:pPr>
-        <w:pStyle w:val="Heading2"/>
-      </w:pPr>
-      <w:r>
-        <w:t xml:space="preserve">19.5 OpenSCAP</w:t>
-      </w:r>
-    </w:p>
-    <w:p>
-      <w:pPr>
-        <w:pStyle w:val="FirstParagraph"/>
-      </w:pPr>
-      <w:r>
-        <w:t xml:space="preserve">Avaliação de configuração segura do Linux. Possível suporte PCI DSS: 2, 6.</w:t>
-      </w:r>
-    </w:p>
-    <w:p>
-      <w:pPr>
-        <w:pStyle w:val="BodyText"/>
-      </w:pPr>
-      <w:r>
-        <w:t xml:space="preserve">** Documentação oficial:**</w:t>
-      </w:r>
-      <w:r>
-        <w:t xml:space="preserve"> </w:t>
-      </w:r>
-      <w:hyperlink r:id="rId89">
-        <w:r>
-          <w:rPr>
-            <w:rStyle w:val="Hyperlink"/>
-          </w:rPr>
-          <w:t xml:space="preserve">Abre o guia oficial OpenSCAP</w:t>
-        </w:r>
-      </w:hyperlink>
-    </w:p>
-    <w:p>
-      <w:pPr>
-        <w:pStyle w:val="BodyText"/>
-      </w:pPr>
-      <w:r>
-        <w:t xml:space="preserve">Um começo rápido</w:t>
-      </w:r>
-    </w:p>
-    <w:p>
-      <w:pPr>
-        <w:pStyle w:val="BodyText"/>
-      </w:pPr>
-      <w:r>
-        <w:t xml:space="preserve">Avaliar um laboratório Linux aprovado contra um perfil adequado, corrigir uma configuração aprovada e comparar relatórios.</w:t>
-      </w:r>
-    </w:p>
-    <w:bookmarkEnd w:id="90"/>
-    <w:bookmarkEnd w:id="91"/>
-    <w:bookmarkStart w:id="92" w:name="evidência-e-limitação-3"/>
-    <w:p>
-      <w:pPr>
-        <w:pStyle w:val="Heading1"/>
-      </w:pPr>
-      <w:r>
-        <w:t xml:space="preserve"># Evidência e limitação</w:t>
-      </w:r>
-    </w:p>
-    <w:p>
-      <w:pPr>
-        <w:pStyle w:val="FirstParagraph"/>
-      </w:pPr>
-      <w:r>
-        <w:t xml:space="preserve">Manter autorização, finalidade, população alvo completa, versões, configuração, resultado bruto, revisor, decisão, ação corretiva, exceção e reteste. Proteja resultados contendo PAN, credenciais, arquitetura, identidades ou vulnerabilidades. Nunca coloque dados reais de conta em uma ferramenta não aprovada.</w:t>
-      </w:r>
-    </w:p>
-    <w:bookmarkEnd w:id="92"/>
-    <w:bookmarkStart w:id="94" w:name="greenbone-community-edition"/>
-    <w:p>
-      <w:pPr>
-        <w:pStyle w:val="Heading1"/>
-      </w:pPr>
-      <w:r>
         <w:t xml:space="preserve">19.6 Greenbone Community Edition</w:t>
       </w:r>
     </w:p>
@@ -4323,15 +4323,15 @@
       </w:pPr>
       <w:r>
         <w:rPr>
+          <w:b/>
           <w:bCs/>
-          <w:b/>
         </w:rPr>
         <w:t xml:space="preserve">Documentação oficial:</w:t>
       </w:r>
       <w:r>
         <w:t xml:space="preserve"> </w:t>
       </w:r>
-      <w:hyperlink r:id="rId93">
+      <w:hyperlink r:id="rId82">
         <w:r>
           <w:rPr>
             <w:rStyle w:val="Hyperlink"/>
@@ -4356,8 +4356,8 @@
         <w:t xml:space="preserve">Analisar apenas um alvo de laboratório aprovado, validar um achado, corrigi-lo, rescan, e cobertura de documentos e limites.</w:t>
       </w:r>
     </w:p>
-    <w:bookmarkEnd w:id="94"/>
-    <w:bookmarkStart w:id="97" w:name="evidência-e-limitação-4"/>
+    <w:bookmarkEnd w:id="83"/>
+    <w:bookmarkStart w:id="86" w:name="evidência-e-limitação-4"/>
     <w:p>
       <w:pPr>
         <w:pStyle w:val="Heading1"/>
@@ -4374,7 +4374,7 @@
         <w:t xml:space="preserve">Manter autorização, finalidade, população alvo completa, versões, configuração, resultado bruto, revisor, decisão, ação corretiva, exceção e reteste. Proteja resultados contendo PAN, credenciais, arquitetura, identidades ou vulnerabilidades. Nunca coloque dados reais de conta em uma ferramenta não aprovada.</w:t>
       </w:r>
     </w:p>
-    <w:bookmarkStart w:id="96" w:name="nmap"/>
+    <w:bookmarkStart w:id="85" w:name="nmap"/>
     <w:p>
       <w:pPr>
         <w:pStyle w:val="Heading2"/>
@@ -4401,7 +4401,7 @@
       <w:r>
         <w:t xml:space="preserve"> </w:t>
       </w:r>
-      <w:hyperlink r:id="rId95">
+      <w:hyperlink r:id="rId84">
         <w:r>
           <w:rPr>
             <w:rStyle w:val="Hyperlink"/>
@@ -4426,263 +4426,263 @@
         <w:t xml:space="preserve">Analise um pequeno intervalo de laboratório autorizado, compare serviços observados com o inventário, e escopo de registro e aprovação.</w:t>
       </w:r>
     </w:p>
+    <w:bookmarkEnd w:id="85"/>
+    <w:bookmarkEnd w:id="86"/>
+    <w:bookmarkStart w:id="87" w:name="evidência-e-limitação-5"/>
+    <w:p>
+      <w:pPr>
+        <w:pStyle w:val="Heading1"/>
+      </w:pPr>
+      <w:r>
+        <w:t xml:space="preserve"># Evidência e limitação</w:t>
+      </w:r>
+    </w:p>
+    <w:p>
+      <w:pPr>
+        <w:pStyle w:val="FirstParagraph"/>
+      </w:pPr>
+      <w:r>
+        <w:t xml:space="preserve">Manter autorização, finalidade, população alvo completa, versões, configuração, resultado bruto, revisor, decisão, ação corretiva, exceção e reteste. Proteja resultados contendo PAN, credenciais, arquitetura, identidades ou vulnerabilidades. Nunca coloque dados reais de conta em uma ferramenta não aprovada.</w:t>
+      </w:r>
+    </w:p>
+    <w:bookmarkEnd w:id="87"/>
+    <w:bookmarkStart w:id="89" w:name="trivy"/>
+    <w:p>
+      <w:pPr>
+        <w:pStyle w:val="Heading1"/>
+      </w:pPr>
+      <w:r>
+        <w:t xml:space="preserve">19.8 Trivy</w:t>
+      </w:r>
+    </w:p>
+    <w:p>
+      <w:pPr>
+        <w:pStyle w:val="FirstParagraph"/>
+      </w:pPr>
+      <w:r>
+        <w:t xml:space="preserve">Digitalização de código, imagem, dependência, segredo e configuração. Possível suporte PCI DSS: 6.</w:t>
+      </w:r>
+    </w:p>
+    <w:p>
+      <w:pPr>
+        <w:pStyle w:val="BodyText"/>
+      </w:pPr>
+      <w:r>
+        <w:t xml:space="preserve">** Documentação oficial:**</w:t>
+      </w:r>
+      <w:r>
+        <w:t xml:space="preserve"> </w:t>
+      </w:r>
+      <w:hyperlink r:id="rId88">
+        <w:r>
+          <w:rPr>
+            <w:rStyle w:val="Hyperlink"/>
+          </w:rPr>
+          <w:t xml:space="preserve"> </w:t>
+        </w:r>
+        <w:r>
+          <w:rPr>
+            <w:rStyle w:val="Hyperlink"/>
+          </w:rPr>
+          <w:t xml:space="preserve">Abra o guia oficial Trivy</w:t>
+        </w:r>
+      </w:hyperlink>
+    </w:p>
+    <w:p>
+      <w:pPr>
+        <w:pStyle w:val="BodyText"/>
+      </w:pPr>
+      <w:r>
+        <w:t xml:space="preserve">Um começo rápido</w:t>
+      </w:r>
+    </w:p>
+    <w:p>
+      <w:pPr>
+        <w:pStyle w:val="BodyText"/>
+      </w:pPr>
+      <w:r>
+        <w:t xml:space="preserve">Examine uma imagem de laboratório ou repositório de testes, proteja a saída, valide um achado, corrija-o e verifique novamente.</w:t>
+      </w:r>
+    </w:p>
+    <w:bookmarkEnd w:id="89"/>
+    <w:bookmarkStart w:id="90" w:name="evidência-e-limitação-6"/>
+    <w:p>
+      <w:pPr>
+        <w:pStyle w:val="Heading1"/>
+      </w:pPr>
+      <w:r>
+        <w:t xml:space="preserve"># Evidência e limitação</w:t>
+      </w:r>
+    </w:p>
+    <w:p>
+      <w:pPr>
+        <w:pStyle w:val="FirstParagraph"/>
+      </w:pPr>
+      <w:r>
+        <w:t xml:space="preserve">Manter autorização, finalidade, população alvo completa, versões, configuração, resultado bruto, revisor, decisão, ação corretiva, exceção e reteste. Proteja resultados contendo PAN, credenciais, arquitetura, identidades ou vulnerabilidades. Nunca coloque dados reais de conta em uma ferramenta não aprovada.</w:t>
+      </w:r>
+    </w:p>
+    <w:bookmarkEnd w:id="90"/>
+    <w:bookmarkStart w:id="92" w:name="owasp-zap"/>
+    <w:p>
+      <w:pPr>
+        <w:pStyle w:val="Heading1"/>
+      </w:pPr>
+      <w:r>
+        <w:t xml:space="preserve"># 19,9 OWASP ZAP</w:t>
+      </w:r>
+    </w:p>
+    <w:p>
+      <w:pPr>
+        <w:pStyle w:val="FirstParagraph"/>
+      </w:pPr>
+      <w:r>
+        <w:t xml:space="preserve">Avaliação autorizada da aplicação web. Possível suporte PCI DSS: 6, 11.</w:t>
+      </w:r>
+    </w:p>
+    <w:p>
+      <w:pPr>
+        <w:pStyle w:val="BodyText"/>
+      </w:pPr>
+      <w:r>
+        <w:t xml:space="preserve">** Documentação oficial:**</w:t>
+      </w:r>
+      <w:r>
+        <w:t xml:space="preserve"> </w:t>
+      </w:r>
+      <w:hyperlink r:id="rId91">
+        <w:r>
+          <w:rPr>
+            <w:rStyle w:val="Hyperlink"/>
+          </w:rPr>
+          <w:t xml:space="preserve"> </w:t>
+        </w:r>
+        <w:r>
+          <w:rPr>
+            <w:rStyle w:val="Hyperlink"/>
+          </w:rPr>
+          <w:t xml:space="preserve">Abra o guia oficial OWASP ZAP</w:t>
+        </w:r>
+      </w:hyperlink>
+    </w:p>
+    <w:p>
+      <w:pPr>
+        <w:pStyle w:val="BodyText"/>
+      </w:pPr>
+      <w:r>
+        <w:t xml:space="preserve">Um começo rápido</w:t>
+      </w:r>
+    </w:p>
+    <w:p>
+      <w:pPr>
+        <w:pStyle w:val="BodyText"/>
+      </w:pPr>
+      <w:r>
+        <w:t xml:space="preserve">Proxy uma aplicação de treinamento local, começar com análise passiva, validar um resultado, e manter escopo e evidência.</w:t>
+      </w:r>
+    </w:p>
+    <w:bookmarkEnd w:id="92"/>
+    <w:bookmarkStart w:id="93" w:name="evidência-e-limitação-7"/>
+    <w:p>
+      <w:pPr>
+        <w:pStyle w:val="Heading1"/>
+      </w:pPr>
+      <w:r>
+        <w:t xml:space="preserve"># Evidência e limitação</w:t>
+      </w:r>
+    </w:p>
+    <w:p>
+      <w:pPr>
+        <w:pStyle w:val="FirstParagraph"/>
+      </w:pPr>
+      <w:r>
+        <w:t xml:space="preserve">Manter autorização, finalidade, população alvo completa, versões, configuração, resultado bruto, revisor, decisão, ação corretiva, exceção e reteste. Proteja resultados contendo PAN, credenciais, arquitetura, identidades ou vulnerabilidades. Nunca coloque dados reais de conta em uma ferramenta não aprovada.</w:t>
+      </w:r>
+    </w:p>
+    <w:bookmarkEnd w:id="93"/>
+    <w:bookmarkStart w:id="95" w:name="modsecurity-owasp-crs"/>
+    <w:p>
+      <w:pPr>
+        <w:pStyle w:val="Heading1"/>
+      </w:pPr>
+      <w:r>
+        <w:t xml:space="preserve"># 19.10 ModSecurity + OWASP CRS</w:t>
+      </w:r>
+    </w:p>
+    <w:p>
+      <w:pPr>
+        <w:pStyle w:val="FirstParagraph"/>
+      </w:pPr>
+      <w:r>
+        <w:t xml:space="preserve">Controlos de firewall de aplicações Web. Possível suporte PCI DSS: 6.4.2.</w:t>
+      </w:r>
+    </w:p>
+    <w:p>
+      <w:pPr>
+        <w:pStyle w:val="BodyText"/>
+      </w:pPr>
+      <w:r>
+        <w:t xml:space="preserve">** Documentação oficial:**</w:t>
+      </w:r>
+      <w:r>
+        <w:t xml:space="preserve"> </w:t>
+      </w:r>
+      <w:hyperlink r:id="rId94">
+        <w:r>
+          <w:rPr>
+            <w:rStyle w:val="Hyperlink"/>
+          </w:rPr>
+          <w:t xml:space="preserve"> </w:t>
+        </w:r>
+        <w:r>
+          <w:rPr>
+            <w:rStyle w:val="Hyperlink"/>
+          </w:rPr>
+          <w:t xml:space="preserve">Abra o guia oficial ModSecurity + OWASP CRS</w:t>
+        </w:r>
+      </w:hyperlink>
+    </w:p>
+    <w:p>
+      <w:pPr>
+        <w:pStyle w:val="BodyText"/>
+      </w:pPr>
+      <w:r>
+        <w:t xml:space="preserve">Um começo rápido</w:t>
+      </w:r>
+    </w:p>
+    <w:p>
+      <w:pPr>
+        <w:pStyle w:val="BodyText"/>
+      </w:pPr>
+      <w:r>
+        <w:t xml:space="preserve">Implantar apenas em um laboratório, regra de registro versão e modo, testar uma solicitação inofensiva, sintonizar um falso positivo, e preservar a aprovação de mudança.</w:t>
+      </w:r>
+    </w:p>
+    <w:bookmarkEnd w:id="95"/>
+    <w:bookmarkStart w:id="96" w:name="evidência-e-limitação-8"/>
+    <w:p>
+      <w:pPr>
+        <w:pStyle w:val="Heading1"/>
+      </w:pPr>
+      <w:r>
+        <w:t xml:space="preserve"># Evidência e limitação</w:t>
+      </w:r>
+    </w:p>
+    <w:p>
+      <w:pPr>
+        <w:pStyle w:val="FirstParagraph"/>
+      </w:pPr>
+      <w:r>
+        <w:t xml:space="preserve">Manter autorização, finalidade, população alvo completa, versões, configuração, resultado bruto, revisor, decisão, ação corretiva, exceção e reteste. Proteja resultados contendo PAN, credenciais, arquitetura, identidades ou vulnerabilidades. Nunca coloque dados reais de conta em uma ferramenta não aprovada.</w:t>
+      </w:r>
+    </w:p>
     <w:bookmarkEnd w:id="96"/>
-    <w:bookmarkEnd w:id="97"/>
-    <w:bookmarkStart w:id="98" w:name="evidência-e-limitação-5"/>
+    <w:bookmarkStart w:id="98" w:name="suricata"/>
     <w:p>
       <w:pPr>
         <w:pStyle w:val="Heading1"/>
       </w:pPr>
       <w:r>
-        <w:t xml:space="preserve"># Evidência e limitação</w:t>
-      </w:r>
-    </w:p>
-    <w:p>
-      <w:pPr>
-        <w:pStyle w:val="FirstParagraph"/>
-      </w:pPr>
-      <w:r>
-        <w:t xml:space="preserve">Manter autorização, finalidade, população alvo completa, versões, configuração, resultado bruto, revisor, decisão, ação corretiva, exceção e reteste. Proteja resultados contendo PAN, credenciais, arquitetura, identidades ou vulnerabilidades. Nunca coloque dados reais de conta em uma ferramenta não aprovada.</w:t>
-      </w:r>
-    </w:p>
-    <w:bookmarkEnd w:id="98"/>
-    <w:bookmarkStart w:id="100" w:name="trivy"/>
-    <w:p>
-      <w:pPr>
-        <w:pStyle w:val="Heading1"/>
-      </w:pPr>
-      <w:r>
-        <w:t xml:space="preserve">19.8 Trivy</w:t>
-      </w:r>
-    </w:p>
-    <w:p>
-      <w:pPr>
-        <w:pStyle w:val="FirstParagraph"/>
-      </w:pPr>
-      <w:r>
-        <w:t xml:space="preserve">Digitalização de código, imagem, dependência, segredo e configuração. Possível suporte PCI DSS: 6.</w:t>
-      </w:r>
-    </w:p>
-    <w:p>
-      <w:pPr>
-        <w:pStyle w:val="BodyText"/>
-      </w:pPr>
-      <w:r>
-        <w:t xml:space="preserve">** Documentação oficial:**</w:t>
-      </w:r>
-      <w:r>
-        <w:t xml:space="preserve"> </w:t>
-      </w:r>
-      <w:hyperlink r:id="rId99">
-        <w:r>
-          <w:rPr>
-            <w:rStyle w:val="Hyperlink"/>
-          </w:rPr>
-          <w:t xml:space="preserve"> </w:t>
-        </w:r>
-        <w:r>
-          <w:rPr>
-            <w:rStyle w:val="Hyperlink"/>
-          </w:rPr>
-          <w:t xml:space="preserve">Abra o guia oficial Trivy</w:t>
-        </w:r>
-      </w:hyperlink>
-    </w:p>
-    <w:p>
-      <w:pPr>
-        <w:pStyle w:val="BodyText"/>
-      </w:pPr>
-      <w:r>
-        <w:t xml:space="preserve">Um começo rápido</w:t>
-      </w:r>
-    </w:p>
-    <w:p>
-      <w:pPr>
-        <w:pStyle w:val="BodyText"/>
-      </w:pPr>
-      <w:r>
-        <w:t xml:space="preserve">Examine uma imagem de laboratório ou repositório de testes, proteja a saída, valide um achado, corrija-o e verifique novamente.</w:t>
-      </w:r>
-    </w:p>
-    <w:bookmarkEnd w:id="100"/>
-    <w:bookmarkStart w:id="101" w:name="evidência-e-limitação-6"/>
-    <w:p>
-      <w:pPr>
-        <w:pStyle w:val="Heading1"/>
-      </w:pPr>
-      <w:r>
-        <w:t xml:space="preserve"># Evidência e limitação</w:t>
-      </w:r>
-    </w:p>
-    <w:p>
-      <w:pPr>
-        <w:pStyle w:val="FirstParagraph"/>
-      </w:pPr>
-      <w:r>
-        <w:t xml:space="preserve">Manter autorização, finalidade, população alvo completa, versões, configuração, resultado bruto, revisor, decisão, ação corretiva, exceção e reteste. Proteja resultados contendo PAN, credenciais, arquitetura, identidades ou vulnerabilidades. Nunca coloque dados reais de conta em uma ferramenta não aprovada.</w:t>
-      </w:r>
-    </w:p>
-    <w:bookmarkEnd w:id="101"/>
-    <w:bookmarkStart w:id="103" w:name="owasp-zap"/>
-    <w:p>
-      <w:pPr>
-        <w:pStyle w:val="Heading1"/>
-      </w:pPr>
-      <w:r>
-        <w:t xml:space="preserve"># 19,9 OWASP ZAP</w:t>
-      </w:r>
-    </w:p>
-    <w:p>
-      <w:pPr>
-        <w:pStyle w:val="FirstParagraph"/>
-      </w:pPr>
-      <w:r>
-        <w:t xml:space="preserve">Avaliação autorizada da aplicação web. Possível suporte PCI DSS: 6, 11.</w:t>
-      </w:r>
-    </w:p>
-    <w:p>
-      <w:pPr>
-        <w:pStyle w:val="BodyText"/>
-      </w:pPr>
-      <w:r>
-        <w:t xml:space="preserve">** Documentação oficial:**</w:t>
-      </w:r>
-      <w:r>
-        <w:t xml:space="preserve"> </w:t>
-      </w:r>
-      <w:hyperlink r:id="rId102">
-        <w:r>
-          <w:rPr>
-            <w:rStyle w:val="Hyperlink"/>
-          </w:rPr>
-          <w:t xml:space="preserve"> </w:t>
-        </w:r>
-        <w:r>
-          <w:rPr>
-            <w:rStyle w:val="Hyperlink"/>
-          </w:rPr>
-          <w:t xml:space="preserve">Abra o guia oficial OWASP ZAP</w:t>
-        </w:r>
-      </w:hyperlink>
-    </w:p>
-    <w:p>
-      <w:pPr>
-        <w:pStyle w:val="BodyText"/>
-      </w:pPr>
-      <w:r>
-        <w:t xml:space="preserve">Um começo rápido</w:t>
-      </w:r>
-    </w:p>
-    <w:p>
-      <w:pPr>
-        <w:pStyle w:val="BodyText"/>
-      </w:pPr>
-      <w:r>
-        <w:t xml:space="preserve">Proxy uma aplicação de treinamento local, começar com análise passiva, validar um resultado, e manter escopo e evidência.</w:t>
-      </w:r>
-    </w:p>
-    <w:bookmarkEnd w:id="103"/>
-    <w:bookmarkStart w:id="104" w:name="evidência-e-limitação-7"/>
-    <w:p>
-      <w:pPr>
-        <w:pStyle w:val="Heading1"/>
-      </w:pPr>
-      <w:r>
-        <w:t xml:space="preserve"># Evidência e limitação</w:t>
-      </w:r>
-    </w:p>
-    <w:p>
-      <w:pPr>
-        <w:pStyle w:val="FirstParagraph"/>
-      </w:pPr>
-      <w:r>
-        <w:t xml:space="preserve">Manter autorização, finalidade, população alvo completa, versões, configuração, resultado bruto, revisor, decisão, ação corretiva, exceção e reteste. Proteja resultados contendo PAN, credenciais, arquitetura, identidades ou vulnerabilidades. Nunca coloque dados reais de conta em uma ferramenta não aprovada.</w:t>
-      </w:r>
-    </w:p>
-    <w:bookmarkEnd w:id="104"/>
-    <w:bookmarkStart w:id="106" w:name="modsecurity-owasp-crs"/>
-    <w:p>
-      <w:pPr>
-        <w:pStyle w:val="Heading1"/>
-      </w:pPr>
-      <w:r>
-        <w:t xml:space="preserve"># 19.10 ModSecurity + OWASP CRS</w:t>
-      </w:r>
-    </w:p>
-    <w:p>
-      <w:pPr>
-        <w:pStyle w:val="FirstParagraph"/>
-      </w:pPr>
-      <w:r>
-        <w:t xml:space="preserve">Controlos de firewall de aplicações Web. Possível suporte PCI DSS: 6.4.2.</w:t>
-      </w:r>
-    </w:p>
-    <w:p>
-      <w:pPr>
-        <w:pStyle w:val="BodyText"/>
-      </w:pPr>
-      <w:r>
-        <w:t xml:space="preserve">** Documentação oficial:**</w:t>
-      </w:r>
-      <w:r>
-        <w:t xml:space="preserve"> </w:t>
-      </w:r>
-      <w:hyperlink r:id="rId105">
-        <w:r>
-          <w:rPr>
-            <w:rStyle w:val="Hyperlink"/>
-          </w:rPr>
-          <w:t xml:space="preserve"> </w:t>
-        </w:r>
-        <w:r>
-          <w:rPr>
-            <w:rStyle w:val="Hyperlink"/>
-          </w:rPr>
-          <w:t xml:space="preserve">Abra o guia oficial ModSecurity + OWASP CRS</w:t>
-        </w:r>
-      </w:hyperlink>
-    </w:p>
-    <w:p>
-      <w:pPr>
-        <w:pStyle w:val="BodyText"/>
-      </w:pPr>
-      <w:r>
-        <w:t xml:space="preserve">Um começo rápido</w:t>
-      </w:r>
-    </w:p>
-    <w:p>
-      <w:pPr>
-        <w:pStyle w:val="BodyText"/>
-      </w:pPr>
-      <w:r>
-        <w:t xml:space="preserve">Implantar apenas em um laboratório, regra de registro versão e modo, testar uma solicitação inofensiva, sintonizar um falso positivo, e preservar a aprovação de mudança.</w:t>
-      </w:r>
-    </w:p>
-    <w:bookmarkEnd w:id="106"/>
-    <w:bookmarkStart w:id="107" w:name="evidência-e-limitação-8"/>
-    <w:p>
-      <w:pPr>
-        <w:pStyle w:val="Heading1"/>
-      </w:pPr>
-      <w:r>
-        <w:t xml:space="preserve"># Evidência e limitação</w:t>
-      </w:r>
-    </w:p>
-    <w:p>
-      <w:pPr>
-        <w:pStyle w:val="FirstParagraph"/>
-      </w:pPr>
-      <w:r>
-        <w:t xml:space="preserve">Manter autorização, finalidade, população alvo completa, versões, configuração, resultado bruto, revisor, decisão, ação corretiva, exceção e reteste. Proteja resultados contendo PAN, credenciais, arquitetura, identidades ou vulnerabilidades. Nunca coloque dados reais de conta em uma ferramenta não aprovada.</w:t>
-      </w:r>
-    </w:p>
-    <w:bookmarkEnd w:id="107"/>
-    <w:bookmarkStart w:id="109" w:name="suricata"/>
-    <w:p>
-      <w:pPr>
-        <w:pStyle w:val="Heading1"/>
-      </w:pPr>
-      <w:r>
         <w:t xml:space="preserve"># 19.11 Suricata</w:t>
       </w:r>
     </w:p>
@@ -4700,15 +4700,15 @@
       </w:pPr>
       <w:r>
         <w:rPr>
+          <w:b/>
           <w:bCs/>
-          <w:b/>
         </w:rPr>
         <w:t xml:space="preserve">Documentação oficial:</w:t>
       </w:r>
       <w:r>
         <w:t xml:space="preserve"> </w:t>
       </w:r>
-      <w:hyperlink r:id="rId108">
+      <w:hyperlink r:id="rId97">
         <w:r>
           <w:rPr>
             <w:rStyle w:val="Hyperlink"/>
@@ -4733,8 +4733,8 @@
         <w:t xml:space="preserve">Monitore um segmento de laboratório isolado, desencadeie um alerta de teste inofensivo e regra de documento, fonte de tráfego, alerta, revisão e resposta.</w:t>
       </w:r>
     </w:p>
-    <w:bookmarkEnd w:id="109"/>
-    <w:bookmarkStart w:id="110" w:name="evidência-e-limitação-9"/>
+    <w:bookmarkEnd w:id="98"/>
+    <w:bookmarkStart w:id="99" w:name="evidência-e-limitação-9"/>
     <w:p>
       <w:pPr>
         <w:pStyle w:val="Heading1"/>
@@ -4751,8 +4751,8 @@
         <w:t xml:space="preserve">Manter autorização, finalidade, população alvo completa, versões, configuração, resultado bruto, revisor, decisão, ação corretiva, exceção e reteste. Proteja resultados contendo PAN, credenciais, arquitetura, identidades ou vulnerabilidades. Nunca coloque dados reais de conta em uma ferramenta não aprovada.</w:t>
       </w:r>
     </w:p>
-    <w:bookmarkEnd w:id="110"/>
-    <w:bookmarkStart w:id="112" w:name="keycloak"/>
+    <w:bookmarkEnd w:id="99"/>
+    <w:bookmarkStart w:id="101" w:name="keycloak"/>
     <w:p>
       <w:pPr>
         <w:pStyle w:val="Heading1"/>
@@ -4779,7 +4779,7 @@
       <w:r>
         <w:t xml:space="preserve"> </w:t>
       </w:r>
-      <w:hyperlink r:id="rId111">
+      <w:hyperlink r:id="rId100">
         <w:r>
           <w:rPr>
             <w:rStyle w:val="Hyperlink"/>
@@ -4804,8 +4804,8 @@
         <w:t xml:space="preserve">Crie um reino de laboratório, papéis, usuários e MFA; teste menos privilégio, acesso falhado, revisão e terminação.</w:t>
       </w:r>
     </w:p>
-    <w:bookmarkEnd w:id="112"/>
-    <w:bookmarkStart w:id="113" w:name="evidência-e-limitação-10"/>
+    <w:bookmarkEnd w:id="101"/>
+    <w:bookmarkStart w:id="102" w:name="evidência-e-limitação-10"/>
     <w:p>
       <w:pPr>
         <w:pStyle w:val="Heading1"/>
@@ -4822,8 +4822,8 @@
         <w:t xml:space="preserve">Manter autorização, finalidade, população alvo completa, versões, configuração, resultado bruto, revisor, decisão, ação corretiva, exceção e reteste. Proteja resultados contendo PAN, credenciais, arquitetura, identidades ou vulnerabilidades. Nunca coloque dados reais de conta em uma ferramenta não aprovada.</w:t>
       </w:r>
     </w:p>
-    <w:bookmarkEnd w:id="113"/>
-    <w:bookmarkStart w:id="115" w:name="defectdojo"/>
+    <w:bookmarkEnd w:id="102"/>
+    <w:bookmarkStart w:id="104" w:name="defectdojo"/>
     <w:p>
       <w:pPr>
         <w:pStyle w:val="Heading1"/>
@@ -4846,15 +4846,15 @@
       </w:pPr>
       <w:r>
         <w:rPr>
+          <w:b/>
           <w:bCs/>
-          <w:b/>
         </w:rPr>
         <w:t xml:space="preserve">Documentação oficial:</w:t>
       </w:r>
       <w:r>
         <w:t xml:space="preserve"> </w:t>
       </w:r>
-      <w:hyperlink r:id="rId114">
+      <w:hyperlink r:id="rId103">
         <w:r>
           <w:rPr>
             <w:rStyle w:val="Hyperlink"/>
@@ -4879,8 +4879,8 @@
         <w:t xml:space="preserve">Importar um exame de laboratório, validar e atribuir um achado, remediação de registro, reteste, e fechar com evidências.</w:t>
       </w:r>
     </w:p>
-    <w:bookmarkEnd w:id="115"/>
-    <w:bookmarkStart w:id="117" w:name="evidência-e-limitação-11"/>
+    <w:bookmarkEnd w:id="104"/>
+    <w:bookmarkStart w:id="106" w:name="evidência-e-limitação-11"/>
     <w:p>
       <w:pPr>
         <w:pStyle w:val="Heading1"/>
@@ -4923,7 +4923,7 @@
       <w:r>
         <w:t xml:space="preserve"> </w:t>
       </w:r>
-      <w:hyperlink r:id="rId116">
+      <w:hyperlink r:id="rId105">
         <w:r>
           <w:rPr>
             <w:rStyle w:val="Hyperlink"/>
@@ -4954,8 +4954,8 @@
         <w:t xml:space="preserve">Crie uma linha de base em um host de laboratório descartável, faça uma alteração de arquivo autorizada, reveja o alerta, restaure e documente o processo.</w:t>
       </w:r>
     </w:p>
-    <w:bookmarkEnd w:id="117"/>
-    <w:bookmarkStart w:id="118" w:name="evidência-e-limitação-12"/>
+    <w:bookmarkEnd w:id="106"/>
+    <w:bookmarkStart w:id="107" w:name="evidência-e-limitação-12"/>
     <w:p>
       <w:pPr>
         <w:pStyle w:val="Heading1"/>
@@ -4972,8 +4972,8 @@
         <w:t xml:space="preserve">Manter autorização, finalidade, população alvo completa, versões, configuração, resultado bruto, revisor, decisão, ação corretiva, exceção e reteste. Proteja resultados contendo PAN, credenciais, arquitetura, identidades ou vulnerabilidades. Nunca coloque dados reais de conta em uma ferramenta não aprovada.</w:t>
       </w:r>
     </w:p>
-    <w:bookmarkEnd w:id="118"/>
-    <w:bookmarkStart w:id="120" w:name="open-policy-agent"/>
+    <w:bookmarkEnd w:id="107"/>
+    <w:bookmarkStart w:id="109" w:name="open-policy-agent"/>
     <w:p>
       <w:pPr>
         <w:pStyle w:val="Heading1"/>
@@ -4996,15 +4996,15 @@
       </w:pPr>
       <w:r>
         <w:rPr>
+          <w:b/>
           <w:bCs/>
-          <w:b/>
         </w:rPr>
         <w:t xml:space="preserve">Documentação oficial:</w:t>
       </w:r>
       <w:r>
         <w:t xml:space="preserve"> </w:t>
       </w:r>
-      <w:hyperlink r:id="rId119">
+      <w:hyperlink r:id="rId108">
         <w:r>
           <w:rPr>
             <w:rStyle w:val="Hyperlink"/>
@@ -5029,8 +5029,8 @@
         <w:t xml:space="preserve">Crie uma política de laboratório que negue a implantação sem proprietário, classificação, rede aprovada e status de verificação de segurança.</w:t>
       </w:r>
     </w:p>
-    <w:bookmarkEnd w:id="120"/>
-    <w:bookmarkStart w:id="121" w:name="evidência-e-limitação-13"/>
+    <w:bookmarkEnd w:id="109"/>
+    <w:bookmarkStart w:id="110" w:name="evidência-e-limitação-13"/>
     <w:p>
       <w:pPr>
         <w:pStyle w:val="Heading1"/>
@@ -5047,8 +5047,8 @@
         <w:t xml:space="preserve">Manter autorização, finalidade, população alvo completa, versões, configuração, resultado bruto, revisor, decisão, ação corretiva, exceção e reteste. Proteja resultados contendo PAN, credenciais, arquitetura, identidades ou vulnerabilidades. Nunca coloque dados reais de conta em uma ferramenta não aprovada.</w:t>
       </w:r>
     </w:p>
-    <w:bookmarkEnd w:id="121"/>
-    <w:bookmarkStart w:id="122" w:name="pci-dss-playbook-do-gerente"/>
+    <w:bookmarkEnd w:id="110"/>
+    <w:bookmarkStart w:id="111" w:name="pci-dss-playbook-do-gerente"/>
     <w:p>
       <w:pPr>
         <w:pStyle w:val="Heading1"/>
@@ -5063,14 +5063,14 @@
       </w:pPr>
       <w:r>
         <w:rPr>
+          <w:i/>
           <w:iCs/>
-          <w:i/>
         </w:rPr>
         <w:t xml:space="preserve">Perguntas, painéis, propriedade e decisões os gerentes devem controlar.</w:t>
       </w:r>
     </w:p>
-    <w:bookmarkEnd w:id="122"/>
-    <w:bookmarkStart w:id="123" w:name="perguntas-mensais"/>
+    <w:bookmarkEnd w:id="111"/>
+    <w:bookmarkStart w:id="112" w:name="perguntas-mensais"/>
     <w:p>
       <w:pPr>
         <w:pStyle w:val="Heading1"/>
@@ -5143,8 +5143,8 @@
         <w:t xml:space="preserve">Que limitações ou exceções não resolvidas devem a liderança e a entidade aceitante saber?</w:t>
       </w:r>
     </w:p>
-    <w:bookmarkEnd w:id="123"/>
-    <w:bookmarkStart w:id="125" w:name="painel"/>
+    <w:bookmarkEnd w:id="112"/>
+    <w:bookmarkStart w:id="114" w:name="painel"/>
     <w:p>
       <w:pPr>
         <w:pStyle w:val="Heading1"/>
@@ -5153,7 +5153,7 @@
         <w:t xml:space="preserve"># 20.2 Painel</w:t>
       </w:r>
     </w:p>
-    <w:bookmarkStart w:id="124" w:name="section-2"/>
+    <w:bookmarkStart w:id="113" w:name="section-2"/>
     <w:p>
       <w:pPr>
         <w:pStyle w:val="Heading2"/>
@@ -5212,9 +5212,9 @@
         <w:t xml:space="preserve">• Resposta • Os incidentes de pagamento são testados, intensificados, preservados, comunicados e melhorados? Verde / Amarelo / Vermelho</w:t>
       </w:r>
     </w:p>
-    <w:bookmarkEnd w:id="124"/>
-    <w:bookmarkEnd w:id="125"/>
-    <w:bookmarkStart w:id="126" w:name="do-iniciante-ao-analista-júnior-pci"/>
+    <w:bookmarkEnd w:id="113"/>
+    <w:bookmarkEnd w:id="114"/>
+    <w:bookmarkStart w:id="115" w:name="do-iniciante-ao-analista-júnior-pci"/>
     <w:p>
       <w:pPr>
         <w:pStyle w:val="Heading1"/>
@@ -5225,11 +5225,11 @@
     </w:p>
     <w:p>
       <w:pPr>
+        <w:pStyle w:val="Compact"/>
         <w:numPr>
           <w:ilvl w:val="0"/>
           <w:numId w:val="1017"/>
         </w:numPr>
-        <w:pStyle w:val="Compact"/>
       </w:pPr>
       <w:r>
         <w:t xml:space="preserve">Um caminho seguro e honesto para o trabalho de conformidade pagamento-segurança.*</w:t>
@@ -5254,8 +5254,8 @@
       </w:pPr>
       <w:r>
         <w:rPr>
+          <w:b/>
           <w:bCs/>
-          <w:b/>
         </w:rPr>
         <w:t xml:space="preserve">Analista de conformidade do PCI Júnior</w:t>
       </w:r>
@@ -5314,14 +5314,14 @@
       </w:pPr>
       <w:r>
         <w:rPr>
+          <w:b/>
           <w:bCs/>
-          <w:b/>
         </w:rPr>
         <w:t xml:space="preserve">Analista de segurança de pagamento</w:t>
       </w:r>
     </w:p>
-    <w:bookmarkEnd w:id="126"/>
-    <w:bookmarkStart w:id="127" w:name="típico-trabalho-júnior"/>
+    <w:bookmarkEnd w:id="115"/>
+    <w:bookmarkStart w:id="116" w:name="típico-trabalho-júnior"/>
     <w:p>
       <w:pPr>
         <w:pStyle w:val="Heading1"/>
@@ -5407,8 +5407,8 @@
         <w:t xml:space="preserve">Proteja os dados da conta e siga os limites da autorização.</w:t>
       </w:r>
     </w:p>
-    <w:bookmarkEnd w:id="127"/>
-    <w:bookmarkStart w:id="128" w:name="laboratório-fictício-e-portfólio"/>
+    <w:bookmarkEnd w:id="116"/>
+    <w:bookmarkStart w:id="117" w:name="laboratório-fictício-e-portfólio"/>
     <w:p>
       <w:pPr>
         <w:pStyle w:val="Heading1"/>
@@ -5419,508 +5419,508 @@
     </w:p>
     <w:p>
       <w:pPr>
+        <w:pStyle w:val="Compact"/>
         <w:numPr>
           <w:ilvl w:val="0"/>
           <w:numId w:val="1019"/>
         </w:numPr>
+      </w:pPr>
+      <w:r>
+        <w:t xml:space="preserve">Um ambiente de prática completo usando dados sintéticos e sistemas de laboratório autorizados.*</w:t>
+      </w:r>
+    </w:p>
+    <w:p>
+      <w:pPr>
+        <w:pStyle w:val="FirstParagraph"/>
+      </w:pPr>
+      <w:r>
+        <w:t xml:space="preserve">Harbor Light Market é um comerciante fictício com uma página de pagamento hospedada, dois terminais de ponto de venda, um call center, colaboração em nuvem, um provedor de serviços gerenciado e um processador fictício. Todos os números de conta, pessoas, sistemas, alertas e fornecedores são dados de teste inventados ou aprovados.</w:t>
+      </w:r>
+    </w:p>
+    <w:bookmarkEnd w:id="117"/>
+    <w:bookmarkStart w:id="118" w:name="projeto-1---âmbito-de-aplicação"/>
+    <w:p>
+      <w:pPr>
+        <w:pStyle w:val="Heading1"/>
+      </w:pPr>
+      <w:r>
+        <w:t xml:space="preserve"># Projeto 1 - Âmbito de aplicação</w:t>
+      </w:r>
+    </w:p>
+    <w:p>
+      <w:pPr>
+        <w:pStyle w:val="FirstParagraph"/>
+      </w:pPr>
+      <w:r>
+        <w:t xml:space="preserve">Mapa canais, dados de conta, CDE, sistemas conectados, sistemas de impacto de segurança, fornecedores e segmentação.</w:t>
+      </w:r>
+    </w:p>
+    <w:bookmarkEnd w:id="118"/>
+    <w:bookmarkStart w:id="119" w:name="projeto-2-requisitos"/>
+    <w:p>
+      <w:pPr>
+        <w:pStyle w:val="Heading1"/>
+      </w:pPr>
+      <w:r>
+        <w:t xml:space="preserve"># Projeto 2 — Requisitos</w:t>
+      </w:r>
+    </w:p>
+    <w:p>
+      <w:pPr>
+        <w:pStyle w:val="FirstParagraph"/>
+      </w:pPr>
+      <w:r>
+        <w:t xml:space="preserve">Criar uma responsabilidade de 12 requisitos e matriz de provas.</w:t>
+      </w:r>
+    </w:p>
+    <w:bookmarkEnd w:id="119"/>
+    <w:bookmarkStart w:id="120" w:name="projeto-3-dados"/>
+    <w:p>
+      <w:pPr>
+        <w:pStyle w:val="Heading1"/>
+      </w:pPr>
+      <w:r>
+        <w:t xml:space="preserve"># Projeto 3 — Dados</w:t>
+      </w:r>
+    </w:p>
+    <w:p>
+      <w:pPr>
+        <w:pStyle w:val="FirstParagraph"/>
+      </w:pPr>
+      <w:r>
+        <w:t xml:space="preserve">Execute um exercício sintético de descoberta de dados e retenção de documentos, exclusão e proteção PAN.</w:t>
+      </w:r>
+    </w:p>
+    <w:bookmarkEnd w:id="120"/>
+    <w:bookmarkStart w:id="121" w:name="projeto-4-acesso"/>
+    <w:p>
+      <w:pPr>
+        <w:pStyle w:val="Heading1"/>
+      </w:pPr>
+      <w:r>
+        <w:t xml:space="preserve"># Projeto 4 — Acesso</w:t>
+      </w:r>
+    </w:p>
+    <w:p>
+      <w:pPr>
+        <w:pStyle w:val="FirstParagraph"/>
+      </w:pPr>
+      <w:r>
+        <w:t xml:space="preserve">Teste o joiner fictício, movedor, leaver, privilegiado, serviço-conta, e provas MFA.</w:t>
+      </w:r>
+    </w:p>
+    <w:bookmarkEnd w:id="121"/>
+    <w:bookmarkStart w:id="122" w:name="projeto-5-vulnerabilidades"/>
+    <w:p>
+      <w:pPr>
+        <w:pStyle w:val="Heading1"/>
+      </w:pPr>
+      <w:r>
+        <w:t xml:space="preserve"># Projeto 5 — Vulnerabilidades</w:t>
+      </w:r>
+    </w:p>
+    <w:p>
+      <w:pPr>
+        <w:pStyle w:val="FirstParagraph"/>
+      </w:pPr>
+      <w:r>
+        <w:t xml:space="preserve">Execute um exame de laboratório autorizado, valide, corrija, rescan, e explique por que ASV evidência é separada.</w:t>
+      </w:r>
+    </w:p>
+    <w:bookmarkEnd w:id="122"/>
+    <w:bookmarkStart w:id="123" w:name="projeto-6-comércio-eletrônico"/>
+    <w:p>
+      <w:pPr>
+        <w:pStyle w:val="Heading1"/>
+      </w:pPr>
+      <w:r>
+        <w:t xml:space="preserve"># Projeto 6 — Comércio eletrônico</w:t>
+      </w:r>
+    </w:p>
+    <w:p>
+      <w:pPr>
+        <w:pStyle w:val="FirstParagraph"/>
+      </w:pPr>
+      <w:r>
+        <w:t xml:space="preserve">Inventário scripts de pagamento sintéticos, justificar e autorizá-los, validar a integridade e testar um alerta de mudança inofensivo.</w:t>
+      </w:r>
+    </w:p>
+    <w:bookmarkEnd w:id="123"/>
+    <w:bookmarkStart w:id="124" w:name="projeto-7-incidente"/>
+    <w:p>
+      <w:pPr>
+        <w:pStyle w:val="Heading1"/>
+      </w:pPr>
+      <w:r>
+        <w:t xml:space="preserve"># Projeto 7 — Incidente</w:t>
+      </w:r>
+    </w:p>
+    <w:p>
+      <w:pPr>
+        <w:pStyle w:val="FirstParagraph"/>
+      </w:pPr>
+      <w:r>
+        <w:t xml:space="preserve">Execute uma tabela envolvendo PAN inesperado e um script de pagamento alterado; preserve fatos, aumente, contenha, recupere e melhore.</w:t>
+      </w:r>
+    </w:p>
+    <w:bookmarkEnd w:id="124"/>
+    <w:bookmarkStart w:id="126" w:name="projeto-8-relatório-de-gestão"/>
+    <w:p>
+      <w:pPr>
+        <w:pStyle w:val="Heading1"/>
+      </w:pPr>
+      <w:r>
+        <w:t xml:space="preserve"># Projeto 8 — Relatório de gestão</w:t>
+      </w:r>
+    </w:p>
+    <w:p>
+      <w:pPr>
+        <w:pStyle w:val="FirstParagraph"/>
+      </w:pPr>
+      <w:r>
+        <w:t xml:space="preserve">Preparar escopo, status, lacunas superiores, plano de ação, decisões e limitações.</w:t>
+      </w:r>
+    </w:p>
+    <w:p>
+      <w:pPr>
+        <w:pStyle w:val="BodyText"/>
+      </w:pPr>
+      <w:r>
+        <w:t xml:space="preserve">Ética em Portfólio:** Rotular cada item como formação fictícia. Nunca publique PAN real, SAD, dados do cliente, credenciais, arquitetura de pagamento, resultados de varredura, incidentes, contratos ou relatórios de avaliadores. □</w:t>
+      </w:r>
+      <w:r>
+        <w:t xml:space="preserve"> </w:t>
+      </w:r>
+      <w:r>
+        <w:t xml:space="preserve">□—————————————————————————————————————————————————————————————————————————————————————————————————————–</w:t>
+      </w:r>
+    </w:p>
+    <w:p>
+      <w:pPr>
         <w:pStyle w:val="Compact"/>
-      </w:pPr>
-      <w:r>
-        <w:t xml:space="preserve">Um ambiente de prática completo usando dados sintéticos e sistemas de laboratório autorizados.*</w:t>
-      </w:r>
-    </w:p>
-    <w:p>
-      <w:pPr>
-        <w:pStyle w:val="FirstParagraph"/>
-      </w:pPr>
-      <w:r>
-        <w:t xml:space="preserve">Harbor Light Market é um comerciante fictício com uma página de pagamento hospedada, dois terminais de ponto de venda, um call center, colaboração em nuvem, um provedor de serviços gerenciado e um processador fictício. Todos os números de conta, pessoas, sistemas, alertas e fornecedores são dados de teste inventados ou aprovados.</w:t>
-      </w:r>
-    </w:p>
-    <w:bookmarkEnd w:id="128"/>
-    <w:bookmarkStart w:id="129" w:name="projeto-1---âmbito-de-aplicação"/>
-    <w:p>
-      <w:pPr>
-        <w:pStyle w:val="Heading1"/>
-      </w:pPr>
-      <w:r>
-        <w:t xml:space="preserve"># Projeto 1 - Âmbito de aplicação</w:t>
-      </w:r>
-    </w:p>
-    <w:p>
-      <w:pPr>
-        <w:pStyle w:val="FirstParagraph"/>
-      </w:pPr>
-      <w:r>
-        <w:t xml:space="preserve">Mapa canais, dados de conta, CDE, sistemas conectados, sistemas de impacto de segurança, fornecedores e segmentação.</w:t>
-      </w:r>
-    </w:p>
-    <w:bookmarkEnd w:id="129"/>
-    <w:bookmarkStart w:id="130" w:name="projeto-2-requisitos"/>
-    <w:p>
-      <w:pPr>
-        <w:pStyle w:val="Heading1"/>
-      </w:pPr>
-      <w:r>
-        <w:t xml:space="preserve"># Projeto 2 — Requisitos</w:t>
-      </w:r>
-    </w:p>
-    <w:p>
-      <w:pPr>
-        <w:pStyle w:val="FirstParagraph"/>
-      </w:pPr>
-      <w:r>
-        <w:t xml:space="preserve">Criar uma responsabilidade de 12 requisitos e matriz de provas.</w:t>
-      </w:r>
-    </w:p>
-    <w:bookmarkEnd w:id="130"/>
-    <w:bookmarkStart w:id="131" w:name="projeto-3-dados"/>
-    <w:p>
-      <w:pPr>
-        <w:pStyle w:val="Heading1"/>
-      </w:pPr>
-      <w:r>
-        <w:t xml:space="preserve"># Projeto 3 — Dados</w:t>
-      </w:r>
-    </w:p>
-    <w:p>
-      <w:pPr>
-        <w:pStyle w:val="FirstParagraph"/>
-      </w:pPr>
-      <w:r>
-        <w:t xml:space="preserve">Execute um exercício sintético de descoberta de dados e retenção de documentos, exclusão e proteção PAN.</w:t>
-      </w:r>
-    </w:p>
-    <w:bookmarkEnd w:id="131"/>
-    <w:bookmarkStart w:id="132" w:name="projeto-4-acesso"/>
-    <w:p>
-      <w:pPr>
-        <w:pStyle w:val="Heading1"/>
-      </w:pPr>
-      <w:r>
-        <w:t xml:space="preserve"># Projeto 4 — Acesso</w:t>
-      </w:r>
-    </w:p>
-    <w:p>
-      <w:pPr>
-        <w:pStyle w:val="FirstParagraph"/>
-      </w:pPr>
-      <w:r>
-        <w:t xml:space="preserve">Teste o joiner fictício, movedor, leaver, privilegiado, serviço-conta, e provas MFA.</w:t>
-      </w:r>
-    </w:p>
-    <w:bookmarkEnd w:id="132"/>
-    <w:bookmarkStart w:id="133" w:name="projeto-5-vulnerabilidades"/>
-    <w:p>
-      <w:pPr>
-        <w:pStyle w:val="Heading1"/>
-      </w:pPr>
-      <w:r>
-        <w:t xml:space="preserve"># Projeto 5 — Vulnerabilidades</w:t>
-      </w:r>
-    </w:p>
-    <w:p>
-      <w:pPr>
-        <w:pStyle w:val="FirstParagraph"/>
-      </w:pPr>
-      <w:r>
-        <w:t xml:space="preserve">Execute um exame de laboratório autorizado, valide, corrija, rescan, e explique por que ASV evidência é separada.</w:t>
-      </w:r>
-    </w:p>
-    <w:bookmarkEnd w:id="133"/>
-    <w:bookmarkStart w:id="134" w:name="projeto-6-comércio-eletrônico"/>
-    <w:p>
-      <w:pPr>
-        <w:pStyle w:val="Heading1"/>
-      </w:pPr>
-      <w:r>
-        <w:t xml:space="preserve"># Projeto 6 — Comércio eletrônico</w:t>
-      </w:r>
-    </w:p>
-    <w:p>
-      <w:pPr>
-        <w:pStyle w:val="FirstParagraph"/>
-      </w:pPr>
-      <w:r>
-        <w:t xml:space="preserve">Inventário scripts de pagamento sintéticos, justificar e autorizá-los, validar a integridade e testar um alerta de mudança inofensivo.</w:t>
-      </w:r>
-    </w:p>
-    <w:bookmarkEnd w:id="134"/>
-    <w:bookmarkStart w:id="135" w:name="projeto-7-incidente"/>
-    <w:p>
-      <w:pPr>
-        <w:pStyle w:val="Heading1"/>
-      </w:pPr>
-      <w:r>
-        <w:t xml:space="preserve"># Projeto 7 — Incidente</w:t>
-      </w:r>
-    </w:p>
-    <w:p>
-      <w:pPr>
-        <w:pStyle w:val="FirstParagraph"/>
-      </w:pPr>
-      <w:r>
-        <w:t xml:space="preserve">Execute uma tabela envolvendo PAN inesperado e um script de pagamento alterado; preserve fatos, aumente, contenha, recupere e melhore.</w:t>
-      </w:r>
-    </w:p>
-    <w:bookmarkEnd w:id="135"/>
-    <w:bookmarkStart w:id="137" w:name="projeto-8-relatório-de-gestão"/>
-    <w:p>
-      <w:pPr>
-        <w:pStyle w:val="Heading1"/>
-      </w:pPr>
-      <w:r>
-        <w:t xml:space="preserve"># Projeto 8 — Relatório de gestão</w:t>
-      </w:r>
-    </w:p>
-    <w:p>
-      <w:pPr>
-        <w:pStyle w:val="FirstParagraph"/>
-      </w:pPr>
-      <w:r>
-        <w:t xml:space="preserve">Preparar escopo, status, lacunas superiores, plano de ação, decisões e limitações.</w:t>
-      </w:r>
-    </w:p>
-    <w:p>
-      <w:pPr>
-        <w:pStyle w:val="BodyText"/>
-      </w:pPr>
-      <w:r>
-        <w:t xml:space="preserve">Ética em Portfólio:** Rotular cada item como formação fictícia. Nunca publique PAN real, SAD, dados do cliente, credenciais, arquitetura de pagamento, resultados de varredura, incidentes, contratos ou relatórios de avaliadores. □</w:t>
-      </w:r>
-      <w:r>
-        <w:t xml:space="preserve"> </w:t>
-      </w:r>
-      <w:r>
-        <w:t xml:space="preserve">□—————————————————————————————————————————————————————————————————————————————————————————————————————–</w:t>
-      </w:r>
-    </w:p>
-    <w:p>
-      <w:pPr>
         <w:numPr>
           <w:ilvl w:val="0"/>
           <w:numId w:val="1020"/>
         </w:numPr>
+      </w:pPr>
+      <w:r>
+        <w:t xml:space="preserve">Plano de Aprendizagem de Trinta Dias</w:t>
+      </w:r>
+    </w:p>
+    <w:p>
+      <w:pPr>
         <w:pStyle w:val="Compact"/>
-      </w:pPr>
-      <w:r>
-        <w:t xml:space="preserve">Plano de Aprendizagem de Trinta Dias</w:t>
-      </w:r>
-    </w:p>
-    <w:p>
-      <w:pPr>
         <w:numPr>
           <w:ilvl w:val="0"/>
           <w:numId w:val="1021"/>
         </w:numPr>
+      </w:pPr>
+      <w:r>
+        <w:t xml:space="preserve">Um mês realista de leitura oficial, provas práticas e preparação de entrevista.*</w:t>
+      </w:r>
+    </w:p>
+    <w:bookmarkStart w:id="125" w:name="semana-foco-saída-exigida"/>
+    <w:p>
+      <w:pPr>
+        <w:pStyle w:val="Heading2"/>
+      </w:pPr>
+      <w:r>
+        <w:t xml:space="preserve">*Semana</w:t>
+      </w:r>
+      <w:r>
+        <w:rPr>
+          <w:b/>
+          <w:bCs/>
+        </w:rPr>
+        <w:t xml:space="preserve"> </w:t>
+      </w:r>
+      <w:r>
+        <w:t xml:space="preserve"> </w:t>
+      </w:r>
+      <w:r>
+        <w:t xml:space="preserve">Foco</w:t>
+      </w:r>
+      <w:r>
+        <w:rPr>
+          <w:b/>
+          <w:bCs/>
+        </w:rPr>
+        <w:t xml:space="preserve"> </w:t>
+      </w:r>
+      <w:r>
+        <w:t xml:space="preserve"> </w:t>
+      </w:r>
+      <w:r>
+        <w:t xml:space="preserve">Saída exigida**</w:t>
+      </w:r>
+    </w:p>
+    <w:p>
+      <w:pPr>
+        <w:pStyle w:val="FirstParagraph"/>
+      </w:pPr>
+      <w:r>
+        <w:t xml:space="preserve">□ Semana 1 • Fundações, dados de conta, escopo, segmentação, validação</w:t>
+      </w:r>
+      <w:r>
+        <w:t xml:space="preserve"> </w:t>
+      </w:r>
+      <w:r>
+        <w:t xml:space="preserve">. Semana 2 . 1–6 □ Evidência de rede/configuração, regras de dados, patch e teste de segurança de software</w:t>
+      </w:r>
+      <w:r>
+        <w:t xml:space="preserve"> </w:t>
+      </w:r>
+      <w:r>
+        <w:t xml:space="preserve">□ Semana 3 □ Requisitos 7–12 □ Teste de acesso, revisão de registro, verificação de arquivo, matriz do provedor, mesa incidente</w:t>
+      </w:r>
+      <w:r>
+        <w:t xml:space="preserve"> </w:t>
+      </w:r>
+      <w:r>
+        <w:t xml:space="preserve">• Semana 4 • Ferramentas, portfólio, relatórios, entrevista</w:t>
+      </w:r>
+    </w:p>
+    <w:bookmarkEnd w:id="125"/>
+    <w:bookmarkEnd w:id="126"/>
+    <w:bookmarkStart w:id="127" w:name="preparação-da-entrevista"/>
+    <w:p>
+      <w:pPr>
+        <w:pStyle w:val="Heading1"/>
+      </w:pPr>
+      <w:r>
+        <w:t xml:space="preserve">24. Preparação da entrevista</w:t>
+      </w:r>
+    </w:p>
+    <w:p>
+      <w:pPr>
         <w:pStyle w:val="Compact"/>
-      </w:pPr>
-      <w:r>
-        <w:t xml:space="preserve">Um mês realista de leitura oficial, provas práticas e preparação de entrevista.*</w:t>
-      </w:r>
-    </w:p>
-    <w:bookmarkStart w:id="136" w:name="semana-foco-saída-exigida"/>
-    <w:p>
-      <w:pPr>
-        <w:pStyle w:val="Heading2"/>
-      </w:pPr>
-      <w:r>
-        <w:t xml:space="preserve">*Semana</w:t>
-      </w:r>
-      <w:r>
-        <w:rPr>
-          <w:bCs/>
-          <w:b/>
-        </w:rPr>
-        <w:t xml:space="preserve"> </w:t>
-      </w:r>
-      <w:r>
-        <w:t xml:space="preserve"> </w:t>
-      </w:r>
-      <w:r>
-        <w:t xml:space="preserve">Foco</w:t>
-      </w:r>
-      <w:r>
-        <w:rPr>
-          <w:bCs/>
-          <w:b/>
-        </w:rPr>
-        <w:t xml:space="preserve"> </w:t>
-      </w:r>
-      <w:r>
-        <w:t xml:space="preserve"> </w:t>
-      </w:r>
-      <w:r>
-        <w:t xml:space="preserve">Saída exigida**</w:t>
-      </w:r>
-    </w:p>
-    <w:p>
-      <w:pPr>
-        <w:pStyle w:val="FirstParagraph"/>
-      </w:pPr>
-      <w:r>
-        <w:t xml:space="preserve">□ Semana 1 • Fundações, dados de conta, escopo, segmentação, validação</w:t>
-      </w:r>
-      <w:r>
-        <w:t xml:space="preserve"> </w:t>
-      </w:r>
-      <w:r>
-        <w:t xml:space="preserve">. Semana 2 . 1–6 □ Evidência de rede/configuração, regras de dados, patch e teste de segurança de software</w:t>
-      </w:r>
-      <w:r>
-        <w:t xml:space="preserve"> </w:t>
-      </w:r>
-      <w:r>
-        <w:t xml:space="preserve">□ Semana 3 □ Requisitos 7–12 □ Teste de acesso, revisão de registro, verificação de arquivo, matriz do provedor, mesa incidente</w:t>
-      </w:r>
-      <w:r>
-        <w:t xml:space="preserve"> </w:t>
-      </w:r>
-      <w:r>
-        <w:t xml:space="preserve">• Semana 4 • Ferramentas, portfólio, relatórios, entrevista</w:t>
-      </w:r>
-    </w:p>
-    <w:bookmarkEnd w:id="136"/>
-    <w:bookmarkEnd w:id="137"/>
-    <w:bookmarkStart w:id="138" w:name="preparação-da-entrevista"/>
-    <w:p>
-      <w:pPr>
-        <w:pStyle w:val="Heading1"/>
-      </w:pPr>
-      <w:r>
-        <w:t xml:space="preserve">24. Preparação da entrevista</w:t>
-      </w:r>
-    </w:p>
-    <w:p>
-      <w:pPr>
         <w:numPr>
           <w:ilvl w:val="0"/>
           <w:numId w:val="1022"/>
         </w:numPr>
+      </w:pPr>
+      <w:r>
+        <w:t xml:space="preserve">Respostas curtas e precisas para analistas e gerentes júnior.*</w:t>
+      </w:r>
+    </w:p>
+    <w:bookmarkEnd w:id="127"/>
+    <w:bookmarkStart w:id="128" w:name="qual-é-a-versão-atual-do-pci-dss"/>
+    <w:p>
+      <w:pPr>
+        <w:pStyle w:val="Heading1"/>
+      </w:pPr>
+      <w:r>
+        <w:t xml:space="preserve"># Qual é a versão atual do PCI DSS?</w:t>
+      </w:r>
+    </w:p>
+    <w:p>
+      <w:pPr>
+        <w:pStyle w:val="FirstParagraph"/>
+      </w:pPr>
+      <w:r>
+        <w:t xml:space="preserve">PCI DSS v4.01. Foi publicado em junho de 2024 como uma revisão limitada. PCI DSS v4.0 se aposentou no final de 2024, e futuras exigências v4.x tornou-se eficaz 31 de março de 2025.</w:t>
+      </w:r>
+    </w:p>
+    <w:bookmarkEnd w:id="128"/>
+    <w:bookmarkStart w:id="129" w:name="o-que-é-o-cde"/>
+    <w:p>
+      <w:pPr>
+        <w:pStyle w:val="Heading1"/>
+      </w:pPr>
+      <w:r>
+        <w:t xml:space="preserve"># O que é o CDE?</w:t>
+      </w:r>
+    </w:p>
+    <w:p>
+      <w:pPr>
+        <w:pStyle w:val="FirstParagraph"/>
+      </w:pPr>
+      <w:r>
+        <w:t xml:space="preserve">As pessoas, processos e tecnologias que armazenam, processam ou transmitem dados do titular do cartão ou dados de autenticação sensíveis, além de sistemas relevantes que se conectam ou podem afetar sua segurança.</w:t>
+      </w:r>
+    </w:p>
+    <w:bookmarkEnd w:id="129"/>
+    <w:bookmarkStart w:id="130" w:name="o-que-é-pan"/>
+    <w:p>
+      <w:pPr>
+        <w:pStyle w:val="Heading1"/>
+      </w:pPr>
+      <w:r>
+        <w:t xml:space="preserve"># O que é PAN?</w:t>
+      </w:r>
+    </w:p>
+    <w:p>
+      <w:pPr>
+        <w:pStyle w:val="FirstParagraph"/>
+      </w:pPr>
+      <w:r>
+        <w:t xml:space="preserve">O número da conta primária. Sua presença é central para a aplicabilidade do PCI DSS.</w:t>
+      </w:r>
+    </w:p>
+    <w:bookmarkEnd w:id="130"/>
+    <w:bookmarkStart w:id="131" w:name="X30a2e797a747ecc4a45f9f479d947682531f32f"/>
+    <w:p>
+      <w:pPr>
+        <w:pStyle w:val="Heading1"/>
+      </w:pPr>
+      <w:r>
+        <w:t xml:space="preserve"># # Os dados de autenticação sensíveis podem ser armazenados se criptografados?</w:t>
+      </w:r>
+    </w:p>
+    <w:p>
+      <w:pPr>
+        <w:pStyle w:val="FirstParagraph"/>
+      </w:pPr>
+      <w:r>
+        <w:t xml:space="preserve">Não após autorização, exceto quando PCI DSS expressamente permite o uso de determinado emissor ou suporte de emissão.</w:t>
+      </w:r>
+    </w:p>
+    <w:bookmarkEnd w:id="131"/>
+    <w:bookmarkStart w:id="132" w:name="o-que-é-segmentação"/>
+    <w:p>
+      <w:pPr>
+        <w:pStyle w:val="Heading1"/>
+      </w:pPr>
+      <w:r>
+        <w:t xml:space="preserve"># O que é segmentação?</w:t>
+      </w:r>
+    </w:p>
+    <w:p>
+      <w:pPr>
+        <w:pStyle w:val="FirstParagraph"/>
+      </w:pPr>
+      <w:r>
+        <w:t xml:space="preserve">Controles que isolam o CDE. Reduz o escopo apenas quando o design e a eficácia são documentados e testados.</w:t>
+      </w:r>
+    </w:p>
+    <w:bookmarkEnd w:id="132"/>
+    <w:bookmarkStart w:id="133" w:name="abordagem-definida-versus-personalizada"/>
+    <w:p>
+      <w:pPr>
+        <w:pStyle w:val="Heading1"/>
+      </w:pPr>
+      <w:r>
+        <w:t xml:space="preserve"># Abordagem definida versus personalizada?</w:t>
+      </w:r>
+    </w:p>
+    <w:p>
+      <w:pPr>
+        <w:pStyle w:val="FirstParagraph"/>
+      </w:pPr>
+      <w:r>
+        <w:t xml:space="preserve">A abordagem definida segue o requisito estabelecido. Uma abordagem personalizada usa outro projeto de controle que atenda ao objetivo personalizado e requer amplo risco, design, evidência e validação do avaliador.</w:t>
+      </w:r>
+    </w:p>
+    <w:bookmarkEnd w:id="133"/>
+    <w:bookmarkStart w:id="134" w:name="X16541cc4643fcf65fcc92b0e612e204aae29fbb"/>
+    <w:p>
+      <w:pPr>
+        <w:pStyle w:val="Heading1"/>
+      </w:pPr>
+      <w:r>
+        <w:t xml:space="preserve"># Uma varredura de código aberto substitui a varredura ASV?</w:t>
+      </w:r>
+    </w:p>
+    <w:p>
+      <w:pPr>
+        <w:pStyle w:val="FirstParagraph"/>
+      </w:pPr>
+      <w:r>
+        <w:t xml:space="preserve">Não. Exames de vulnerabilidade externa necessários devem ser realizados através de um Fornecedor de digitalização aprovado e atender aos requisitos do programa.</w:t>
+      </w:r>
+    </w:p>
+    <w:bookmarkEnd w:id="134"/>
+    <w:bookmarkStart w:id="135" w:name="como-você-verifica-uma-exigência"/>
+    <w:p>
+      <w:pPr>
+        <w:pStyle w:val="Heading1"/>
+      </w:pPr>
+      <w:r>
+        <w:t xml:space="preserve"># Como você verifica uma exigência?</w:t>
+      </w:r>
+    </w:p>
+    <w:p>
+      <w:pPr>
+        <w:pStyle w:val="FirstParagraph"/>
+      </w:pPr>
+      <w:r>
+        <w:t xml:space="preserve">Defina critérios e escopo, avalie o desenho, obtenha uma população completa, teste itens representativos, exceções de registro, remediar, reteste e limitações de estado.</w:t>
+      </w:r>
+    </w:p>
+    <w:bookmarkEnd w:id="135"/>
+    <w:bookmarkStart w:id="136" w:name="X59a1bc5a996ea4a30e38ac373b3641688448aa5"/>
+    <w:p>
+      <w:pPr>
+        <w:pStyle w:val="Heading1"/>
+      </w:pPr>
+      <w:r>
+        <w:t xml:space="preserve"># Quem determina o nível de validação de um comerciante?</w:t>
+      </w:r>
+    </w:p>
+    <w:p>
+      <w:pPr>
+        <w:pStyle w:val="FirstParagraph"/>
+      </w:pPr>
+      <w:r>
+        <w:t xml:space="preserve">Marcas de pagamento e adquirentes estabelecem programas de conformidade e expectativas de validação; contratos e clientes podem adicionar requisitos.</w:t>
+      </w:r>
+    </w:p>
+    <w:bookmarkEnd w:id="136"/>
+    <w:bookmarkStart w:id="137" w:name="o-que-mudou-para-o-comércio-eletrônico"/>
+    <w:p>
+      <w:pPr>
+        <w:pStyle w:val="Heading1"/>
+      </w:pPr>
+      <w:r>
+        <w:t xml:space="preserve"># O que mudou para o comércio eletrônico?</w:t>
+      </w:r>
+    </w:p>
+    <w:p>
+      <w:pPr>
+        <w:pStyle w:val="FirstParagraph"/>
+      </w:pPr>
+      <w:r>
+        <w:t xml:space="preserve">Os requisitos 6.4.3 e 11.6.1 exigem uma governança mais forte dos scripts de página de pagamento e detecção de alterações não autorizadas em páginas e cabeçalhos relevantes.</w:t>
+      </w:r>
+    </w:p>
+    <w:p>
+      <w:pPr>
+        <w:pStyle w:val="BodyText"/>
+      </w:pPr>
+      <w:r>
+        <w:t xml:space="preserve">Resposta de 60 segundos do gerente:** Começo com canais de pagamento e fluxos de dados de conta, defino o verdadeiro CDE e sistemas que podem afetá-lo, confirmo o caminho correto de validação, atribuo propriedade do requisito e necessito de provas operacionais completas. Minimizamos os dados, controlamos o acesso e os fornecedores, protegemos as páginas de pagamento, escaneamos e testamos de acordo com as regras do PCI, corrigimos e retestemos os achados e aumentamos os incidentes rapidamente. As ferramentas suportam o trabalho, mas o escopo, a evidência, o julgamento do avaliador e a responsabilização da gestão determinam se as conclusões são confiáveis. □</w:t>
+      </w:r>
+      <w:r>
+        <w:t xml:space="preserve"> </w:t>
+      </w:r>
+      <w:r>
+        <w:t xml:space="preserve">□——————————————————————————————————————————————————————————————————————————————————————————————————————————————————————————————————————————————————————————————————————————————————————————————————————————————————————————————————————————————————————————————————————————–</w:t>
+      </w:r>
+    </w:p>
+    <w:bookmarkEnd w:id="137"/>
+    <w:bookmarkStart w:id="138" w:name="modelos-glossário-e-índice"/>
+    <w:p>
+      <w:pPr>
+        <w:pStyle w:val="Heading1"/>
+      </w:pPr>
+      <w:r>
+        <w:t xml:space="preserve">25. Modelos, Glossário e Índice</w:t>
+      </w:r>
+    </w:p>
+    <w:p>
+      <w:pPr>
         <w:pStyle w:val="Compact"/>
-      </w:pPr>
-      <w:r>
-        <w:t xml:space="preserve">Respostas curtas e precisas para analistas e gerentes júnior.*</w:t>
-      </w:r>
-    </w:p>
-    <w:bookmarkEnd w:id="138"/>
-    <w:bookmarkStart w:id="139" w:name="qual-é-a-versão-atual-do-pci-dss"/>
-    <w:p>
-      <w:pPr>
-        <w:pStyle w:val="Heading1"/>
-      </w:pPr>
-      <w:r>
-        <w:t xml:space="preserve"># Qual é a versão atual do PCI DSS?</w:t>
-      </w:r>
-    </w:p>
-    <w:p>
-      <w:pPr>
-        <w:pStyle w:val="FirstParagraph"/>
-      </w:pPr>
-      <w:r>
-        <w:t xml:space="preserve">PCI DSS v4.01. Foi publicado em junho de 2024 como uma revisão limitada. PCI DSS v4.0 se aposentou no final de 2024, e futuras exigências v4.x tornou-se eficaz 31 de março de 2025.</w:t>
-      </w:r>
-    </w:p>
-    <w:bookmarkEnd w:id="139"/>
-    <w:bookmarkStart w:id="140" w:name="o-que-é-o-cde"/>
-    <w:p>
-      <w:pPr>
-        <w:pStyle w:val="Heading1"/>
-      </w:pPr>
-      <w:r>
-        <w:t xml:space="preserve"># O que é o CDE?</w:t>
-      </w:r>
-    </w:p>
-    <w:p>
-      <w:pPr>
-        <w:pStyle w:val="FirstParagraph"/>
-      </w:pPr>
-      <w:r>
-        <w:t xml:space="preserve">As pessoas, processos e tecnologias que armazenam, processam ou transmitem dados do titular do cartão ou dados de autenticação sensíveis, além de sistemas relevantes que se conectam ou podem afetar sua segurança.</w:t>
-      </w:r>
-    </w:p>
-    <w:bookmarkEnd w:id="140"/>
-    <w:bookmarkStart w:id="141" w:name="o-que-é-pan"/>
-    <w:p>
-      <w:pPr>
-        <w:pStyle w:val="Heading1"/>
-      </w:pPr>
-      <w:r>
-        <w:t xml:space="preserve"># O que é PAN?</w:t>
-      </w:r>
-    </w:p>
-    <w:p>
-      <w:pPr>
-        <w:pStyle w:val="FirstParagraph"/>
-      </w:pPr>
-      <w:r>
-        <w:t xml:space="preserve">O número da conta primária. Sua presença é central para a aplicabilidade do PCI DSS.</w:t>
-      </w:r>
-    </w:p>
-    <w:bookmarkEnd w:id="141"/>
-    <w:bookmarkStart w:id="142" w:name="X30a2e797a747ecc4a45f9f479d947682531f32f"/>
-    <w:p>
-      <w:pPr>
-        <w:pStyle w:val="Heading1"/>
-      </w:pPr>
-      <w:r>
-        <w:t xml:space="preserve"># # Os dados de autenticação sensíveis podem ser armazenados se criptografados?</w:t>
-      </w:r>
-    </w:p>
-    <w:p>
-      <w:pPr>
-        <w:pStyle w:val="FirstParagraph"/>
-      </w:pPr>
-      <w:r>
-        <w:t xml:space="preserve">Não após autorização, exceto quando PCI DSS expressamente permite o uso de determinado emissor ou suporte de emissão.</w:t>
-      </w:r>
-    </w:p>
-    <w:bookmarkEnd w:id="142"/>
-    <w:bookmarkStart w:id="143" w:name="o-que-é-segmentação"/>
-    <w:p>
-      <w:pPr>
-        <w:pStyle w:val="Heading1"/>
-      </w:pPr>
-      <w:r>
-        <w:t xml:space="preserve"># O que é segmentação?</w:t>
-      </w:r>
-    </w:p>
-    <w:p>
-      <w:pPr>
-        <w:pStyle w:val="FirstParagraph"/>
-      </w:pPr>
-      <w:r>
-        <w:t xml:space="preserve">Controles que isolam o CDE. Reduz o escopo apenas quando o design e a eficácia são documentados e testados.</w:t>
-      </w:r>
-    </w:p>
-    <w:bookmarkEnd w:id="143"/>
-    <w:bookmarkStart w:id="144" w:name="abordagem-definida-versus-personalizada"/>
-    <w:p>
-      <w:pPr>
-        <w:pStyle w:val="Heading1"/>
-      </w:pPr>
-      <w:r>
-        <w:t xml:space="preserve"># Abordagem definida versus personalizada?</w:t>
-      </w:r>
-    </w:p>
-    <w:p>
-      <w:pPr>
-        <w:pStyle w:val="FirstParagraph"/>
-      </w:pPr>
-      <w:r>
-        <w:t xml:space="preserve">A abordagem definida segue o requisito estabelecido. Uma abordagem personalizada usa outro projeto de controle que atenda ao objetivo personalizado e requer amplo risco, design, evidência e validação do avaliador.</w:t>
-      </w:r>
-    </w:p>
-    <w:bookmarkEnd w:id="144"/>
-    <w:bookmarkStart w:id="145" w:name="X16541cc4643fcf65fcc92b0e612e204aae29fbb"/>
-    <w:p>
-      <w:pPr>
-        <w:pStyle w:val="Heading1"/>
-      </w:pPr>
-      <w:r>
-        <w:t xml:space="preserve"># Uma varredura de código aberto substitui a varredura ASV?</w:t>
-      </w:r>
-    </w:p>
-    <w:p>
-      <w:pPr>
-        <w:pStyle w:val="FirstParagraph"/>
-      </w:pPr>
-      <w:r>
-        <w:t xml:space="preserve">Não. Exames de vulnerabilidade externa necessários devem ser realizados através de um Fornecedor de digitalização aprovado e atender aos requisitos do programa.</w:t>
-      </w:r>
-    </w:p>
-    <w:bookmarkEnd w:id="145"/>
-    <w:bookmarkStart w:id="146" w:name="como-você-verifica-uma-exigência"/>
-    <w:p>
-      <w:pPr>
-        <w:pStyle w:val="Heading1"/>
-      </w:pPr>
-      <w:r>
-        <w:t xml:space="preserve"># Como você verifica uma exigência?</w:t>
-      </w:r>
-    </w:p>
-    <w:p>
-      <w:pPr>
-        <w:pStyle w:val="FirstParagraph"/>
-      </w:pPr>
-      <w:r>
-        <w:t xml:space="preserve">Defina critérios e escopo, avalie o desenho, obtenha uma população completa, teste itens representativos, exceções de registro, remediar, reteste e limitações de estado.</w:t>
-      </w:r>
-    </w:p>
-    <w:bookmarkEnd w:id="146"/>
-    <w:bookmarkStart w:id="147" w:name="X59a1bc5a996ea4a30e38ac373b3641688448aa5"/>
-    <w:p>
-      <w:pPr>
-        <w:pStyle w:val="Heading1"/>
-      </w:pPr>
-      <w:r>
-        <w:t xml:space="preserve"># Quem determina o nível de validação de um comerciante?</w:t>
-      </w:r>
-    </w:p>
-    <w:p>
-      <w:pPr>
-        <w:pStyle w:val="FirstParagraph"/>
-      </w:pPr>
-      <w:r>
-        <w:t xml:space="preserve">Marcas de pagamento e adquirentes estabelecem programas de conformidade e expectativas de validação; contratos e clientes podem adicionar requisitos.</w:t>
-      </w:r>
-    </w:p>
-    <w:bookmarkEnd w:id="147"/>
-    <w:bookmarkStart w:id="148" w:name="o-que-mudou-para-o-comércio-eletrônico"/>
-    <w:p>
-      <w:pPr>
-        <w:pStyle w:val="Heading1"/>
-      </w:pPr>
-      <w:r>
-        <w:t xml:space="preserve"># O que mudou para o comércio eletrônico?</w:t>
-      </w:r>
-    </w:p>
-    <w:p>
-      <w:pPr>
-        <w:pStyle w:val="FirstParagraph"/>
-      </w:pPr>
-      <w:r>
-        <w:t xml:space="preserve">Os requisitos 6.4.3 e 11.6.1 exigem uma governança mais forte dos scripts de página de pagamento e detecção de alterações não autorizadas em páginas e cabeçalhos relevantes.</w:t>
-      </w:r>
-    </w:p>
-    <w:p>
-      <w:pPr>
-        <w:pStyle w:val="BodyText"/>
-      </w:pPr>
-      <w:r>
-        <w:t xml:space="preserve">Resposta de 60 segundos do gerente:** Começo com canais de pagamento e fluxos de dados de conta, defino o verdadeiro CDE e sistemas que podem afetá-lo, confirmo o caminho correto de validação, atribuo propriedade do requisito e necessito de provas operacionais completas. Minimizamos os dados, controlamos o acesso e os fornecedores, protegemos as páginas de pagamento, escaneamos e testamos de acordo com as regras do PCI, corrigimos e retestemos os achados e aumentamos os incidentes rapidamente. As ferramentas suportam o trabalho, mas o escopo, a evidência, o julgamento do avaliador e a responsabilização da gestão determinam se as conclusões são confiáveis. □</w:t>
-      </w:r>
-      <w:r>
-        <w:t xml:space="preserve"> </w:t>
-      </w:r>
-      <w:r>
-        <w:t xml:space="preserve">□——————————————————————————————————————————————————————————————————————————————————————————————————————————————————————————————————————————————————————————————————————————————————————————————————————————————————————————————————————————————————————————————————————————–</w:t>
-      </w:r>
-    </w:p>
-    <w:bookmarkEnd w:id="148"/>
-    <w:bookmarkStart w:id="149" w:name="modelos-glossário-e-índice"/>
-    <w:p>
-      <w:pPr>
-        <w:pStyle w:val="Heading1"/>
-      </w:pPr>
-      <w:r>
-        <w:t xml:space="preserve">25. Modelos, Glossário e Índice</w:t>
-      </w:r>
-    </w:p>
-    <w:p>
-      <w:pPr>
         <w:numPr>
           <w:ilvl w:val="0"/>
           <w:numId w:val="1023"/>
         </w:numPr>
-        <w:pStyle w:val="Compact"/>
       </w:pPr>
       <w:r>
         <w:t xml:space="preserve">Estruturas reutilizáveis e definições simples.*</w:t>
       </w:r>
     </w:p>
-    <w:bookmarkEnd w:id="149"/>
-    <w:bookmarkStart w:id="150" w:name="registro-de-alcance"/>
+    <w:bookmarkEnd w:id="138"/>
+    <w:bookmarkStart w:id="139" w:name="registro-de-alcance"/>
     <w:p>
       <w:pPr>
         <w:pStyle w:val="Heading1"/>
@@ -6006,8 +6006,8 @@
         <w:t xml:space="preserve">Alterações, pressupostos, exclusões, limitações, data de validação, aprovante e próxima revisão</w:t>
       </w:r>
     </w:p>
-    <w:bookmarkEnd w:id="150"/>
-    <w:bookmarkStart w:id="151" w:name="registro-de-evidência-de-exigência"/>
+    <w:bookmarkEnd w:id="139"/>
+    <w:bookmarkStart w:id="140" w:name="registro-de-evidência-de-exigência"/>
     <w:p>
       <w:pPr>
         <w:pStyle w:val="Heading1"/>
@@ -6093,8 +6093,8 @@
         <w:t xml:space="preserve">Reteste, conclusão, revisor, aprovação e limitação</w:t>
       </w:r>
     </w:p>
-    <w:bookmarkEnd w:id="151"/>
-    <w:bookmarkStart w:id="152" w:name="glossário"/>
+    <w:bookmarkEnd w:id="140"/>
+    <w:bookmarkStart w:id="141" w:name="glossário"/>
     <w:p>
       <w:pPr>
         <w:pStyle w:val="Heading1"/>
@@ -6109,8 +6109,8 @@
       </w:pPr>
       <w:r>
         <w:rPr>
+          <w:b/>
           <w:bCs/>
-          <w:b/>
         </w:rPr>
         <w:t xml:space="preserve">AOC.</w:t>
       </w:r>
@@ -6151,58 +6151,58 @@
       </w:pPr>
       <w:r>
         <w:rPr>
+          <w:b/>
           <w:bCs/>
-          <w:b/>
         </w:rPr>
         <w:t xml:space="preserve">Compensação do controlo.</w:t>
       </w:r>
       <w:r>
         <w:rPr>
+          <w:b/>
           <w:bCs/>
+        </w:rPr>
+        <w:t xml:space="preserve"> </w:t>
+      </w:r>
+      <w:r>
+        <w:t xml:space="preserve"> </w:t>
+      </w:r>
+      <w:r>
+        <w:t xml:space="preserve">Uma alternativa documentada utilizada quando uma restrição legítima impede o cumprimento de um requisito definido, protegendo simultaneamente o objetivo do requisito.</w:t>
+      </w:r>
+    </w:p>
+    <w:p>
+      <w:pPr>
+        <w:pStyle w:val="BodyText"/>
+      </w:pPr>
+      <w:r>
+        <w:rPr>
           <w:b/>
-        </w:rPr>
-        <w:t xml:space="preserve"> </w:t>
-      </w:r>
-      <w:r>
-        <w:t xml:space="preserve"> </w:t>
-      </w:r>
-      <w:r>
-        <w:t xml:space="preserve">Uma alternativa documentada utilizada quando uma restrição legítima impede o cumprimento de um requisito definido, protegendo simultaneamente o objetivo do requisito.</w:t>
-      </w:r>
-    </w:p>
-    <w:p>
-      <w:pPr>
-        <w:pStyle w:val="BodyText"/>
-      </w:pPr>
-      <w:r>
-        <w:rPr>
           <w:bCs/>
-          <w:b/>
         </w:rPr>
         <w:t xml:space="preserve">Abordagem personalizada.</w:t>
       </w:r>
       <w:r>
         <w:rPr>
+          <w:b/>
           <w:bCs/>
+        </w:rPr>
+        <w:t xml:space="preserve"> </w:t>
+      </w:r>
+      <w:r>
+        <w:t xml:space="preserve"> </w:t>
+      </w:r>
+      <w:r>
+        <w:t xml:space="preserve">Uma abordagem de controle projetada por entidade que atenda a um objetivo personalizado PCI DSS e requer documentação e validação adicionais.</w:t>
+      </w:r>
+    </w:p>
+    <w:p>
+      <w:pPr>
+        <w:pStyle w:val="BodyText"/>
+      </w:pPr>
+      <w:r>
+        <w:rPr>
           <w:b/>
-        </w:rPr>
-        <w:t xml:space="preserve"> </w:t>
-      </w:r>
-      <w:r>
-        <w:t xml:space="preserve"> </w:t>
-      </w:r>
-      <w:r>
-        <w:t xml:space="preserve">Uma abordagem de controle projetada por entidade que atenda a um objetivo personalizado PCI DSS e requer documentação e validação adicionais.</w:t>
-      </w:r>
-    </w:p>
-    <w:p>
-      <w:pPr>
-        <w:pStyle w:val="BodyText"/>
-      </w:pPr>
-      <w:r>
-        <w:rPr>
           <w:bCs/>
-          <w:b/>
         </w:rPr>
         <w:t xml:space="preserve">PAN.</w:t>
       </w:r>
@@ -6219,8 +6219,8 @@
       </w:pPr>
       <w:r>
         <w:rPr>
+          <w:b/>
           <w:bCs/>
-          <w:b/>
         </w:rPr>
         <w:t xml:space="preserve">QSA.</w:t>
       </w:r>
@@ -6237,8 +6237,8 @@
       </w:pPr>
       <w:r>
         <w:rPr>
+          <w:b/>
           <w:bCs/>
-          <w:b/>
         </w:rPr>
         <w:t xml:space="preserve">ROC.</w:t>
       </w:r>
@@ -6287,8 +6287,8 @@
       </w:pPr>
       <w:r>
         <w:rPr>
+          <w:b/>
           <w:bCs/>
-          <w:b/>
         </w:rPr>
         <w:t xml:space="preserve">TPSP.</w:t>
       </w:r>
@@ -6299,8 +6299,8 @@
         <w:t xml:space="preserve">Prestador de serviços de terceiros.</w:t>
       </w:r>
     </w:p>
-    <w:bookmarkEnd w:id="152"/>
-    <w:bookmarkStart w:id="154" w:name="índice-de-assunto"/>
+    <w:bookmarkEnd w:id="141"/>
+    <w:bookmarkStart w:id="143" w:name="índice-de-assunto"/>
     <w:p>
       <w:pPr>
         <w:pStyle w:val="Heading1"/>
@@ -6309,7 +6309,7 @@
         <w:t xml:space="preserve"># 25.4 Índice de assunto</w:t>
       </w:r>
     </w:p>
-    <w:bookmarkStart w:id="153" w:name="capítulos"/>
+    <w:bookmarkStart w:id="142" w:name="capítulos"/>
     <w:p>
       <w:pPr>
         <w:pStyle w:val="Heading2"/>
@@ -6386,9 +6386,9 @@
         <w:t xml:space="preserve">A registar-se 15, 18-19</w:t>
       </w:r>
     </w:p>
-    <w:bookmarkEnd w:id="153"/>
-    <w:bookmarkEnd w:id="154"/>
-    <w:bookmarkStart w:id="162" w:name="referências-oficiais-e-estudo-adicional"/>
+    <w:bookmarkEnd w:id="142"/>
+    <w:bookmarkEnd w:id="143"/>
+    <w:bookmarkStart w:id="151" w:name="referências-oficiais-e-estudo-adicional"/>
     <w:p>
       <w:pPr>
         <w:pStyle w:val="Heading1"/>
@@ -6399,11 +6399,11 @@
     </w:p>
     <w:p>
       <w:pPr>
+        <w:pStyle w:val="Compact"/>
         <w:numPr>
           <w:ilvl w:val="0"/>
           <w:numId w:val="1026"/>
         </w:numPr>
-        <w:pStyle w:val="Compact"/>
       </w:pPr>
       <w:r>
         <w:t xml:space="preserve">Fontes atuais do PCI SSC e documentação oficial da ferramenta usada para verificação.*</w:t>
@@ -6413,7 +6413,7 @@
       <w:pPr>
         <w:pStyle w:val="FirstParagraph"/>
       </w:pPr>
-      <w:hyperlink r:id="rId155">
+      <w:hyperlink r:id="rId144">
         <w:r>
           <w:rPr>
             <w:rStyle w:val="Hyperlink"/>
@@ -6426,7 +6426,7 @@
       <w:pPr>
         <w:pStyle w:val="BodyText"/>
       </w:pPr>
-      <w:hyperlink r:id="rId156">
+      <w:hyperlink r:id="rId145">
         <w:r>
           <w:rPr>
             <w:rStyle w:val="Hyperlink"/>
@@ -6439,7 +6439,7 @@
       <w:pPr>
         <w:pStyle w:val="BodyText"/>
       </w:pPr>
-      <w:hyperlink r:id="rId157">
+      <w:hyperlink r:id="rId146">
         <w:r>
           <w:rPr>
             <w:rStyle w:val="Hyperlink"/>
@@ -6452,7 +6452,7 @@
       <w:pPr>
         <w:pStyle w:val="BodyText"/>
       </w:pPr>
-      <w:hyperlink r:id="rId158">
+      <w:hyperlink r:id="rId147">
         <w:r>
           <w:rPr>
             <w:rStyle w:val="Hyperlink"/>
@@ -6476,7 +6476,7 @@
       <w:pPr>
         <w:pStyle w:val="BodyText"/>
       </w:pPr>
-      <w:hyperlink r:id="rId159">
+      <w:hyperlink r:id="rId148">
         <w:r>
           <w:rPr>
             <w:rStyle w:val="Hyperlink"/>
@@ -6489,7 +6489,7 @@
       <w:pPr>
         <w:pStyle w:val="BodyText"/>
       </w:pPr>
-      <w:hyperlink r:id="rId160">
+      <w:hyperlink r:id="rId149">
         <w:r>
           <w:rPr>
             <w:rStyle w:val="Hyperlink"/>
@@ -6502,7 +6502,7 @@
       <w:pPr>
         <w:pStyle w:val="BodyText"/>
       </w:pPr>
-      <w:hyperlink r:id="rId161">
+      <w:hyperlink r:id="rId150">
         <w:r>
           <w:rPr>
             <w:rStyle w:val="Hyperlink"/>
@@ -6525,8 +6525,12 @@
         <w:t xml:space="preserve">□——————————————————————————————————————————————————————————————————————————————————————————————————————</w:t>
       </w:r>
     </w:p>
-    <w:bookmarkEnd w:id="162"/>
-    <w:sectPr/>
+    <w:bookmarkEnd w:id="151"/>
+    <w:sectPr>
+      <w:footnotePr>
+        <w:numRestart w:val="eachSect"/>
+      </w:footnotePr>
+    </w:sectPr>
   </w:body>
 </w:document>
 </file>
@@ -6557,14 +6561,14 @@
 <file path=word/numbering.xml><?xml version="1.0" encoding="utf-8"?>
 <w:numbering xmlns:w="http://schemas.openxmlformats.org/wordprocessingml/2006/main">
   <w:abstractNum w:abstractNumId="990">
-    <w:nsid w:val="A990"/>
+    <w:nsid w:val="0000A990"/>
     <w:multiLevelType w:val="multilevel"/>
     <w:lvl w:ilvl="0">
       <w:numFmt w:val="bullet"/>
       <w:lvlText w:val=" "/>
       <w:lvlJc w:val="left"/>
       <w:pPr>
-        <w:ind w:left="720" w:hanging="480"/>
+        <w:ind w:left="720" w:hanging="360"/>
       </w:pPr>
     </w:lvl>
     <w:lvl w:ilvl="1">
@@ -6572,7 +6576,7 @@
       <w:lvlText w:val=" "/>
       <w:lvlJc w:val="left"/>
       <w:pPr>
-        <w:ind w:left="1440" w:hanging="480"/>
+        <w:ind w:left="1440" w:hanging="360"/>
       </w:pPr>
     </w:lvl>
     <w:lvl w:ilvl="2">
@@ -6580,7 +6584,7 @@
       <w:lvlText w:val=" "/>
       <w:lvlJc w:val="left"/>
       <w:pPr>
-        <w:ind w:left="2160" w:hanging="480"/>
+        <w:ind w:left="2160" w:hanging="360"/>
       </w:pPr>
     </w:lvl>
     <w:lvl w:ilvl="3">
@@ -6588,7 +6592,7 @@
       <w:lvlText w:val=" "/>
       <w:lvlJc w:val="left"/>
       <w:pPr>
-        <w:ind w:left="2880" w:hanging="480"/>
+        <w:ind w:left="2880" w:hanging="360"/>
       </w:pPr>
     </w:lvl>
     <w:lvl w:ilvl="4">
@@ -6596,7 +6600,7 @@
       <w:lvlText w:val=" "/>
       <w:lvlJc w:val="left"/>
       <w:pPr>
-        <w:ind w:left="3600" w:hanging="480"/>
+        <w:ind w:left="3600" w:hanging="360"/>
       </w:pPr>
     </w:lvl>
     <w:lvl w:ilvl="5">
@@ -6604,7 +6608,7 @@
       <w:lvlText w:val=" "/>
       <w:lvlJc w:val="left"/>
       <w:pPr>
-        <w:ind w:left="4320" w:hanging="480"/>
+        <w:ind w:left="4320" w:hanging="360"/>
       </w:pPr>
     </w:lvl>
     <w:lvl w:ilvl="6">
@@ -6612,7 +6616,7 @@
       <w:lvlText w:val=" "/>
       <w:lvlJc w:val="left"/>
       <w:pPr>
-        <w:ind w:left="5040" w:hanging="480"/>
+        <w:ind w:left="5040" w:hanging="360"/>
       </w:pPr>
     </w:lvl>
     <w:lvl w:ilvl="7">
@@ -6620,7 +6624,7 @@
       <w:lvlText w:val=" "/>
       <w:lvlJc w:val="left"/>
       <w:pPr>
-        <w:ind w:left="5760" w:hanging="480"/>
+        <w:ind w:left="5760" w:hanging="360"/>
       </w:pPr>
     </w:lvl>
     <w:lvl w:ilvl="8">
@@ -6628,88 +6632,115 @@
       <w:lvlText w:val=" "/>
       <w:lvlJc w:val="left"/>
       <w:pPr>
-        <w:ind w:left="6480" w:hanging="480"/>
+        <w:ind w:left="6480" w:hanging="360"/>
       </w:pPr>
     </w:lvl>
   </w:abstractNum>
   <w:abstractNum w:abstractNumId="991">
-    <w:nsid w:val="A991"/>
+    <w:nsid w:val="0000A991"/>
     <w:multiLevelType w:val="multilevel"/>
     <w:lvl w:ilvl="0">
       <w:numFmt w:val="bullet"/>
-      <w:lvlText w:val="•"/>
+      <w:lvlText w:val=""/>
       <w:lvlJc w:val="left"/>
       <w:pPr>
-        <w:ind w:left="720" w:hanging="480"/>
-      </w:pPr>
+        <w:ind w:left="720" w:hanging="360"/>
+      </w:pPr>
+      <w:rPr>
+        <w:rFonts w:ascii="Symbol" w:hAnsi="Symbol" w:cs="Symbol" w:hint="default"/>
+      </w:rPr>
     </w:lvl>
     <w:lvl w:ilvl="1">
       <w:numFmt w:val="bullet"/>
-      <w:lvlText w:val="–"/>
+      <w:lvlText w:val="o"/>
       <w:lvlJc w:val="left"/>
       <w:pPr>
-        <w:ind w:left="1440" w:hanging="480"/>
-      </w:pPr>
+        <w:ind w:left="1440" w:hanging="360"/>
+      </w:pPr>
+      <w:rPr>
+        <w:rFonts w:ascii="Courier New" w:hAnsi="Courier New" w:cs="Courier New" w:hint="default"/>
+      </w:rPr>
     </w:lvl>
     <w:lvl w:ilvl="2">
       <w:numFmt w:val="bullet"/>
-      <w:lvlText w:val="•"/>
+      <w:lvlText w:val=""/>
       <w:lvlJc w:val="left"/>
       <w:pPr>
-        <w:ind w:left="2160" w:hanging="480"/>
-      </w:pPr>
+        <w:ind w:left="2160" w:hanging="360"/>
+      </w:pPr>
+      <w:rPr>
+        <w:rFonts w:ascii="Wingdings" w:hAnsi="Wingdings" w:cs="Wingdings" w:hint="default"/>
+      </w:rPr>
     </w:lvl>
     <w:lvl w:ilvl="3">
       <w:numFmt w:val="bullet"/>
-      <w:lvlText w:val="–"/>
+      <w:lvlText w:val=""/>
       <w:lvlJc w:val="left"/>
       <w:pPr>
-        <w:ind w:left="2880" w:hanging="480"/>
-      </w:pPr>
+        <w:ind w:left="2880" w:hanging="360"/>
+      </w:pPr>
+      <w:rPr>
+        <w:rFonts w:ascii="Symbol" w:hAnsi="Symbol" w:cs="Symbol" w:hint="default"/>
+      </w:rPr>
     </w:lvl>
     <w:lvl w:ilvl="4">
       <w:numFmt w:val="bullet"/>
-      <w:lvlText w:val="•"/>
+      <w:lvlText w:val="o"/>
       <w:lvlJc w:val="left"/>
       <w:pPr>
-        <w:ind w:left="3600" w:hanging="480"/>
-      </w:pPr>
+        <w:ind w:left="3600" w:hanging="360"/>
+      </w:pPr>
+      <w:rPr>
+        <w:rFonts w:ascii="Courier New" w:hAnsi="Courier New" w:cs="Courier New" w:hint="default"/>
+      </w:rPr>
     </w:lvl>
     <w:lvl w:ilvl="5">
       <w:numFmt w:val="bullet"/>
-      <w:lvlText w:val="–"/>
+      <w:lvlText w:val=""/>
       <w:lvlJc w:val="left"/>
       <w:pPr>
-        <w:ind w:left="4320" w:hanging="480"/>
-      </w:pPr>
+        <w:ind w:left="4320" w:hanging="360"/>
+      </w:pPr>
+      <w:rPr>
+        <w:rFonts w:ascii="Wingdings" w:hAnsi="Wingdings" w:cs="Wingdings" w:hint="default"/>
+      </w:rPr>
     </w:lvl>
     <w:lvl w:ilvl="6">
       <w:numFmt w:val="bullet"/>
-      <w:lvlText w:val="•"/>
+      <w:lvlText w:val=""/>
       <w:lvlJc w:val="left"/>
       <w:pPr>
-        <w:ind w:left="5040" w:hanging="480"/>
-      </w:pPr>
+        <w:ind w:left="5040" w:hanging="360"/>
+      </w:pPr>
+      <w:rPr>
+        <w:rFonts w:ascii="Symbol" w:hAnsi="Symbol" w:cs="Symbol" w:hint="default"/>
+      </w:rPr>
     </w:lvl>
     <w:lvl w:ilvl="7">
       <w:numFmt w:val="bullet"/>
-      <w:lvlText w:val="–"/>
+      <w:lvlText w:val="o"/>
       <w:lvlJc w:val="left"/>
       <w:pPr>
-        <w:ind w:left="5760" w:hanging="480"/>
-      </w:pPr>
+        <w:ind w:left="5760" w:hanging="360"/>
+      </w:pPr>
+      <w:rPr>
+        <w:rFonts w:ascii="Courier New" w:hAnsi="Courier New" w:cs="Courier New" w:hint="default"/>
+      </w:rPr>
     </w:lvl>
     <w:lvl w:ilvl="8">
       <w:numFmt w:val="bullet"/>
-      <w:lvlText w:val="•"/>
+      <w:lvlText w:val=""/>
       <w:lvlJc w:val="left"/>
       <w:pPr>
-        <w:ind w:left="6480" w:hanging="480"/>
-      </w:pPr>
+        <w:ind w:left="6480" w:hanging="360"/>
+      </w:pPr>
+      <w:rPr>
+        <w:rFonts w:ascii="Wingdings" w:hAnsi="Wingdings" w:cs="Wingdings" w:hint="default"/>
+      </w:rPr>
     </w:lvl>
   </w:abstractNum>
   <w:abstractNum w:abstractNumId="99411">
-    <w:nsid w:val="A99411"/>
+    <w:nsid w:val="00A99411"/>
     <w:multiLevelType w:val="multilevel"/>
     <w:lvl w:ilvl="0">
       <w:start w:val="1"/>
@@ -6717,7 +6748,7 @@
       <w:lvlText w:val="%1."/>
       <w:lvlJc w:val="left"/>
       <w:pPr>
-        <w:ind w:left="720" w:hanging="480"/>
+        <w:ind w:left="720" w:hanging="360"/>
       </w:pPr>
     </w:lvl>
     <w:lvl w:ilvl="1">
@@ -6726,7 +6757,7 @@
       <w:lvlText w:val="%2."/>
       <w:lvlJc w:val="left"/>
       <w:pPr>
-        <w:ind w:left="1440" w:hanging="480"/>
+        <w:ind w:left="1440" w:hanging="360"/>
       </w:pPr>
     </w:lvl>
     <w:lvl w:ilvl="2">
@@ -6735,7 +6766,7 @@
       <w:lvlText w:val="%3."/>
       <w:lvlJc w:val="left"/>
       <w:pPr>
-        <w:ind w:left="2160" w:hanging="480"/>
+        <w:ind w:left="2160" w:hanging="360"/>
       </w:pPr>
     </w:lvl>
     <w:lvl w:ilvl="3">
@@ -6744,7 +6775,7 @@
       <w:lvlText w:val="%4."/>
       <w:lvlJc w:val="left"/>
       <w:pPr>
-        <w:ind w:left="2880" w:hanging="480"/>
+        <w:ind w:left="2880" w:hanging="360"/>
       </w:pPr>
     </w:lvl>
     <w:lvl w:ilvl="4">
@@ -6753,7 +6784,7 @@
       <w:lvlText w:val="%5."/>
       <w:lvlJc w:val="left"/>
       <w:pPr>
-        <w:ind w:left="3600" w:hanging="480"/>
+        <w:ind w:left="3600" w:hanging="360"/>
       </w:pPr>
     </w:lvl>
     <w:lvl w:ilvl="5">
@@ -6762,7 +6793,7 @@
       <w:lvlText w:val="%6."/>
       <w:lvlJc w:val="left"/>
       <w:pPr>
-        <w:ind w:left="4320" w:hanging="480"/>
+        <w:ind w:left="4320" w:hanging="360"/>
       </w:pPr>
     </w:lvl>
     <w:lvl w:ilvl="6">
@@ -6771,7 +6802,7 @@
       <w:lvlText w:val="%7."/>
       <w:lvlJc w:val="left"/>
       <w:pPr>
-        <w:ind w:left="5040" w:hanging="480"/>
+        <w:ind w:left="5040" w:hanging="360"/>
       </w:pPr>
     </w:lvl>
     <w:lvl w:ilvl="7">
@@ -6780,7 +6811,7 @@
       <w:lvlText w:val="%8."/>
       <w:lvlJc w:val="left"/>
       <w:pPr>
-        <w:ind w:left="5760" w:hanging="480"/>
+        <w:ind w:left="5760" w:hanging="360"/>
       </w:pPr>
     </w:lvl>
     <w:lvl w:ilvl="8">
@@ -6789,12 +6820,12 @@
       <w:lvlText w:val="%9."/>
       <w:lvlJc w:val="left"/>
       <w:pPr>
-        <w:ind w:left="6480" w:hanging="480"/>
+        <w:ind w:left="6480" w:hanging="360"/>
       </w:pPr>
     </w:lvl>
   </w:abstractNum>
   <w:abstractNum w:abstractNumId="994123">
-    <w:nsid w:val="A994123"/>
+    <w:nsid w:val="0A994123"/>
     <w:multiLevelType w:val="multilevel"/>
     <w:lvl w:ilvl="0">
       <w:start w:val="23"/>
@@ -6802,7 +6833,7 @@
       <w:lvlText w:val="%1."/>
       <w:lvlJc w:val="left"/>
       <w:pPr>
-        <w:ind w:left="720" w:hanging="480"/>
+        <w:ind w:left="720" w:hanging="360"/>
       </w:pPr>
     </w:lvl>
     <w:lvl w:ilvl="1">
@@ -6811,7 +6842,7 @@
       <w:lvlText w:val="%2."/>
       <w:lvlJc w:val="left"/>
       <w:pPr>
-        <w:ind w:left="1440" w:hanging="480"/>
+        <w:ind w:left="1440" w:hanging="360"/>
       </w:pPr>
     </w:lvl>
     <w:lvl w:ilvl="2">
@@ -6820,7 +6851,7 @@
       <w:lvlText w:val="%3."/>
       <w:lvlJc w:val="left"/>
       <w:pPr>
-        <w:ind w:left="2160" w:hanging="480"/>
+        <w:ind w:left="2160" w:hanging="360"/>
       </w:pPr>
     </w:lvl>
     <w:lvl w:ilvl="3">
@@ -6829,7 +6860,7 @@
       <w:lvlText w:val="%4."/>
       <w:lvlJc w:val="left"/>
       <w:pPr>
-        <w:ind w:left="2880" w:hanging="480"/>
+        <w:ind w:left="2880" w:hanging="360"/>
       </w:pPr>
     </w:lvl>
     <w:lvl w:ilvl="4">
@@ -6838,7 +6869,7 @@
       <w:lvlText w:val="%5."/>
       <w:lvlJc w:val="left"/>
       <w:pPr>
-        <w:ind w:left="3600" w:hanging="480"/>
+        <w:ind w:left="3600" w:hanging="360"/>
       </w:pPr>
     </w:lvl>
     <w:lvl w:ilvl="5">
@@ -6847,7 +6878,7 @@
       <w:lvlText w:val="%6."/>
       <w:lvlJc w:val="left"/>
       <w:pPr>
-        <w:ind w:left="4320" w:hanging="480"/>
+        <w:ind w:left="4320" w:hanging="360"/>
       </w:pPr>
     </w:lvl>
     <w:lvl w:ilvl="6">
@@ -6856,7 +6887,7 @@
       <w:lvlText w:val="%7."/>
       <w:lvlJc w:val="left"/>
       <w:pPr>
-        <w:ind w:left="5040" w:hanging="480"/>
+        <w:ind w:left="5040" w:hanging="360"/>
       </w:pPr>
     </w:lvl>
     <w:lvl w:ilvl="7">
@@ -6865,7 +6896,7 @@
       <w:lvlText w:val="%8."/>
       <w:lvlJc w:val="left"/>
       <w:pPr>
-        <w:ind w:left="5760" w:hanging="480"/>
+        <w:ind w:left="5760" w:hanging="360"/>
       </w:pPr>
     </w:lvl>
     <w:lvl w:ilvl="8">
@@ -6874,7 +6905,7 @@
       <w:lvlText w:val="%9."/>
       <w:lvlJc w:val="left"/>
       <w:pPr>
-        <w:ind w:left="6480" w:hanging="480"/>
+        <w:ind w:left="6480" w:hanging="360"/>
       </w:pPr>
     </w:lvl>
   </w:abstractNum>
@@ -7021,10 +7052,10 @@
   <w:docDefaults>
     <w:rPrDefault>
       <w:rPr>
-        <w:rFonts w:asciiTheme="minorHAnsi" w:cstheme="minorBidi" w:eastAsiaTheme="minorHAnsi" w:hAnsiTheme="minorHAnsi"/>
+        <w:rFonts w:asciiTheme="minorHAnsi" w:cstheme="minorBidi" w:eastAsiaTheme="minorEastAsia" w:hAnsiTheme="minorHAnsi"/>
         <w:sz w:val="24"/>
         <w:szCs w:val="24"/>
-        <w:lang w:bidi="ar-SA" w:eastAsia="en-US" w:val="en-US"/>
+        <w:lang w:bidi="ar-SA" w:eastAsia="zh-CN" w:val="en-US"/>
       </w:rPr>
     </w:rPrDefault>
     <w:pPrDefault>
@@ -7042,10 +7073,10 @@
     <w:name w:val="Body Text"/>
     <w:basedOn w:val="Normal"/>
     <w:link w:val="BodyTextChar"/>
+    <w:qFormat/>
     <w:pPr>
       <w:spacing w:after="180" w:before="180"/>
     </w:pPr>
-    <w:qFormat/>
   </w:style>
   <w:style w:customStyle="1" w:styleId="FirstParagraph" w:type="paragraph">
     <w:name w:val="First Paragraph"/>
@@ -7065,57 +7096,94 @@
     <w:name w:val="Title"/>
     <w:basedOn w:val="Normal"/>
     <w:next w:val="BodyText"/>
+    <w:link w:val="TitleChar"/>
+    <w:uiPriority w:val="10"/>
     <w:qFormat/>
+    <w:rsid w:val="00A10FD9"/>
     <w:pPr>
-      <w:keepNext/>
-      <w:keepLines/>
-      <w:spacing w:after="240" w:before="480"/>
+      <w:spacing w:after="80" w:line="240" w:lineRule="auto"/>
+      <w:contextualSpacing/>
       <w:jc w:val="center"/>
     </w:pPr>
     <w:rPr>
       <w:rFonts w:asciiTheme="majorHAnsi" w:cstheme="majorBidi" w:eastAsiaTheme="majorEastAsia" w:hAnsiTheme="majorHAnsi"/>
-      <w:b/>
-      <w:bCs/>
-      <w:color w:themeColor="accent1" w:themeShade="B5" w:val="345A8A"/>
-      <w:sz w:val="36"/>
-      <w:szCs w:val="36"/>
+      <w:sz w:val="56"/>
+      <w:szCs w:val="56"/>
+    </w:rPr>
+  </w:style>
+  <w:style w:customStyle="1" w:styleId="TitleChar" w:type="character">
+    <w:name w:val="Title Char"/>
+    <w:basedOn w:val="DefaultParagraphFont"/>
+    <w:link w:val="Title"/>
+    <w:uiPriority w:val="10"/>
+    <w:rsid w:val="00A10FD9"/>
+    <w:rPr>
+      <w:rFonts w:asciiTheme="majorHAnsi" w:cstheme="majorBidi" w:eastAsiaTheme="majorEastAsia" w:hAnsiTheme="majorHAnsi"/>
+      <w:sz w:val="56"/>
+      <w:szCs w:val="56"/>
     </w:rPr>
   </w:style>
   <w:style w:styleId="Subtitle" w:type="paragraph">
     <w:name w:val="Subtitle"/>
     <w:basedOn w:val="Title"/>
     <w:next w:val="BodyText"/>
+    <w:link w:val="SubtitleChar"/>
+    <w:uiPriority w:val="11"/>
     <w:qFormat/>
+    <w:rsid w:val="00A10FD9"/>
     <w:pPr>
-      <w:keepNext/>
-      <w:keepLines/>
-      <w:spacing w:after="240" w:before="240"/>
-      <w:jc w:val="center"/>
+      <w:numPr>
+        <w:ilvl w:val="1"/>
+      </w:numPr>
     </w:pPr>
     <w:rPr>
-      <w:sz w:val="30"/>
-      <w:szCs w:val="30"/>
+      <w:rFonts w:cstheme="majorBidi" w:eastAsiaTheme="majorEastAsia"/>
+      <w:spacing w:val="15"/>
+      <w:sz w:val="28"/>
+      <w:szCs w:val="28"/>
+    </w:rPr>
+  </w:style>
+  <w:style w:customStyle="1" w:styleId="SubtitleChar" w:type="character">
+    <w:name w:val="Subtitle Char"/>
+    <w:basedOn w:val="DefaultParagraphFont"/>
+    <w:link w:val="Subtitle"/>
+    <w:uiPriority w:val="11"/>
+    <w:rsid w:val="00A10FD9"/>
+    <w:rPr>
+      <w:rFonts w:cstheme="majorBidi" w:eastAsiaTheme="majorEastAsia"/>
+      <w:color w:themeColor="text1" w:themeTint="A6" w:val="595959"/>
+      <w:spacing w:val="15"/>
+      <w:sz w:val="28"/>
+      <w:szCs w:val="28"/>
     </w:rPr>
   </w:style>
   <w:style w:customStyle="1" w:styleId="Author" w:type="paragraph">
     <w:name w:val="Author"/>
+    <w:basedOn w:val="Title"/>
     <w:next w:val="BodyText"/>
     <w:qFormat/>
     <w:pPr>
       <w:keepNext/>
       <w:keepLines/>
-      <w:jc w:val="center"/>
     </w:pPr>
+    <w:rPr>
+      <w:sz w:val="24"/>
+      <w:szCs w:val="24"/>
+    </w:rPr>
   </w:style>
   <w:style w:styleId="Date" w:type="paragraph">
     <w:name w:val="Date"/>
+    <w:basedOn w:val="Title"/>
     <w:next w:val="BodyText"/>
     <w:qFormat/>
     <w:pPr>
       <w:keepNext/>
       <w:keepLines/>
-      <w:jc w:val="center"/>
     </w:pPr>
+    <w:rPr>
+      <w:sz w:val="24"/>
+      <w:szCs w:val="24"/>
+    </w:rPr>
   </w:style>
   <w:style w:customStyle="1" w:styleId="AbstractTitle" w:type="paragraph">
     <w:name w:val="Abstract Title"/>
@@ -7125,15 +7193,13 @@
     <w:pPr>
       <w:keepNext/>
       <w:keepLines/>
+      <w:spacing w:after="0" w:before="300"/>
       <w:jc w:val="center"/>
-      <w:spacing w:after="0" w:before="300"/>
     </w:pPr>
     <w:rPr>
+      <w:b/>
       <w:sz w:val="20"/>
       <w:szCs w:val="20"/>
-      <w:b/>
-      <w:color w:val="345A8A"/>
-      &gt;
     </w:rPr>
   </w:style>
   <w:style w:customStyle="1" w:styleId="Abstract" w:type="paragraph">
@@ -7160,191 +7226,321 @@
     <w:rPr/>
   </w:style>
   <w:style w:styleId="Heading1" w:type="paragraph">
-    <w:name w:val="Heading 1"/>
+    <w:name w:val="heading 1"/>
     <w:basedOn w:val="Normal"/>
     <w:next w:val="BodyText"/>
+    <w:link w:val="Heading1Char"/>
     <w:uiPriority w:val="9"/>
     <w:qFormat/>
+    <w:rsid w:val="00A10FD9"/>
     <w:pPr>
       <w:keepNext/>
       <w:keepLines/>
-      <w:spacing w:after="0" w:before="480"/>
+      <w:spacing w:after="80" w:before="360"/>
       <w:outlineLvl w:val="0"/>
     </w:pPr>
     <w:rPr>
       <w:rFonts w:asciiTheme="majorHAnsi" w:cstheme="majorBidi" w:eastAsiaTheme="majorEastAsia" w:hAnsiTheme="majorHAnsi"/>
-      <w:b/>
-      <w:bCs/>
-      <w:color w:themeColor="accent1" w:val="4F81BD"/>
+      <w:color w:themeColor="accent1" w:themeShade="BF" w:val="0F4761"/>
+      <w:sz w:val="40"/>
+      <w:szCs w:val="40"/>
+    </w:rPr>
+  </w:style>
+  <w:style w:styleId="Heading2" w:type="paragraph">
+    <w:name w:val="heading 2"/>
+    <w:basedOn w:val="Normal"/>
+    <w:next w:val="BodyText"/>
+    <w:link w:val="Heading2Char"/>
+    <w:uiPriority w:val="9"/>
+    <w:semiHidden/>
+    <w:unhideWhenUsed/>
+    <w:qFormat/>
+    <w:rsid w:val="00A10FD9"/>
+    <w:pPr>
+      <w:keepNext/>
+      <w:keepLines/>
+      <w:spacing w:after="80" w:before="160"/>
+      <w:outlineLvl w:val="1"/>
+    </w:pPr>
+    <w:rPr>
+      <w:rFonts w:asciiTheme="majorHAnsi" w:cstheme="majorBidi" w:eastAsiaTheme="majorEastAsia" w:hAnsiTheme="majorHAnsi"/>
+      <w:color w:themeColor="accent1" w:themeShade="BF" w:val="0F4761"/>
       <w:sz w:val="32"/>
       <w:szCs w:val="32"/>
     </w:rPr>
   </w:style>
-  <w:style w:styleId="Heading2" w:type="paragraph">
-    <w:name w:val="Heading 2"/>
+  <w:style w:styleId="Heading3" w:type="paragraph">
+    <w:name w:val="heading 3"/>
     <w:basedOn w:val="Normal"/>
     <w:next w:val="BodyText"/>
+    <w:link w:val="Heading3Char"/>
     <w:uiPriority w:val="9"/>
+    <w:semiHidden/>
     <w:unhideWhenUsed/>
     <w:qFormat/>
+    <w:rsid w:val="00A10FD9"/>
     <w:pPr>
       <w:keepNext/>
       <w:keepLines/>
-      <w:spacing w:after="0" w:before="200"/>
-      <w:outlineLvl w:val="1"/>
+      <w:spacing w:after="80" w:before="160"/>
+      <w:outlineLvl w:val="2"/>
     </w:pPr>
     <w:rPr>
-      <w:rFonts w:asciiTheme="majorHAnsi" w:cstheme="majorBidi" w:eastAsiaTheme="majorEastAsia" w:hAnsiTheme="majorHAnsi"/>
-      <w:b/>
-      <w:bCs/>
-      <w:color w:themeColor="accent1" w:val="4F81BD"/>
+      <w:rFonts w:cstheme="majorBidi" w:eastAsiaTheme="majorEastAsia"/>
+      <w:color w:themeColor="accent1" w:themeShade="BF" w:val="0F4761"/>
       <w:sz w:val="28"/>
       <w:szCs w:val="28"/>
     </w:rPr>
   </w:style>
-  <w:style w:styleId="Heading3" w:type="paragraph">
-    <w:name w:val="Heading 3"/>
+  <w:style w:styleId="Heading4" w:type="paragraph">
+    <w:name w:val="heading 4"/>
     <w:basedOn w:val="Normal"/>
     <w:next w:val="BodyText"/>
+    <w:link w:val="Heading4Char"/>
     <w:uiPriority w:val="9"/>
+    <w:semiHidden/>
     <w:unhideWhenUsed/>
     <w:qFormat/>
+    <w:rsid w:val="00A10FD9"/>
     <w:pPr>
       <w:keepNext/>
       <w:keepLines/>
-      <w:spacing w:after="0" w:before="200"/>
-      <w:outlineLvl w:val="2"/>
+      <w:spacing w:after="40" w:before="80"/>
+      <w:outlineLvl w:val="3"/>
     </w:pPr>
     <w:rPr>
-      <w:rFonts w:asciiTheme="majorHAnsi" w:cstheme="majorBidi" w:eastAsiaTheme="majorEastAsia" w:hAnsiTheme="majorHAnsi"/>
-      <w:b/>
-      <w:bCs/>
-      <w:color w:themeColor="accent1" w:val="4F81BD"/>
-      <w:sz w:val="24"/>
-      <w:szCs w:val="24"/>
+      <w:rFonts w:cstheme="majorBidi" w:eastAsiaTheme="majorEastAsia"/>
+      <w:i/>
+      <w:iCs/>
+      <w:color w:themeColor="accent1" w:themeShade="BF" w:val="0F4761"/>
     </w:rPr>
   </w:style>
-  <w:style w:styleId="Heading4" w:type="paragraph">
-    <w:name w:val="Heading 4"/>
+  <w:style w:styleId="Heading5" w:type="paragraph">
+    <w:name w:val="heading 5"/>
     <w:basedOn w:val="Normal"/>
     <w:next w:val="BodyText"/>
+    <w:link w:val="Heading5Char"/>
     <w:uiPriority w:val="9"/>
+    <w:semiHidden/>
     <w:unhideWhenUsed/>
     <w:qFormat/>
+    <w:rsid w:val="00A10FD9"/>
     <w:pPr>
       <w:keepNext/>
       <w:keepLines/>
-      <w:spacing w:after="0" w:before="200"/>
-      <w:outlineLvl w:val="3"/>
+      <w:spacing w:after="40" w:before="80"/>
+      <w:outlineLvl w:val="4"/>
     </w:pPr>
     <w:rPr>
-      <w:rFonts w:asciiTheme="majorHAnsi" w:cstheme="majorBidi" w:eastAsiaTheme="majorEastAsia" w:hAnsiTheme="majorHAnsi"/>
-      <w:i/>
-      <w:bCs/>
-      <w:color w:themeColor="accent1" w:val="4F81BD"/>
-      <w:sz w:val="24"/>
-      <w:szCs w:val="24"/>
+      <w:rFonts w:cstheme="majorBidi" w:eastAsiaTheme="majorEastAsia"/>
+      <w:color w:themeColor="accent1" w:themeShade="BF" w:val="0F4761"/>
     </w:rPr>
   </w:style>
-  <w:style w:styleId="Heading5" w:type="paragraph">
-    <w:name w:val="Heading 5"/>
+  <w:style w:styleId="Heading6" w:type="paragraph">
+    <w:name w:val="heading 6"/>
     <w:basedOn w:val="Normal"/>
     <w:next w:val="BodyText"/>
+    <w:link w:val="Heading6Char"/>
     <w:uiPriority w:val="9"/>
+    <w:semiHidden/>
     <w:unhideWhenUsed/>
     <w:qFormat/>
+    <w:rsid w:val="00A10FD9"/>
     <w:pPr>
       <w:keepNext/>
       <w:keepLines/>
-      <w:spacing w:after="0" w:before="200"/>
-      <w:outlineLvl w:val="4"/>
+      <w:spacing w:after="0" w:before="40"/>
+      <w:outlineLvl w:val="5"/>
     </w:pPr>
     <w:rPr>
-      <w:rFonts w:asciiTheme="majorHAnsi" w:cstheme="majorBidi" w:eastAsiaTheme="majorEastAsia" w:hAnsiTheme="majorHAnsi"/>
+      <w:rFonts w:cstheme="majorBidi" w:eastAsiaTheme="majorEastAsia"/>
+      <w:i/>
       <w:iCs/>
-      <w:color w:themeColor="accent1" w:val="4F81BD"/>
-      <w:sz w:val="24"/>
-      <w:szCs w:val="24"/>
+      <w:color w:themeColor="text1" w:themeTint="A6" w:val="595959"/>
     </w:rPr>
   </w:style>
-  <w:style w:styleId="Heading6" w:type="paragraph">
-    <w:name w:val="Heading 6"/>
+  <w:style w:styleId="Heading7" w:type="paragraph">
+    <w:name w:val="heading 7"/>
     <w:basedOn w:val="Normal"/>
     <w:next w:val="BodyText"/>
+    <w:link w:val="Heading7Char"/>
     <w:uiPriority w:val="9"/>
+    <w:semiHidden/>
     <w:unhideWhenUsed/>
     <w:qFormat/>
+    <w:rsid w:val="00A10FD9"/>
     <w:pPr>
       <w:keepNext/>
       <w:keepLines/>
-      <w:spacing w:after="0" w:before="200"/>
-      <w:outlineLvl w:val="5"/>
+      <w:spacing w:after="0" w:before="40"/>
+      <w:outlineLvl w:val="6"/>
     </w:pPr>
     <w:rPr>
-      <w:rFonts w:asciiTheme="majorHAnsi" w:cstheme="majorBidi" w:eastAsiaTheme="majorEastAsia" w:hAnsiTheme="majorHAnsi"/>
-      <w:color w:themeColor="accent1" w:val="4F81BD"/>
-      <w:sz w:val="24"/>
-      <w:szCs w:val="24"/>
+      <w:rFonts w:cstheme="majorBidi" w:eastAsiaTheme="majorEastAsia"/>
+      <w:color w:themeColor="text1" w:themeTint="A6" w:val="595959"/>
     </w:rPr>
   </w:style>
-  <w:style w:styleId="Heading7" w:type="paragraph">
-    <w:name w:val="Heading 7"/>
+  <w:style w:styleId="Heading8" w:type="paragraph">
+    <w:name w:val="heading 8"/>
     <w:basedOn w:val="Normal"/>
     <w:next w:val="BodyText"/>
+    <w:link w:val="Heading8Char"/>
     <w:uiPriority w:val="9"/>
+    <w:semiHidden/>
     <w:unhideWhenUsed/>
     <w:qFormat/>
+    <w:rsid w:val="00A10FD9"/>
     <w:pPr>
       <w:keepNext/>
       <w:keepLines/>
-      <w:spacing w:after="0" w:before="200"/>
-      <w:outlineLvl w:val="6"/>
+      <w:spacing w:after="0"/>
+      <w:outlineLvl w:val="7"/>
     </w:pPr>
     <w:rPr>
-      <w:rFonts w:asciiTheme="majorHAnsi" w:cstheme="majorBidi" w:eastAsiaTheme="majorEastAsia" w:hAnsiTheme="majorHAnsi"/>
-      <w:color w:themeColor="accent1" w:val="4F81BD"/>
-      <w:sz w:val="24"/>
-      <w:szCs w:val="24"/>
+      <w:rFonts w:cstheme="majorBidi" w:eastAsiaTheme="majorEastAsia"/>
+      <w:i/>
+      <w:iCs/>
+      <w:color w:themeColor="text1" w:themeTint="D8" w:val="272727"/>
     </w:rPr>
   </w:style>
-  <w:style w:styleId="Heading8" w:type="paragraph">
-    <w:name w:val="Heading 8"/>
+  <w:style w:styleId="Heading9" w:type="paragraph">
+    <w:name w:val="heading 9"/>
     <w:basedOn w:val="Normal"/>
     <w:next w:val="BodyText"/>
+    <w:link w:val="Heading9Char"/>
     <w:uiPriority w:val="9"/>
+    <w:semiHidden/>
     <w:unhideWhenUsed/>
     <w:qFormat/>
+    <w:rsid w:val="00A10FD9"/>
     <w:pPr>
       <w:keepNext/>
       <w:keepLines/>
-      <w:spacing w:after="0" w:before="200"/>
-      <w:outlineLvl w:val="7"/>
-    </w:pPr>
-    <w:rPr>
-      <w:rFonts w:asciiTheme="majorHAnsi" w:cstheme="majorBidi" w:eastAsiaTheme="majorEastAsia" w:hAnsiTheme="majorHAnsi"/>
-      <w:color w:themeColor="accent1" w:val="4F81BD"/>
-      <w:sz w:val="24"/>
-      <w:szCs w:val="24"/>
-    </w:rPr>
-  </w:style>
-  <w:style w:styleId="Heading9" w:type="paragraph">
-    <w:name w:val="Heading 9"/>
-    <w:basedOn w:val="Normal"/>
-    <w:next w:val="BodyText"/>
-    <w:uiPriority w:val="9"/>
-    <w:unhideWhenUsed/>
-    <w:qFormat/>
-    <w:pPr>
-      <w:keepNext/>
-      <w:keepLines/>
-      <w:spacing w:after="0" w:before="200"/>
+      <w:spacing w:after="0"/>
       <w:outlineLvl w:val="8"/>
     </w:pPr>
     <w:rPr>
+      <w:rFonts w:cstheme="majorBidi" w:eastAsiaTheme="majorEastAsia"/>
+      <w:color w:themeColor="text1" w:themeTint="D8" w:val="272727"/>
+    </w:rPr>
+  </w:style>
+  <w:style w:customStyle="1" w:styleId="Heading1Char" w:type="character">
+    <w:name w:val="Heading 1 Char"/>
+    <w:basedOn w:val="DefaultParagraphFont"/>
+    <w:link w:val="Heading1"/>
+    <w:uiPriority w:val="9"/>
+    <w:rsid w:val="00A10FD9"/>
+    <w:rPr>
       <w:rFonts w:asciiTheme="majorHAnsi" w:cstheme="majorBidi" w:eastAsiaTheme="majorEastAsia" w:hAnsiTheme="majorHAnsi"/>
-      <w:color w:themeColor="accent1" w:val="4F81BD"/>
-      <w:sz w:val="24"/>
-      <w:szCs w:val="24"/>
+      <w:color w:themeColor="accent1" w:themeShade="BF" w:val="0F4761"/>
+      <w:sz w:val="40"/>
+      <w:szCs w:val="40"/>
+    </w:rPr>
+  </w:style>
+  <w:style w:customStyle="1" w:styleId="Heading2Char" w:type="character">
+    <w:name w:val="Heading 2 Char"/>
+    <w:basedOn w:val="DefaultParagraphFont"/>
+    <w:link w:val="Heading2"/>
+    <w:uiPriority w:val="9"/>
+    <w:semiHidden/>
+    <w:rsid w:val="00A10FD9"/>
+    <w:rPr>
+      <w:rFonts w:asciiTheme="majorHAnsi" w:cstheme="majorBidi" w:eastAsiaTheme="majorEastAsia" w:hAnsiTheme="majorHAnsi"/>
+      <w:color w:themeColor="accent1" w:themeShade="BF" w:val="0F4761"/>
+      <w:sz w:val="32"/>
+      <w:szCs w:val="32"/>
+    </w:rPr>
+  </w:style>
+  <w:style w:customStyle="1" w:styleId="Heading3Char" w:type="character">
+    <w:name w:val="Heading 3 Char"/>
+    <w:basedOn w:val="DefaultParagraphFont"/>
+    <w:link w:val="Heading3"/>
+    <w:uiPriority w:val="9"/>
+    <w:semiHidden/>
+    <w:rsid w:val="00A10FD9"/>
+    <w:rPr>
+      <w:rFonts w:cstheme="majorBidi" w:eastAsiaTheme="majorEastAsia"/>
+      <w:color w:themeColor="accent1" w:themeShade="BF" w:val="0F4761"/>
+      <w:sz w:val="28"/>
+      <w:szCs w:val="28"/>
+    </w:rPr>
+  </w:style>
+  <w:style w:customStyle="1" w:styleId="Heading4Char" w:type="character">
+    <w:name w:val="Heading 4 Char"/>
+    <w:basedOn w:val="DefaultParagraphFont"/>
+    <w:link w:val="Heading4"/>
+    <w:uiPriority w:val="9"/>
+    <w:semiHidden/>
+    <w:rsid w:val="00A10FD9"/>
+    <w:rPr>
+      <w:rFonts w:cstheme="majorBidi" w:eastAsiaTheme="majorEastAsia"/>
+      <w:i/>
+      <w:iCs/>
+      <w:color w:themeColor="accent1" w:themeShade="BF" w:val="0F4761"/>
+    </w:rPr>
+  </w:style>
+  <w:style w:customStyle="1" w:styleId="Heading5Char" w:type="character">
+    <w:name w:val="Heading 5 Char"/>
+    <w:basedOn w:val="DefaultParagraphFont"/>
+    <w:link w:val="Heading5"/>
+    <w:uiPriority w:val="9"/>
+    <w:semiHidden/>
+    <w:rsid w:val="00A10FD9"/>
+    <w:rPr>
+      <w:rFonts w:cstheme="majorBidi" w:eastAsiaTheme="majorEastAsia"/>
+      <w:color w:themeColor="accent1" w:themeShade="BF" w:val="0F4761"/>
+    </w:rPr>
+  </w:style>
+  <w:style w:customStyle="1" w:styleId="Heading6Char" w:type="character">
+    <w:name w:val="Heading 6 Char"/>
+    <w:basedOn w:val="DefaultParagraphFont"/>
+    <w:link w:val="Heading6"/>
+    <w:uiPriority w:val="9"/>
+    <w:semiHidden/>
+    <w:rsid w:val="00A10FD9"/>
+    <w:rPr>
+      <w:rFonts w:cstheme="majorBidi" w:eastAsiaTheme="majorEastAsia"/>
+      <w:i/>
+      <w:iCs/>
+      <w:color w:themeColor="text1" w:themeTint="A6" w:val="595959"/>
+    </w:rPr>
+  </w:style>
+  <w:style w:customStyle="1" w:styleId="Heading7Char" w:type="character">
+    <w:name w:val="Heading 7 Char"/>
+    <w:basedOn w:val="DefaultParagraphFont"/>
+    <w:link w:val="Heading7"/>
+    <w:uiPriority w:val="9"/>
+    <w:semiHidden/>
+    <w:rsid w:val="00A10FD9"/>
+    <w:rPr>
+      <w:rFonts w:cstheme="majorBidi" w:eastAsiaTheme="majorEastAsia"/>
+      <w:color w:themeColor="text1" w:themeTint="A6" w:val="595959"/>
+    </w:rPr>
+  </w:style>
+  <w:style w:customStyle="1" w:styleId="Heading8Char" w:type="character">
+    <w:name w:val="Heading 8 Char"/>
+    <w:basedOn w:val="DefaultParagraphFont"/>
+    <w:link w:val="Heading8"/>
+    <w:uiPriority w:val="9"/>
+    <w:semiHidden/>
+    <w:rsid w:val="00A10FD9"/>
+    <w:rPr>
+      <w:rFonts w:cstheme="majorBidi" w:eastAsiaTheme="majorEastAsia"/>
+      <w:i/>
+      <w:iCs/>
+      <w:color w:themeColor="text1" w:themeTint="D8" w:val="272727"/>
+    </w:rPr>
+  </w:style>
+  <w:style w:customStyle="1" w:styleId="Heading9Char" w:type="character">
+    <w:name w:val="Heading 9 Char"/>
+    <w:basedOn w:val="DefaultParagraphFont"/>
+    <w:link w:val="Heading9"/>
+    <w:uiPriority w:val="9"/>
+    <w:semiHidden/>
+    <w:rsid w:val="00A10FD9"/>
+    <w:rPr>
+      <w:rFonts w:cstheme="majorBidi" w:eastAsiaTheme="majorEastAsia"/>
+      <w:color w:themeColor="text1" w:themeTint="D8" w:val="272727"/>
     </w:rPr>
   </w:style>
   <w:style w:styleId="BlockText" w:type="paragraph">
@@ -7367,6 +7563,18 @@
     <w:unhideWhenUsed/>
     <w:qFormat/>
   </w:style>
+  <w:style w:styleId="FootnoteBlockText" w:type="paragraph">
+    <w:name w:val="Footnote Block Text"/>
+    <w:basedOn w:val="FootnoteText"/>
+    <w:next w:val="FootnoteText"/>
+    <w:uiPriority w:val="9"/>
+    <w:unhideWhenUsed/>
+    <w:qFormat/>
+    <w:pPr>
+      <w:spacing w:after="100" w:before="100"/>
+      <w:ind w:firstLine="0" w:left="480" w:right="480"/>
+    </w:pPr>
+  </w:style>
   <w:style w:default="1" w:styleId="DefaultParagraphFont" w:type="character">
     <w:name w:val="Default Paragraph Font"/>
     <w:semiHidden/>
@@ -7388,18 +7596,11 @@
       </w:tblCellMar>
     </w:tblPr>
     <w:tblStylePr w:type="firstRow">
-      <w:tblPr>
-        <w:jc w:val="left"/>
-        <w:tblInd w:type="dxa" w:w="0"/>
-      </w:tblPr>
-      <w:trPr>
-        <w:jc w:val="left"/>
-      </w:trPr>
       <w:tcPr>
-        <w:vAlign w:val="bottom"/>
         <w:tcBorders>
           <w:bottom w:val="single"/>
         </w:tcBorders>
+        <w:vAlign w:val="bottom"/>
       </w:tcPr>
     </w:tblStylePr>
   </w:style>
@@ -7514,8 +7715,8 @@
     <w:name w:val="KeywordTok"/>
     <w:basedOn w:val="VerbatimChar"/>
     <w:rPr>
+      <w:b/>
       <w:color w:val="007020"/>
-      <w:b/>
     </w:rPr>
   </w:style>
   <w:style w:type="character" w:customStyle="1" w:styleId="DataTypeTok">
@@ -7592,42 +7793,42 @@
     <w:name w:val="ImportTok"/>
     <w:basedOn w:val="VerbatimChar"/>
     <w:rPr>
+      <w:b/>
       <w:color w:val="008000"/>
-      <w:b/>
     </w:rPr>
   </w:style>
   <w:style w:type="character" w:customStyle="1" w:styleId="CommentTok">
     <w:name w:val="CommentTok"/>
     <w:basedOn w:val="VerbatimChar"/>
     <w:rPr>
+      <w:i/>
       <w:color w:val="60a0b0"/>
-      <w:i/>
     </w:rPr>
   </w:style>
   <w:style w:type="character" w:customStyle="1" w:styleId="DocumentationTok">
     <w:name w:val="DocumentationTok"/>
     <w:basedOn w:val="VerbatimChar"/>
     <w:rPr>
+      <w:i/>
       <w:color w:val="ba2121"/>
-      <w:i/>
     </w:rPr>
   </w:style>
   <w:style w:type="character" w:customStyle="1" w:styleId="AnnotationTok">
     <w:name w:val="AnnotationTok"/>
     <w:basedOn w:val="VerbatimChar"/>
     <w:rPr>
-      <w:color w:val="60a0b0"/>
       <w:b/>
       <w:i/>
+      <w:color w:val="60a0b0"/>
     </w:rPr>
   </w:style>
   <w:style w:type="character" w:customStyle="1" w:styleId="CommentVarTok">
     <w:name w:val="CommentVarTok"/>
     <w:basedOn w:val="VerbatimChar"/>
     <w:rPr>
-      <w:color w:val="60a0b0"/>
       <w:b/>
       <w:i/>
+      <w:color w:val="60a0b0"/>
     </w:rPr>
   </w:style>
   <w:style w:type="character" w:customStyle="1" w:styleId="OtherTok">
@@ -7655,8 +7856,8 @@
     <w:name w:val="ControlFlowTok"/>
     <w:basedOn w:val="VerbatimChar"/>
     <w:rPr>
+      <w:b/>
       <w:color w:val="007020"/>
-      <w:b/>
     </w:rPr>
   </w:style>
   <w:style w:type="character" w:customStyle="1" w:styleId="OperatorTok">
@@ -7701,34 +7902,34 @@
     <w:name w:val="InformationTok"/>
     <w:basedOn w:val="VerbatimChar"/>
     <w:rPr>
-      <w:color w:val="60a0b0"/>
       <w:b/>
       <w:i/>
+      <w:color w:val="60a0b0"/>
     </w:rPr>
   </w:style>
   <w:style w:type="character" w:customStyle="1" w:styleId="WarningTok">
     <w:name w:val="WarningTok"/>
     <w:basedOn w:val="VerbatimChar"/>
     <w:rPr>
-      <w:color w:val="60a0b0"/>
       <w:b/>
       <w:i/>
+      <w:color w:val="60a0b0"/>
     </w:rPr>
   </w:style>
   <w:style w:type="character" w:customStyle="1" w:styleId="AlertTok">
     <w:name w:val="AlertTok"/>
     <w:basedOn w:val="VerbatimChar"/>
     <w:rPr>
+      <w:b/>
       <w:color w:val="ff0000"/>
-      <w:b/>
     </w:rPr>
   </w:style>
   <w:style w:type="character" w:customStyle="1" w:styleId="ErrorTok">
     <w:name w:val="ErrorTok"/>
     <w:basedOn w:val="VerbatimChar"/>
     <w:rPr>
+      <w:b/>
       <w:color w:val="ff0000"/>
-      <w:b/>
     </w:rPr>
   </w:style>
   <w:style w:type="character" w:customStyle="1" w:styleId="NormalTok">
@@ -7750,44 +7951,44 @@
         <a:sysClr val="window" lastClr="FFFFFF"/>
       </a:lt1>
       <a:dk2>
-        <a:srgbClr val="1F497D"/>
+        <a:srgbClr val="0E2841"/>
       </a:dk2>
       <a:lt2>
-        <a:srgbClr val="EEECE1"/>
+        <a:srgbClr val="E8E8E8"/>
       </a:lt2>
       <a:accent1>
-        <a:srgbClr val="4F81BD"/>
+        <a:srgbClr val="156082"/>
       </a:accent1>
       <a:accent2>
-        <a:srgbClr val="C0504D"/>
+        <a:srgbClr val="E97132"/>
       </a:accent2>
       <a:accent3>
-        <a:srgbClr val="9BBB59"/>
+        <a:srgbClr val="196B24"/>
       </a:accent3>
       <a:accent4>
-        <a:srgbClr val="8064A2"/>
+        <a:srgbClr val="0F9ED5"/>
       </a:accent4>
       <a:accent5>
-        <a:srgbClr val="4BACC6"/>
+        <a:srgbClr val="A02B93"/>
       </a:accent5>
       <a:accent6>
-        <a:srgbClr val="F79646"/>
+        <a:srgbClr val="4EA72E"/>
       </a:accent6>
       <a:hlink>
-        <a:srgbClr val="0000FF"/>
+        <a:srgbClr val="467886"/>
       </a:hlink>
       <a:folHlink>
-        <a:srgbClr val="800080"/>
+        <a:srgbClr val="96607D"/>
       </a:folHlink>
     </a:clrScheme>
     <a:fontScheme name="Office">
       <a:majorFont>
-        <a:latin typeface="Calibri"/>
+        <a:latin typeface="Aptos Display" panose="02110004020202020204"/>
         <a:ea typeface=""/>
         <a:cs typeface=""/>
-        <a:font script="Jpan" typeface="ＭＳ ゴシック"/>
+        <a:font script="Jpan" typeface="游ゴシック Light"/>
         <a:font script="Hang" typeface="맑은 고딕"/>
-        <a:font script="Hans" typeface="宋体"/>
+        <a:font script="Hans" typeface="等线 Light"/>
         <a:font script="Hant" typeface="新細明體"/>
         <a:font script="Arab" typeface="Times New Roman"/>
         <a:font script="Hebr" typeface="Times New Roman"/>
@@ -7814,14 +8015,32 @@
         <a:font script="Mong" typeface="Mongolian Baiti"/>
         <a:font script="Viet" typeface="Times New Roman"/>
         <a:font script="Uigh" typeface="Microsoft Uighur"/>
+        <a:font script="Geor" typeface="Sylfaen"/>
+        <a:font script="Armn" typeface="Arial"/>
+        <a:font script="Bugi" typeface="Leelawadee UI"/>
+        <a:font script="Bopo" typeface="Microsoft JhengHei"/>
+        <a:font script="Java" typeface="Javanese Text"/>
+        <a:font script="Lisu" typeface="Segoe UI"/>
+        <a:font script="Mymr" typeface="Myanmar Text"/>
+        <a:font script="Nkoo" typeface="Ebrima"/>
+        <a:font script="Olck" typeface="Nirmala UI"/>
+        <a:font script="Osma" typeface="Ebrima"/>
+        <a:font script="Phag" typeface="Phagspa"/>
+        <a:font script="Syrn" typeface="Estrangelo Edessa"/>
+        <a:font script="Syrj" typeface="Estrangelo Edessa"/>
+        <a:font script="Syre" typeface="Estrangelo Edessa"/>
+        <a:font script="Sora" typeface="Nirmala UI"/>
+        <a:font script="Tale" typeface="Microsoft Tai Le"/>
+        <a:font script="Talu" typeface="Microsoft New Tai Lue"/>
+        <a:font script="Tfng" typeface="Ebrima"/>
       </a:majorFont>
       <a:minorFont>
-        <a:latin typeface="Cambria"/>
+        <a:latin typeface="Aptos" panose="02110004020202020204"/>
         <a:ea typeface=""/>
         <a:cs typeface=""/>
-        <a:font script="Jpan" typeface="ＭＳ 明朝"/>
+        <a:font script="Jpan" typeface="游明朝"/>
         <a:font script="Hang" typeface="맑은 고딕"/>
-        <a:font script="Hans" typeface="宋体"/>
+        <a:font script="Hans" typeface="等线"/>
         <a:font script="Hant" typeface="新細明體"/>
         <a:font script="Arab" typeface="Arial"/>
         <a:font script="Hebr" typeface="Arial"/>
@@ -7848,6 +8067,24 @@
         <a:font script="Mong" typeface="Mongolian Baiti"/>
         <a:font script="Viet" typeface="Arial"/>
         <a:font script="Uigh" typeface="Microsoft Uighur"/>
+        <a:font script="Geor" typeface="Sylfaen"/>
+        <a:font script="Armn" typeface="Arial"/>
+        <a:font script="Bugi" typeface="Leelawadee UI"/>
+        <a:font script="Bopo" typeface="Microsoft JhengHei"/>
+        <a:font script="Java" typeface="Javanese Text"/>
+        <a:font script="Lisu" typeface="Segoe UI"/>
+        <a:font script="Mymr" typeface="Myanmar Text"/>
+        <a:font script="Nkoo" typeface="Ebrima"/>
+        <a:font script="Olck" typeface="Nirmala UI"/>
+        <a:font script="Osma" typeface="Ebrima"/>
+        <a:font script="Phag" typeface="Phagspa"/>
+        <a:font script="Syrn" typeface="Estrangelo Edessa"/>
+        <a:font script="Syrj" typeface="Estrangelo Edessa"/>
+        <a:font script="Syre" typeface="Estrangelo Edessa"/>
+        <a:font script="Sora" typeface="Nirmala UI"/>
+        <a:font script="Tale" typeface="Microsoft Tai Le"/>
+        <a:font script="Talu" typeface="Microsoft New Tai Lue"/>
+        <a:font script="Tfng" typeface="Ebrima"/>
       </a:minorFont>
     </a:fontScheme>
     <a:fmtScheme name="Office">
@@ -7859,200 +8096,141 @@
           <a:gsLst>
             <a:gs pos="0">
               <a:schemeClr val="phClr">
-                <a:tint val="50000"/>
-                <a:satMod val="300000"/>
+                <a:lumMod val="110000"/>
+                <a:satMod val="105000"/>
+                <a:tint val="67000"/>
               </a:schemeClr>
             </a:gs>
-            <a:gs pos="35000">
+            <a:gs pos="50000">
               <a:schemeClr val="phClr">
-                <a:tint val="37000"/>
-                <a:satMod val="300000"/>
+                <a:lumMod val="105000"/>
+                <a:satMod val="103000"/>
+                <a:tint val="73000"/>
               </a:schemeClr>
             </a:gs>
             <a:gs pos="100000">
               <a:schemeClr val="phClr">
-                <a:tint val="15000"/>
-                <a:satMod val="350000"/>
+                <a:lumMod val="105000"/>
+                <a:satMod val="109000"/>
+                <a:tint val="81000"/>
               </a:schemeClr>
             </a:gs>
           </a:gsLst>
-          <a:lin ang="16200000" scaled="1"/>
+          <a:lin ang="5400000" scaled="0"/>
         </a:gradFill>
         <a:gradFill rotWithShape="1">
           <a:gsLst>
             <a:gs pos="0">
               <a:schemeClr val="phClr">
-                <a:tint val="100000"/>
+                <a:satMod val="103000"/>
+                <a:lumMod val="102000"/>
+                <a:tint val="94000"/>
+              </a:schemeClr>
+            </a:gs>
+            <a:gs pos="50000">
+              <a:schemeClr val="phClr">
+                <a:satMod val="110000"/>
+                <a:lumMod val="100000"/>
                 <a:shade val="100000"/>
-                <a:satMod val="130000"/>
               </a:schemeClr>
             </a:gs>
             <a:gs pos="100000">
               <a:schemeClr val="phClr">
-                <a:tint val="50000"/>
-                <a:shade val="100000"/>
-                <a:satMod val="350000"/>
+                <a:lumMod val="99000"/>
+                <a:satMod val="120000"/>
+                <a:shade val="78000"/>
               </a:schemeClr>
             </a:gs>
           </a:gsLst>
-          <a:lin ang="16200000" scaled="0"/>
+          <a:lin ang="5400000" scaled="0"/>
         </a:gradFill>
       </a:fillStyleLst>
       <a:lnStyleLst>
-        <a:ln w="9525" cap="flat" cmpd="sng" algn="ctr">
-          <a:solidFill>
-            <a:schemeClr val="phClr">
-              <a:shade val="95000"/>
-              <a:satMod val="105000"/>
-            </a:schemeClr>
-          </a:solidFill>
-          <a:prstDash val="solid"/>
-        </a:ln>
-        <a:ln w="25400" cap="flat" cmpd="sng" algn="ctr">
+        <a:ln w="6350" cap="flat" cmpd="sng" algn="ctr">
           <a:solidFill>
             <a:schemeClr val="phClr"/>
           </a:solidFill>
           <a:prstDash val="solid"/>
+          <a:miter lim="800000"/>
         </a:ln>
-        <a:ln w="38100" cap="flat" cmpd="sng" algn="ctr">
+        <a:ln w="12700" cap="flat" cmpd="sng" algn="ctr">
           <a:solidFill>
             <a:schemeClr val="phClr"/>
           </a:solidFill>
           <a:prstDash val="solid"/>
+          <a:miter lim="800000"/>
+        </a:ln>
+        <a:ln w="19050" cap="flat" cmpd="sng" algn="ctr">
+          <a:solidFill>
+            <a:schemeClr val="phClr"/>
+          </a:solidFill>
+          <a:prstDash val="solid"/>
+          <a:miter lim="800000"/>
         </a:ln>
       </a:lnStyleLst>
       <a:effectStyleLst>
         <a:effectStyle>
+          <a:effectLst/>
+        </a:effectStyle>
+        <a:effectStyle>
+          <a:effectLst/>
+        </a:effectStyle>
+        <a:effectStyle>
           <a:effectLst>
-            <a:outerShdw blurRad="40000" dist="20000" dir="5400000" rotWithShape="0">
+            <a:outerShdw blurRad="57150" dist="19050" dir="5400000" algn="ctr" rotWithShape="0">
               <a:srgbClr val="000000">
-                <a:alpha val="38000"/>
+                <a:alpha val="63000"/>
               </a:srgbClr>
             </a:outerShdw>
           </a:effectLst>
-        </a:effectStyle>
-        <a:effectStyle>
-          <a:effectLst>
-            <a:outerShdw blurRad="40000" dist="23000" dir="5400000" rotWithShape="0">
-              <a:srgbClr val="000000">
-                <a:alpha val="35000"/>
-              </a:srgbClr>
-            </a:outerShdw>
-          </a:effectLst>
-        </a:effectStyle>
-        <a:effectStyle>
-          <a:effectLst>
-            <a:outerShdw blurRad="40000" dist="23000" dir="5400000" rotWithShape="0">
-              <a:srgbClr val="000000">
-                <a:alpha val="35000"/>
-              </a:srgbClr>
-            </a:outerShdw>
-          </a:effectLst>
-          <a:scene3d>
-            <a:camera prst="orthographicFront">
-              <a:rot lat="0" lon="0" rev="0"/>
-            </a:camera>
-            <a:lightRig rig="threePt" dir="t">
-              <a:rot lat="0" lon="0" rev="1200000"/>
-            </a:lightRig>
-          </a:scene3d>
-          <a:sp3d>
-            <a:bevelT w="63500" h="25400"/>
-          </a:sp3d>
         </a:effectStyle>
       </a:effectStyleLst>
       <a:bgFillStyleLst>
         <a:solidFill>
           <a:schemeClr val="phClr"/>
         </a:solidFill>
+        <a:solidFill>
+          <a:schemeClr val="phClr">
+            <a:tint val="95000"/>
+            <a:satMod val="170000"/>
+          </a:schemeClr>
+        </a:solidFill>
         <a:gradFill rotWithShape="1">
           <a:gsLst>
             <a:gs pos="0">
               <a:schemeClr val="phClr">
-                <a:tint val="40000"/>
-                <a:satMod val="350000"/>
+                <a:tint val="93000"/>
+                <a:satMod val="150000"/>
+                <a:shade val="98000"/>
+                <a:lumMod val="102000"/>
               </a:schemeClr>
             </a:gs>
-            <a:gs pos="40000">
+            <a:gs pos="50000">
               <a:schemeClr val="phClr">
-                <a:tint val="45000"/>
-                <a:shade val="99000"/>
-                <a:satMod val="350000"/>
+                <a:tint val="98000"/>
+                <a:satMod val="130000"/>
+                <a:shade val="90000"/>
+                <a:lumMod val="103000"/>
               </a:schemeClr>
             </a:gs>
             <a:gs pos="100000">
               <a:schemeClr val="phClr">
-                <a:shade val="20000"/>
-                <a:satMod val="255000"/>
+                <a:shade val="63000"/>
+                <a:satMod val="120000"/>
               </a:schemeClr>
             </a:gs>
           </a:gsLst>
-          <a:path path="circle">
-            <a:fillToRect l="50000" t="-80000" r="50000" b="180000"/>
-          </a:path>
-        </a:gradFill>
-        <a:gradFill rotWithShape="1">
-          <a:gsLst>
-            <a:gs pos="0">
-              <a:schemeClr val="phClr">
-                <a:tint val="80000"/>
-                <a:satMod val="300000"/>
-              </a:schemeClr>
-            </a:gs>
-            <a:gs pos="100000">
-              <a:schemeClr val="phClr">
-                <a:shade val="30000"/>
-                <a:satMod val="200000"/>
-              </a:schemeClr>
-            </a:gs>
-          </a:gsLst>
-          <a:path path="circle">
-            <a:fillToRect l="50000" t="50000" r="50000" b="50000"/>
-          </a:path>
+          <a:lin ang="5400000" scaled="0"/>
         </a:gradFill>
       </a:bgFillStyleLst>
     </a:fmtScheme>
   </a:themeElements>
-  <a:objectDefaults>
-    <a:spDef>
-      <a:spPr/>
-      <a:bodyPr/>
-      <a:lstStyle/>
-      <a:style>
-        <a:lnRef idx="1">
-          <a:schemeClr val="accent1"/>
-        </a:lnRef>
-        <a:fillRef idx="3">
-          <a:schemeClr val="accent1"/>
-        </a:fillRef>
-        <a:effectRef idx="2">
-          <a:schemeClr val="accent1"/>
-        </a:effectRef>
-        <a:fontRef idx="minor">
-          <a:schemeClr val="lt1"/>
-        </a:fontRef>
-      </a:style>
-    </a:spDef>
-    <a:lnDef>
-      <a:spPr/>
-      <a:bodyPr/>
-      <a:lstStyle/>
-      <a:style>
-        <a:lnRef idx="2">
-          <a:schemeClr val="accent1"/>
-        </a:lnRef>
-        <a:fillRef idx="0">
-          <a:schemeClr val="accent1"/>
-        </a:fillRef>
-        <a:effectRef idx="1">
-          <a:schemeClr val="accent1"/>
-        </a:effectRef>
-        <a:fontRef idx="minor">
-          <a:schemeClr val="tx1"/>
-        </a:fontRef>
-      </a:style>
-    </a:lnDef>
-  </a:objectDefaults>
+  <a:objectDefaults/>
   <a:extraClrSchemeLst/>
+  <a:extLst>
+    <a:ext uri="{05A4C25C-085E-4340-85A3-A5531E510DB2}">
+      <thm15:themeFamily xmlns:thm15="http://schemas.microsoft.com/office/thememl/2012/main" name="Office Theme" id="{2E142A2C-CD16-42D6-873A-C26D2A0506FA}" vid="{1BDDFF52-6CD6-40A5-AB3C-68EB2F1E4D0A}"/>
+    </a:ext>
+  </a:extLst>
 </a:theme>
 </file>
--- a/04-regulatory-compliance/PCI_DSS_v4.0.1/Portugues_BR/PCI_DSS_v4.0.1_Practical_Manager_and_Junior_Analyst_Manual_Portugues_BR_v1.0.docx
+++ b/04-regulatory-compliance/PCI_DSS_v4.0.1/Portugues_BR/PCI_DSS_v4.0.1_Practical_Manager_and_Junior_Analyst_Manual_Portugues_BR_v1.0.docx
@@ -34,8 +34,8 @@
       </w:pPr>
       <w:r>
         <w:rPr>
+          <w:bCs/>
           <w:b/>
-          <w:bCs/>
         </w:rPr>
         <w:t xml:space="preserve">Status da revisão:</w:t>
       </w:r>
@@ -60,8 +60,8 @@
       </w:pPr>
       <w:r>
         <w:rPr>
+          <w:bCs/>
           <w:b/>
-          <w:bCs/>
         </w:rPr>
         <w:t xml:space="preserve">PCI DSS v4.0.1</w:t>
       </w:r>
@@ -72,26 +72,26 @@
       </w:pPr>
       <w:r>
         <w:rPr>
+          <w:bCs/>
           <w:b/>
-          <w:bCs/>
         </w:rPr>
         <w:t xml:space="preserve">Segurança de pagamento prática, verificação de conformidade e ferramentas de código aberto</w:t>
       </w:r>
       <w:r>
         <w:rPr>
+          <w:bCs/>
           <w:b/>
-          <w:bCs/>
         </w:rPr>
         <w:t xml:space="preserve"> </w:t>
       </w:r>
     </w:p>
     <w:p>
       <w:pPr>
-        <w:pStyle w:val="Compact"/>
         <w:numPr>
           <w:ilvl w:val="0"/>
           <w:numId w:val="1001"/>
         </w:numPr>
+        <w:pStyle w:val="Compact"/>
       </w:pPr>
       <w:r>
         <w:t xml:space="preserve">Um manual de trabalho para gerentes, analistas júnior, estudantes, profissionais de mudança de carreira, comerciantes e prestadores de serviços*</w:t>
@@ -113,7 +113,7 @@
         <w:t xml:space="preserve">Primeira edição • Julho de 2026</w:t>
       </w:r>
     </w:p>
-    <w:bookmarkStart w:id="9" w:name="X17a82a826d7c00cc825862a403e7451c9d1d422"/>
+    <w:bookmarkStart w:id="20" w:name="X17a82a826d7c00cc825862a403e7451c9d1d422"/>
     <w:p>
       <w:pPr>
         <w:pStyle w:val="Heading2"/>
@@ -122,8 +122,8 @@
         <w:t xml:space="preserve">• todos os 12 requisitos • monitorização • SAQs e ROC • comércio electrónico • provas • ferramentas • laboratórios • preparação para a carreira</w:t>
       </w:r>
     </w:p>
-    <w:bookmarkEnd w:id="9"/>
-    <w:bookmarkStart w:id="10" w:name="publicação-e-aviso-de-uso"/>
+    <w:bookmarkEnd w:id="20"/>
+    <w:bookmarkStart w:id="21" w:name="publicação-e-aviso-de-uso"/>
     <w:p>
       <w:pPr>
         <w:pStyle w:val="Heading1"/>
@@ -156,8 +156,8 @@
         <w:t xml:space="preserve">Objetivo: Educação gratuita e prática para gestores, estudantes, profissionais de mudança de carreira, analistas júnior, comerciantes, provedores de serviços e profissionais de segurança cibernética.</w:t>
       </w:r>
     </w:p>
-    <w:bookmarkEnd w:id="10"/>
-    <w:bookmarkStart w:id="11" w:name="aviso-educacional-e-legal"/>
+    <w:bookmarkEnd w:id="21"/>
+    <w:bookmarkStart w:id="22" w:name="aviso-educacional-e-legal"/>
     <w:p>
       <w:pPr>
         <w:pStyle w:val="Heading1"/>
@@ -174,8 +174,8 @@
         <w:t xml:space="preserve">Este manual fornece educação geral. Não é aconselhamento legal, uma publicação do PCI Security Standards Council, um relatório sobre conformidade, um atestado de conformidade, um questionário de auto-avaliação ou uma garantia de conformidade ou segurança. Apenas a norma oficial e os documentos de validação aplicáveis regem uma avaliação. Marcas de pagamento, adquirentes, clientes, reguladores, contratos e leis podem impor requisitos adicionais.</w:t>
       </w:r>
     </w:p>
-    <w:bookmarkEnd w:id="11"/>
-    <w:bookmarkStart w:id="13" w:name="uso-ético-e-autorizado"/>
+    <w:bookmarkEnd w:id="22"/>
+    <w:bookmarkStart w:id="24" w:name="uso-ético-e-autorizado"/>
     <w:p>
       <w:pPr>
         <w:pStyle w:val="Heading1"/>
@@ -202,11 +202,11 @@
     </w:p>
     <w:p>
       <w:pPr>
-        <w:pStyle w:val="Compact"/>
         <w:numPr>
           <w:ilvl w:val="0"/>
           <w:numId w:val="1002"/>
         </w:numPr>
+        <w:pStyle w:val="Compact"/>
       </w:pPr>
       <w:r>
         <w:t xml:space="preserve">Uma introdução acolhedora à segurança de pagamento e conformidade baseada em evidências.*</w:t>
@@ -276,7 +276,7 @@
         <w:t xml:space="preserve">Os comerciantes e prestadores de serviços devem confirmar as instruções de validação com o adquirente, as marcas de pagamento, os clientes, o avaliador e outras entidades que aceitem a conformidade.</w:t>
       </w:r>
     </w:p>
-    <w:bookmarkStart w:id="12" w:name="X049e5ae9c9241942b4859e04563efe44196f658"/>
+    <w:bookmarkStart w:id="23" w:name="X049e5ae9c9241942b4859e04563efe44196f658"/>
     <w:p>
       <w:pPr>
         <w:pStyle w:val="Heading2"/>
@@ -1679,9 +1679,9 @@
         </w:r>
       </w:hyperlink>
     </w:p>
-    <w:bookmarkEnd w:id="12"/>
-    <w:bookmarkEnd w:id="13"/>
-    <w:bookmarkStart w:id="15" w:name="pci-dss-v4.0.1-fundações"/>
+    <w:bookmarkEnd w:id="23"/>
+    <w:bookmarkEnd w:id="24"/>
+    <w:bookmarkStart w:id="26" w:name="pci-dss-v4.0.1-fundações"/>
     <w:p>
       <w:pPr>
         <w:pStyle w:val="Heading1"/>
@@ -1692,11 +1692,11 @@
     </w:p>
     <w:p>
       <w:pPr>
-        <w:pStyle w:val="Compact"/>
         <w:numPr>
           <w:ilvl w:val="0"/>
           <w:numId w:val="1003"/>
         </w:numPr>
+        <w:pStyle w:val="Compact"/>
       </w:pPr>
       <w:r>
         <w:t xml:space="preserve">O padrão atual, aplicabilidade, objetivos e limitações importantes.*</w:t>
@@ -1715,7 +1715,7 @@
         <w:t xml:space="preserve">Figura 1. Os doze requisitos PCI DSS</w:t>
       </w:r>
     </w:p>
-    <w:bookmarkStart w:id="14" w:name="situação-actual"/>
+    <w:bookmarkStart w:id="25" w:name="situação-actual"/>
     <w:p>
       <w:pPr>
         <w:pStyle w:val="Heading2"/>
@@ -1779,9 +1779,9 @@
         <w:t xml:space="preserve">A partir da publicação de julho de 2026 deste manual, o PCI SSC está reunindo comentários das partes interessadas sobre v4.0.1; um pedido de comentários não é um novo padrão final.</w:t>
       </w:r>
     </w:p>
-    <w:bookmarkEnd w:id="14"/>
-    <w:bookmarkEnd w:id="15"/>
-    <w:bookmarkStart w:id="17" w:name="quem-e-o-que-se-aplica-a"/>
+    <w:bookmarkEnd w:id="25"/>
+    <w:bookmarkEnd w:id="26"/>
+    <w:bookmarkStart w:id="28" w:name="quem-e-o-que-se-aplica-a"/>
     <w:p>
       <w:pPr>
         <w:pStyle w:val="Heading1"/>
@@ -1798,7 +1798,7 @@
         <w:t xml:space="preserve">PCI DSS aplica-se a entidades que armazenam, processam ou transmitem dados do titular do cartão ou dados de autenticação sensíveis, e a entidades cujos sistemas possam afetar a segurança do ambiente de dados do titular do cartão. Os comerciantes, os transformadores, os adquirentes, os emitentes e os prestadores de serviços podem ter funções de validação e comunicação de informações diferentes.</w:t>
       </w:r>
     </w:p>
-    <w:bookmarkStart w:id="16" w:name="os-seis-objetivos-de-controle"/>
+    <w:bookmarkStart w:id="27" w:name="os-seis-objetivos-de-controle"/>
     <w:p>
       <w:pPr>
         <w:pStyle w:val="Heading2"/>
@@ -1857,9 +1857,9 @@
         <w:t xml:space="preserve">Manter uma política de segurança da informação</w:t>
       </w:r>
     </w:p>
-    <w:bookmarkEnd w:id="16"/>
-    <w:bookmarkEnd w:id="17"/>
-    <w:bookmarkStart w:id="20" w:name="regras-de-proteção-e-dados-da-conta"/>
+    <w:bookmarkEnd w:id="27"/>
+    <w:bookmarkEnd w:id="28"/>
+    <w:bookmarkStart w:id="31" w:name="regras-de-proteção-e-dados-da-conta"/>
     <w:p>
       <w:pPr>
         <w:pStyle w:val="Heading1"/>
@@ -1874,8 +1874,8 @@
       </w:pPr>
       <w:r>
         <w:rPr>
+          <w:iCs/>
           <w:i/>
-          <w:iCs/>
         </w:rPr>
         <w:t xml:space="preserve">A diferença entre dados do titular do cartão, PAN e dados de autenticação sensíveis.</w:t>
       </w:r>
@@ -1893,7 +1893,7 @@
         <w:t xml:space="preserve">Figura 2. Categorias de dados de conta</w:t>
       </w:r>
     </w:p>
-    <w:bookmarkStart w:id="18" w:name="dados-tipo-regra-chave"/>
+    <w:bookmarkStart w:id="29" w:name="dados-tipo-regra-chave"/>
     <w:p>
       <w:pPr>
         <w:pStyle w:val="Heading2"/>
@@ -1946,8 +1946,8 @@
         <w:t xml:space="preserve">Bloqueio de PIN/PIN</w:t>
       </w:r>
     </w:p>
-    <w:bookmarkEnd w:id="18"/>
-    <w:bookmarkStart w:id="19" w:name="métodos-de-proteção-são-diferentes"/>
+    <w:bookmarkEnd w:id="29"/>
+    <w:bookmarkStart w:id="30" w:name="métodos-de-proteção-são-diferentes"/>
     <w:p>
       <w:pPr>
         <w:pStyle w:val="Heading2"/>
@@ -2036,9 +2036,9 @@
         <w:t xml:space="preserve">□——————————————————————————————————————————————————————————————————————————————————————</w:t>
       </w:r>
     </w:p>
-    <w:bookmarkEnd w:id="19"/>
-    <w:bookmarkEnd w:id="20"/>
-    <w:bookmarkStart w:id="23" w:name="escopo-cde-e-segmentação"/>
+    <w:bookmarkEnd w:id="30"/>
+    <w:bookmarkEnd w:id="31"/>
+    <w:bookmarkStart w:id="34" w:name="escopo-cde-e-segmentação"/>
     <w:p>
       <w:pPr>
         <w:pStyle w:val="Heading1"/>
@@ -2049,11 +2049,11 @@
     </w:p>
     <w:p>
       <w:pPr>
-        <w:pStyle w:val="Compact"/>
         <w:numPr>
           <w:ilvl w:val="0"/>
           <w:numId w:val="1006"/>
         </w:numPr>
+        <w:pStyle w:val="Compact"/>
       </w:pPr>
       <w:r>
         <w:t xml:space="preserve">Como encontrar cada pessoa, processo, tecnologia e dependência que pertence ao escopo.*</w:t>
@@ -2072,7 +2072,7 @@
         <w:t xml:space="preserve">Figura 3. Fluxo de scoping PCI DSS</w:t>
       </w:r>
     </w:p>
-    <w:bookmarkStart w:id="21" w:name="descoberta-de-escopo"/>
+    <w:bookmarkStart w:id="32" w:name="descoberta-de-escopo"/>
     <w:p>
       <w:pPr>
         <w:pStyle w:val="Heading2"/>
@@ -2171,8 +2171,8 @@
         <w:t xml:space="preserve">Figura 4. Segmentação e redução de escopo</w:t>
       </w:r>
     </w:p>
-    <w:bookmarkEnd w:id="21"/>
-    <w:bookmarkStart w:id="22" w:name="validação-do-escopo"/>
+    <w:bookmarkEnd w:id="32"/>
+    <w:bookmarkStart w:id="33" w:name="validação-do-escopo"/>
     <w:p>
       <w:pPr>
         <w:pStyle w:val="Heading2"/>
@@ -2189,9 +2189,9 @@
         <w:t xml:space="preserve">Validar o âmbito pelo menos anualmente e após alterações significativas. Os prestadores de serviços realizam a confirmação documentada do âmbito pelo menos uma vez a cada seis meses e após alterações significativas. Testes devem tentar encontrar lojas de dados desconhecidas, caminhos alternativos, ativos não gerenciados, serviços compartilhados, dependências de nuvem, conexões sem fio e acesso administrativo.</w:t>
       </w:r>
     </w:p>
-    <w:bookmarkEnd w:id="22"/>
-    <w:bookmarkEnd w:id="23"/>
-    <w:bookmarkStart w:id="26" w:name="validação-saqs-roc-aoc-e-funções"/>
+    <w:bookmarkEnd w:id="33"/>
+    <w:bookmarkEnd w:id="34"/>
+    <w:bookmarkStart w:id="37" w:name="validação-saqs-roc-aoc-e-funções"/>
     <w:p>
       <w:pPr>
         <w:pStyle w:val="Heading1"/>
@@ -2206,13 +2206,13 @@
       </w:pPr>
       <w:r>
         <w:rPr>
+          <w:iCs/>
           <w:i/>
-          <w:iCs/>
         </w:rPr>
         <w:t xml:space="preserve">Choosing o caminho correto do relatório e compreensão de quem o aceita.</w:t>
       </w:r>
     </w:p>
-    <w:bookmarkStart w:id="24" w:name="X29d054f55c776931f433ddf8fe46b7257185285"/>
+    <w:bookmarkStart w:id="35" w:name="X29d054f55c776931f433ddf8fe46b7257185285"/>
     <w:p>
       <w:pPr>
         <w:pStyle w:val="Heading2"/>
@@ -2289,8 +2289,8 @@
         <w:t xml:space="preserve">• QSA / ISA • Avaliador ou avaliador interno qualificado</w:t>
       </w:r>
     </w:p>
-    <w:bookmarkEnd w:id="24"/>
-    <w:bookmarkStart w:id="25" w:name="X40723fd8f062c39fceada355e5a5324ee903535"/>
+    <w:bookmarkEnd w:id="35"/>
+    <w:bookmarkStart w:id="36" w:name="X40723fd8f062c39fceada355e5a5324ee903535"/>
     <w:p>
       <w:pPr>
         <w:pStyle w:val="Heading2"/>
@@ -2299,9 +2299,9 @@
         <w:t xml:space="preserve">*Quem decide a validação:** As marcas de pagamento e adquirentes estabelecem níveis de validação de mercadores e informam expectativas. Clientes e contratos podem estabelecer expectativas de prestador de serviços. Confirme o método necessário antes do início.</w:t>
       </w:r>
     </w:p>
-    <w:bookmarkEnd w:id="25"/>
-    <w:bookmarkEnd w:id="26"/>
-    <w:bookmarkStart w:id="28" w:name="Xb3d6f67296591f771af8f41b92286088004ff45"/>
+    <w:bookmarkEnd w:id="36"/>
+    <w:bookmarkEnd w:id="37"/>
+    <w:bookmarkStart w:id="39" w:name="Xb3d6f67296591f771af8f41b92286088004ff45"/>
     <w:p>
       <w:pPr>
         <w:pStyle w:val="Heading1"/>
@@ -2312,11 +2312,11 @@
     </w:p>
     <w:p>
       <w:pPr>
-        <w:pStyle w:val="Compact"/>
         <w:numPr>
           <w:ilvl w:val="0"/>
           <w:numId w:val="1008"/>
         </w:numPr>
+        <w:pStyle w:val="Compact"/>
       </w:pPr>
       <w:r>
         <w:t xml:space="preserve">Compreender a flexibilidade sem enfraquecer o objetivo da exigência.*</w:t>
@@ -2335,7 +2335,7 @@
         <w:t xml:space="preserve">Figura 5. Abordagens definidas e personalizadas</w:t>
       </w:r>
     </w:p>
-    <w:bookmarkStart w:id="27" w:name="section"/>
+    <w:bookmarkStart w:id="38" w:name="section"/>
     <w:p>
       <w:pPr>
         <w:pStyle w:val="Heading2"/>
@@ -2408,9 +2408,9 @@
         <w:t xml:space="preserve">Confirmar a aceitação e as expectativas do avaliador antes de se comprometer com uma abordagem.</w:t>
       </w:r>
     </w:p>
-    <w:bookmarkEnd w:id="27"/>
-    <w:bookmarkEnd w:id="28"/>
-    <w:bookmarkStart w:id="31" w:name="X77e163699acc5a168c7f3c4dfd6122f8c0bd5c7"/>
+    <w:bookmarkEnd w:id="38"/>
+    <w:bookmarkEnd w:id="39"/>
+    <w:bookmarkStart w:id="42" w:name="X77e163699acc5a168c7f3c4dfd6122f8c0bd5c7"/>
     <w:p>
       <w:pPr>
         <w:pStyle w:val="Heading1"/>
@@ -2421,17 +2421,17 @@
     </w:p>
     <w:p>
       <w:pPr>
-        <w:pStyle w:val="Compact"/>
         <w:numPr>
           <w:ilvl w:val="0"/>
           <w:numId w:val="1009"/>
         </w:numPr>
+        <w:pStyle w:val="Compact"/>
       </w:pPr>
       <w:r>
         <w:t xml:space="preserve">Instalar e manter os controles de segurança da rede *</w:t>
       </w:r>
     </w:p>
-    <w:bookmarkStart w:id="29" w:name="X02c5eb1b10a8520b35c036650a281345511992b"/>
+    <w:bookmarkStart w:id="40" w:name="X02c5eb1b10a8520b35c036650a281345511992b"/>
     <w:p>
       <w:pPr>
         <w:pStyle w:val="Heading2"/>
@@ -2440,8 +2440,8 @@
         <w:t xml:space="preserve">Finalidade do requisito:** Instalar e manter os controles de segurança da rede</w:t>
       </w:r>
     </w:p>
-    <w:bookmarkEnd w:id="29"/>
-    <w:bookmarkStart w:id="30" w:name="X0c09094a082440b143b51b679dcf6f1a69acb79"/>
+    <w:bookmarkEnd w:id="40"/>
+    <w:bookmarkStart w:id="41" w:name="X0c09094a082440b143b51b679dcf6f1a69acb79"/>
     <w:p>
       <w:pPr>
         <w:pStyle w:val="Heading2"/>
@@ -2490,9 +2490,9 @@
         <w:t xml:space="preserve">** Nota de avaliação: ** Use o texto oficial PCI DSS v4.0.1 e o modelo de relatório aplicável para requisitos exatos, notas de aplicabilidade, procedimentos de teste, opções de resposta e documentação. Este manual explica; não substitui o padrão.</w:t>
       </w:r>
     </w:p>
-    <w:bookmarkEnd w:id="30"/>
-    <w:bookmarkEnd w:id="31"/>
-    <w:bookmarkStart w:id="34" w:name="requerimento-2-configurações-seguras"/>
+    <w:bookmarkEnd w:id="41"/>
+    <w:bookmarkEnd w:id="42"/>
+    <w:bookmarkStart w:id="45" w:name="requerimento-2-configurações-seguras"/>
     <w:p>
       <w:pPr>
         <w:pStyle w:val="Heading1"/>
@@ -2507,105 +2507,105 @@
       </w:pPr>
       <w:r>
         <w:rPr>
+          <w:iCs/>
           <w:i/>
-          <w:iCs/>
         </w:rPr>
         <w:t xml:space="preserve">Aplicar configurações seguras para todos os componentes do sistema</w:t>
       </w:r>
       <w:r>
         <w:rPr>
+          <w:iCs/>
           <w:i/>
+        </w:rPr>
+        <w:t xml:space="preserve"> </w:t>
+      </w:r>
+    </w:p>
+    <w:bookmarkStart w:id="43" w:name="Xf4c9a6ffa4c8ddf05f0e86e6e1805e14130104d"/>
+    <w:p>
+      <w:pPr>
+        <w:pStyle w:val="Heading2"/>
+      </w:pPr>
+      <w:r>
+        <w:t xml:space="preserve">** finalidade do requisito:** Aplicar configurações seguras em todos os componentes do sistema</w:t>
+      </w:r>
+    </w:p>
+    <w:bookmarkEnd w:id="43"/>
+    <w:bookmarkStart w:id="44" w:name="Xe8c2b0567a42cdc84d4f49dd09ba1d43bd86b08"/>
+    <w:p>
+      <w:pPr>
+        <w:pStyle w:val="Heading2"/>
+      </w:pPr>
+      <w:r>
+        <w:t xml:space="preserve">Grupo** Grupo** Significado plano** Foco de verificação** Exemplo de evidência**</w:t>
+      </w:r>
+    </w:p>
+    <w:p>
+      <w:pPr>
+        <w:pStyle w:val="FirstParagraph"/>
+      </w:pPr>
+      <w:r>
+        <w:t xml:space="preserve">2.1 Defina, atribua e documente processos e funções de configuração segura. Confirmar escopo, propriedade, design, implementação, evidência operacional, exceções, correção e reteste. Normas de configuração, inventários, escaneamentos de endurecimento, conta padrão e revisões de serviços</w:t>
+      </w:r>
+      <w:r>
+        <w:t xml:space="preserve"> </w:t>
+      </w:r>
+      <w:r>
+        <w:t xml:space="preserve">2.2 Desenvolver e aplicar padrões de configuração; remover padrões, serviços desnecessários e configurações inseguras. Confirmar escopo, propriedade, design, implementação, evidência operacional, exceções, correção e reteste. Normas de configuração, inventários, escaneamentos de endurecimento, conta padrão e revisões de serviços</w:t>
+      </w:r>
+      <w:r>
+        <w:t xml:space="preserve"> </w:t>
+      </w:r>
+      <w:r>
+        <w:t xml:space="preserve">□ 2.3 □ Ambientes sem fio seguros com padrões alterados, criptografia forte e configurações gerenciadas. Confirmar escopo, propriedade, design, implementação, evidência operacional, exceções, correção e reteste. Normas de configuração, inventários, escaneamentos de endurecimento, conta padrão e revisões de serviços</w:t>
+      </w:r>
+    </w:p>
+    <w:p>
+      <w:pPr>
+        <w:pStyle w:val="BodyText"/>
+      </w:pPr>
+      <w:r>
+        <w:t xml:space="preserve">** Nota de avaliação: ** Use o texto oficial PCI DSS v4.0.1 e o modelo de relatório aplicável para requisitos exatos, notas de aplicabilidade, procedimentos de teste, opções de resposta e documentação. Este manual explica; não substitui o padrão.</w:t>
+      </w:r>
+    </w:p>
+    <w:bookmarkEnd w:id="44"/>
+    <w:bookmarkEnd w:id="45"/>
+    <w:bookmarkStart w:id="49" w:name="requisitos-3-dados-da-conta-armazenada"/>
+    <w:p>
+      <w:pPr>
+        <w:pStyle w:val="Heading1"/>
+      </w:pPr>
+      <w:r>
+        <w:t xml:space="preserve">8. Requisitos 3 — Dados da Conta Armazenada</w:t>
+      </w:r>
+    </w:p>
+    <w:p>
+      <w:pPr>
+        <w:pStyle w:val="FirstParagraph"/>
+      </w:pPr>
+      <w:r>
+        <w:rPr>
           <w:iCs/>
-        </w:rPr>
-        <w:t xml:space="preserve"> </w:t>
-      </w:r>
-    </w:p>
-    <w:bookmarkStart w:id="32" w:name="Xf4c9a6ffa4c8ddf05f0e86e6e1805e14130104d"/>
-    <w:p>
-      <w:pPr>
-        <w:pStyle w:val="Heading2"/>
-      </w:pPr>
-      <w:r>
-        <w:t xml:space="preserve">** finalidade do requisito:** Aplicar configurações seguras em todos os componentes do sistema</w:t>
-      </w:r>
-    </w:p>
-    <w:bookmarkEnd w:id="32"/>
-    <w:bookmarkStart w:id="33" w:name="Xe8c2b0567a42cdc84d4f49dd09ba1d43bd86b08"/>
-    <w:p>
-      <w:pPr>
-        <w:pStyle w:val="Heading2"/>
-      </w:pPr>
-      <w:r>
-        <w:t xml:space="preserve">Grupo** Grupo** Significado plano** Foco de verificação** Exemplo de evidência**</w:t>
-      </w:r>
-    </w:p>
-    <w:p>
-      <w:pPr>
-        <w:pStyle w:val="FirstParagraph"/>
-      </w:pPr>
-      <w:r>
-        <w:t xml:space="preserve">2.1 Defina, atribua e documente processos e funções de configuração segura. Confirmar escopo, propriedade, design, implementação, evidência operacional, exceções, correção e reteste. Normas de configuração, inventários, escaneamentos de endurecimento, conta padrão e revisões de serviços</w:t>
-      </w:r>
-      <w:r>
-        <w:t xml:space="preserve"> </w:t>
-      </w:r>
-      <w:r>
-        <w:t xml:space="preserve">2.2 Desenvolver e aplicar padrões de configuração; remover padrões, serviços desnecessários e configurações inseguras. Confirmar escopo, propriedade, design, implementação, evidência operacional, exceções, correção e reteste. Normas de configuração, inventários, escaneamentos de endurecimento, conta padrão e revisões de serviços</w:t>
-      </w:r>
-      <w:r>
-        <w:t xml:space="preserve"> </w:t>
-      </w:r>
-      <w:r>
-        <w:t xml:space="preserve">□ 2.3 □ Ambientes sem fio seguros com padrões alterados, criptografia forte e configurações gerenciadas. Confirmar escopo, propriedade, design, implementação, evidência operacional, exceções, correção e reteste. Normas de configuração, inventários, escaneamentos de endurecimento, conta padrão e revisões de serviços</w:t>
-      </w:r>
-    </w:p>
-    <w:p>
-      <w:pPr>
-        <w:pStyle w:val="BodyText"/>
-      </w:pPr>
-      <w:r>
-        <w:t xml:space="preserve">** Nota de avaliação: ** Use o texto oficial PCI DSS v4.0.1 e o modelo de relatório aplicável para requisitos exatos, notas de aplicabilidade, procedimentos de teste, opções de resposta e documentação. Este manual explica; não substitui o padrão.</w:t>
-      </w:r>
-    </w:p>
-    <w:bookmarkEnd w:id="33"/>
-    <w:bookmarkEnd w:id="34"/>
-    <w:bookmarkStart w:id="38" w:name="requisitos-3-dados-da-conta-armazenada"/>
-    <w:p>
-      <w:pPr>
-        <w:pStyle w:val="Heading1"/>
-      </w:pPr>
-      <w:r>
-        <w:t xml:space="preserve">8. Requisitos 3 — Dados da Conta Armazenada</w:t>
-      </w:r>
-    </w:p>
-    <w:p>
-      <w:pPr>
-        <w:pStyle w:val="FirstParagraph"/>
-      </w:pPr>
-      <w:r>
-        <w:rPr>
           <w:i/>
-          <w:iCs/>
         </w:rPr>
         <w:t xml:space="preserve">Protect Dados de Conta Armazenados</w:t>
       </w:r>
       <w:r>
         <w:rPr>
+          <w:iCs/>
           <w:i/>
-          <w:iCs/>
         </w:rPr>
         <w:t xml:space="preserve"> </w:t>
       </w:r>
     </w:p>
-    <w:bookmarkStart w:id="35" w:name="Xb932c8d60de1de63bb7c26c02064b55e6f552d2"/>
+    <w:bookmarkStart w:id="46" w:name="Xb932c8d60de1de63bb7c26c02064b55e6f552d2"/>
     <w:p>
       <w:pPr>
         <w:pStyle w:val="Heading2"/>
       </w:pPr>
       <w:r>
         <w:rPr>
+          <w:bCs/>
           <w:b/>
-          <w:bCs/>
         </w:rPr>
         <w:t xml:space="preserve">Obrigatório:</w:t>
       </w:r>
@@ -2613,8 +2613,8 @@
         <w:t xml:space="preserve">Proteger Dados de Conta Armazenados</w:t>
       </w:r>
     </w:p>
-    <w:bookmarkEnd w:id="35"/>
-    <w:bookmarkStart w:id="36" w:name="X0323742b0f24b7ca2232a3e2d4b9ac48c761e0d"/>
+    <w:bookmarkEnd w:id="46"/>
+    <w:bookmarkStart w:id="47" w:name="X0323742b0f24b7ca2232a3e2d4b9ac48c761e0d"/>
     <w:p>
       <w:pPr>
         <w:pStyle w:val="Heading2"/>
@@ -2675,8 +2675,8 @@
         <w:t xml:space="preserve">** Nota de avaliação: ** Use o texto oficial PCI DSS v4.0.1 e o modelo de relatório aplicável para requisitos exatos, notas de aplicabilidade, procedimentos de teste, opções de resposta e documentação. Este manual explica; não substitui o padrão.</w:t>
       </w:r>
     </w:p>
-    <w:bookmarkEnd w:id="36"/>
-    <w:bookmarkStart w:id="37" w:name="Xb0336eda8fe109a9406e217b1574c6900d7d547"/>
+    <w:bookmarkEnd w:id="47"/>
+    <w:bookmarkStart w:id="48" w:name="Xb0336eda8fe109a9406e217b1574c6900d7d547"/>
     <w:p>
       <w:pPr>
         <w:pStyle w:val="Heading2"/>
@@ -2685,9 +2685,9 @@
         <w:t xml:space="preserve">Proibição crítica:** Dados de autenticação sensíveis não devem ser armazenados após a autorização, mesmo quando criptografados, exceto quando PCI DSS expressamente permite o emissor ou o uso de suporte de emissão.</w:t>
       </w:r>
     </w:p>
-    <w:bookmarkEnd w:id="37"/>
-    <w:bookmarkEnd w:id="38"/>
-    <w:bookmarkStart w:id="41" w:name="X526f58b2beab305d14550cc88171a20ce77971b"/>
+    <w:bookmarkEnd w:id="48"/>
+    <w:bookmarkEnd w:id="49"/>
+    <w:bookmarkStart w:id="52" w:name="X526f58b2beab305d14550cc88171a20ce77971b"/>
     <w:p>
       <w:pPr>
         <w:pStyle w:val="Heading1"/>
@@ -2702,28 +2702,28 @@
       </w:pPr>
       <w:r>
         <w:rPr>
+          <w:iCs/>
           <w:i/>
-          <w:iCs/>
         </w:rPr>
         <w:t xml:space="preserve">Proteger dados do titular do cartão com forte criptografia durante a transmissão sobre redes públicas abertas</w:t>
       </w:r>
       <w:r>
         <w:rPr>
+          <w:iCs/>
           <w:i/>
-          <w:iCs/>
         </w:rPr>
         <w:t xml:space="preserve"> </w:t>
       </w:r>
     </w:p>
-    <w:bookmarkStart w:id="39" w:name="X13202a12c05270bde46bf64fe47b01c0766164e"/>
+    <w:bookmarkStart w:id="50" w:name="X13202a12c05270bde46bf64fe47b01c0766164e"/>
     <w:p>
       <w:pPr>
         <w:pStyle w:val="Heading2"/>
       </w:pPr>
       <w:r>
         <w:rPr>
+          <w:bCs/>
           <w:b/>
-          <w:bCs/>
         </w:rPr>
         <w:t xml:space="preserve">Propósito do requisito:</w:t>
       </w:r>
@@ -2731,8 +2731,8 @@
         <w:t xml:space="preserve">Proteger dados do titular do cartão com criptografia forte durante a transmissão sobre redes públicas abertas</w:t>
       </w:r>
     </w:p>
-    <w:bookmarkEnd w:id="39"/>
-    <w:bookmarkStart w:id="40" w:name="X8b2fbda5a7426e67550b11fcc0e522c4ed9af47"/>
+    <w:bookmarkEnd w:id="50"/>
+    <w:bookmarkStart w:id="51" w:name="X8b2fbda5a7426e67550b11fcc0e522c4ed9af47"/>
     <w:p>
       <w:pPr>
         <w:pStyle w:val="Heading2"/>
@@ -2763,9 +2763,9 @@
         <w:t xml:space="preserve">** Nota de avaliação: ** Use o texto oficial PCI DSS v4.0.1 e o modelo de relatório aplicável para requisitos exatos, notas de aplicabilidade, procedimentos de teste, opções de resposta e documentação. Este manual explica; não substitui o padrão.</w:t>
       </w:r>
     </w:p>
-    <w:bookmarkEnd w:id="40"/>
-    <w:bookmarkEnd w:id="41"/>
-    <w:bookmarkStart w:id="43" w:name="requerimento-5-software-maléfico"/>
+    <w:bookmarkEnd w:id="51"/>
+    <w:bookmarkEnd w:id="52"/>
+    <w:bookmarkStart w:id="54" w:name="requerimento-5-software-maléfico"/>
     <w:p>
       <w:pPr>
         <w:pStyle w:val="Heading1"/>
@@ -2780,15 +2780,15 @@
       </w:pPr>
       <w:r>
         <w:rPr>
+          <w:iCs/>
           <w:i/>
-          <w:iCs/>
         </w:rPr>
         <w:t xml:space="preserve">Proteger todos os sistemas e redes de software malicioso</w:t>
       </w:r>
       <w:r>
         <w:rPr>
+          <w:iCs/>
           <w:i/>
-          <w:iCs/>
         </w:rPr>
         <w:t xml:space="preserve"> </w:t>
       </w:r>
@@ -2807,7 +2807,7 @@
         <w:t xml:space="preserve">□—————————————————————————————————————–</w:t>
       </w:r>
     </w:p>
-    <w:bookmarkStart w:id="42" w:name="X8facabd31040eeebe49f5c806d76a60e0b3eb1f"/>
+    <w:bookmarkStart w:id="53" w:name="X8facabd31040eeebe49f5c806d76a60e0b3eb1f"/>
     <w:p>
       <w:pPr>
         <w:pStyle w:val="Heading2"/>
@@ -2850,9 +2850,9 @@
         <w:t xml:space="preserve">** Nota de avaliação: ** Use o texto oficial PCI DSS v4.0.1 e o modelo de relatório aplicável para requisitos exatos, notas de aplicabilidade, procedimentos de teste, opções de resposta e documentação. Este manual explica; não substitui o padrão.</w:t>
       </w:r>
     </w:p>
-    <w:bookmarkEnd w:id="42"/>
-    <w:bookmarkEnd w:id="43"/>
-    <w:bookmarkStart w:id="46" w:name="exigência-6-sistemas-seguros-e-software"/>
+    <w:bookmarkEnd w:id="53"/>
+    <w:bookmarkEnd w:id="54"/>
+    <w:bookmarkStart w:id="57" w:name="exigência-6-sistemas-seguros-e-software"/>
     <w:p>
       <w:pPr>
         <w:pStyle w:val="Heading1"/>
@@ -2863,25 +2863,25 @@
     </w:p>
     <w:p>
       <w:pPr>
-        <w:pStyle w:val="Compact"/>
         <w:numPr>
           <w:ilvl w:val="0"/>
           <w:numId w:val="1010"/>
         </w:numPr>
+        <w:pStyle w:val="Compact"/>
       </w:pPr>
       <w:r>
         <w:t xml:space="preserve">Desenvolver e manter sistemas seguros e software *</w:t>
       </w:r>
     </w:p>
-    <w:bookmarkStart w:id="44" w:name="X6238a130fedaf60578e2f5d60abbe4471890213"/>
+    <w:bookmarkStart w:id="55" w:name="X6238a130fedaf60578e2f5d60abbe4471890213"/>
     <w:p>
       <w:pPr>
         <w:pStyle w:val="Heading2"/>
       </w:pPr>
       <w:r>
         <w:rPr>
+          <w:bCs/>
           <w:b/>
-          <w:bCs/>
         </w:rPr>
         <w:t xml:space="preserve">Propósito de exigência:</w:t>
       </w:r>
@@ -2889,8 +2889,8 @@
         <w:t xml:space="preserve">Desenvolva e mantenha sistemas seguros e software</w:t>
       </w:r>
     </w:p>
-    <w:bookmarkEnd w:id="44"/>
-    <w:bookmarkStart w:id="45" w:name="X2d4787e4301bd8ccb4ed5acc17c153eb3eeedb2"/>
+    <w:bookmarkEnd w:id="55"/>
+    <w:bookmarkStart w:id="56" w:name="X2d4787e4301bd8ccb4ed5acc17c153eb3eeedb2"/>
     <w:p>
       <w:pPr>
         <w:pStyle w:val="Heading2"/>
@@ -2960,9 +2960,9 @@
         <w:t xml:space="preserve">Os requisitos 6.4.3 e 11.6.1 são agora eficazes. Manter um inventário e negócio ou justificação técnica para scripts de pagamento-página, autorizá-los, garantir a sua integridade, e implantar a detecção de mudança/tamper para páginas relevantes e cabeçalhos HTTP pelo menos com a frequência necessária ou suportado pela análise de risco alvo permitida.</w:t>
       </w:r>
     </w:p>
-    <w:bookmarkEnd w:id="45"/>
-    <w:bookmarkEnd w:id="46"/>
-    <w:bookmarkStart w:id="49" w:name="exigência-7-necessidade-de-negócios"/>
+    <w:bookmarkEnd w:id="56"/>
+    <w:bookmarkEnd w:id="57"/>
+    <w:bookmarkStart w:id="60" w:name="exigência-7-necessidade-de-negócios"/>
     <w:p>
       <w:pPr>
         <w:pStyle w:val="Heading1"/>
@@ -2977,13 +2977,13 @@
       </w:pPr>
       <w:r>
         <w:rPr>
+          <w:iCs/>
           <w:i/>
-          <w:iCs/>
         </w:rPr>
         <w:t xml:space="preserve">Restringir o acesso aos componentes do sistema e dados do titular do cartão por necessidade de conhecimento do negócio</w:t>
       </w:r>
     </w:p>
-    <w:bookmarkStart w:id="47" w:name="Xba00c4ea17d252d7c48b0f96a65406c392fc9dc"/>
+    <w:bookmarkStart w:id="58" w:name="Xba00c4ea17d252d7c48b0f96a65406c392fc9dc"/>
     <w:p>
       <w:pPr>
         <w:pStyle w:val="Heading2"/>
@@ -2992,8 +2992,8 @@
         <w:t xml:space="preserve">Finalidade do requisito:** Restrinja o acesso aos componentes do sistema e aos dados do titular do cartão pela necessidade do negócio de saber</w:t>
       </w:r>
     </w:p>
-    <w:bookmarkEnd w:id="47"/>
-    <w:bookmarkStart w:id="48" w:name="X2b446e637a64e4ce3af49dce1f1246a42823207"/>
+    <w:bookmarkEnd w:id="58"/>
+    <w:bookmarkStart w:id="59" w:name="X2b446e637a64e4ce3af49dce1f1246a42823207"/>
     <w:p>
       <w:pPr>
         <w:pStyle w:val="Heading2"/>
@@ -3030,9 +3030,9 @@
         <w:t xml:space="preserve">** Nota de avaliação: ** Use o texto oficial PCI DSS v4.0.1 e o modelo de relatório aplicável para requisitos exatos, notas de aplicabilidade, procedimentos de teste, opções de resposta e documentação. Este manual explica; não substitui o padrão.</w:t>
       </w:r>
     </w:p>
-    <w:bookmarkEnd w:id="48"/>
-    <w:bookmarkEnd w:id="49"/>
-    <w:bookmarkStart w:id="53" w:name="requerimento-8-identidade-e-autenticação"/>
+    <w:bookmarkEnd w:id="59"/>
+    <w:bookmarkEnd w:id="60"/>
+    <w:bookmarkStart w:id="64" w:name="requerimento-8-identidade-e-autenticação"/>
     <w:p>
       <w:pPr>
         <w:pStyle w:val="Heading1"/>
@@ -3047,13 +3047,13 @@
       </w:pPr>
       <w:r>
         <w:rPr>
+          <w:iCs/>
           <w:i/>
-          <w:iCs/>
         </w:rPr>
         <w:t xml:space="preserve">Identifique usuários e autentique o acesso aos componentes do sistema</w:t>
       </w:r>
     </w:p>
-    <w:bookmarkStart w:id="50" w:name="Xed08bacf67186036ca0001a4154479c4890ff5b"/>
+    <w:bookmarkStart w:id="61" w:name="Xed08bacf67186036ca0001a4154479c4890ff5b"/>
     <w:p>
       <w:pPr>
         <w:pStyle w:val="Heading2"/>
@@ -3062,8 +3062,8 @@
         <w:t xml:space="preserve">** finalidade do requisito:** Identificar usuários e Autenticar o acesso aos componentes do sistema</w:t>
       </w:r>
     </w:p>
-    <w:bookmarkEnd w:id="50"/>
-    <w:bookmarkStart w:id="51" w:name="X6b1e4da0265a9b9562df2ed134d22d697c8cd6c"/>
+    <w:bookmarkEnd w:id="61"/>
+    <w:bookmarkStart w:id="62" w:name="X6b1e4da0265a9b9562df2ed134d22d697c8cd6c"/>
     <w:p>
       <w:pPr>
         <w:pStyle w:val="Heading2"/>
@@ -3118,8 +3118,8 @@
         <w:t xml:space="preserve">** Nota de avaliação: ** Use o texto oficial PCI DSS v4.0.1 e o modelo de relatório aplicável para requisitos exatos, notas de aplicabilidade, procedimentos de teste, opções de resposta e documentação. Este manual explica; não substitui o padrão.</w:t>
       </w:r>
     </w:p>
-    <w:bookmarkEnd w:id="51"/>
-    <w:bookmarkStart w:id="52" w:name="X955f9895aecb28cb68b47b7c0537a93bd98121b"/>
+    <w:bookmarkEnd w:id="62"/>
+    <w:bookmarkStart w:id="63" w:name="X955f9895aecb28cb68b47b7c0537a93bd98121b"/>
     <w:p>
       <w:pPr>
         <w:pStyle w:val="Heading2"/>
@@ -3128,9 +3128,9 @@
         <w:t xml:space="preserve">• ** Aviso de autenticação: ** O requisito 8 contém regras detalhadas para IDs exclusivos, contas inativas e encerradas, senhas/passfrases fortes, MFA, contas de serviço, fatores de autenticação e reset seguro. Verificar a aplicabilidade exata no padrão oficial.</w:t>
       </w:r>
     </w:p>
-    <w:bookmarkEnd w:id="52"/>
-    <w:bookmarkEnd w:id="53"/>
-    <w:bookmarkStart w:id="56" w:name="requerimento-9-acesso-físico"/>
+    <w:bookmarkEnd w:id="63"/>
+    <w:bookmarkEnd w:id="64"/>
+    <w:bookmarkStart w:id="67" w:name="requerimento-9-acesso-físico"/>
     <w:p>
       <w:pPr>
         <w:pStyle w:val="Heading1"/>
@@ -3141,25 +3141,25 @@
     </w:p>
     <w:p>
       <w:pPr>
-        <w:pStyle w:val="Compact"/>
         <w:numPr>
           <w:ilvl w:val="0"/>
           <w:numId w:val="1011"/>
         </w:numPr>
+        <w:pStyle w:val="Compact"/>
       </w:pPr>
       <w:r>
         <w:t xml:space="preserve">Restrinja o acesso físico aos dados do titular do cartão</w:t>
       </w:r>
     </w:p>
-    <w:bookmarkStart w:id="54" w:name="Xcf4e9f8f91919d3a083340712498e8c7f53c484"/>
+    <w:bookmarkStart w:id="65" w:name="Xcf4e9f8f91919d3a083340712498e8c7f53c484"/>
     <w:p>
       <w:pPr>
         <w:pStyle w:val="Heading2"/>
       </w:pPr>
       <w:r>
         <w:rPr>
+          <w:bCs/>
           <w:b/>
-          <w:bCs/>
         </w:rPr>
         <w:t xml:space="preserve">Obrigatório:</w:t>
       </w:r>
@@ -3170,8 +3170,8 @@
         <w:t xml:space="preserve">Restrinja o acesso físico aos dados do titular do cartão</w:t>
       </w:r>
     </w:p>
-    <w:bookmarkEnd w:id="54"/>
-    <w:bookmarkStart w:id="55" w:name="Xeea56704f3a96dda1db2a4cc20cbc453d08bcdf"/>
+    <w:bookmarkEnd w:id="65"/>
+    <w:bookmarkStart w:id="66" w:name="Xeea56704f3a96dda1db2a4cc20cbc453d08bcdf"/>
     <w:p>
       <w:pPr>
         <w:pStyle w:val="Heading2"/>
@@ -3220,9 +3220,9 @@
         <w:t xml:space="preserve">** Nota de avaliação: ** Use o texto oficial PCI DSS v4.0.1 e o modelo de relatório aplicável para requisitos exatos, notas de aplicabilidade, procedimentos de teste, opções de resposta e documentação. Este manual explica; não substitui o padrão.</w:t>
       </w:r>
     </w:p>
-    <w:bookmarkEnd w:id="55"/>
-    <w:bookmarkEnd w:id="56"/>
-    <w:bookmarkStart w:id="59" w:name="requerimento-10-registro-e-monitoramento"/>
+    <w:bookmarkEnd w:id="66"/>
+    <w:bookmarkEnd w:id="67"/>
+    <w:bookmarkStart w:id="70" w:name="requerimento-10-registro-e-monitoramento"/>
     <w:p>
       <w:pPr>
         <w:pStyle w:val="Heading1"/>
@@ -3237,28 +3237,28 @@
       </w:pPr>
       <w:r>
         <w:rPr>
+          <w:iCs/>
           <w:i/>
-          <w:iCs/>
         </w:rPr>
         <w:t xml:space="preserve">Logar e monitorar todo o acesso aos componentes do sistema e dados do titular do cartão</w:t>
       </w:r>
       <w:r>
         <w:rPr>
+          <w:iCs/>
           <w:i/>
-          <w:iCs/>
         </w:rPr>
         <w:t xml:space="preserve"> </w:t>
       </w:r>
     </w:p>
-    <w:bookmarkStart w:id="57" w:name="Xb4d63f5a416fb2a9651ec869496d10bd8a40423"/>
+    <w:bookmarkStart w:id="68" w:name="Xb4d63f5a416fb2a9651ec869496d10bd8a40423"/>
     <w:p>
       <w:pPr>
         <w:pStyle w:val="Heading2"/>
       </w:pPr>
       <w:r>
         <w:rPr>
+          <w:bCs/>
           <w:b/>
-          <w:bCs/>
         </w:rPr>
         <w:t xml:space="preserve">Requisito:</w:t>
       </w:r>
@@ -3269,8 +3269,8 @@
         <w:t xml:space="preserve">Log and Monitor All Access to System Components and Cardholder Data</w:t>
       </w:r>
     </w:p>
-    <w:bookmarkEnd w:id="57"/>
-    <w:bookmarkStart w:id="58" w:name="X9bdbecdad583a73ae2ccb25648ba60856cd1ad9"/>
+    <w:bookmarkEnd w:id="68"/>
+    <w:bookmarkStart w:id="69" w:name="X9bdbecdad583a73ae2ccb25648ba60856cd1ad9"/>
     <w:p>
       <w:pPr>
         <w:pStyle w:val="Heading2"/>
@@ -3331,9 +3331,9 @@
         <w:t xml:space="preserve">** Nota de avaliação: ** Use o texto oficial PCI DSS v4.0.1 e o modelo de relatório aplicável para requisitos exatos, notas de aplicabilidade, procedimentos de teste, opções de resposta e documentação. Este manual explica; não substitui o padrão.</w:t>
       </w:r>
     </w:p>
-    <w:bookmarkEnd w:id="58"/>
-    <w:bookmarkEnd w:id="59"/>
-    <w:bookmarkStart w:id="62" w:name="exigência-11-testes-de-segurança"/>
+    <w:bookmarkEnd w:id="69"/>
+    <w:bookmarkEnd w:id="70"/>
+    <w:bookmarkStart w:id="73" w:name="exigência-11-testes-de-segurança"/>
     <w:p>
       <w:pPr>
         <w:pStyle w:val="Heading1"/>
@@ -3344,25 +3344,25 @@
     </w:p>
     <w:p>
       <w:pPr>
-        <w:pStyle w:val="Compact"/>
         <w:numPr>
           <w:ilvl w:val="0"/>
           <w:numId w:val="1012"/>
         </w:numPr>
+        <w:pStyle w:val="Compact"/>
       </w:pPr>
       <w:r>
         <w:t xml:space="preserve">Sistemas de segurança de teste e processos regularmente *</w:t>
       </w:r>
     </w:p>
-    <w:bookmarkStart w:id="60" w:name="Xc187c1d33b5c44534cd9cfe6eacda9e67700813"/>
+    <w:bookmarkStart w:id="71" w:name="Xc187c1d33b5c44534cd9cfe6eacda9e67700813"/>
     <w:p>
       <w:pPr>
         <w:pStyle w:val="Heading2"/>
       </w:pPr>
       <w:r>
         <w:rPr>
+          <w:bCs/>
           <w:b/>
-          <w:bCs/>
         </w:rPr>
         <w:t xml:space="preserve">Objectivo do requisito:</w:t>
       </w:r>
@@ -3373,8 +3373,8 @@
         <w:t xml:space="preserve">Sistemas e processos de segurança de teste regularmente</w:t>
       </w:r>
     </w:p>
-    <w:bookmarkEnd w:id="60"/>
-    <w:bookmarkStart w:id="61" w:name="X055c42facda965ecf8d20272fab10a788a883e5"/>
+    <w:bookmarkEnd w:id="71"/>
+    <w:bookmarkStart w:id="72" w:name="X055c42facda965ecf8d20272fab10a788a883e5"/>
     <w:p>
       <w:pPr>
         <w:pStyle w:val="Heading2"/>
@@ -3443,9 +3443,9 @@
         <w:t xml:space="preserve">□————————————————————————————————————————————————————————————————————————————————————————————————————————————————————————————————————————————</w:t>
       </w:r>
     </w:p>
-    <w:bookmarkEnd w:id="61"/>
-    <w:bookmarkEnd w:id="62"/>
-    <w:bookmarkStart w:id="64" w:name="exigência-12-políticas-e-programas"/>
+    <w:bookmarkEnd w:id="72"/>
+    <w:bookmarkEnd w:id="73"/>
+    <w:bookmarkStart w:id="75" w:name="exigência-12-políticas-e-programas"/>
     <w:p>
       <w:pPr>
         <w:pStyle w:val="Heading1"/>
@@ -3476,7 +3476,7 @@
         <w:t xml:space="preserve">.———————————————————————————————————————————</w:t>
       </w:r>
     </w:p>
-    <w:bookmarkStart w:id="63" w:name="Xabd34782e51453615ce4e728c12647f785e70a6"/>
+    <w:bookmarkStart w:id="74" w:name="Xabd34782e51453615ce4e728c12647f785e70a6"/>
     <w:p>
       <w:pPr>
         <w:pStyle w:val="Heading2"/>
@@ -3568,9 +3568,9 @@
         <w:t xml:space="preserve">Figura 8. Fluxo de trabalho de resposta incidente de pagamento</w:t>
       </w:r>
     </w:p>
-    <w:bookmarkEnd w:id="63"/>
-    <w:bookmarkEnd w:id="64"/>
-    <w:bookmarkStart w:id="65" w:name="testes-de-evidência-avaliação-e-controle"/>
+    <w:bookmarkEnd w:id="74"/>
+    <w:bookmarkEnd w:id="75"/>
+    <w:bookmarkStart w:id="76" w:name="testes-de-evidência-avaliação-e-controle"/>
     <w:p>
       <w:pPr>
         <w:pStyle w:val="Heading1"/>
@@ -3581,11 +3581,11 @@
     </w:p>
     <w:p>
       <w:pPr>
-        <w:pStyle w:val="Compact"/>
         <w:numPr>
           <w:ilvl w:val="0"/>
           <w:numId w:val="1013"/>
         </w:numPr>
+        <w:pStyle w:val="Compact"/>
       </w:pPr>
       <w:r>
         <w:t xml:space="preserve">Como verificar que os requisitos PCI DSS são implementados e operacionais.*</w:t>
@@ -3692,8 +3692,8 @@
         <w:t xml:space="preserve">Reteste a correção em toda a população afetada e indicar a conclusão e limitações.</w:t>
       </w:r>
     </w:p>
-    <w:bookmarkEnd w:id="65"/>
-    <w:bookmarkStart w:id="67" w:name="testes-práticos"/>
+    <w:bookmarkEnd w:id="76"/>
+    <w:bookmarkStart w:id="78" w:name="testes-práticos"/>
     <w:p>
       <w:pPr>
         <w:pStyle w:val="Heading1"/>
@@ -3702,7 +3702,7 @@
         <w:t xml:space="preserve"># 18.1 Testes práticos</w:t>
       </w:r>
     </w:p>
-    <w:bookmarkStart w:id="66" w:name="section-1"/>
+    <w:bookmarkStart w:id="77" w:name="section-1"/>
     <w:p>
       <w:pPr>
         <w:pStyle w:val="Heading2"/>
@@ -3761,9 +3761,9 @@
         <w:t xml:space="preserve">□ Terceiros □ População completa do TPSP; amostra crítica, nova, alterada, e provedores terminados Acordo de teste, matriz de responsabilidade, status, monitoramento, funções de incidente, efeito de escopo, e saída, Inventário, contratos, COA, matriz, revisões, descobertas e prova de remoção</w:t>
       </w:r>
     </w:p>
-    <w:bookmarkEnd w:id="66"/>
-    <w:bookmarkEnd w:id="67"/>
-    <w:bookmarkStart w:id="70" w:name="Xebca4c93d18d2829a62f8ec962417a36ed60f31"/>
+    <w:bookmarkEnd w:id="77"/>
+    <w:bookmarkEnd w:id="78"/>
+    <w:bookmarkStart w:id="81" w:name="Xebca4c93d18d2829a62f8ec962417a36ed60f31"/>
     <w:p>
       <w:pPr>
         <w:pStyle w:val="Heading1"/>
@@ -3774,17 +3774,17 @@
     </w:p>
     <w:p>
       <w:pPr>
-        <w:pStyle w:val="Compact"/>
         <w:numPr>
           <w:ilvl w:val="0"/>
           <w:numId w:val="1015"/>
         </w:numPr>
+        <w:pStyle w:val="Compact"/>
       </w:pPr>
       <w:r>
         <w:t xml:space="preserve">Links oficiais, inícios rápidos seguros, evidências e limitações.*</w:t>
       </w:r>
     </w:p>
-    <w:bookmarkStart w:id="68" w:name="X4b46c8e9128bd4da305deea5771301f07091b82"/>
+    <w:bookmarkStart w:id="79" w:name="X4b46c8e9128bd4da305deea5771301f07091b82"/>
     <w:p>
       <w:pPr>
         <w:pStyle w:val="Heading2"/>
@@ -3797,8 +3797,8 @@
       </w:r>
       <w:r>
         <w:rPr>
+          <w:bCs/>
           <w:b/>
-          <w:bCs/>
         </w:rPr>
         <w:t xml:space="preserve">Ferramenta</w:t>
       </w:r>
@@ -3807,8 +3807,8 @@
       </w:r>
       <w:r>
         <w:rPr>
+          <w:bCs/>
           <w:b/>
-          <w:bCs/>
         </w:rPr>
         <w:t xml:space="preserve">Purpose</w:t>
       </w:r>
@@ -3817,8 +3817,8 @@
       </w:r>
       <w:r>
         <w:rPr>
+          <w:bCs/>
           <w:b/>
-          <w:bCs/>
         </w:rPr>
         <w:t xml:space="preserve">Possible PCI DSS support</w:t>
       </w:r>
@@ -3923,8 +3923,8 @@
         <w:t xml:space="preserve">□———————————————————————————————————————————————————————————————————————————————————————————-</w:t>
       </w:r>
     </w:p>
-    <w:bookmarkEnd w:id="68"/>
-    <w:bookmarkStart w:id="69" w:name="validação-da-ferramenta"/>
+    <w:bookmarkEnd w:id="79"/>
+    <w:bookmarkStart w:id="80" w:name="validação-da-ferramenta"/>
     <w:p>
       <w:pPr>
         <w:pStyle w:val="Heading2"/>
@@ -4010,9 +4010,9 @@
         <w:t xml:space="preserve">Revalidar após alterações, atualizações, alterações de integração ou falhas.</w:t>
       </w:r>
     </w:p>
-    <w:bookmarkEnd w:id="69"/>
-    <w:bookmarkEnd w:id="70"/>
-    <w:bookmarkStart w:id="71" w:name="assistente-do-ciso"/>
+    <w:bookmarkEnd w:id="80"/>
+    <w:bookmarkEnd w:id="81"/>
+    <w:bookmarkStart w:id="82" w:name="assistente-do-ciso"/>
     <w:p>
       <w:pPr>
         <w:pStyle w:val="Heading1"/>
@@ -4062,8 +4062,8 @@
         <w:t xml:space="preserve">Criar um comerciante fictício, mapear cinco grupos de exigência, atribuir proprietários, anexar evidências higienizadas, e rastrear uma lacuna através de reteste.</w:t>
       </w:r>
     </w:p>
-    <w:bookmarkEnd w:id="71"/>
-    <w:bookmarkStart w:id="72" w:name="evidência-e-limitação"/>
+    <w:bookmarkEnd w:id="82"/>
+    <w:bookmarkStart w:id="83" w:name="evidência-e-limitação"/>
     <w:p>
       <w:pPr>
         <w:pStyle w:val="Heading1"/>
@@ -4080,8 +4080,8 @@
         <w:t xml:space="preserve">Manter autorização, finalidade, população alvo completa, versões, configuração, resultado bruto, revisor, decisão, ação corretiva, exceção e reteste. Proteja resultados contendo PAN, credenciais, arquitetura, identidades ou vulnerabilidades. Nunca coloque dados reais de conta em uma ferramenta não aprovada.</w:t>
       </w:r>
     </w:p>
-    <w:bookmarkEnd w:id="72"/>
-    <w:bookmarkStart w:id="74" w:name="wazuh"/>
+    <w:bookmarkEnd w:id="83"/>
+    <w:bookmarkStart w:id="85" w:name="wazuh"/>
     <w:p>
       <w:pPr>
         <w:pStyle w:val="Heading1"/>
@@ -4108,7 +4108,7 @@
       <w:r>
         <w:t xml:space="preserve"> </w:t>
       </w:r>
-      <w:hyperlink r:id="rId73">
+      <w:hyperlink r:id="rId84">
         <w:r>
           <w:rPr>
             <w:rStyle w:val="Hyperlink"/>
@@ -4139,8 +4139,8 @@
         <w:t xml:space="preserve">Conecte um endpoint de laboratório autorizado, gere um evento inofensivo, reveja o alerta e mantenha o evento, regra, revisão e ticket.</w:t>
       </w:r>
     </w:p>
-    <w:bookmarkEnd w:id="74"/>
-    <w:bookmarkStart w:id="77" w:name="evidência-e-limitação-1"/>
+    <w:bookmarkEnd w:id="85"/>
+    <w:bookmarkStart w:id="88" w:name="evidência-e-limitação-1"/>
     <w:p>
       <w:pPr>
         <w:pStyle w:val="Heading1"/>
@@ -4157,7 +4157,7 @@
         <w:t xml:space="preserve">Manter autorização, finalidade, população alvo completa, versões, configuração, resultado bruto, revisor, decisão, ação corretiva, exceção e reteste. Proteja resultados contendo PAN, credenciais, arquitetura, identidades ou vulnerabilidades. Nunca coloque dados reais de conta em uma ferramenta não aprovada.</w:t>
       </w:r>
     </w:p>
-    <w:bookmarkStart w:id="76" w:name="osquery"/>
+    <w:bookmarkStart w:id="87" w:name="osquery"/>
     <w:p>
       <w:pPr>
         <w:pStyle w:val="Heading2"/>
@@ -4184,7 +4184,7 @@
       <w:r>
         <w:t xml:space="preserve"> </w:t>
       </w:r>
-      <w:hyperlink r:id="rId75">
+      <w:hyperlink r:id="rId86">
         <w:r>
           <w:rPr>
             <w:rStyle w:val="Hyperlink"/>
@@ -4209,9 +4209,9 @@
         <w:t xml:space="preserve">Consultar usuários de laboratório, software, serviços, criptografia ou processos; reter consulta, população host, tempo, saída e revisão.</w:t>
       </w:r>
     </w:p>
-    <w:bookmarkEnd w:id="76"/>
-    <w:bookmarkEnd w:id="77"/>
-    <w:bookmarkStart w:id="80" w:name="evidência-e-limitação-2"/>
+    <w:bookmarkEnd w:id="87"/>
+    <w:bookmarkEnd w:id="88"/>
+    <w:bookmarkStart w:id="91" w:name="evidência-e-limitação-2"/>
     <w:p>
       <w:pPr>
         <w:pStyle w:val="Heading1"/>
@@ -4228,7 +4228,7 @@
         <w:t xml:space="preserve">Manter autorização, finalidade, população alvo completa, versões, configuração, resultado bruto, revisor, decisão, ação corretiva, exceção e reteste. Proteja resultados contendo PAN, credenciais, arquitetura, identidades ou vulnerabilidades. Nunca coloque dados reais de conta em uma ferramenta não aprovada.</w:t>
       </w:r>
     </w:p>
-    <w:bookmarkStart w:id="79" w:name="openscap"/>
+    <w:bookmarkStart w:id="90" w:name="openscap"/>
     <w:p>
       <w:pPr>
         <w:pStyle w:val="Heading2"/>
@@ -4255,7 +4255,7 @@
       <w:r>
         <w:t xml:space="preserve"> </w:t>
       </w:r>
-      <w:hyperlink r:id="rId78">
+      <w:hyperlink r:id="rId89">
         <w:r>
           <w:rPr>
             <w:rStyle w:val="Hyperlink"/>
@@ -4280,9 +4280,9 @@
         <w:t xml:space="preserve">Avaliar um laboratório Linux aprovado contra um perfil adequado, corrigir uma configuração aprovada e comparar relatórios.</w:t>
       </w:r>
     </w:p>
-    <w:bookmarkEnd w:id="79"/>
-    <w:bookmarkEnd w:id="80"/>
-    <w:bookmarkStart w:id="81" w:name="evidência-e-limitação-3"/>
+    <w:bookmarkEnd w:id="90"/>
+    <w:bookmarkEnd w:id="91"/>
+    <w:bookmarkStart w:id="92" w:name="evidência-e-limitação-3"/>
     <w:p>
       <w:pPr>
         <w:pStyle w:val="Heading1"/>
@@ -4299,8 +4299,8 @@
         <w:t xml:space="preserve">Manter autorização, finalidade, população alvo completa, versões, configuração, resultado bruto, revisor, decisão, ação corretiva, exceção e reteste. Proteja resultados contendo PAN, credenciais, arquitetura, identidades ou vulnerabilidades. Nunca coloque dados reais de conta em uma ferramenta não aprovada.</w:t>
       </w:r>
     </w:p>
-    <w:bookmarkEnd w:id="81"/>
-    <w:bookmarkStart w:id="83" w:name="greenbone-community-edition"/>
+    <w:bookmarkEnd w:id="92"/>
+    <w:bookmarkStart w:id="94" w:name="greenbone-community-edition"/>
     <w:p>
       <w:pPr>
         <w:pStyle w:val="Heading1"/>
@@ -4323,15 +4323,15 @@
       </w:pPr>
       <w:r>
         <w:rPr>
+          <w:bCs/>
           <w:b/>
-          <w:bCs/>
         </w:rPr>
         <w:t xml:space="preserve">Documentação oficial:</w:t>
       </w:r>
       <w:r>
         <w:t xml:space="preserve"> </w:t>
       </w:r>
-      <w:hyperlink r:id="rId82">
+      <w:hyperlink r:id="rId93">
         <w:r>
           <w:rPr>
             <w:rStyle w:val="Hyperlink"/>
@@ -4356,8 +4356,8 @@
         <w:t xml:space="preserve">Analisar apenas um alvo de laboratório aprovado, validar um achado, corrigi-lo, rescan, e cobertura de documentos e limites.</w:t>
       </w:r>
     </w:p>
-    <w:bookmarkEnd w:id="83"/>
-    <w:bookmarkStart w:id="86" w:name="evidência-e-limitação-4"/>
+    <w:bookmarkEnd w:id="94"/>
+    <w:bookmarkStart w:id="97" w:name="evidência-e-limitação-4"/>
     <w:p>
       <w:pPr>
         <w:pStyle w:val="Heading1"/>
@@ -4374,7 +4374,7 @@
         <w:t xml:space="preserve">Manter autorização, finalidade, população alvo completa, versões, configuração, resultado bruto, revisor, decisão, ação corretiva, exceção e reteste. Proteja resultados contendo PAN, credenciais, arquitetura, identidades ou vulnerabilidades. Nunca coloque dados reais de conta em uma ferramenta não aprovada.</w:t>
       </w:r>
     </w:p>
-    <w:bookmarkStart w:id="85" w:name="nmap"/>
+    <w:bookmarkStart w:id="96" w:name="nmap"/>
     <w:p>
       <w:pPr>
         <w:pStyle w:val="Heading2"/>
@@ -4401,7 +4401,7 @@
       <w:r>
         <w:t xml:space="preserve"> </w:t>
       </w:r>
-      <w:hyperlink r:id="rId84">
+      <w:hyperlink r:id="rId95">
         <w:r>
           <w:rPr>
             <w:rStyle w:val="Hyperlink"/>
@@ -4426,9 +4426,9 @@
         <w:t xml:space="preserve">Analise um pequeno intervalo de laboratório autorizado, compare serviços observados com o inventário, e escopo de registro e aprovação.</w:t>
       </w:r>
     </w:p>
-    <w:bookmarkEnd w:id="85"/>
-    <w:bookmarkEnd w:id="86"/>
-    <w:bookmarkStart w:id="87" w:name="evidência-e-limitação-5"/>
+    <w:bookmarkEnd w:id="96"/>
+    <w:bookmarkEnd w:id="97"/>
+    <w:bookmarkStart w:id="98" w:name="evidência-e-limitação-5"/>
     <w:p>
       <w:pPr>
         <w:pStyle w:val="Heading1"/>
@@ -4445,8 +4445,8 @@
         <w:t xml:space="preserve">Manter autorização, finalidade, população alvo completa, versões, configuração, resultado bruto, revisor, decisão, ação corretiva, exceção e reteste. Proteja resultados contendo PAN, credenciais, arquitetura, identidades ou vulnerabilidades. Nunca coloque dados reais de conta em uma ferramenta não aprovada.</w:t>
       </w:r>
     </w:p>
-    <w:bookmarkEnd w:id="87"/>
-    <w:bookmarkStart w:id="89" w:name="trivy"/>
+    <w:bookmarkEnd w:id="98"/>
+    <w:bookmarkStart w:id="100" w:name="trivy"/>
     <w:p>
       <w:pPr>
         <w:pStyle w:val="Heading1"/>
@@ -4473,7 +4473,7 @@
       <w:r>
         <w:t xml:space="preserve"> </w:t>
       </w:r>
-      <w:hyperlink r:id="rId88">
+      <w:hyperlink r:id="rId99">
         <w:r>
           <w:rPr>
             <w:rStyle w:val="Hyperlink"/>
@@ -4504,8 +4504,8 @@
         <w:t xml:space="preserve">Examine uma imagem de laboratório ou repositório de testes, proteja a saída, valide um achado, corrija-o e verifique novamente.</w:t>
       </w:r>
     </w:p>
-    <w:bookmarkEnd w:id="89"/>
-    <w:bookmarkStart w:id="90" w:name="evidência-e-limitação-6"/>
+    <w:bookmarkEnd w:id="100"/>
+    <w:bookmarkStart w:id="101" w:name="evidência-e-limitação-6"/>
     <w:p>
       <w:pPr>
         <w:pStyle w:val="Heading1"/>
@@ -4522,8 +4522,8 @@
         <w:t xml:space="preserve">Manter autorização, finalidade, população alvo completa, versões, configuração, resultado bruto, revisor, decisão, ação corretiva, exceção e reteste. Proteja resultados contendo PAN, credenciais, arquitetura, identidades ou vulnerabilidades. Nunca coloque dados reais de conta em uma ferramenta não aprovada.</w:t>
       </w:r>
     </w:p>
-    <w:bookmarkEnd w:id="90"/>
-    <w:bookmarkStart w:id="92" w:name="owasp-zap"/>
+    <w:bookmarkEnd w:id="101"/>
+    <w:bookmarkStart w:id="103" w:name="owasp-zap"/>
     <w:p>
       <w:pPr>
         <w:pStyle w:val="Heading1"/>
@@ -4550,7 +4550,7 @@
       <w:r>
         <w:t xml:space="preserve"> </w:t>
       </w:r>
-      <w:hyperlink r:id="rId91">
+      <w:hyperlink r:id="rId102">
         <w:r>
           <w:rPr>
             <w:rStyle w:val="Hyperlink"/>
@@ -4581,8 +4581,8 @@
         <w:t xml:space="preserve">Proxy uma aplicação de treinamento local, começar com análise passiva, validar um resultado, e manter escopo e evidência.</w:t>
       </w:r>
     </w:p>
-    <w:bookmarkEnd w:id="92"/>
-    <w:bookmarkStart w:id="93" w:name="evidência-e-limitação-7"/>
+    <w:bookmarkEnd w:id="103"/>
+    <w:bookmarkStart w:id="104" w:name="evidência-e-limitação-7"/>
     <w:p>
       <w:pPr>
         <w:pStyle w:val="Heading1"/>
@@ -4599,8 +4599,8 @@
         <w:t xml:space="preserve">Manter autorização, finalidade, população alvo completa, versões, configuração, resultado bruto, revisor, decisão, ação corretiva, exceção e reteste. Proteja resultados contendo PAN, credenciais, arquitetura, identidades ou vulnerabilidades. Nunca coloque dados reais de conta em uma ferramenta não aprovada.</w:t>
       </w:r>
     </w:p>
-    <w:bookmarkEnd w:id="93"/>
-    <w:bookmarkStart w:id="95" w:name="modsecurity-owasp-crs"/>
+    <w:bookmarkEnd w:id="104"/>
+    <w:bookmarkStart w:id="106" w:name="modsecurity-owasp-crs"/>
     <w:p>
       <w:pPr>
         <w:pStyle w:val="Heading1"/>
@@ -4627,7 +4627,7 @@
       <w:r>
         <w:t xml:space="preserve"> </w:t>
       </w:r>
-      <w:hyperlink r:id="rId94">
+      <w:hyperlink r:id="rId105">
         <w:r>
           <w:rPr>
             <w:rStyle w:val="Hyperlink"/>
@@ -4658,8 +4658,8 @@
         <w:t xml:space="preserve">Implantar apenas em um laboratório, regra de registro versão e modo, testar uma solicitação inofensiva, sintonizar um falso positivo, e preservar a aprovação de mudança.</w:t>
       </w:r>
     </w:p>
-    <w:bookmarkEnd w:id="95"/>
-    <w:bookmarkStart w:id="96" w:name="evidência-e-limitação-8"/>
+    <w:bookmarkEnd w:id="106"/>
+    <w:bookmarkStart w:id="107" w:name="evidência-e-limitação-8"/>
     <w:p>
       <w:pPr>
         <w:pStyle w:val="Heading1"/>
@@ -4676,8 +4676,8 @@
         <w:t xml:space="preserve">Manter autorização, finalidade, população alvo completa, versões, configuração, resultado bruto, revisor, decisão, ação corretiva, exceção e reteste. Proteja resultados contendo PAN, credenciais, arquitetura, identidades ou vulnerabilidades. Nunca coloque dados reais de conta em uma ferramenta não aprovada.</w:t>
       </w:r>
     </w:p>
-    <w:bookmarkEnd w:id="96"/>
-    <w:bookmarkStart w:id="98" w:name="suricata"/>
+    <w:bookmarkEnd w:id="107"/>
+    <w:bookmarkStart w:id="109" w:name="suricata"/>
     <w:p>
       <w:pPr>
         <w:pStyle w:val="Heading1"/>
@@ -4700,15 +4700,15 @@
       </w:pPr>
       <w:r>
         <w:rPr>
+          <w:bCs/>
           <w:b/>
-          <w:bCs/>
         </w:rPr>
         <w:t xml:space="preserve">Documentação oficial:</w:t>
       </w:r>
       <w:r>
         <w:t xml:space="preserve"> </w:t>
       </w:r>
-      <w:hyperlink r:id="rId97">
+      <w:hyperlink r:id="rId108">
         <w:r>
           <w:rPr>
             <w:rStyle w:val="Hyperlink"/>
@@ -4733,8 +4733,8 @@
         <w:t xml:space="preserve">Monitore um segmento de laboratório isolado, desencadeie um alerta de teste inofensivo e regra de documento, fonte de tráfego, alerta, revisão e resposta.</w:t>
       </w:r>
     </w:p>
-    <w:bookmarkEnd w:id="98"/>
-    <w:bookmarkStart w:id="99" w:name="evidência-e-limitação-9"/>
+    <w:bookmarkEnd w:id="109"/>
+    <w:bookmarkStart w:id="110" w:name="evidência-e-limitação-9"/>
     <w:p>
       <w:pPr>
         <w:pStyle w:val="Heading1"/>
@@ -4751,8 +4751,8 @@
         <w:t xml:space="preserve">Manter autorização, finalidade, população alvo completa, versões, configuração, resultado bruto, revisor, decisão, ação corretiva, exceção e reteste. Proteja resultados contendo PAN, credenciais, arquitetura, identidades ou vulnerabilidades. Nunca coloque dados reais de conta em uma ferramenta não aprovada.</w:t>
       </w:r>
     </w:p>
-    <w:bookmarkEnd w:id="99"/>
-    <w:bookmarkStart w:id="101" w:name="keycloak"/>
+    <w:bookmarkEnd w:id="110"/>
+    <w:bookmarkStart w:id="112" w:name="keycloak"/>
     <w:p>
       <w:pPr>
         <w:pStyle w:val="Heading1"/>
@@ -4779,7 +4779,7 @@
       <w:r>
         <w:t xml:space="preserve"> </w:t>
       </w:r>
-      <w:hyperlink r:id="rId100">
+      <w:hyperlink r:id="rId111">
         <w:r>
           <w:rPr>
             <w:rStyle w:val="Hyperlink"/>
@@ -4804,8 +4804,8 @@
         <w:t xml:space="preserve">Crie um reino de laboratório, papéis, usuários e MFA; teste menos privilégio, acesso falhado, revisão e terminação.</w:t>
       </w:r>
     </w:p>
-    <w:bookmarkEnd w:id="101"/>
-    <w:bookmarkStart w:id="102" w:name="evidência-e-limitação-10"/>
+    <w:bookmarkEnd w:id="112"/>
+    <w:bookmarkStart w:id="113" w:name="evidência-e-limitação-10"/>
     <w:p>
       <w:pPr>
         <w:pStyle w:val="Heading1"/>
@@ -4822,8 +4822,8 @@
         <w:t xml:space="preserve">Manter autorização, finalidade, população alvo completa, versões, configuração, resultado bruto, revisor, decisão, ação corretiva, exceção e reteste. Proteja resultados contendo PAN, credenciais, arquitetura, identidades ou vulnerabilidades. Nunca coloque dados reais de conta em uma ferramenta não aprovada.</w:t>
       </w:r>
     </w:p>
-    <w:bookmarkEnd w:id="102"/>
-    <w:bookmarkStart w:id="104" w:name="defectdojo"/>
+    <w:bookmarkEnd w:id="113"/>
+    <w:bookmarkStart w:id="115" w:name="defectdojo"/>
     <w:p>
       <w:pPr>
         <w:pStyle w:val="Heading1"/>
@@ -4846,15 +4846,15 @@
       </w:pPr>
       <w:r>
         <w:rPr>
+          <w:bCs/>
           <w:b/>
-          <w:bCs/>
         </w:rPr>
         <w:t xml:space="preserve">Documentação oficial:</w:t>
       </w:r>
       <w:r>
         <w:t xml:space="preserve"> </w:t>
       </w:r>
-      <w:hyperlink r:id="rId103">
+      <w:hyperlink r:id="rId114">
         <w:r>
           <w:rPr>
             <w:rStyle w:val="Hyperlink"/>
@@ -4879,8 +4879,8 @@
         <w:t xml:space="preserve">Importar um exame de laboratório, validar e atribuir um achado, remediação de registro, reteste, e fechar com evidências.</w:t>
       </w:r>
     </w:p>
-    <w:bookmarkEnd w:id="104"/>
-    <w:bookmarkStart w:id="106" w:name="evidência-e-limitação-11"/>
+    <w:bookmarkEnd w:id="115"/>
+    <w:bookmarkStart w:id="117" w:name="evidência-e-limitação-11"/>
     <w:p>
       <w:pPr>
         <w:pStyle w:val="Heading1"/>
@@ -4923,7 +4923,7 @@
       <w:r>
         <w:t xml:space="preserve"> </w:t>
       </w:r>
-      <w:hyperlink r:id="rId105">
+      <w:hyperlink r:id="rId116">
         <w:r>
           <w:rPr>
             <w:rStyle w:val="Hyperlink"/>
@@ -4954,8 +4954,8 @@
         <w:t xml:space="preserve">Crie uma linha de base em um host de laboratório descartável, faça uma alteração de arquivo autorizada, reveja o alerta, restaure e documente o processo.</w:t>
       </w:r>
     </w:p>
-    <w:bookmarkEnd w:id="106"/>
-    <w:bookmarkStart w:id="107" w:name="evidência-e-limitação-12"/>
+    <w:bookmarkEnd w:id="117"/>
+    <w:bookmarkStart w:id="118" w:name="evidência-e-limitação-12"/>
     <w:p>
       <w:pPr>
         <w:pStyle w:val="Heading1"/>
@@ -4972,8 +4972,8 @@
         <w:t xml:space="preserve">Manter autorização, finalidade, população alvo completa, versões, configuração, resultado bruto, revisor, decisão, ação corretiva, exceção e reteste. Proteja resultados contendo PAN, credenciais, arquitetura, identidades ou vulnerabilidades. Nunca coloque dados reais de conta em uma ferramenta não aprovada.</w:t>
       </w:r>
     </w:p>
-    <w:bookmarkEnd w:id="107"/>
-    <w:bookmarkStart w:id="109" w:name="open-policy-agent"/>
+    <w:bookmarkEnd w:id="118"/>
+    <w:bookmarkStart w:id="120" w:name="open-policy-agent"/>
     <w:p>
       <w:pPr>
         <w:pStyle w:val="Heading1"/>
@@ -4996,15 +4996,15 @@
       </w:pPr>
       <w:r>
         <w:rPr>
+          <w:bCs/>
           <w:b/>
-          <w:bCs/>
         </w:rPr>
         <w:t xml:space="preserve">Documentação oficial:</w:t>
       </w:r>
       <w:r>
         <w:t xml:space="preserve"> </w:t>
       </w:r>
-      <w:hyperlink r:id="rId108">
+      <w:hyperlink r:id="rId119">
         <w:r>
           <w:rPr>
             <w:rStyle w:val="Hyperlink"/>
@@ -5029,8 +5029,8 @@
         <w:t xml:space="preserve">Crie uma política de laboratório que negue a implantação sem proprietário, classificação, rede aprovada e status de verificação de segurança.</w:t>
       </w:r>
     </w:p>
-    <w:bookmarkEnd w:id="109"/>
-    <w:bookmarkStart w:id="110" w:name="evidência-e-limitação-13"/>
+    <w:bookmarkEnd w:id="120"/>
+    <w:bookmarkStart w:id="121" w:name="evidência-e-limitação-13"/>
     <w:p>
       <w:pPr>
         <w:pStyle w:val="Heading1"/>
@@ -5047,8 +5047,8 @@
         <w:t xml:space="preserve">Manter autorização, finalidade, população alvo completa, versões, configuração, resultado bruto, revisor, decisão, ação corretiva, exceção e reteste. Proteja resultados contendo PAN, credenciais, arquitetura, identidades ou vulnerabilidades. Nunca coloque dados reais de conta em uma ferramenta não aprovada.</w:t>
       </w:r>
     </w:p>
-    <w:bookmarkEnd w:id="110"/>
-    <w:bookmarkStart w:id="111" w:name="pci-dss-playbook-do-gerente"/>
+    <w:bookmarkEnd w:id="121"/>
+    <w:bookmarkStart w:id="122" w:name="pci-dss-playbook-do-gerente"/>
     <w:p>
       <w:pPr>
         <w:pStyle w:val="Heading1"/>
@@ -5063,14 +5063,14 @@
       </w:pPr>
       <w:r>
         <w:rPr>
+          <w:iCs/>
           <w:i/>
-          <w:iCs/>
         </w:rPr>
         <w:t xml:space="preserve">Perguntas, painéis, propriedade e decisões os gerentes devem controlar.</w:t>
       </w:r>
     </w:p>
-    <w:bookmarkEnd w:id="111"/>
-    <w:bookmarkStart w:id="112" w:name="perguntas-mensais"/>
+    <w:bookmarkEnd w:id="122"/>
+    <w:bookmarkStart w:id="123" w:name="perguntas-mensais"/>
     <w:p>
       <w:pPr>
         <w:pStyle w:val="Heading1"/>
@@ -5143,8 +5143,8 @@
         <w:t xml:space="preserve">Que limitações ou exceções não resolvidas devem a liderança e a entidade aceitante saber?</w:t>
       </w:r>
     </w:p>
-    <w:bookmarkEnd w:id="112"/>
-    <w:bookmarkStart w:id="114" w:name="painel"/>
+    <w:bookmarkEnd w:id="123"/>
+    <w:bookmarkStart w:id="125" w:name="painel"/>
     <w:p>
       <w:pPr>
         <w:pStyle w:val="Heading1"/>
@@ -5153,7 +5153,7 @@
         <w:t xml:space="preserve"># 20.2 Painel</w:t>
       </w:r>
     </w:p>
-    <w:bookmarkStart w:id="113" w:name="section-2"/>
+    <w:bookmarkStart w:id="124" w:name="section-2"/>
     <w:p>
       <w:pPr>
         <w:pStyle w:val="Heading2"/>
@@ -5212,9 +5212,9 @@
         <w:t xml:space="preserve">• Resposta • Os incidentes de pagamento são testados, intensificados, preservados, comunicados e melhorados? Verde / Amarelo / Vermelho</w:t>
       </w:r>
     </w:p>
-    <w:bookmarkEnd w:id="113"/>
-    <w:bookmarkEnd w:id="114"/>
-    <w:bookmarkStart w:id="115" w:name="do-iniciante-ao-analista-júnior-pci"/>
+    <w:bookmarkEnd w:id="124"/>
+    <w:bookmarkEnd w:id="125"/>
+    <w:bookmarkStart w:id="126" w:name="do-iniciante-ao-analista-júnior-pci"/>
     <w:p>
       <w:pPr>
         <w:pStyle w:val="Heading1"/>
@@ -5225,11 +5225,11 @@
     </w:p>
     <w:p>
       <w:pPr>
-        <w:pStyle w:val="Compact"/>
         <w:numPr>
           <w:ilvl w:val="0"/>
           <w:numId w:val="1017"/>
         </w:numPr>
+        <w:pStyle w:val="Compact"/>
       </w:pPr>
       <w:r>
         <w:t xml:space="preserve">Um caminho seguro e honesto para o trabalho de conformidade pagamento-segurança.*</w:t>
@@ -5254,8 +5254,8 @@
       </w:pPr>
       <w:r>
         <w:rPr>
+          <w:bCs/>
           <w:b/>
-          <w:bCs/>
         </w:rPr>
         <w:t xml:space="preserve">Analista de conformidade do PCI Júnior</w:t>
       </w:r>
@@ -5314,14 +5314,14 @@
       </w:pPr>
       <w:r>
         <w:rPr>
+          <w:bCs/>
           <w:b/>
-          <w:bCs/>
         </w:rPr>
         <w:t xml:space="preserve">Analista de segurança de pagamento</w:t>
       </w:r>
     </w:p>
-    <w:bookmarkEnd w:id="115"/>
-    <w:bookmarkStart w:id="116" w:name="típico-trabalho-júnior"/>
+    <w:bookmarkEnd w:id="126"/>
+    <w:bookmarkStart w:id="127" w:name="típico-trabalho-júnior"/>
     <w:p>
       <w:pPr>
         <w:pStyle w:val="Heading1"/>
@@ -5407,8 +5407,8 @@
         <w:t xml:space="preserve">Proteja os dados da conta e siga os limites da autorização.</w:t>
       </w:r>
     </w:p>
-    <w:bookmarkEnd w:id="116"/>
-    <w:bookmarkStart w:id="117" w:name="laboratório-fictício-e-portfólio"/>
+    <w:bookmarkEnd w:id="127"/>
+    <w:bookmarkStart w:id="128" w:name="laboratório-fictício-e-portfólio"/>
     <w:p>
       <w:pPr>
         <w:pStyle w:val="Heading1"/>
@@ -5419,11 +5419,11 @@
     </w:p>
     <w:p>
       <w:pPr>
-        <w:pStyle w:val="Compact"/>
         <w:numPr>
           <w:ilvl w:val="0"/>
           <w:numId w:val="1019"/>
         </w:numPr>
+        <w:pStyle w:val="Compact"/>
       </w:pPr>
       <w:r>
         <w:t xml:space="preserve">Um ambiente de prática completo usando dados sintéticos e sistemas de laboratório autorizados.*</w:t>
@@ -5437,8 +5437,8 @@
         <w:t xml:space="preserve">Harbor Light Market é um comerciante fictício com uma página de pagamento hospedada, dois terminais de ponto de venda, um call center, colaboração em nuvem, um provedor de serviços gerenciado e um processador fictício. Todos os números de conta, pessoas, sistemas, alertas e fornecedores são dados de teste inventados ou aprovados.</w:t>
       </w:r>
     </w:p>
-    <w:bookmarkEnd w:id="117"/>
-    <w:bookmarkStart w:id="118" w:name="projeto-1---âmbito-de-aplicação"/>
+    <w:bookmarkEnd w:id="128"/>
+    <w:bookmarkStart w:id="129" w:name="projeto-1---âmbito-de-aplicação"/>
     <w:p>
       <w:pPr>
         <w:pStyle w:val="Heading1"/>
@@ -5455,8 +5455,8 @@
         <w:t xml:space="preserve">Mapa canais, dados de conta, CDE, sistemas conectados, sistemas de impacto de segurança, fornecedores e segmentação.</w:t>
       </w:r>
     </w:p>
-    <w:bookmarkEnd w:id="118"/>
-    <w:bookmarkStart w:id="119" w:name="projeto-2-requisitos"/>
+    <w:bookmarkEnd w:id="129"/>
+    <w:bookmarkStart w:id="130" w:name="projeto-2-requisitos"/>
     <w:p>
       <w:pPr>
         <w:pStyle w:val="Heading1"/>
@@ -5473,8 +5473,8 @@
         <w:t xml:space="preserve">Criar uma responsabilidade de 12 requisitos e matriz de provas.</w:t>
       </w:r>
     </w:p>
-    <w:bookmarkEnd w:id="119"/>
-    <w:bookmarkStart w:id="120" w:name="projeto-3-dados"/>
+    <w:bookmarkEnd w:id="130"/>
+    <w:bookmarkStart w:id="131" w:name="projeto-3-dados"/>
     <w:p>
       <w:pPr>
         <w:pStyle w:val="Heading1"/>
@@ -5491,8 +5491,8 @@
         <w:t xml:space="preserve">Execute um exercício sintético de descoberta de dados e retenção de documentos, exclusão e proteção PAN.</w:t>
       </w:r>
     </w:p>
-    <w:bookmarkEnd w:id="120"/>
-    <w:bookmarkStart w:id="121" w:name="projeto-4-acesso"/>
+    <w:bookmarkEnd w:id="131"/>
+    <w:bookmarkStart w:id="132" w:name="projeto-4-acesso"/>
     <w:p>
       <w:pPr>
         <w:pStyle w:val="Heading1"/>
@@ -5509,8 +5509,8 @@
         <w:t xml:space="preserve">Teste o joiner fictício, movedor, leaver, privilegiado, serviço-conta, e provas MFA.</w:t>
       </w:r>
     </w:p>
-    <w:bookmarkEnd w:id="121"/>
-    <w:bookmarkStart w:id="122" w:name="projeto-5-vulnerabilidades"/>
+    <w:bookmarkEnd w:id="132"/>
+    <w:bookmarkStart w:id="133" w:name="projeto-5-vulnerabilidades"/>
     <w:p>
       <w:pPr>
         <w:pStyle w:val="Heading1"/>
@@ -5527,8 +5527,8 @@
         <w:t xml:space="preserve">Execute um exame de laboratório autorizado, valide, corrija, rescan, e explique por que ASV evidência é separada.</w:t>
       </w:r>
     </w:p>
-    <w:bookmarkEnd w:id="122"/>
-    <w:bookmarkStart w:id="123" w:name="projeto-6-comércio-eletrônico"/>
+    <w:bookmarkEnd w:id="133"/>
+    <w:bookmarkStart w:id="134" w:name="projeto-6-comércio-eletrônico"/>
     <w:p>
       <w:pPr>
         <w:pStyle w:val="Heading1"/>
@@ -5545,8 +5545,8 @@
         <w:t xml:space="preserve">Inventário scripts de pagamento sintéticos, justificar e autorizá-los, validar a integridade e testar um alerta de mudança inofensivo.</w:t>
       </w:r>
     </w:p>
-    <w:bookmarkEnd w:id="123"/>
-    <w:bookmarkStart w:id="124" w:name="projeto-7-incidente"/>
+    <w:bookmarkEnd w:id="134"/>
+    <w:bookmarkStart w:id="135" w:name="projeto-7-incidente"/>
     <w:p>
       <w:pPr>
         <w:pStyle w:val="Heading1"/>
@@ -5563,8 +5563,8 @@
         <w:t xml:space="preserve">Execute uma tabela envolvendo PAN inesperado e um script de pagamento alterado; preserve fatos, aumente, contenha, recupere e melhore.</w:t>
       </w:r>
     </w:p>
-    <w:bookmarkEnd w:id="124"/>
-    <w:bookmarkStart w:id="126" w:name="projeto-8-relatório-de-gestão"/>
+    <w:bookmarkEnd w:id="135"/>
+    <w:bookmarkStart w:id="137" w:name="projeto-8-relatório-de-gestão"/>
     <w:p>
       <w:pPr>
         <w:pStyle w:val="Heading1"/>
@@ -5597,11 +5597,11 @@
     </w:p>
     <w:p>
       <w:pPr>
-        <w:pStyle w:val="Compact"/>
         <w:numPr>
           <w:ilvl w:val="0"/>
           <w:numId w:val="1020"/>
         </w:numPr>
+        <w:pStyle w:val="Compact"/>
       </w:pPr>
       <w:r>
         <w:t xml:space="preserve">Plano de Aprendizagem de Trinta Dias</w:t>
@@ -5609,17 +5609,17 @@
     </w:p>
     <w:p>
       <w:pPr>
-        <w:pStyle w:val="Compact"/>
         <w:numPr>
           <w:ilvl w:val="0"/>
           <w:numId w:val="1021"/>
         </w:numPr>
+        <w:pStyle w:val="Compact"/>
       </w:pPr>
       <w:r>
         <w:t xml:space="preserve">Um mês realista de leitura oficial, provas práticas e preparação de entrevista.*</w:t>
       </w:r>
     </w:p>
-    <w:bookmarkStart w:id="125" w:name="semana-foco-saída-exigida"/>
+    <w:bookmarkStart w:id="136" w:name="semana-foco-saída-exigida"/>
     <w:p>
       <w:pPr>
         <w:pStyle w:val="Heading2"/>
@@ -5629,8 +5629,21 @@
       </w:r>
       <w:r>
         <w:rPr>
+          <w:bCs/>
           <w:b/>
+        </w:rPr>
+        <w:t xml:space="preserve"> </w:t>
+      </w:r>
+      <w:r>
+        <w:t xml:space="preserve"> </w:t>
+      </w:r>
+      <w:r>
+        <w:t xml:space="preserve">Foco</w:t>
+      </w:r>
+      <w:r>
+        <w:rPr>
           <w:bCs/>
+          <w:b/>
         </w:rPr>
         <w:t xml:space="preserve"> </w:t>
       </w:r>
@@ -5638,19 +5651,6 @@
         <w:t xml:space="preserve"> </w:t>
       </w:r>
       <w:r>
-        <w:t xml:space="preserve">Foco</w:t>
-      </w:r>
-      <w:r>
-        <w:rPr>
-          <w:b/>
-          <w:bCs/>
-        </w:rPr>
-        <w:t xml:space="preserve"> </w:t>
-      </w:r>
-      <w:r>
-        <w:t xml:space="preserve"> </w:t>
-      </w:r>
-      <w:r>
         <w:t xml:space="preserve">Saída exigida**</w:t>
       </w:r>
     </w:p>
@@ -5680,9 +5680,9 @@
         <w:t xml:space="preserve">• Semana 4 • Ferramentas, portfólio, relatórios, entrevista</w:t>
       </w:r>
     </w:p>
-    <w:bookmarkEnd w:id="125"/>
-    <w:bookmarkEnd w:id="126"/>
-    <w:bookmarkStart w:id="127" w:name="preparação-da-entrevista"/>
+    <w:bookmarkEnd w:id="136"/>
+    <w:bookmarkEnd w:id="137"/>
+    <w:bookmarkStart w:id="138" w:name="preparação-da-entrevista"/>
     <w:p>
       <w:pPr>
         <w:pStyle w:val="Heading1"/>
@@ -5693,18 +5693,18 @@
     </w:p>
     <w:p>
       <w:pPr>
-        <w:pStyle w:val="Compact"/>
         <w:numPr>
           <w:ilvl w:val="0"/>
           <w:numId w:val="1022"/>
         </w:numPr>
+        <w:pStyle w:val="Compact"/>
       </w:pPr>
       <w:r>
         <w:t xml:space="preserve">Respostas curtas e precisas para analistas e gerentes júnior.*</w:t>
       </w:r>
     </w:p>
-    <w:bookmarkEnd w:id="127"/>
-    <w:bookmarkStart w:id="128" w:name="qual-é-a-versão-atual-do-pci-dss"/>
+    <w:bookmarkEnd w:id="138"/>
+    <w:bookmarkStart w:id="139" w:name="qual-é-a-versão-atual-do-pci-dss"/>
     <w:p>
       <w:pPr>
         <w:pStyle w:val="Heading1"/>
@@ -5721,8 +5721,8 @@
         <w:t xml:space="preserve">PCI DSS v4.01. Foi publicado em junho de 2024 como uma revisão limitada. PCI DSS v4.0 se aposentou no final de 2024, e futuras exigências v4.x tornou-se eficaz 31 de março de 2025.</w:t>
       </w:r>
     </w:p>
-    <w:bookmarkEnd w:id="128"/>
-    <w:bookmarkStart w:id="129" w:name="o-que-é-o-cde"/>
+    <w:bookmarkEnd w:id="139"/>
+    <w:bookmarkStart w:id="140" w:name="o-que-é-o-cde"/>
     <w:p>
       <w:pPr>
         <w:pStyle w:val="Heading1"/>
@@ -5739,8 +5739,8 @@
         <w:t xml:space="preserve">As pessoas, processos e tecnologias que armazenam, processam ou transmitem dados do titular do cartão ou dados de autenticação sensíveis, além de sistemas relevantes que se conectam ou podem afetar sua segurança.</w:t>
       </w:r>
     </w:p>
-    <w:bookmarkEnd w:id="129"/>
-    <w:bookmarkStart w:id="130" w:name="o-que-é-pan"/>
+    <w:bookmarkEnd w:id="140"/>
+    <w:bookmarkStart w:id="141" w:name="o-que-é-pan"/>
     <w:p>
       <w:pPr>
         <w:pStyle w:val="Heading1"/>
@@ -5757,8 +5757,8 @@
         <w:t xml:space="preserve">O número da conta primária. Sua presença é central para a aplicabilidade do PCI DSS.</w:t>
       </w:r>
     </w:p>
-    <w:bookmarkEnd w:id="130"/>
-    <w:bookmarkStart w:id="131" w:name="X30a2e797a747ecc4a45f9f479d947682531f32f"/>
+    <w:bookmarkEnd w:id="141"/>
+    <w:bookmarkStart w:id="142" w:name="X30a2e797a747ecc4a45f9f479d947682531f32f"/>
     <w:p>
       <w:pPr>
         <w:pStyle w:val="Heading1"/>
@@ -5775,8 +5775,8 @@
         <w:t xml:space="preserve">Não após autorização, exceto quando PCI DSS expressamente permite o uso de determinado emissor ou suporte de emissão.</w:t>
       </w:r>
     </w:p>
-    <w:bookmarkEnd w:id="131"/>
-    <w:bookmarkStart w:id="132" w:name="o-que-é-segmentação"/>
+    <w:bookmarkEnd w:id="142"/>
+    <w:bookmarkStart w:id="143" w:name="o-que-é-segmentação"/>
     <w:p>
       <w:pPr>
         <w:pStyle w:val="Heading1"/>
@@ -5793,8 +5793,8 @@
         <w:t xml:space="preserve">Controles que isolam o CDE. Reduz o escopo apenas quando o design e a eficácia são documentados e testados.</w:t>
       </w:r>
     </w:p>
-    <w:bookmarkEnd w:id="132"/>
-    <w:bookmarkStart w:id="133" w:name="abordagem-definida-versus-personalizada"/>
+    <w:bookmarkEnd w:id="143"/>
+    <w:bookmarkStart w:id="144" w:name="abordagem-definida-versus-personalizada"/>
     <w:p>
       <w:pPr>
         <w:pStyle w:val="Heading1"/>
@@ -5811,8 +5811,8 @@
         <w:t xml:space="preserve">A abordagem definida segue o requisito estabelecido. Uma abordagem personalizada usa outro projeto de controle que atenda ao objetivo personalizado e requer amplo risco, design, evidência e validação do avaliador.</w:t>
       </w:r>
     </w:p>
-    <w:bookmarkEnd w:id="133"/>
-    <w:bookmarkStart w:id="134" w:name="X16541cc4643fcf65fcc92b0e612e204aae29fbb"/>
+    <w:bookmarkEnd w:id="144"/>
+    <w:bookmarkStart w:id="145" w:name="X16541cc4643fcf65fcc92b0e612e204aae29fbb"/>
     <w:p>
       <w:pPr>
         <w:pStyle w:val="Heading1"/>
@@ -5829,8 +5829,8 @@
         <w:t xml:space="preserve">Não. Exames de vulnerabilidade externa necessários devem ser realizados através de um Fornecedor de digitalização aprovado e atender aos requisitos do programa.</w:t>
       </w:r>
     </w:p>
-    <w:bookmarkEnd w:id="134"/>
-    <w:bookmarkStart w:id="135" w:name="como-você-verifica-uma-exigência"/>
+    <w:bookmarkEnd w:id="145"/>
+    <w:bookmarkStart w:id="146" w:name="como-você-verifica-uma-exigência"/>
     <w:p>
       <w:pPr>
         <w:pStyle w:val="Heading1"/>
@@ -5847,8 +5847,8 @@
         <w:t xml:space="preserve">Defina critérios e escopo, avalie o desenho, obtenha uma população completa, teste itens representativos, exceções de registro, remediar, reteste e limitações de estado.</w:t>
       </w:r>
     </w:p>
-    <w:bookmarkEnd w:id="135"/>
-    <w:bookmarkStart w:id="136" w:name="X59a1bc5a996ea4a30e38ac373b3641688448aa5"/>
+    <w:bookmarkEnd w:id="146"/>
+    <w:bookmarkStart w:id="147" w:name="X59a1bc5a996ea4a30e38ac373b3641688448aa5"/>
     <w:p>
       <w:pPr>
         <w:pStyle w:val="Heading1"/>
@@ -5865,8 +5865,8 @@
         <w:t xml:space="preserve">Marcas de pagamento e adquirentes estabelecem programas de conformidade e expectativas de validação; contratos e clientes podem adicionar requisitos.</w:t>
       </w:r>
     </w:p>
-    <w:bookmarkEnd w:id="136"/>
-    <w:bookmarkStart w:id="137" w:name="o-que-mudou-para-o-comércio-eletrônico"/>
+    <w:bookmarkEnd w:id="147"/>
+    <w:bookmarkStart w:id="148" w:name="o-que-mudou-para-o-comércio-eletrônico"/>
     <w:p>
       <w:pPr>
         <w:pStyle w:val="Heading1"/>
@@ -5897,8 +5897,8 @@
         <w:t xml:space="preserve">□——————————————————————————————————————————————————————————————————————————————————————————————————————————————————————————————————————————————————————————————————————————————————————————————————————————————————————————————————————————————————————————————————————————–</w:t>
       </w:r>
     </w:p>
-    <w:bookmarkEnd w:id="137"/>
-    <w:bookmarkStart w:id="138" w:name="modelos-glossário-e-índice"/>
+    <w:bookmarkEnd w:id="148"/>
+    <w:bookmarkStart w:id="149" w:name="modelos-glossário-e-índice"/>
     <w:p>
       <w:pPr>
         <w:pStyle w:val="Heading1"/>
@@ -5909,18 +5909,18 @@
     </w:p>
     <w:p>
       <w:pPr>
-        <w:pStyle w:val="Compact"/>
         <w:numPr>
           <w:ilvl w:val="0"/>
           <w:numId w:val="1023"/>
         </w:numPr>
+        <w:pStyle w:val="Compact"/>
       </w:pPr>
       <w:r>
         <w:t xml:space="preserve">Estruturas reutilizáveis e definições simples.*</w:t>
       </w:r>
     </w:p>
-    <w:bookmarkEnd w:id="138"/>
-    <w:bookmarkStart w:id="139" w:name="registro-de-alcance"/>
+    <w:bookmarkEnd w:id="149"/>
+    <w:bookmarkStart w:id="150" w:name="registro-de-alcance"/>
     <w:p>
       <w:pPr>
         <w:pStyle w:val="Heading1"/>
@@ -6006,8 +6006,8 @@
         <w:t xml:space="preserve">Alterações, pressupostos, exclusões, limitações, data de validação, aprovante e próxima revisão</w:t>
       </w:r>
     </w:p>
-    <w:bookmarkEnd w:id="139"/>
-    <w:bookmarkStart w:id="140" w:name="registro-de-evidência-de-exigência"/>
+    <w:bookmarkEnd w:id="150"/>
+    <w:bookmarkStart w:id="151" w:name="registro-de-evidência-de-exigência"/>
     <w:p>
       <w:pPr>
         <w:pStyle w:val="Heading1"/>
@@ -6093,8 +6093,8 @@
         <w:t xml:space="preserve">Reteste, conclusão, revisor, aprovação e limitação</w:t>
       </w:r>
     </w:p>
-    <w:bookmarkEnd w:id="140"/>
-    <w:bookmarkStart w:id="141" w:name="glossário"/>
+    <w:bookmarkEnd w:id="151"/>
+    <w:bookmarkStart w:id="152" w:name="glossário"/>
     <w:p>
       <w:pPr>
         <w:pStyle w:val="Heading1"/>
@@ -6109,8 +6109,8 @@
       </w:pPr>
       <w:r>
         <w:rPr>
+          <w:bCs/>
           <w:b/>
-          <w:bCs/>
         </w:rPr>
         <w:t xml:space="preserve">AOC.</w:t>
       </w:r>
@@ -6151,58 +6151,58 @@
       </w:pPr>
       <w:r>
         <w:rPr>
+          <w:bCs/>
           <w:b/>
-          <w:bCs/>
         </w:rPr>
         <w:t xml:space="preserve">Compensação do controlo.</w:t>
       </w:r>
       <w:r>
         <w:rPr>
+          <w:bCs/>
           <w:b/>
+        </w:rPr>
+        <w:t xml:space="preserve"> </w:t>
+      </w:r>
+      <w:r>
+        <w:t xml:space="preserve"> </w:t>
+      </w:r>
+      <w:r>
+        <w:t xml:space="preserve">Uma alternativa documentada utilizada quando uma restrição legítima impede o cumprimento de um requisito definido, protegendo simultaneamente o objetivo do requisito.</w:t>
+      </w:r>
+    </w:p>
+    <w:p>
+      <w:pPr>
+        <w:pStyle w:val="BodyText"/>
+      </w:pPr>
+      <w:r>
+        <w:rPr>
           <w:bCs/>
-        </w:rPr>
-        <w:t xml:space="preserve"> </w:t>
-      </w:r>
-      <w:r>
-        <w:t xml:space="preserve"> </w:t>
-      </w:r>
-      <w:r>
-        <w:t xml:space="preserve">Uma alternativa documentada utilizada quando uma restrição legítima impede o cumprimento de um requisito definido, protegendo simultaneamente o objetivo do requisito.</w:t>
-      </w:r>
-    </w:p>
-    <w:p>
-      <w:pPr>
-        <w:pStyle w:val="BodyText"/>
-      </w:pPr>
-      <w:r>
-        <w:rPr>
           <w:b/>
-          <w:bCs/>
         </w:rPr>
         <w:t xml:space="preserve">Abordagem personalizada.</w:t>
       </w:r>
       <w:r>
         <w:rPr>
+          <w:bCs/>
           <w:b/>
+        </w:rPr>
+        <w:t xml:space="preserve"> </w:t>
+      </w:r>
+      <w:r>
+        <w:t xml:space="preserve"> </w:t>
+      </w:r>
+      <w:r>
+        <w:t xml:space="preserve">Uma abordagem de controle projetada por entidade que atenda a um objetivo personalizado PCI DSS e requer documentação e validação adicionais.</w:t>
+      </w:r>
+    </w:p>
+    <w:p>
+      <w:pPr>
+        <w:pStyle w:val="BodyText"/>
+      </w:pPr>
+      <w:r>
+        <w:rPr>
           <w:bCs/>
-        </w:rPr>
-        <w:t xml:space="preserve"> </w:t>
-      </w:r>
-      <w:r>
-        <w:t xml:space="preserve"> </w:t>
-      </w:r>
-      <w:r>
-        <w:t xml:space="preserve">Uma abordagem de controle projetada por entidade que atenda a um objetivo personalizado PCI DSS e requer documentação e validação adicionais.</w:t>
-      </w:r>
-    </w:p>
-    <w:p>
-      <w:pPr>
-        <w:pStyle w:val="BodyText"/>
-      </w:pPr>
-      <w:r>
-        <w:rPr>
           <w:b/>
-          <w:bCs/>
         </w:rPr>
         <w:t xml:space="preserve">PAN.</w:t>
       </w:r>
@@ -6219,8 +6219,8 @@
       </w:pPr>
       <w:r>
         <w:rPr>
+          <w:bCs/>
           <w:b/>
-          <w:bCs/>
         </w:rPr>
         <w:t xml:space="preserve">QSA.</w:t>
       </w:r>
@@ -6237,8 +6237,8 @@
       </w:pPr>
       <w:r>
         <w:rPr>
+          <w:bCs/>
           <w:b/>
-          <w:bCs/>
         </w:rPr>
         <w:t xml:space="preserve">ROC.</w:t>
       </w:r>
@@ -6287,8 +6287,8 @@
       </w:pPr>
       <w:r>
         <w:rPr>
+          <w:bCs/>
           <w:b/>
-          <w:bCs/>
         </w:rPr>
         <w:t xml:space="preserve">TPSP.</w:t>
       </w:r>
@@ -6299,8 +6299,8 @@
         <w:t xml:space="preserve">Prestador de serviços de terceiros.</w:t>
       </w:r>
     </w:p>
-    <w:bookmarkEnd w:id="141"/>
-    <w:bookmarkStart w:id="143" w:name="índice-de-assunto"/>
+    <w:bookmarkEnd w:id="152"/>
+    <w:bookmarkStart w:id="154" w:name="índice-de-assunto"/>
     <w:p>
       <w:pPr>
         <w:pStyle w:val="Heading1"/>
@@ -6309,7 +6309,7 @@
         <w:t xml:space="preserve"># 25.4 Índice de assunto</w:t>
       </w:r>
     </w:p>
-    <w:bookmarkStart w:id="142" w:name="capítulos"/>
+    <w:bookmarkStart w:id="153" w:name="capítulos"/>
     <w:p>
       <w:pPr>
         <w:pStyle w:val="Heading2"/>
@@ -6386,9 +6386,9 @@
         <w:t xml:space="preserve">A registar-se 15, 18-19</w:t>
       </w:r>
     </w:p>
-    <w:bookmarkEnd w:id="142"/>
-    <w:bookmarkEnd w:id="143"/>
-    <w:bookmarkStart w:id="151" w:name="referências-oficiais-e-estudo-adicional"/>
+    <w:bookmarkEnd w:id="153"/>
+    <w:bookmarkEnd w:id="154"/>
+    <w:bookmarkStart w:id="162" w:name="referências-oficiais-e-estudo-adicional"/>
     <w:p>
       <w:pPr>
         <w:pStyle w:val="Heading1"/>
@@ -6399,11 +6399,11 @@
     </w:p>
     <w:p>
       <w:pPr>
-        <w:pStyle w:val="Compact"/>
         <w:numPr>
           <w:ilvl w:val="0"/>
           <w:numId w:val="1026"/>
         </w:numPr>
+        <w:pStyle w:val="Compact"/>
       </w:pPr>
       <w:r>
         <w:t xml:space="preserve">Fontes atuais do PCI SSC e documentação oficial da ferramenta usada para verificação.*</w:t>
@@ -6413,7 +6413,7 @@
       <w:pPr>
         <w:pStyle w:val="FirstParagraph"/>
       </w:pPr>
-      <w:hyperlink r:id="rId144">
+      <w:hyperlink r:id="rId155">
         <w:r>
           <w:rPr>
             <w:rStyle w:val="Hyperlink"/>
@@ -6426,7 +6426,7 @@
       <w:pPr>
         <w:pStyle w:val="BodyText"/>
       </w:pPr>
-      <w:hyperlink r:id="rId145">
+      <w:hyperlink r:id="rId156">
         <w:r>
           <w:rPr>
             <w:rStyle w:val="Hyperlink"/>
@@ -6439,7 +6439,7 @@
       <w:pPr>
         <w:pStyle w:val="BodyText"/>
       </w:pPr>
-      <w:hyperlink r:id="rId146">
+      <w:hyperlink r:id="rId157">
         <w:r>
           <w:rPr>
             <w:rStyle w:val="Hyperlink"/>
@@ -6452,7 +6452,7 @@
       <w:pPr>
         <w:pStyle w:val="BodyText"/>
       </w:pPr>
-      <w:hyperlink r:id="rId147">
+      <w:hyperlink r:id="rId158">
         <w:r>
           <w:rPr>
             <w:rStyle w:val="Hyperlink"/>
@@ -6476,7 +6476,7 @@
       <w:pPr>
         <w:pStyle w:val="BodyText"/>
       </w:pPr>
-      <w:hyperlink r:id="rId148">
+      <w:hyperlink r:id="rId159">
         <w:r>
           <w:rPr>
             <w:rStyle w:val="Hyperlink"/>
@@ -6489,7 +6489,7 @@
       <w:pPr>
         <w:pStyle w:val="BodyText"/>
       </w:pPr>
-      <w:hyperlink r:id="rId149">
+      <w:hyperlink r:id="rId160">
         <w:r>
           <w:rPr>
             <w:rStyle w:val="Hyperlink"/>
@@ -6502,7 +6502,7 @@
       <w:pPr>
         <w:pStyle w:val="BodyText"/>
       </w:pPr>
-      <w:hyperlink r:id="rId150">
+      <w:hyperlink r:id="rId161">
         <w:r>
           <w:rPr>
             <w:rStyle w:val="Hyperlink"/>
@@ -6525,12 +6525,8 @@
         <w:t xml:space="preserve">□——————————————————————————————————————————————————————————————————————————————————————————————————————</w:t>
       </w:r>
     </w:p>
-    <w:bookmarkEnd w:id="151"/>
-    <w:sectPr>
-      <w:footnotePr>
-        <w:numRestart w:val="eachSect"/>
-      </w:footnotePr>
-    </w:sectPr>
+    <w:bookmarkEnd w:id="162"/>
+    <w:sectPr/>
   </w:body>
 </w:document>
 </file>
@@ -6561,14 +6557,14 @@
 <file path=word/numbering.xml><?xml version="1.0" encoding="utf-8"?>
 <w:numbering xmlns:w="http://schemas.openxmlformats.org/wordprocessingml/2006/main">
   <w:abstractNum w:abstractNumId="990">
-    <w:nsid w:val="0000A990"/>
+    <w:nsid w:val="A990"/>
     <w:multiLevelType w:val="multilevel"/>
     <w:lvl w:ilvl="0">
       <w:numFmt w:val="bullet"/>
       <w:lvlText w:val=" "/>
       <w:lvlJc w:val="left"/>
       <w:pPr>
-        <w:ind w:left="720" w:hanging="360"/>
+        <w:ind w:left="720" w:hanging="480"/>
       </w:pPr>
     </w:lvl>
     <w:lvl w:ilvl="1">
@@ -6576,7 +6572,7 @@
       <w:lvlText w:val=" "/>
       <w:lvlJc w:val="left"/>
       <w:pPr>
-        <w:ind w:left="1440" w:hanging="360"/>
+        <w:ind w:left="1440" w:hanging="480"/>
       </w:pPr>
     </w:lvl>
     <w:lvl w:ilvl="2">
@@ -6584,7 +6580,7 @@
       <w:lvlText w:val=" "/>
       <w:lvlJc w:val="left"/>
       <w:pPr>
-        <w:ind w:left="2160" w:hanging="360"/>
+        <w:ind w:left="2160" w:hanging="480"/>
       </w:pPr>
     </w:lvl>
     <w:lvl w:ilvl="3">
@@ -6592,7 +6588,7 @@
       <w:lvlText w:val=" "/>
       <w:lvlJc w:val="left"/>
       <w:pPr>
-        <w:ind w:left="2880" w:hanging="360"/>
+        <w:ind w:left="2880" w:hanging="480"/>
       </w:pPr>
     </w:lvl>
     <w:lvl w:ilvl="4">
@@ -6600,7 +6596,7 @@
       <w:lvlText w:val=" "/>
       <w:lvlJc w:val="left"/>
       <w:pPr>
-        <w:ind w:left="3600" w:hanging="360"/>
+        <w:ind w:left="3600" w:hanging="480"/>
       </w:pPr>
     </w:lvl>
     <w:lvl w:ilvl="5">
@@ -6608,7 +6604,7 @@
       <w:lvlText w:val=" "/>
       <w:lvlJc w:val="left"/>
       <w:pPr>
-        <w:ind w:left="4320" w:hanging="360"/>
+        <w:ind w:left="4320" w:hanging="480"/>
       </w:pPr>
     </w:lvl>
     <w:lvl w:ilvl="6">
@@ -6616,7 +6612,7 @@
       <w:lvlText w:val=" "/>
       <w:lvlJc w:val="left"/>
       <w:pPr>
-        <w:ind w:left="5040" w:hanging="360"/>
+        <w:ind w:left="5040" w:hanging="480"/>
       </w:pPr>
     </w:lvl>
     <w:lvl w:ilvl="7">
@@ -6624,7 +6620,7 @@
       <w:lvlText w:val=" "/>
       <w:lvlJc w:val="left"/>
       <w:pPr>
-        <w:ind w:left="5760" w:hanging="360"/>
+        <w:ind w:left="5760" w:hanging="480"/>
       </w:pPr>
     </w:lvl>
     <w:lvl w:ilvl="8">
@@ -6632,115 +6628,88 @@
       <w:lvlText w:val=" "/>
       <w:lvlJc w:val="left"/>
       <w:pPr>
-        <w:ind w:left="6480" w:hanging="360"/>
+        <w:ind w:left="6480" w:hanging="480"/>
       </w:pPr>
     </w:lvl>
   </w:abstractNum>
   <w:abstractNum w:abstractNumId="991">
-    <w:nsid w:val="0000A991"/>
+    <w:nsid w:val="A991"/>
     <w:multiLevelType w:val="multilevel"/>
     <w:lvl w:ilvl="0">
       <w:numFmt w:val="bullet"/>
-      <w:lvlText w:val=""/>
+      <w:lvlText w:val="•"/>
       <w:lvlJc w:val="left"/>
       <w:pPr>
-        <w:ind w:left="720" w:hanging="360"/>
-      </w:pPr>
-      <w:rPr>
-        <w:rFonts w:ascii="Symbol" w:hAnsi="Symbol" w:cs="Symbol" w:hint="default"/>
-      </w:rPr>
+        <w:ind w:left="720" w:hanging="480"/>
+      </w:pPr>
     </w:lvl>
     <w:lvl w:ilvl="1">
       <w:numFmt w:val="bullet"/>
-      <w:lvlText w:val="o"/>
+      <w:lvlText w:val="–"/>
       <w:lvlJc w:val="left"/>
       <w:pPr>
-        <w:ind w:left="1440" w:hanging="360"/>
-      </w:pPr>
-      <w:rPr>
-        <w:rFonts w:ascii="Courier New" w:hAnsi="Courier New" w:cs="Courier New" w:hint="default"/>
-      </w:rPr>
+        <w:ind w:left="1440" w:hanging="480"/>
+      </w:pPr>
     </w:lvl>
     <w:lvl w:ilvl="2">
       <w:numFmt w:val="bullet"/>
-      <w:lvlText w:val=""/>
+      <w:lvlText w:val="•"/>
       <w:lvlJc w:val="left"/>
       <w:pPr>
-        <w:ind w:left="2160" w:hanging="360"/>
-      </w:pPr>
-      <w:rPr>
-        <w:rFonts w:ascii="Wingdings" w:hAnsi="Wingdings" w:cs="Wingdings" w:hint="default"/>
-      </w:rPr>
+        <w:ind w:left="2160" w:hanging="480"/>
+      </w:pPr>
     </w:lvl>
     <w:lvl w:ilvl="3">
       <w:numFmt w:val="bullet"/>
-      <w:lvlText w:val=""/>
+      <w:lvlText w:val="–"/>
       <w:lvlJc w:val="left"/>
       <w:pPr>
-        <w:ind w:left="2880" w:hanging="360"/>
-      </w:pPr>
-      <w:rPr>
-        <w:rFonts w:ascii="Symbol" w:hAnsi="Symbol" w:cs="Symbol" w:hint="default"/>
-      </w:rPr>
+        <w:ind w:left="2880" w:hanging="480"/>
+      </w:pPr>
     </w:lvl>
     <w:lvl w:ilvl="4">
       <w:numFmt w:val="bullet"/>
-      <w:lvlText w:val="o"/>
+      <w:lvlText w:val="•"/>
       <w:lvlJc w:val="left"/>
       <w:pPr>
-        <w:ind w:left="3600" w:hanging="360"/>
-      </w:pPr>
-      <w:rPr>
-        <w:rFonts w:ascii="Courier New" w:hAnsi="Courier New" w:cs="Courier New" w:hint="default"/>
-      </w:rPr>
+        <w:ind w:left="3600" w:hanging="480"/>
+      </w:pPr>
     </w:lvl>
     <w:lvl w:ilvl="5">
       <w:numFmt w:val="bullet"/>
-      <w:lvlText w:val=""/>
+      <w:lvlText w:val="–"/>
       <w:lvlJc w:val="left"/>
       <w:pPr>
-        <w:ind w:left="4320" w:hanging="360"/>
-      </w:pPr>
-      <w:rPr>
-        <w:rFonts w:ascii="Wingdings" w:hAnsi="Wingdings" w:cs="Wingdings" w:hint="default"/>
-      </w:rPr>
+        <w:ind w:left="4320" w:hanging="480"/>
+      </w:pPr>
     </w:lvl>
     <w:lvl w:ilvl="6">
       <w:numFmt w:val="bullet"/>
-      <w:lvlText w:val=""/>
+      <w:lvlText w:val="•"/>
       <w:lvlJc w:val="left"/>
       <w:pPr>
-        <w:ind w:left="5040" w:hanging="360"/>
-      </w:pPr>
-      <w:rPr>
-        <w:rFonts w:ascii="Symbol" w:hAnsi="Symbol" w:cs="Symbol" w:hint="default"/>
-      </w:rPr>
+        <w:ind w:left="5040" w:hanging="480"/>
+      </w:pPr>
     </w:lvl>
     <w:lvl w:ilvl="7">
       <w:numFmt w:val="bullet"/>
-      <w:lvlText w:val="o"/>
+      <w:lvlText w:val="–"/>
       <w:lvlJc w:val="left"/>
       <w:pPr>
-        <w:ind w:left="5760" w:hanging="360"/>
-      </w:pPr>
-      <w:rPr>
-        <w:rFonts w:ascii="Courier New" w:hAnsi="Courier New" w:cs="Courier New" w:hint="default"/>
-      </w:rPr>
+        <w:ind w:left="5760" w:hanging="480"/>
+      </w:pPr>
     </w:lvl>
     <w:lvl w:ilvl="8">
       <w:numFmt w:val="bullet"/>
-      <w:lvlText w:val=""/>
+      <w:lvlText w:val="•"/>
       <w:lvlJc w:val="left"/>
       <w:pPr>
-        <w:ind w:left="6480" w:hanging="360"/>
-      </w:pPr>
-      <w:rPr>
-        <w:rFonts w:ascii="Wingdings" w:hAnsi="Wingdings" w:cs="Wingdings" w:hint="default"/>
-      </w:rPr>
+        <w:ind w:left="6480" w:hanging="480"/>
+      </w:pPr>
     </w:lvl>
   </w:abstractNum>
   <w:abstractNum w:abstractNumId="99411">
-    <w:nsid w:val="00A99411"/>
+    <w:nsid w:val="A99411"/>
     <w:multiLevelType w:val="multilevel"/>
     <w:lvl w:ilvl="0">
       <w:start w:val="1"/>
@@ -6748,7 +6717,7 @@
       <w:lvlText w:val="%1."/>
       <w:lvlJc w:val="left"/>
       <w:pPr>
-        <w:ind w:left="720" w:hanging="360"/>
+        <w:ind w:left="720" w:hanging="480"/>
       </w:pPr>
     </w:lvl>
     <w:lvl w:ilvl="1">
@@ -6757,7 +6726,7 @@
       <w:lvlText w:val="%2."/>
       <w:lvlJc w:val="left"/>
       <w:pPr>
-        <w:ind w:left="1440" w:hanging="360"/>
+        <w:ind w:left="1440" w:hanging="480"/>
       </w:pPr>
     </w:lvl>
     <w:lvl w:ilvl="2">
@@ -6766,7 +6735,7 @@
       <w:lvlText w:val="%3."/>
       <w:lvlJc w:val="left"/>
       <w:pPr>
-        <w:ind w:left="2160" w:hanging="360"/>
+        <w:ind w:left="2160" w:hanging="480"/>
       </w:pPr>
     </w:lvl>
     <w:lvl w:ilvl="3">
@@ -6775,7 +6744,7 @@
       <w:lvlText w:val="%4."/>
       <w:lvlJc w:val="left"/>
       <w:pPr>
-        <w:ind w:left="2880" w:hanging="360"/>
+        <w:ind w:left="2880" w:hanging="480"/>
       </w:pPr>
     </w:lvl>
     <w:lvl w:ilvl="4">
@@ -6784,7 +6753,7 @@
       <w:lvlText w:val="%5."/>
       <w:lvlJc w:val="left"/>
       <w:pPr>
-        <w:ind w:left="3600" w:hanging="360"/>
+        <w:ind w:left="3600" w:hanging="480"/>
       </w:pPr>
     </w:lvl>
     <w:lvl w:ilvl="5">
@@ -6793,7 +6762,7 @@
       <w:lvlText w:val="%6."/>
       <w:lvlJc w:val="left"/>
       <w:pPr>
-        <w:ind w:left="4320" w:hanging="360"/>
+        <w:ind w:left="4320" w:hanging="480"/>
       </w:pPr>
     </w:lvl>
     <w:lvl w:ilvl="6">
@@ -6802,7 +6771,7 @@
       <w:lvlText w:val="%7."/>
       <w:lvlJc w:val="left"/>
       <w:pPr>
-        <w:ind w:left="5040" w:hanging="360"/>
+        <w:ind w:left="5040" w:hanging="480"/>
       </w:pPr>
     </w:lvl>
     <w:lvl w:ilvl="7">
@@ -6811,7 +6780,7 @@
       <w:lvlText w:val="%8."/>
       <w:lvlJc w:val="left"/>
       <w:pPr>
-        <w:ind w:left="5760" w:hanging="360"/>
+        <w:ind w:left="5760" w:hanging="480"/>
       </w:pPr>
     </w:lvl>
     <w:lvl w:ilvl="8">
@@ -6820,12 +6789,12 @@
       <w:lvlText w:val="%9."/>
       <w:lvlJc w:val="left"/>
       <w:pPr>
-        <w:ind w:left="6480" w:hanging="360"/>
+        <w:ind w:left="6480" w:hanging="480"/>
       </w:pPr>
     </w:lvl>
   </w:abstractNum>
   <w:abstractNum w:abstractNumId="994123">
-    <w:nsid w:val="0A994123"/>
+    <w:nsid w:val="A994123"/>
     <w:multiLevelType w:val="multilevel"/>
     <w:lvl w:ilvl="0">
       <w:start w:val="23"/>
@@ -6833,7 +6802,7 @@
       <w:lvlText w:val="%1."/>
       <w:lvlJc w:val="left"/>
       <w:pPr>
-        <w:ind w:left="720" w:hanging="360"/>
+        <w:ind w:left="720" w:hanging="480"/>
       </w:pPr>
     </w:lvl>
     <w:lvl w:ilvl="1">
@@ -6842,7 +6811,7 @@
       <w:lvlText w:val="%2."/>
       <w:lvlJc w:val="left"/>
       <w:pPr>
-        <w:ind w:left="1440" w:hanging="360"/>
+        <w:ind w:left="1440" w:hanging="480"/>
       </w:pPr>
     </w:lvl>
     <w:lvl w:ilvl="2">
@@ -6851,7 +6820,7 @@
       <w:lvlText w:val="%3."/>
       <w:lvlJc w:val="left"/>
       <w:pPr>
-        <w:ind w:left="2160" w:hanging="360"/>
+        <w:ind w:left="2160" w:hanging="480"/>
       </w:pPr>
     </w:lvl>
     <w:lvl w:ilvl="3">
@@ -6860,7 +6829,7 @@
       <w:lvlText w:val="%4."/>
       <w:lvlJc w:val="left"/>
       <w:pPr>
-        <w:ind w:left="2880" w:hanging="360"/>
+        <w:ind w:left="2880" w:hanging="480"/>
       </w:pPr>
     </w:lvl>
     <w:lvl w:ilvl="4">
@@ -6869,7 +6838,7 @@
       <w:lvlText w:val="%5."/>
       <w:lvlJc w:val="left"/>
       <w:pPr>
-        <w:ind w:left="3600" w:hanging="360"/>
+        <w:ind w:left="3600" w:hanging="480"/>
       </w:pPr>
     </w:lvl>
     <w:lvl w:ilvl="5">
@@ -6878,7 +6847,7 @@
       <w:lvlText w:val="%6."/>
       <w:lvlJc w:val="left"/>
       <w:pPr>
-        <w:ind w:left="4320" w:hanging="360"/>
+        <w:ind w:left="4320" w:hanging="480"/>
       </w:pPr>
     </w:lvl>
     <w:lvl w:ilvl="6">
@@ -6887,7 +6856,7 @@
       <w:lvlText w:val="%7."/>
       <w:lvlJc w:val="left"/>
       <w:pPr>
-        <w:ind w:left="5040" w:hanging="360"/>
+        <w:ind w:left="5040" w:hanging="480"/>
       </w:pPr>
     </w:lvl>
     <w:lvl w:ilvl="7">
@@ -6896,7 +6865,7 @@
       <w:lvlText w:val="%8."/>
       <w:lvlJc w:val="left"/>
       <w:pPr>
-        <w:ind w:left="5760" w:hanging="360"/>
+        <w:ind w:left="5760" w:hanging="480"/>
       </w:pPr>
     </w:lvl>
     <w:lvl w:ilvl="8">
@@ -6905,7 +6874,7 @@
       <w:lvlText w:val="%9."/>
       <w:lvlJc w:val="left"/>
       <w:pPr>
-        <w:ind w:left="6480" w:hanging="360"/>
+        <w:ind w:left="6480" w:hanging="480"/>
       </w:pPr>
     </w:lvl>
   </w:abstractNum>
@@ -7052,10 +7021,10 @@
   <w:docDefaults>
     <w:rPrDefault>
       <w:rPr>
-        <w:rFonts w:asciiTheme="minorHAnsi" w:cstheme="minorBidi" w:eastAsiaTheme="minorEastAsia" w:hAnsiTheme="minorHAnsi"/>
+        <w:rFonts w:asciiTheme="minorHAnsi" w:cstheme="minorBidi" w:eastAsiaTheme="minorHAnsi" w:hAnsiTheme="minorHAnsi"/>
         <w:sz w:val="24"/>
         <w:szCs w:val="24"/>
-        <w:lang w:bidi="ar-SA" w:eastAsia="zh-CN" w:val="en-US"/>
+        <w:lang w:bidi="ar-SA" w:eastAsia="en-US" w:val="en-US"/>
       </w:rPr>
     </w:rPrDefault>
     <w:pPrDefault>
@@ -7073,10 +7042,10 @@
     <w:name w:val="Body Text"/>
     <w:basedOn w:val="Normal"/>
     <w:link w:val="BodyTextChar"/>
-    <w:qFormat/>
     <w:pPr>
       <w:spacing w:after="180" w:before="180"/>
     </w:pPr>
+    <w:qFormat/>
   </w:style>
   <w:style w:customStyle="1" w:styleId="FirstParagraph" w:type="paragraph">
     <w:name w:val="First Paragraph"/>
@@ -7096,94 +7065,57 @@
     <w:name w:val="Title"/>
     <w:basedOn w:val="Normal"/>
     <w:next w:val="BodyText"/>
-    <w:link w:val="TitleChar"/>
-    <w:uiPriority w:val="10"/>
     <w:qFormat/>
-    <w:rsid w:val="00A10FD9"/>
     <w:pPr>
-      <w:spacing w:after="80" w:line="240" w:lineRule="auto"/>
-      <w:contextualSpacing/>
+      <w:keepNext/>
+      <w:keepLines/>
+      <w:spacing w:after="240" w:before="480"/>
       <w:jc w:val="center"/>
     </w:pPr>
     <w:rPr>
       <w:rFonts w:asciiTheme="majorHAnsi" w:cstheme="majorBidi" w:eastAsiaTheme="majorEastAsia" w:hAnsiTheme="majorHAnsi"/>
-      <w:sz w:val="56"/>
-      <w:szCs w:val="56"/>
-    </w:rPr>
-  </w:style>
-  <w:style w:customStyle="1" w:styleId="TitleChar" w:type="character">
-    <w:name w:val="Title Char"/>
-    <w:basedOn w:val="DefaultParagraphFont"/>
-    <w:link w:val="Title"/>
-    <w:uiPriority w:val="10"/>
-    <w:rsid w:val="00A10FD9"/>
-    <w:rPr>
-      <w:rFonts w:asciiTheme="majorHAnsi" w:cstheme="majorBidi" w:eastAsiaTheme="majorEastAsia" w:hAnsiTheme="majorHAnsi"/>
-      <w:sz w:val="56"/>
-      <w:szCs w:val="56"/>
+      <w:b/>
+      <w:bCs/>
+      <w:color w:themeColor="accent1" w:themeShade="B5" w:val="345A8A"/>
+      <w:sz w:val="36"/>
+      <w:szCs w:val="36"/>
     </w:rPr>
   </w:style>
   <w:style w:styleId="Subtitle" w:type="paragraph">
     <w:name w:val="Subtitle"/>
     <w:basedOn w:val="Title"/>
     <w:next w:val="BodyText"/>
-    <w:link w:val="SubtitleChar"/>
-    <w:uiPriority w:val="11"/>
     <w:qFormat/>
-    <w:rsid w:val="00A10FD9"/>
     <w:pPr>
-      <w:numPr>
-        <w:ilvl w:val="1"/>
-      </w:numPr>
+      <w:keepNext/>
+      <w:keepLines/>
+      <w:spacing w:after="240" w:before="240"/>
+      <w:jc w:val="center"/>
     </w:pPr>
     <w:rPr>
-      <w:rFonts w:cstheme="majorBidi" w:eastAsiaTheme="majorEastAsia"/>
-      <w:spacing w:val="15"/>
-      <w:sz w:val="28"/>
-      <w:szCs w:val="28"/>
-    </w:rPr>
-  </w:style>
-  <w:style w:customStyle="1" w:styleId="SubtitleChar" w:type="character">
-    <w:name w:val="Subtitle Char"/>
-    <w:basedOn w:val="DefaultParagraphFont"/>
-    <w:link w:val="Subtitle"/>
-    <w:uiPriority w:val="11"/>
-    <w:rsid w:val="00A10FD9"/>
-    <w:rPr>
-      <w:rFonts w:cstheme="majorBidi" w:eastAsiaTheme="majorEastAsia"/>
-      <w:color w:themeColor="text1" w:themeTint="A6" w:val="595959"/>
-      <w:spacing w:val="15"/>
-      <w:sz w:val="28"/>
-      <w:szCs w:val="28"/>
+      <w:sz w:val="30"/>
+      <w:szCs w:val="30"/>
     </w:rPr>
   </w:style>
   <w:style w:customStyle="1" w:styleId="Author" w:type="paragraph">
     <w:name w:val="Author"/>
-    <w:basedOn w:val="Title"/>
     <w:next w:val="BodyText"/>
     <w:qFormat/>
     <w:pPr>
       <w:keepNext/>
       <w:keepLines/>
+      <w:jc w:val="center"/>
     </w:pPr>
-    <w:rPr>
-      <w:sz w:val="24"/>
-      <w:szCs w:val="24"/>
-    </w:rPr>
   </w:style>
   <w:style w:styleId="Date" w:type="paragraph">
     <w:name w:val="Date"/>
-    <w:basedOn w:val="Title"/>
     <w:next w:val="BodyText"/>
     <w:qFormat/>
     <w:pPr>
       <w:keepNext/>
       <w:keepLines/>
+      <w:jc w:val="center"/>
     </w:pPr>
-    <w:rPr>
-      <w:sz w:val="24"/>
-      <w:szCs w:val="24"/>
-    </w:rPr>
   </w:style>
   <w:style w:customStyle="1" w:styleId="AbstractTitle" w:type="paragraph">
     <w:name w:val="Abstract Title"/>
@@ -7193,13 +7125,15 @@
     <w:pPr>
       <w:keepNext/>
       <w:keepLines/>
+      <w:jc w:val="center"/>
       <w:spacing w:after="0" w:before="300"/>
-      <w:jc w:val="center"/>
     </w:pPr>
     <w:rPr>
-      <w:b/>
       <w:sz w:val="20"/>
       <w:szCs w:val="20"/>
+      <w:b/>
+      <w:color w:val="345A8A"/>
+      &gt;
     </w:rPr>
   </w:style>
   <w:style w:customStyle="1" w:styleId="Abstract" w:type="paragraph">
@@ -7226,321 +7160,191 @@
     <w:rPr/>
   </w:style>
   <w:style w:styleId="Heading1" w:type="paragraph">
-    <w:name w:val="heading 1"/>
+    <w:name w:val="Heading 1"/>
     <w:basedOn w:val="Normal"/>
     <w:next w:val="BodyText"/>
-    <w:link w:val="Heading1Char"/>
     <w:uiPriority w:val="9"/>
     <w:qFormat/>
-    <w:rsid w:val="00A10FD9"/>
     <w:pPr>
       <w:keepNext/>
       <w:keepLines/>
-      <w:spacing w:after="80" w:before="360"/>
+      <w:spacing w:after="0" w:before="480"/>
       <w:outlineLvl w:val="0"/>
     </w:pPr>
     <w:rPr>
       <w:rFonts w:asciiTheme="majorHAnsi" w:cstheme="majorBidi" w:eastAsiaTheme="majorEastAsia" w:hAnsiTheme="majorHAnsi"/>
-      <w:color w:themeColor="accent1" w:themeShade="BF" w:val="0F4761"/>
-      <w:sz w:val="40"/>
-      <w:szCs w:val="40"/>
+      <w:b/>
+      <w:bCs/>
+      <w:color w:themeColor="accent1" w:val="4F81BD"/>
+      <w:sz w:val="32"/>
+      <w:szCs w:val="32"/>
     </w:rPr>
   </w:style>
   <w:style w:styleId="Heading2" w:type="paragraph">
-    <w:name w:val="heading 2"/>
+    <w:name w:val="Heading 2"/>
     <w:basedOn w:val="Normal"/>
     <w:next w:val="BodyText"/>
-    <w:link w:val="Heading2Char"/>
     <w:uiPriority w:val="9"/>
-    <w:semiHidden/>
     <w:unhideWhenUsed/>
     <w:qFormat/>
-    <w:rsid w:val="00A10FD9"/>
     <w:pPr>
       <w:keepNext/>
       <w:keepLines/>
-      <w:spacing w:after="80" w:before="160"/>
+      <w:spacing w:after="0" w:before="200"/>
       <w:outlineLvl w:val="1"/>
     </w:pPr>
     <w:rPr>
       <w:rFonts w:asciiTheme="majorHAnsi" w:cstheme="majorBidi" w:eastAsiaTheme="majorEastAsia" w:hAnsiTheme="majorHAnsi"/>
-      <w:color w:themeColor="accent1" w:themeShade="BF" w:val="0F4761"/>
-      <w:sz w:val="32"/>
-      <w:szCs w:val="32"/>
-    </w:rPr>
-  </w:style>
-  <w:style w:styleId="Heading3" w:type="paragraph">
-    <w:name w:val="heading 3"/>
-    <w:basedOn w:val="Normal"/>
-    <w:next w:val="BodyText"/>
-    <w:link w:val="Heading3Char"/>
-    <w:uiPriority w:val="9"/>
-    <w:semiHidden/>
-    <w:unhideWhenUsed/>
-    <w:qFormat/>
-    <w:rsid w:val="00A10FD9"/>
-    <w:pPr>
-      <w:keepNext/>
-      <w:keepLines/>
-      <w:spacing w:after="80" w:before="160"/>
-      <w:outlineLvl w:val="2"/>
-    </w:pPr>
-    <w:rPr>
-      <w:rFonts w:cstheme="majorBidi" w:eastAsiaTheme="majorEastAsia"/>
-      <w:color w:themeColor="accent1" w:themeShade="BF" w:val="0F4761"/>
+      <w:b/>
+      <w:bCs/>
+      <w:color w:themeColor="accent1" w:val="4F81BD"/>
       <w:sz w:val="28"/>
       <w:szCs w:val="28"/>
     </w:rPr>
   </w:style>
-  <w:style w:styleId="Heading4" w:type="paragraph">
-    <w:name w:val="heading 4"/>
+  <w:style w:styleId="Heading3" w:type="paragraph">
+    <w:name w:val="Heading 3"/>
     <w:basedOn w:val="Normal"/>
     <w:next w:val="BodyText"/>
-    <w:link w:val="Heading4Char"/>
     <w:uiPriority w:val="9"/>
-    <w:semiHidden/>
     <w:unhideWhenUsed/>
     <w:qFormat/>
-    <w:rsid w:val="00A10FD9"/>
     <w:pPr>
       <w:keepNext/>
       <w:keepLines/>
-      <w:spacing w:after="40" w:before="80"/>
+      <w:spacing w:after="0" w:before="200"/>
+      <w:outlineLvl w:val="2"/>
+    </w:pPr>
+    <w:rPr>
+      <w:rFonts w:asciiTheme="majorHAnsi" w:cstheme="majorBidi" w:eastAsiaTheme="majorEastAsia" w:hAnsiTheme="majorHAnsi"/>
+      <w:b/>
+      <w:bCs/>
+      <w:color w:themeColor="accent1" w:val="4F81BD"/>
+      <w:sz w:val="24"/>
+      <w:szCs w:val="24"/>
+    </w:rPr>
+  </w:style>
+  <w:style w:styleId="Heading4" w:type="paragraph">
+    <w:name w:val="Heading 4"/>
+    <w:basedOn w:val="Normal"/>
+    <w:next w:val="BodyText"/>
+    <w:uiPriority w:val="9"/>
+    <w:unhideWhenUsed/>
+    <w:qFormat/>
+    <w:pPr>
+      <w:keepNext/>
+      <w:keepLines/>
+      <w:spacing w:after="0" w:before="200"/>
       <w:outlineLvl w:val="3"/>
     </w:pPr>
     <w:rPr>
-      <w:rFonts w:cstheme="majorBidi" w:eastAsiaTheme="majorEastAsia"/>
+      <w:rFonts w:asciiTheme="majorHAnsi" w:cstheme="majorBidi" w:eastAsiaTheme="majorEastAsia" w:hAnsiTheme="majorHAnsi"/>
       <w:i/>
-      <w:iCs/>
-      <w:color w:themeColor="accent1" w:themeShade="BF" w:val="0F4761"/>
+      <w:bCs/>
+      <w:color w:themeColor="accent1" w:val="4F81BD"/>
+      <w:sz w:val="24"/>
+      <w:szCs w:val="24"/>
     </w:rPr>
   </w:style>
   <w:style w:styleId="Heading5" w:type="paragraph">
-    <w:name w:val="heading 5"/>
+    <w:name w:val="Heading 5"/>
     <w:basedOn w:val="Normal"/>
     <w:next w:val="BodyText"/>
-    <w:link w:val="Heading5Char"/>
     <w:uiPriority w:val="9"/>
-    <w:semiHidden/>
     <w:unhideWhenUsed/>
     <w:qFormat/>
-    <w:rsid w:val="00A10FD9"/>
     <w:pPr>
       <w:keepNext/>
       <w:keepLines/>
-      <w:spacing w:after="40" w:before="80"/>
+      <w:spacing w:after="0" w:before="200"/>
       <w:outlineLvl w:val="4"/>
     </w:pPr>
     <w:rPr>
-      <w:rFonts w:cstheme="majorBidi" w:eastAsiaTheme="majorEastAsia"/>
-      <w:color w:themeColor="accent1" w:themeShade="BF" w:val="0F4761"/>
+      <w:rFonts w:asciiTheme="majorHAnsi" w:cstheme="majorBidi" w:eastAsiaTheme="majorEastAsia" w:hAnsiTheme="majorHAnsi"/>
+      <w:iCs/>
+      <w:color w:themeColor="accent1" w:val="4F81BD"/>
+      <w:sz w:val="24"/>
+      <w:szCs w:val="24"/>
     </w:rPr>
   </w:style>
   <w:style w:styleId="Heading6" w:type="paragraph">
-    <w:name w:val="heading 6"/>
+    <w:name w:val="Heading 6"/>
     <w:basedOn w:val="Normal"/>
     <w:next w:val="BodyText"/>
-    <w:link w:val="Heading6Char"/>
     <w:uiPriority w:val="9"/>
-    <w:semiHidden/>
     <w:unhideWhenUsed/>
     <w:qFormat/>
-    <w:rsid w:val="00A10FD9"/>
     <w:pPr>
       <w:keepNext/>
       <w:keepLines/>
-      <w:spacing w:after="0" w:before="40"/>
+      <w:spacing w:after="0" w:before="200"/>
       <w:outlineLvl w:val="5"/>
     </w:pPr>
     <w:rPr>
-      <w:rFonts w:cstheme="majorBidi" w:eastAsiaTheme="majorEastAsia"/>
-      <w:i/>
-      <w:iCs/>
-      <w:color w:themeColor="text1" w:themeTint="A6" w:val="595959"/>
+      <w:rFonts w:asciiTheme="majorHAnsi" w:cstheme="majorBidi" w:eastAsiaTheme="majorEastAsia" w:hAnsiTheme="majorHAnsi"/>
+      <w:color w:themeColor="accent1" w:val="4F81BD"/>
+      <w:sz w:val="24"/>
+      <w:szCs w:val="24"/>
     </w:rPr>
   </w:style>
   <w:style w:styleId="Heading7" w:type="paragraph">
-    <w:name w:val="heading 7"/>
+    <w:name w:val="Heading 7"/>
     <w:basedOn w:val="Normal"/>
     <w:next w:val="BodyText"/>
-    <w:link w:val="Heading7Char"/>
     <w:uiPriority w:val="9"/>
-    <w:semiHidden/>
     <w:unhideWhenUsed/>
     <w:qFormat/>
-    <w:rsid w:val="00A10FD9"/>
     <w:pPr>
       <w:keepNext/>
       <w:keepLines/>
-      <w:spacing w:after="0" w:before="40"/>
+      <w:spacing w:after="0" w:before="200"/>
       <w:outlineLvl w:val="6"/>
     </w:pPr>
     <w:rPr>
-      <w:rFonts w:cstheme="majorBidi" w:eastAsiaTheme="majorEastAsia"/>
-      <w:color w:themeColor="text1" w:themeTint="A6" w:val="595959"/>
+      <w:rFonts w:asciiTheme="majorHAnsi" w:cstheme="majorBidi" w:eastAsiaTheme="majorEastAsia" w:hAnsiTheme="majorHAnsi"/>
+      <w:color w:themeColor="accent1" w:val="4F81BD"/>
+      <w:sz w:val="24"/>
+      <w:szCs w:val="24"/>
     </w:rPr>
   </w:style>
   <w:style w:styleId="Heading8" w:type="paragraph">
-    <w:name w:val="heading 8"/>
+    <w:name w:val="Heading 8"/>
     <w:basedOn w:val="Normal"/>
     <w:next w:val="BodyText"/>
-    <w:link w:val="Heading8Char"/>
     <w:uiPriority w:val="9"/>
-    <w:semiHidden/>
     <w:unhideWhenUsed/>
     <w:qFormat/>
-    <w:rsid w:val="00A10FD9"/>
     <w:pPr>
       <w:keepNext/>
       <w:keepLines/>
-      <w:spacing w:after="0"/>
+      <w:spacing w:after="0" w:before="200"/>
       <w:outlineLvl w:val="7"/>
     </w:pPr>
     <w:rPr>
-      <w:rFonts w:cstheme="majorBidi" w:eastAsiaTheme="majorEastAsia"/>
-      <w:i/>
-      <w:iCs/>
-      <w:color w:themeColor="text1" w:themeTint="D8" w:val="272727"/>
+      <w:rFonts w:asciiTheme="majorHAnsi" w:cstheme="majorBidi" w:eastAsiaTheme="majorEastAsia" w:hAnsiTheme="majorHAnsi"/>
+      <w:color w:themeColor="accent1" w:val="4F81BD"/>
+      <w:sz w:val="24"/>
+      <w:szCs w:val="24"/>
     </w:rPr>
   </w:style>
   <w:style w:styleId="Heading9" w:type="paragraph">
-    <w:name w:val="heading 9"/>
+    <w:name w:val="Heading 9"/>
     <w:basedOn w:val="Normal"/>
     <w:next w:val="BodyText"/>
-    <w:link w:val="Heading9Char"/>
     <w:uiPriority w:val="9"/>
-    <w:semiHidden/>
     <w:unhideWhenUsed/>
     <w:qFormat/>
-    <w:rsid w:val="00A10FD9"/>
     <w:pPr>
       <w:keepNext/>
       <w:keepLines/>
-      <w:spacing w:after="0"/>
+      <w:spacing w:after="0" w:before="200"/>
       <w:outlineLvl w:val="8"/>
     </w:pPr>
     <w:rPr>
-      <w:rFonts w:cstheme="majorBidi" w:eastAsiaTheme="majorEastAsia"/>
-      <w:color w:themeColor="text1" w:themeTint="D8" w:val="272727"/>
-    </w:rPr>
-  </w:style>
-  <w:style w:customStyle="1" w:styleId="Heading1Char" w:type="character">
-    <w:name w:val="Heading 1 Char"/>
-    <w:basedOn w:val="DefaultParagraphFont"/>
-    <w:link w:val="Heading1"/>
-    <w:uiPriority w:val="9"/>
-    <w:rsid w:val="00A10FD9"/>
-    <w:rPr>
       <w:rFonts w:asciiTheme="majorHAnsi" w:cstheme="majorBidi" w:eastAsiaTheme="majorEastAsia" w:hAnsiTheme="majorHAnsi"/>
-      <w:color w:themeColor="accent1" w:themeShade="BF" w:val="0F4761"/>
-      <w:sz w:val="40"/>
-      <w:szCs w:val="40"/>
-    </w:rPr>
-  </w:style>
-  <w:style w:customStyle="1" w:styleId="Heading2Char" w:type="character">
-    <w:name w:val="Heading 2 Char"/>
-    <w:basedOn w:val="DefaultParagraphFont"/>
-    <w:link w:val="Heading2"/>
-    <w:uiPriority w:val="9"/>
-    <w:semiHidden/>
-    <w:rsid w:val="00A10FD9"/>
-    <w:rPr>
-      <w:rFonts w:asciiTheme="majorHAnsi" w:cstheme="majorBidi" w:eastAsiaTheme="majorEastAsia" w:hAnsiTheme="majorHAnsi"/>
-      <w:color w:themeColor="accent1" w:themeShade="BF" w:val="0F4761"/>
-      <w:sz w:val="32"/>
-      <w:szCs w:val="32"/>
-    </w:rPr>
-  </w:style>
-  <w:style w:customStyle="1" w:styleId="Heading3Char" w:type="character">
-    <w:name w:val="Heading 3 Char"/>
-    <w:basedOn w:val="DefaultParagraphFont"/>
-    <w:link w:val="Heading3"/>
-    <w:uiPriority w:val="9"/>
-    <w:semiHidden/>
-    <w:rsid w:val="00A10FD9"/>
-    <w:rPr>
-      <w:rFonts w:cstheme="majorBidi" w:eastAsiaTheme="majorEastAsia"/>
-      <w:color w:themeColor="accent1" w:themeShade="BF" w:val="0F4761"/>
-      <w:sz w:val="28"/>
-      <w:szCs w:val="28"/>
-    </w:rPr>
-  </w:style>
-  <w:style w:customStyle="1" w:styleId="Heading4Char" w:type="character">
-    <w:name w:val="Heading 4 Char"/>
-    <w:basedOn w:val="DefaultParagraphFont"/>
-    <w:link w:val="Heading4"/>
-    <w:uiPriority w:val="9"/>
-    <w:semiHidden/>
-    <w:rsid w:val="00A10FD9"/>
-    <w:rPr>
-      <w:rFonts w:cstheme="majorBidi" w:eastAsiaTheme="majorEastAsia"/>
-      <w:i/>
-      <w:iCs/>
-      <w:color w:themeColor="accent1" w:themeShade="BF" w:val="0F4761"/>
-    </w:rPr>
-  </w:style>
-  <w:style w:customStyle="1" w:styleId="Heading5Char" w:type="character">
-    <w:name w:val="Heading 5 Char"/>
-    <w:basedOn w:val="DefaultParagraphFont"/>
-    <w:link w:val="Heading5"/>
-    <w:uiPriority w:val="9"/>
-    <w:semiHidden/>
-    <w:rsid w:val="00A10FD9"/>
-    <w:rPr>
-      <w:rFonts w:cstheme="majorBidi" w:eastAsiaTheme="majorEastAsia"/>
-      <w:color w:themeColor="accent1" w:themeShade="BF" w:val="0F4761"/>
-    </w:rPr>
-  </w:style>
-  <w:style w:customStyle="1" w:styleId="Heading6Char" w:type="character">
-    <w:name w:val="Heading 6 Char"/>
-    <w:basedOn w:val="DefaultParagraphFont"/>
-    <w:link w:val="Heading6"/>
-    <w:uiPriority w:val="9"/>
-    <w:semiHidden/>
-    <w:rsid w:val="00A10FD9"/>
-    <w:rPr>
-      <w:rFonts w:cstheme="majorBidi" w:eastAsiaTheme="majorEastAsia"/>
-      <w:i/>
-      <w:iCs/>
-      <w:color w:themeColor="text1" w:themeTint="A6" w:val="595959"/>
-    </w:rPr>
-  </w:style>
-  <w:style w:customStyle="1" w:styleId="Heading7Char" w:type="character">
-    <w:name w:val="Heading 7 Char"/>
-    <w:basedOn w:val="DefaultParagraphFont"/>
-    <w:link w:val="Heading7"/>
-    <w:uiPriority w:val="9"/>
-    <w:semiHidden/>
-    <w:rsid w:val="00A10FD9"/>
-    <w:rPr>
-      <w:rFonts w:cstheme="majorBidi" w:eastAsiaTheme="majorEastAsia"/>
-      <w:color w:themeColor="text1" w:themeTint="A6" w:val="595959"/>
-    </w:rPr>
-  </w:style>
-  <w:style w:customStyle="1" w:styleId="Heading8Char" w:type="character">
-    <w:name w:val="Heading 8 Char"/>
-    <w:basedOn w:val="DefaultParagraphFont"/>
-    <w:link w:val="Heading8"/>
-    <w:uiPriority w:val="9"/>
-    <w:semiHidden/>
-    <w:rsid w:val="00A10FD9"/>
-    <w:rPr>
-      <w:rFonts w:cstheme="majorBidi" w:eastAsiaTheme="majorEastAsia"/>
-      <w:i/>
-      <w:iCs/>
-      <w:color w:themeColor="text1" w:themeTint="D8" w:val="272727"/>
-    </w:rPr>
-  </w:style>
-  <w:style w:customStyle="1" w:styleId="Heading9Char" w:type="character">
-    <w:name w:val="Heading 9 Char"/>
-    <w:basedOn w:val="DefaultParagraphFont"/>
-    <w:link w:val="Heading9"/>
-    <w:uiPriority w:val="9"/>
-    <w:semiHidden/>
-    <w:rsid w:val="00A10FD9"/>
-    <w:rPr>
-      <w:rFonts w:cstheme="majorBidi" w:eastAsiaTheme="majorEastAsia"/>
-      <w:color w:themeColor="text1" w:themeTint="D8" w:val="272727"/>
+      <w:color w:themeColor="accent1" w:val="4F81BD"/>
+      <w:sz w:val="24"/>
+      <w:szCs w:val="24"/>
     </w:rPr>
   </w:style>
   <w:style w:styleId="BlockText" w:type="paragraph">
@@ -7563,18 +7367,6 @@
     <w:unhideWhenUsed/>
     <w:qFormat/>
   </w:style>
-  <w:style w:styleId="FootnoteBlockText" w:type="paragraph">
-    <w:name w:val="Footnote Block Text"/>
-    <w:basedOn w:val="FootnoteText"/>
-    <w:next w:val="FootnoteText"/>
-    <w:uiPriority w:val="9"/>
-    <w:unhideWhenUsed/>
-    <w:qFormat/>
-    <w:pPr>
-      <w:spacing w:after="100" w:before="100"/>
-      <w:ind w:firstLine="0" w:left="480" w:right="480"/>
-    </w:pPr>
-  </w:style>
   <w:style w:default="1" w:styleId="DefaultParagraphFont" w:type="character">
     <w:name w:val="Default Paragraph Font"/>
     <w:semiHidden/>
@@ -7596,11 +7388,18 @@
       </w:tblCellMar>
     </w:tblPr>
     <w:tblStylePr w:type="firstRow">
+      <w:tblPr>
+        <w:jc w:val="left"/>
+        <w:tblInd w:type="dxa" w:w="0"/>
+      </w:tblPr>
+      <w:trPr>
+        <w:jc w:val="left"/>
+      </w:trPr>
       <w:tcPr>
+        <w:vAlign w:val="bottom"/>
         <w:tcBorders>
           <w:bottom w:val="single"/>
         </w:tcBorders>
-        <w:vAlign w:val="bottom"/>
       </w:tcPr>
     </w:tblStylePr>
   </w:style>
@@ -7715,8 +7514,8 @@
     <w:name w:val="KeywordTok"/>
     <w:basedOn w:val="VerbatimChar"/>
     <w:rPr>
+      <w:color w:val="007020"/>
       <w:b/>
-      <w:color w:val="007020"/>
     </w:rPr>
   </w:style>
   <w:style w:type="character" w:customStyle="1" w:styleId="DataTypeTok">
@@ -7793,42 +7592,42 @@
     <w:name w:val="ImportTok"/>
     <w:basedOn w:val="VerbatimChar"/>
     <w:rPr>
+      <w:color w:val="008000"/>
       <w:b/>
-      <w:color w:val="008000"/>
     </w:rPr>
   </w:style>
   <w:style w:type="character" w:customStyle="1" w:styleId="CommentTok">
     <w:name w:val="CommentTok"/>
     <w:basedOn w:val="VerbatimChar"/>
     <w:rPr>
+      <w:color w:val="60a0b0"/>
       <w:i/>
-      <w:color w:val="60a0b0"/>
     </w:rPr>
   </w:style>
   <w:style w:type="character" w:customStyle="1" w:styleId="DocumentationTok">
     <w:name w:val="DocumentationTok"/>
     <w:basedOn w:val="VerbatimChar"/>
     <w:rPr>
+      <w:color w:val="ba2121"/>
       <w:i/>
-      <w:color w:val="ba2121"/>
     </w:rPr>
   </w:style>
   <w:style w:type="character" w:customStyle="1" w:styleId="AnnotationTok">
     <w:name w:val="AnnotationTok"/>
     <w:basedOn w:val="VerbatimChar"/>
     <w:rPr>
+      <w:color w:val="60a0b0"/>
       <w:b/>
       <w:i/>
-      <w:color w:val="60a0b0"/>
     </w:rPr>
   </w:style>
   <w:style w:type="character" w:customStyle="1" w:styleId="CommentVarTok">
     <w:name w:val="CommentVarTok"/>
     <w:basedOn w:val="VerbatimChar"/>
     <w:rPr>
+      <w:color w:val="60a0b0"/>
       <w:b/>
       <w:i/>
-      <w:color w:val="60a0b0"/>
     </w:rPr>
   </w:style>
   <w:style w:type="character" w:customStyle="1" w:styleId="OtherTok">
@@ -7856,8 +7655,8 @@
     <w:name w:val="ControlFlowTok"/>
     <w:basedOn w:val="VerbatimChar"/>
     <w:rPr>
+      <w:color w:val="007020"/>
       <w:b/>
-      <w:color w:val="007020"/>
     </w:rPr>
   </w:style>
   <w:style w:type="character" w:customStyle="1" w:styleId="OperatorTok">
@@ -7902,34 +7701,34 @@
     <w:name w:val="InformationTok"/>
     <w:basedOn w:val="VerbatimChar"/>
     <w:rPr>
+      <w:color w:val="60a0b0"/>
       <w:b/>
       <w:i/>
-      <w:color w:val="60a0b0"/>
     </w:rPr>
   </w:style>
   <w:style w:type="character" w:customStyle="1" w:styleId="WarningTok">
     <w:name w:val="WarningTok"/>
     <w:basedOn w:val="VerbatimChar"/>
     <w:rPr>
+      <w:color w:val="60a0b0"/>
       <w:b/>
       <w:i/>
-      <w:color w:val="60a0b0"/>
     </w:rPr>
   </w:style>
   <w:style w:type="character" w:customStyle="1" w:styleId="AlertTok">
     <w:name w:val="AlertTok"/>
     <w:basedOn w:val="VerbatimChar"/>
     <w:rPr>
+      <w:color w:val="ff0000"/>
       <w:b/>
-      <w:color w:val="ff0000"/>
     </w:rPr>
   </w:style>
   <w:style w:type="character" w:customStyle="1" w:styleId="ErrorTok">
     <w:name w:val="ErrorTok"/>
     <w:basedOn w:val="VerbatimChar"/>
     <w:rPr>
+      <w:color w:val="ff0000"/>
       <w:b/>
-      <w:color w:val="ff0000"/>
     </w:rPr>
   </w:style>
   <w:style w:type="character" w:customStyle="1" w:styleId="NormalTok">
@@ -7951,44 +7750,44 @@
         <a:sysClr val="window" lastClr="FFFFFF"/>
       </a:lt1>
       <a:dk2>
-        <a:srgbClr val="0E2841"/>
+        <a:srgbClr val="1F497D"/>
       </a:dk2>
       <a:lt2>
-        <a:srgbClr val="E8E8E8"/>
+        <a:srgbClr val="EEECE1"/>
       </a:lt2>
       <a:accent1>
-        <a:srgbClr val="156082"/>
+        <a:srgbClr val="4F81BD"/>
       </a:accent1>
       <a:accent2>
-        <a:srgbClr val="E97132"/>
+        <a:srgbClr val="C0504D"/>
       </a:accent2>
       <a:accent3>
-        <a:srgbClr val="196B24"/>
+        <a:srgbClr val="9BBB59"/>
       </a:accent3>
       <a:accent4>
-        <a:srgbClr val="0F9ED5"/>
+        <a:srgbClr val="8064A2"/>
       </a:accent4>
       <a:accent5>
-        <a:srgbClr val="A02B93"/>
+        <a:srgbClr val="4BACC6"/>
       </a:accent5>
       <a:accent6>
-        <a:srgbClr val="4EA72E"/>
+        <a:srgbClr val="F79646"/>
       </a:accent6>
       <a:hlink>
-        <a:srgbClr val="467886"/>
+        <a:srgbClr val="0000FF"/>
       </a:hlink>
       <a:folHlink>
-        <a:srgbClr val="96607D"/>
+        <a:srgbClr val="800080"/>
       </a:folHlink>
     </a:clrScheme>
     <a:fontScheme name="Office">
       <a:majorFont>
-        <a:latin typeface="Aptos Display" panose="02110004020202020204"/>
+        <a:latin typeface="Calibri"/>
         <a:ea typeface=""/>
         <a:cs typeface=""/>
-        <a:font script="Jpan" typeface="游ゴシック Light"/>
+        <a:font script="Jpan" typeface="ＭＳ ゴシック"/>
         <a:font script="Hang" typeface="맑은 고딕"/>
-        <a:font script="Hans" typeface="等线 Light"/>
+        <a:font script="Hans" typeface="宋体"/>
         <a:font script="Hant" typeface="新細明體"/>
         <a:font script="Arab" typeface="Times New Roman"/>
         <a:font script="Hebr" typeface="Times New Roman"/>
@@ -8015,32 +7814,14 @@
         <a:font script="Mong" typeface="Mongolian Baiti"/>
         <a:font script="Viet" typeface="Times New Roman"/>
         <a:font script="Uigh" typeface="Microsoft Uighur"/>
-        <a:font script="Geor" typeface="Sylfaen"/>
-        <a:font script="Armn" typeface="Arial"/>
-        <a:font script="Bugi" typeface="Leelawadee UI"/>
-        <a:font script="Bopo" typeface="Microsoft JhengHei"/>
-        <a:font script="Java" typeface="Javanese Text"/>
-        <a:font script="Lisu" typeface="Segoe UI"/>
-        <a:font script="Mymr" typeface="Myanmar Text"/>
-        <a:font script="Nkoo" typeface="Ebrima"/>
-        <a:font script="Olck" typeface="Nirmala UI"/>
-        <a:font script="Osma" typeface="Ebrima"/>
-        <a:font script="Phag" typeface="Phagspa"/>
-        <a:font script="Syrn" typeface="Estrangelo Edessa"/>
-        <a:font script="Syrj" typeface="Estrangelo Edessa"/>
-        <a:font script="Syre" typeface="Estrangelo Edessa"/>
-        <a:font script="Sora" typeface="Nirmala UI"/>
-        <a:font script="Tale" typeface="Microsoft Tai Le"/>
-        <a:font script="Talu" typeface="Microsoft New Tai Lue"/>
-        <a:font script="Tfng" typeface="Ebrima"/>
       </a:majorFont>
       <a:minorFont>
-        <a:latin typeface="Aptos" panose="02110004020202020204"/>
+        <a:latin typeface="Cambria"/>
         <a:ea typeface=""/>
         <a:cs typeface=""/>
-        <a:font script="Jpan" typeface="游明朝"/>
+        <a:font script="Jpan" typeface="ＭＳ 明朝"/>
         <a:font script="Hang" typeface="맑은 고딕"/>
-        <a:font script="Hans" typeface="等线"/>
+        <a:font script="Hans" typeface="宋体"/>
         <a:font script="Hant" typeface="新細明體"/>
         <a:font script="Arab" typeface="Arial"/>
         <a:font script="Hebr" typeface="Arial"/>
@@ -8067,24 +7848,6 @@
         <a:font script="Mong" typeface="Mongolian Baiti"/>
         <a:font script="Viet" typeface="Arial"/>
         <a:font script="Uigh" typeface="Microsoft Uighur"/>
-        <a:font script="Geor" typeface="Sylfaen"/>
-        <a:font script="Armn" typeface="Arial"/>
-        <a:font script="Bugi" typeface="Leelawadee UI"/>
-        <a:font script="Bopo" typeface="Microsoft JhengHei"/>
-        <a:font script="Java" typeface="Javanese Text"/>
-        <a:font script="Lisu" typeface="Segoe UI"/>
-        <a:font script="Mymr" typeface="Myanmar Text"/>
-        <a:font script="Nkoo" typeface="Ebrima"/>
-        <a:font script="Olck" typeface="Nirmala UI"/>
-        <a:font script="Osma" typeface="Ebrima"/>
-        <a:font script="Phag" typeface="Phagspa"/>
-        <a:font script="Syrn" typeface="Estrangelo Edessa"/>
-        <a:font script="Syrj" typeface="Estrangelo Edessa"/>
-        <a:font script="Syre" typeface="Estrangelo Edessa"/>
-        <a:font script="Sora" typeface="Nirmala UI"/>
-        <a:font script="Tale" typeface="Microsoft Tai Le"/>
-        <a:font script="Talu" typeface="Microsoft New Tai Lue"/>
-        <a:font script="Tfng" typeface="Ebrima"/>
       </a:minorFont>
     </a:fontScheme>
     <a:fmtScheme name="Office">
@@ -8096,141 +7859,200 @@
           <a:gsLst>
             <a:gs pos="0">
               <a:schemeClr val="phClr">
-                <a:lumMod val="110000"/>
-                <a:satMod val="105000"/>
-                <a:tint val="67000"/>
+                <a:tint val="50000"/>
+                <a:satMod val="300000"/>
               </a:schemeClr>
             </a:gs>
-            <a:gs pos="50000">
+            <a:gs pos="35000">
               <a:schemeClr val="phClr">
-                <a:lumMod val="105000"/>
-                <a:satMod val="103000"/>
-                <a:tint val="73000"/>
+                <a:tint val="37000"/>
+                <a:satMod val="300000"/>
               </a:schemeClr>
             </a:gs>
             <a:gs pos="100000">
               <a:schemeClr val="phClr">
-                <a:lumMod val="105000"/>
-                <a:satMod val="109000"/>
-                <a:tint val="81000"/>
+                <a:tint val="15000"/>
+                <a:satMod val="350000"/>
               </a:schemeClr>
             </a:gs>
           </a:gsLst>
-          <a:lin ang="5400000" scaled="0"/>
+          <a:lin ang="16200000" scaled="1"/>
         </a:gradFill>
         <a:gradFill rotWithShape="1">
           <a:gsLst>
             <a:gs pos="0">
               <a:schemeClr val="phClr">
-                <a:satMod val="103000"/>
-                <a:lumMod val="102000"/>
-                <a:tint val="94000"/>
-              </a:schemeClr>
-            </a:gs>
-            <a:gs pos="50000">
-              <a:schemeClr val="phClr">
-                <a:satMod val="110000"/>
-                <a:lumMod val="100000"/>
+                <a:tint val="100000"/>
                 <a:shade val="100000"/>
+                <a:satMod val="130000"/>
               </a:schemeClr>
             </a:gs>
             <a:gs pos="100000">
               <a:schemeClr val="phClr">
-                <a:lumMod val="99000"/>
-                <a:satMod val="120000"/>
-                <a:shade val="78000"/>
+                <a:tint val="50000"/>
+                <a:shade val="100000"/>
+                <a:satMod val="350000"/>
               </a:schemeClr>
             </a:gs>
           </a:gsLst>
-          <a:lin ang="5400000" scaled="0"/>
+          <a:lin ang="16200000" scaled="0"/>
         </a:gradFill>
       </a:fillStyleLst>
       <a:lnStyleLst>
-        <a:ln w="6350" cap="flat" cmpd="sng" algn="ctr">
+        <a:ln w="9525" cap="flat" cmpd="sng" algn="ctr">
+          <a:solidFill>
+            <a:schemeClr val="phClr">
+              <a:shade val="95000"/>
+              <a:satMod val="105000"/>
+            </a:schemeClr>
+          </a:solidFill>
+          <a:prstDash val="solid"/>
+        </a:ln>
+        <a:ln w="25400" cap="flat" cmpd="sng" algn="ctr">
           <a:solidFill>
             <a:schemeClr val="phClr"/>
           </a:solidFill>
           <a:prstDash val="solid"/>
-          <a:miter lim="800000"/>
         </a:ln>
-        <a:ln w="12700" cap="flat" cmpd="sng" algn="ctr">
+        <a:ln w="38100" cap="flat" cmpd="sng" algn="ctr">
           <a:solidFill>
             <a:schemeClr val="phClr"/>
           </a:solidFill>
           <a:prstDash val="solid"/>
-          <a:miter lim="800000"/>
-        </a:ln>
-        <a:ln w="19050" cap="flat" cmpd="sng" algn="ctr">
-          <a:solidFill>
-            <a:schemeClr val="phClr"/>
-          </a:solidFill>
-          <a:prstDash val="solid"/>
-          <a:miter lim="800000"/>
         </a:ln>
       </a:lnStyleLst>
       <a:effectStyleLst>
         <a:effectStyle>
-          <a:effectLst/>
-        </a:effectStyle>
-        <a:effectStyle>
-          <a:effectLst/>
+          <a:effectLst>
+            <a:outerShdw blurRad="40000" dist="20000" dir="5400000" rotWithShape="0">
+              <a:srgbClr val="000000">
+                <a:alpha val="38000"/>
+              </a:srgbClr>
+            </a:outerShdw>
+          </a:effectLst>
         </a:effectStyle>
         <a:effectStyle>
           <a:effectLst>
-            <a:outerShdw blurRad="57150" dist="19050" dir="5400000" algn="ctr" rotWithShape="0">
+            <a:outerShdw blurRad="40000" dist="23000" dir="5400000" rotWithShape="0">
               <a:srgbClr val="000000">
-                <a:alpha val="63000"/>
+                <a:alpha val="35000"/>
               </a:srgbClr>
             </a:outerShdw>
           </a:effectLst>
+        </a:effectStyle>
+        <a:effectStyle>
+          <a:effectLst>
+            <a:outerShdw blurRad="40000" dist="23000" dir="5400000" rotWithShape="0">
+              <a:srgbClr val="000000">
+                <a:alpha val="35000"/>
+              </a:srgbClr>
+            </a:outerShdw>
+          </a:effectLst>
+          <a:scene3d>
+            <a:camera prst="orthographicFront">
+              <a:rot lat="0" lon="0" rev="0"/>
+            </a:camera>
+            <a:lightRig rig="threePt" dir="t">
+              <a:rot lat="0" lon="0" rev="1200000"/>
+            </a:lightRig>
+          </a:scene3d>
+          <a:sp3d>
+            <a:bevelT w="63500" h="25400"/>
+          </a:sp3d>
         </a:effectStyle>
       </a:effectStyleLst>
       <a:bgFillStyleLst>
         <a:solidFill>
           <a:schemeClr val="phClr"/>
         </a:solidFill>
-        <a:solidFill>
-          <a:schemeClr val="phClr">
-            <a:tint val="95000"/>
-            <a:satMod val="170000"/>
-          </a:schemeClr>
-        </a:solidFill>
         <a:gradFill rotWithShape="1">
           <a:gsLst>
             <a:gs pos="0">
               <a:schemeClr val="phClr">
-                <a:tint val="93000"/>
-                <a:satMod val="150000"/>
-                <a:shade val="98000"/>
-                <a:lumMod val="102000"/>
+                <a:tint val="40000"/>
+                <a:satMod val="350000"/>
               </a:schemeClr>
             </a:gs>
-            <a:gs pos="50000">
+            <a:gs pos="40000">
               <a:schemeClr val="phClr">
-                <a:tint val="98000"/>
-                <a:satMod val="130000"/>
-                <a:shade val="90000"/>
-                <a:lumMod val="103000"/>
+                <a:tint val="45000"/>
+                <a:shade val="99000"/>
+                <a:satMod val="350000"/>
               </a:schemeClr>
             </a:gs>
             <a:gs pos="100000">
               <a:schemeClr val="phClr">
-                <a:shade val="63000"/>
-                <a:satMod val="120000"/>
+                <a:shade val="20000"/>
+                <a:satMod val="255000"/>
               </a:schemeClr>
             </a:gs>
           </a:gsLst>
-          <a:lin ang="5400000" scaled="0"/>
+          <a:path path="circle">
+            <a:fillToRect l="50000" t="-80000" r="50000" b="180000"/>
+          </a:path>
+        </a:gradFill>
+        <a:gradFill rotWithShape="1">
+          <a:gsLst>
+            <a:gs pos="0">
+              <a:schemeClr val="phClr">
+                <a:tint val="80000"/>
+                <a:satMod val="300000"/>
+              </a:schemeClr>
+            </a:gs>
+            <a:gs pos="100000">
+              <a:schemeClr val="phClr">
+                <a:shade val="30000"/>
+                <a:satMod val="200000"/>
+              </a:schemeClr>
+            </a:gs>
+          </a:gsLst>
+          <a:path path="circle">
+            <a:fillToRect l="50000" t="50000" r="50000" b="50000"/>
+          </a:path>
         </a:gradFill>
       </a:bgFillStyleLst>
     </a:fmtScheme>
   </a:themeElements>
-  <a:objectDefaults/>
+  <a:objectDefaults>
+    <a:spDef>
+      <a:spPr/>
+      <a:bodyPr/>
+      <a:lstStyle/>
+      <a:style>
+        <a:lnRef idx="1">
+          <a:schemeClr val="accent1"/>
+        </a:lnRef>
+        <a:fillRef idx="3">
+          <a:schemeClr val="accent1"/>
+        </a:fillRef>
+        <a:effectRef idx="2">
+          <a:schemeClr val="accent1"/>
+        </a:effectRef>
+        <a:fontRef idx="minor">
+          <a:schemeClr val="lt1"/>
+        </a:fontRef>
+      </a:style>
+    </a:spDef>
+    <a:lnDef>
+      <a:spPr/>
+      <a:bodyPr/>
+      <a:lstStyle/>
+      <a:style>
+        <a:lnRef idx="2">
+          <a:schemeClr val="accent1"/>
+        </a:lnRef>
+        <a:fillRef idx="0">
+          <a:schemeClr val="accent1"/>
+        </a:fillRef>
+        <a:effectRef idx="1">
+          <a:schemeClr val="accent1"/>
+        </a:effectRef>
+        <a:fontRef idx="minor">
+          <a:schemeClr val="tx1"/>
+        </a:fontRef>
+      </a:style>
+    </a:lnDef>
+  </a:objectDefaults>
   <a:extraClrSchemeLst/>
-  <a:extLst>
-    <a:ext uri="{05A4C25C-085E-4340-85A3-A5531E510DB2}">
-      <thm15:themeFamily xmlns:thm15="http://schemas.microsoft.com/office/thememl/2012/main" name="Office Theme" id="{2E142A2C-CD16-42D6-873A-C26D2A0506FA}" vid="{1BDDFF52-6CD6-40A5-AB3C-68EB2F1E4D0A}"/>
-    </a:ext>
-  </a:extLst>
 </a:theme>
 </file>
--- a/04-regulatory-compliance/PCI_DSS_v4.0.1/Portugues_BR/PCI_DSS_v4.0.1_Practical_Manager_and_Junior_Analyst_Manual_Portugues_BR_v1.0.docx
+++ b/04-regulatory-compliance/PCI_DSS_v4.0.1/Portugues_BR/PCI_DSS_v4.0.1_Practical_Manager_and_Junior_Analyst_Manual_Portugues_BR_v1.0.docx
@@ -2,40 +2,14 @@
 <file path=word/document.xml><?xml version="1.0" encoding="utf-8"?>
 <w:document xmlns:w="http://schemas.openxmlformats.org/wordprocessingml/2006/main" xmlns:m="http://schemas.openxmlformats.org/officeDocument/2006/math" xmlns:r="http://schemas.openxmlformats.org/officeDocument/2006/relationships" xmlns:o="urn:schemas-microsoft-com:office:office" xmlns:v="urn:schemas-microsoft-com:vml" xmlns:w10="urn:schemas-microsoft-com:office:word" xmlns:a="http://schemas.openxmlformats.org/drawingml/2006/main" xmlns:pic="http://schemas.openxmlformats.org/drawingml/2006/picture" xmlns:wp="http://schemas.openxmlformats.org/drawingml/2006/wordprocessingDrawing">
   <w:body>
-    <w:sdt>
-      <w:sdtPr>
-        <w:docPartObj>
-          <w:docPartGallery w:val="Table of Contents"/>
-          <w:docPartUnique/>
-        </w:docPartObj>
-      </w:sdtPr>
-      <w:sdtContent>
-        <w:p>
-          <w:pPr>
-            <w:pStyle w:val="TOCHeading"/>
-          </w:pPr>
-          <w:r>
-            <w:t xml:space="preserve">Table of Contents</w:t>
-          </w:r>
-        </w:p>
-        <w:p>
-          <w:r>
-            <w:fldChar w:fldCharType="begin" w:dirty="true"/>
-            <w:instrText xml:space="preserve">TOC \o "1-3" \h \z \u</w:instrText>
-            <w:fldChar w:fldCharType="separate"/>
-            <w:fldChar w:fldCharType="end"/>
-          </w:r>
-        </w:p>
-      </w:sdtContent>
-    </w:sdt>
     <w:p>
       <w:pPr>
         <w:pStyle w:val="BlockText"/>
       </w:pPr>
       <w:r>
         <w:rPr>
+          <w:b/>
           <w:bCs/>
-          <w:b/>
         </w:rPr>
         <w:t xml:space="preserve">Status da revisão:</w:t>
       </w:r>
@@ -60,8 +34,8 @@
       </w:pPr>
       <w:r>
         <w:rPr>
+          <w:b/>
           <w:bCs/>
-          <w:b/>
         </w:rPr>
         <w:t xml:space="preserve">PCI DSS v4.0.1</w:t>
       </w:r>
@@ -72,1631 +46,1631 @@
       </w:pPr>
       <w:r>
         <w:rPr>
+          <w:b/>
           <w:bCs/>
-          <w:b/>
         </w:rPr>
         <w:t xml:space="preserve">Segurança de pagamento prática, verificação de conformidade e ferramentas de código aberto</w:t>
       </w:r>
       <w:r>
         <w:rPr>
+          <w:b/>
           <w:bCs/>
-          <w:b/>
         </w:rPr>
         <w:t xml:space="preserve"> </w:t>
       </w:r>
     </w:p>
     <w:p>
       <w:pPr>
+        <w:pStyle w:val="Compact"/>
         <w:numPr>
           <w:ilvl w:val="0"/>
           <w:numId w:val="1001"/>
         </w:numPr>
+      </w:pPr>
+      <w:r>
+        <w:t xml:space="preserve">Um manual de trabalho para gerentes, analistas júnior, estudantes, profissionais de mudança de carreira, comerciantes e prestadores de serviços*</w:t>
+      </w:r>
+    </w:p>
+    <w:p>
+      <w:pPr>
+        <w:pStyle w:val="FirstParagraph"/>
+      </w:pPr>
+      <w:r>
+        <w:t xml:space="preserve">** Alberto (Al) Leiva**</w:t>
+      </w:r>
+    </w:p>
+    <w:p>
+      <w:pPr>
+        <w:pStyle w:val="BodyText"/>
+      </w:pPr>
+      <w:r>
+        <w:t xml:space="preserve">Primeira edição • Julho de 2026</w:t>
+      </w:r>
+    </w:p>
+    <w:bookmarkStart w:id="9" w:name="X17a82a826d7c00cc825862a403e7451c9d1d422"/>
+    <w:p>
+      <w:pPr>
+        <w:pStyle w:val="Heading2"/>
+      </w:pPr>
+      <w:r>
+        <w:t xml:space="preserve">• todos os 12 requisitos • monitorização • SAQs e ROC • comércio electrónico • provas • ferramentas • laboratórios • preparação para a carreira</w:t>
+      </w:r>
+    </w:p>
+    <w:bookmarkEnd w:id="9"/>
+    <w:bookmarkStart w:id="13" w:name="publicação-e-aviso-de-uso"/>
+    <w:p>
+      <w:pPr>
+        <w:pStyle w:val="Heading1"/>
+      </w:pPr>
+      <w:r>
+        <w:t xml:space="preserve">Publicação e Aviso de Uso</w:t>
+      </w:r>
+    </w:p>
+    <w:p>
+      <w:pPr>
+        <w:pStyle w:val="FirstParagraph"/>
+      </w:pPr>
+      <w:r>
+        <w:t xml:space="preserve">Autor: Alberto (Al) Leiva</w:t>
+      </w:r>
+    </w:p>
+    <w:p>
+      <w:pPr>
+        <w:pStyle w:val="BodyText"/>
+      </w:pPr>
+      <w:r>
+        <w:t xml:space="preserve">Edição: Primeira Edição, Julho 2026</w:t>
+      </w:r>
+    </w:p>
+    <w:p>
+      <w:pPr>
+        <w:pStyle w:val="BodyText"/>
+      </w:pPr>
+      <w:r>
+        <w:t xml:space="preserve">Objetivo: Educação gratuita e prática para gestores, estudantes, profissionais de mudança de carreira, analistas júnior, comerciantes, provedores de serviços e profissionais de segurança cibernética.</w:t>
+      </w:r>
+    </w:p>
+    <w:bookmarkStart w:id="10" w:name="aviso-educacional-e-legal"/>
+    <w:p>
+      <w:pPr>
+        <w:pStyle w:val="Heading2"/>
+      </w:pPr>
+      <w:r>
+        <w:t xml:space="preserve">Aviso educacional e legal</w:t>
+      </w:r>
+    </w:p>
+    <w:p>
+      <w:pPr>
+        <w:pStyle w:val="FirstParagraph"/>
+      </w:pPr>
+      <w:r>
+        <w:t xml:space="preserve">Este manual fornece educação geral. Não é aconselhamento legal, uma publicação do PCI Security Standards Council, um relatório sobre conformidade, um atestado de conformidade, um questionário de auto-avaliação ou uma garantia de conformidade ou segurança. Apenas a norma oficial e os documentos de validação aplicáveis regem uma avaliação. Marcas de pagamento, adquirentes, clientes, reguladores, contratos e leis podem impor requisitos adicionais.</w:t>
+      </w:r>
+    </w:p>
+    <w:bookmarkEnd w:id="10"/>
+    <w:bookmarkStart w:id="11" w:name="uso-ético-e-autorizado"/>
+    <w:p>
+      <w:pPr>
+        <w:pStyle w:val="Heading2"/>
+      </w:pPr>
+      <w:r>
+        <w:t xml:space="preserve">Uso ético e autorizado</w:t>
+      </w:r>
+    </w:p>
+    <w:p>
+      <w:pPr>
+        <w:pStyle w:val="FirstParagraph"/>
+      </w:pPr>
+      <w:r>
+        <w:t xml:space="preserve">Use ferramentas técnicas apenas em sistemas, redes, aplicativos, contas em nuvem, páginas de pagamento e dados que você possui ou estão especificamente autorizados por escrito para avaliar. Use dados sintéticos da conta em laboratórios. Nunca use PAN real, dados de autenticação sensíveis, informações do cliente, credenciais ou sistemas de pagamento de produção em uma demonstração pública ou portfólio.</w:t>
+      </w:r>
+    </w:p>
+    <w:p>
+      <w:pPr>
+        <w:pStyle w:val="BodyText"/>
+      </w:pPr>
+      <w:r>
+        <w:t xml:space="preserve">Prefácio</w:t>
+      </w:r>
+    </w:p>
+    <w:p>
+      <w:pPr>
         <w:pStyle w:val="Compact"/>
-      </w:pPr>
-      <w:r>
-        <w:t xml:space="preserve">Um manual de trabalho para gerentes, analistas júnior, estudantes, profissionais de mudança de carreira, comerciantes e prestadores de serviços*</w:t>
-      </w:r>
-    </w:p>
-    <w:p>
-      <w:pPr>
-        <w:pStyle w:val="FirstParagraph"/>
-      </w:pPr>
-      <w:r>
-        <w:t xml:space="preserve">** Alberto (Al) Leiva**</w:t>
-      </w:r>
-    </w:p>
-    <w:p>
-      <w:pPr>
-        <w:pStyle w:val="BodyText"/>
-      </w:pPr>
-      <w:r>
-        <w:t xml:space="preserve">Primeira edição • Julho de 2026</w:t>
-      </w:r>
-    </w:p>
-    <w:bookmarkStart w:id="20" w:name="X17a82a826d7c00cc825862a403e7451c9d1d422"/>
-    <w:p>
-      <w:pPr>
-        <w:pStyle w:val="Heading2"/>
-      </w:pPr>
-      <w:r>
-        <w:t xml:space="preserve">• todos os 12 requisitos • monitorização • SAQs e ROC • comércio electrónico • provas • ferramentas • laboratórios • preparação para a carreira</w:t>
-      </w:r>
-    </w:p>
-    <w:bookmarkEnd w:id="20"/>
-    <w:bookmarkStart w:id="21" w:name="publicação-e-aviso-de-uso"/>
-    <w:p>
-      <w:pPr>
-        <w:pStyle w:val="Heading1"/>
-      </w:pPr>
-      <w:r>
-        <w:t xml:space="preserve">Publicação e Aviso de Uso</w:t>
-      </w:r>
-    </w:p>
-    <w:p>
-      <w:pPr>
-        <w:pStyle w:val="FirstParagraph"/>
-      </w:pPr>
-      <w:r>
-        <w:t xml:space="preserve">Autor: Alberto (Al) Leiva</w:t>
-      </w:r>
-    </w:p>
-    <w:p>
-      <w:pPr>
-        <w:pStyle w:val="BodyText"/>
-      </w:pPr>
-      <w:r>
-        <w:t xml:space="preserve">Edição: Primeira Edição, Julho 2026</w:t>
-      </w:r>
-    </w:p>
-    <w:p>
-      <w:pPr>
-        <w:pStyle w:val="BodyText"/>
-      </w:pPr>
-      <w:r>
-        <w:t xml:space="preserve">Objetivo: Educação gratuita e prática para gestores, estudantes, profissionais de mudança de carreira, analistas júnior, comerciantes, provedores de serviços e profissionais de segurança cibernética.</w:t>
-      </w:r>
-    </w:p>
-    <w:bookmarkEnd w:id="21"/>
-    <w:bookmarkStart w:id="22" w:name="aviso-educacional-e-legal"/>
-    <w:p>
-      <w:pPr>
-        <w:pStyle w:val="Heading1"/>
-      </w:pPr>
-      <w:r>
-        <w:t xml:space="preserve"># Aviso educacional e legal</w:t>
-      </w:r>
-    </w:p>
-    <w:p>
-      <w:pPr>
-        <w:pStyle w:val="FirstParagraph"/>
-      </w:pPr>
-      <w:r>
-        <w:t xml:space="preserve">Este manual fornece educação geral. Não é aconselhamento legal, uma publicação do PCI Security Standards Council, um relatório sobre conformidade, um atestado de conformidade, um questionário de auto-avaliação ou uma garantia de conformidade ou segurança. Apenas a norma oficial e os documentos de validação aplicáveis regem uma avaliação. Marcas de pagamento, adquirentes, clientes, reguladores, contratos e leis podem impor requisitos adicionais.</w:t>
-      </w:r>
-    </w:p>
-    <w:bookmarkEnd w:id="22"/>
-    <w:bookmarkStart w:id="24" w:name="uso-ético-e-autorizado"/>
-    <w:p>
-      <w:pPr>
-        <w:pStyle w:val="Heading1"/>
-      </w:pPr>
-      <w:r>
-        <w:t xml:space="preserve"># Uso ético e autorizado</w:t>
-      </w:r>
-    </w:p>
-    <w:p>
-      <w:pPr>
-        <w:pStyle w:val="FirstParagraph"/>
-      </w:pPr>
-      <w:r>
-        <w:t xml:space="preserve">Use ferramentas técnicas apenas em sistemas, redes, aplicativos, contas em nuvem, páginas de pagamento e dados que você possui ou estão especificamente autorizados por escrito para avaliar. Use dados sintéticos da conta em laboratórios. Nunca use PAN real, dados de autenticação sensíveis, informações do cliente, credenciais ou sistemas de pagamento de produção em uma demonstração pública ou portfólio.</w:t>
-      </w:r>
-    </w:p>
-    <w:p>
-      <w:pPr>
-        <w:pStyle w:val="BodyText"/>
-      </w:pPr>
-      <w:r>
-        <w:t xml:space="preserve">Prefácio</w:t>
-      </w:r>
-    </w:p>
-    <w:p>
-      <w:pPr>
         <w:numPr>
           <w:ilvl w:val="0"/>
           <w:numId w:val="1002"/>
         </w:numPr>
+      </w:pPr>
+      <w:r>
+        <w:t xml:space="preserve">Uma introdução acolhedora à segurança de pagamento e conformidade baseada em evidências.*</w:t>
+      </w:r>
+    </w:p>
+    <w:p>
+      <w:pPr>
+        <w:pStyle w:val="FirstParagraph"/>
+      </w:pPr>
+      <w:r>
+        <w:t xml:space="preserve">PCI DSS protege os dados da conta de pagamento através de uma linha de base de requisitos técnicos e operacionais. A parte difícil não é memorizar doze títulos. Trata-se de entender onde os dados da conta fluem, definir o verdadeiro ambiente de dados do titular do cartão, controlar cada sistema que possa afetar sua segurança, aplicar salvaguardas de forma consistente e manter evidências para apoiar cada conclusão.</w:t>
+      </w:r>
+    </w:p>
+    <w:p>
+      <w:pPr>
+        <w:pStyle w:val="BodyText"/>
+      </w:pPr>
+      <w:r>
+        <w:t xml:space="preserve">PCI DSS v4.0.1 é a versão atual suportada pelo PCI SSC. Foi publicado em junho de 2024 como uma revisão limitada para v4.0. Ele não adicionou requisitos e removeu nenhum. PCI DSS v4.0 retirou-se em 31 de dezembro de 2024. As futuras exigências v4.x tornaram-se efetivas em 31 de março de 2025, e agora fazem parte de avaliações.</w:t>
+      </w:r>
+    </w:p>
+    <w:p>
+      <w:pPr>
+        <w:pStyle w:val="BodyText"/>
+      </w:pPr>
+      <w:r>
+        <w:t xml:space="preserve">Este manual é a metodologia-primeiro. Um scanner de vulnerabilidade não substitui uma varredura do Fornecedor de digitalização aprovada. Uma política não prova que opera um controlo. Um acordo de prestação de serviços não elimina a responsabilidade do comerciante de compreender deveres compartilhados. Os gerentes próprio escopo, recursos, risco e remediação; analistas tornam essas decisões mais confiáveis através de provas completas e testes claros.</w:t>
+      </w:r>
+    </w:p>
+    <w:p>
+      <w:pPr>
+        <w:pStyle w:val="BodyText"/>
+      </w:pPr>
+      <w:r>
+        <w:t xml:space="preserve">Como usar este manual</w:t>
+      </w:r>
+    </w:p>
+    <w:p>
+      <w:pPr>
+        <w:pStyle w:val="BodyText"/>
+      </w:pPr>
+      <w:r>
+        <w:t xml:space="preserve">Os gestores devem começar pelos Capítulos 1-5 e 18-20.</w:t>
+      </w:r>
+    </w:p>
+    <w:p>
+      <w:pPr>
+        <w:pStyle w:val="BodyText"/>
+      </w:pPr>
+      <w:r>
+        <w:t xml:space="preserve">Os analistas júnior devem estudar os doze capítulos de exigência, métodos de teste, ferramentas, laboratório e capítulo de entrevista.</w:t>
+      </w:r>
+    </w:p>
+    <w:p>
+      <w:pPr>
+        <w:pStyle w:val="BodyText"/>
+      </w:pPr>
+      <w:r>
+        <w:t xml:space="preserve">As equipes técnicas devem conectar cada achado ao fluxo de dados de conta, escopo CDE, exigência, proprietário, evidência, correção e reteste.</w:t>
+      </w:r>
+    </w:p>
+    <w:p>
+      <w:pPr>
+        <w:pStyle w:val="BodyText"/>
+      </w:pPr>
+      <w:r>
+        <w:t xml:space="preserve">Os comerciantes e prestadores de serviços devem confirmar as instruções de validação com o adquirente, as marcas de pagamento, os clientes, o avaliador e outras entidades que aceitem a conformidade.</w:t>
+      </w:r>
+    </w:p>
+    <w:bookmarkEnd w:id="11"/>
+    <w:bookmarkStart w:id="12" w:name="X049e5ae9c9241942b4859e04563efe44196f658"/>
+    <w:p>
+      <w:pPr>
+        <w:pStyle w:val="Heading2"/>
+      </w:pPr>
+      <w:r>
+        <w:t xml:space="preserve">*Conteúdo:** O guia de capítulo abaixo conterá números de página verificados para esta edição. O documento também contém um campo TOC nativo do Word. Depois de editar, clique com o botão direito e selecione Atualizar Campo e, em seguida, Atualizar tabela inteira.</w:t>
+      </w:r>
+    </w:p>
+    <w:p>
+      <w:pPr>
+        <w:pStyle w:val="FirstParagraph"/>
+      </w:pPr>
+      <w:r>
+        <w:t xml:space="preserve">Sumário</w:t>
+      </w:r>
+    </w:p>
+    <w:p>
+      <w:pPr>
+        <w:pStyle w:val="BodyText"/>
+      </w:pPr>
+      <w:hyperlink w:anchor="publication-and-use-notice">
+        <w:r>
+          <w:rPr>
+            <w:rStyle w:val="Hyperlink"/>
+          </w:rPr>
+          <w:t xml:space="preserve">Comunicação de publicação e utilização [2](#publication-and-use-notice)</w:t>
+        </w:r>
+      </w:hyperlink>
+    </w:p>
+    <w:p>
+      <w:pPr>
+        <w:pStyle w:val="BodyText"/>
+      </w:pPr>
+      <w:hyperlink w:anchor="educational-and-legal-notice">
+        <w:r>
+          <w:rPr>
+            <w:rStyle w:val="Hyperlink"/>
+          </w:rPr>
+          <w:t xml:space="preserve">Comunicação educativa e jurídica [2](#educational-and-legal-notice)</w:t>
+        </w:r>
+      </w:hyperlink>
+    </w:p>
+    <w:p>
+      <w:pPr>
+        <w:pStyle w:val="BodyText"/>
+      </w:pPr>
+      <w:hyperlink w:anchor="ethical-and-authorized-use">
+        <w:r>
+          <w:rPr>
+            <w:rStyle w:val="Hyperlink"/>
+          </w:rPr>
+          <w:t xml:space="preserve">Utilização ética e autorizada [2](#ethical-and-authorized-use)</w:t>
+        </w:r>
+      </w:hyperlink>
+    </w:p>
+    <w:p>
+      <w:pPr>
+        <w:pStyle w:val="BodyText"/>
+      </w:pPr>
+      <w:hyperlink w:anchor="preface">
+        <w:r>
+          <w:rPr>
+            <w:rStyle w:val="Hyperlink"/>
+          </w:rPr>
+          <w:t xml:space="preserve">Prefácio [3](#preface)</w:t>
+        </w:r>
+      </w:hyperlink>
+    </w:p>
+    <w:p>
+      <w:pPr>
+        <w:pStyle w:val="BodyText"/>
+      </w:pPr>
+      <w:hyperlink w:anchor="how-to-use-this-manual">
+        <w:r>
+          <w:rPr>
+            <w:rStyle w:val="Hyperlink"/>
+          </w:rPr>
+          <w:t xml:space="preserve">Como usar este manual [4](#how-to-use-this-manual)</w:t>
+        </w:r>
+      </w:hyperlink>
+    </w:p>
+    <w:p>
+      <w:pPr>
+        <w:pStyle w:val="BodyText"/>
+      </w:pPr>
+      <w:hyperlink w:anchor="table-of-contents">
+        <w:r>
+          <w:rPr>
+            <w:rStyle w:val="Hyperlink"/>
+          </w:rPr>
+          <w:t xml:space="preserve">Quadro de conteúdos [4](#table-of-contents)</w:t>
+        </w:r>
+      </w:hyperlink>
+    </w:p>
+    <w:p>
+      <w:pPr>
+        <w:pStyle w:val="BodyText"/>
+      </w:pPr>
+      <w:hyperlink w:anchor="pci-dss-v4.0.1-foundations">
+        <w:r>
+          <w:rPr>
+            <w:rStyle w:val="Hyperlink"/>
+          </w:rPr>
+          <w:t xml:space="preserve">1. Fundação PCI DSS v4.0.1 [8](#pci-dss-v4.0.1-foundations)</w:t>
+        </w:r>
+      </w:hyperlink>
+    </w:p>
+    <w:p>
+      <w:pPr>
+        <w:pStyle w:val="BodyText"/>
+      </w:pPr>
+      <w:hyperlink w:anchor="current-status">
+        <w:r>
+          <w:rPr>
+            <w:rStyle w:val="Hyperlink"/>
+          </w:rPr>
+          <w:t xml:space="preserve">1.1 Situação actual [8](#current-status)</w:t>
+        </w:r>
+      </w:hyperlink>
+    </w:p>
+    <w:p>
+      <w:pPr>
+        <w:pStyle w:val="BodyText"/>
+      </w:pPr>
+      <w:hyperlink w:anchor="who-and-what-it-applies-to">
+        <w:r>
+          <w:rPr>
+            <w:rStyle w:val="Hyperlink"/>
+          </w:rPr>
+          <w:t xml:space="preserve">1.2 Quem e o que se aplica a [8](#who-and-what-it-applies-to)</w:t>
+        </w:r>
+      </w:hyperlink>
+    </w:p>
+    <w:p>
+      <w:pPr>
+        <w:pStyle w:val="BodyText"/>
+      </w:pPr>
+      <w:hyperlink w:anchor="the-six-control-goals">
+        <w:r>
+          <w:rPr>
+            <w:rStyle w:val="Hyperlink"/>
+          </w:rPr>
+          <w:t xml:space="preserve">1.3 Os seis objectivos de controlo [8](#the-six-control-goals)</w:t>
+        </w:r>
+      </w:hyperlink>
+    </w:p>
+    <w:p>
+      <w:pPr>
+        <w:pStyle w:val="BodyText"/>
+      </w:pPr>
+      <w:hyperlink w:anchor="account-data-and-protection-rules">
+        <w:r>
+          <w:rPr>
+            <w:rStyle w:val="Hyperlink"/>
+          </w:rPr>
+          <w:t xml:space="preserve">2. Regras de proteção e dados da conta [10](#account-data-and-protection-rules)</w:t>
+        </w:r>
+      </w:hyperlink>
+    </w:p>
+    <w:p>
+      <w:pPr>
+        <w:pStyle w:val="BodyText"/>
+      </w:pPr>
+      <w:hyperlink w:anchor="protection-methods-are-different">
+        <w:r>
+          <w:rPr>
+            <w:rStyle w:val="Hyperlink"/>
+          </w:rPr>
+          <w:t xml:space="preserve">2.1 Os métodos de protecção são diferentes [10](#protection-methods-are-different)</w:t>
+        </w:r>
+      </w:hyperlink>
+    </w:p>
+    <w:p>
+      <w:pPr>
+        <w:pStyle w:val="BodyText"/>
+      </w:pPr>
+      <w:hyperlink w:anchor="scope-cde-and-segmentation">
+        <w:r>
+          <w:rPr>
+            <w:rStyle w:val="Hyperlink"/>
+          </w:rPr>
+          <w:t xml:space="preserve">3. Âmbito, CDE e Segmentação [12](#scope-cde-and-segmentation)</w:t>
+        </w:r>
+      </w:hyperlink>
+    </w:p>
+    <w:p>
+      <w:pPr>
+        <w:pStyle w:val="BodyText"/>
+      </w:pPr>
+      <w:hyperlink w:anchor="scope-discovery">
+        <w:r>
+          <w:rPr>
+            <w:rStyle w:val="Hyperlink"/>
+          </w:rPr>
+          <w:t xml:space="preserve">3.1 Descoberta de âmbito [12](#scope-discovery)</w:t>
+        </w:r>
+      </w:hyperlink>
+    </w:p>
+    <w:p>
+      <w:pPr>
+        <w:pStyle w:val="BodyText"/>
+      </w:pPr>
+      <w:hyperlink w:anchor="scope-validation">
+        <w:r>
+          <w:rPr>
+            <w:rStyle w:val="Hyperlink"/>
+          </w:rPr>
+          <w:t xml:space="preserve">3.2 Validação do âmbito de aplicação [13](#scope-validation)</w:t>
+        </w:r>
+      </w:hyperlink>
+    </w:p>
+    <w:p>
+      <w:pPr>
+        <w:pStyle w:val="BodyText"/>
+      </w:pPr>
+      <w:hyperlink w:anchor="validation-saqs-roc-aoc-and-roles">
+        <w:r>
+          <w:rPr>
+            <w:rStyle w:val="Hyperlink"/>
+          </w:rPr>
+          <w:t xml:space="preserve">4. Validação, QAG, ROC, COA e Funções [14](#validation-saqs-roc-aoc-and-roles)</w:t>
+        </w:r>
+      </w:hyperlink>
+    </w:p>
+    <w:p>
+      <w:pPr>
+        <w:pStyle w:val="BodyText"/>
+      </w:pPr>
+      <w:hyperlink w:anchor="Xf27aae4a3f8fdfb367b9304bbeb55d55898f653">
+        <w:r>
+          <w:rPr>
+            <w:rStyle w:val="Hyperlink"/>
+          </w:rPr>
+          <w:t xml:space="preserve">5. Abordagens definidas, personalizadas, compensatórias e de risco [15](#defined-customized-compensating-and-risk-approaches)</w:t>
+        </w:r>
+      </w:hyperlink>
+    </w:p>
+    <w:p>
+      <w:pPr>
+        <w:pStyle w:val="BodyText"/>
+      </w:pPr>
+      <w:hyperlink w:anchor="requirement-1-network-security-controls">
+        <w:r>
+          <w:rPr>
+            <w:rStyle w:val="Hyperlink"/>
+          </w:rPr>
+          <w:t xml:space="preserve">6. Requisitos 1 — Controlos de segurança da rede [16](#requirement-1-network-security-controls)</w:t>
+        </w:r>
+      </w:hyperlink>
+    </w:p>
+    <w:p>
+      <w:pPr>
+        <w:pStyle w:val="BodyText"/>
+      </w:pPr>
+      <w:hyperlink w:anchor="requirement-2-secure-configurations">
+        <w:r>
+          <w:rPr>
+            <w:rStyle w:val="Hyperlink"/>
+          </w:rPr>
+          <w:t xml:space="preserve">7. Requisitos 2 — Configurações seguras [17](#requirement-2-secure-configurations)</w:t>
+        </w:r>
+      </w:hyperlink>
+    </w:p>
+    <w:p>
+      <w:pPr>
+        <w:pStyle w:val="BodyText"/>
+      </w:pPr>
+      <w:hyperlink w:anchor="requirement-3-stored-account-data">
+        <w:r>
+          <w:rPr>
+            <w:rStyle w:val="Hyperlink"/>
+          </w:rPr>
+          <w:t xml:space="preserve">8. Requisitos 3 — Dados da conta armazenada [18](#requirement-3-stored-account-data)</w:t>
+        </w:r>
+      </w:hyperlink>
+    </w:p>
+    <w:p>
+      <w:pPr>
+        <w:pStyle w:val="BodyText"/>
+      </w:pPr>
+      <w:hyperlink w:anchor="requirement-4-transmission-cryptography">
+        <w:r>
+          <w:rPr>
+            <w:rStyle w:val="Hyperlink"/>
+          </w:rPr>
+          <w:t xml:space="preserve">9. Requisitos 4 — Criptografia de transmissão [19](#requirement-4-transmission-cryptography)</w:t>
+        </w:r>
+      </w:hyperlink>
+    </w:p>
+    <w:p>
+      <w:pPr>
+        <w:pStyle w:val="BodyText"/>
+      </w:pPr>
+      <w:hyperlink w:anchor="requirement-5-malicious-software">
+        <w:r>
+          <w:rPr>
+            <w:rStyle w:val="Hyperlink"/>
+          </w:rPr>
+          <w:t xml:space="preserve">10. Requisitos 5 — Software malicioso [20](#requirement-5-malicious-software)</w:t>
+        </w:r>
+      </w:hyperlink>
+    </w:p>
+    <w:p>
+      <w:pPr>
+        <w:pStyle w:val="BodyText"/>
+      </w:pPr>
+      <w:hyperlink w:anchor="Xddb7a6c68d8daedd8ad8de2a4b16e8e8055d304">
+        <w:r>
+          <w:rPr>
+            <w:rStyle w:val="Hyperlink"/>
+          </w:rPr>
+          <w:t xml:space="preserve">11. Requisitos 6 — Sistemas e software seguros [21](#requirement-6-secure-systems-and-software)</w:t>
+        </w:r>
+      </w:hyperlink>
+    </w:p>
+    <w:p>
+      <w:pPr>
+        <w:pStyle w:val="BodyText"/>
+      </w:pPr>
+      <w:hyperlink w:anchor="requirement-7-business-need-to-know">
+        <w:r>
+          <w:rPr>
+            <w:rStyle w:val="Hyperlink"/>
+          </w:rPr>
+          <w:t xml:space="preserve">12. Exigência 7 — Necessidade de conhecer as empresas [23](#requirement-7-business-need-to-know)</w:t>
+        </w:r>
+      </w:hyperlink>
+    </w:p>
+    <w:p>
+      <w:pPr>
+        <w:pStyle w:val="BodyText"/>
+      </w:pPr>
+      <w:hyperlink w:anchor="X51ad76b04f291efffa408eede4b43d2c5f8f734">
+        <w:r>
+          <w:rPr>
+            <w:rStyle w:val="Hyperlink"/>
+          </w:rPr>
+          <w:t xml:space="preserve">13. Requisitos 8 — Identidade e autenticação [24](#requirement-8-identity-and-authentication)</w:t>
+        </w:r>
+      </w:hyperlink>
+    </w:p>
+    <w:p>
+      <w:pPr>
+        <w:pStyle w:val="BodyText"/>
+      </w:pPr>
+      <w:hyperlink w:anchor="requirement-9-physical-access">
+        <w:r>
+          <w:rPr>
+            <w:rStyle w:val="Hyperlink"/>
+          </w:rPr>
+          <w:t xml:space="preserve">14. Requisitos 9 — Acesso físico [25](#requirement-9-physical-access)</w:t>
+        </w:r>
+      </w:hyperlink>
+    </w:p>
+    <w:p>
+      <w:pPr>
+        <w:pStyle w:val="BodyText"/>
+      </w:pPr>
+      <w:hyperlink w:anchor="requirement-10-logging-and-monitoring">
+        <w:r>
+          <w:rPr>
+            <w:rStyle w:val="Hyperlink"/>
+          </w:rPr>
+          <w:t xml:space="preserve">15. Requisitos 10 — Registo e monitorização [26](#requirement-10-logging-and-monitoring)</w:t>
+        </w:r>
+      </w:hyperlink>
+    </w:p>
+    <w:p>
+      <w:pPr>
+        <w:pStyle w:val="BodyText"/>
+      </w:pPr>
+      <w:hyperlink w:anchor="requirement-11-security-testing">
+        <w:r>
+          <w:rPr>
+            <w:rStyle w:val="Hyperlink"/>
+          </w:rPr>
+          <w:t xml:space="preserve">16. Requisitos 11 — Ensaios de segurança [27](#requirement-11-security-testing)</w:t>
+        </w:r>
+      </w:hyperlink>
+    </w:p>
+    <w:p>
+      <w:pPr>
+        <w:pStyle w:val="BodyText"/>
+      </w:pPr>
+      <w:hyperlink w:anchor="requirement-12-policies-and-programs">
+        <w:r>
+          <w:rPr>
+            <w:rStyle w:val="Hyperlink"/>
+          </w:rPr>
+          <w:t xml:space="preserve">17. Requisitos 12 — Políticas e Programas [28](#requirement-12-policies-and-programs)</w:t>
+        </w:r>
+      </w:hyperlink>
+    </w:p>
+    <w:p>
+      <w:pPr>
+        <w:pStyle w:val="BodyText"/>
+      </w:pPr>
+      <w:hyperlink w:anchor="evidence-assessment-and-control-testing">
+        <w:r>
+          <w:rPr>
+            <w:rStyle w:val="Hyperlink"/>
+          </w:rPr>
+          <w:t xml:space="preserve">18. Ensaios de provas, avaliação e controlo [30](#evidence-assessment-and-control-testing)</w:t>
+        </w:r>
+      </w:hyperlink>
+    </w:p>
+    <w:p>
+      <w:pPr>
+        <w:pStyle w:val="BodyText"/>
+      </w:pPr>
+      <w:hyperlink w:anchor="practical-tests">
+        <w:r>
+          <w:rPr>
+            <w:rStyle w:val="Hyperlink"/>
+          </w:rPr>
+          <w:t xml:space="preserve">18.1 Ensaios práticos [30](#practical-tests)</w:t>
+        </w:r>
+      </w:hyperlink>
+    </w:p>
+    <w:p>
+      <w:pPr>
+        <w:pStyle w:val="BodyText"/>
+      </w:pPr>
+      <w:hyperlink w:anchor="open-source-tools-for-pci-dss-work">
+        <w:r>
+          <w:rPr>
+            <w:rStyle w:val="Hyperlink"/>
+          </w:rPr>
+          <w:t xml:space="preserve">19. Ferramentas de código aberto para PCI DSS Work [32](#open-source-tools-for-pci-dss-work)</w:t>
+        </w:r>
+      </w:hyperlink>
+    </w:p>
+    <w:p>
+      <w:pPr>
+        <w:pStyle w:val="BodyText"/>
+      </w:pPr>
+      <w:hyperlink w:anchor="tool-validation">
+        <w:r>
+          <w:rPr>
+            <w:rStyle w:val="Hyperlink"/>
+          </w:rPr>
+          <w:t xml:space="preserve">19.1 Validação da ferramenta [32](#tool-validation)</w:t>
+        </w:r>
+      </w:hyperlink>
+    </w:p>
+    <w:p>
+      <w:pPr>
+        <w:pStyle w:val="BodyText"/>
+      </w:pPr>
+      <w:hyperlink w:anchor="ciso-assistant">
+        <w:r>
+          <w:rPr>
+            <w:rStyle w:val="Hyperlink"/>
+          </w:rPr>
+          <w:t xml:space="preserve">19,2 Assistente CISO [32](#ciso-assistant)</w:t>
+        </w:r>
+      </w:hyperlink>
+    </w:p>
+    <w:p>
+      <w:pPr>
+        <w:pStyle w:val="BodyText"/>
+      </w:pPr>
+      <w:hyperlink w:anchor="quick-start">
+        <w:r>
+          <w:rPr>
+            <w:rStyle w:val="Hyperlink"/>
+          </w:rPr>
+          <w:t xml:space="preserve">Início rápido [32](#quick-start)</w:t>
+        </w:r>
+      </w:hyperlink>
+    </w:p>
+    <w:p>
+      <w:pPr>
+        <w:pStyle w:val="BodyText"/>
+      </w:pPr>
+      <w:hyperlink w:anchor="evidence-and-limitation">
+        <w:r>
+          <w:rPr>
+            <w:rStyle w:val="Hyperlink"/>
+          </w:rPr>
+          <w:t xml:space="preserve">Evidência e limitação [33](#evidence-and-limitation)</w:t>
+        </w:r>
+      </w:hyperlink>
+    </w:p>
+    <w:p>
+      <w:pPr>
+        <w:pStyle w:val="BodyText"/>
+      </w:pPr>
+      <w:hyperlink w:anchor="wazuh">
+        <w:r>
+          <w:rPr>
+            <w:rStyle w:val="Hyperlink"/>
+          </w:rPr>
+          <w:t xml:space="preserve">19,3 Wazuh [33](#wazuh)</w:t>
+        </w:r>
+      </w:hyperlink>
+    </w:p>
+    <w:p>
+      <w:pPr>
+        <w:pStyle w:val="BodyText"/>
+      </w:pPr>
+      <w:hyperlink w:anchor="quick-start-1">
+        <w:r>
+          <w:rPr>
+            <w:rStyle w:val="Hyperlink"/>
+          </w:rPr>
+          <w:t xml:space="preserve">Início rápido [33](#quick-start-1)</w:t>
+        </w:r>
+      </w:hyperlink>
+    </w:p>
+    <w:p>
+      <w:pPr>
+        <w:pStyle w:val="BodyText"/>
+      </w:pPr>
+      <w:hyperlink w:anchor="evidence-and-limitation-1">
+        <w:r>
+          <w:rPr>
+            <w:rStyle w:val="Hyperlink"/>
+          </w:rPr>
+          <w:t xml:space="preserve">Evidência e limitação [33](#evidence-and-limitation-1)</w:t>
+        </w:r>
+      </w:hyperlink>
+    </w:p>
+    <w:p>
+      <w:pPr>
+        <w:pStyle w:val="BodyText"/>
+      </w:pPr>
+      <w:hyperlink w:anchor="osquery">
+        <w:r>
+          <w:rPr>
+            <w:rStyle w:val="Hyperlink"/>
+          </w:rPr>
+          <w:t xml:space="preserve">19.4 osquery [33](#osquery)</w:t>
+        </w:r>
+      </w:hyperlink>
+    </w:p>
+    <w:p>
+      <w:pPr>
+        <w:pStyle w:val="BodyText"/>
+      </w:pPr>
+      <w:hyperlink w:anchor="quick-start-2">
+        <w:r>
+          <w:rPr>
+            <w:rStyle w:val="Hyperlink"/>
+          </w:rPr>
+          <w:t xml:space="preserve">Início rápido [33](#quick-start-2)</w:t>
+        </w:r>
+      </w:hyperlink>
+    </w:p>
+    <w:p>
+      <w:pPr>
+        <w:pStyle w:val="BodyText"/>
+      </w:pPr>
+      <w:hyperlink w:anchor="evidence-and-limitation-2">
+        <w:r>
+          <w:rPr>
+            <w:rStyle w:val="Hyperlink"/>
+          </w:rPr>
+          <w:t xml:space="preserve">Evidência e limitação [33](#evidence-and-limitation-2)</w:t>
+        </w:r>
+      </w:hyperlink>
+    </w:p>
+    <w:p>
+      <w:pPr>
+        <w:pStyle w:val="BodyText"/>
+      </w:pPr>
+      <w:hyperlink w:anchor="openscap">
+        <w:r>
+          <w:rPr>
+            <w:rStyle w:val="Hyperlink"/>
+          </w:rPr>
+          <w:t xml:space="preserve">19.5 OpenSCAP [33](#openscap)</w:t>
+        </w:r>
+      </w:hyperlink>
+    </w:p>
+    <w:p>
+      <w:pPr>
+        <w:pStyle w:val="BodyText"/>
+      </w:pPr>
+      <w:hyperlink w:anchor="quick-start-3">
+        <w:r>
+          <w:rPr>
+            <w:rStyle w:val="Hyperlink"/>
+          </w:rPr>
+          <w:t xml:space="preserve">Início rápido [33](#quick-start-3)</w:t>
+        </w:r>
+      </w:hyperlink>
+    </w:p>
+    <w:p>
+      <w:pPr>
+        <w:pStyle w:val="BodyText"/>
+      </w:pPr>
+      <w:hyperlink w:anchor="evidence-and-limitation-3">
+        <w:r>
+          <w:rPr>
+            <w:rStyle w:val="Hyperlink"/>
+          </w:rPr>
+          <w:t xml:space="preserve">Evidência e limitação [34](#evidence-and-limitation-3)</w:t>
+        </w:r>
+      </w:hyperlink>
+    </w:p>
+    <w:p>
+      <w:pPr>
+        <w:pStyle w:val="BodyText"/>
+      </w:pPr>
+      <w:hyperlink w:anchor="greenbone-community-edition">
+        <w:r>
+          <w:rPr>
+            <w:rStyle w:val="Hyperlink"/>
+          </w:rPr>
+          <w:t xml:space="preserve">19,6 Greenbone Community Edition [34](#greenbone-community-edition)</w:t>
+        </w:r>
+      </w:hyperlink>
+    </w:p>
+    <w:p>
+      <w:pPr>
+        <w:pStyle w:val="BodyText"/>
+      </w:pPr>
+      <w:hyperlink w:anchor="quick-start-4">
+        <w:r>
+          <w:rPr>
+            <w:rStyle w:val="Hyperlink"/>
+          </w:rPr>
+          <w:t xml:space="preserve">Início rápido [34](#quick-start-4)</w:t>
+        </w:r>
+      </w:hyperlink>
+    </w:p>
+    <w:p>
+      <w:pPr>
+        <w:pStyle w:val="BodyText"/>
+      </w:pPr>
+      <w:hyperlink w:anchor="evidence-and-limitation-4">
+        <w:r>
+          <w:rPr>
+            <w:rStyle w:val="Hyperlink"/>
+          </w:rPr>
+          <w:t xml:space="preserve">Evidência e limitação [34](#evidence-and-limitation-4)</w:t>
+        </w:r>
+      </w:hyperlink>
+    </w:p>
+    <w:p>
+      <w:pPr>
+        <w:pStyle w:val="BodyText"/>
+      </w:pPr>
+      <w:hyperlink w:anchor="nmap">
+        <w:r>
+          <w:rPr>
+            <w:rStyle w:val="Hyperlink"/>
+          </w:rPr>
+          <w:t xml:space="preserve">19,7 Nmap [34](#nmap)</w:t>
+        </w:r>
+      </w:hyperlink>
+    </w:p>
+    <w:p>
+      <w:pPr>
+        <w:pStyle w:val="BodyText"/>
+      </w:pPr>
+      <w:hyperlink w:anchor="quick-start-5">
+        <w:r>
+          <w:rPr>
+            <w:rStyle w:val="Hyperlink"/>
+          </w:rPr>
+          <w:t xml:space="preserve">Início rápido [34](#quick-start-5)</w:t>
+        </w:r>
+      </w:hyperlink>
+    </w:p>
+    <w:p>
+      <w:pPr>
+        <w:pStyle w:val="BodyText"/>
+      </w:pPr>
+      <w:hyperlink w:anchor="evidence-and-limitation-5">
+        <w:r>
+          <w:rPr>
+            <w:rStyle w:val="Hyperlink"/>
+          </w:rPr>
+          <w:t xml:space="preserve">Evidência e limitação [34](#evidence-and-limitation-5)</w:t>
+        </w:r>
+      </w:hyperlink>
+    </w:p>
+    <w:p>
+      <w:pPr>
+        <w:pStyle w:val="BodyText"/>
+      </w:pPr>
+      <w:hyperlink w:anchor="trivy">
+        <w:r>
+          <w:rPr>
+            <w:rStyle w:val="Hyperlink"/>
+          </w:rPr>
+          <w:t xml:space="preserve">19.8 Trivy [34](#trivy)</w:t>
+        </w:r>
+      </w:hyperlink>
+    </w:p>
+    <w:p>
+      <w:pPr>
+        <w:pStyle w:val="BodyText"/>
+      </w:pPr>
+      <w:hyperlink w:anchor="quick-start-6">
+        <w:r>
+          <w:rPr>
+            <w:rStyle w:val="Hyperlink"/>
+          </w:rPr>
+          <w:t xml:space="preserve">Início rápido [34](#quick-start-6)</w:t>
+        </w:r>
+      </w:hyperlink>
+    </w:p>
+    <w:p>
+      <w:pPr>
+        <w:pStyle w:val="BodyText"/>
+      </w:pPr>
+      <w:hyperlink w:anchor="evidence-and-limitation-6">
+        <w:r>
+          <w:rPr>
+            <w:rStyle w:val="Hyperlink"/>
+          </w:rPr>
+          <w:t xml:space="preserve">Evidência e limitação [35](#evidence-and-limitation-6)</w:t>
+        </w:r>
+      </w:hyperlink>
+    </w:p>
+    <w:p>
+      <w:pPr>
+        <w:pStyle w:val="BodyText"/>
+      </w:pPr>
+      <w:hyperlink w:anchor="owasp-zap">
+        <w:r>
+          <w:rPr>
+            <w:rStyle w:val="Hyperlink"/>
+          </w:rPr>
+          <w:t xml:space="preserve">19.9 OWASP ZAP [35](#owasp-zap)</w:t>
+        </w:r>
+      </w:hyperlink>
+    </w:p>
+    <w:p>
+      <w:pPr>
+        <w:pStyle w:val="BodyText"/>
+      </w:pPr>
+      <w:hyperlink w:anchor="quick-start-7">
+        <w:r>
+          <w:rPr>
+            <w:rStyle w:val="Hyperlink"/>
+          </w:rPr>
+          <w:t xml:space="preserve">Início rápido [35](#quick-start-7)</w:t>
+        </w:r>
+      </w:hyperlink>
+    </w:p>
+    <w:p>
+      <w:pPr>
+        <w:pStyle w:val="BodyText"/>
+      </w:pPr>
+      <w:hyperlink w:anchor="evidence-and-limitation-7">
+        <w:r>
+          <w:rPr>
+            <w:rStyle w:val="Hyperlink"/>
+          </w:rPr>
+          <w:t xml:space="preserve">Evidência e limitação [35](#evidence-and-limitation-7)</w:t>
+        </w:r>
+      </w:hyperlink>
+    </w:p>
+    <w:p>
+      <w:pPr>
+        <w:pStyle w:val="BodyText"/>
+      </w:pPr>
+      <w:hyperlink w:anchor="modsecurity-owasp-crs">
+        <w:r>
+          <w:rPr>
+            <w:rStyle w:val="Hyperlink"/>
+          </w:rPr>
+          <w:t xml:space="preserve">19.10 ModSecurity + OWASP CRS [35](#modsecurity-owasp-crs)</w:t>
+        </w:r>
+      </w:hyperlink>
+    </w:p>
+    <w:p>
+      <w:pPr>
+        <w:pStyle w:val="BodyText"/>
+      </w:pPr>
+      <w:hyperlink w:anchor="quick-start-8">
+        <w:r>
+          <w:rPr>
+            <w:rStyle w:val="Hyperlink"/>
+          </w:rPr>
+          <w:t xml:space="preserve">Início rápido [35](#quick-start-8)</w:t>
+        </w:r>
+      </w:hyperlink>
+    </w:p>
+    <w:p>
+      <w:pPr>
+        <w:pStyle w:val="BodyText"/>
+      </w:pPr>
+      <w:hyperlink w:anchor="evidence-and-limitation-8">
+        <w:r>
+          <w:rPr>
+            <w:rStyle w:val="Hyperlink"/>
+          </w:rPr>
+          <w:t xml:space="preserve">Evidência e limitação [35](#evidence-and-limitation-8)</w:t>
+        </w:r>
+      </w:hyperlink>
+    </w:p>
+    <w:p>
+      <w:pPr>
+        <w:pStyle w:val="BodyText"/>
+      </w:pPr>
+      <w:hyperlink w:anchor="suricata">
+        <w:r>
+          <w:rPr>
+            <w:rStyle w:val="Hyperlink"/>
+          </w:rPr>
+          <w:t xml:space="preserve">19.11 Suricata [35](#suricata)</w:t>
+        </w:r>
+      </w:hyperlink>
+    </w:p>
+    <w:p>
+      <w:pPr>
+        <w:pStyle w:val="BodyText"/>
+      </w:pPr>
+      <w:hyperlink w:anchor="quick-start-9">
+        <w:r>
+          <w:rPr>
+            <w:rStyle w:val="Hyperlink"/>
+          </w:rPr>
+          <w:t xml:space="preserve">Início rápido [35](#quick-start-9)</w:t>
+        </w:r>
+      </w:hyperlink>
+    </w:p>
+    <w:p>
+      <w:pPr>
+        <w:pStyle w:val="BodyText"/>
+      </w:pPr>
+      <w:hyperlink w:anchor="evidence-and-limitation-9">
+        <w:r>
+          <w:rPr>
+            <w:rStyle w:val="Hyperlink"/>
+          </w:rPr>
+          <w:t xml:space="preserve">Evidência e limitação [36](#evidence-and-limitation-9)</w:t>
+        </w:r>
+      </w:hyperlink>
+    </w:p>
+    <w:p>
+      <w:pPr>
+        <w:pStyle w:val="BodyText"/>
+      </w:pPr>
+      <w:hyperlink w:anchor="keycloak">
+        <w:r>
+          <w:rPr>
+            <w:rStyle w:val="Hyperlink"/>
+          </w:rPr>
+          <w:t xml:space="preserve">19.12 Keycloak [36](#keycloak)</w:t>
+        </w:r>
+      </w:hyperlink>
+    </w:p>
+    <w:p>
+      <w:pPr>
+        <w:pStyle w:val="BodyText"/>
+      </w:pPr>
+      <w:hyperlink w:anchor="quick-start-10">
+        <w:r>
+          <w:rPr>
+            <w:rStyle w:val="Hyperlink"/>
+          </w:rPr>
+          <w:t xml:space="preserve">Início rápido [36](#quick-start-10)</w:t>
+        </w:r>
+      </w:hyperlink>
+    </w:p>
+    <w:p>
+      <w:pPr>
+        <w:pStyle w:val="BodyText"/>
+      </w:pPr>
+      <w:hyperlink w:anchor="evidence-and-limitation-10">
+        <w:r>
+          <w:rPr>
+            <w:rStyle w:val="Hyperlink"/>
+          </w:rPr>
+          <w:t xml:space="preserve">Evidência e limitação [36](#evidence-and-limitation-10)</w:t>
+        </w:r>
+      </w:hyperlink>
+    </w:p>
+    <w:p>
+      <w:pPr>
+        <w:pStyle w:val="BodyText"/>
+      </w:pPr>
+      <w:hyperlink w:anchor="defectdojo">
+        <w:r>
+          <w:rPr>
+            <w:rStyle w:val="Hyperlink"/>
+          </w:rPr>
+          <w:t xml:space="preserve">19.13 DefectDojo [36](#defectdojo)</w:t>
+        </w:r>
+      </w:hyperlink>
+    </w:p>
+    <w:p>
+      <w:pPr>
+        <w:pStyle w:val="BodyText"/>
+      </w:pPr>
+      <w:hyperlink w:anchor="quick-start-11">
+        <w:r>
+          <w:rPr>
+            <w:rStyle w:val="Hyperlink"/>
+          </w:rPr>
+          <w:t xml:space="preserve">Início rápido [36](#quick-start-11)</w:t>
+        </w:r>
+      </w:hyperlink>
+    </w:p>
+    <w:p>
+      <w:pPr>
+        <w:pStyle w:val="BodyText"/>
+      </w:pPr>
+      <w:hyperlink w:anchor="evidence-and-limitation-11">
+        <w:r>
+          <w:rPr>
+            <w:rStyle w:val="Hyperlink"/>
+          </w:rPr>
+          <w:t xml:space="preserve">Evidência e limitação [36](#evidence-and-limitation-11)</w:t>
+        </w:r>
+      </w:hyperlink>
+    </w:p>
+    <w:p>
+      <w:pPr>
+        <w:pStyle w:val="BodyText"/>
+      </w:pPr>
+      <w:hyperlink w:anchor="aide">
+        <w:r>
+          <w:rPr>
+            <w:rStyle w:val="Hyperlink"/>
+          </w:rPr>
+          <w:t xml:space="preserve">19.14 AIDE [36](#aide)</w:t>
+        </w:r>
+      </w:hyperlink>
+    </w:p>
+    <w:p>
+      <w:pPr>
+        <w:pStyle w:val="BodyText"/>
+      </w:pPr>
+      <w:hyperlink w:anchor="quick-start-12">
+        <w:r>
+          <w:rPr>
+            <w:rStyle w:val="Hyperlink"/>
+          </w:rPr>
+          <w:t xml:space="preserve">Início rápido [36](#quick-start-12)</w:t>
+        </w:r>
+      </w:hyperlink>
+    </w:p>
+    <w:p>
+      <w:pPr>
+        <w:pStyle w:val="BodyText"/>
+      </w:pPr>
+      <w:hyperlink w:anchor="evidence-and-limitation-12">
+        <w:r>
+          <w:rPr>
+            <w:rStyle w:val="Hyperlink"/>
+          </w:rPr>
+          <w:t xml:space="preserve">Evidência e limitação [36](#evidence-and-limitation-12)</w:t>
+        </w:r>
+      </w:hyperlink>
+    </w:p>
+    <w:p>
+      <w:pPr>
+        <w:pStyle w:val="BodyText"/>
+      </w:pPr>
+      <w:hyperlink w:anchor="open-policy-agent">
+        <w:r>
+          <w:rPr>
+            <w:rStyle w:val="Hyperlink"/>
+          </w:rPr>
+          <w:t xml:space="preserve">19.15 Agente de política aberta [37](#open-policy-agent)</w:t>
+        </w:r>
+      </w:hyperlink>
+    </w:p>
+    <w:p>
+      <w:pPr>
+        <w:pStyle w:val="BodyText"/>
+      </w:pPr>
+      <w:hyperlink w:anchor="quick-start-13">
+        <w:r>
+          <w:rPr>
+            <w:rStyle w:val="Hyperlink"/>
+          </w:rPr>
+          <w:t xml:space="preserve">Início rápido [37](#quick-start-13)</w:t>
+        </w:r>
+      </w:hyperlink>
+    </w:p>
+    <w:p>
+      <w:pPr>
+        <w:pStyle w:val="BodyText"/>
+      </w:pPr>
+      <w:hyperlink w:anchor="evidence-and-limitation-13">
+        <w:r>
+          <w:rPr>
+            <w:rStyle w:val="Hyperlink"/>
+          </w:rPr>
+          <w:t xml:space="preserve">Evidência e limitação [37](#evidence-and-limitation-13)</w:t>
+        </w:r>
+      </w:hyperlink>
+    </w:p>
+    <w:p>
+      <w:pPr>
+        <w:pStyle w:val="BodyText"/>
+      </w:pPr>
+      <w:hyperlink w:anchor="managers-pci-dss-playbook">
+        <w:r>
+          <w:rPr>
+            <w:rStyle w:val="Hyperlink"/>
+          </w:rPr>
+          <w:t xml:space="preserve">20. Manual do PCI DSS para gerentes [38](#managers-pci-dss-playbook)</w:t>
+        </w:r>
+      </w:hyperlink>
+    </w:p>
+    <w:p>
+      <w:pPr>
+        <w:pStyle w:val="BodyText"/>
+      </w:pPr>
+      <w:hyperlink w:anchor="monthly-questions">
+        <w:r>
+          <w:rPr>
+            <w:rStyle w:val="Hyperlink"/>
+          </w:rPr>
+          <w:t xml:space="preserve">20,1 Perguntas mensais [38](#monthly-questions)</w:t>
+        </w:r>
+      </w:hyperlink>
+    </w:p>
+    <w:p>
+      <w:pPr>
+        <w:pStyle w:val="BodyText"/>
+      </w:pPr>
+      <w:hyperlink w:anchor="dashboard">
+        <w:r>
+          <w:rPr>
+            <w:rStyle w:val="Hyperlink"/>
+          </w:rPr>
+          <w:t xml:space="preserve">20.2 Painel [38](#dashboard)</w:t>
+        </w:r>
+      </w:hyperlink>
+    </w:p>
+    <w:p>
+      <w:pPr>
+        <w:pStyle w:val="BodyText"/>
+      </w:pPr>
+      <w:hyperlink w:anchor="from-beginner-to-junior-pci-analyst">
+        <w:r>
+          <w:rPr>
+            <w:rStyle w:val="Hyperlink"/>
+          </w:rPr>
+          <w:t xml:space="preserve">21. De Iniciante a Analista PCI Júnior [39](#from-beginner-to-junior-pci-analyst)</w:t>
+        </w:r>
+      </w:hyperlink>
+    </w:p>
+    <w:p>
+      <w:pPr>
+        <w:pStyle w:val="BodyText"/>
+      </w:pPr>
+      <w:hyperlink w:anchor="typical-junior-work">
+        <w:r>
+          <w:rPr>
+            <w:rStyle w:val="Hyperlink"/>
+          </w:rPr>
+          <w:t xml:space="preserve">21.1 Trabalho júnior típico [39](#typical-junior-work)</w:t>
+        </w:r>
+      </w:hyperlink>
+    </w:p>
+    <w:p>
+      <w:pPr>
+        <w:pStyle w:val="BodyText"/>
+      </w:pPr>
+      <w:hyperlink w:anchor="fictional-laboratory-and-portfolio">
+        <w:r>
+          <w:rPr>
+            <w:rStyle w:val="Hyperlink"/>
+          </w:rPr>
+          <w:t xml:space="preserve">22. Laboratório Fictício e Portfólio [40](#fictional-laboratory-and-portfolio)</w:t>
+        </w:r>
+      </w:hyperlink>
+    </w:p>
+    <w:p>
+      <w:pPr>
+        <w:pStyle w:val="BodyText"/>
+      </w:pPr>
+      <w:hyperlink w:anchor="project-1-scope">
+        <w:r>
+          <w:rPr>
+            <w:rStyle w:val="Hyperlink"/>
+          </w:rPr>
+          <w:t xml:space="preserve">Projecto 1 — Âmbito de aplicação [40](#project-1-scope)</w:t>
+        </w:r>
+      </w:hyperlink>
+    </w:p>
+    <w:p>
+      <w:pPr>
+        <w:pStyle w:val="BodyText"/>
+      </w:pPr>
+      <w:hyperlink w:anchor="project-2-requirements">
+        <w:r>
+          <w:rPr>
+            <w:rStyle w:val="Hyperlink"/>
+          </w:rPr>
+          <w:t xml:space="preserve">Projeto 2 — Requisitos [40](#project-2-requirements)</w:t>
+        </w:r>
+      </w:hyperlink>
+    </w:p>
+    <w:p>
+      <w:pPr>
+        <w:pStyle w:val="BodyText"/>
+      </w:pPr>
+      <w:hyperlink w:anchor="project-3-data">
+        <w:r>
+          <w:rPr>
+            <w:rStyle w:val="Hyperlink"/>
+          </w:rPr>
+          <w:t xml:space="preserve">Projeto 3 — Dados [40](#project-3-data)</w:t>
+        </w:r>
+      </w:hyperlink>
+    </w:p>
+    <w:p>
+      <w:pPr>
+        <w:pStyle w:val="BodyText"/>
+      </w:pPr>
+      <w:hyperlink w:anchor="project-4-access">
+        <w:r>
+          <w:rPr>
+            <w:rStyle w:val="Hyperlink"/>
+          </w:rPr>
+          <w:t xml:space="preserve">Projeto 4 — Acesso [40](#project-4-access)</w:t>
+        </w:r>
+      </w:hyperlink>
+    </w:p>
+    <w:p>
+      <w:pPr>
+        <w:pStyle w:val="BodyText"/>
+      </w:pPr>
+      <w:hyperlink w:anchor="project-5-vulnerabilities">
+        <w:r>
+          <w:rPr>
+            <w:rStyle w:val="Hyperlink"/>
+          </w:rPr>
+          <w:t xml:space="preserve">Projeto 5 — Vulnerabilidades [40](#project-5-vulnerabilities)</w:t>
+        </w:r>
+      </w:hyperlink>
+    </w:p>
+    <w:p>
+      <w:pPr>
+        <w:pStyle w:val="BodyText"/>
+      </w:pPr>
+      <w:hyperlink w:anchor="project-6-e-commerce">
+        <w:r>
+          <w:rPr>
+            <w:rStyle w:val="Hyperlink"/>
+          </w:rPr>
+          <w:t xml:space="preserve">Projeto 6 — Comércio electrónico [40](#project-6-e-commerce)</w:t>
+        </w:r>
+      </w:hyperlink>
+    </w:p>
+    <w:p>
+      <w:pPr>
+        <w:pStyle w:val="BodyText"/>
+      </w:pPr>
+      <w:hyperlink w:anchor="project-7-incident">
+        <w:r>
+          <w:rPr>
+            <w:rStyle w:val="Hyperlink"/>
+          </w:rPr>
+          <w:t xml:space="preserve">Projeto 7 — Incidente [40](#project-7-incident)</w:t>
+        </w:r>
+      </w:hyperlink>
+    </w:p>
+    <w:p>
+      <w:pPr>
+        <w:pStyle w:val="BodyText"/>
+      </w:pPr>
+      <w:hyperlink w:anchor="project-8-management-report">
+        <w:r>
+          <w:rPr>
+            <w:rStyle w:val="Hyperlink"/>
+          </w:rPr>
+          <w:t xml:space="preserve">Projecto 8 — Relatório de gestão [40](#project-8-management-report)</w:t>
+        </w:r>
+      </w:hyperlink>
+    </w:p>
+    <w:p>
+      <w:pPr>
+        <w:pStyle w:val="BodyText"/>
+      </w:pPr>
+      <w:hyperlink w:anchor="thirty-day-learning-plan">
+        <w:r>
+          <w:rPr>
+            <w:rStyle w:val="Hyperlink"/>
+          </w:rPr>
+          <w:t xml:space="preserve">23. Plano de aprendizagem de trinta dias [41](#thirty-day-learning-plan)</w:t>
+        </w:r>
+      </w:hyperlink>
+    </w:p>
+    <w:p>
+      <w:pPr>
+        <w:pStyle w:val="BodyText"/>
+      </w:pPr>
+      <w:hyperlink w:anchor="interview-preparation">
+        <w:r>
+          <w:rPr>
+            <w:rStyle w:val="Hyperlink"/>
+          </w:rPr>
+          <w:t xml:space="preserve">24. Preparação da entrevista [42](#interview-preparation)</w:t>
+        </w:r>
+      </w:hyperlink>
+    </w:p>
+    <w:p>
+      <w:pPr>
+        <w:pStyle w:val="BodyText"/>
+      </w:pPr>
+      <w:hyperlink w:anchor="what-is-the-current-pci-dss-version">
+        <w:r>
+          <w:rPr>
+            <w:rStyle w:val="Hyperlink"/>
+          </w:rPr>
+          <w:t xml:space="preserve">Qual é a versão atual do PCI DSS? [42](#what-is-the-current-pci-dss-version)</w:t>
+        </w:r>
+      </w:hyperlink>
+    </w:p>
+    <w:p>
+      <w:pPr>
+        <w:pStyle w:val="BodyText"/>
+      </w:pPr>
+      <w:hyperlink w:anchor="what-is-the-cde">
+        <w:r>
+          <w:rPr>
+            <w:rStyle w:val="Hyperlink"/>
+          </w:rPr>
+          <w:t xml:space="preserve">O que é o CDE? [42](#what-is-the-cde)</w:t>
+        </w:r>
+      </w:hyperlink>
+    </w:p>
+    <w:p>
+      <w:pPr>
+        <w:pStyle w:val="BodyText"/>
+      </w:pPr>
+      <w:hyperlink w:anchor="what-is-pan">
+        <w:r>
+          <w:rPr>
+            <w:rStyle w:val="Hyperlink"/>
+          </w:rPr>
+          <w:t xml:space="preserve">O que é PAN? [42](#what-is-pan)</w:t>
+        </w:r>
+      </w:hyperlink>
+    </w:p>
+    <w:p>
+      <w:pPr>
+        <w:pStyle w:val="BodyText"/>
+      </w:pPr>
+      <w:hyperlink w:anchor="Xe55df81a35b90caef050c7e29ec0599ade8c8b5">
+        <w:r>
+          <w:rPr>
+            <w:rStyle w:val="Hyperlink"/>
+          </w:rPr>
+          <w:t xml:space="preserve">Podem ser armazenados dados de autenticação sensíveis se criptografados? [42](#can-sensitive-authentication-data-be-stored-if-encrypted)</w:t>
+        </w:r>
+      </w:hyperlink>
+    </w:p>
+    <w:p>
+      <w:pPr>
+        <w:pStyle w:val="BodyText"/>
+      </w:pPr>
+      <w:hyperlink w:anchor="what-is-segmentation">
+        <w:r>
+          <w:rPr>
+            <w:rStyle w:val="Hyperlink"/>
+          </w:rPr>
+          <w:t xml:space="preserve">O que é segmentação? [42](#what-is-segmentation)</w:t>
+        </w:r>
+      </w:hyperlink>
+    </w:p>
+    <w:p>
+      <w:pPr>
+        <w:pStyle w:val="BodyText"/>
+      </w:pPr>
+      <w:r>
+        <w:t xml:space="preserve">[Definida versus abordagem personalizada? [42] (#defined-versus-customized-approach)] (#defined-versus-customized-approach)</w:t>
+      </w:r>
+    </w:p>
+    <w:p>
+      <w:pPr>
+        <w:pStyle w:val="BodyText"/>
+      </w:pPr>
+      <w:hyperlink w:anchor="Xcc638469420eb3b1797c4fa7d2e3ebbbc593740">
+        <w:r>
+          <w:rPr>
+            <w:rStyle w:val="Hyperlink"/>
+          </w:rPr>
+          <w:t xml:space="preserve">Uma pesquisa de código aberto substitui a digitalização ASV? [42](#does-an-open-source-scan-replace-asv-scanning)</w:t>
+        </w:r>
+      </w:hyperlink>
+    </w:p>
+    <w:p>
+      <w:pPr>
+        <w:pStyle w:val="BodyText"/>
+      </w:pPr>
+      <w:hyperlink w:anchor="how-do-you-verify-a-requirement">
+        <w:r>
+          <w:rPr>
+            <w:rStyle w:val="Hyperlink"/>
+          </w:rPr>
+          <w:t xml:space="preserve">Como você verifica um requisito? [42](#how-do-you-verify-a-requirement)</w:t>
+        </w:r>
+      </w:hyperlink>
+    </w:p>
+    <w:p>
+      <w:pPr>
+        <w:pStyle w:val="BodyText"/>
+      </w:pPr>
+      <w:hyperlink w:anchor="X8fa1b894b9ff582641dbac1ea4b49faddbcbca9">
+        <w:r>
+          <w:rPr>
+            <w:rStyle w:val="Hyperlink"/>
+          </w:rPr>
+          <w:t xml:space="preserve">Quem determina o nível de validação de um comerciante? [42](#who-determines-a-merchants-validation-level)</w:t>
+        </w:r>
+      </w:hyperlink>
+    </w:p>
+    <w:p>
+      <w:pPr>
+        <w:pStyle w:val="BodyText"/>
+      </w:pPr>
+      <w:hyperlink w:anchor="what-changed-for-e-commerce">
+        <w:r>
+          <w:rPr>
+            <w:rStyle w:val="Hyperlink"/>
+          </w:rPr>
+          <w:t xml:space="preserve">O que mudou para o e-commerce? [43](#what-changed-for-e-commerce)</w:t>
+        </w:r>
+      </w:hyperlink>
+    </w:p>
+    <w:p>
+      <w:pPr>
+        <w:pStyle w:val="BodyText"/>
+      </w:pPr>
+      <w:hyperlink w:anchor="templates-glossary-and-index">
+        <w:r>
+          <w:rPr>
+            <w:rStyle w:val="Hyperlink"/>
+          </w:rPr>
+          <w:t xml:space="preserve">25. Modelos, Glossário e Índice [44](#templates-glossary-and-index)</w:t>
+        </w:r>
+      </w:hyperlink>
+    </w:p>
+    <w:p>
+      <w:pPr>
+        <w:pStyle w:val="BodyText"/>
+      </w:pPr>
+      <w:hyperlink w:anchor="scope-record">
+        <w:r>
+          <w:rPr>
+            <w:rStyle w:val="Hyperlink"/>
+          </w:rPr>
+          <w:t xml:space="preserve">25.1 Registo de âmbito [44](#scope-record)</w:t>
+        </w:r>
+      </w:hyperlink>
+    </w:p>
+    <w:p>
+      <w:pPr>
+        <w:pStyle w:val="BodyText"/>
+      </w:pPr>
+      <w:hyperlink w:anchor="requirement-evidence-record">
+        <w:r>
+          <w:rPr>
+            <w:rStyle w:val="Hyperlink"/>
+          </w:rPr>
+          <w:t xml:space="preserve">25.2 Registo de elementos de prova do requisito [44](#requirement-evidence-record)</w:t>
+        </w:r>
+      </w:hyperlink>
+    </w:p>
+    <w:p>
+      <w:pPr>
+        <w:pStyle w:val="BodyText"/>
+      </w:pPr>
+      <w:hyperlink w:anchor="glossary">
+        <w:r>
+          <w:rPr>
+            <w:rStyle w:val="Hyperlink"/>
+          </w:rPr>
+          <w:t xml:space="preserve">25.3 Glossário [44](#glossary)</w:t>
+        </w:r>
+      </w:hyperlink>
+    </w:p>
+    <w:p>
+      <w:pPr>
+        <w:pStyle w:val="BodyText"/>
+      </w:pPr>
+      <w:hyperlink w:anchor="subject-index">
+        <w:r>
+          <w:rPr>
+            <w:rStyle w:val="Hyperlink"/>
+          </w:rPr>
+          <w:t xml:space="preserve">25,4 Índice de assunto [45](#subject-index)</w:t>
+        </w:r>
+      </w:hyperlink>
+    </w:p>
+    <w:p>
+      <w:pPr>
+        <w:pStyle w:val="BodyText"/>
+      </w:pPr>
+      <w:hyperlink w:anchor="official-references-and-further-study">
+        <w:r>
+          <w:rPr>
+            <w:rStyle w:val="Hyperlink"/>
+          </w:rPr>
+          <w:t xml:space="preserve">26. Referências oficiais e estudo complementar [46](#official-references-and-further-study)</w:t>
+        </w:r>
+      </w:hyperlink>
+    </w:p>
+    <w:bookmarkEnd w:id="12"/>
+    <w:bookmarkEnd w:id="13"/>
+    <w:bookmarkStart w:id="15" w:name="pci-dss-v4.0.1-fundações"/>
+    <w:p>
+      <w:pPr>
+        <w:pStyle w:val="Heading1"/>
+      </w:pPr>
+      <w:r>
+        <w:t xml:space="preserve">1. PCI DSS v4.0.1 Fundações</w:t>
+      </w:r>
+    </w:p>
+    <w:p>
+      <w:pPr>
         <w:pStyle w:val="Compact"/>
-      </w:pPr>
-      <w:r>
-        <w:t xml:space="preserve">Uma introdução acolhedora à segurança de pagamento e conformidade baseada em evidências.*</w:t>
-      </w:r>
-    </w:p>
-    <w:p>
-      <w:pPr>
-        <w:pStyle w:val="FirstParagraph"/>
-      </w:pPr>
-      <w:r>
-        <w:t xml:space="preserve">PCI DSS protege os dados da conta de pagamento através de uma linha de base de requisitos técnicos e operacionais. A parte difícil não é memorizar doze títulos. Trata-se de entender onde os dados da conta fluem, definir o verdadeiro ambiente de dados do titular do cartão, controlar cada sistema que possa afetar sua segurança, aplicar salvaguardas de forma consistente e manter evidências para apoiar cada conclusão.</w:t>
-      </w:r>
-    </w:p>
-    <w:p>
-      <w:pPr>
-        <w:pStyle w:val="BodyText"/>
-      </w:pPr>
-      <w:r>
-        <w:t xml:space="preserve">PCI DSS v4.0.1 é a versão atual suportada pelo PCI SSC. Foi publicado em junho de 2024 como uma revisão limitada para v4.0. Ele não adicionou requisitos e removeu nenhum. PCI DSS v4.0 retirou-se em 31 de dezembro de 2024. As futuras exigências v4.x tornaram-se efetivas em 31 de março de 2025, e agora fazem parte de avaliações.</w:t>
-      </w:r>
-    </w:p>
-    <w:p>
-      <w:pPr>
-        <w:pStyle w:val="BodyText"/>
-      </w:pPr>
-      <w:r>
-        <w:t xml:space="preserve">Este manual é a metodologia-primeiro. Um scanner de vulnerabilidade não substitui uma varredura do Fornecedor de digitalização aprovada. Uma política não prova que opera um controlo. Um acordo de prestação de serviços não elimina a responsabilidade do comerciante de compreender deveres compartilhados. Os gerentes próprio escopo, recursos, risco e remediação; analistas tornam essas decisões mais confiáveis através de provas completas e testes claros.</w:t>
-      </w:r>
-    </w:p>
-    <w:p>
-      <w:pPr>
-        <w:pStyle w:val="BodyText"/>
-      </w:pPr>
-      <w:r>
-        <w:t xml:space="preserve">Como usar este manual</w:t>
-      </w:r>
-    </w:p>
-    <w:p>
-      <w:pPr>
-        <w:pStyle w:val="BodyText"/>
-      </w:pPr>
-      <w:r>
-        <w:t xml:space="preserve">Os gestores devem começar pelos Capítulos 1-5 e 18-20.</w:t>
-      </w:r>
-    </w:p>
-    <w:p>
-      <w:pPr>
-        <w:pStyle w:val="BodyText"/>
-      </w:pPr>
-      <w:r>
-        <w:t xml:space="preserve">Os analistas júnior devem estudar os doze capítulos de exigência, métodos de teste, ferramentas, laboratório e capítulo de entrevista.</w:t>
-      </w:r>
-    </w:p>
-    <w:p>
-      <w:pPr>
-        <w:pStyle w:val="BodyText"/>
-      </w:pPr>
-      <w:r>
-        <w:t xml:space="preserve">As equipes técnicas devem conectar cada achado ao fluxo de dados de conta, escopo CDE, exigência, proprietário, evidência, correção e reteste.</w:t>
-      </w:r>
-    </w:p>
-    <w:p>
-      <w:pPr>
-        <w:pStyle w:val="BodyText"/>
-      </w:pPr>
-      <w:r>
-        <w:t xml:space="preserve">Os comerciantes e prestadores de serviços devem confirmar as instruções de validação com o adquirente, as marcas de pagamento, os clientes, o avaliador e outras entidades que aceitem a conformidade.</w:t>
-      </w:r>
-    </w:p>
-    <w:bookmarkStart w:id="23" w:name="X049e5ae9c9241942b4859e04563efe44196f658"/>
-    <w:p>
-      <w:pPr>
-        <w:pStyle w:val="Heading2"/>
-      </w:pPr>
-      <w:r>
-        <w:t xml:space="preserve">*Conteúdo:** O guia de capítulo abaixo conterá números de página verificados para esta edição. O documento também contém um campo TOC nativo do Word. Depois de editar, clique com o botão direito e selecione Atualizar Campo e, em seguida, Atualizar tabela inteira.</w:t>
-      </w:r>
-    </w:p>
-    <w:p>
-      <w:pPr>
-        <w:pStyle w:val="FirstParagraph"/>
-      </w:pPr>
-      <w:r>
-        <w:t xml:space="preserve">Sumário</w:t>
-      </w:r>
-    </w:p>
-    <w:p>
-      <w:pPr>
-        <w:pStyle w:val="BodyText"/>
-      </w:pPr>
-      <w:hyperlink w:anchor="publication-and-use-notice">
-        <w:r>
-          <w:rPr>
-            <w:rStyle w:val="Hyperlink"/>
-          </w:rPr>
-          <w:t xml:space="preserve">Comunicação de publicação e utilização [2](#publication-and-use-notice)</w:t>
-        </w:r>
-      </w:hyperlink>
-    </w:p>
-    <w:p>
-      <w:pPr>
-        <w:pStyle w:val="BodyText"/>
-      </w:pPr>
-      <w:hyperlink w:anchor="educational-and-legal-notice">
-        <w:r>
-          <w:rPr>
-            <w:rStyle w:val="Hyperlink"/>
-          </w:rPr>
-          <w:t xml:space="preserve">Comunicação educativa e jurídica [2](#educational-and-legal-notice)</w:t>
-        </w:r>
-      </w:hyperlink>
-    </w:p>
-    <w:p>
-      <w:pPr>
-        <w:pStyle w:val="BodyText"/>
-      </w:pPr>
-      <w:hyperlink w:anchor="ethical-and-authorized-use">
-        <w:r>
-          <w:rPr>
-            <w:rStyle w:val="Hyperlink"/>
-          </w:rPr>
-          <w:t xml:space="preserve">Utilização ética e autorizada [2](#ethical-and-authorized-use)</w:t>
-        </w:r>
-      </w:hyperlink>
-    </w:p>
-    <w:p>
-      <w:pPr>
-        <w:pStyle w:val="BodyText"/>
-      </w:pPr>
-      <w:hyperlink w:anchor="preface">
-        <w:r>
-          <w:rPr>
-            <w:rStyle w:val="Hyperlink"/>
-          </w:rPr>
-          <w:t xml:space="preserve">Prefácio [3](#preface)</w:t>
-        </w:r>
-      </w:hyperlink>
-    </w:p>
-    <w:p>
-      <w:pPr>
-        <w:pStyle w:val="BodyText"/>
-      </w:pPr>
-      <w:hyperlink w:anchor="how-to-use-this-manual">
-        <w:r>
-          <w:rPr>
-            <w:rStyle w:val="Hyperlink"/>
-          </w:rPr>
-          <w:t xml:space="preserve">Como usar este manual [4](#how-to-use-this-manual)</w:t>
-        </w:r>
-      </w:hyperlink>
-    </w:p>
-    <w:p>
-      <w:pPr>
-        <w:pStyle w:val="BodyText"/>
-      </w:pPr>
-      <w:hyperlink w:anchor="table-of-contents">
-        <w:r>
-          <w:rPr>
-            <w:rStyle w:val="Hyperlink"/>
-          </w:rPr>
-          <w:t xml:space="preserve">Quadro de conteúdos [4](#table-of-contents)</w:t>
-        </w:r>
-      </w:hyperlink>
-    </w:p>
-    <w:p>
-      <w:pPr>
-        <w:pStyle w:val="BodyText"/>
-      </w:pPr>
-      <w:hyperlink w:anchor="pci-dss-v4.0.1-foundations">
-        <w:r>
-          <w:rPr>
-            <w:rStyle w:val="Hyperlink"/>
-          </w:rPr>
-          <w:t xml:space="preserve">1. Fundação PCI DSS v4.0.1 [8](#pci-dss-v4.0.1-foundations)</w:t>
-        </w:r>
-      </w:hyperlink>
-    </w:p>
-    <w:p>
-      <w:pPr>
-        <w:pStyle w:val="BodyText"/>
-      </w:pPr>
-      <w:hyperlink w:anchor="current-status">
-        <w:r>
-          <w:rPr>
-            <w:rStyle w:val="Hyperlink"/>
-          </w:rPr>
-          <w:t xml:space="preserve">1.1 Situação actual [8](#current-status)</w:t>
-        </w:r>
-      </w:hyperlink>
-    </w:p>
-    <w:p>
-      <w:pPr>
-        <w:pStyle w:val="BodyText"/>
-      </w:pPr>
-      <w:hyperlink w:anchor="who-and-what-it-applies-to">
-        <w:r>
-          <w:rPr>
-            <w:rStyle w:val="Hyperlink"/>
-          </w:rPr>
-          <w:t xml:space="preserve">1.2 Quem e o que se aplica a [8](#who-and-what-it-applies-to)</w:t>
-        </w:r>
-      </w:hyperlink>
-    </w:p>
-    <w:p>
-      <w:pPr>
-        <w:pStyle w:val="BodyText"/>
-      </w:pPr>
-      <w:hyperlink w:anchor="the-six-control-goals">
-        <w:r>
-          <w:rPr>
-            <w:rStyle w:val="Hyperlink"/>
-          </w:rPr>
-          <w:t xml:space="preserve">1.3 Os seis objectivos de controlo [8](#the-six-control-goals)</w:t>
-        </w:r>
-      </w:hyperlink>
-    </w:p>
-    <w:p>
-      <w:pPr>
-        <w:pStyle w:val="BodyText"/>
-      </w:pPr>
-      <w:hyperlink w:anchor="account-data-and-protection-rules">
-        <w:r>
-          <w:rPr>
-            <w:rStyle w:val="Hyperlink"/>
-          </w:rPr>
-          <w:t xml:space="preserve">2. Regras de proteção e dados da conta [10](#account-data-and-protection-rules)</w:t>
-        </w:r>
-      </w:hyperlink>
-    </w:p>
-    <w:p>
-      <w:pPr>
-        <w:pStyle w:val="BodyText"/>
-      </w:pPr>
-      <w:hyperlink w:anchor="protection-methods-are-different">
-        <w:r>
-          <w:rPr>
-            <w:rStyle w:val="Hyperlink"/>
-          </w:rPr>
-          <w:t xml:space="preserve">2.1 Os métodos de protecção são diferentes [10](#protection-methods-are-different)</w:t>
-        </w:r>
-      </w:hyperlink>
-    </w:p>
-    <w:p>
-      <w:pPr>
-        <w:pStyle w:val="BodyText"/>
-      </w:pPr>
-      <w:hyperlink w:anchor="scope-cde-and-segmentation">
-        <w:r>
-          <w:rPr>
-            <w:rStyle w:val="Hyperlink"/>
-          </w:rPr>
-          <w:t xml:space="preserve">3. Âmbito, CDE e Segmentação [12](#scope-cde-and-segmentation)</w:t>
-        </w:r>
-      </w:hyperlink>
-    </w:p>
-    <w:p>
-      <w:pPr>
-        <w:pStyle w:val="BodyText"/>
-      </w:pPr>
-      <w:hyperlink w:anchor="scope-discovery">
-        <w:r>
-          <w:rPr>
-            <w:rStyle w:val="Hyperlink"/>
-          </w:rPr>
-          <w:t xml:space="preserve">3.1 Descoberta de âmbito [12](#scope-discovery)</w:t>
-        </w:r>
-      </w:hyperlink>
-    </w:p>
-    <w:p>
-      <w:pPr>
-        <w:pStyle w:val="BodyText"/>
-      </w:pPr>
-      <w:hyperlink w:anchor="scope-validation">
-        <w:r>
-          <w:rPr>
-            <w:rStyle w:val="Hyperlink"/>
-          </w:rPr>
-          <w:t xml:space="preserve">3.2 Validação do âmbito de aplicação [13](#scope-validation)</w:t>
-        </w:r>
-      </w:hyperlink>
-    </w:p>
-    <w:p>
-      <w:pPr>
-        <w:pStyle w:val="BodyText"/>
-      </w:pPr>
-      <w:hyperlink w:anchor="validation-saqs-roc-aoc-and-roles">
-        <w:r>
-          <w:rPr>
-            <w:rStyle w:val="Hyperlink"/>
-          </w:rPr>
-          <w:t xml:space="preserve">4. Validação, QAG, ROC, COA e Funções [14](#validation-saqs-roc-aoc-and-roles)</w:t>
-        </w:r>
-      </w:hyperlink>
-    </w:p>
-    <w:p>
-      <w:pPr>
-        <w:pStyle w:val="BodyText"/>
-      </w:pPr>
-      <w:hyperlink w:anchor="Xf27aae4a3f8fdfb367b9304bbeb55d55898f653">
-        <w:r>
-          <w:rPr>
-            <w:rStyle w:val="Hyperlink"/>
-          </w:rPr>
-          <w:t xml:space="preserve">5. Abordagens definidas, personalizadas, compensatórias e de risco [15](#defined-customized-compensating-and-risk-approaches)</w:t>
-        </w:r>
-      </w:hyperlink>
-    </w:p>
-    <w:p>
-      <w:pPr>
-        <w:pStyle w:val="BodyText"/>
-      </w:pPr>
-      <w:hyperlink w:anchor="requirement-1-network-security-controls">
-        <w:r>
-          <w:rPr>
-            <w:rStyle w:val="Hyperlink"/>
-          </w:rPr>
-          <w:t xml:space="preserve">6. Requisitos 1 — Controlos de segurança da rede [16](#requirement-1-network-security-controls)</w:t>
-        </w:r>
-      </w:hyperlink>
-    </w:p>
-    <w:p>
-      <w:pPr>
-        <w:pStyle w:val="BodyText"/>
-      </w:pPr>
-      <w:hyperlink w:anchor="requirement-2-secure-configurations">
-        <w:r>
-          <w:rPr>
-            <w:rStyle w:val="Hyperlink"/>
-          </w:rPr>
-          <w:t xml:space="preserve">7. Requisitos 2 — Configurações seguras [17](#requirement-2-secure-configurations)</w:t>
-        </w:r>
-      </w:hyperlink>
-    </w:p>
-    <w:p>
-      <w:pPr>
-        <w:pStyle w:val="BodyText"/>
-      </w:pPr>
-      <w:hyperlink w:anchor="requirement-3-stored-account-data">
-        <w:r>
-          <w:rPr>
-            <w:rStyle w:val="Hyperlink"/>
-          </w:rPr>
-          <w:t xml:space="preserve">8. Requisitos 3 — Dados da conta armazenada [18](#requirement-3-stored-account-data)</w:t>
-        </w:r>
-      </w:hyperlink>
-    </w:p>
-    <w:p>
-      <w:pPr>
-        <w:pStyle w:val="BodyText"/>
-      </w:pPr>
-      <w:hyperlink w:anchor="requirement-4-transmission-cryptography">
-        <w:r>
-          <w:rPr>
-            <w:rStyle w:val="Hyperlink"/>
-          </w:rPr>
-          <w:t xml:space="preserve">9. Requisitos 4 — Criptografia de transmissão [19](#requirement-4-transmission-cryptography)</w:t>
-        </w:r>
-      </w:hyperlink>
-    </w:p>
-    <w:p>
-      <w:pPr>
-        <w:pStyle w:val="BodyText"/>
-      </w:pPr>
-      <w:hyperlink w:anchor="requirement-5-malicious-software">
-        <w:r>
-          <w:rPr>
-            <w:rStyle w:val="Hyperlink"/>
-          </w:rPr>
-          <w:t xml:space="preserve">10. Requisitos 5 — Software malicioso [20](#requirement-5-malicious-software)</w:t>
-        </w:r>
-      </w:hyperlink>
-    </w:p>
-    <w:p>
-      <w:pPr>
-        <w:pStyle w:val="BodyText"/>
-      </w:pPr>
-      <w:hyperlink w:anchor="Xddb7a6c68d8daedd8ad8de2a4b16e8e8055d304">
-        <w:r>
-          <w:rPr>
-            <w:rStyle w:val="Hyperlink"/>
-          </w:rPr>
-          <w:t xml:space="preserve">11. Requisitos 6 — Sistemas e software seguros [21](#requirement-6-secure-systems-and-software)</w:t>
-        </w:r>
-      </w:hyperlink>
-    </w:p>
-    <w:p>
-      <w:pPr>
-        <w:pStyle w:val="BodyText"/>
-      </w:pPr>
-      <w:hyperlink w:anchor="requirement-7-business-need-to-know">
-        <w:r>
-          <w:rPr>
-            <w:rStyle w:val="Hyperlink"/>
-          </w:rPr>
-          <w:t xml:space="preserve">12. Exigência 7 — Necessidade de conhecer as empresas [23](#requirement-7-business-need-to-know)</w:t>
-        </w:r>
-      </w:hyperlink>
-    </w:p>
-    <w:p>
-      <w:pPr>
-        <w:pStyle w:val="BodyText"/>
-      </w:pPr>
-      <w:hyperlink w:anchor="X51ad76b04f291efffa408eede4b43d2c5f8f734">
-        <w:r>
-          <w:rPr>
-            <w:rStyle w:val="Hyperlink"/>
-          </w:rPr>
-          <w:t xml:space="preserve">13. Requisitos 8 — Identidade e autenticação [24](#requirement-8-identity-and-authentication)</w:t>
-        </w:r>
-      </w:hyperlink>
-    </w:p>
-    <w:p>
-      <w:pPr>
-        <w:pStyle w:val="BodyText"/>
-      </w:pPr>
-      <w:hyperlink w:anchor="requirement-9-physical-access">
-        <w:r>
-          <w:rPr>
-            <w:rStyle w:val="Hyperlink"/>
-          </w:rPr>
-          <w:t xml:space="preserve">14. Requisitos 9 — Acesso físico [25](#requirement-9-physical-access)</w:t>
-        </w:r>
-      </w:hyperlink>
-    </w:p>
-    <w:p>
-      <w:pPr>
-        <w:pStyle w:val="BodyText"/>
-      </w:pPr>
-      <w:hyperlink w:anchor="requirement-10-logging-and-monitoring">
-        <w:r>
-          <w:rPr>
-            <w:rStyle w:val="Hyperlink"/>
-          </w:rPr>
-          <w:t xml:space="preserve">15. Requisitos 10 — Registo e monitorização [26](#requirement-10-logging-and-monitoring)</w:t>
-        </w:r>
-      </w:hyperlink>
-    </w:p>
-    <w:p>
-      <w:pPr>
-        <w:pStyle w:val="BodyText"/>
-      </w:pPr>
-      <w:hyperlink w:anchor="requirement-11-security-testing">
-        <w:r>
-          <w:rPr>
-            <w:rStyle w:val="Hyperlink"/>
-          </w:rPr>
-          <w:t xml:space="preserve">16. Requisitos 11 — Ensaios de segurança [27](#requirement-11-security-testing)</w:t>
-        </w:r>
-      </w:hyperlink>
-    </w:p>
-    <w:p>
-      <w:pPr>
-        <w:pStyle w:val="BodyText"/>
-      </w:pPr>
-      <w:hyperlink w:anchor="requirement-12-policies-and-programs">
-        <w:r>
-          <w:rPr>
-            <w:rStyle w:val="Hyperlink"/>
-          </w:rPr>
-          <w:t xml:space="preserve">17. Requisitos 12 — Políticas e Programas [28](#requirement-12-policies-and-programs)</w:t>
-        </w:r>
-      </w:hyperlink>
-    </w:p>
-    <w:p>
-      <w:pPr>
-        <w:pStyle w:val="BodyText"/>
-      </w:pPr>
-      <w:hyperlink w:anchor="evidence-assessment-and-control-testing">
-        <w:r>
-          <w:rPr>
-            <w:rStyle w:val="Hyperlink"/>
-          </w:rPr>
-          <w:t xml:space="preserve">18. Ensaios de provas, avaliação e controlo [30](#evidence-assessment-and-control-testing)</w:t>
-        </w:r>
-      </w:hyperlink>
-    </w:p>
-    <w:p>
-      <w:pPr>
-        <w:pStyle w:val="BodyText"/>
-      </w:pPr>
-      <w:hyperlink w:anchor="practical-tests">
-        <w:r>
-          <w:rPr>
-            <w:rStyle w:val="Hyperlink"/>
-          </w:rPr>
-          <w:t xml:space="preserve">18.1 Ensaios práticos [30](#practical-tests)</w:t>
-        </w:r>
-      </w:hyperlink>
-    </w:p>
-    <w:p>
-      <w:pPr>
-        <w:pStyle w:val="BodyText"/>
-      </w:pPr>
-      <w:hyperlink w:anchor="open-source-tools-for-pci-dss-work">
-        <w:r>
-          <w:rPr>
-            <w:rStyle w:val="Hyperlink"/>
-          </w:rPr>
-          <w:t xml:space="preserve">19. Ferramentas de código aberto para PCI DSS Work [32](#open-source-tools-for-pci-dss-work)</w:t>
-        </w:r>
-      </w:hyperlink>
-    </w:p>
-    <w:p>
-      <w:pPr>
-        <w:pStyle w:val="BodyText"/>
-      </w:pPr>
-      <w:hyperlink w:anchor="tool-validation">
-        <w:r>
-          <w:rPr>
-            <w:rStyle w:val="Hyperlink"/>
-          </w:rPr>
-          <w:t xml:space="preserve">19.1 Validação da ferramenta [32](#tool-validation)</w:t>
-        </w:r>
-      </w:hyperlink>
-    </w:p>
-    <w:p>
-      <w:pPr>
-        <w:pStyle w:val="BodyText"/>
-      </w:pPr>
-      <w:hyperlink w:anchor="ciso-assistant">
-        <w:r>
-          <w:rPr>
-            <w:rStyle w:val="Hyperlink"/>
-          </w:rPr>
-          <w:t xml:space="preserve">19,2 Assistente CISO [32](#ciso-assistant)</w:t>
-        </w:r>
-      </w:hyperlink>
-    </w:p>
-    <w:p>
-      <w:pPr>
-        <w:pStyle w:val="BodyText"/>
-      </w:pPr>
-      <w:hyperlink w:anchor="quick-start">
-        <w:r>
-          <w:rPr>
-            <w:rStyle w:val="Hyperlink"/>
-          </w:rPr>
-          <w:t xml:space="preserve">Início rápido [32](#quick-start)</w:t>
-        </w:r>
-      </w:hyperlink>
-    </w:p>
-    <w:p>
-      <w:pPr>
-        <w:pStyle w:val="BodyText"/>
-      </w:pPr>
-      <w:hyperlink w:anchor="evidence-and-limitation">
-        <w:r>
-          <w:rPr>
-            <w:rStyle w:val="Hyperlink"/>
-          </w:rPr>
-          <w:t xml:space="preserve">Evidência e limitação [33](#evidence-and-limitation)</w:t>
-        </w:r>
-      </w:hyperlink>
-    </w:p>
-    <w:p>
-      <w:pPr>
-        <w:pStyle w:val="BodyText"/>
-      </w:pPr>
-      <w:hyperlink w:anchor="wazuh">
-        <w:r>
-          <w:rPr>
-            <w:rStyle w:val="Hyperlink"/>
-          </w:rPr>
-          <w:t xml:space="preserve">19,3 Wazuh [33](#wazuh)</w:t>
-        </w:r>
-      </w:hyperlink>
-    </w:p>
-    <w:p>
-      <w:pPr>
-        <w:pStyle w:val="BodyText"/>
-      </w:pPr>
-      <w:hyperlink w:anchor="quick-start-1">
-        <w:r>
-          <w:rPr>
-            <w:rStyle w:val="Hyperlink"/>
-          </w:rPr>
-          <w:t xml:space="preserve">Início rápido [33](#quick-start-1)</w:t>
-        </w:r>
-      </w:hyperlink>
-    </w:p>
-    <w:p>
-      <w:pPr>
-        <w:pStyle w:val="BodyText"/>
-      </w:pPr>
-      <w:hyperlink w:anchor="evidence-and-limitation-1">
-        <w:r>
-          <w:rPr>
-            <w:rStyle w:val="Hyperlink"/>
-          </w:rPr>
-          <w:t xml:space="preserve">Evidência e limitação [33](#evidence-and-limitation-1)</w:t>
-        </w:r>
-      </w:hyperlink>
-    </w:p>
-    <w:p>
-      <w:pPr>
-        <w:pStyle w:val="BodyText"/>
-      </w:pPr>
-      <w:hyperlink w:anchor="osquery">
-        <w:r>
-          <w:rPr>
-            <w:rStyle w:val="Hyperlink"/>
-          </w:rPr>
-          <w:t xml:space="preserve">19.4 osquery [33](#osquery)</w:t>
-        </w:r>
-      </w:hyperlink>
-    </w:p>
-    <w:p>
-      <w:pPr>
-        <w:pStyle w:val="BodyText"/>
-      </w:pPr>
-      <w:hyperlink w:anchor="quick-start-2">
-        <w:r>
-          <w:rPr>
-            <w:rStyle w:val="Hyperlink"/>
-          </w:rPr>
-          <w:t xml:space="preserve">Início rápido [33](#quick-start-2)</w:t>
-        </w:r>
-      </w:hyperlink>
-    </w:p>
-    <w:p>
-      <w:pPr>
-        <w:pStyle w:val="BodyText"/>
-      </w:pPr>
-      <w:hyperlink w:anchor="evidence-and-limitation-2">
-        <w:r>
-          <w:rPr>
-            <w:rStyle w:val="Hyperlink"/>
-          </w:rPr>
-          <w:t xml:space="preserve">Evidência e limitação [33](#evidence-and-limitation-2)</w:t>
-        </w:r>
-      </w:hyperlink>
-    </w:p>
-    <w:p>
-      <w:pPr>
-        <w:pStyle w:val="BodyText"/>
-      </w:pPr>
-      <w:hyperlink w:anchor="openscap">
-        <w:r>
-          <w:rPr>
-            <w:rStyle w:val="Hyperlink"/>
-          </w:rPr>
-          <w:t xml:space="preserve">19.5 OpenSCAP [33](#openscap)</w:t>
-        </w:r>
-      </w:hyperlink>
-    </w:p>
-    <w:p>
-      <w:pPr>
-        <w:pStyle w:val="BodyText"/>
-      </w:pPr>
-      <w:hyperlink w:anchor="quick-start-3">
-        <w:r>
-          <w:rPr>
-            <w:rStyle w:val="Hyperlink"/>
-          </w:rPr>
-          <w:t xml:space="preserve">Início rápido [33](#quick-start-3)</w:t>
-        </w:r>
-      </w:hyperlink>
-    </w:p>
-    <w:p>
-      <w:pPr>
-        <w:pStyle w:val="BodyText"/>
-      </w:pPr>
-      <w:hyperlink w:anchor="evidence-and-limitation-3">
-        <w:r>
-          <w:rPr>
-            <w:rStyle w:val="Hyperlink"/>
-          </w:rPr>
-          <w:t xml:space="preserve">Evidência e limitação [34](#evidence-and-limitation-3)</w:t>
-        </w:r>
-      </w:hyperlink>
-    </w:p>
-    <w:p>
-      <w:pPr>
-        <w:pStyle w:val="BodyText"/>
-      </w:pPr>
-      <w:hyperlink w:anchor="greenbone-community-edition">
-        <w:r>
-          <w:rPr>
-            <w:rStyle w:val="Hyperlink"/>
-          </w:rPr>
-          <w:t xml:space="preserve">19,6 Greenbone Community Edition [34](#greenbone-community-edition)</w:t>
-        </w:r>
-      </w:hyperlink>
-    </w:p>
-    <w:p>
-      <w:pPr>
-        <w:pStyle w:val="BodyText"/>
-      </w:pPr>
-      <w:hyperlink w:anchor="quick-start-4">
-        <w:r>
-          <w:rPr>
-            <w:rStyle w:val="Hyperlink"/>
-          </w:rPr>
-          <w:t xml:space="preserve">Início rápido [34](#quick-start-4)</w:t>
-        </w:r>
-      </w:hyperlink>
-    </w:p>
-    <w:p>
-      <w:pPr>
-        <w:pStyle w:val="BodyText"/>
-      </w:pPr>
-      <w:hyperlink w:anchor="evidence-and-limitation-4">
-        <w:r>
-          <w:rPr>
-            <w:rStyle w:val="Hyperlink"/>
-          </w:rPr>
-          <w:t xml:space="preserve">Evidência e limitação [34](#evidence-and-limitation-4)</w:t>
-        </w:r>
-      </w:hyperlink>
-    </w:p>
-    <w:p>
-      <w:pPr>
-        <w:pStyle w:val="BodyText"/>
-      </w:pPr>
-      <w:hyperlink w:anchor="nmap">
-        <w:r>
-          <w:rPr>
-            <w:rStyle w:val="Hyperlink"/>
-          </w:rPr>
-          <w:t xml:space="preserve">19,7 Nmap [34](#nmap)</w:t>
-        </w:r>
-      </w:hyperlink>
-    </w:p>
-    <w:p>
-      <w:pPr>
-        <w:pStyle w:val="BodyText"/>
-      </w:pPr>
-      <w:hyperlink w:anchor="quick-start-5">
-        <w:r>
-          <w:rPr>
-            <w:rStyle w:val="Hyperlink"/>
-          </w:rPr>
-          <w:t xml:space="preserve">Início rápido [34](#quick-start-5)</w:t>
-        </w:r>
-      </w:hyperlink>
-    </w:p>
-    <w:p>
-      <w:pPr>
-        <w:pStyle w:val="BodyText"/>
-      </w:pPr>
-      <w:hyperlink w:anchor="evidence-and-limitation-5">
-        <w:r>
-          <w:rPr>
-            <w:rStyle w:val="Hyperlink"/>
-          </w:rPr>
-          <w:t xml:space="preserve">Evidência e limitação [34](#evidence-and-limitation-5)</w:t>
-        </w:r>
-      </w:hyperlink>
-    </w:p>
-    <w:p>
-      <w:pPr>
-        <w:pStyle w:val="BodyText"/>
-      </w:pPr>
-      <w:hyperlink w:anchor="trivy">
-        <w:r>
-          <w:rPr>
-            <w:rStyle w:val="Hyperlink"/>
-          </w:rPr>
-          <w:t xml:space="preserve">19.8 Trivy [34](#trivy)</w:t>
-        </w:r>
-      </w:hyperlink>
-    </w:p>
-    <w:p>
-      <w:pPr>
-        <w:pStyle w:val="BodyText"/>
-      </w:pPr>
-      <w:hyperlink w:anchor="quick-start-6">
-        <w:r>
-          <w:rPr>
-            <w:rStyle w:val="Hyperlink"/>
-          </w:rPr>
-          <w:t xml:space="preserve">Início rápido [34](#quick-start-6)</w:t>
-        </w:r>
-      </w:hyperlink>
-    </w:p>
-    <w:p>
-      <w:pPr>
-        <w:pStyle w:val="BodyText"/>
-      </w:pPr>
-      <w:hyperlink w:anchor="evidence-and-limitation-6">
-        <w:r>
-          <w:rPr>
-            <w:rStyle w:val="Hyperlink"/>
-          </w:rPr>
-          <w:t xml:space="preserve">Evidência e limitação [35](#evidence-and-limitation-6)</w:t>
-        </w:r>
-      </w:hyperlink>
-    </w:p>
-    <w:p>
-      <w:pPr>
-        <w:pStyle w:val="BodyText"/>
-      </w:pPr>
-      <w:hyperlink w:anchor="owasp-zap">
-        <w:r>
-          <w:rPr>
-            <w:rStyle w:val="Hyperlink"/>
-          </w:rPr>
-          <w:t xml:space="preserve">19.9 OWASP ZAP [35](#owasp-zap)</w:t>
-        </w:r>
-      </w:hyperlink>
-    </w:p>
-    <w:p>
-      <w:pPr>
-        <w:pStyle w:val="BodyText"/>
-      </w:pPr>
-      <w:hyperlink w:anchor="quick-start-7">
-        <w:r>
-          <w:rPr>
-            <w:rStyle w:val="Hyperlink"/>
-          </w:rPr>
-          <w:t xml:space="preserve">Início rápido [35](#quick-start-7)</w:t>
-        </w:r>
-      </w:hyperlink>
-    </w:p>
-    <w:p>
-      <w:pPr>
-        <w:pStyle w:val="BodyText"/>
-      </w:pPr>
-      <w:hyperlink w:anchor="evidence-and-limitation-7">
-        <w:r>
-          <w:rPr>
-            <w:rStyle w:val="Hyperlink"/>
-          </w:rPr>
-          <w:t xml:space="preserve">Evidência e limitação [35](#evidence-and-limitation-7)</w:t>
-        </w:r>
-      </w:hyperlink>
-    </w:p>
-    <w:p>
-      <w:pPr>
-        <w:pStyle w:val="BodyText"/>
-      </w:pPr>
-      <w:hyperlink w:anchor="modsecurity-owasp-crs">
-        <w:r>
-          <w:rPr>
-            <w:rStyle w:val="Hyperlink"/>
-          </w:rPr>
-          <w:t xml:space="preserve">19.10 ModSecurity + OWASP CRS [35](#modsecurity-owasp-crs)</w:t>
-        </w:r>
-      </w:hyperlink>
-    </w:p>
-    <w:p>
-      <w:pPr>
-        <w:pStyle w:val="BodyText"/>
-      </w:pPr>
-      <w:hyperlink w:anchor="quick-start-8">
-        <w:r>
-          <w:rPr>
-            <w:rStyle w:val="Hyperlink"/>
-          </w:rPr>
-          <w:t xml:space="preserve">Início rápido [35](#quick-start-8)</w:t>
-        </w:r>
-      </w:hyperlink>
-    </w:p>
-    <w:p>
-      <w:pPr>
-        <w:pStyle w:val="BodyText"/>
-      </w:pPr>
-      <w:hyperlink w:anchor="evidence-and-limitation-8">
-        <w:r>
-          <w:rPr>
-            <w:rStyle w:val="Hyperlink"/>
-          </w:rPr>
-          <w:t xml:space="preserve">Evidência e limitação [35](#evidence-and-limitation-8)</w:t>
-        </w:r>
-      </w:hyperlink>
-    </w:p>
-    <w:p>
-      <w:pPr>
-        <w:pStyle w:val="BodyText"/>
-      </w:pPr>
-      <w:hyperlink w:anchor="suricata">
-        <w:r>
-          <w:rPr>
-            <w:rStyle w:val="Hyperlink"/>
-          </w:rPr>
-          <w:t xml:space="preserve">19.11 Suricata [35](#suricata)</w:t>
-        </w:r>
-      </w:hyperlink>
-    </w:p>
-    <w:p>
-      <w:pPr>
-        <w:pStyle w:val="BodyText"/>
-      </w:pPr>
-      <w:hyperlink w:anchor="quick-start-9">
-        <w:r>
-          <w:rPr>
-            <w:rStyle w:val="Hyperlink"/>
-          </w:rPr>
-          <w:t xml:space="preserve">Início rápido [35](#quick-start-9)</w:t>
-        </w:r>
-      </w:hyperlink>
-    </w:p>
-    <w:p>
-      <w:pPr>
-        <w:pStyle w:val="BodyText"/>
-      </w:pPr>
-      <w:hyperlink w:anchor="evidence-and-limitation-9">
-        <w:r>
-          <w:rPr>
-            <w:rStyle w:val="Hyperlink"/>
-          </w:rPr>
-          <w:t xml:space="preserve">Evidência e limitação [36](#evidence-and-limitation-9)</w:t>
-        </w:r>
-      </w:hyperlink>
-    </w:p>
-    <w:p>
-      <w:pPr>
-        <w:pStyle w:val="BodyText"/>
-      </w:pPr>
-      <w:hyperlink w:anchor="keycloak">
-        <w:r>
-          <w:rPr>
-            <w:rStyle w:val="Hyperlink"/>
-          </w:rPr>
-          <w:t xml:space="preserve">19.12 Keycloak [36](#keycloak)</w:t>
-        </w:r>
-      </w:hyperlink>
-    </w:p>
-    <w:p>
-      <w:pPr>
-        <w:pStyle w:val="BodyText"/>
-      </w:pPr>
-      <w:hyperlink w:anchor="quick-start-10">
-        <w:r>
-          <w:rPr>
-            <w:rStyle w:val="Hyperlink"/>
-          </w:rPr>
-          <w:t xml:space="preserve">Início rápido [36](#quick-start-10)</w:t>
-        </w:r>
-      </w:hyperlink>
-    </w:p>
-    <w:p>
-      <w:pPr>
-        <w:pStyle w:val="BodyText"/>
-      </w:pPr>
-      <w:hyperlink w:anchor="evidence-and-limitation-10">
-        <w:r>
-          <w:rPr>
-            <w:rStyle w:val="Hyperlink"/>
-          </w:rPr>
-          <w:t xml:space="preserve">Evidência e limitação [36](#evidence-and-limitation-10)</w:t>
-        </w:r>
-      </w:hyperlink>
-    </w:p>
-    <w:p>
-      <w:pPr>
-        <w:pStyle w:val="BodyText"/>
-      </w:pPr>
-      <w:hyperlink w:anchor="defectdojo">
-        <w:r>
-          <w:rPr>
-            <w:rStyle w:val="Hyperlink"/>
-          </w:rPr>
-          <w:t xml:space="preserve">19.13 DefectDojo [36](#defectdojo)</w:t>
-        </w:r>
-      </w:hyperlink>
-    </w:p>
-    <w:p>
-      <w:pPr>
-        <w:pStyle w:val="BodyText"/>
-      </w:pPr>
-      <w:hyperlink w:anchor="quick-start-11">
-        <w:r>
-          <w:rPr>
-            <w:rStyle w:val="Hyperlink"/>
-          </w:rPr>
-          <w:t xml:space="preserve">Início rápido [36](#quick-start-11)</w:t>
-        </w:r>
-      </w:hyperlink>
-    </w:p>
-    <w:p>
-      <w:pPr>
-        <w:pStyle w:val="BodyText"/>
-      </w:pPr>
-      <w:hyperlink w:anchor="evidence-and-limitation-11">
-        <w:r>
-          <w:rPr>
-            <w:rStyle w:val="Hyperlink"/>
-          </w:rPr>
-          <w:t xml:space="preserve">Evidência e limitação [36](#evidence-and-limitation-11)</w:t>
-        </w:r>
-      </w:hyperlink>
-    </w:p>
-    <w:p>
-      <w:pPr>
-        <w:pStyle w:val="BodyText"/>
-      </w:pPr>
-      <w:hyperlink w:anchor="aide">
-        <w:r>
-          <w:rPr>
-            <w:rStyle w:val="Hyperlink"/>
-          </w:rPr>
-          <w:t xml:space="preserve">19.14 AIDE [36](#aide)</w:t>
-        </w:r>
-      </w:hyperlink>
-    </w:p>
-    <w:p>
-      <w:pPr>
-        <w:pStyle w:val="BodyText"/>
-      </w:pPr>
-      <w:hyperlink w:anchor="quick-start-12">
-        <w:r>
-          <w:rPr>
-            <w:rStyle w:val="Hyperlink"/>
-          </w:rPr>
-          <w:t xml:space="preserve">Início rápido [36](#quick-start-12)</w:t>
-        </w:r>
-      </w:hyperlink>
-    </w:p>
-    <w:p>
-      <w:pPr>
-        <w:pStyle w:val="BodyText"/>
-      </w:pPr>
-      <w:hyperlink w:anchor="evidence-and-limitation-12">
-        <w:r>
-          <w:rPr>
-            <w:rStyle w:val="Hyperlink"/>
-          </w:rPr>
-          <w:t xml:space="preserve">Evidência e limitação [36](#evidence-and-limitation-12)</w:t>
-        </w:r>
-      </w:hyperlink>
-    </w:p>
-    <w:p>
-      <w:pPr>
-        <w:pStyle w:val="BodyText"/>
-      </w:pPr>
-      <w:hyperlink w:anchor="open-policy-agent">
-        <w:r>
-          <w:rPr>
-            <w:rStyle w:val="Hyperlink"/>
-          </w:rPr>
-          <w:t xml:space="preserve">19.15 Agente de política aberta [37](#open-policy-agent)</w:t>
-        </w:r>
-      </w:hyperlink>
-    </w:p>
-    <w:p>
-      <w:pPr>
-        <w:pStyle w:val="BodyText"/>
-      </w:pPr>
-      <w:hyperlink w:anchor="quick-start-13">
-        <w:r>
-          <w:rPr>
-            <w:rStyle w:val="Hyperlink"/>
-          </w:rPr>
-          <w:t xml:space="preserve">Início rápido [37](#quick-start-13)</w:t>
-        </w:r>
-      </w:hyperlink>
-    </w:p>
-    <w:p>
-      <w:pPr>
-        <w:pStyle w:val="BodyText"/>
-      </w:pPr>
-      <w:hyperlink w:anchor="evidence-and-limitation-13">
-        <w:r>
-          <w:rPr>
-            <w:rStyle w:val="Hyperlink"/>
-          </w:rPr>
-          <w:t xml:space="preserve">Evidência e limitação [37](#evidence-and-limitation-13)</w:t>
-        </w:r>
-      </w:hyperlink>
-    </w:p>
-    <w:p>
-      <w:pPr>
-        <w:pStyle w:val="BodyText"/>
-      </w:pPr>
-      <w:hyperlink w:anchor="managers-pci-dss-playbook">
-        <w:r>
-          <w:rPr>
-            <w:rStyle w:val="Hyperlink"/>
-          </w:rPr>
-          <w:t xml:space="preserve">20. Playbook PCI DSS do gestor [38](#managers-pci-dss-playbook)</w:t>
-        </w:r>
-      </w:hyperlink>
-    </w:p>
-    <w:p>
-      <w:pPr>
-        <w:pStyle w:val="BodyText"/>
-      </w:pPr>
-      <w:hyperlink w:anchor="monthly-questions">
-        <w:r>
-          <w:rPr>
-            <w:rStyle w:val="Hyperlink"/>
-          </w:rPr>
-          <w:t xml:space="preserve">20,1 Perguntas mensais [38](#monthly-questions)</w:t>
-        </w:r>
-      </w:hyperlink>
-    </w:p>
-    <w:p>
-      <w:pPr>
-        <w:pStyle w:val="BodyText"/>
-      </w:pPr>
-      <w:hyperlink w:anchor="dashboard">
-        <w:r>
-          <w:rPr>
-            <w:rStyle w:val="Hyperlink"/>
-          </w:rPr>
-          <w:t xml:space="preserve">20.2 Painel [38](#dashboard)</w:t>
-        </w:r>
-      </w:hyperlink>
-    </w:p>
-    <w:p>
-      <w:pPr>
-        <w:pStyle w:val="BodyText"/>
-      </w:pPr>
-      <w:hyperlink w:anchor="from-beginner-to-junior-pci-analyst">
-        <w:r>
-          <w:rPr>
-            <w:rStyle w:val="Hyperlink"/>
-          </w:rPr>
-          <w:t xml:space="preserve">21. De Iniciante a Analista PCI Júnior [39](#from-beginner-to-junior-pci-analyst)</w:t>
-        </w:r>
-      </w:hyperlink>
-    </w:p>
-    <w:p>
-      <w:pPr>
-        <w:pStyle w:val="BodyText"/>
-      </w:pPr>
-      <w:hyperlink w:anchor="typical-junior-work">
-        <w:r>
-          <w:rPr>
-            <w:rStyle w:val="Hyperlink"/>
-          </w:rPr>
-          <w:t xml:space="preserve">21.1 Trabalho júnior típico [39](#typical-junior-work)</w:t>
-        </w:r>
-      </w:hyperlink>
-    </w:p>
-    <w:p>
-      <w:pPr>
-        <w:pStyle w:val="BodyText"/>
-      </w:pPr>
-      <w:hyperlink w:anchor="fictional-laboratory-and-portfolio">
-        <w:r>
-          <w:rPr>
-            <w:rStyle w:val="Hyperlink"/>
-          </w:rPr>
-          <w:t xml:space="preserve">22. Laboratório Fictício e Portfólio [40](#fictional-laboratory-and-portfolio)</w:t>
-        </w:r>
-      </w:hyperlink>
-    </w:p>
-    <w:p>
-      <w:pPr>
-        <w:pStyle w:val="BodyText"/>
-      </w:pPr>
-      <w:hyperlink w:anchor="project-1-scope">
-        <w:r>
-          <w:rPr>
-            <w:rStyle w:val="Hyperlink"/>
-          </w:rPr>
-          <w:t xml:space="preserve">Projecto 1 — Âmbito de aplicação [40](#project-1-scope)</w:t>
-        </w:r>
-      </w:hyperlink>
-    </w:p>
-    <w:p>
-      <w:pPr>
-        <w:pStyle w:val="BodyText"/>
-      </w:pPr>
-      <w:hyperlink w:anchor="project-2-requirements">
-        <w:r>
-          <w:rPr>
-            <w:rStyle w:val="Hyperlink"/>
-          </w:rPr>
-          <w:t xml:space="preserve">Projeto 2 — Requisitos [40](#project-2-requirements)</w:t>
-        </w:r>
-      </w:hyperlink>
-    </w:p>
-    <w:p>
-      <w:pPr>
-        <w:pStyle w:val="BodyText"/>
-      </w:pPr>
-      <w:hyperlink w:anchor="project-3-data">
-        <w:r>
-          <w:rPr>
-            <w:rStyle w:val="Hyperlink"/>
-          </w:rPr>
-          <w:t xml:space="preserve">Projeto 3 — Dados [40](#project-3-data)</w:t>
-        </w:r>
-      </w:hyperlink>
-    </w:p>
-    <w:p>
-      <w:pPr>
-        <w:pStyle w:val="BodyText"/>
-      </w:pPr>
-      <w:hyperlink w:anchor="project-4-access">
-        <w:r>
-          <w:rPr>
-            <w:rStyle w:val="Hyperlink"/>
-          </w:rPr>
-          <w:t xml:space="preserve">Projeto 4 — Acesso [40](#project-4-access)</w:t>
-        </w:r>
-      </w:hyperlink>
-    </w:p>
-    <w:p>
-      <w:pPr>
-        <w:pStyle w:val="BodyText"/>
-      </w:pPr>
-      <w:hyperlink w:anchor="project-5-vulnerabilities">
-        <w:r>
-          <w:rPr>
-            <w:rStyle w:val="Hyperlink"/>
-          </w:rPr>
-          <w:t xml:space="preserve">Projeto 5 — Vulnerabilidades [40](#project-5-vulnerabilities)</w:t>
-        </w:r>
-      </w:hyperlink>
-    </w:p>
-    <w:p>
-      <w:pPr>
-        <w:pStyle w:val="BodyText"/>
-      </w:pPr>
-      <w:hyperlink w:anchor="project-6-e-commerce">
-        <w:r>
-          <w:rPr>
-            <w:rStyle w:val="Hyperlink"/>
-          </w:rPr>
-          <w:t xml:space="preserve">Projeto 6 — Comércio electrónico [40](#project-6-e-commerce)</w:t>
-        </w:r>
-      </w:hyperlink>
-    </w:p>
-    <w:p>
-      <w:pPr>
-        <w:pStyle w:val="BodyText"/>
-      </w:pPr>
-      <w:hyperlink w:anchor="project-7-incident">
-        <w:r>
-          <w:rPr>
-            <w:rStyle w:val="Hyperlink"/>
-          </w:rPr>
-          <w:t xml:space="preserve">Projeto 7 — Incidente [40](#project-7-incident)</w:t>
-        </w:r>
-      </w:hyperlink>
-    </w:p>
-    <w:p>
-      <w:pPr>
-        <w:pStyle w:val="BodyText"/>
-      </w:pPr>
-      <w:hyperlink w:anchor="project-8-management-report">
-        <w:r>
-          <w:rPr>
-            <w:rStyle w:val="Hyperlink"/>
-          </w:rPr>
-          <w:t xml:space="preserve">Projecto 8 — Relatório de gestão [40](#project-8-management-report)</w:t>
-        </w:r>
-      </w:hyperlink>
-    </w:p>
-    <w:p>
-      <w:pPr>
-        <w:pStyle w:val="BodyText"/>
-      </w:pPr>
-      <w:hyperlink w:anchor="thirty-day-learning-plan">
-        <w:r>
-          <w:rPr>
-            <w:rStyle w:val="Hyperlink"/>
-          </w:rPr>
-          <w:t xml:space="preserve">23. Plano de aprendizagem de trinta dias [41](#thirty-day-learning-plan)</w:t>
-        </w:r>
-      </w:hyperlink>
-    </w:p>
-    <w:p>
-      <w:pPr>
-        <w:pStyle w:val="BodyText"/>
-      </w:pPr>
-      <w:hyperlink w:anchor="interview-preparation">
-        <w:r>
-          <w:rPr>
-            <w:rStyle w:val="Hyperlink"/>
-          </w:rPr>
-          <w:t xml:space="preserve">24. Preparação da entrevista [42](#interview-preparation)</w:t>
-        </w:r>
-      </w:hyperlink>
-    </w:p>
-    <w:p>
-      <w:pPr>
-        <w:pStyle w:val="BodyText"/>
-      </w:pPr>
-      <w:hyperlink w:anchor="what-is-the-current-pci-dss-version">
-        <w:r>
-          <w:rPr>
-            <w:rStyle w:val="Hyperlink"/>
-          </w:rPr>
-          <w:t xml:space="preserve">Qual é a versão atual do PCI DSS? [42](#what-is-the-current-pci-dss-version)</w:t>
-        </w:r>
-      </w:hyperlink>
-    </w:p>
-    <w:p>
-      <w:pPr>
-        <w:pStyle w:val="BodyText"/>
-      </w:pPr>
-      <w:hyperlink w:anchor="what-is-the-cde">
-        <w:r>
-          <w:rPr>
-            <w:rStyle w:val="Hyperlink"/>
-          </w:rPr>
-          <w:t xml:space="preserve">O que é o CDE? [42](#what-is-the-cde)</w:t>
-        </w:r>
-      </w:hyperlink>
-    </w:p>
-    <w:p>
-      <w:pPr>
-        <w:pStyle w:val="BodyText"/>
-      </w:pPr>
-      <w:hyperlink w:anchor="what-is-pan">
-        <w:r>
-          <w:rPr>
-            <w:rStyle w:val="Hyperlink"/>
-          </w:rPr>
-          <w:t xml:space="preserve">O que é PAN? [42](#what-is-pan)</w:t>
-        </w:r>
-      </w:hyperlink>
-    </w:p>
-    <w:p>
-      <w:pPr>
-        <w:pStyle w:val="BodyText"/>
-      </w:pPr>
-      <w:hyperlink w:anchor="Xe55df81a35b90caef050c7e29ec0599ade8c8b5">
-        <w:r>
-          <w:rPr>
-            <w:rStyle w:val="Hyperlink"/>
-          </w:rPr>
-          <w:t xml:space="preserve">Podem ser armazenados dados de autenticação sensíveis se criptografados? [42](#can-sensitive-authentication-data-be-stored-if-encrypted)</w:t>
-        </w:r>
-      </w:hyperlink>
-    </w:p>
-    <w:p>
-      <w:pPr>
-        <w:pStyle w:val="BodyText"/>
-      </w:pPr>
-      <w:hyperlink w:anchor="what-is-segmentation">
-        <w:r>
-          <w:rPr>
-            <w:rStyle w:val="Hyperlink"/>
-          </w:rPr>
-          <w:t xml:space="preserve">O que é segmentação? [42](#what-is-segmentation)</w:t>
-        </w:r>
-      </w:hyperlink>
-    </w:p>
-    <w:p>
-      <w:pPr>
-        <w:pStyle w:val="BodyText"/>
-      </w:pPr>
-      <w:r>
-        <w:t xml:space="preserve">[Definida versus abordagem personalizada? [42] (#defined-versus-customized-approach)] (#defined-versus-customized-approach)</w:t>
-      </w:r>
-    </w:p>
-    <w:p>
-      <w:pPr>
-        <w:pStyle w:val="BodyText"/>
-      </w:pPr>
-      <w:hyperlink w:anchor="Xcc638469420eb3b1797c4fa7d2e3ebbbc593740">
-        <w:r>
-          <w:rPr>
-            <w:rStyle w:val="Hyperlink"/>
-          </w:rPr>
-          <w:t xml:space="preserve">Uma pesquisa de código aberto substitui a digitalização ASV? [42](#does-an-open-source-scan-replace-asv-scanning)</w:t>
-        </w:r>
-      </w:hyperlink>
-    </w:p>
-    <w:p>
-      <w:pPr>
-        <w:pStyle w:val="BodyText"/>
-      </w:pPr>
-      <w:hyperlink w:anchor="how-do-you-verify-a-requirement">
-        <w:r>
-          <w:rPr>
-            <w:rStyle w:val="Hyperlink"/>
-          </w:rPr>
-          <w:t xml:space="preserve">Como você verifica um requisito? [42](#how-do-you-verify-a-requirement)</w:t>
-        </w:r>
-      </w:hyperlink>
-    </w:p>
-    <w:p>
-      <w:pPr>
-        <w:pStyle w:val="BodyText"/>
-      </w:pPr>
-      <w:hyperlink w:anchor="X8fa1b894b9ff582641dbac1ea4b49faddbcbca9">
-        <w:r>
-          <w:rPr>
-            <w:rStyle w:val="Hyperlink"/>
-          </w:rPr>
-          <w:t xml:space="preserve">Quem determina o nível de validação de um comerciante? [42](#who-determines-a-merchants-validation-level)</w:t>
-        </w:r>
-      </w:hyperlink>
-    </w:p>
-    <w:p>
-      <w:pPr>
-        <w:pStyle w:val="BodyText"/>
-      </w:pPr>
-      <w:hyperlink w:anchor="what-changed-for-e-commerce">
-        <w:r>
-          <w:rPr>
-            <w:rStyle w:val="Hyperlink"/>
-          </w:rPr>
-          <w:t xml:space="preserve">O que mudou para o e-commerce? [43](#what-changed-for-e-commerce)</w:t>
-        </w:r>
-      </w:hyperlink>
-    </w:p>
-    <w:p>
-      <w:pPr>
-        <w:pStyle w:val="BodyText"/>
-      </w:pPr>
-      <w:hyperlink w:anchor="templates-glossary-and-index">
-        <w:r>
-          <w:rPr>
-            <w:rStyle w:val="Hyperlink"/>
-          </w:rPr>
-          <w:t xml:space="preserve">25. Modelos, Glossário e Índice [44](#templates-glossary-and-index)</w:t>
-        </w:r>
-      </w:hyperlink>
-    </w:p>
-    <w:p>
-      <w:pPr>
-        <w:pStyle w:val="BodyText"/>
-      </w:pPr>
-      <w:hyperlink w:anchor="scope-record">
-        <w:r>
-          <w:rPr>
-            <w:rStyle w:val="Hyperlink"/>
-          </w:rPr>
-          <w:t xml:space="preserve">25.1 Registo de âmbito [44](#scope-record)</w:t>
-        </w:r>
-      </w:hyperlink>
-    </w:p>
-    <w:p>
-      <w:pPr>
-        <w:pStyle w:val="BodyText"/>
-      </w:pPr>
-      <w:hyperlink w:anchor="requirement-evidence-record">
-        <w:r>
-          <w:rPr>
-            <w:rStyle w:val="Hyperlink"/>
-          </w:rPr>
-          <w:t xml:space="preserve">25.2 Registo de elementos de prova do requisito [44](#requirement-evidence-record)</w:t>
-        </w:r>
-      </w:hyperlink>
-    </w:p>
-    <w:p>
-      <w:pPr>
-        <w:pStyle w:val="BodyText"/>
-      </w:pPr>
-      <w:hyperlink w:anchor="glossary">
-        <w:r>
-          <w:rPr>
-            <w:rStyle w:val="Hyperlink"/>
-          </w:rPr>
-          <w:t xml:space="preserve">25.3 Glossário [44](#glossary)</w:t>
-        </w:r>
-      </w:hyperlink>
-    </w:p>
-    <w:p>
-      <w:pPr>
-        <w:pStyle w:val="BodyText"/>
-      </w:pPr>
-      <w:hyperlink w:anchor="subject-index">
-        <w:r>
-          <w:rPr>
-            <w:rStyle w:val="Hyperlink"/>
-          </w:rPr>
-          <w:t xml:space="preserve">25,4 Índice de assunto [45](#subject-index)</w:t>
-        </w:r>
-      </w:hyperlink>
-    </w:p>
-    <w:p>
-      <w:pPr>
-        <w:pStyle w:val="BodyText"/>
-      </w:pPr>
-      <w:hyperlink w:anchor="official-references-and-further-study">
-        <w:r>
-          <w:rPr>
-            <w:rStyle w:val="Hyperlink"/>
-          </w:rPr>
-          <w:t xml:space="preserve">26. Referências oficiais e estudo complementar [46](#official-references-and-further-study)</w:t>
-        </w:r>
-      </w:hyperlink>
-    </w:p>
-    <w:bookmarkEnd w:id="23"/>
-    <w:bookmarkEnd w:id="24"/>
-    <w:bookmarkStart w:id="26" w:name="pci-dss-v4.0.1-fundações"/>
-    <w:p>
-      <w:pPr>
-        <w:pStyle w:val="Heading1"/>
-      </w:pPr>
-      <w:r>
-        <w:t xml:space="preserve">1. PCI DSS v4.0.1 Fundações</w:t>
-      </w:r>
-    </w:p>
-    <w:p>
-      <w:pPr>
         <w:numPr>
           <w:ilvl w:val="0"/>
           <w:numId w:val="1003"/>
         </w:numPr>
-        <w:pStyle w:val="Compact"/>
       </w:pPr>
       <w:r>
         <w:t xml:space="preserve">O padrão atual, aplicabilidade, objetivos e limitações importantes.*</w:t>
@@ -1715,7 +1689,7 @@
         <w:t xml:space="preserve">Figura 1. Os doze requisitos PCI DSS</w:t>
       </w:r>
     </w:p>
-    <w:bookmarkStart w:id="25" w:name="situação-actual"/>
+    <w:bookmarkStart w:id="14" w:name="situação-actual"/>
     <w:p>
       <w:pPr>
         <w:pStyle w:val="Heading2"/>
@@ -1779,9 +1753,9 @@
         <w:t xml:space="preserve">A partir da publicação de julho de 2026 deste manual, o PCI SSC está reunindo comentários das partes interessadas sobre v4.0.1; um pedido de comentários não é um novo padrão final.</w:t>
       </w:r>
     </w:p>
-    <w:bookmarkEnd w:id="25"/>
-    <w:bookmarkEnd w:id="26"/>
-    <w:bookmarkStart w:id="28" w:name="quem-e-o-que-se-aplica-a"/>
+    <w:bookmarkEnd w:id="14"/>
+    <w:bookmarkEnd w:id="15"/>
+    <w:bookmarkStart w:id="17" w:name="quem-e-o-que-se-aplica-a"/>
     <w:p>
       <w:pPr>
         <w:pStyle w:val="Heading1"/>
@@ -1798,7 +1772,7 @@
         <w:t xml:space="preserve">PCI DSS aplica-se a entidades que armazenam, processam ou transmitem dados do titular do cartão ou dados de autenticação sensíveis, e a entidades cujos sistemas possam afetar a segurança do ambiente de dados do titular do cartão. Os comerciantes, os transformadores, os adquirentes, os emitentes e os prestadores de serviços podem ter funções de validação e comunicação de informações diferentes.</w:t>
       </w:r>
     </w:p>
-    <w:bookmarkStart w:id="27" w:name="os-seis-objetivos-de-controle"/>
+    <w:bookmarkStart w:id="16" w:name="os-seis-objetivos-de-controle"/>
     <w:p>
       <w:pPr>
         <w:pStyle w:val="Heading2"/>
@@ -1857,9 +1831,9 @@
         <w:t xml:space="preserve">Manter uma política de segurança da informação</w:t>
       </w:r>
     </w:p>
-    <w:bookmarkEnd w:id="27"/>
-    <w:bookmarkEnd w:id="28"/>
-    <w:bookmarkStart w:id="31" w:name="regras-de-proteção-e-dados-da-conta"/>
+    <w:bookmarkEnd w:id="16"/>
+    <w:bookmarkEnd w:id="17"/>
+    <w:bookmarkStart w:id="20" w:name="regras-de-proteção-e-dados-da-conta"/>
     <w:p>
       <w:pPr>
         <w:pStyle w:val="Heading1"/>
@@ -1874,8 +1848,8 @@
       </w:pPr>
       <w:r>
         <w:rPr>
+          <w:i/>
           <w:iCs/>
-          <w:i/>
         </w:rPr>
         <w:t xml:space="preserve">A diferença entre dados do titular do cartão, PAN e dados de autenticação sensíveis.</w:t>
       </w:r>
@@ -1893,7 +1867,7 @@
         <w:t xml:space="preserve">Figura 2. Categorias de dados de conta</w:t>
       </w:r>
     </w:p>
-    <w:bookmarkStart w:id="29" w:name="dados-tipo-regra-chave"/>
+    <w:bookmarkStart w:id="18" w:name="dados-tipo-regra-chave"/>
     <w:p>
       <w:pPr>
         <w:pStyle w:val="Heading2"/>
@@ -1946,8 +1920,8 @@
         <w:t xml:space="preserve">Bloqueio de PIN/PIN</w:t>
       </w:r>
     </w:p>
-    <w:bookmarkEnd w:id="29"/>
-    <w:bookmarkStart w:id="30" w:name="métodos-de-proteção-são-diferentes"/>
+    <w:bookmarkEnd w:id="18"/>
+    <w:bookmarkStart w:id="19" w:name="métodos-de-proteção-são-diferentes"/>
     <w:p>
       <w:pPr>
         <w:pStyle w:val="Heading2"/>
@@ -2036,9 +2010,9 @@
         <w:t xml:space="preserve">□——————————————————————————————————————————————————————————————————————————————————————</w:t>
       </w:r>
     </w:p>
-    <w:bookmarkEnd w:id="30"/>
-    <w:bookmarkEnd w:id="31"/>
-    <w:bookmarkStart w:id="34" w:name="escopo-cde-e-segmentação"/>
+    <w:bookmarkEnd w:id="19"/>
+    <w:bookmarkEnd w:id="20"/>
+    <w:bookmarkStart w:id="23" w:name="escopo-cde-e-segmentação"/>
     <w:p>
       <w:pPr>
         <w:pStyle w:val="Heading1"/>
@@ -2049,11 +2023,11 @@
     </w:p>
     <w:p>
       <w:pPr>
+        <w:pStyle w:val="Compact"/>
         <w:numPr>
           <w:ilvl w:val="0"/>
           <w:numId w:val="1006"/>
         </w:numPr>
-        <w:pStyle w:val="Compact"/>
       </w:pPr>
       <w:r>
         <w:t xml:space="preserve">Como encontrar cada pessoa, processo, tecnologia e dependência que pertence ao escopo.*</w:t>
@@ -2072,7 +2046,7 @@
         <w:t xml:space="preserve">Figura 3. Fluxo de scoping PCI DSS</w:t>
       </w:r>
     </w:p>
-    <w:bookmarkStart w:id="32" w:name="descoberta-de-escopo"/>
+    <w:bookmarkStart w:id="21" w:name="descoberta-de-escopo"/>
     <w:p>
       <w:pPr>
         <w:pStyle w:val="Heading2"/>
@@ -2171,8 +2145,8 @@
         <w:t xml:space="preserve">Figura 4. Segmentação e redução de escopo</w:t>
       </w:r>
     </w:p>
-    <w:bookmarkEnd w:id="32"/>
-    <w:bookmarkStart w:id="33" w:name="validação-do-escopo"/>
+    <w:bookmarkEnd w:id="21"/>
+    <w:bookmarkStart w:id="22" w:name="validação-do-escopo"/>
     <w:p>
       <w:pPr>
         <w:pStyle w:val="Heading2"/>
@@ -2189,9 +2163,9 @@
         <w:t xml:space="preserve">Validar o âmbito pelo menos anualmente e após alterações significativas. Os prestadores de serviços realizam a confirmação documentada do âmbito pelo menos uma vez a cada seis meses e após alterações significativas. Testes devem tentar encontrar lojas de dados desconhecidas, caminhos alternativos, ativos não gerenciados, serviços compartilhados, dependências de nuvem, conexões sem fio e acesso administrativo.</w:t>
       </w:r>
     </w:p>
-    <w:bookmarkEnd w:id="33"/>
-    <w:bookmarkEnd w:id="34"/>
-    <w:bookmarkStart w:id="37" w:name="validação-saqs-roc-aoc-e-funções"/>
+    <w:bookmarkEnd w:id="22"/>
+    <w:bookmarkEnd w:id="23"/>
+    <w:bookmarkStart w:id="26" w:name="validação-saqs-roc-aoc-e-funções"/>
     <w:p>
       <w:pPr>
         <w:pStyle w:val="Heading1"/>
@@ -2206,13 +2180,13 @@
       </w:pPr>
       <w:r>
         <w:rPr>
+          <w:i/>
           <w:iCs/>
-          <w:i/>
         </w:rPr>
         <w:t xml:space="preserve">Choosing o caminho correto do relatório e compreensão de quem o aceita.</w:t>
       </w:r>
     </w:p>
-    <w:bookmarkStart w:id="35" w:name="X29d054f55c776931f433ddf8fe46b7257185285"/>
+    <w:bookmarkStart w:id="24" w:name="X29d054f55c776931f433ddf8fe46b7257185285"/>
     <w:p>
       <w:pPr>
         <w:pStyle w:val="Heading2"/>
@@ -2289,8 +2263,8 @@
         <w:t xml:space="preserve">• QSA / ISA • Avaliador ou avaliador interno qualificado</w:t>
       </w:r>
     </w:p>
-    <w:bookmarkEnd w:id="35"/>
-    <w:bookmarkStart w:id="36" w:name="X40723fd8f062c39fceada355e5a5324ee903535"/>
+    <w:bookmarkEnd w:id="24"/>
+    <w:bookmarkStart w:id="25" w:name="X40723fd8f062c39fceada355e5a5324ee903535"/>
     <w:p>
       <w:pPr>
         <w:pStyle w:val="Heading2"/>
@@ -2299,9 +2273,9 @@
         <w:t xml:space="preserve">*Quem decide a validação:** As marcas de pagamento e adquirentes estabelecem níveis de validação de mercadores e informam expectativas. Clientes e contratos podem estabelecer expectativas de prestador de serviços. Confirme o método necessário antes do início.</w:t>
       </w:r>
     </w:p>
-    <w:bookmarkEnd w:id="36"/>
-    <w:bookmarkEnd w:id="37"/>
-    <w:bookmarkStart w:id="39" w:name="Xb3d6f67296591f771af8f41b92286088004ff45"/>
+    <w:bookmarkEnd w:id="25"/>
+    <w:bookmarkEnd w:id="26"/>
+    <w:bookmarkStart w:id="28" w:name="Xb3d6f67296591f771af8f41b92286088004ff45"/>
     <w:p>
       <w:pPr>
         <w:pStyle w:val="Heading1"/>
@@ -2312,126 +2286,126 @@
     </w:p>
     <w:p>
       <w:pPr>
+        <w:pStyle w:val="Compact"/>
         <w:numPr>
           <w:ilvl w:val="0"/>
           <w:numId w:val="1008"/>
         </w:numPr>
+      </w:pPr>
+      <w:r>
+        <w:t xml:space="preserve">Compreender a flexibilidade sem enfraquecer o objetivo da exigência.*</w:t>
+      </w:r>
+    </w:p>
+    <w:p>
+      <w:pPr>
+        <w:pStyle w:val="FirstParagraph"/>
+      </w:pPr>
+    </w:p>
+    <w:p>
+      <w:pPr>
+        <w:pStyle w:val="BodyText"/>
+      </w:pPr>
+      <w:r>
+        <w:t xml:space="preserve">Figura 5. Abordagens definidas e personalizadas</w:t>
+      </w:r>
+    </w:p>
+    <w:bookmarkStart w:id="27" w:name="section"/>
+    <w:p>
+      <w:pPr>
+        <w:pStyle w:val="Heading2"/>
+      </w:pPr>
+      <w:r>
+        <w:t xml:space="preserve">* ** ** ** ** ** ** ** ** ** ** ** **</w:t>
+      </w:r>
+    </w:p>
+    <w:p>
+      <w:pPr>
+        <w:pStyle w:val="FirstParagraph"/>
+      </w:pPr>
+      <w:r>
+        <w:t xml:space="preserve">Abordagem definida A entidade aplica o requisito declarado .</w:t>
+      </w:r>
+      <w:r>
+        <w:t xml:space="preserve"> </w:t>
+      </w:r>
+      <w:r>
+        <w:t xml:space="preserve">Abordagem personalizada A entidade projeta um controle diferente que atenda ao objetivo personalizado ..Matriz de controle, análise de risco, projeto, dependências, teste, evidência operacional, validação do avaliador ..</w:t>
+      </w:r>
+      <w:r>
+        <w:t xml:space="preserve"> </w:t>
+      </w:r>
+      <w:r>
+        <w:t xml:space="preserve">□ Compensar o controle Uma restrição técnica ou empresarial legítima impede o requisito declarado □ Restrição, objetivo, risco adicional, controle compensador, manutenção, validação, revisão anual</w:t>
+      </w:r>
+      <w:r>
+        <w:t xml:space="preserve"> </w:t>
+      </w:r>
+      <w:r>
+        <w:t xml:space="preserve">• Análise de risco orientada — frequência • Um requisito permite que a entidade defina com que frequência ocorre uma actividade • Activos, ameaças, verossimilhança, impacto, lógica, frequência, proprietário, aprovação, revisão anual</w:t>
+      </w:r>
+      <w:r>
+        <w:t xml:space="preserve"> </w:t>
+      </w:r>
+      <w:r>
+        <w:t xml:space="preserve">Análise de risco orientada — customized – Suporta projeto e validação de controle personalizado – Ameaças, pressupostos, objetivo de controle, projeto, risco residual, evidência, teste</w:t>
+      </w:r>
+    </w:p>
+    <w:p>
+      <w:pPr>
+        <w:pStyle w:val="BodyText"/>
+      </w:pPr>
+      <w:r>
+        <w:t xml:space="preserve">A abordagem personalizada não é suportada em cada SAQ ou contexto de exigência.</w:t>
+      </w:r>
+    </w:p>
+    <w:p>
+      <w:pPr>
+        <w:pStyle w:val="BodyText"/>
+      </w:pPr>
+      <w:r>
+        <w:t xml:space="preserve">Um controle compensador não é um atalho para o custo ou conveniência.</w:t>
+      </w:r>
+    </w:p>
+    <w:p>
+      <w:pPr>
+        <w:pStyle w:val="BodyText"/>
+      </w:pPr>
+      <w:r>
+        <w:t xml:space="preserve">A análise de risco orientada não elimina um requisito; apoia uma decisão autorizada.</w:t>
+      </w:r>
+    </w:p>
+    <w:p>
+      <w:pPr>
+        <w:pStyle w:val="BodyText"/>
+      </w:pPr>
+      <w:r>
+        <w:t xml:space="preserve">Confirmar a aceitação e as expectativas do avaliador antes de se comprometer com uma abordagem.</w:t>
+      </w:r>
+    </w:p>
+    <w:bookmarkEnd w:id="27"/>
+    <w:bookmarkEnd w:id="28"/>
+    <w:bookmarkStart w:id="31" w:name="X77e163699acc5a168c7f3c4dfd6122f8c0bd5c7"/>
+    <w:p>
+      <w:pPr>
+        <w:pStyle w:val="Heading1"/>
+      </w:pPr>
+      <w:r>
+        <w:t xml:space="preserve">6. Requerimento 1 — Controles de Segurança de Rede</w:t>
+      </w:r>
+    </w:p>
+    <w:p>
+      <w:pPr>
         <w:pStyle w:val="Compact"/>
-      </w:pPr>
-      <w:r>
-        <w:t xml:space="preserve">Compreender a flexibilidade sem enfraquecer o objetivo da exigência.*</w:t>
-      </w:r>
-    </w:p>
-    <w:p>
-      <w:pPr>
-        <w:pStyle w:val="FirstParagraph"/>
-      </w:pPr>
-    </w:p>
-    <w:p>
-      <w:pPr>
-        <w:pStyle w:val="BodyText"/>
-      </w:pPr>
-      <w:r>
-        <w:t xml:space="preserve">Figura 5. Abordagens definidas e personalizadas</w:t>
-      </w:r>
-    </w:p>
-    <w:bookmarkStart w:id="38" w:name="section"/>
-    <w:p>
-      <w:pPr>
-        <w:pStyle w:val="Heading2"/>
-      </w:pPr>
-      <w:r>
-        <w:t xml:space="preserve">* ** ** ** ** ** ** ** ** ** ** ** **</w:t>
-      </w:r>
-    </w:p>
-    <w:p>
-      <w:pPr>
-        <w:pStyle w:val="FirstParagraph"/>
-      </w:pPr>
-      <w:r>
-        <w:t xml:space="preserve">Abordagem definida A entidade aplica o requisito declarado .</w:t>
-      </w:r>
-      <w:r>
-        <w:t xml:space="preserve"> </w:t>
-      </w:r>
-      <w:r>
-        <w:t xml:space="preserve">Abordagem personalizada A entidade projeta um controle diferente que atenda ao objetivo personalizado ..Matriz de controle, análise de risco, projeto, dependências, teste, evidência operacional, validação do avaliador ..</w:t>
-      </w:r>
-      <w:r>
-        <w:t xml:space="preserve"> </w:t>
-      </w:r>
-      <w:r>
-        <w:t xml:space="preserve">□ Compensar o controle Uma restrição técnica ou empresarial legítima impede o requisito declarado □ Restrição, objetivo, risco adicional, controle compensador, manutenção, validação, revisão anual</w:t>
-      </w:r>
-      <w:r>
-        <w:t xml:space="preserve"> </w:t>
-      </w:r>
-      <w:r>
-        <w:t xml:space="preserve">• Análise de risco orientada — frequência • Um requisito permite que a entidade defina com que frequência ocorre uma actividade • Activos, ameaças, verossimilhança, impacto, lógica, frequência, proprietário, aprovação, revisão anual</w:t>
-      </w:r>
-      <w:r>
-        <w:t xml:space="preserve"> </w:t>
-      </w:r>
-      <w:r>
-        <w:t xml:space="preserve">Análise de risco orientada — customized – Suporta projeto e validação de controle personalizado – Ameaças, pressupostos, objetivo de controle, projeto, risco residual, evidência, teste</w:t>
-      </w:r>
-    </w:p>
-    <w:p>
-      <w:pPr>
-        <w:pStyle w:val="BodyText"/>
-      </w:pPr>
-      <w:r>
-        <w:t xml:space="preserve">A abordagem personalizada não é suportada em cada SAQ ou contexto de exigência.</w:t>
-      </w:r>
-    </w:p>
-    <w:p>
-      <w:pPr>
-        <w:pStyle w:val="BodyText"/>
-      </w:pPr>
-      <w:r>
-        <w:t xml:space="preserve">Um controle compensador não é um atalho para o custo ou conveniência.</w:t>
-      </w:r>
-    </w:p>
-    <w:p>
-      <w:pPr>
-        <w:pStyle w:val="BodyText"/>
-      </w:pPr>
-      <w:r>
-        <w:t xml:space="preserve">A análise de risco orientada não elimina um requisito; apoia uma decisão autorizada.</w:t>
-      </w:r>
-    </w:p>
-    <w:p>
-      <w:pPr>
-        <w:pStyle w:val="BodyText"/>
-      </w:pPr>
-      <w:r>
-        <w:t xml:space="preserve">Confirmar a aceitação e as expectativas do avaliador antes de se comprometer com uma abordagem.</w:t>
-      </w:r>
-    </w:p>
-    <w:bookmarkEnd w:id="38"/>
-    <w:bookmarkEnd w:id="39"/>
-    <w:bookmarkStart w:id="42" w:name="X77e163699acc5a168c7f3c4dfd6122f8c0bd5c7"/>
-    <w:p>
-      <w:pPr>
-        <w:pStyle w:val="Heading1"/>
-      </w:pPr>
-      <w:r>
-        <w:t xml:space="preserve">6. Requerimento 1 — Controles de Segurança de Rede</w:t>
-      </w:r>
-    </w:p>
-    <w:p>
-      <w:pPr>
         <w:numPr>
           <w:ilvl w:val="0"/>
           <w:numId w:val="1009"/>
         </w:numPr>
-        <w:pStyle w:val="Compact"/>
       </w:pPr>
       <w:r>
         <w:t xml:space="preserve">Instalar e manter os controles de segurança da rede *</w:t>
       </w:r>
     </w:p>
-    <w:bookmarkStart w:id="40" w:name="X02c5eb1b10a8520b35c036650a281345511992b"/>
+    <w:bookmarkStart w:id="29" w:name="X02c5eb1b10a8520b35c036650a281345511992b"/>
     <w:p>
       <w:pPr>
         <w:pStyle w:val="Heading2"/>
@@ -2440,8 +2414,8 @@
         <w:t xml:space="preserve">Finalidade do requisito:** Instalar e manter os controles de segurança da rede</w:t>
       </w:r>
     </w:p>
-    <w:bookmarkEnd w:id="40"/>
-    <w:bookmarkStart w:id="41" w:name="X0c09094a082440b143b51b679dcf6f1a69acb79"/>
+    <w:bookmarkEnd w:id="29"/>
+    <w:bookmarkStart w:id="30" w:name="X0c09094a082440b143b51b679dcf6f1a69acb79"/>
     <w:p>
       <w:pPr>
         <w:pStyle w:val="Heading2"/>
@@ -2490,9 +2464,9 @@
         <w:t xml:space="preserve">** Nota de avaliação: ** Use o texto oficial PCI DSS v4.0.1 e o modelo de relatório aplicável para requisitos exatos, notas de aplicabilidade, procedimentos de teste, opções de resposta e documentação. Este manual explica; não substitui o padrão.</w:t>
       </w:r>
     </w:p>
-    <w:bookmarkEnd w:id="41"/>
-    <w:bookmarkEnd w:id="42"/>
-    <w:bookmarkStart w:id="45" w:name="requerimento-2-configurações-seguras"/>
+    <w:bookmarkEnd w:id="30"/>
+    <w:bookmarkEnd w:id="31"/>
+    <w:bookmarkStart w:id="34" w:name="requerimento-2-configurações-seguras"/>
     <w:p>
       <w:pPr>
         <w:pStyle w:val="Heading1"/>
@@ -2507,105 +2481,105 @@
       </w:pPr>
       <w:r>
         <w:rPr>
+          <w:i/>
           <w:iCs/>
-          <w:i/>
         </w:rPr>
         <w:t xml:space="preserve">Aplicar configurações seguras para todos os componentes do sistema</w:t>
       </w:r>
       <w:r>
         <w:rPr>
+          <w:i/>
           <w:iCs/>
+        </w:rPr>
+        <w:t xml:space="preserve"> </w:t>
+      </w:r>
+    </w:p>
+    <w:bookmarkStart w:id="32" w:name="Xf4c9a6ffa4c8ddf05f0e86e6e1805e14130104d"/>
+    <w:p>
+      <w:pPr>
+        <w:pStyle w:val="Heading2"/>
+      </w:pPr>
+      <w:r>
+        <w:t xml:space="preserve">** finalidade do requisito:** Aplicar configurações seguras em todos os componentes do sistema</w:t>
+      </w:r>
+    </w:p>
+    <w:bookmarkEnd w:id="32"/>
+    <w:bookmarkStart w:id="33" w:name="Xe8c2b0567a42cdc84d4f49dd09ba1d43bd86b08"/>
+    <w:p>
+      <w:pPr>
+        <w:pStyle w:val="Heading2"/>
+      </w:pPr>
+      <w:r>
+        <w:t xml:space="preserve">Grupo** Grupo** Significado plano** Foco de verificação** Exemplo de evidência**</w:t>
+      </w:r>
+    </w:p>
+    <w:p>
+      <w:pPr>
+        <w:pStyle w:val="FirstParagraph"/>
+      </w:pPr>
+      <w:r>
+        <w:t xml:space="preserve">2.1 Defina, atribua e documente processos e funções de configuração segura. Confirmar escopo, propriedade, design, implementação, evidência operacional, exceções, correção e reteste. Normas de configuração, inventários, escaneamentos de endurecimento, conta padrão e revisões de serviços</w:t>
+      </w:r>
+      <w:r>
+        <w:t xml:space="preserve"> </w:t>
+      </w:r>
+      <w:r>
+        <w:t xml:space="preserve">2.2 Desenvolver e aplicar padrões de configuração; remover padrões, serviços desnecessários e configurações inseguras. Confirmar escopo, propriedade, design, implementação, evidência operacional, exceções, correção e reteste. Normas de configuração, inventários, escaneamentos de endurecimento, conta padrão e revisões de serviços</w:t>
+      </w:r>
+      <w:r>
+        <w:t xml:space="preserve"> </w:t>
+      </w:r>
+      <w:r>
+        <w:t xml:space="preserve">□ 2.3 □ Ambientes sem fio seguros com padrões alterados, criptografia forte e configurações gerenciadas. Confirmar escopo, propriedade, design, implementação, evidência operacional, exceções, correção e reteste. Normas de configuração, inventários, escaneamentos de endurecimento, conta padrão e revisões de serviços</w:t>
+      </w:r>
+    </w:p>
+    <w:p>
+      <w:pPr>
+        <w:pStyle w:val="BodyText"/>
+      </w:pPr>
+      <w:r>
+        <w:t xml:space="preserve">** Nota de avaliação: ** Use o texto oficial PCI DSS v4.0.1 e o modelo de relatório aplicável para requisitos exatos, notas de aplicabilidade, procedimentos de teste, opções de resposta e documentação. Este manual explica; não substitui o padrão.</w:t>
+      </w:r>
+    </w:p>
+    <w:bookmarkEnd w:id="33"/>
+    <w:bookmarkEnd w:id="34"/>
+    <w:bookmarkStart w:id="38" w:name="requisitos-3-dados-da-conta-armazenada"/>
+    <w:p>
+      <w:pPr>
+        <w:pStyle w:val="Heading1"/>
+      </w:pPr>
+      <w:r>
+        <w:t xml:space="preserve">8. Requisitos 3 — Dados da Conta Armazenada</w:t>
+      </w:r>
+    </w:p>
+    <w:p>
+      <w:pPr>
+        <w:pStyle w:val="FirstParagraph"/>
+      </w:pPr>
+      <w:r>
+        <w:rPr>
           <w:i/>
-        </w:rPr>
-        <w:t xml:space="preserve"> </w:t>
-      </w:r>
-    </w:p>
-    <w:bookmarkStart w:id="43" w:name="Xf4c9a6ffa4c8ddf05f0e86e6e1805e14130104d"/>
-    <w:p>
-      <w:pPr>
-        <w:pStyle w:val="Heading2"/>
-      </w:pPr>
-      <w:r>
-        <w:t xml:space="preserve">** finalidade do requisito:** Aplicar configurações seguras em todos os componentes do sistema</w:t>
-      </w:r>
-    </w:p>
-    <w:bookmarkEnd w:id="43"/>
-    <w:bookmarkStart w:id="44" w:name="Xe8c2b0567a42cdc84d4f49dd09ba1d43bd86b08"/>
-    <w:p>
-      <w:pPr>
-        <w:pStyle w:val="Heading2"/>
-      </w:pPr>
-      <w:r>
-        <w:t xml:space="preserve">Grupo** Grupo** Significado plano** Foco de verificação** Exemplo de evidência**</w:t>
-      </w:r>
-    </w:p>
-    <w:p>
-      <w:pPr>
-        <w:pStyle w:val="FirstParagraph"/>
-      </w:pPr>
-      <w:r>
-        <w:t xml:space="preserve">2.1 Defina, atribua e documente processos e funções de configuração segura. Confirmar escopo, propriedade, design, implementação, evidência operacional, exceções, correção e reteste. Normas de configuração, inventários, escaneamentos de endurecimento, conta padrão e revisões de serviços</w:t>
-      </w:r>
-      <w:r>
-        <w:t xml:space="preserve"> </w:t>
-      </w:r>
-      <w:r>
-        <w:t xml:space="preserve">2.2 Desenvolver e aplicar padrões de configuração; remover padrões, serviços desnecessários e configurações inseguras. Confirmar escopo, propriedade, design, implementação, evidência operacional, exceções, correção e reteste. Normas de configuração, inventários, escaneamentos de endurecimento, conta padrão e revisões de serviços</w:t>
-      </w:r>
-      <w:r>
-        <w:t xml:space="preserve"> </w:t>
-      </w:r>
-      <w:r>
-        <w:t xml:space="preserve">□ 2.3 □ Ambientes sem fio seguros com padrões alterados, criptografia forte e configurações gerenciadas. Confirmar escopo, propriedade, design, implementação, evidência operacional, exceções, correção e reteste. Normas de configuração, inventários, escaneamentos de endurecimento, conta padrão e revisões de serviços</w:t>
-      </w:r>
-    </w:p>
-    <w:p>
-      <w:pPr>
-        <w:pStyle w:val="BodyText"/>
-      </w:pPr>
-      <w:r>
-        <w:t xml:space="preserve">** Nota de avaliação: ** Use o texto oficial PCI DSS v4.0.1 e o modelo de relatório aplicável para requisitos exatos, notas de aplicabilidade, procedimentos de teste, opções de resposta e documentação. Este manual explica; não substitui o padrão.</w:t>
-      </w:r>
-    </w:p>
-    <w:bookmarkEnd w:id="44"/>
-    <w:bookmarkEnd w:id="45"/>
-    <w:bookmarkStart w:id="49" w:name="requisitos-3-dados-da-conta-armazenada"/>
-    <w:p>
-      <w:pPr>
-        <w:pStyle w:val="Heading1"/>
-      </w:pPr>
-      <w:r>
-        <w:t xml:space="preserve">8. Requisitos 3 — Dados da Conta Armazenada</w:t>
-      </w:r>
-    </w:p>
-    <w:p>
-      <w:pPr>
-        <w:pStyle w:val="FirstParagraph"/>
-      </w:pPr>
-      <w:r>
-        <w:rPr>
           <w:iCs/>
-          <w:i/>
         </w:rPr>
         <w:t xml:space="preserve">Protect Dados de Conta Armazenados</w:t>
       </w:r>
       <w:r>
         <w:rPr>
+          <w:i/>
           <w:iCs/>
-          <w:i/>
         </w:rPr>
         <w:t xml:space="preserve"> </w:t>
       </w:r>
     </w:p>
-    <w:bookmarkStart w:id="46" w:name="Xb932c8d60de1de63bb7c26c02064b55e6f552d2"/>
+    <w:bookmarkStart w:id="35" w:name="Xb932c8d60de1de63bb7c26c02064b55e6f552d2"/>
     <w:p>
       <w:pPr>
         <w:pStyle w:val="Heading2"/>
       </w:pPr>
       <w:r>
         <w:rPr>
+          <w:b/>
           <w:bCs/>
-          <w:b/>
         </w:rPr>
         <w:t xml:space="preserve">Obrigatório:</w:t>
       </w:r>
@@ -2613,8 +2587,8 @@
         <w:t xml:space="preserve">Proteger Dados de Conta Armazenados</w:t>
       </w:r>
     </w:p>
-    <w:bookmarkEnd w:id="46"/>
-    <w:bookmarkStart w:id="47" w:name="X0323742b0f24b7ca2232a3e2d4b9ac48c761e0d"/>
+    <w:bookmarkEnd w:id="35"/>
+    <w:bookmarkStart w:id="36" w:name="X0323742b0f24b7ca2232a3e2d4b9ac48c761e0d"/>
     <w:p>
       <w:pPr>
         <w:pStyle w:val="Heading2"/>
@@ -2675,8 +2649,8 @@
         <w:t xml:space="preserve">** Nota de avaliação: ** Use o texto oficial PCI DSS v4.0.1 e o modelo de relatório aplicável para requisitos exatos, notas de aplicabilidade, procedimentos de teste, opções de resposta e documentação. Este manual explica; não substitui o padrão.</w:t>
       </w:r>
     </w:p>
-    <w:bookmarkEnd w:id="47"/>
-    <w:bookmarkStart w:id="48" w:name="Xb0336eda8fe109a9406e217b1574c6900d7d547"/>
+    <w:bookmarkEnd w:id="36"/>
+    <w:bookmarkStart w:id="37" w:name="Xb0336eda8fe109a9406e217b1574c6900d7d547"/>
     <w:p>
       <w:pPr>
         <w:pStyle w:val="Heading2"/>
@@ -2685,9 +2659,9 @@
         <w:t xml:space="preserve">Proibição crítica:** Dados de autenticação sensíveis não devem ser armazenados após a autorização, mesmo quando criptografados, exceto quando PCI DSS expressamente permite o emissor ou o uso de suporte de emissão.</w:t>
       </w:r>
     </w:p>
-    <w:bookmarkEnd w:id="48"/>
-    <w:bookmarkEnd w:id="49"/>
-    <w:bookmarkStart w:id="52" w:name="X526f58b2beab305d14550cc88171a20ce77971b"/>
+    <w:bookmarkEnd w:id="37"/>
+    <w:bookmarkEnd w:id="38"/>
+    <w:bookmarkStart w:id="41" w:name="X526f58b2beab305d14550cc88171a20ce77971b"/>
     <w:p>
       <w:pPr>
         <w:pStyle w:val="Heading1"/>
@@ -2702,28 +2676,28 @@
       </w:pPr>
       <w:r>
         <w:rPr>
+          <w:i/>
           <w:iCs/>
-          <w:i/>
         </w:rPr>
         <w:t xml:space="preserve">Proteger dados do titular do cartão com forte criptografia durante a transmissão sobre redes públicas abertas</w:t>
       </w:r>
       <w:r>
         <w:rPr>
+          <w:i/>
           <w:iCs/>
-          <w:i/>
         </w:rPr>
         <w:t xml:space="preserve"> </w:t>
       </w:r>
     </w:p>
-    <w:bookmarkStart w:id="50" w:name="X13202a12c05270bde46bf64fe47b01c0766164e"/>
+    <w:bookmarkStart w:id="39" w:name="X13202a12c05270bde46bf64fe47b01c0766164e"/>
     <w:p>
       <w:pPr>
         <w:pStyle w:val="Heading2"/>
       </w:pPr>
       <w:r>
         <w:rPr>
+          <w:b/>
           <w:bCs/>
-          <w:b/>
         </w:rPr>
         <w:t xml:space="preserve">Propósito do requisito:</w:t>
       </w:r>
@@ -2731,8 +2705,8 @@
         <w:t xml:space="preserve">Proteger dados do titular do cartão com criptografia forte durante a transmissão sobre redes públicas abertas</w:t>
       </w:r>
     </w:p>
-    <w:bookmarkEnd w:id="50"/>
-    <w:bookmarkStart w:id="51" w:name="X8b2fbda5a7426e67550b11fcc0e522c4ed9af47"/>
+    <w:bookmarkEnd w:id="39"/>
+    <w:bookmarkStart w:id="40" w:name="X8b2fbda5a7426e67550b11fcc0e522c4ed9af47"/>
     <w:p>
       <w:pPr>
         <w:pStyle w:val="Heading2"/>
@@ -2763,9 +2737,9 @@
         <w:t xml:space="preserve">** Nota de avaliação: ** Use o texto oficial PCI DSS v4.0.1 e o modelo de relatório aplicável para requisitos exatos, notas de aplicabilidade, procedimentos de teste, opções de resposta e documentação. Este manual explica; não substitui o padrão.</w:t>
       </w:r>
     </w:p>
-    <w:bookmarkEnd w:id="51"/>
-    <w:bookmarkEnd w:id="52"/>
-    <w:bookmarkStart w:id="54" w:name="requerimento-5-software-maléfico"/>
+    <w:bookmarkEnd w:id="40"/>
+    <w:bookmarkEnd w:id="41"/>
+    <w:bookmarkStart w:id="43" w:name="requerimento-5-software-maléfico"/>
     <w:p>
       <w:pPr>
         <w:pStyle w:val="Heading1"/>
@@ -2780,15 +2754,15 @@
       </w:pPr>
       <w:r>
         <w:rPr>
+          <w:i/>
           <w:iCs/>
-          <w:i/>
         </w:rPr>
         <w:t xml:space="preserve">Proteger todos os sistemas e redes de software malicioso</w:t>
       </w:r>
       <w:r>
         <w:rPr>
+          <w:i/>
           <w:iCs/>
-          <w:i/>
         </w:rPr>
         <w:t xml:space="preserve"> </w:t>
       </w:r>
@@ -2807,7 +2781,7 @@
         <w:t xml:space="preserve">□—————————————————————————————————————–</w:t>
       </w:r>
     </w:p>
-    <w:bookmarkStart w:id="53" w:name="X8facabd31040eeebe49f5c806d76a60e0b3eb1f"/>
+    <w:bookmarkStart w:id="42" w:name="X8facabd31040eeebe49f5c806d76a60e0b3eb1f"/>
     <w:p>
       <w:pPr>
         <w:pStyle w:val="Heading2"/>
@@ -2850,9 +2824,9 @@
         <w:t xml:space="preserve">** Nota de avaliação: ** Use o texto oficial PCI DSS v4.0.1 e o modelo de relatório aplicável para requisitos exatos, notas de aplicabilidade, procedimentos de teste, opções de resposta e documentação. Este manual explica; não substitui o padrão.</w:t>
       </w:r>
     </w:p>
-    <w:bookmarkEnd w:id="53"/>
-    <w:bookmarkEnd w:id="54"/>
-    <w:bookmarkStart w:id="57" w:name="exigência-6-sistemas-seguros-e-software"/>
+    <w:bookmarkEnd w:id="42"/>
+    <w:bookmarkEnd w:id="43"/>
+    <w:bookmarkStart w:id="46" w:name="exigência-6-sistemas-seguros-e-software"/>
     <w:p>
       <w:pPr>
         <w:pStyle w:val="Heading1"/>
@@ -2863,25 +2837,25 @@
     </w:p>
     <w:p>
       <w:pPr>
+        <w:pStyle w:val="Compact"/>
         <w:numPr>
           <w:ilvl w:val="0"/>
           <w:numId w:val="1010"/>
         </w:numPr>
-        <w:pStyle w:val="Compact"/>
       </w:pPr>
       <w:r>
         <w:t xml:space="preserve">Desenvolver e manter sistemas seguros e software *</w:t>
       </w:r>
     </w:p>
-    <w:bookmarkStart w:id="55" w:name="X6238a130fedaf60578e2f5d60abbe4471890213"/>
+    <w:bookmarkStart w:id="44" w:name="X6238a130fedaf60578e2f5d60abbe4471890213"/>
     <w:p>
       <w:pPr>
         <w:pStyle w:val="Heading2"/>
       </w:pPr>
       <w:r>
         <w:rPr>
+          <w:b/>
           <w:bCs/>
-          <w:b/>
         </w:rPr>
         <w:t xml:space="preserve">Propósito de exigência:</w:t>
       </w:r>
@@ -2889,8 +2863,8 @@
         <w:t xml:space="preserve">Desenvolva e mantenha sistemas seguros e software</w:t>
       </w:r>
     </w:p>
-    <w:bookmarkEnd w:id="55"/>
-    <w:bookmarkStart w:id="56" w:name="X2d4787e4301bd8ccb4ed5acc17c153eb3eeedb2"/>
+    <w:bookmarkEnd w:id="44"/>
+    <w:bookmarkStart w:id="45" w:name="X2d4787e4301bd8ccb4ed5acc17c153eb3eeedb2"/>
     <w:p>
       <w:pPr>
         <w:pStyle w:val="Heading2"/>
@@ -2960,9 +2934,9 @@
         <w:t xml:space="preserve">Os requisitos 6.4.3 e 11.6.1 são agora eficazes. Manter um inventário e negócio ou justificação técnica para scripts de pagamento-página, autorizá-los, garantir a sua integridade, e implantar a detecção de mudança/tamper para páginas relevantes e cabeçalhos HTTP pelo menos com a frequência necessária ou suportado pela análise de risco alvo permitida.</w:t>
       </w:r>
     </w:p>
-    <w:bookmarkEnd w:id="56"/>
-    <w:bookmarkEnd w:id="57"/>
-    <w:bookmarkStart w:id="60" w:name="exigência-7-necessidade-de-negócios"/>
+    <w:bookmarkEnd w:id="45"/>
+    <w:bookmarkEnd w:id="46"/>
+    <w:bookmarkStart w:id="49" w:name="exigência-7-necessidade-de-negócios"/>
     <w:p>
       <w:pPr>
         <w:pStyle w:val="Heading1"/>
@@ -2977,13 +2951,13 @@
       </w:pPr>
       <w:r>
         <w:rPr>
+          <w:i/>
           <w:iCs/>
-          <w:i/>
         </w:rPr>
         <w:t xml:space="preserve">Restringir o acesso aos componentes do sistema e dados do titular do cartão por necessidade de conhecimento do negócio</w:t>
       </w:r>
     </w:p>
-    <w:bookmarkStart w:id="58" w:name="Xba00c4ea17d252d7c48b0f96a65406c392fc9dc"/>
+    <w:bookmarkStart w:id="47" w:name="Xba00c4ea17d252d7c48b0f96a65406c392fc9dc"/>
     <w:p>
       <w:pPr>
         <w:pStyle w:val="Heading2"/>
@@ -2992,8 +2966,8 @@
         <w:t xml:space="preserve">Finalidade do requisito:** Restrinja o acesso aos componentes do sistema e aos dados do titular do cartão pela necessidade do negócio de saber</w:t>
       </w:r>
     </w:p>
-    <w:bookmarkEnd w:id="58"/>
-    <w:bookmarkStart w:id="59" w:name="X2b446e637a64e4ce3af49dce1f1246a42823207"/>
+    <w:bookmarkEnd w:id="47"/>
+    <w:bookmarkStart w:id="48" w:name="X2b446e637a64e4ce3af49dce1f1246a42823207"/>
     <w:p>
       <w:pPr>
         <w:pStyle w:val="Heading2"/>
@@ -3030,9 +3004,9 @@
         <w:t xml:space="preserve">** Nota de avaliação: ** Use o texto oficial PCI DSS v4.0.1 e o modelo de relatório aplicável para requisitos exatos, notas de aplicabilidade, procedimentos de teste, opções de resposta e documentação. Este manual explica; não substitui o padrão.</w:t>
       </w:r>
     </w:p>
-    <w:bookmarkEnd w:id="59"/>
-    <w:bookmarkEnd w:id="60"/>
-    <w:bookmarkStart w:id="64" w:name="requerimento-8-identidade-e-autenticação"/>
+    <w:bookmarkEnd w:id="48"/>
+    <w:bookmarkEnd w:id="49"/>
+    <w:bookmarkStart w:id="53" w:name="requerimento-8-identidade-e-autenticação"/>
     <w:p>
       <w:pPr>
         <w:pStyle w:val="Heading1"/>
@@ -3047,13 +3021,13 @@
       </w:pPr>
       <w:r>
         <w:rPr>
+          <w:i/>
           <w:iCs/>
-          <w:i/>
         </w:rPr>
         <w:t xml:space="preserve">Identifique usuários e autentique o acesso aos componentes do sistema</w:t>
       </w:r>
     </w:p>
-    <w:bookmarkStart w:id="61" w:name="Xed08bacf67186036ca0001a4154479c4890ff5b"/>
+    <w:bookmarkStart w:id="50" w:name="Xed08bacf67186036ca0001a4154479c4890ff5b"/>
     <w:p>
       <w:pPr>
         <w:pStyle w:val="Heading2"/>
@@ -3062,8 +3036,8 @@
         <w:t xml:space="preserve">** finalidade do requisito:** Identificar usuários e Autenticar o acesso aos componentes do sistema</w:t>
       </w:r>
     </w:p>
-    <w:bookmarkEnd w:id="61"/>
-    <w:bookmarkStart w:id="62" w:name="X6b1e4da0265a9b9562df2ed134d22d697c8cd6c"/>
+    <w:bookmarkEnd w:id="50"/>
+    <w:bookmarkStart w:id="51" w:name="X6b1e4da0265a9b9562df2ed134d22d697c8cd6c"/>
     <w:p>
       <w:pPr>
         <w:pStyle w:val="Heading2"/>
@@ -3118,8 +3092,8 @@
         <w:t xml:space="preserve">** Nota de avaliação: ** Use o texto oficial PCI DSS v4.0.1 e o modelo de relatório aplicável para requisitos exatos, notas de aplicabilidade, procedimentos de teste, opções de resposta e documentação. Este manual explica; não substitui o padrão.</w:t>
       </w:r>
     </w:p>
-    <w:bookmarkEnd w:id="62"/>
-    <w:bookmarkStart w:id="63" w:name="X955f9895aecb28cb68b47b7c0537a93bd98121b"/>
+    <w:bookmarkEnd w:id="51"/>
+    <w:bookmarkStart w:id="52" w:name="X955f9895aecb28cb68b47b7c0537a93bd98121b"/>
     <w:p>
       <w:pPr>
         <w:pStyle w:val="Heading2"/>
@@ -3128,9 +3102,9 @@
         <w:t xml:space="preserve">• ** Aviso de autenticação: ** O requisito 8 contém regras detalhadas para IDs exclusivos, contas inativas e encerradas, senhas/passfrases fortes, MFA, contas de serviço, fatores de autenticação e reset seguro. Verificar a aplicabilidade exata no padrão oficial.</w:t>
       </w:r>
     </w:p>
-    <w:bookmarkEnd w:id="63"/>
-    <w:bookmarkEnd w:id="64"/>
-    <w:bookmarkStart w:id="67" w:name="requerimento-9-acesso-físico"/>
+    <w:bookmarkEnd w:id="52"/>
+    <w:bookmarkEnd w:id="53"/>
+    <w:bookmarkStart w:id="56" w:name="requerimento-9-acesso-físico"/>
     <w:p>
       <w:pPr>
         <w:pStyle w:val="Heading1"/>
@@ -3141,25 +3115,25 @@
     </w:p>
     <w:p>
       <w:pPr>
+        <w:pStyle w:val="Compact"/>
         <w:numPr>
           <w:ilvl w:val="0"/>
           <w:numId w:val="1011"/>
         </w:numPr>
-        <w:pStyle w:val="Compact"/>
       </w:pPr>
       <w:r>
         <w:t xml:space="preserve">Restrinja o acesso físico aos dados do titular do cartão</w:t>
       </w:r>
     </w:p>
-    <w:bookmarkStart w:id="65" w:name="Xcf4e9f8f91919d3a083340712498e8c7f53c484"/>
+    <w:bookmarkStart w:id="54" w:name="Xcf4e9f8f91919d3a083340712498e8c7f53c484"/>
     <w:p>
       <w:pPr>
         <w:pStyle w:val="Heading2"/>
       </w:pPr>
       <w:r>
         <w:rPr>
+          <w:b/>
           <w:bCs/>
-          <w:b/>
         </w:rPr>
         <w:t xml:space="preserve">Obrigatório:</w:t>
       </w:r>
@@ -3170,8 +3144,8 @@
         <w:t xml:space="preserve">Restrinja o acesso físico aos dados do titular do cartão</w:t>
       </w:r>
     </w:p>
-    <w:bookmarkEnd w:id="65"/>
-    <w:bookmarkStart w:id="66" w:name="Xeea56704f3a96dda1db2a4cc20cbc453d08bcdf"/>
+    <w:bookmarkEnd w:id="54"/>
+    <w:bookmarkStart w:id="55" w:name="Xeea56704f3a96dda1db2a4cc20cbc453d08bcdf"/>
     <w:p>
       <w:pPr>
         <w:pStyle w:val="Heading2"/>
@@ -3220,9 +3194,9 @@
         <w:t xml:space="preserve">** Nota de avaliação: ** Use o texto oficial PCI DSS v4.0.1 e o modelo de relatório aplicável para requisitos exatos, notas de aplicabilidade, procedimentos de teste, opções de resposta e documentação. Este manual explica; não substitui o padrão.</w:t>
       </w:r>
     </w:p>
-    <w:bookmarkEnd w:id="66"/>
-    <w:bookmarkEnd w:id="67"/>
-    <w:bookmarkStart w:id="70" w:name="requerimento-10-registro-e-monitoramento"/>
+    <w:bookmarkEnd w:id="55"/>
+    <w:bookmarkEnd w:id="56"/>
+    <w:bookmarkStart w:id="59" w:name="requerimento-10-registro-e-monitoramento"/>
     <w:p>
       <w:pPr>
         <w:pStyle w:val="Heading1"/>
@@ -3237,28 +3211,28 @@
       </w:pPr>
       <w:r>
         <w:rPr>
+          <w:i/>
           <w:iCs/>
-          <w:i/>
         </w:rPr>
         <w:t xml:space="preserve">Logar e monitorar todo o acesso aos componentes do sistema e dados do titular do cartão</w:t>
       </w:r>
       <w:r>
         <w:rPr>
+          <w:i/>
           <w:iCs/>
-          <w:i/>
         </w:rPr>
         <w:t xml:space="preserve"> </w:t>
       </w:r>
     </w:p>
-    <w:bookmarkStart w:id="68" w:name="Xb4d63f5a416fb2a9651ec869496d10bd8a40423"/>
+    <w:bookmarkStart w:id="57" w:name="Xb4d63f5a416fb2a9651ec869496d10bd8a40423"/>
     <w:p>
       <w:pPr>
         <w:pStyle w:val="Heading2"/>
       </w:pPr>
       <w:r>
         <w:rPr>
+          <w:b/>
           <w:bCs/>
-          <w:b/>
         </w:rPr>
         <w:t xml:space="preserve">Requisito:</w:t>
       </w:r>
@@ -3269,8 +3243,8 @@
         <w:t xml:space="preserve">Log and Monitor All Access to System Components and Cardholder Data</w:t>
       </w:r>
     </w:p>
-    <w:bookmarkEnd w:id="68"/>
-    <w:bookmarkStart w:id="69" w:name="X9bdbecdad583a73ae2ccb25648ba60856cd1ad9"/>
+    <w:bookmarkEnd w:id="57"/>
+    <w:bookmarkStart w:id="58" w:name="X9bdbecdad583a73ae2ccb25648ba60856cd1ad9"/>
     <w:p>
       <w:pPr>
         <w:pStyle w:val="Heading2"/>
@@ -3331,9 +3305,9 @@
         <w:t xml:space="preserve">** Nota de avaliação: ** Use o texto oficial PCI DSS v4.0.1 e o modelo de relatório aplicável para requisitos exatos, notas de aplicabilidade, procedimentos de teste, opções de resposta e documentação. Este manual explica; não substitui o padrão.</w:t>
       </w:r>
     </w:p>
-    <w:bookmarkEnd w:id="69"/>
-    <w:bookmarkEnd w:id="70"/>
-    <w:bookmarkStart w:id="73" w:name="exigência-11-testes-de-segurança"/>
+    <w:bookmarkEnd w:id="58"/>
+    <w:bookmarkEnd w:id="59"/>
+    <w:bookmarkStart w:id="62" w:name="exigência-11-testes-de-segurança"/>
     <w:p>
       <w:pPr>
         <w:pStyle w:val="Heading1"/>
@@ -3344,25 +3318,25 @@
     </w:p>
     <w:p>
       <w:pPr>
+        <w:pStyle w:val="Compact"/>
         <w:numPr>
           <w:ilvl w:val="0"/>
           <w:numId w:val="1012"/>
         </w:numPr>
-        <w:pStyle w:val="Compact"/>
       </w:pPr>
       <w:r>
         <w:t xml:space="preserve">Sistemas de segurança de teste e processos regularmente *</w:t>
       </w:r>
     </w:p>
-    <w:bookmarkStart w:id="71" w:name="Xc187c1d33b5c44534cd9cfe6eacda9e67700813"/>
+    <w:bookmarkStart w:id="60" w:name="Xc187c1d33b5c44534cd9cfe6eacda9e67700813"/>
     <w:p>
       <w:pPr>
         <w:pStyle w:val="Heading2"/>
       </w:pPr>
       <w:r>
         <w:rPr>
+          <w:b/>
           <w:bCs/>
-          <w:b/>
         </w:rPr>
         <w:t xml:space="preserve">Objectivo do requisito:</w:t>
       </w:r>
@@ -3373,8 +3347,8 @@
         <w:t xml:space="preserve">Sistemas e processos de segurança de teste regularmente</w:t>
       </w:r>
     </w:p>
-    <w:bookmarkEnd w:id="71"/>
-    <w:bookmarkStart w:id="72" w:name="X055c42facda965ecf8d20272fab10a788a883e5"/>
+    <w:bookmarkEnd w:id="60"/>
+    <w:bookmarkStart w:id="61" w:name="X055c42facda965ecf8d20272fab10a788a883e5"/>
     <w:p>
       <w:pPr>
         <w:pStyle w:val="Heading2"/>
@@ -3443,9 +3417,9 @@
         <w:t xml:space="preserve">□————————————————————————————————————————————————————————————————————————————————————————————————————————————————————————————————————————————</w:t>
       </w:r>
     </w:p>
-    <w:bookmarkEnd w:id="72"/>
-    <w:bookmarkEnd w:id="73"/>
-    <w:bookmarkStart w:id="75" w:name="exigência-12-políticas-e-programas"/>
+    <w:bookmarkEnd w:id="61"/>
+    <w:bookmarkEnd w:id="62"/>
+    <w:bookmarkStart w:id="64" w:name="exigência-12-políticas-e-programas"/>
     <w:p>
       <w:pPr>
         <w:pStyle w:val="Heading1"/>
@@ -3476,7 +3450,7 @@
         <w:t xml:space="preserve">.———————————————————————————————————————————</w:t>
       </w:r>
     </w:p>
-    <w:bookmarkStart w:id="74" w:name="Xabd34782e51453615ce4e728c12647f785e70a6"/>
+    <w:bookmarkStart w:id="63" w:name="Xabd34782e51453615ce4e728c12647f785e70a6"/>
     <w:p>
       <w:pPr>
         <w:pStyle w:val="Heading2"/>
@@ -3568,9 +3542,9 @@
         <w:t xml:space="preserve">Figura 8. Fluxo de trabalho de resposta incidente de pagamento</w:t>
       </w:r>
     </w:p>
-    <w:bookmarkEnd w:id="74"/>
-    <w:bookmarkEnd w:id="75"/>
-    <w:bookmarkStart w:id="76" w:name="testes-de-evidência-avaliação-e-controle"/>
+    <w:bookmarkEnd w:id="63"/>
+    <w:bookmarkEnd w:id="64"/>
+    <w:bookmarkStart w:id="65" w:name="testes-de-evidência-avaliação-e-controle"/>
     <w:p>
       <w:pPr>
         <w:pStyle w:val="Heading1"/>
@@ -3581,11 +3555,11 @@
     </w:p>
     <w:p>
       <w:pPr>
+        <w:pStyle w:val="Compact"/>
         <w:numPr>
           <w:ilvl w:val="0"/>
           <w:numId w:val="1013"/>
         </w:numPr>
-        <w:pStyle w:val="Compact"/>
       </w:pPr>
       <w:r>
         <w:t xml:space="preserve">Como verificar que os requisitos PCI DSS são implementados e operacionais.*</w:t>
@@ -3692,8 +3666,8 @@
         <w:t xml:space="preserve">Reteste a correção em toda a população afetada e indicar a conclusão e limitações.</w:t>
       </w:r>
     </w:p>
-    <w:bookmarkEnd w:id="76"/>
-    <w:bookmarkStart w:id="78" w:name="testes-práticos"/>
+    <w:bookmarkEnd w:id="65"/>
+    <w:bookmarkStart w:id="67" w:name="testes-práticos"/>
     <w:p>
       <w:pPr>
         <w:pStyle w:val="Heading1"/>
@@ -3702,7 +3676,7 @@
         <w:t xml:space="preserve"># 18.1 Testes práticos</w:t>
       </w:r>
     </w:p>
-    <w:bookmarkStart w:id="77" w:name="section-1"/>
+    <w:bookmarkStart w:id="66" w:name="section-1"/>
     <w:p>
       <w:pPr>
         <w:pStyle w:val="Heading2"/>
@@ -3761,9 +3735,9 @@
         <w:t xml:space="preserve">□ Terceiros □ População completa do TPSP; amostra crítica, nova, alterada, e provedores terminados Acordo de teste, matriz de responsabilidade, status, monitoramento, funções de incidente, efeito de escopo, e saída, Inventário, contratos, COA, matriz, revisões, descobertas e prova de remoção</w:t>
       </w:r>
     </w:p>
-    <w:bookmarkEnd w:id="77"/>
-    <w:bookmarkEnd w:id="78"/>
-    <w:bookmarkStart w:id="81" w:name="Xebca4c93d18d2829a62f8ec962417a36ed60f31"/>
+    <w:bookmarkEnd w:id="66"/>
+    <w:bookmarkEnd w:id="67"/>
+    <w:bookmarkStart w:id="70" w:name="Xebca4c93d18d2829a62f8ec962417a36ed60f31"/>
     <w:p>
       <w:pPr>
         <w:pStyle w:val="Heading1"/>
@@ -3774,17 +3748,17 @@
     </w:p>
     <w:p>
       <w:pPr>
+        <w:pStyle w:val="Compact"/>
         <w:numPr>
           <w:ilvl w:val="0"/>
           <w:numId w:val="1015"/>
         </w:numPr>
-        <w:pStyle w:val="Compact"/>
       </w:pPr>
       <w:r>
         <w:t xml:space="preserve">Links oficiais, inícios rápidos seguros, evidências e limitações.*</w:t>
       </w:r>
     </w:p>
-    <w:bookmarkStart w:id="79" w:name="X4b46c8e9128bd4da305deea5771301f07091b82"/>
+    <w:bookmarkStart w:id="68" w:name="X4b46c8e9128bd4da305deea5771301f07091b82"/>
     <w:p>
       <w:pPr>
         <w:pStyle w:val="Heading2"/>
@@ -3797,8 +3771,8 @@
       </w:r>
       <w:r>
         <w:rPr>
+          <w:b/>
           <w:bCs/>
-          <w:b/>
         </w:rPr>
         <w:t xml:space="preserve">Ferramenta</w:t>
       </w:r>
@@ -3807,8 +3781,8 @@
       </w:r>
       <w:r>
         <w:rPr>
+          <w:b/>
           <w:bCs/>
-          <w:b/>
         </w:rPr>
         <w:t xml:space="preserve">Purpose</w:t>
       </w:r>
@@ -3817,8 +3791,8 @@
       </w:r>
       <w:r>
         <w:rPr>
+          <w:b/>
           <w:bCs/>
-          <w:b/>
         </w:rPr>
         <w:t xml:space="preserve">Possible PCI DSS support</w:t>
       </w:r>
@@ -3923,8 +3897,8 @@
         <w:t xml:space="preserve">□———————————————————————————————————————————————————————————————————————————————————————————-</w:t>
       </w:r>
     </w:p>
-    <w:bookmarkEnd w:id="79"/>
-    <w:bookmarkStart w:id="80" w:name="validação-da-ferramenta"/>
+    <w:bookmarkEnd w:id="68"/>
+    <w:bookmarkStart w:id="69" w:name="validação-da-ferramenta"/>
     <w:p>
       <w:pPr>
         <w:pStyle w:val="Heading2"/>
@@ -4010,302 +3984,302 @@
         <w:t xml:space="preserve">Revalidar após alterações, atualizações, alterações de integração ou falhas.</w:t>
       </w:r>
     </w:p>
+    <w:bookmarkEnd w:id="69"/>
+    <w:bookmarkEnd w:id="70"/>
+    <w:bookmarkStart w:id="71" w:name="assistente-do-ciso"/>
+    <w:p>
+      <w:pPr>
+        <w:pStyle w:val="Heading1"/>
+      </w:pPr>
+      <w:r>
+        <w:t xml:space="preserve"># 19.2 Assistente do CISO</w:t>
+      </w:r>
+    </w:p>
+    <w:p>
+      <w:pPr>
+        <w:pStyle w:val="FirstParagraph"/>
+      </w:pPr>
+      <w:r>
+        <w:t xml:space="preserve">GRC, requisitos, evidências, riscos. Possível suporte PCI DSS: 12, tudo.</w:t>
+      </w:r>
+    </w:p>
+    <w:p>
+      <w:pPr>
+        <w:pStyle w:val="BodyText"/>
+      </w:pPr>
+      <w:r>
+        <w:t xml:space="preserve">** Documentação oficial:** [</w:t>
+      </w:r>
+      <w:r>
+        <w:t xml:space="preserve"> </w:t>
+      </w:r>
+      <w:r>
+        <w:t xml:space="preserve">Abra o guia oficial do Assistente CISO</w:t>
+      </w:r>
+      <w:r>
+        <w:t xml:space="preserve">(https://intuitem.gitbook.io/ciso-assistant)</w:t>
+      </w:r>
+    </w:p>
+    <w:p>
+      <w:pPr>
+        <w:pStyle w:val="BodyText"/>
+      </w:pPr>
+      <w:r>
+        <w:t xml:space="preserve">Um começo rápido</w:t>
+      </w:r>
+    </w:p>
+    <w:p>
+      <w:pPr>
+        <w:pStyle w:val="BodyText"/>
+      </w:pPr>
+      <w:r>
+        <w:t xml:space="preserve">Criar um comerciante fictício, mapear cinco grupos de exigência, atribuir proprietários, anexar evidências higienizadas, e rastrear uma lacuna através de reteste.</w:t>
+      </w:r>
+    </w:p>
+    <w:bookmarkEnd w:id="71"/>
+    <w:bookmarkStart w:id="72" w:name="evidência-e-limitação"/>
+    <w:p>
+      <w:pPr>
+        <w:pStyle w:val="Heading1"/>
+      </w:pPr>
+      <w:r>
+        <w:t xml:space="preserve"># Evidência e limitação</w:t>
+      </w:r>
+    </w:p>
+    <w:p>
+      <w:pPr>
+        <w:pStyle w:val="FirstParagraph"/>
+      </w:pPr>
+      <w:r>
+        <w:t xml:space="preserve">Manter autorização, finalidade, população alvo completa, versões, configuração, resultado bruto, revisor, decisão, ação corretiva, exceção e reteste. Proteja resultados contendo PAN, credenciais, arquitetura, identidades ou vulnerabilidades. Nunca coloque dados reais de conta em uma ferramenta não aprovada.</w:t>
+      </w:r>
+    </w:p>
+    <w:bookmarkEnd w:id="72"/>
+    <w:bookmarkStart w:id="74" w:name="wazuh"/>
+    <w:p>
+      <w:pPr>
+        <w:pStyle w:val="Heading1"/>
+      </w:pPr>
+      <w:r>
+        <w:t xml:space="preserve"># 19.3 Wazuh</w:t>
+      </w:r>
+    </w:p>
+    <w:p>
+      <w:pPr>
+        <w:pStyle w:val="FirstParagraph"/>
+      </w:pPr>
+      <w:r>
+        <w:t xml:space="preserve">Segurança, malware, registos, integridade. Possível suporte PCI DSS: 5, 10, 11.</w:t>
+      </w:r>
+    </w:p>
+    <w:p>
+      <w:pPr>
+        <w:pStyle w:val="BodyText"/>
+      </w:pPr>
+      <w:r>
+        <w:t xml:space="preserve">** Documentação oficial:**</w:t>
+      </w:r>
+      <w:r>
+        <w:t xml:space="preserve"> </w:t>
+      </w:r>
+      <w:hyperlink r:id="rId73">
+        <w:r>
+          <w:rPr>
+            <w:rStyle w:val="Hyperlink"/>
+          </w:rPr>
+          <w:t xml:space="preserve"> </w:t>
+        </w:r>
+        <w:r>
+          <w:rPr>
+            <w:rStyle w:val="Hyperlink"/>
+          </w:rPr>
+          <w:t xml:space="preserve">Abra o guia oficial Wazuh</w:t>
+        </w:r>
+      </w:hyperlink>
+    </w:p>
+    <w:p>
+      <w:pPr>
+        <w:pStyle w:val="BodyText"/>
+      </w:pPr>
+      <w:r>
+        <w:t xml:space="preserve">Um começo rápido</w:t>
+      </w:r>
+    </w:p>
+    <w:p>
+      <w:pPr>
+        <w:pStyle w:val="BodyText"/>
+      </w:pPr>
+      <w:r>
+        <w:t xml:space="preserve">Conecte um endpoint de laboratório autorizado, gere um evento inofensivo, reveja o alerta e mantenha o evento, regra, revisão e ticket.</w:t>
+      </w:r>
+    </w:p>
+    <w:bookmarkEnd w:id="74"/>
+    <w:bookmarkStart w:id="77" w:name="evidência-e-limitação-1"/>
+    <w:p>
+      <w:pPr>
+        <w:pStyle w:val="Heading1"/>
+      </w:pPr>
+      <w:r>
+        <w:t xml:space="preserve"># Evidência e limitação</w:t>
+      </w:r>
+    </w:p>
+    <w:p>
+      <w:pPr>
+        <w:pStyle w:val="FirstParagraph"/>
+      </w:pPr>
+      <w:r>
+        <w:t xml:space="preserve">Manter autorização, finalidade, população alvo completa, versões, configuração, resultado bruto, revisor, decisão, ação corretiva, exceção e reteste. Proteja resultados contendo PAN, credenciais, arquitetura, identidades ou vulnerabilidades. Nunca coloque dados reais de conta em uma ferramenta não aprovada.</w:t>
+      </w:r>
+    </w:p>
+    <w:bookmarkStart w:id="76" w:name="osquery"/>
+    <w:p>
+      <w:pPr>
+        <w:pStyle w:val="Heading2"/>
+      </w:pPr>
+      <w:r>
+        <w:t xml:space="preserve">19.4 Osquery</w:t>
+      </w:r>
+    </w:p>
+    <w:p>
+      <w:pPr>
+        <w:pStyle w:val="FirstParagraph"/>
+      </w:pPr>
+      <w:r>
+        <w:t xml:space="preserve">Consultas de ativos, software, conta e configuração. Possível suporte PCI DSS: 2, 5, 8, 10.</w:t>
+      </w:r>
+    </w:p>
+    <w:p>
+      <w:pPr>
+        <w:pStyle w:val="BodyText"/>
+      </w:pPr>
+      <w:r>
+        <w:t xml:space="preserve">** Documentação oficial:**</w:t>
+      </w:r>
+      <w:r>
+        <w:t xml:space="preserve"> </w:t>
+      </w:r>
+      <w:hyperlink r:id="rId75">
+        <w:r>
+          <w:rPr>
+            <w:rStyle w:val="Hyperlink"/>
+          </w:rPr>
+          <w:t xml:space="preserve">Abre o guia oficial de osquery</w:t>
+        </w:r>
+      </w:hyperlink>
+    </w:p>
+    <w:p>
+      <w:pPr>
+        <w:pStyle w:val="BodyText"/>
+      </w:pPr>
+      <w:r>
+        <w:t xml:space="preserve">Um começo rápido</w:t>
+      </w:r>
+    </w:p>
+    <w:p>
+      <w:pPr>
+        <w:pStyle w:val="BodyText"/>
+      </w:pPr>
+      <w:r>
+        <w:t xml:space="preserve">Consultar usuários de laboratório, software, serviços, criptografia ou processos; reter consulta, população host, tempo, saída e revisão.</w:t>
+      </w:r>
+    </w:p>
+    <w:bookmarkEnd w:id="76"/>
+    <w:bookmarkEnd w:id="77"/>
+    <w:bookmarkStart w:id="80" w:name="evidência-e-limitação-2"/>
+    <w:p>
+      <w:pPr>
+        <w:pStyle w:val="Heading1"/>
+      </w:pPr>
+      <w:r>
+        <w:t xml:space="preserve"># Evidência e limitação</w:t>
+      </w:r>
+    </w:p>
+    <w:p>
+      <w:pPr>
+        <w:pStyle w:val="FirstParagraph"/>
+      </w:pPr>
+      <w:r>
+        <w:t xml:space="preserve">Manter autorização, finalidade, população alvo completa, versões, configuração, resultado bruto, revisor, decisão, ação corretiva, exceção e reteste. Proteja resultados contendo PAN, credenciais, arquitetura, identidades ou vulnerabilidades. Nunca coloque dados reais de conta em uma ferramenta não aprovada.</w:t>
+      </w:r>
+    </w:p>
+    <w:bookmarkStart w:id="79" w:name="openscap"/>
+    <w:p>
+      <w:pPr>
+        <w:pStyle w:val="Heading2"/>
+      </w:pPr>
+      <w:r>
+        <w:t xml:space="preserve">19.5 OpenSCAP</w:t>
+      </w:r>
+    </w:p>
+    <w:p>
+      <w:pPr>
+        <w:pStyle w:val="FirstParagraph"/>
+      </w:pPr>
+      <w:r>
+        <w:t xml:space="preserve">Avaliação de configuração segura do Linux. Possível suporte PCI DSS: 2, 6.</w:t>
+      </w:r>
+    </w:p>
+    <w:p>
+      <w:pPr>
+        <w:pStyle w:val="BodyText"/>
+      </w:pPr>
+      <w:r>
+        <w:t xml:space="preserve">** Documentação oficial:**</w:t>
+      </w:r>
+      <w:r>
+        <w:t xml:space="preserve"> </w:t>
+      </w:r>
+      <w:hyperlink r:id="rId78">
+        <w:r>
+          <w:rPr>
+            <w:rStyle w:val="Hyperlink"/>
+          </w:rPr>
+          <w:t xml:space="preserve">Abre o guia oficial OpenSCAP</w:t>
+        </w:r>
+      </w:hyperlink>
+    </w:p>
+    <w:p>
+      <w:pPr>
+        <w:pStyle w:val="BodyText"/>
+      </w:pPr>
+      <w:r>
+        <w:t xml:space="preserve">Um começo rápido</w:t>
+      </w:r>
+    </w:p>
+    <w:p>
+      <w:pPr>
+        <w:pStyle w:val="BodyText"/>
+      </w:pPr>
+      <w:r>
+        <w:t xml:space="preserve">Avaliar um laboratório Linux aprovado contra um perfil adequado, corrigir uma configuração aprovada e comparar relatórios.</w:t>
+      </w:r>
+    </w:p>
+    <w:bookmarkEnd w:id="79"/>
     <w:bookmarkEnd w:id="80"/>
+    <w:bookmarkStart w:id="81" w:name="evidência-e-limitação-3"/>
+    <w:p>
+      <w:pPr>
+        <w:pStyle w:val="Heading1"/>
+      </w:pPr>
+      <w:r>
+        <w:t xml:space="preserve"># Evidência e limitação</w:t>
+      </w:r>
+    </w:p>
+    <w:p>
+      <w:pPr>
+        <w:pStyle w:val="FirstParagraph"/>
+      </w:pPr>
+      <w:r>
+        <w:t xml:space="preserve">Manter autorização, finalidade, população alvo completa, versões, configuração, resultado bruto, revisor, decisão, ação corretiva, exceção e reteste. Proteja resultados contendo PAN, credenciais, arquitetura, identidades ou vulnerabilidades. Nunca coloque dados reais de conta em uma ferramenta não aprovada.</w:t>
+      </w:r>
+    </w:p>
     <w:bookmarkEnd w:id="81"/>
-    <w:bookmarkStart w:id="82" w:name="assistente-do-ciso"/>
+    <w:bookmarkStart w:id="83" w:name="greenbone-community-edition"/>
     <w:p>
       <w:pPr>
         <w:pStyle w:val="Heading1"/>
       </w:pPr>
       <w:r>
-        <w:t xml:space="preserve"># 19.2 Assistente do CISO</w:t>
-      </w:r>
-    </w:p>
-    <w:p>
-      <w:pPr>
-        <w:pStyle w:val="FirstParagraph"/>
-      </w:pPr>
-      <w:r>
-        <w:t xml:space="preserve">GRC, requisitos, evidências, riscos. Possível suporte PCI DSS: 12, tudo.</w:t>
-      </w:r>
-    </w:p>
-    <w:p>
-      <w:pPr>
-        <w:pStyle w:val="BodyText"/>
-      </w:pPr>
-      <w:r>
-        <w:t xml:space="preserve">** Documentação oficial:** [</w:t>
-      </w:r>
-      <w:r>
-        <w:t xml:space="preserve"> </w:t>
-      </w:r>
-      <w:r>
-        <w:t xml:space="preserve">Abra o guia oficial do Assistente CISO</w:t>
-      </w:r>
-      <w:r>
-        <w:t xml:space="preserve">(https://intuitem.gitbook.io/ciso-assistant)</w:t>
-      </w:r>
-    </w:p>
-    <w:p>
-      <w:pPr>
-        <w:pStyle w:val="BodyText"/>
-      </w:pPr>
-      <w:r>
-        <w:t xml:space="preserve">Um começo rápido</w:t>
-      </w:r>
-    </w:p>
-    <w:p>
-      <w:pPr>
-        <w:pStyle w:val="BodyText"/>
-      </w:pPr>
-      <w:r>
-        <w:t xml:space="preserve">Criar um comerciante fictício, mapear cinco grupos de exigência, atribuir proprietários, anexar evidências higienizadas, e rastrear uma lacuna através de reteste.</w:t>
-      </w:r>
-    </w:p>
-    <w:bookmarkEnd w:id="82"/>
-    <w:bookmarkStart w:id="83" w:name="evidência-e-limitação"/>
-    <w:p>
-      <w:pPr>
-        <w:pStyle w:val="Heading1"/>
-      </w:pPr>
-      <w:r>
-        <w:t xml:space="preserve"># Evidência e limitação</w:t>
-      </w:r>
-    </w:p>
-    <w:p>
-      <w:pPr>
-        <w:pStyle w:val="FirstParagraph"/>
-      </w:pPr>
-      <w:r>
-        <w:t xml:space="preserve">Manter autorização, finalidade, população alvo completa, versões, configuração, resultado bruto, revisor, decisão, ação corretiva, exceção e reteste. Proteja resultados contendo PAN, credenciais, arquitetura, identidades ou vulnerabilidades. Nunca coloque dados reais de conta em uma ferramenta não aprovada.</w:t>
-      </w:r>
-    </w:p>
-    <w:bookmarkEnd w:id="83"/>
-    <w:bookmarkStart w:id="85" w:name="wazuh"/>
-    <w:p>
-      <w:pPr>
-        <w:pStyle w:val="Heading1"/>
-      </w:pPr>
-      <w:r>
-        <w:t xml:space="preserve"># 19.3 Wazuh</w:t>
-      </w:r>
-    </w:p>
-    <w:p>
-      <w:pPr>
-        <w:pStyle w:val="FirstParagraph"/>
-      </w:pPr>
-      <w:r>
-        <w:t xml:space="preserve">Segurança, malware, registos, integridade. Possível suporte PCI DSS: 5, 10, 11.</w:t>
-      </w:r>
-    </w:p>
-    <w:p>
-      <w:pPr>
-        <w:pStyle w:val="BodyText"/>
-      </w:pPr>
-      <w:r>
-        <w:t xml:space="preserve">** Documentação oficial:**</w:t>
-      </w:r>
-      <w:r>
-        <w:t xml:space="preserve"> </w:t>
-      </w:r>
-      <w:hyperlink r:id="rId84">
-        <w:r>
-          <w:rPr>
-            <w:rStyle w:val="Hyperlink"/>
-          </w:rPr>
-          <w:t xml:space="preserve"> </w:t>
-        </w:r>
-        <w:r>
-          <w:rPr>
-            <w:rStyle w:val="Hyperlink"/>
-          </w:rPr>
-          <w:t xml:space="preserve">Abra o guia oficial Wazuh</w:t>
-        </w:r>
-      </w:hyperlink>
-    </w:p>
-    <w:p>
-      <w:pPr>
-        <w:pStyle w:val="BodyText"/>
-      </w:pPr>
-      <w:r>
-        <w:t xml:space="preserve">Um começo rápido</w:t>
-      </w:r>
-    </w:p>
-    <w:p>
-      <w:pPr>
-        <w:pStyle w:val="BodyText"/>
-      </w:pPr>
-      <w:r>
-        <w:t xml:space="preserve">Conecte um endpoint de laboratório autorizado, gere um evento inofensivo, reveja o alerta e mantenha o evento, regra, revisão e ticket.</w:t>
-      </w:r>
-    </w:p>
-    <w:bookmarkEnd w:id="85"/>
-    <w:bookmarkStart w:id="88" w:name="evidência-e-limitação-1"/>
-    <w:p>
-      <w:pPr>
-        <w:pStyle w:val="Heading1"/>
-      </w:pPr>
-      <w:r>
-        <w:t xml:space="preserve"># Evidência e limitação</w:t>
-      </w:r>
-    </w:p>
-    <w:p>
-      <w:pPr>
-        <w:pStyle w:val="FirstParagraph"/>
-      </w:pPr>
-      <w:r>
-        <w:t xml:space="preserve">Manter autorização, finalidade, população alvo completa, versões, configuração, resultado bruto, revisor, decisão, ação corretiva, exceção e reteste. Proteja resultados contendo PAN, credenciais, arquitetura, identidades ou vulnerabilidades. Nunca coloque dados reais de conta em uma ferramenta não aprovada.</w:t>
-      </w:r>
-    </w:p>
-    <w:bookmarkStart w:id="87" w:name="osquery"/>
-    <w:p>
-      <w:pPr>
-        <w:pStyle w:val="Heading2"/>
-      </w:pPr>
-      <w:r>
-        <w:t xml:space="preserve">19.4 Osquery</w:t>
-      </w:r>
-    </w:p>
-    <w:p>
-      <w:pPr>
-        <w:pStyle w:val="FirstParagraph"/>
-      </w:pPr>
-      <w:r>
-        <w:t xml:space="preserve">Consultas de ativos, software, conta e configuração. Possível suporte PCI DSS: 2, 5, 8, 10.</w:t>
-      </w:r>
-    </w:p>
-    <w:p>
-      <w:pPr>
-        <w:pStyle w:val="BodyText"/>
-      </w:pPr>
-      <w:r>
-        <w:t xml:space="preserve">** Documentação oficial:**</w:t>
-      </w:r>
-      <w:r>
-        <w:t xml:space="preserve"> </w:t>
-      </w:r>
-      <w:hyperlink r:id="rId86">
-        <w:r>
-          <w:rPr>
-            <w:rStyle w:val="Hyperlink"/>
-          </w:rPr>
-          <w:t xml:space="preserve">Abre o guia oficial de osquery</w:t>
-        </w:r>
-      </w:hyperlink>
-    </w:p>
-    <w:p>
-      <w:pPr>
-        <w:pStyle w:val="BodyText"/>
-      </w:pPr>
-      <w:r>
-        <w:t xml:space="preserve">Um começo rápido</w:t>
-      </w:r>
-    </w:p>
-    <w:p>
-      <w:pPr>
-        <w:pStyle w:val="BodyText"/>
-      </w:pPr>
-      <w:r>
-        <w:t xml:space="preserve">Consultar usuários de laboratório, software, serviços, criptografia ou processos; reter consulta, população host, tempo, saída e revisão.</w:t>
-      </w:r>
-    </w:p>
-    <w:bookmarkEnd w:id="87"/>
-    <w:bookmarkEnd w:id="88"/>
-    <w:bookmarkStart w:id="91" w:name="evidência-e-limitação-2"/>
-    <w:p>
-      <w:pPr>
-        <w:pStyle w:val="Heading1"/>
-      </w:pPr>
-      <w:r>
-        <w:t xml:space="preserve"># Evidência e limitação</w:t>
-      </w:r>
-    </w:p>
-    <w:p>
-      <w:pPr>
-        <w:pStyle w:val="FirstParagraph"/>
-      </w:pPr>
-      <w:r>
-        <w:t xml:space="preserve">Manter autorização, finalidade, população alvo completa, versões, configuração, resultado bruto, revisor, decisão, ação corretiva, exceção e reteste. Proteja resultados contendo PAN, credenciais, arquitetura, identidades ou vulnerabilidades. Nunca coloque dados reais de conta em uma ferramenta não aprovada.</w:t>
-      </w:r>
-    </w:p>
-    <w:bookmarkStart w:id="90" w:name="openscap"/>
-    <w:p>
-      <w:pPr>
-        <w:pStyle w:val="Heading2"/>
-      </w:pPr>
-      <w:r>
-        <w:t xml:space="preserve">19.5 OpenSCAP</w:t>
-      </w:r>
-    </w:p>
-    <w:p>
-      <w:pPr>
-        <w:pStyle w:val="FirstParagraph"/>
-      </w:pPr>
-      <w:r>
-        <w:t xml:space="preserve">Avaliação de configuração segura do Linux. Possível suporte PCI DSS: 2, 6.</w:t>
-      </w:r>
-    </w:p>
-    <w:p>
-      <w:pPr>
-        <w:pStyle w:val="BodyText"/>
-      </w:pPr>
-      <w:r>
-        <w:t xml:space="preserve">** Documentação oficial:**</w:t>
-      </w:r>
-      <w:r>
-        <w:t xml:space="preserve"> </w:t>
-      </w:r>
-      <w:hyperlink r:id="rId89">
-        <w:r>
-          <w:rPr>
-            <w:rStyle w:val="Hyperlink"/>
-          </w:rPr>
-          <w:t xml:space="preserve">Abre o guia oficial OpenSCAP</w:t>
-        </w:r>
-      </w:hyperlink>
-    </w:p>
-    <w:p>
-      <w:pPr>
-        <w:pStyle w:val="BodyText"/>
-      </w:pPr>
-      <w:r>
-        <w:t xml:space="preserve">Um começo rápido</w:t>
-      </w:r>
-    </w:p>
-    <w:p>
-      <w:pPr>
-        <w:pStyle w:val="BodyText"/>
-      </w:pPr>
-      <w:r>
-        <w:t xml:space="preserve">Avaliar um laboratório Linux aprovado contra um perfil adequado, corrigir uma configuração aprovada e comparar relatórios.</w:t>
-      </w:r>
-    </w:p>
-    <w:bookmarkEnd w:id="90"/>
-    <w:bookmarkEnd w:id="91"/>
-    <w:bookmarkStart w:id="92" w:name="evidência-e-limitação-3"/>
-    <w:p>
-      <w:pPr>
-        <w:pStyle w:val="Heading1"/>
-      </w:pPr>
-      <w:r>
-        <w:t xml:space="preserve"># Evidência e limitação</w:t>
-      </w:r>
-    </w:p>
-    <w:p>
-      <w:pPr>
-        <w:pStyle w:val="FirstParagraph"/>
-      </w:pPr>
-      <w:r>
-        <w:t xml:space="preserve">Manter autorização, finalidade, população alvo completa, versões, configuração, resultado bruto, revisor, decisão, ação corretiva, exceção e reteste. Proteja resultados contendo PAN, credenciais, arquitetura, identidades ou vulnerabilidades. Nunca coloque dados reais de conta em uma ferramenta não aprovada.</w:t>
-      </w:r>
-    </w:p>
-    <w:bookmarkEnd w:id="92"/>
-    <w:bookmarkStart w:id="94" w:name="greenbone-community-edition"/>
-    <w:p>
-      <w:pPr>
-        <w:pStyle w:val="Heading1"/>
-      </w:pPr>
-      <w:r>
         <w:t xml:space="preserve">19.6 Greenbone Community Edition</w:t>
       </w:r>
     </w:p>
@@ -4323,15 +4297,15 @@
       </w:pPr>
       <w:r>
         <w:rPr>
+          <w:b/>
           <w:bCs/>
-          <w:b/>
         </w:rPr>
         <w:t xml:space="preserve">Documentação oficial:</w:t>
       </w:r>
       <w:r>
         <w:t xml:space="preserve"> </w:t>
       </w:r>
-      <w:hyperlink r:id="rId93">
+      <w:hyperlink r:id="rId82">
         <w:r>
           <w:rPr>
             <w:rStyle w:val="Hyperlink"/>
@@ -4356,8 +4330,8 @@
         <w:t xml:space="preserve">Analisar apenas um alvo de laboratório aprovado, validar um achado, corrigi-lo, rescan, e cobertura de documentos e limites.</w:t>
       </w:r>
     </w:p>
-    <w:bookmarkEnd w:id="94"/>
-    <w:bookmarkStart w:id="97" w:name="evidência-e-limitação-4"/>
+    <w:bookmarkEnd w:id="83"/>
+    <w:bookmarkStart w:id="86" w:name="evidência-e-limitação-4"/>
     <w:p>
       <w:pPr>
         <w:pStyle w:val="Heading1"/>
@@ -4374,7 +4348,7 @@
         <w:t xml:space="preserve">Manter autorização, finalidade, população alvo completa, versões, configuração, resultado bruto, revisor, decisão, ação corretiva, exceção e reteste. Proteja resultados contendo PAN, credenciais, arquitetura, identidades ou vulnerabilidades. Nunca coloque dados reais de conta em uma ferramenta não aprovada.</w:t>
       </w:r>
     </w:p>
-    <w:bookmarkStart w:id="96" w:name="nmap"/>
+    <w:bookmarkStart w:id="85" w:name="nmap"/>
     <w:p>
       <w:pPr>
         <w:pStyle w:val="Heading2"/>
@@ -4401,7 +4375,7 @@
       <w:r>
         <w:t xml:space="preserve"> </w:t>
       </w:r>
-      <w:hyperlink r:id="rId95">
+      <w:hyperlink r:id="rId84">
         <w:r>
           <w:rPr>
             <w:rStyle w:val="Hyperlink"/>
@@ -4426,263 +4400,263 @@
         <w:t xml:space="preserve">Analise um pequeno intervalo de laboratório autorizado, compare serviços observados com o inventário, e escopo de registro e aprovação.</w:t>
       </w:r>
     </w:p>
+    <w:bookmarkEnd w:id="85"/>
+    <w:bookmarkEnd w:id="86"/>
+    <w:bookmarkStart w:id="87" w:name="evidência-e-limitação-5"/>
+    <w:p>
+      <w:pPr>
+        <w:pStyle w:val="Heading1"/>
+      </w:pPr>
+      <w:r>
+        <w:t xml:space="preserve"># Evidência e limitação</w:t>
+      </w:r>
+    </w:p>
+    <w:p>
+      <w:pPr>
+        <w:pStyle w:val="FirstParagraph"/>
+      </w:pPr>
+      <w:r>
+        <w:t xml:space="preserve">Manter autorização, finalidade, população alvo completa, versões, configuração, resultado bruto, revisor, decisão, ação corretiva, exceção e reteste. Proteja resultados contendo PAN, credenciais, arquitetura, identidades ou vulnerabilidades. Nunca coloque dados reais de conta em uma ferramenta não aprovada.</w:t>
+      </w:r>
+    </w:p>
+    <w:bookmarkEnd w:id="87"/>
+    <w:bookmarkStart w:id="89" w:name="trivy"/>
+    <w:p>
+      <w:pPr>
+        <w:pStyle w:val="Heading1"/>
+      </w:pPr>
+      <w:r>
+        <w:t xml:space="preserve">19.8 Trivy</w:t>
+      </w:r>
+    </w:p>
+    <w:p>
+      <w:pPr>
+        <w:pStyle w:val="FirstParagraph"/>
+      </w:pPr>
+      <w:r>
+        <w:t xml:space="preserve">Digitalização de código, imagem, dependência, segredo e configuração. Possível suporte PCI DSS: 6.</w:t>
+      </w:r>
+    </w:p>
+    <w:p>
+      <w:pPr>
+        <w:pStyle w:val="BodyText"/>
+      </w:pPr>
+      <w:r>
+        <w:t xml:space="preserve">** Documentação oficial:**</w:t>
+      </w:r>
+      <w:r>
+        <w:t xml:space="preserve"> </w:t>
+      </w:r>
+      <w:hyperlink r:id="rId88">
+        <w:r>
+          <w:rPr>
+            <w:rStyle w:val="Hyperlink"/>
+          </w:rPr>
+          <w:t xml:space="preserve"> </w:t>
+        </w:r>
+        <w:r>
+          <w:rPr>
+            <w:rStyle w:val="Hyperlink"/>
+          </w:rPr>
+          <w:t xml:space="preserve">Abra o guia oficial Trivy</w:t>
+        </w:r>
+      </w:hyperlink>
+    </w:p>
+    <w:p>
+      <w:pPr>
+        <w:pStyle w:val="BodyText"/>
+      </w:pPr>
+      <w:r>
+        <w:t xml:space="preserve">Um começo rápido</w:t>
+      </w:r>
+    </w:p>
+    <w:p>
+      <w:pPr>
+        <w:pStyle w:val="BodyText"/>
+      </w:pPr>
+      <w:r>
+        <w:t xml:space="preserve">Examine uma imagem de laboratório ou repositório de testes, proteja a saída, valide um achado, corrija-o e verifique novamente.</w:t>
+      </w:r>
+    </w:p>
+    <w:bookmarkEnd w:id="89"/>
+    <w:bookmarkStart w:id="90" w:name="evidência-e-limitação-6"/>
+    <w:p>
+      <w:pPr>
+        <w:pStyle w:val="Heading1"/>
+      </w:pPr>
+      <w:r>
+        <w:t xml:space="preserve"># Evidência e limitação</w:t>
+      </w:r>
+    </w:p>
+    <w:p>
+      <w:pPr>
+        <w:pStyle w:val="FirstParagraph"/>
+      </w:pPr>
+      <w:r>
+        <w:t xml:space="preserve">Manter autorização, finalidade, população alvo completa, versões, configuração, resultado bruto, revisor, decisão, ação corretiva, exceção e reteste. Proteja resultados contendo PAN, credenciais, arquitetura, identidades ou vulnerabilidades. Nunca coloque dados reais de conta em uma ferramenta não aprovada.</w:t>
+      </w:r>
+    </w:p>
+    <w:bookmarkEnd w:id="90"/>
+    <w:bookmarkStart w:id="92" w:name="owasp-zap"/>
+    <w:p>
+      <w:pPr>
+        <w:pStyle w:val="Heading1"/>
+      </w:pPr>
+      <w:r>
+        <w:t xml:space="preserve"># 19,9 OWASP ZAP</w:t>
+      </w:r>
+    </w:p>
+    <w:p>
+      <w:pPr>
+        <w:pStyle w:val="FirstParagraph"/>
+      </w:pPr>
+      <w:r>
+        <w:t xml:space="preserve">Avaliação autorizada da aplicação web. Possível suporte PCI DSS: 6, 11.</w:t>
+      </w:r>
+    </w:p>
+    <w:p>
+      <w:pPr>
+        <w:pStyle w:val="BodyText"/>
+      </w:pPr>
+      <w:r>
+        <w:t xml:space="preserve">** Documentação oficial:**</w:t>
+      </w:r>
+      <w:r>
+        <w:t xml:space="preserve"> </w:t>
+      </w:r>
+      <w:hyperlink r:id="rId91">
+        <w:r>
+          <w:rPr>
+            <w:rStyle w:val="Hyperlink"/>
+          </w:rPr>
+          <w:t xml:space="preserve"> </w:t>
+        </w:r>
+        <w:r>
+          <w:rPr>
+            <w:rStyle w:val="Hyperlink"/>
+          </w:rPr>
+          <w:t xml:space="preserve">Abra o guia oficial OWASP ZAP</w:t>
+        </w:r>
+      </w:hyperlink>
+    </w:p>
+    <w:p>
+      <w:pPr>
+        <w:pStyle w:val="BodyText"/>
+      </w:pPr>
+      <w:r>
+        <w:t xml:space="preserve">Um começo rápido</w:t>
+      </w:r>
+    </w:p>
+    <w:p>
+      <w:pPr>
+        <w:pStyle w:val="BodyText"/>
+      </w:pPr>
+      <w:r>
+        <w:t xml:space="preserve">Proxy uma aplicação de treinamento local, começar com análise passiva, validar um resultado, e manter escopo e evidência.</w:t>
+      </w:r>
+    </w:p>
+    <w:bookmarkEnd w:id="92"/>
+    <w:bookmarkStart w:id="93" w:name="evidência-e-limitação-7"/>
+    <w:p>
+      <w:pPr>
+        <w:pStyle w:val="Heading1"/>
+      </w:pPr>
+      <w:r>
+        <w:t xml:space="preserve"># Evidência e limitação</w:t>
+      </w:r>
+    </w:p>
+    <w:p>
+      <w:pPr>
+        <w:pStyle w:val="FirstParagraph"/>
+      </w:pPr>
+      <w:r>
+        <w:t xml:space="preserve">Manter autorização, finalidade, população alvo completa, versões, configuração, resultado bruto, revisor, decisão, ação corretiva, exceção e reteste. Proteja resultados contendo PAN, credenciais, arquitetura, identidades ou vulnerabilidades. Nunca coloque dados reais de conta em uma ferramenta não aprovada.</w:t>
+      </w:r>
+    </w:p>
+    <w:bookmarkEnd w:id="93"/>
+    <w:bookmarkStart w:id="95" w:name="modsecurity-owasp-crs"/>
+    <w:p>
+      <w:pPr>
+        <w:pStyle w:val="Heading1"/>
+      </w:pPr>
+      <w:r>
+        <w:t xml:space="preserve"># 19.10 ModSecurity + OWASP CRS</w:t>
+      </w:r>
+    </w:p>
+    <w:p>
+      <w:pPr>
+        <w:pStyle w:val="FirstParagraph"/>
+      </w:pPr>
+      <w:r>
+        <w:t xml:space="preserve">Controlos de firewall de aplicações Web. Possível suporte PCI DSS: 6.4.2.</w:t>
+      </w:r>
+    </w:p>
+    <w:p>
+      <w:pPr>
+        <w:pStyle w:val="BodyText"/>
+      </w:pPr>
+      <w:r>
+        <w:t xml:space="preserve">** Documentação oficial:**</w:t>
+      </w:r>
+      <w:r>
+        <w:t xml:space="preserve"> </w:t>
+      </w:r>
+      <w:hyperlink r:id="rId94">
+        <w:r>
+          <w:rPr>
+            <w:rStyle w:val="Hyperlink"/>
+          </w:rPr>
+          <w:t xml:space="preserve"> </w:t>
+        </w:r>
+        <w:r>
+          <w:rPr>
+            <w:rStyle w:val="Hyperlink"/>
+          </w:rPr>
+          <w:t xml:space="preserve">Abra o guia oficial ModSecurity + OWASP CRS</w:t>
+        </w:r>
+      </w:hyperlink>
+    </w:p>
+    <w:p>
+      <w:pPr>
+        <w:pStyle w:val="BodyText"/>
+      </w:pPr>
+      <w:r>
+        <w:t xml:space="preserve">Um começo rápido</w:t>
+      </w:r>
+    </w:p>
+    <w:p>
+      <w:pPr>
+        <w:pStyle w:val="BodyText"/>
+      </w:pPr>
+      <w:r>
+        <w:t xml:space="preserve">Implantar apenas em um laboratório, regra de registro versão e modo, testar uma solicitação inofensiva, sintonizar um falso positivo, e preservar a aprovação de mudança.</w:t>
+      </w:r>
+    </w:p>
+    <w:bookmarkEnd w:id="95"/>
+    <w:bookmarkStart w:id="96" w:name="evidência-e-limitação-8"/>
+    <w:p>
+      <w:pPr>
+        <w:pStyle w:val="Heading1"/>
+      </w:pPr>
+      <w:r>
+        <w:t xml:space="preserve"># Evidência e limitação</w:t>
+      </w:r>
+    </w:p>
+    <w:p>
+      <w:pPr>
+        <w:pStyle w:val="FirstParagraph"/>
+      </w:pPr>
+      <w:r>
+        <w:t xml:space="preserve">Manter autorização, finalidade, população alvo completa, versões, configuração, resultado bruto, revisor, decisão, ação corretiva, exceção e reteste. Proteja resultados contendo PAN, credenciais, arquitetura, identidades ou vulnerabilidades. Nunca coloque dados reais de conta em uma ferramenta não aprovada.</w:t>
+      </w:r>
+    </w:p>
     <w:bookmarkEnd w:id="96"/>
-    <w:bookmarkEnd w:id="97"/>
-    <w:bookmarkStart w:id="98" w:name="evidência-e-limitação-5"/>
+    <w:bookmarkStart w:id="98" w:name="suricata"/>
     <w:p>
       <w:pPr>
         <w:pStyle w:val="Heading1"/>
       </w:pPr>
       <w:r>
-        <w:t xml:space="preserve"># Evidência e limitação</w:t>
-      </w:r>
-    </w:p>
-    <w:p>
-      <w:pPr>
-        <w:pStyle w:val="FirstParagraph"/>
-      </w:pPr>
-      <w:r>
-        <w:t xml:space="preserve">Manter autorização, finalidade, população alvo completa, versões, configuração, resultado bruto, revisor, decisão, ação corretiva, exceção e reteste. Proteja resultados contendo PAN, credenciais, arquitetura, identidades ou vulnerabilidades. Nunca coloque dados reais de conta em uma ferramenta não aprovada.</w:t>
-      </w:r>
-    </w:p>
-    <w:bookmarkEnd w:id="98"/>
-    <w:bookmarkStart w:id="100" w:name="trivy"/>
-    <w:p>
-      <w:pPr>
-        <w:pStyle w:val="Heading1"/>
-      </w:pPr>
-      <w:r>
-        <w:t xml:space="preserve">19.8 Trivy</w:t>
-      </w:r>
-    </w:p>
-    <w:p>
-      <w:pPr>
-        <w:pStyle w:val="FirstParagraph"/>
-      </w:pPr>
-      <w:r>
-        <w:t xml:space="preserve">Digitalização de código, imagem, dependência, segredo e configuração. Possível suporte PCI DSS: 6.</w:t>
-      </w:r>
-    </w:p>
-    <w:p>
-      <w:pPr>
-        <w:pStyle w:val="BodyText"/>
-      </w:pPr>
-      <w:r>
-        <w:t xml:space="preserve">** Documentação oficial:**</w:t>
-      </w:r>
-      <w:r>
-        <w:t xml:space="preserve"> </w:t>
-      </w:r>
-      <w:hyperlink r:id="rId99">
-        <w:r>
-          <w:rPr>
-            <w:rStyle w:val="Hyperlink"/>
-          </w:rPr>
-          <w:t xml:space="preserve"> </w:t>
-        </w:r>
-        <w:r>
-          <w:rPr>
-            <w:rStyle w:val="Hyperlink"/>
-          </w:rPr>
-          <w:t xml:space="preserve">Abra o guia oficial Trivy</w:t>
-        </w:r>
-      </w:hyperlink>
-    </w:p>
-    <w:p>
-      <w:pPr>
-        <w:pStyle w:val="BodyText"/>
-      </w:pPr>
-      <w:r>
-        <w:t xml:space="preserve">Um começo rápido</w:t>
-      </w:r>
-    </w:p>
-    <w:p>
-      <w:pPr>
-        <w:pStyle w:val="BodyText"/>
-      </w:pPr>
-      <w:r>
-        <w:t xml:space="preserve">Examine uma imagem de laboratório ou repositório de testes, proteja a saída, valide um achado, corrija-o e verifique novamente.</w:t>
-      </w:r>
-    </w:p>
-    <w:bookmarkEnd w:id="100"/>
-    <w:bookmarkStart w:id="101" w:name="evidência-e-limitação-6"/>
-    <w:p>
-      <w:pPr>
-        <w:pStyle w:val="Heading1"/>
-      </w:pPr>
-      <w:r>
-        <w:t xml:space="preserve"># Evidência e limitação</w:t>
-      </w:r>
-    </w:p>
-    <w:p>
-      <w:pPr>
-        <w:pStyle w:val="FirstParagraph"/>
-      </w:pPr>
-      <w:r>
-        <w:t xml:space="preserve">Manter autorização, finalidade, população alvo completa, versões, configuração, resultado bruto, revisor, decisão, ação corretiva, exceção e reteste. Proteja resultados contendo PAN, credenciais, arquitetura, identidades ou vulnerabilidades. Nunca coloque dados reais de conta em uma ferramenta não aprovada.</w:t>
-      </w:r>
-    </w:p>
-    <w:bookmarkEnd w:id="101"/>
-    <w:bookmarkStart w:id="103" w:name="owasp-zap"/>
-    <w:p>
-      <w:pPr>
-        <w:pStyle w:val="Heading1"/>
-      </w:pPr>
-      <w:r>
-        <w:t xml:space="preserve"># 19,9 OWASP ZAP</w:t>
-      </w:r>
-    </w:p>
-    <w:p>
-      <w:pPr>
-        <w:pStyle w:val="FirstParagraph"/>
-      </w:pPr>
-      <w:r>
-        <w:t xml:space="preserve">Avaliação autorizada da aplicação web. Possível suporte PCI DSS: 6, 11.</w:t>
-      </w:r>
-    </w:p>
-    <w:p>
-      <w:pPr>
-        <w:pStyle w:val="BodyText"/>
-      </w:pPr>
-      <w:r>
-        <w:t xml:space="preserve">** Documentação oficial:**</w:t>
-      </w:r>
-      <w:r>
-        <w:t xml:space="preserve"> </w:t>
-      </w:r>
-      <w:hyperlink r:id="rId102">
-        <w:r>
-          <w:rPr>
-            <w:rStyle w:val="Hyperlink"/>
-          </w:rPr>
-          <w:t xml:space="preserve"> </w:t>
-        </w:r>
-        <w:r>
-          <w:rPr>
-            <w:rStyle w:val="Hyperlink"/>
-          </w:rPr>
-          <w:t xml:space="preserve">Abra o guia oficial OWASP ZAP</w:t>
-        </w:r>
-      </w:hyperlink>
-    </w:p>
-    <w:p>
-      <w:pPr>
-        <w:pStyle w:val="BodyText"/>
-      </w:pPr>
-      <w:r>
-        <w:t xml:space="preserve">Um começo rápido</w:t>
-      </w:r>
-    </w:p>
-    <w:p>
-      <w:pPr>
-        <w:pStyle w:val="BodyText"/>
-      </w:pPr>
-      <w:r>
-        <w:t xml:space="preserve">Proxy uma aplicação de treinamento local, começar com análise passiva, validar um resultado, e manter escopo e evidência.</w:t>
-      </w:r>
-    </w:p>
-    <w:bookmarkEnd w:id="103"/>
-    <w:bookmarkStart w:id="104" w:name="evidência-e-limitação-7"/>
-    <w:p>
-      <w:pPr>
-        <w:pStyle w:val="Heading1"/>
-      </w:pPr>
-      <w:r>
-        <w:t xml:space="preserve"># Evidência e limitação</w:t>
-      </w:r>
-    </w:p>
-    <w:p>
-      <w:pPr>
-        <w:pStyle w:val="FirstParagraph"/>
-      </w:pPr>
-      <w:r>
-        <w:t xml:space="preserve">Manter autorização, finalidade, população alvo completa, versões, configuração, resultado bruto, revisor, decisão, ação corretiva, exceção e reteste. Proteja resultados contendo PAN, credenciais, arquitetura, identidades ou vulnerabilidades. Nunca coloque dados reais de conta em uma ferramenta não aprovada.</w:t>
-      </w:r>
-    </w:p>
-    <w:bookmarkEnd w:id="104"/>
-    <w:bookmarkStart w:id="106" w:name="modsecurity-owasp-crs"/>
-    <w:p>
-      <w:pPr>
-        <w:pStyle w:val="Heading1"/>
-      </w:pPr>
-      <w:r>
-        <w:t xml:space="preserve"># 19.10 ModSecurity + OWASP CRS</w:t>
-      </w:r>
-    </w:p>
-    <w:p>
-      <w:pPr>
-        <w:pStyle w:val="FirstParagraph"/>
-      </w:pPr>
-      <w:r>
-        <w:t xml:space="preserve">Controlos de firewall de aplicações Web. Possível suporte PCI DSS: 6.4.2.</w:t>
-      </w:r>
-    </w:p>
-    <w:p>
-      <w:pPr>
-        <w:pStyle w:val="BodyText"/>
-      </w:pPr>
-      <w:r>
-        <w:t xml:space="preserve">** Documentação oficial:**</w:t>
-      </w:r>
-      <w:r>
-        <w:t xml:space="preserve"> </w:t>
-      </w:r>
-      <w:hyperlink r:id="rId105">
-        <w:r>
-          <w:rPr>
-            <w:rStyle w:val="Hyperlink"/>
-          </w:rPr>
-          <w:t xml:space="preserve"> </w:t>
-        </w:r>
-        <w:r>
-          <w:rPr>
-            <w:rStyle w:val="Hyperlink"/>
-          </w:rPr>
-          <w:t xml:space="preserve">Abra o guia oficial ModSecurity + OWASP CRS</w:t>
-        </w:r>
-      </w:hyperlink>
-    </w:p>
-    <w:p>
-      <w:pPr>
-        <w:pStyle w:val="BodyText"/>
-      </w:pPr>
-      <w:r>
-        <w:t xml:space="preserve">Um começo rápido</w:t>
-      </w:r>
-    </w:p>
-    <w:p>
-      <w:pPr>
-        <w:pStyle w:val="BodyText"/>
-      </w:pPr>
-      <w:r>
-        <w:t xml:space="preserve">Implantar apenas em um laboratório, regra de registro versão e modo, testar uma solicitação inofensiva, sintonizar um falso positivo, e preservar a aprovação de mudança.</w:t>
-      </w:r>
-    </w:p>
-    <w:bookmarkEnd w:id="106"/>
-    <w:bookmarkStart w:id="107" w:name="evidência-e-limitação-8"/>
-    <w:p>
-      <w:pPr>
-        <w:pStyle w:val="Heading1"/>
-      </w:pPr>
-      <w:r>
-        <w:t xml:space="preserve"># Evidência e limitação</w:t>
-      </w:r>
-    </w:p>
-    <w:p>
-      <w:pPr>
-        <w:pStyle w:val="FirstParagraph"/>
-      </w:pPr>
-      <w:r>
-        <w:t xml:space="preserve">Manter autorização, finalidade, população alvo completa, versões, configuração, resultado bruto, revisor, decisão, ação corretiva, exceção e reteste. Proteja resultados contendo PAN, credenciais, arquitetura, identidades ou vulnerabilidades. Nunca coloque dados reais de conta em uma ferramenta não aprovada.</w:t>
-      </w:r>
-    </w:p>
-    <w:bookmarkEnd w:id="107"/>
-    <w:bookmarkStart w:id="109" w:name="suricata"/>
-    <w:p>
-      <w:pPr>
-        <w:pStyle w:val="Heading1"/>
-      </w:pPr>
-      <w:r>
         <w:t xml:space="preserve"># 19.11 Suricata</w:t>
       </w:r>
     </w:p>
@@ -4700,15 +4674,15 @@
       </w:pPr>
       <w:r>
         <w:rPr>
+          <w:b/>
           <w:bCs/>
-          <w:b/>
         </w:rPr>
         <w:t xml:space="preserve">Documentação oficial:</w:t>
       </w:r>
       <w:r>
         <w:t xml:space="preserve"> </w:t>
       </w:r>
-      <w:hyperlink r:id="rId108">
+      <w:hyperlink r:id="rId97">
         <w:r>
           <w:rPr>
             <w:rStyle w:val="Hyperlink"/>
@@ -4733,8 +4707,8 @@
         <w:t xml:space="preserve">Monitore um segmento de laboratório isolado, desencadeie um alerta de teste inofensivo e regra de documento, fonte de tráfego, alerta, revisão e resposta.</w:t>
       </w:r>
     </w:p>
-    <w:bookmarkEnd w:id="109"/>
-    <w:bookmarkStart w:id="110" w:name="evidência-e-limitação-9"/>
+    <w:bookmarkEnd w:id="98"/>
+    <w:bookmarkStart w:id="99" w:name="evidência-e-limitação-9"/>
     <w:p>
       <w:pPr>
         <w:pStyle w:val="Heading1"/>
@@ -4751,8 +4725,8 @@
         <w:t xml:space="preserve">Manter autorização, finalidade, população alvo completa, versões, configuração, resultado bruto, revisor, decisão, ação corretiva, exceção e reteste. Proteja resultados contendo PAN, credenciais, arquitetura, identidades ou vulnerabilidades. Nunca coloque dados reais de conta em uma ferramenta não aprovada.</w:t>
       </w:r>
     </w:p>
-    <w:bookmarkEnd w:id="110"/>
-    <w:bookmarkStart w:id="112" w:name="keycloak"/>
+    <w:bookmarkEnd w:id="99"/>
+    <w:bookmarkStart w:id="101" w:name="keycloak"/>
     <w:p>
       <w:pPr>
         <w:pStyle w:val="Heading1"/>
@@ -4779,7 +4753,7 @@
       <w:r>
         <w:t xml:space="preserve"> </w:t>
       </w:r>
-      <w:hyperlink r:id="rId111">
+      <w:hyperlink r:id="rId100">
         <w:r>
           <w:rPr>
             <w:rStyle w:val="Hyperlink"/>
@@ -4804,8 +4778,8 @@
         <w:t xml:space="preserve">Crie um reino de laboratório, papéis, usuários e MFA; teste menos privilégio, acesso falhado, revisão e terminação.</w:t>
       </w:r>
     </w:p>
-    <w:bookmarkEnd w:id="112"/>
-    <w:bookmarkStart w:id="113" w:name="evidência-e-limitação-10"/>
+    <w:bookmarkEnd w:id="101"/>
+    <w:bookmarkStart w:id="102" w:name="evidência-e-limitação-10"/>
     <w:p>
       <w:pPr>
         <w:pStyle w:val="Heading1"/>
@@ -4822,8 +4796,8 @@
         <w:t xml:space="preserve">Manter autorização, finalidade, população alvo completa, versões, configuração, resultado bruto, revisor, decisão, ação corretiva, exceção e reteste. Proteja resultados contendo PAN, credenciais, arquitetura, identidades ou vulnerabilidades. Nunca coloque dados reais de conta em uma ferramenta não aprovada.</w:t>
       </w:r>
     </w:p>
-    <w:bookmarkEnd w:id="113"/>
-    <w:bookmarkStart w:id="115" w:name="defectdojo"/>
+    <w:bookmarkEnd w:id="102"/>
+    <w:bookmarkStart w:id="104" w:name="defectdojo"/>
     <w:p>
       <w:pPr>
         <w:pStyle w:val="Heading1"/>
@@ -4846,15 +4820,15 @@
       </w:pPr>
       <w:r>
         <w:rPr>
+          <w:b/>
           <w:bCs/>
-          <w:b/>
         </w:rPr>
         <w:t xml:space="preserve">Documentação oficial:</w:t>
       </w:r>
       <w:r>
         <w:t xml:space="preserve"> </w:t>
       </w:r>
-      <w:hyperlink r:id="rId114">
+      <w:hyperlink r:id="rId103">
         <w:r>
           <w:rPr>
             <w:rStyle w:val="Hyperlink"/>
@@ -4879,8 +4853,8 @@
         <w:t xml:space="preserve">Importar um exame de laboratório, validar e atribuir um achado, remediação de registro, reteste, e fechar com evidências.</w:t>
       </w:r>
     </w:p>
-    <w:bookmarkEnd w:id="115"/>
-    <w:bookmarkStart w:id="117" w:name="evidência-e-limitação-11"/>
+    <w:bookmarkEnd w:id="104"/>
+    <w:bookmarkStart w:id="106" w:name="evidência-e-limitação-11"/>
     <w:p>
       <w:pPr>
         <w:pStyle w:val="Heading1"/>
@@ -4923,7 +4897,7 @@
       <w:r>
         <w:t xml:space="preserve"> </w:t>
       </w:r>
-      <w:hyperlink r:id="rId116">
+      <w:hyperlink r:id="rId105">
         <w:r>
           <w:rPr>
             <w:rStyle w:val="Hyperlink"/>
@@ -4954,8 +4928,8 @@
         <w:t xml:space="preserve">Crie uma linha de base em um host de laboratório descartável, faça uma alteração de arquivo autorizada, reveja o alerta, restaure e documente o processo.</w:t>
       </w:r>
     </w:p>
-    <w:bookmarkEnd w:id="117"/>
-    <w:bookmarkStart w:id="118" w:name="evidência-e-limitação-12"/>
+    <w:bookmarkEnd w:id="106"/>
+    <w:bookmarkStart w:id="107" w:name="evidência-e-limitação-12"/>
     <w:p>
       <w:pPr>
         <w:pStyle w:val="Heading1"/>
@@ -4972,8 +4946,8 @@
         <w:t xml:space="preserve">Manter autorização, finalidade, população alvo completa, versões, configuração, resultado bruto, revisor, decisão, ação corretiva, exceção e reteste. Proteja resultados contendo PAN, credenciais, arquitetura, identidades ou vulnerabilidades. Nunca coloque dados reais de conta em uma ferramenta não aprovada.</w:t>
       </w:r>
     </w:p>
-    <w:bookmarkEnd w:id="118"/>
-    <w:bookmarkStart w:id="120" w:name="open-policy-agent"/>
+    <w:bookmarkEnd w:id="107"/>
+    <w:bookmarkStart w:id="109" w:name="open-policy-agent"/>
     <w:p>
       <w:pPr>
         <w:pStyle w:val="Heading1"/>
@@ -4996,15 +4970,15 @@
       </w:pPr>
       <w:r>
         <w:rPr>
+          <w:b/>
           <w:bCs/>
-          <w:b/>
         </w:rPr>
         <w:t xml:space="preserve">Documentação oficial:</w:t>
       </w:r>
       <w:r>
         <w:t xml:space="preserve"> </w:t>
       </w:r>
-      <w:hyperlink r:id="rId119">
+      <w:hyperlink r:id="rId108">
         <w:r>
           <w:rPr>
             <w:rStyle w:val="Hyperlink"/>
@@ -5029,8 +5003,8 @@
         <w:t xml:space="preserve">Crie uma política de laboratório que negue a implantação sem proprietário, classificação, rede aprovada e status de verificação de segurança.</w:t>
       </w:r>
     </w:p>
-    <w:bookmarkEnd w:id="120"/>
-    <w:bookmarkStart w:id="121" w:name="evidência-e-limitação-13"/>
+    <w:bookmarkEnd w:id="109"/>
+    <w:bookmarkStart w:id="110" w:name="evidência-e-limitação-13"/>
     <w:p>
       <w:pPr>
         <w:pStyle w:val="Heading1"/>
@@ -5047,14 +5021,14 @@
         <w:t xml:space="preserve">Manter autorização, finalidade, população alvo completa, versões, configuração, resultado bruto, revisor, decisão, ação corretiva, exceção e reteste. Proteja resultados contendo PAN, credenciais, arquitetura, identidades ou vulnerabilidades. Nunca coloque dados reais de conta em uma ferramenta não aprovada.</w:t>
       </w:r>
     </w:p>
-    <w:bookmarkEnd w:id="121"/>
-    <w:bookmarkStart w:id="122" w:name="pci-dss-playbook-do-gerente"/>
+    <w:bookmarkEnd w:id="110"/>
+    <w:bookmarkStart w:id="111" w:name="manual-do-pci-dss-para-gerentes"/>
     <w:p>
       <w:pPr>
         <w:pStyle w:val="Heading1"/>
       </w:pPr>
       <w:r>
-        <w:t xml:space="preserve">20. PCI DSS Playbook do gerente</w:t>
+        <w:t xml:space="preserve">20. Manual do PCI DSS para gerentes</w:t>
       </w:r>
     </w:p>
     <w:p>
@@ -5063,14 +5037,14 @@
       </w:pPr>
       <w:r>
         <w:rPr>
+          <w:i/>
           <w:iCs/>
-          <w:i/>
         </w:rPr>
         <w:t xml:space="preserve">Perguntas, painéis, propriedade e decisões os gerentes devem controlar.</w:t>
       </w:r>
     </w:p>
-    <w:bookmarkEnd w:id="122"/>
-    <w:bookmarkStart w:id="123" w:name="perguntas-mensais"/>
+    <w:bookmarkEnd w:id="111"/>
+    <w:bookmarkStart w:id="112" w:name="perguntas-mensais"/>
     <w:p>
       <w:pPr>
         <w:pStyle w:val="Heading1"/>
@@ -5143,8 +5117,8 @@
         <w:t xml:space="preserve">Que limitações ou exceções não resolvidas devem a liderança e a entidade aceitante saber?</w:t>
       </w:r>
     </w:p>
-    <w:bookmarkEnd w:id="123"/>
-    <w:bookmarkStart w:id="125" w:name="painel"/>
+    <w:bookmarkEnd w:id="112"/>
+    <w:bookmarkStart w:id="114" w:name="painel"/>
     <w:p>
       <w:pPr>
         <w:pStyle w:val="Heading1"/>
@@ -5153,7 +5127,7 @@
         <w:t xml:space="preserve"># 20.2 Painel</w:t>
       </w:r>
     </w:p>
-    <w:bookmarkStart w:id="124" w:name="section-2"/>
+    <w:bookmarkStart w:id="113" w:name="section-2"/>
     <w:p>
       <w:pPr>
         <w:pStyle w:val="Heading2"/>
@@ -5212,9 +5186,9 @@
         <w:t xml:space="preserve">• Resposta • Os incidentes de pagamento são testados, intensificados, preservados, comunicados e melhorados? Verde / Amarelo / Vermelho</w:t>
       </w:r>
     </w:p>
-    <w:bookmarkEnd w:id="124"/>
-    <w:bookmarkEnd w:id="125"/>
-    <w:bookmarkStart w:id="126" w:name="do-iniciante-ao-analista-júnior-pci"/>
+    <w:bookmarkEnd w:id="113"/>
+    <w:bookmarkEnd w:id="114"/>
+    <w:bookmarkStart w:id="115" w:name="do-iniciante-ao-analista-júnior-pci"/>
     <w:p>
       <w:pPr>
         <w:pStyle w:val="Heading1"/>
@@ -5225,11 +5199,11 @@
     </w:p>
     <w:p>
       <w:pPr>
+        <w:pStyle w:val="Compact"/>
         <w:numPr>
           <w:ilvl w:val="0"/>
           <w:numId w:val="1017"/>
         </w:numPr>
-        <w:pStyle w:val="Compact"/>
       </w:pPr>
       <w:r>
         <w:t xml:space="preserve">Um caminho seguro e honesto para o trabalho de conformidade pagamento-segurança.*</w:t>
@@ -5254,8 +5228,8 @@
       </w:pPr>
       <w:r>
         <w:rPr>
+          <w:b/>
           <w:bCs/>
-          <w:b/>
         </w:rPr>
         <w:t xml:space="preserve">Analista de conformidade do PCI Júnior</w:t>
       </w:r>
@@ -5314,14 +5288,14 @@
       </w:pPr>
       <w:r>
         <w:rPr>
+          <w:b/>
           <w:bCs/>
-          <w:b/>
         </w:rPr>
         <w:t xml:space="preserve">Analista de segurança de pagamento</w:t>
       </w:r>
     </w:p>
-    <w:bookmarkEnd w:id="126"/>
-    <w:bookmarkStart w:id="127" w:name="típico-trabalho-júnior"/>
+    <w:bookmarkEnd w:id="115"/>
+    <w:bookmarkStart w:id="116" w:name="típico-trabalho-júnior"/>
     <w:p>
       <w:pPr>
         <w:pStyle w:val="Heading1"/>
@@ -5407,8 +5381,8 @@
         <w:t xml:space="preserve">Proteja os dados da conta e siga os limites da autorização.</w:t>
       </w:r>
     </w:p>
-    <w:bookmarkEnd w:id="127"/>
-    <w:bookmarkStart w:id="128" w:name="laboratório-fictício-e-portfólio"/>
+    <w:bookmarkEnd w:id="116"/>
+    <w:bookmarkStart w:id="117" w:name="laboratório-fictício-e-portfólio"/>
     <w:p>
       <w:pPr>
         <w:pStyle w:val="Heading1"/>
@@ -5419,508 +5393,508 @@
     </w:p>
     <w:p>
       <w:pPr>
+        <w:pStyle w:val="Compact"/>
         <w:numPr>
           <w:ilvl w:val="0"/>
           <w:numId w:val="1019"/>
         </w:numPr>
+      </w:pPr>
+      <w:r>
+        <w:t xml:space="preserve">Um ambiente de prática completo usando dados sintéticos e sistemas de laboratório autorizados.*</w:t>
+      </w:r>
+    </w:p>
+    <w:p>
+      <w:pPr>
+        <w:pStyle w:val="FirstParagraph"/>
+      </w:pPr>
+      <w:r>
+        <w:t xml:space="preserve">Harbor Light Market é um comerciante fictício com uma página de pagamento hospedada, dois terminais de ponto de venda, um call center, colaboração em nuvem, um provedor de serviços gerenciado e um processador fictício. Todos os números de conta, pessoas, sistemas, alertas e fornecedores são dados de teste inventados ou aprovados.</w:t>
+      </w:r>
+    </w:p>
+    <w:bookmarkEnd w:id="117"/>
+    <w:bookmarkStart w:id="118" w:name="projeto-1---âmbito-de-aplicação"/>
+    <w:p>
+      <w:pPr>
+        <w:pStyle w:val="Heading1"/>
+      </w:pPr>
+      <w:r>
+        <w:t xml:space="preserve"># Projeto 1 - Âmbito de aplicação</w:t>
+      </w:r>
+    </w:p>
+    <w:p>
+      <w:pPr>
+        <w:pStyle w:val="FirstParagraph"/>
+      </w:pPr>
+      <w:r>
+        <w:t xml:space="preserve">Mapa canais, dados de conta, CDE, sistemas conectados, sistemas de impacto de segurança, fornecedores e segmentação.</w:t>
+      </w:r>
+    </w:p>
+    <w:bookmarkEnd w:id="118"/>
+    <w:bookmarkStart w:id="119" w:name="projeto-2-requisitos"/>
+    <w:p>
+      <w:pPr>
+        <w:pStyle w:val="Heading1"/>
+      </w:pPr>
+      <w:r>
+        <w:t xml:space="preserve"># Projeto 2 — Requisitos</w:t>
+      </w:r>
+    </w:p>
+    <w:p>
+      <w:pPr>
+        <w:pStyle w:val="FirstParagraph"/>
+      </w:pPr>
+      <w:r>
+        <w:t xml:space="preserve">Criar uma responsabilidade de 12 requisitos e matriz de provas.</w:t>
+      </w:r>
+    </w:p>
+    <w:bookmarkEnd w:id="119"/>
+    <w:bookmarkStart w:id="120" w:name="projeto-3-dados"/>
+    <w:p>
+      <w:pPr>
+        <w:pStyle w:val="Heading1"/>
+      </w:pPr>
+      <w:r>
+        <w:t xml:space="preserve"># Projeto 3 — Dados</w:t>
+      </w:r>
+    </w:p>
+    <w:p>
+      <w:pPr>
+        <w:pStyle w:val="FirstParagraph"/>
+      </w:pPr>
+      <w:r>
+        <w:t xml:space="preserve">Execute um exercício sintético de descoberta de dados e retenção de documentos, exclusão e proteção PAN.</w:t>
+      </w:r>
+    </w:p>
+    <w:bookmarkEnd w:id="120"/>
+    <w:bookmarkStart w:id="121" w:name="projeto-4-acesso"/>
+    <w:p>
+      <w:pPr>
+        <w:pStyle w:val="Heading1"/>
+      </w:pPr>
+      <w:r>
+        <w:t xml:space="preserve"># Projeto 4 — Acesso</w:t>
+      </w:r>
+    </w:p>
+    <w:p>
+      <w:pPr>
+        <w:pStyle w:val="FirstParagraph"/>
+      </w:pPr>
+      <w:r>
+        <w:t xml:space="preserve">Teste o joiner fictício, movedor, leaver, privilegiado, serviço-conta, e provas MFA.</w:t>
+      </w:r>
+    </w:p>
+    <w:bookmarkEnd w:id="121"/>
+    <w:bookmarkStart w:id="122" w:name="projeto-5-vulnerabilidades"/>
+    <w:p>
+      <w:pPr>
+        <w:pStyle w:val="Heading1"/>
+      </w:pPr>
+      <w:r>
+        <w:t xml:space="preserve"># Projeto 5 — Vulnerabilidades</w:t>
+      </w:r>
+    </w:p>
+    <w:p>
+      <w:pPr>
+        <w:pStyle w:val="FirstParagraph"/>
+      </w:pPr>
+      <w:r>
+        <w:t xml:space="preserve">Execute um exame de laboratório autorizado, valide, corrija, rescan, e explique por que ASV evidência é separada.</w:t>
+      </w:r>
+    </w:p>
+    <w:bookmarkEnd w:id="122"/>
+    <w:bookmarkStart w:id="123" w:name="projeto-6-comércio-eletrônico"/>
+    <w:p>
+      <w:pPr>
+        <w:pStyle w:val="Heading1"/>
+      </w:pPr>
+      <w:r>
+        <w:t xml:space="preserve"># Projeto 6 — Comércio eletrônico</w:t>
+      </w:r>
+    </w:p>
+    <w:p>
+      <w:pPr>
+        <w:pStyle w:val="FirstParagraph"/>
+      </w:pPr>
+      <w:r>
+        <w:t xml:space="preserve">Inventário scripts de pagamento sintéticos, justificar e autorizá-los, validar a integridade e testar um alerta de mudança inofensivo.</w:t>
+      </w:r>
+    </w:p>
+    <w:bookmarkEnd w:id="123"/>
+    <w:bookmarkStart w:id="124" w:name="projeto-7-incidente"/>
+    <w:p>
+      <w:pPr>
+        <w:pStyle w:val="Heading1"/>
+      </w:pPr>
+      <w:r>
+        <w:t xml:space="preserve"># Projeto 7 — Incidente</w:t>
+      </w:r>
+    </w:p>
+    <w:p>
+      <w:pPr>
+        <w:pStyle w:val="FirstParagraph"/>
+      </w:pPr>
+      <w:r>
+        <w:t xml:space="preserve">Execute uma tabela envolvendo PAN inesperado e um script de pagamento alterado; preserve fatos, aumente, contenha, recupere e melhore.</w:t>
+      </w:r>
+    </w:p>
+    <w:bookmarkEnd w:id="124"/>
+    <w:bookmarkStart w:id="126" w:name="projeto-8-relatório-de-gestão"/>
+    <w:p>
+      <w:pPr>
+        <w:pStyle w:val="Heading1"/>
+      </w:pPr>
+      <w:r>
+        <w:t xml:space="preserve"># Projeto 8 — Relatório de gestão</w:t>
+      </w:r>
+    </w:p>
+    <w:p>
+      <w:pPr>
+        <w:pStyle w:val="FirstParagraph"/>
+      </w:pPr>
+      <w:r>
+        <w:t xml:space="preserve">Preparar escopo, status, lacunas superiores, plano de ação, decisões e limitações.</w:t>
+      </w:r>
+    </w:p>
+    <w:p>
+      <w:pPr>
+        <w:pStyle w:val="BodyText"/>
+      </w:pPr>
+      <w:r>
+        <w:t xml:space="preserve">Ética em Portfólio:** Rotular cada item como formação fictícia. Nunca publique PAN real, SAD, dados do cliente, credenciais, arquitetura de pagamento, resultados de varredura, incidentes, contratos ou relatórios de avaliadores. □</w:t>
+      </w:r>
+      <w:r>
+        <w:t xml:space="preserve"> </w:t>
+      </w:r>
+      <w:r>
+        <w:t xml:space="preserve">□—————————————————————————————————————————————————————————————————————————————————————————————————————–</w:t>
+      </w:r>
+    </w:p>
+    <w:p>
+      <w:pPr>
         <w:pStyle w:val="Compact"/>
-      </w:pPr>
-      <w:r>
-        <w:t xml:space="preserve">Um ambiente de prática completo usando dados sintéticos e sistemas de laboratório autorizados.*</w:t>
-      </w:r>
-    </w:p>
-    <w:p>
-      <w:pPr>
-        <w:pStyle w:val="FirstParagraph"/>
-      </w:pPr>
-      <w:r>
-        <w:t xml:space="preserve">Harbor Light Market é um comerciante fictício com uma página de pagamento hospedada, dois terminais de ponto de venda, um call center, colaboração em nuvem, um provedor de serviços gerenciado e um processador fictício. Todos os números de conta, pessoas, sistemas, alertas e fornecedores são dados de teste inventados ou aprovados.</w:t>
-      </w:r>
-    </w:p>
-    <w:bookmarkEnd w:id="128"/>
-    <w:bookmarkStart w:id="129" w:name="projeto-1---âmbito-de-aplicação"/>
-    <w:p>
-      <w:pPr>
-        <w:pStyle w:val="Heading1"/>
-      </w:pPr>
-      <w:r>
-        <w:t xml:space="preserve"># Projeto 1 - Âmbito de aplicação</w:t>
-      </w:r>
-    </w:p>
-    <w:p>
-      <w:pPr>
-        <w:pStyle w:val="FirstParagraph"/>
-      </w:pPr>
-      <w:r>
-        <w:t xml:space="preserve">Mapa canais, dados de conta, CDE, sistemas conectados, sistemas de impacto de segurança, fornecedores e segmentação.</w:t>
-      </w:r>
-    </w:p>
-    <w:bookmarkEnd w:id="129"/>
-    <w:bookmarkStart w:id="130" w:name="projeto-2-requisitos"/>
-    <w:p>
-      <w:pPr>
-        <w:pStyle w:val="Heading1"/>
-      </w:pPr>
-      <w:r>
-        <w:t xml:space="preserve"># Projeto 2 — Requisitos</w:t>
-      </w:r>
-    </w:p>
-    <w:p>
-      <w:pPr>
-        <w:pStyle w:val="FirstParagraph"/>
-      </w:pPr>
-      <w:r>
-        <w:t xml:space="preserve">Criar uma responsabilidade de 12 requisitos e matriz de provas.</w:t>
-      </w:r>
-    </w:p>
-    <w:bookmarkEnd w:id="130"/>
-    <w:bookmarkStart w:id="131" w:name="projeto-3-dados"/>
-    <w:p>
-      <w:pPr>
-        <w:pStyle w:val="Heading1"/>
-      </w:pPr>
-      <w:r>
-        <w:t xml:space="preserve"># Projeto 3 — Dados</w:t>
-      </w:r>
-    </w:p>
-    <w:p>
-      <w:pPr>
-        <w:pStyle w:val="FirstParagraph"/>
-      </w:pPr>
-      <w:r>
-        <w:t xml:space="preserve">Execute um exercício sintético de descoberta de dados e retenção de documentos, exclusão e proteção PAN.</w:t>
-      </w:r>
-    </w:p>
-    <w:bookmarkEnd w:id="131"/>
-    <w:bookmarkStart w:id="132" w:name="projeto-4-acesso"/>
-    <w:p>
-      <w:pPr>
-        <w:pStyle w:val="Heading1"/>
-      </w:pPr>
-      <w:r>
-        <w:t xml:space="preserve"># Projeto 4 — Acesso</w:t>
-      </w:r>
-    </w:p>
-    <w:p>
-      <w:pPr>
-        <w:pStyle w:val="FirstParagraph"/>
-      </w:pPr>
-      <w:r>
-        <w:t xml:space="preserve">Teste o joiner fictício, movedor, leaver, privilegiado, serviço-conta, e provas MFA.</w:t>
-      </w:r>
-    </w:p>
-    <w:bookmarkEnd w:id="132"/>
-    <w:bookmarkStart w:id="133" w:name="projeto-5-vulnerabilidades"/>
-    <w:p>
-      <w:pPr>
-        <w:pStyle w:val="Heading1"/>
-      </w:pPr>
-      <w:r>
-        <w:t xml:space="preserve"># Projeto 5 — Vulnerabilidades</w:t>
-      </w:r>
-    </w:p>
-    <w:p>
-      <w:pPr>
-        <w:pStyle w:val="FirstParagraph"/>
-      </w:pPr>
-      <w:r>
-        <w:t xml:space="preserve">Execute um exame de laboratório autorizado, valide, corrija, rescan, e explique por que ASV evidência é separada.</w:t>
-      </w:r>
-    </w:p>
-    <w:bookmarkEnd w:id="133"/>
-    <w:bookmarkStart w:id="134" w:name="projeto-6-comércio-eletrônico"/>
-    <w:p>
-      <w:pPr>
-        <w:pStyle w:val="Heading1"/>
-      </w:pPr>
-      <w:r>
-        <w:t xml:space="preserve"># Projeto 6 — Comércio eletrônico</w:t>
-      </w:r>
-    </w:p>
-    <w:p>
-      <w:pPr>
-        <w:pStyle w:val="FirstParagraph"/>
-      </w:pPr>
-      <w:r>
-        <w:t xml:space="preserve">Inventário scripts de pagamento sintéticos, justificar e autorizá-los, validar a integridade e testar um alerta de mudança inofensivo.</w:t>
-      </w:r>
-    </w:p>
-    <w:bookmarkEnd w:id="134"/>
-    <w:bookmarkStart w:id="135" w:name="projeto-7-incidente"/>
-    <w:p>
-      <w:pPr>
-        <w:pStyle w:val="Heading1"/>
-      </w:pPr>
-      <w:r>
-        <w:t xml:space="preserve"># Projeto 7 — Incidente</w:t>
-      </w:r>
-    </w:p>
-    <w:p>
-      <w:pPr>
-        <w:pStyle w:val="FirstParagraph"/>
-      </w:pPr>
-      <w:r>
-        <w:t xml:space="preserve">Execute uma tabela envolvendo PAN inesperado e um script de pagamento alterado; preserve fatos, aumente, contenha, recupere e melhore.</w:t>
-      </w:r>
-    </w:p>
-    <w:bookmarkEnd w:id="135"/>
-    <w:bookmarkStart w:id="137" w:name="projeto-8-relatório-de-gestão"/>
-    <w:p>
-      <w:pPr>
-        <w:pStyle w:val="Heading1"/>
-      </w:pPr>
-      <w:r>
-        <w:t xml:space="preserve"># Projeto 8 — Relatório de gestão</w:t>
-      </w:r>
-    </w:p>
-    <w:p>
-      <w:pPr>
-        <w:pStyle w:val="FirstParagraph"/>
-      </w:pPr>
-      <w:r>
-        <w:t xml:space="preserve">Preparar escopo, status, lacunas superiores, plano de ação, decisões e limitações.</w:t>
-      </w:r>
-    </w:p>
-    <w:p>
-      <w:pPr>
-        <w:pStyle w:val="BodyText"/>
-      </w:pPr>
-      <w:r>
-        <w:t xml:space="preserve">Ética em Portfólio:** Rotular cada item como formação fictícia. Nunca publique PAN real, SAD, dados do cliente, credenciais, arquitetura de pagamento, resultados de varredura, incidentes, contratos ou relatórios de avaliadores. □</w:t>
-      </w:r>
-      <w:r>
-        <w:t xml:space="preserve"> </w:t>
-      </w:r>
-      <w:r>
-        <w:t xml:space="preserve">□—————————————————————————————————————————————————————————————————————————————————————————————————————–</w:t>
-      </w:r>
-    </w:p>
-    <w:p>
-      <w:pPr>
         <w:numPr>
           <w:ilvl w:val="0"/>
           <w:numId w:val="1020"/>
         </w:numPr>
+      </w:pPr>
+      <w:r>
+        <w:t xml:space="preserve">Plano de Aprendizagem de Trinta Dias</w:t>
+      </w:r>
+    </w:p>
+    <w:p>
+      <w:pPr>
         <w:pStyle w:val="Compact"/>
-      </w:pPr>
-      <w:r>
-        <w:t xml:space="preserve">Plano de Aprendizagem de Trinta Dias</w:t>
-      </w:r>
-    </w:p>
-    <w:p>
-      <w:pPr>
         <w:numPr>
           <w:ilvl w:val="0"/>
           <w:numId w:val="1021"/>
         </w:numPr>
+      </w:pPr>
+      <w:r>
+        <w:t xml:space="preserve">Um mês realista de leitura oficial, provas práticas e preparação de entrevista.*</w:t>
+      </w:r>
+    </w:p>
+    <w:bookmarkStart w:id="125" w:name="semana-foco-saída-exigida"/>
+    <w:p>
+      <w:pPr>
+        <w:pStyle w:val="Heading2"/>
+      </w:pPr>
+      <w:r>
+        <w:t xml:space="preserve">*Semana</w:t>
+      </w:r>
+      <w:r>
+        <w:rPr>
+          <w:b/>
+          <w:bCs/>
+        </w:rPr>
+        <w:t xml:space="preserve"> </w:t>
+      </w:r>
+      <w:r>
+        <w:t xml:space="preserve"> </w:t>
+      </w:r>
+      <w:r>
+        <w:t xml:space="preserve">Foco</w:t>
+      </w:r>
+      <w:r>
+        <w:rPr>
+          <w:b/>
+          <w:bCs/>
+        </w:rPr>
+        <w:t xml:space="preserve"> </w:t>
+      </w:r>
+      <w:r>
+        <w:t xml:space="preserve"> </w:t>
+      </w:r>
+      <w:r>
+        <w:t xml:space="preserve">Saída exigida**</w:t>
+      </w:r>
+    </w:p>
+    <w:p>
+      <w:pPr>
+        <w:pStyle w:val="FirstParagraph"/>
+      </w:pPr>
+      <w:r>
+        <w:t xml:space="preserve">□ Semana 1 • Fundações, dados de conta, escopo, segmentação, validação</w:t>
+      </w:r>
+      <w:r>
+        <w:t xml:space="preserve"> </w:t>
+      </w:r>
+      <w:r>
+        <w:t xml:space="preserve">. Semana 2 . 1–6 □ Evidência de rede/configuração, regras de dados, patch e teste de segurança de software</w:t>
+      </w:r>
+      <w:r>
+        <w:t xml:space="preserve"> </w:t>
+      </w:r>
+      <w:r>
+        <w:t xml:space="preserve">□ Semana 3 □ Requisitos 7–12 □ Teste de acesso, revisão de registro, verificação de arquivo, matriz do provedor, mesa incidente</w:t>
+      </w:r>
+      <w:r>
+        <w:t xml:space="preserve"> </w:t>
+      </w:r>
+      <w:r>
+        <w:t xml:space="preserve">• Semana 4 • Ferramentas, portfólio, relatórios, entrevista</w:t>
+      </w:r>
+    </w:p>
+    <w:bookmarkEnd w:id="125"/>
+    <w:bookmarkEnd w:id="126"/>
+    <w:bookmarkStart w:id="127" w:name="preparação-da-entrevista"/>
+    <w:p>
+      <w:pPr>
+        <w:pStyle w:val="Heading1"/>
+      </w:pPr>
+      <w:r>
+        <w:t xml:space="preserve">24. Preparação da entrevista</w:t>
+      </w:r>
+    </w:p>
+    <w:p>
+      <w:pPr>
         <w:pStyle w:val="Compact"/>
-      </w:pPr>
-      <w:r>
-        <w:t xml:space="preserve">Um mês realista de leitura oficial, provas práticas e preparação de entrevista.*</w:t>
-      </w:r>
-    </w:p>
-    <w:bookmarkStart w:id="136" w:name="semana-foco-saída-exigida"/>
-    <w:p>
-      <w:pPr>
-        <w:pStyle w:val="Heading2"/>
-      </w:pPr>
-      <w:r>
-        <w:t xml:space="preserve">*Semana</w:t>
-      </w:r>
-      <w:r>
-        <w:rPr>
-          <w:bCs/>
-          <w:b/>
-        </w:rPr>
-        <w:t xml:space="preserve"> </w:t>
-      </w:r>
-      <w:r>
-        <w:t xml:space="preserve"> </w:t>
-      </w:r>
-      <w:r>
-        <w:t xml:space="preserve">Foco</w:t>
-      </w:r>
-      <w:r>
-        <w:rPr>
-          <w:bCs/>
-          <w:b/>
-        </w:rPr>
-        <w:t xml:space="preserve"> </w:t>
-      </w:r>
-      <w:r>
-        <w:t xml:space="preserve"> </w:t>
-      </w:r>
-      <w:r>
-        <w:t xml:space="preserve">Saída exigida**</w:t>
-      </w:r>
-    </w:p>
-    <w:p>
-      <w:pPr>
-        <w:pStyle w:val="FirstParagraph"/>
-      </w:pPr>
-      <w:r>
-        <w:t xml:space="preserve">□ Semana 1 • Fundações, dados de conta, escopo, segmentação, validação</w:t>
-      </w:r>
-      <w:r>
-        <w:t xml:space="preserve"> </w:t>
-      </w:r>
-      <w:r>
-        <w:t xml:space="preserve">. Semana 2 . 1–6 □ Evidência de rede/configuração, regras de dados, patch e teste de segurança de software</w:t>
-      </w:r>
-      <w:r>
-        <w:t xml:space="preserve"> </w:t>
-      </w:r>
-      <w:r>
-        <w:t xml:space="preserve">□ Semana 3 □ Requisitos 7–12 □ Teste de acesso, revisão de registro, verificação de arquivo, matriz do provedor, mesa incidente</w:t>
-      </w:r>
-      <w:r>
-        <w:t xml:space="preserve"> </w:t>
-      </w:r>
-      <w:r>
-        <w:t xml:space="preserve">• Semana 4 • Ferramentas, portfólio, relatórios, entrevista</w:t>
-      </w:r>
-    </w:p>
-    <w:bookmarkEnd w:id="136"/>
-    <w:bookmarkEnd w:id="137"/>
-    <w:bookmarkStart w:id="138" w:name="preparação-da-entrevista"/>
-    <w:p>
-      <w:pPr>
-        <w:pStyle w:val="Heading1"/>
-      </w:pPr>
-      <w:r>
-        <w:t xml:space="preserve">24. Preparação da entrevista</w:t>
-      </w:r>
-    </w:p>
-    <w:p>
-      <w:pPr>
         <w:numPr>
           <w:ilvl w:val="0"/>
           <w:numId w:val="1022"/>
         </w:numPr>
+      </w:pPr>
+      <w:r>
+        <w:t xml:space="preserve">Respostas curtas e precisas para analistas e gerentes júnior.*</w:t>
+      </w:r>
+    </w:p>
+    <w:bookmarkEnd w:id="127"/>
+    <w:bookmarkStart w:id="128" w:name="qual-é-a-versão-atual-do-pci-dss"/>
+    <w:p>
+      <w:pPr>
+        <w:pStyle w:val="Heading1"/>
+      </w:pPr>
+      <w:r>
+        <w:t xml:space="preserve"># Qual é a versão atual do PCI DSS?</w:t>
+      </w:r>
+    </w:p>
+    <w:p>
+      <w:pPr>
+        <w:pStyle w:val="FirstParagraph"/>
+      </w:pPr>
+      <w:r>
+        <w:t xml:space="preserve">PCI DSS v4.01. Foi publicado em junho de 2024 como uma revisão limitada. PCI DSS v4.0 se aposentou no final de 2024, e futuras exigências v4.x tornou-se eficaz 31 de março de 2025.</w:t>
+      </w:r>
+    </w:p>
+    <w:bookmarkEnd w:id="128"/>
+    <w:bookmarkStart w:id="129" w:name="o-que-é-o-cde"/>
+    <w:p>
+      <w:pPr>
+        <w:pStyle w:val="Heading1"/>
+      </w:pPr>
+      <w:r>
+        <w:t xml:space="preserve"># O que é o CDE?</w:t>
+      </w:r>
+    </w:p>
+    <w:p>
+      <w:pPr>
+        <w:pStyle w:val="FirstParagraph"/>
+      </w:pPr>
+      <w:r>
+        <w:t xml:space="preserve">As pessoas, processos e tecnologias que armazenam, processam ou transmitem dados do titular do cartão ou dados de autenticação sensíveis, além de sistemas relevantes que se conectam ou podem afetar sua segurança.</w:t>
+      </w:r>
+    </w:p>
+    <w:bookmarkEnd w:id="129"/>
+    <w:bookmarkStart w:id="130" w:name="o-que-é-pan"/>
+    <w:p>
+      <w:pPr>
+        <w:pStyle w:val="Heading1"/>
+      </w:pPr>
+      <w:r>
+        <w:t xml:space="preserve"># O que é PAN?</w:t>
+      </w:r>
+    </w:p>
+    <w:p>
+      <w:pPr>
+        <w:pStyle w:val="FirstParagraph"/>
+      </w:pPr>
+      <w:r>
+        <w:t xml:space="preserve">O número da conta primária. Sua presença é central para a aplicabilidade do PCI DSS.</w:t>
+      </w:r>
+    </w:p>
+    <w:bookmarkEnd w:id="130"/>
+    <w:bookmarkStart w:id="131" w:name="X30a2e797a747ecc4a45f9f479d947682531f32f"/>
+    <w:p>
+      <w:pPr>
+        <w:pStyle w:val="Heading1"/>
+      </w:pPr>
+      <w:r>
+        <w:t xml:space="preserve"># # Os dados de autenticação sensíveis podem ser armazenados se criptografados?</w:t>
+      </w:r>
+    </w:p>
+    <w:p>
+      <w:pPr>
+        <w:pStyle w:val="FirstParagraph"/>
+      </w:pPr>
+      <w:r>
+        <w:t xml:space="preserve">Não após autorização, exceto quando PCI DSS expressamente permite o uso de determinado emissor ou suporte de emissão.</w:t>
+      </w:r>
+    </w:p>
+    <w:bookmarkEnd w:id="131"/>
+    <w:bookmarkStart w:id="132" w:name="o-que-é-segmentação"/>
+    <w:p>
+      <w:pPr>
+        <w:pStyle w:val="Heading1"/>
+      </w:pPr>
+      <w:r>
+        <w:t xml:space="preserve"># O que é segmentação?</w:t>
+      </w:r>
+    </w:p>
+    <w:p>
+      <w:pPr>
+        <w:pStyle w:val="FirstParagraph"/>
+      </w:pPr>
+      <w:r>
+        <w:t xml:space="preserve">Controles que isolam o CDE. Reduz o escopo apenas quando o design e a eficácia são documentados e testados.</w:t>
+      </w:r>
+    </w:p>
+    <w:bookmarkEnd w:id="132"/>
+    <w:bookmarkStart w:id="133" w:name="abordagem-definida-versus-personalizada"/>
+    <w:p>
+      <w:pPr>
+        <w:pStyle w:val="Heading1"/>
+      </w:pPr>
+      <w:r>
+        <w:t xml:space="preserve"># Abordagem definida versus personalizada?</w:t>
+      </w:r>
+    </w:p>
+    <w:p>
+      <w:pPr>
+        <w:pStyle w:val="FirstParagraph"/>
+      </w:pPr>
+      <w:r>
+        <w:t xml:space="preserve">A abordagem definida segue o requisito estabelecido. Uma abordagem personalizada usa outro projeto de controle que atenda ao objetivo personalizado e requer amplo risco, design, evidência e validação do avaliador.</w:t>
+      </w:r>
+    </w:p>
+    <w:bookmarkEnd w:id="133"/>
+    <w:bookmarkStart w:id="134" w:name="X16541cc4643fcf65fcc92b0e612e204aae29fbb"/>
+    <w:p>
+      <w:pPr>
+        <w:pStyle w:val="Heading1"/>
+      </w:pPr>
+      <w:r>
+        <w:t xml:space="preserve"># Uma varredura de código aberto substitui a varredura ASV?</w:t>
+      </w:r>
+    </w:p>
+    <w:p>
+      <w:pPr>
+        <w:pStyle w:val="FirstParagraph"/>
+      </w:pPr>
+      <w:r>
+        <w:t xml:space="preserve">Não. Exames de vulnerabilidade externa necessários devem ser realizados através de um Fornecedor de digitalização aprovado e atender aos requisitos do programa.</w:t>
+      </w:r>
+    </w:p>
+    <w:bookmarkEnd w:id="134"/>
+    <w:bookmarkStart w:id="135" w:name="como-você-verifica-uma-exigência"/>
+    <w:p>
+      <w:pPr>
+        <w:pStyle w:val="Heading1"/>
+      </w:pPr>
+      <w:r>
+        <w:t xml:space="preserve"># Como você verifica uma exigência?</w:t>
+      </w:r>
+    </w:p>
+    <w:p>
+      <w:pPr>
+        <w:pStyle w:val="FirstParagraph"/>
+      </w:pPr>
+      <w:r>
+        <w:t xml:space="preserve">Defina critérios e escopo, avalie o desenho, obtenha uma população completa, teste itens representativos, exceções de registro, remediar, reteste e limitações de estado.</w:t>
+      </w:r>
+    </w:p>
+    <w:bookmarkEnd w:id="135"/>
+    <w:bookmarkStart w:id="136" w:name="X59a1bc5a996ea4a30e38ac373b3641688448aa5"/>
+    <w:p>
+      <w:pPr>
+        <w:pStyle w:val="Heading1"/>
+      </w:pPr>
+      <w:r>
+        <w:t xml:space="preserve"># Quem determina o nível de validação de um comerciante?</w:t>
+      </w:r>
+    </w:p>
+    <w:p>
+      <w:pPr>
+        <w:pStyle w:val="FirstParagraph"/>
+      </w:pPr>
+      <w:r>
+        <w:t xml:space="preserve">Marcas de pagamento e adquirentes estabelecem programas de conformidade e expectativas de validação; contratos e clientes podem adicionar requisitos.</w:t>
+      </w:r>
+    </w:p>
+    <w:bookmarkEnd w:id="136"/>
+    <w:bookmarkStart w:id="137" w:name="o-que-mudou-para-o-comércio-eletrônico"/>
+    <w:p>
+      <w:pPr>
+        <w:pStyle w:val="Heading1"/>
+      </w:pPr>
+      <w:r>
+        <w:t xml:space="preserve"># O que mudou para o comércio eletrônico?</w:t>
+      </w:r>
+    </w:p>
+    <w:p>
+      <w:pPr>
+        <w:pStyle w:val="FirstParagraph"/>
+      </w:pPr>
+      <w:r>
+        <w:t xml:space="preserve">Os requisitos 6.4.3 e 11.6.1 exigem uma governança mais forte dos scripts de página de pagamento e detecção de alterações não autorizadas em páginas e cabeçalhos relevantes.</w:t>
+      </w:r>
+    </w:p>
+    <w:p>
+      <w:pPr>
+        <w:pStyle w:val="BodyText"/>
+      </w:pPr>
+      <w:r>
+        <w:t xml:space="preserve">Resposta de 60 segundos do gerente:** Começo com canais de pagamento e fluxos de dados de conta, defino o verdadeiro CDE e sistemas que podem afetá-lo, confirmo o caminho correto de validação, atribuo propriedade do requisito e necessito de provas operacionais completas. Minimizamos os dados, controlamos o acesso e os fornecedores, protegemos as páginas de pagamento, escaneamos e testamos de acordo com as regras do PCI, corrigimos e retestemos os achados e aumentamos os incidentes rapidamente. As ferramentas suportam o trabalho, mas o escopo, a evidência, o julgamento do avaliador e a responsabilização da gestão determinam se as conclusões são confiáveis. □</w:t>
+      </w:r>
+      <w:r>
+        <w:t xml:space="preserve"> </w:t>
+      </w:r>
+      <w:r>
+        <w:t xml:space="preserve">□——————————————————————————————————————————————————————————————————————————————————————————————————————————————————————————————————————————————————————————————————————————————————————————————————————————————————————————————————————————————————————————————————————————–</w:t>
+      </w:r>
+    </w:p>
+    <w:bookmarkEnd w:id="137"/>
+    <w:bookmarkStart w:id="138" w:name="modelos-glossário-e-índice"/>
+    <w:p>
+      <w:pPr>
+        <w:pStyle w:val="Heading1"/>
+      </w:pPr>
+      <w:r>
+        <w:t xml:space="preserve">25. Modelos, Glossário e Índice</w:t>
+      </w:r>
+    </w:p>
+    <w:p>
+      <w:pPr>
         <w:pStyle w:val="Compact"/>
-      </w:pPr>
-      <w:r>
-        <w:t xml:space="preserve">Respostas curtas e precisas para analistas e gerentes júnior.*</w:t>
-      </w:r>
-    </w:p>
-    <w:bookmarkEnd w:id="138"/>
-    <w:bookmarkStart w:id="139" w:name="qual-é-a-versão-atual-do-pci-dss"/>
-    <w:p>
-      <w:pPr>
-        <w:pStyle w:val="Heading1"/>
-      </w:pPr>
-      <w:r>
-        <w:t xml:space="preserve"># Qual é a versão atual do PCI DSS?</w:t>
-      </w:r>
-    </w:p>
-    <w:p>
-      <w:pPr>
-        <w:pStyle w:val="FirstParagraph"/>
-      </w:pPr>
-      <w:r>
-        <w:t xml:space="preserve">PCI DSS v4.01. Foi publicado em junho de 2024 como uma revisão limitada. PCI DSS v4.0 se aposentou no final de 2024, e futuras exigências v4.x tornou-se eficaz 31 de março de 2025.</w:t>
-      </w:r>
-    </w:p>
-    <w:bookmarkEnd w:id="139"/>
-    <w:bookmarkStart w:id="140" w:name="o-que-é-o-cde"/>
-    <w:p>
-      <w:pPr>
-        <w:pStyle w:val="Heading1"/>
-      </w:pPr>
-      <w:r>
-        <w:t xml:space="preserve"># O que é o CDE?</w:t>
-      </w:r>
-    </w:p>
-    <w:p>
-      <w:pPr>
-        <w:pStyle w:val="FirstParagraph"/>
-      </w:pPr>
-      <w:r>
-        <w:t xml:space="preserve">As pessoas, processos e tecnologias que armazenam, processam ou transmitem dados do titular do cartão ou dados de autenticação sensíveis, além de sistemas relevantes que se conectam ou podem afetar sua segurança.</w:t>
-      </w:r>
-    </w:p>
-    <w:bookmarkEnd w:id="140"/>
-    <w:bookmarkStart w:id="141" w:name="o-que-é-pan"/>
-    <w:p>
-      <w:pPr>
-        <w:pStyle w:val="Heading1"/>
-      </w:pPr>
-      <w:r>
-        <w:t xml:space="preserve"># O que é PAN?</w:t>
-      </w:r>
-    </w:p>
-    <w:p>
-      <w:pPr>
-        <w:pStyle w:val="FirstParagraph"/>
-      </w:pPr>
-      <w:r>
-        <w:t xml:space="preserve">O número da conta primária. Sua presença é central para a aplicabilidade do PCI DSS.</w:t>
-      </w:r>
-    </w:p>
-    <w:bookmarkEnd w:id="141"/>
-    <w:bookmarkStart w:id="142" w:name="X30a2e797a747ecc4a45f9f479d947682531f32f"/>
-    <w:p>
-      <w:pPr>
-        <w:pStyle w:val="Heading1"/>
-      </w:pPr>
-      <w:r>
-        <w:t xml:space="preserve"># # Os dados de autenticação sensíveis podem ser armazenados se criptografados?</w:t>
-      </w:r>
-    </w:p>
-    <w:p>
-      <w:pPr>
-        <w:pStyle w:val="FirstParagraph"/>
-      </w:pPr>
-      <w:r>
-        <w:t xml:space="preserve">Não após autorização, exceto quando PCI DSS expressamente permite o uso de determinado emissor ou suporte de emissão.</w:t>
-      </w:r>
-    </w:p>
-    <w:bookmarkEnd w:id="142"/>
-    <w:bookmarkStart w:id="143" w:name="o-que-é-segmentação"/>
-    <w:p>
-      <w:pPr>
-        <w:pStyle w:val="Heading1"/>
-      </w:pPr>
-      <w:r>
-        <w:t xml:space="preserve"># O que é segmentação?</w:t>
-      </w:r>
-    </w:p>
-    <w:p>
-      <w:pPr>
-        <w:pStyle w:val="FirstParagraph"/>
-      </w:pPr>
-      <w:r>
-        <w:t xml:space="preserve">Controles que isolam o CDE. Reduz o escopo apenas quando o design e a eficácia são documentados e testados.</w:t>
-      </w:r>
-    </w:p>
-    <w:bookmarkEnd w:id="143"/>
-    <w:bookmarkStart w:id="144" w:name="abordagem-definida-versus-personalizada"/>
-    <w:p>
-      <w:pPr>
-        <w:pStyle w:val="Heading1"/>
-      </w:pPr>
-      <w:r>
-        <w:t xml:space="preserve"># Abordagem definida versus personalizada?</w:t>
-      </w:r>
-    </w:p>
-    <w:p>
-      <w:pPr>
-        <w:pStyle w:val="FirstParagraph"/>
-      </w:pPr>
-      <w:r>
-        <w:t xml:space="preserve">A abordagem definida segue o requisito estabelecido. Uma abordagem personalizada usa outro projeto de controle que atenda ao objetivo personalizado e requer amplo risco, design, evidência e validação do avaliador.</w:t>
-      </w:r>
-    </w:p>
-    <w:bookmarkEnd w:id="144"/>
-    <w:bookmarkStart w:id="145" w:name="X16541cc4643fcf65fcc92b0e612e204aae29fbb"/>
-    <w:p>
-      <w:pPr>
-        <w:pStyle w:val="Heading1"/>
-      </w:pPr>
-      <w:r>
-        <w:t xml:space="preserve"># Uma varredura de código aberto substitui a varredura ASV?</w:t>
-      </w:r>
-    </w:p>
-    <w:p>
-      <w:pPr>
-        <w:pStyle w:val="FirstParagraph"/>
-      </w:pPr>
-      <w:r>
-        <w:t xml:space="preserve">Não. Exames de vulnerabilidade externa necessários devem ser realizados através de um Fornecedor de digitalização aprovado e atender aos requisitos do programa.</w:t>
-      </w:r>
-    </w:p>
-    <w:bookmarkEnd w:id="145"/>
-    <w:bookmarkStart w:id="146" w:name="como-você-verifica-uma-exigência"/>
-    <w:p>
-      <w:pPr>
-        <w:pStyle w:val="Heading1"/>
-      </w:pPr>
-      <w:r>
-        <w:t xml:space="preserve"># Como você verifica uma exigência?</w:t>
-      </w:r>
-    </w:p>
-    <w:p>
-      <w:pPr>
-        <w:pStyle w:val="FirstParagraph"/>
-      </w:pPr>
-      <w:r>
-        <w:t xml:space="preserve">Defina critérios e escopo, avalie o desenho, obtenha uma população completa, teste itens representativos, exceções de registro, remediar, reteste e limitações de estado.</w:t>
-      </w:r>
-    </w:p>
-    <w:bookmarkEnd w:id="146"/>
-    <w:bookmarkStart w:id="147" w:name="X59a1bc5a996ea4a30e38ac373b3641688448aa5"/>
-    <w:p>
-      <w:pPr>
-        <w:pStyle w:val="Heading1"/>
-      </w:pPr>
-      <w:r>
-        <w:t xml:space="preserve"># Quem determina o nível de validação de um comerciante?</w:t>
-      </w:r>
-    </w:p>
-    <w:p>
-      <w:pPr>
-        <w:pStyle w:val="FirstParagraph"/>
-      </w:pPr>
-      <w:r>
-        <w:t xml:space="preserve">Marcas de pagamento e adquirentes estabelecem programas de conformidade e expectativas de validação; contratos e clientes podem adicionar requisitos.</w:t>
-      </w:r>
-    </w:p>
-    <w:bookmarkEnd w:id="147"/>
-    <w:bookmarkStart w:id="148" w:name="o-que-mudou-para-o-comércio-eletrônico"/>
-    <w:p>
-      <w:pPr>
-        <w:pStyle w:val="Heading1"/>
-      </w:pPr>
-      <w:r>
-        <w:t xml:space="preserve"># O que mudou para o comércio eletrônico?</w:t>
-      </w:r>
-    </w:p>
-    <w:p>
-      <w:pPr>
-        <w:pStyle w:val="FirstParagraph"/>
-      </w:pPr>
-      <w:r>
-        <w:t xml:space="preserve">Os requisitos 6.4.3 e 11.6.1 exigem uma governança mais forte dos scripts de página de pagamento e detecção de alterações não autorizadas em páginas e cabeçalhos relevantes.</w:t>
-      </w:r>
-    </w:p>
-    <w:p>
-      <w:pPr>
-        <w:pStyle w:val="BodyText"/>
-      </w:pPr>
-      <w:r>
-        <w:t xml:space="preserve">Resposta de 60 segundos do gerente:** Começo com canais de pagamento e fluxos de dados de conta, defino o verdadeiro CDE e sistemas que podem afetá-lo, confirmo o caminho correto de validação, atribuo propriedade do requisito e necessito de provas operacionais completas. Minimizamos os dados, controlamos o acesso e os fornecedores, protegemos as páginas de pagamento, escaneamos e testamos de acordo com as regras do PCI, corrigimos e retestemos os achados e aumentamos os incidentes rapidamente. As ferramentas suportam o trabalho, mas o escopo, a evidência, o julgamento do avaliador e a responsabilização da gestão determinam se as conclusões são confiáveis. □</w:t>
-      </w:r>
-      <w:r>
-        <w:t xml:space="preserve"> </w:t>
-      </w:r>
-      <w:r>
-        <w:t xml:space="preserve">□——————————————————————————————————————————————————————————————————————————————————————————————————————————————————————————————————————————————————————————————————————————————————————————————————————————————————————————————————————————————————————————————————————————–</w:t>
-      </w:r>
-    </w:p>
-    <w:bookmarkEnd w:id="148"/>
-    <w:bookmarkStart w:id="149" w:name="modelos-glossário-e-índice"/>
-    <w:p>
-      <w:pPr>
-        <w:pStyle w:val="Heading1"/>
-      </w:pPr>
-      <w:r>
-        <w:t xml:space="preserve">25. Modelos, Glossário e Índice</w:t>
-      </w:r>
-    </w:p>
-    <w:p>
-      <w:pPr>
         <w:numPr>
           <w:ilvl w:val="0"/>
           <w:numId w:val="1023"/>
         </w:numPr>
-        <w:pStyle w:val="Compact"/>
       </w:pPr>
       <w:r>
         <w:t xml:space="preserve">Estruturas reutilizáveis e definições simples.*</w:t>
       </w:r>
     </w:p>
-    <w:bookmarkEnd w:id="149"/>
-    <w:bookmarkStart w:id="150" w:name="registro-de-alcance"/>
+    <w:bookmarkEnd w:id="138"/>
+    <w:bookmarkStart w:id="139" w:name="registro-de-alcance"/>
     <w:p>
       <w:pPr>
         <w:pStyle w:val="Heading1"/>
@@ -6006,8 +5980,8 @@
         <w:t xml:space="preserve">Alterações, pressupostos, exclusões, limitações, data de validação, aprovante e próxima revisão</w:t>
       </w:r>
     </w:p>
-    <w:bookmarkEnd w:id="150"/>
-    <w:bookmarkStart w:id="151" w:name="registro-de-evidência-de-exigência"/>
+    <w:bookmarkEnd w:id="139"/>
+    <w:bookmarkStart w:id="140" w:name="registro-de-evidência-de-exigência"/>
     <w:p>
       <w:pPr>
         <w:pStyle w:val="Heading1"/>
@@ -6093,8 +6067,8 @@
         <w:t xml:space="preserve">Reteste, conclusão, revisor, aprovação e limitação</w:t>
       </w:r>
     </w:p>
-    <w:bookmarkEnd w:id="151"/>
-    <w:bookmarkStart w:id="152" w:name="glossário"/>
+    <w:bookmarkEnd w:id="140"/>
+    <w:bookmarkStart w:id="141" w:name="glossário"/>
     <w:p>
       <w:pPr>
         <w:pStyle w:val="Heading1"/>
@@ -6109,8 +6083,8 @@
       </w:pPr>
       <w:r>
         <w:rPr>
+          <w:b/>
           <w:bCs/>
-          <w:b/>
         </w:rPr>
         <w:t xml:space="preserve">AOC.</w:t>
       </w:r>
@@ -6151,58 +6125,58 @@
       </w:pPr>
       <w:r>
         <w:rPr>
+          <w:b/>
           <w:bCs/>
-          <w:b/>
         </w:rPr>
         <w:t xml:space="preserve">Compensação do controlo.</w:t>
       </w:r>
       <w:r>
         <w:rPr>
+          <w:b/>
           <w:bCs/>
+        </w:rPr>
+        <w:t xml:space="preserve"> </w:t>
+      </w:r>
+      <w:r>
+        <w:t xml:space="preserve"> </w:t>
+      </w:r>
+      <w:r>
+        <w:t xml:space="preserve">Uma alternativa documentada utilizada quando uma restrição legítima impede o cumprimento de um requisito definido, protegendo simultaneamente o objetivo do requisito.</w:t>
+      </w:r>
+    </w:p>
+    <w:p>
+      <w:pPr>
+        <w:pStyle w:val="BodyText"/>
+      </w:pPr>
+      <w:r>
+        <w:rPr>
           <w:b/>
-        </w:rPr>
-        <w:t xml:space="preserve"> </w:t>
-      </w:r>
-      <w:r>
-        <w:t xml:space="preserve"> </w:t>
-      </w:r>
-      <w:r>
-        <w:t xml:space="preserve">Uma alternativa documentada utilizada quando uma restrição legítima impede o cumprimento de um requisito definido, protegendo simultaneamente o objetivo do requisito.</w:t>
-      </w:r>
-    </w:p>
-    <w:p>
-      <w:pPr>
-        <w:pStyle w:val="BodyText"/>
-      </w:pPr>
-      <w:r>
-        <w:rPr>
           <w:bCs/>
-          <w:b/>
         </w:rPr>
         <w:t xml:space="preserve">Abordagem personalizada.</w:t>
       </w:r>
       <w:r>
         <w:rPr>
+          <w:b/>
           <w:bCs/>
+        </w:rPr>
+        <w:t xml:space="preserve"> </w:t>
+      </w:r>
+      <w:r>
+        <w:t xml:space="preserve"> </w:t>
+      </w:r>
+      <w:r>
+        <w:t xml:space="preserve">Uma abordagem de controle projetada por entidade que atenda a um objetivo personalizado PCI DSS e requer documentação e validação adicionais.</w:t>
+      </w:r>
+    </w:p>
+    <w:p>
+      <w:pPr>
+        <w:pStyle w:val="BodyText"/>
+      </w:pPr>
+      <w:r>
+        <w:rPr>
           <w:b/>
-        </w:rPr>
-        <w:t xml:space="preserve"> </w:t>
-      </w:r>
-      <w:r>
-        <w:t xml:space="preserve"> </w:t>
-      </w:r>
-      <w:r>
-        <w:t xml:space="preserve">Uma abordagem de controle projetada por entidade que atenda a um objetivo personalizado PCI DSS e requer documentação e validação adicionais.</w:t>
-      </w:r>
-    </w:p>
-    <w:p>
-      <w:pPr>
-        <w:pStyle w:val="BodyText"/>
-      </w:pPr>
-      <w:r>
-        <w:rPr>
           <w:bCs/>
-          <w:b/>
         </w:rPr>
         <w:t xml:space="preserve">PAN.</w:t>
       </w:r>
@@ -6219,8 +6193,8 @@
       </w:pPr>
       <w:r>
         <w:rPr>
+          <w:b/>
           <w:bCs/>
-          <w:b/>
         </w:rPr>
         <w:t xml:space="preserve">QSA.</w:t>
       </w:r>
@@ -6237,8 +6211,8 @@
       </w:pPr>
       <w:r>
         <w:rPr>
+          <w:b/>
           <w:bCs/>
-          <w:b/>
         </w:rPr>
         <w:t xml:space="preserve">ROC.</w:t>
       </w:r>
@@ -6287,8 +6261,8 @@
       </w:pPr>
       <w:r>
         <w:rPr>
+          <w:b/>
           <w:bCs/>
-          <w:b/>
         </w:rPr>
         <w:t xml:space="preserve">TPSP.</w:t>
       </w:r>
@@ -6299,8 +6273,8 @@
         <w:t xml:space="preserve">Prestador de serviços de terceiros.</w:t>
       </w:r>
     </w:p>
-    <w:bookmarkEnd w:id="152"/>
-    <w:bookmarkStart w:id="154" w:name="índice-de-assunto"/>
+    <w:bookmarkEnd w:id="141"/>
+    <w:bookmarkStart w:id="143" w:name="índice-de-assunto"/>
     <w:p>
       <w:pPr>
         <w:pStyle w:val="Heading1"/>
@@ -6309,7 +6283,7 @@
         <w:t xml:space="preserve"># 25.4 Índice de assunto</w:t>
       </w:r>
     </w:p>
-    <w:bookmarkStart w:id="153" w:name="capítulos"/>
+    <w:bookmarkStart w:id="142" w:name="capítulos"/>
     <w:p>
       <w:pPr>
         <w:pStyle w:val="Heading2"/>
@@ -6386,9 +6360,9 @@
         <w:t xml:space="preserve">A registar-se 15, 18-19</w:t>
       </w:r>
     </w:p>
-    <w:bookmarkEnd w:id="153"/>
-    <w:bookmarkEnd w:id="154"/>
-    <w:bookmarkStart w:id="162" w:name="referências-oficiais-e-estudo-adicional"/>
+    <w:bookmarkEnd w:id="142"/>
+    <w:bookmarkEnd w:id="143"/>
+    <w:bookmarkStart w:id="151" w:name="referências-oficiais-e-estudo-adicional"/>
     <w:p>
       <w:pPr>
         <w:pStyle w:val="Heading1"/>
@@ -6399,11 +6373,11 @@
     </w:p>
     <w:p>
       <w:pPr>
+        <w:pStyle w:val="Compact"/>
         <w:numPr>
           <w:ilvl w:val="0"/>
           <w:numId w:val="1026"/>
         </w:numPr>
-        <w:pStyle w:val="Compact"/>
       </w:pPr>
       <w:r>
         <w:t xml:space="preserve">Fontes atuais do PCI SSC e documentação oficial da ferramenta usada para verificação.*</w:t>
@@ -6413,20 +6387,20 @@
       <w:pPr>
         <w:pStyle w:val="FirstParagraph"/>
       </w:pPr>
-      <w:hyperlink r:id="rId155">
-        <w:r>
-          <w:rPr>
-            <w:rStyle w:val="Hyperlink"/>
-          </w:rPr>
-          <w:t xml:space="preserve">PCI SSC Document Library</w:t>
-        </w:r>
-      </w:hyperlink>
-    </w:p>
-    <w:p>
-      <w:pPr>
-        <w:pStyle w:val="BodyText"/>
-      </w:pPr>
-      <w:hyperlink r:id="rId156">
+      <w:hyperlink r:id="rId144">
+        <w:r>
+          <w:rPr>
+            <w:rStyle w:val="Hyperlink"/>
+          </w:rPr>
+          <w:t xml:space="preserve">Biblioteca de documentos do PCI SSC</w:t>
+        </w:r>
+      </w:hyperlink>
+    </w:p>
+    <w:p>
+      <w:pPr>
+        <w:pStyle w:val="BodyText"/>
+      </w:pPr>
+      <w:hyperlink r:id="rId145">
         <w:r>
           <w:rPr>
             <w:rStyle w:val="Hyperlink"/>
@@ -6439,7 +6413,7 @@
       <w:pPr>
         <w:pStyle w:val="BodyText"/>
       </w:pPr>
-      <w:hyperlink r:id="rId157">
+      <w:hyperlink r:id="rId146">
         <w:r>
           <w:rPr>
             <w:rStyle w:val="Hyperlink"/>
@@ -6452,7 +6426,7 @@
       <w:pPr>
         <w:pStyle w:val="BodyText"/>
       </w:pPr>
-      <w:hyperlink r:id="rId158">
+      <w:hyperlink r:id="rId147">
         <w:r>
           <w:rPr>
             <w:rStyle w:val="Hyperlink"/>
@@ -6476,7 +6450,7 @@
       <w:pPr>
         <w:pStyle w:val="BodyText"/>
       </w:pPr>
-      <w:hyperlink r:id="rId159">
+      <w:hyperlink r:id="rId148">
         <w:r>
           <w:rPr>
             <w:rStyle w:val="Hyperlink"/>
@@ -6489,7 +6463,7 @@
       <w:pPr>
         <w:pStyle w:val="BodyText"/>
       </w:pPr>
-      <w:hyperlink r:id="rId160">
+      <w:hyperlink r:id="rId149">
         <w:r>
           <w:rPr>
             <w:rStyle w:val="Hyperlink"/>
@@ -6502,7 +6476,7 @@
       <w:pPr>
         <w:pStyle w:val="BodyText"/>
       </w:pPr>
-      <w:hyperlink r:id="rId161">
+      <w:hyperlink r:id="rId150">
         <w:r>
           <w:rPr>
             <w:rStyle w:val="Hyperlink"/>
@@ -6525,8 +6499,12 @@
         <w:t xml:space="preserve">□——————————————————————————————————————————————————————————————————————————————————————————————————————</w:t>
       </w:r>
     </w:p>
-    <w:bookmarkEnd w:id="162"/>
-    <w:sectPr/>
+    <w:bookmarkEnd w:id="151"/>
+    <w:sectPr>
+      <w:footnotePr>
+        <w:numRestart w:val="eachSect"/>
+      </w:footnotePr>
+    </w:sectPr>
   </w:body>
 </w:document>
 </file>
@@ -6557,14 +6535,14 @@
 <file path=word/numbering.xml><?xml version="1.0" encoding="utf-8"?>
 <w:numbering xmlns:w="http://schemas.openxmlformats.org/wordprocessingml/2006/main">
   <w:abstractNum w:abstractNumId="990">
-    <w:nsid w:val="A990"/>
+    <w:nsid w:val="0000A990"/>
     <w:multiLevelType w:val="multilevel"/>
     <w:lvl w:ilvl="0">
       <w:numFmt w:val="bullet"/>
       <w:lvlText w:val=" "/>
       <w:lvlJc w:val="left"/>
       <w:pPr>
-        <w:ind w:left="720" w:hanging="480"/>
+        <w:ind w:left="720" w:hanging="360"/>
       </w:pPr>
     </w:lvl>
     <w:lvl w:ilvl="1">
@@ -6572,7 +6550,7 @@
       <w:lvlText w:val=" "/>
       <w:lvlJc w:val="left"/>
       <w:pPr>
-        <w:ind w:left="1440" w:hanging="480"/>
+        <w:ind w:left="1440" w:hanging="360"/>
       </w:pPr>
     </w:lvl>
     <w:lvl w:ilvl="2">
@@ -6580,7 +6558,7 @@
       <w:lvlText w:val=" "/>
       <w:lvlJc w:val="left"/>
       <w:pPr>
-        <w:ind w:left="2160" w:hanging="480"/>
+        <w:ind w:left="2160" w:hanging="360"/>
       </w:pPr>
     </w:lvl>
     <w:lvl w:ilvl="3">
@@ -6588,7 +6566,7 @@
       <w:lvlText w:val=" "/>
       <w:lvlJc w:val="left"/>
       <w:pPr>
-        <w:ind w:left="2880" w:hanging="480"/>
+        <w:ind w:left="2880" w:hanging="360"/>
       </w:pPr>
     </w:lvl>
     <w:lvl w:ilvl="4">
@@ -6596,7 +6574,7 @@
       <w:lvlText w:val=" "/>
       <w:lvlJc w:val="left"/>
       <w:pPr>
-        <w:ind w:left="3600" w:hanging="480"/>
+        <w:ind w:left="3600" w:hanging="360"/>
       </w:pPr>
     </w:lvl>
     <w:lvl w:ilvl="5">
@@ -6604,7 +6582,7 @@
       <w:lvlText w:val=" "/>
       <w:lvlJc w:val="left"/>
       <w:pPr>
-        <w:ind w:left="4320" w:hanging="480"/>
+        <w:ind w:left="4320" w:hanging="360"/>
       </w:pPr>
     </w:lvl>
     <w:lvl w:ilvl="6">
@@ -6612,7 +6590,7 @@
       <w:lvlText w:val=" "/>
       <w:lvlJc w:val="left"/>
       <w:pPr>
-        <w:ind w:left="5040" w:hanging="480"/>
+        <w:ind w:left="5040" w:hanging="360"/>
       </w:pPr>
     </w:lvl>
     <w:lvl w:ilvl="7">
@@ -6620,7 +6598,7 @@
       <w:lvlText w:val=" "/>
       <w:lvlJc w:val="left"/>
       <w:pPr>
-        <w:ind w:left="5760" w:hanging="480"/>
+        <w:ind w:left="5760" w:hanging="360"/>
       </w:pPr>
     </w:lvl>
     <w:lvl w:ilvl="8">
@@ -6628,88 +6606,115 @@
       <w:lvlText w:val=" "/>
       <w:lvlJc w:val="left"/>
       <w:pPr>
-        <w:ind w:left="6480" w:hanging="480"/>
+        <w:ind w:left="6480" w:hanging="360"/>
       </w:pPr>
     </w:lvl>
   </w:abstractNum>
   <w:abstractNum w:abstractNumId="991">
-    <w:nsid w:val="A991"/>
+    <w:nsid w:val="0000A991"/>
     <w:multiLevelType w:val="multilevel"/>
     <w:lvl w:ilvl="0">
       <w:numFmt w:val="bullet"/>
-      <w:lvlText w:val="•"/>
+      <w:lvlText w:val=""/>
       <w:lvlJc w:val="left"/>
       <w:pPr>
-        <w:ind w:left="720" w:hanging="480"/>
-      </w:pPr>
+        <w:ind w:left="720" w:hanging="360"/>
+      </w:pPr>
+      <w:rPr>
+        <w:rFonts w:ascii="Symbol" w:hAnsi="Symbol" w:cs="Symbol" w:hint="default"/>
+      </w:rPr>
     </w:lvl>
     <w:lvl w:ilvl="1">
       <w:numFmt w:val="bullet"/>
-      <w:lvlText w:val="–"/>
+      <w:lvlText w:val="o"/>
       <w:lvlJc w:val="left"/>
       <w:pPr>
-        <w:ind w:left="1440" w:hanging="480"/>
-      </w:pPr>
+        <w:ind w:left="1440" w:hanging="360"/>
+      </w:pPr>
+      <w:rPr>
+        <w:rFonts w:ascii="Courier New" w:hAnsi="Courier New" w:cs="Courier New" w:hint="default"/>
+      </w:rPr>
     </w:lvl>
     <w:lvl w:ilvl="2">
       <w:numFmt w:val="bullet"/>
-      <w:lvlText w:val="•"/>
+      <w:lvlText w:val=""/>
       <w:lvlJc w:val="left"/>
       <w:pPr>
-        <w:ind w:left="2160" w:hanging="480"/>
-      </w:pPr>
+        <w:ind w:left="2160" w:hanging="360"/>
+      </w:pPr>
+      <w:rPr>
+        <w:rFonts w:ascii="Wingdings" w:hAnsi="Wingdings" w:cs="Wingdings" w:hint="default"/>
+      </w:rPr>
     </w:lvl>
     <w:lvl w:ilvl="3">
       <w:numFmt w:val="bullet"/>
-      <w:lvlText w:val="–"/>
+      <w:lvlText w:val=""/>
       <w:lvlJc w:val="left"/>
       <w:pPr>
-        <w:ind w:left="2880" w:hanging="480"/>
-      </w:pPr>
+        <w:ind w:left="2880" w:hanging="360"/>
+      </w:pPr>
+      <w:rPr>
+        <w:rFonts w:ascii="Symbol" w:hAnsi="Symbol" w:cs="Symbol" w:hint="default"/>
+      </w:rPr>
     </w:lvl>
     <w:lvl w:ilvl="4">
       <w:numFmt w:val="bullet"/>
-      <w:lvlText w:val="•"/>
+      <w:lvlText w:val="o"/>
       <w:lvlJc w:val="left"/>
       <w:pPr>
-        <w:ind w:left="3600" w:hanging="480"/>
-      </w:pPr>
+        <w:ind w:left="3600" w:hanging="360"/>
+      </w:pPr>
+      <w:rPr>
+        <w:rFonts w:ascii="Courier New" w:hAnsi="Courier New" w:cs="Courier New" w:hint="default"/>
+      </w:rPr>
     </w:lvl>
     <w:lvl w:ilvl="5">
       <w:numFmt w:val="bullet"/>
-      <w:lvlText w:val="–"/>
+      <w:lvlText w:val=""/>
       <w:lvlJc w:val="left"/>
       <w:pPr>
-        <w:ind w:left="4320" w:hanging="480"/>
-      </w:pPr>
+        <w:ind w:left="4320" w:hanging="360"/>
+      </w:pPr>
+      <w:rPr>
+        <w:rFonts w:ascii="Wingdings" w:hAnsi="Wingdings" w:cs="Wingdings" w:hint="default"/>
+      </w:rPr>
     </w:lvl>
     <w:lvl w:ilvl="6">
       <w:numFmt w:val="bullet"/>
-      <w:lvlText w:val="•"/>
+      <w:lvlText w:val=""/>
       <w:lvlJc w:val="left"/>
       <w:pPr>
-        <w:ind w:left="5040" w:hanging="480"/>
-      </w:pPr>
+        <w:ind w:left="5040" w:hanging="360"/>
+      </w:pPr>
+      <w:rPr>
+        <w:rFonts w:ascii="Symbol" w:hAnsi="Symbol" w:cs="Symbol" w:hint="default"/>
+      </w:rPr>
     </w:lvl>
     <w:lvl w:ilvl="7">
       <w:numFmt w:val="bullet"/>
-      <w:lvlText w:val="–"/>
+      <w:lvlText w:val="o"/>
       <w:lvlJc w:val="left"/>
       <w:pPr>
-        <w:ind w:left="5760" w:hanging="480"/>
-      </w:pPr>
+        <w:ind w:left="5760" w:hanging="360"/>
+      </w:pPr>
+      <w:rPr>
+        <w:rFonts w:ascii="Courier New" w:hAnsi="Courier New" w:cs="Courier New" w:hint="default"/>
+      </w:rPr>
     </w:lvl>
     <w:lvl w:ilvl="8">
       <w:numFmt w:val="bullet"/>
-      <w:lvlText w:val="•"/>
+      <w:lvlText w:val=""/>
       <w:lvlJc w:val="left"/>
       <w:pPr>
-        <w:ind w:left="6480" w:hanging="480"/>
-      </w:pPr>
+        <w:ind w:left="6480" w:hanging="360"/>
+      </w:pPr>
+      <w:rPr>
+        <w:rFonts w:ascii="Wingdings" w:hAnsi="Wingdings" w:cs="Wingdings" w:hint="default"/>
+      </w:rPr>
     </w:lvl>
   </w:abstractNum>
   <w:abstractNum w:abstractNumId="99411">
-    <w:nsid w:val="A99411"/>
+    <w:nsid w:val="00A99411"/>
     <w:multiLevelType w:val="multilevel"/>
     <w:lvl w:ilvl="0">
       <w:start w:val="1"/>
@@ -6717,7 +6722,7 @@
       <w:lvlText w:val="%1."/>
       <w:lvlJc w:val="left"/>
       <w:pPr>
-        <w:ind w:left="720" w:hanging="480"/>
+        <w:ind w:left="720" w:hanging="360"/>
       </w:pPr>
     </w:lvl>
     <w:lvl w:ilvl="1">
@@ -6726,7 +6731,7 @@
       <w:lvlText w:val="%2."/>
       <w:lvlJc w:val="left"/>
       <w:pPr>
-        <w:ind w:left="1440" w:hanging="480"/>
+        <w:ind w:left="1440" w:hanging="360"/>
       </w:pPr>
     </w:lvl>
     <w:lvl w:ilvl="2">
@@ -6735,7 +6740,7 @@
       <w:lvlText w:val="%3."/>
       <w:lvlJc w:val="left"/>
       <w:pPr>
-        <w:ind w:left="2160" w:hanging="480"/>
+        <w:ind w:left="2160" w:hanging="360"/>
       </w:pPr>
     </w:lvl>
     <w:lvl w:ilvl="3">
@@ -6744,7 +6749,7 @@
       <w:lvlText w:val="%4."/>
       <w:lvlJc w:val="left"/>
       <w:pPr>
-        <w:ind w:left="2880" w:hanging="480"/>
+        <w:ind w:left="2880" w:hanging="360"/>
       </w:pPr>
     </w:lvl>
     <w:lvl w:ilvl="4">
@@ -6753,7 +6758,7 @@
       <w:lvlText w:val="%5."/>
       <w:lvlJc w:val="left"/>
       <w:pPr>
-        <w:ind w:left="3600" w:hanging="480"/>
+        <w:ind w:left="3600" w:hanging="360"/>
       </w:pPr>
     </w:lvl>
     <w:lvl w:ilvl="5">
@@ -6762,7 +6767,7 @@
       <w:lvlText w:val="%6."/>
       <w:lvlJc w:val="left"/>
       <w:pPr>
-        <w:ind w:left="4320" w:hanging="480"/>
+        <w:ind w:left="4320" w:hanging="360"/>
       </w:pPr>
     </w:lvl>
     <w:lvl w:ilvl="6">
@@ -6771,7 +6776,7 @@
       <w:lvlText w:val="%7."/>
       <w:lvlJc w:val="left"/>
       <w:pPr>
-        <w:ind w:left="5040" w:hanging="480"/>
+        <w:ind w:left="5040" w:hanging="360"/>
       </w:pPr>
     </w:lvl>
     <w:lvl w:ilvl="7">
@@ -6780,7 +6785,7 @@
       <w:lvlText w:val="%8."/>
       <w:lvlJc w:val="left"/>
       <w:pPr>
-        <w:ind w:left="5760" w:hanging="480"/>
+        <w:ind w:left="5760" w:hanging="360"/>
       </w:pPr>
     </w:lvl>
     <w:lvl w:ilvl="8">
@@ -6789,12 +6794,12 @@
       <w:lvlText w:val="%9."/>
       <w:lvlJc w:val="left"/>
       <w:pPr>
-        <w:ind w:left="6480" w:hanging="480"/>
+        <w:ind w:left="6480" w:hanging="360"/>
       </w:pPr>
     </w:lvl>
   </w:abstractNum>
   <w:abstractNum w:abstractNumId="994123">
-    <w:nsid w:val="A994123"/>
+    <w:nsid w:val="0A994123"/>
     <w:multiLevelType w:val="multilevel"/>
     <w:lvl w:ilvl="0">
       <w:start w:val="23"/>
@@ -6802,7 +6807,7 @@
       <w:lvlText w:val="%1."/>
       <w:lvlJc w:val="left"/>
       <w:pPr>
-        <w:ind w:left="720" w:hanging="480"/>
+        <w:ind w:left="720" w:hanging="360"/>
       </w:pPr>
     </w:lvl>
     <w:lvl w:ilvl="1">
@@ -6811,7 +6816,7 @@
       <w:lvlText w:val="%2."/>
       <w:lvlJc w:val="left"/>
       <w:pPr>
-        <w:ind w:left="1440" w:hanging="480"/>
+        <w:ind w:left="1440" w:hanging="360"/>
       </w:pPr>
     </w:lvl>
     <w:lvl w:ilvl="2">
@@ -6820,7 +6825,7 @@
       <w:lvlText w:val="%3."/>
       <w:lvlJc w:val="left"/>
       <w:pPr>
-        <w:ind w:left="2160" w:hanging="480"/>
+        <w:ind w:left="2160" w:hanging="360"/>
       </w:pPr>
     </w:lvl>
     <w:lvl w:ilvl="3">
@@ -6829,7 +6834,7 @@
       <w:lvlText w:val="%4."/>
       <w:lvlJc w:val="left"/>
       <w:pPr>
-        <w:ind w:left="2880" w:hanging="480"/>
+        <w:ind w:left="2880" w:hanging="360"/>
       </w:pPr>
     </w:lvl>
     <w:lvl w:ilvl="4">
@@ -6838,7 +6843,7 @@
       <w:lvlText w:val="%5."/>
       <w:lvlJc w:val="left"/>
       <w:pPr>
-        <w:ind w:left="3600" w:hanging="480"/>
+        <w:ind w:left="3600" w:hanging="360"/>
       </w:pPr>
     </w:lvl>
     <w:lvl w:ilvl="5">
@@ -6847,7 +6852,7 @@
       <w:lvlText w:val="%6."/>
       <w:lvlJc w:val="left"/>
       <w:pPr>
-        <w:ind w:left="4320" w:hanging="480"/>
+        <w:ind w:left="4320" w:hanging="360"/>
       </w:pPr>
     </w:lvl>
     <w:lvl w:ilvl="6">
@@ -6856,7 +6861,7 @@
       <w:lvlText w:val="%7."/>
       <w:lvlJc w:val="left"/>
       <w:pPr>
-        <w:ind w:left="5040" w:hanging="480"/>
+        <w:ind w:left="5040" w:hanging="360"/>
       </w:pPr>
     </w:lvl>
     <w:lvl w:ilvl="7">
@@ -6865,7 +6870,7 @@
       <w:lvlText w:val="%8."/>
       <w:lvlJc w:val="left"/>
       <w:pPr>
-        <w:ind w:left="5760" w:hanging="480"/>
+        <w:ind w:left="5760" w:hanging="360"/>
       </w:pPr>
     </w:lvl>
     <w:lvl w:ilvl="8">
@@ -6874,7 +6879,7 @@
       <w:lvlText w:val="%9."/>
       <w:lvlJc w:val="left"/>
       <w:pPr>
-        <w:ind w:left="6480" w:hanging="480"/>
+        <w:ind w:left="6480" w:hanging="360"/>
       </w:pPr>
     </w:lvl>
   </w:abstractNum>
@@ -7021,10 +7026,10 @@
   <w:docDefaults>
     <w:rPrDefault>
       <w:rPr>
-        <w:rFonts w:asciiTheme="minorHAnsi" w:cstheme="minorBidi" w:eastAsiaTheme="minorHAnsi" w:hAnsiTheme="minorHAnsi"/>
+        <w:rFonts w:asciiTheme="minorHAnsi" w:cstheme="minorBidi" w:eastAsiaTheme="minorEastAsia" w:hAnsiTheme="minorHAnsi"/>
         <w:sz w:val="24"/>
         <w:szCs w:val="24"/>
-        <w:lang w:bidi="ar-SA" w:eastAsia="en-US" w:val="en-US"/>
+        <w:lang w:bidi="ar-SA" w:eastAsia="zh-CN" w:val="en-US"/>
       </w:rPr>
     </w:rPrDefault>
     <w:pPrDefault>
@@ -7042,10 +7047,10 @@
     <w:name w:val="Body Text"/>
     <w:basedOn w:val="Normal"/>
     <w:link w:val="BodyTextChar"/>
+    <w:qFormat/>
     <w:pPr>
       <w:spacing w:after="180" w:before="180"/>
     </w:pPr>
-    <w:qFormat/>
   </w:style>
   <w:style w:customStyle="1" w:styleId="FirstParagraph" w:type="paragraph">
     <w:name w:val="First Paragraph"/>
@@ -7065,57 +7070,94 @@
     <w:name w:val="Title"/>
     <w:basedOn w:val="Normal"/>
     <w:next w:val="BodyText"/>
+    <w:link w:val="TitleChar"/>
+    <w:uiPriority w:val="10"/>
     <w:qFormat/>
+    <w:rsid w:val="00A10FD9"/>
     <w:pPr>
-      <w:keepNext/>
-      <w:keepLines/>
-      <w:spacing w:after="240" w:before="480"/>
+      <w:spacing w:after="80" w:line="240" w:lineRule="auto"/>
+      <w:contextualSpacing/>
       <w:jc w:val="center"/>
     </w:pPr>
     <w:rPr>
       <w:rFonts w:asciiTheme="majorHAnsi" w:cstheme="majorBidi" w:eastAsiaTheme="majorEastAsia" w:hAnsiTheme="majorHAnsi"/>
-      <w:b/>
-      <w:bCs/>
-      <w:color w:themeColor="accent1" w:themeShade="B5" w:val="345A8A"/>
-      <w:sz w:val="36"/>
-      <w:szCs w:val="36"/>
+      <w:sz w:val="56"/>
+      <w:szCs w:val="56"/>
+    </w:rPr>
+  </w:style>
+  <w:style w:customStyle="1" w:styleId="TitleChar" w:type="character">
+    <w:name w:val="Title Char"/>
+    <w:basedOn w:val="DefaultParagraphFont"/>
+    <w:link w:val="Title"/>
+    <w:uiPriority w:val="10"/>
+    <w:rsid w:val="00A10FD9"/>
+    <w:rPr>
+      <w:rFonts w:asciiTheme="majorHAnsi" w:cstheme="majorBidi" w:eastAsiaTheme="majorEastAsia" w:hAnsiTheme="majorHAnsi"/>
+      <w:sz w:val="56"/>
+      <w:szCs w:val="56"/>
     </w:rPr>
   </w:style>
   <w:style w:styleId="Subtitle" w:type="paragraph">
     <w:name w:val="Subtitle"/>
     <w:basedOn w:val="Title"/>
     <w:next w:val="BodyText"/>
+    <w:link w:val="SubtitleChar"/>
+    <w:uiPriority w:val="11"/>
     <w:qFormat/>
+    <w:rsid w:val="00A10FD9"/>
     <w:pPr>
-      <w:keepNext/>
-      <w:keepLines/>
-      <w:spacing w:after="240" w:before="240"/>
-      <w:jc w:val="center"/>
+      <w:numPr>
+        <w:ilvl w:val="1"/>
+      </w:numPr>
     </w:pPr>
     <w:rPr>
-      <w:sz w:val="30"/>
-      <w:szCs w:val="30"/>
+      <w:rFonts w:cstheme="majorBidi" w:eastAsiaTheme="majorEastAsia"/>
+      <w:spacing w:val="15"/>
+      <w:sz w:val="28"/>
+      <w:szCs w:val="28"/>
+    </w:rPr>
+  </w:style>
+  <w:style w:customStyle="1" w:styleId="SubtitleChar" w:type="character">
+    <w:name w:val="Subtitle Char"/>
+    <w:basedOn w:val="DefaultParagraphFont"/>
+    <w:link w:val="Subtitle"/>
+    <w:uiPriority w:val="11"/>
+    <w:rsid w:val="00A10FD9"/>
+    <w:rPr>
+      <w:rFonts w:cstheme="majorBidi" w:eastAsiaTheme="majorEastAsia"/>
+      <w:color w:themeColor="text1" w:themeTint="A6" w:val="595959"/>
+      <w:spacing w:val="15"/>
+      <w:sz w:val="28"/>
+      <w:szCs w:val="28"/>
     </w:rPr>
   </w:style>
   <w:style w:customStyle="1" w:styleId="Author" w:type="paragraph">
     <w:name w:val="Author"/>
+    <w:basedOn w:val="Title"/>
     <w:next w:val="BodyText"/>
     <w:qFormat/>
     <w:pPr>
       <w:keepNext/>
       <w:keepLines/>
-      <w:jc w:val="center"/>
     </w:pPr>
+    <w:rPr>
+      <w:sz w:val="24"/>
+      <w:szCs w:val="24"/>
+    </w:rPr>
   </w:style>
   <w:style w:styleId="Date" w:type="paragraph">
     <w:name w:val="Date"/>
+    <w:basedOn w:val="Title"/>
     <w:next w:val="BodyText"/>
     <w:qFormat/>
     <w:pPr>
       <w:keepNext/>
       <w:keepLines/>
-      <w:jc w:val="center"/>
     </w:pPr>
+    <w:rPr>
+      <w:sz w:val="24"/>
+      <w:szCs w:val="24"/>
+    </w:rPr>
   </w:style>
   <w:style w:customStyle="1" w:styleId="AbstractTitle" w:type="paragraph">
     <w:name w:val="Abstract Title"/>
@@ -7125,15 +7167,13 @@
     <w:pPr>
       <w:keepNext/>
       <w:keepLines/>
+      <w:spacing w:after="0" w:before="300"/>
       <w:jc w:val="center"/>
-      <w:spacing w:after="0" w:before="300"/>
     </w:pPr>
     <w:rPr>
+      <w:b/>
       <w:sz w:val="20"/>
       <w:szCs w:val="20"/>
-      <w:b/>
-      <w:color w:val="345A8A"/>
-      &gt;
     </w:rPr>
   </w:style>
   <w:style w:customStyle="1" w:styleId="Abstract" w:type="paragraph">
@@ -7160,191 +7200,321 @@
     <w:rPr/>
   </w:style>
   <w:style w:styleId="Heading1" w:type="paragraph">
-    <w:name w:val="Heading 1"/>
+    <w:name w:val="heading 1"/>
     <w:basedOn w:val="Normal"/>
     <w:next w:val="BodyText"/>
+    <w:link w:val="Heading1Char"/>
     <w:uiPriority w:val="9"/>
     <w:qFormat/>
+    <w:rsid w:val="00A10FD9"/>
     <w:pPr>
       <w:keepNext/>
       <w:keepLines/>
-      <w:spacing w:after="0" w:before="480"/>
+      <w:spacing w:after="80" w:before="360"/>
       <w:outlineLvl w:val="0"/>
     </w:pPr>
     <w:rPr>
       <w:rFonts w:asciiTheme="majorHAnsi" w:cstheme="majorBidi" w:eastAsiaTheme="majorEastAsia" w:hAnsiTheme="majorHAnsi"/>
-      <w:b/>
-      <w:bCs/>
-      <w:color w:themeColor="accent1" w:val="4F81BD"/>
+      <w:color w:themeColor="accent1" w:themeShade="BF" w:val="0F4761"/>
+      <w:sz w:val="40"/>
+      <w:szCs w:val="40"/>
+    </w:rPr>
+  </w:style>
+  <w:style w:styleId="Heading2" w:type="paragraph">
+    <w:name w:val="heading 2"/>
+    <w:basedOn w:val="Normal"/>
+    <w:next w:val="BodyText"/>
+    <w:link w:val="Heading2Char"/>
+    <w:uiPriority w:val="9"/>
+    <w:semiHidden/>
+    <w:unhideWhenUsed/>
+    <w:qFormat/>
+    <w:rsid w:val="00A10FD9"/>
+    <w:pPr>
+      <w:keepNext/>
+      <w:keepLines/>
+      <w:spacing w:after="80" w:before="160"/>
+      <w:outlineLvl w:val="1"/>
+    </w:pPr>
+    <w:rPr>
+      <w:rFonts w:asciiTheme="majorHAnsi" w:cstheme="majorBidi" w:eastAsiaTheme="majorEastAsia" w:hAnsiTheme="majorHAnsi"/>
+      <w:color w:themeColor="accent1" w:themeShade="BF" w:val="0F4761"/>
       <w:sz w:val="32"/>
       <w:szCs w:val="32"/>
     </w:rPr>
   </w:style>
-  <w:style w:styleId="Heading2" w:type="paragraph">
-    <w:name w:val="Heading 2"/>
+  <w:style w:styleId="Heading3" w:type="paragraph">
+    <w:name w:val="heading 3"/>
     <w:basedOn w:val="Normal"/>
     <w:next w:val="BodyText"/>
+    <w:link w:val="Heading3Char"/>
     <w:uiPriority w:val="9"/>
+    <w:semiHidden/>
     <w:unhideWhenUsed/>
     <w:qFormat/>
+    <w:rsid w:val="00A10FD9"/>
     <w:pPr>
       <w:keepNext/>
       <w:keepLines/>
-      <w:spacing w:after="0" w:before="200"/>
-      <w:outlineLvl w:val="1"/>
+      <w:spacing w:after="80" w:before="160"/>
+      <w:outlineLvl w:val="2"/>
     </w:pPr>
     <w:rPr>
-      <w:rFonts w:asciiTheme="majorHAnsi" w:cstheme="majorBidi" w:eastAsiaTheme="majorEastAsia" w:hAnsiTheme="majorHAnsi"/>
-      <w:b/>
-      <w:bCs/>
-      <w:color w:themeColor="accent1" w:val="4F81BD"/>
+      <w:rFonts w:cstheme="majorBidi" w:eastAsiaTheme="majorEastAsia"/>
+      <w:color w:themeColor="accent1" w:themeShade="BF" w:val="0F4761"/>
       <w:sz w:val="28"/>
       <w:szCs w:val="28"/>
     </w:rPr>
   </w:style>
-  <w:style w:styleId="Heading3" w:type="paragraph">
-    <w:name w:val="Heading 3"/>
+  <w:style w:styleId="Heading4" w:type="paragraph">
+    <w:name w:val="heading 4"/>
     <w:basedOn w:val="Normal"/>
     <w:next w:val="BodyText"/>
+    <w:link w:val="Heading4Char"/>
     <w:uiPriority w:val="9"/>
+    <w:semiHidden/>
     <w:unhideWhenUsed/>
     <w:qFormat/>
+    <w:rsid w:val="00A10FD9"/>
     <w:pPr>
       <w:keepNext/>
       <w:keepLines/>
-      <w:spacing w:after="0" w:before="200"/>
-      <w:outlineLvl w:val="2"/>
+      <w:spacing w:after="40" w:before="80"/>
+      <w:outlineLvl w:val="3"/>
     </w:pPr>
     <w:rPr>
-      <w:rFonts w:asciiTheme="majorHAnsi" w:cstheme="majorBidi" w:eastAsiaTheme="majorEastAsia" w:hAnsiTheme="majorHAnsi"/>
-      <w:b/>
-      <w:bCs/>
-      <w:color w:themeColor="accent1" w:val="4F81BD"/>
-      <w:sz w:val="24"/>
-      <w:szCs w:val="24"/>
+      <w:rFonts w:cstheme="majorBidi" w:eastAsiaTheme="majorEastAsia"/>
+      <w:i/>
+      <w:iCs/>
+      <w:color w:themeColor="accent1" w:themeShade="BF" w:val="0F4761"/>
     </w:rPr>
   </w:style>
-  <w:style w:styleId="Heading4" w:type="paragraph">
-    <w:name w:val="Heading 4"/>
+  <w:style w:styleId="Heading5" w:type="paragraph">
+    <w:name w:val="heading 5"/>
     <w:basedOn w:val="Normal"/>
     <w:next w:val="BodyText"/>
+    <w:link w:val="Heading5Char"/>
     <w:uiPriority w:val="9"/>
+    <w:semiHidden/>
     <w:unhideWhenUsed/>
     <w:qFormat/>
+    <w:rsid w:val="00A10FD9"/>
     <w:pPr>
       <w:keepNext/>
       <w:keepLines/>
-      <w:spacing w:after="0" w:before="200"/>
-      <w:outlineLvl w:val="3"/>
+      <w:spacing w:after="40" w:before="80"/>
+      <w:outlineLvl w:val="4"/>
     </w:pPr>
     <w:rPr>
-      <w:rFonts w:asciiTheme="majorHAnsi" w:cstheme="majorBidi" w:eastAsiaTheme="majorEastAsia" w:hAnsiTheme="majorHAnsi"/>
-      <w:i/>
-      <w:bCs/>
-      <w:color w:themeColor="accent1" w:val="4F81BD"/>
-      <w:sz w:val="24"/>
-      <w:szCs w:val="24"/>
+      <w:rFonts w:cstheme="majorBidi" w:eastAsiaTheme="majorEastAsia"/>
+      <w:color w:themeColor="accent1" w:themeShade="BF" w:val="0F4761"/>
     </w:rPr>
   </w:style>
-  <w:style w:styleId="Heading5" w:type="paragraph">
-    <w:name w:val="Heading 5"/>
+  <w:style w:styleId="Heading6" w:type="paragraph">
+    <w:name w:val="heading 6"/>
     <w:basedOn w:val="Normal"/>
     <w:next w:val="BodyText"/>
+    <w:link w:val="Heading6Char"/>
     <w:uiPriority w:val="9"/>
+    <w:semiHidden/>
     <w:unhideWhenUsed/>
     <w:qFormat/>
+    <w:rsid w:val="00A10FD9"/>
     <w:pPr>
       <w:keepNext/>
       <w:keepLines/>
-      <w:spacing w:after="0" w:before="200"/>
-      <w:outlineLvl w:val="4"/>
+      <w:spacing w:after="0" w:before="40"/>
+      <w:outlineLvl w:val="5"/>
     </w:pPr>
     <w:rPr>
-      <w:rFonts w:asciiTheme="majorHAnsi" w:cstheme="majorBidi" w:eastAsiaTheme="majorEastAsia" w:hAnsiTheme="majorHAnsi"/>
+      <w:rFonts w:cstheme="majorBidi" w:eastAsiaTheme="majorEastAsia"/>
+      <w:i/>
       <w:iCs/>
-      <w:color w:themeColor="accent1" w:val="4F81BD"/>
-      <w:sz w:val="24"/>
-      <w:szCs w:val="24"/>
+      <w:color w:themeColor="text1" w:themeTint="A6" w:val="595959"/>
     </w:rPr>
   </w:style>
-  <w:style w:styleId="Heading6" w:type="paragraph">
-    <w:name w:val="Heading 6"/>
+  <w:style w:styleId="Heading7" w:type="paragraph">
+    <w:name w:val="heading 7"/>
     <w:basedOn w:val="Normal"/>
     <w:next w:val="BodyText"/>
+    <w:link w:val="Heading7Char"/>
     <w:uiPriority w:val="9"/>
+    <w:semiHidden/>
     <w:unhideWhenUsed/>
     <w:qFormat/>
+    <w:rsid w:val="00A10FD9"/>
     <w:pPr>
       <w:keepNext/>
       <w:keepLines/>
-      <w:spacing w:after="0" w:before="200"/>
-      <w:outlineLvl w:val="5"/>
+      <w:spacing w:after="0" w:before="40"/>
+      <w:outlineLvl w:val="6"/>
     </w:pPr>
     <w:rPr>
-      <w:rFonts w:asciiTheme="majorHAnsi" w:cstheme="majorBidi" w:eastAsiaTheme="majorEastAsia" w:hAnsiTheme="majorHAnsi"/>
-      <w:color w:themeColor="accent1" w:val="4F81BD"/>
-      <w:sz w:val="24"/>
-      <w:szCs w:val="24"/>
+      <w:rFonts w:cstheme="majorBidi" w:eastAsiaTheme="majorEastAsia"/>
+      <w:color w:themeColor="text1" w:themeTint="A6" w:val="595959"/>
     </w:rPr>
   </w:style>
-  <w:style w:styleId="Heading7" w:type="paragraph">
-    <w:name w:val="Heading 7"/>
+  <w:style w:styleId="Heading8" w:type="paragraph">
+    <w:name w:val="heading 8"/>
     <w:basedOn w:val="Normal"/>
     <w:next w:val="BodyText"/>
+    <w:link w:val="Heading8Char"/>
     <w:uiPriority w:val="9"/>
+    <w:semiHidden/>
     <w:unhideWhenUsed/>
     <w:qFormat/>
+    <w:rsid w:val="00A10FD9"/>
     <w:pPr>
       <w:keepNext/>
       <w:keepLines/>
-      <w:spacing w:after="0" w:before="200"/>
-      <w:outlineLvl w:val="6"/>
+      <w:spacing w:after="0"/>
+      <w:outlineLvl w:val="7"/>
     </w:pPr>
     <w:rPr>
-      <w:rFonts w:asciiTheme="majorHAnsi" w:cstheme="majorBidi" w:eastAsiaTheme="majorEastAsia" w:hAnsiTheme="majorHAnsi"/>
-      <w:color w:themeColor="accent1" w:val="4F81BD"/>
-      <w:sz w:val="24"/>
-      <w:szCs w:val="24"/>
+      <w:rFonts w:cstheme="majorBidi" w:eastAsiaTheme="majorEastAsia"/>
+      <w:i/>
+      <w:iCs/>
+      <w:color w:themeColor="text1" w:themeTint="D8" w:val="272727"/>
     </w:rPr>
   </w:style>
-  <w:style w:styleId="Heading8" w:type="paragraph">
-    <w:name w:val="Heading 8"/>
+  <w:style w:styleId="Heading9" w:type="paragraph">
+    <w:name w:val="heading 9"/>
     <w:basedOn w:val="Normal"/>
     <w:next w:val="BodyText"/>
+    <w:link w:val="Heading9Char"/>
     <w:uiPriority w:val="9"/>
+    <w:semiHidden/>
     <w:unhideWhenUsed/>
     <w:qFormat/>
+    <w:rsid w:val="00A10FD9"/>
     <w:pPr>
       <w:keepNext/>
       <w:keepLines/>
-      <w:spacing w:after="0" w:before="200"/>
-      <w:outlineLvl w:val="7"/>
-    </w:pPr>
-    <w:rPr>
-      <w:rFonts w:asciiTheme="majorHAnsi" w:cstheme="majorBidi" w:eastAsiaTheme="majorEastAsia" w:hAnsiTheme="majorHAnsi"/>
-      <w:color w:themeColor="accent1" w:val="4F81BD"/>
-      <w:sz w:val="24"/>
-      <w:szCs w:val="24"/>
-    </w:rPr>
-  </w:style>
-  <w:style w:styleId="Heading9" w:type="paragraph">
-    <w:name w:val="Heading 9"/>
-    <w:basedOn w:val="Normal"/>
-    <w:next w:val="BodyText"/>
-    <w:uiPriority w:val="9"/>
-    <w:unhideWhenUsed/>
-    <w:qFormat/>
-    <w:pPr>
-      <w:keepNext/>
-      <w:keepLines/>
-      <w:spacing w:after="0" w:before="200"/>
+      <w:spacing w:after="0"/>
       <w:outlineLvl w:val="8"/>
     </w:pPr>
     <w:rPr>
+      <w:rFonts w:cstheme="majorBidi" w:eastAsiaTheme="majorEastAsia"/>
+      <w:color w:themeColor="text1" w:themeTint="D8" w:val="272727"/>
+    </w:rPr>
+  </w:style>
+  <w:style w:customStyle="1" w:styleId="Heading1Char" w:type="character">
+    <w:name w:val="Heading 1 Char"/>
+    <w:basedOn w:val="DefaultParagraphFont"/>
+    <w:link w:val="Heading1"/>
+    <w:uiPriority w:val="9"/>
+    <w:rsid w:val="00A10FD9"/>
+    <w:rPr>
       <w:rFonts w:asciiTheme="majorHAnsi" w:cstheme="majorBidi" w:eastAsiaTheme="majorEastAsia" w:hAnsiTheme="majorHAnsi"/>
-      <w:color w:themeColor="accent1" w:val="4F81BD"/>
-      <w:sz w:val="24"/>
-      <w:szCs w:val="24"/>
+      <w:color w:themeColor="accent1" w:themeShade="BF" w:val="0F4761"/>
+      <w:sz w:val="40"/>
+      <w:szCs w:val="40"/>
+    </w:rPr>
+  </w:style>
+  <w:style w:customStyle="1" w:styleId="Heading2Char" w:type="character">
+    <w:name w:val="Heading 2 Char"/>
+    <w:basedOn w:val="DefaultParagraphFont"/>
+    <w:link w:val="Heading2"/>
+    <w:uiPriority w:val="9"/>
+    <w:semiHidden/>
+    <w:rsid w:val="00A10FD9"/>
+    <w:rPr>
+      <w:rFonts w:asciiTheme="majorHAnsi" w:cstheme="majorBidi" w:eastAsiaTheme="majorEastAsia" w:hAnsiTheme="majorHAnsi"/>
+      <w:color w:themeColor="accent1" w:themeShade="BF" w:val="0F4761"/>
+      <w:sz w:val="32"/>
+      <w:szCs w:val="32"/>
+    </w:rPr>
+  </w:style>
+  <w:style w:customStyle="1" w:styleId="Heading3Char" w:type="character">
+    <w:name w:val="Heading 3 Char"/>
+    <w:basedOn w:val="DefaultParagraphFont"/>
+    <w:link w:val="Heading3"/>
+    <w:uiPriority w:val="9"/>
+    <w:semiHidden/>
+    <w:rsid w:val="00A10FD9"/>
+    <w:rPr>
+      <w:rFonts w:cstheme="majorBidi" w:eastAsiaTheme="majorEastAsia"/>
+      <w:color w:themeColor="accent1" w:themeShade="BF" w:val="0F4761"/>
+      <w:sz w:val="28"/>
+      <w:szCs w:val="28"/>
+    </w:rPr>
+  </w:style>
+  <w:style w:customStyle="1" w:styleId="Heading4Char" w:type="character">
+    <w:name w:val="Heading 4 Char"/>
+    <w:basedOn w:val="DefaultParagraphFont"/>
+    <w:link w:val="Heading4"/>
+    <w:uiPriority w:val="9"/>
+    <w:semiHidden/>
+    <w:rsid w:val="00A10FD9"/>
+    <w:rPr>
+      <w:rFonts w:cstheme="majorBidi" w:eastAsiaTheme="majorEastAsia"/>
+      <w:i/>
+      <w:iCs/>
+      <w:color w:themeColor="accent1" w:themeShade="BF" w:val="0F4761"/>
+    </w:rPr>
+  </w:style>
+  <w:style w:customStyle="1" w:styleId="Heading5Char" w:type="character">
+    <w:name w:val="Heading 5 Char"/>
+    <w:basedOn w:val="DefaultParagraphFont"/>
+    <w:link w:val="Heading5"/>
+    <w:uiPriority w:val="9"/>
+    <w:semiHidden/>
+    <w:rsid w:val="00A10FD9"/>
+    <w:rPr>
+      <w:rFonts w:cstheme="majorBidi" w:eastAsiaTheme="majorEastAsia"/>
+      <w:color w:themeColor="accent1" w:themeShade="BF" w:val="0F4761"/>
+    </w:rPr>
+  </w:style>
+  <w:style w:customStyle="1" w:styleId="Heading6Char" w:type="character">
+    <w:name w:val="Heading 6 Char"/>
+    <w:basedOn w:val="DefaultParagraphFont"/>
+    <w:link w:val="Heading6"/>
+    <w:uiPriority w:val="9"/>
+    <w:semiHidden/>
+    <w:rsid w:val="00A10FD9"/>
+    <w:rPr>
+      <w:rFonts w:cstheme="majorBidi" w:eastAsiaTheme="majorEastAsia"/>
+      <w:i/>
+      <w:iCs/>
+      <w:color w:themeColor="text1" w:themeTint="A6" w:val="595959"/>
+    </w:rPr>
+  </w:style>
+  <w:style w:customStyle="1" w:styleId="Heading7Char" w:type="character">
+    <w:name w:val="Heading 7 Char"/>
+    <w:basedOn w:val="DefaultParagraphFont"/>
+    <w:link w:val="Heading7"/>
+    <w:uiPriority w:val="9"/>
+    <w:semiHidden/>
+    <w:rsid w:val="00A10FD9"/>
+    <w:rPr>
+      <w:rFonts w:cstheme="majorBidi" w:eastAsiaTheme="majorEastAsia"/>
+      <w:color w:themeColor="text1" w:themeTint="A6" w:val="595959"/>
+    </w:rPr>
+  </w:style>
+  <w:style w:customStyle="1" w:styleId="Heading8Char" w:type="character">
+    <w:name w:val="Heading 8 Char"/>
+    <w:basedOn w:val="DefaultParagraphFont"/>
+    <w:link w:val="Heading8"/>
+    <w:uiPriority w:val="9"/>
+    <w:semiHidden/>
+    <w:rsid w:val="00A10FD9"/>
+    <w:rPr>
+      <w:rFonts w:cstheme="majorBidi" w:eastAsiaTheme="majorEastAsia"/>
+      <w:i/>
+      <w:iCs/>
+      <w:color w:themeColor="text1" w:themeTint="D8" w:val="272727"/>
+    </w:rPr>
+  </w:style>
+  <w:style w:customStyle="1" w:styleId="Heading9Char" w:type="character">
+    <w:name w:val="Heading 9 Char"/>
+    <w:basedOn w:val="DefaultParagraphFont"/>
+    <w:link w:val="Heading9"/>
+    <w:uiPriority w:val="9"/>
+    <w:semiHidden/>
+    <w:rsid w:val="00A10FD9"/>
+    <w:rPr>
+      <w:rFonts w:cstheme="majorBidi" w:eastAsiaTheme="majorEastAsia"/>
+      <w:color w:themeColor="text1" w:themeTint="D8" w:val="272727"/>
     </w:rPr>
   </w:style>
   <w:style w:styleId="BlockText" w:type="paragraph">
@@ -7367,6 +7537,18 @@
     <w:unhideWhenUsed/>
     <w:qFormat/>
   </w:style>
+  <w:style w:styleId="FootnoteBlockText" w:type="paragraph">
+    <w:name w:val="Footnote Block Text"/>
+    <w:basedOn w:val="FootnoteText"/>
+    <w:next w:val="FootnoteText"/>
+    <w:uiPriority w:val="9"/>
+    <w:unhideWhenUsed/>
+    <w:qFormat/>
+    <w:pPr>
+      <w:spacing w:after="100" w:before="100"/>
+      <w:ind w:firstLine="0" w:left="480" w:right="480"/>
+    </w:pPr>
+  </w:style>
   <w:style w:default="1" w:styleId="DefaultParagraphFont" w:type="character">
     <w:name w:val="Default Paragraph Font"/>
     <w:semiHidden/>
@@ -7388,18 +7570,11 @@
       </w:tblCellMar>
     </w:tblPr>
     <w:tblStylePr w:type="firstRow">
-      <w:tblPr>
-        <w:jc w:val="left"/>
-        <w:tblInd w:type="dxa" w:w="0"/>
-      </w:tblPr>
-      <w:trPr>
-        <w:jc w:val="left"/>
-      </w:trPr>
       <w:tcPr>
-        <w:vAlign w:val="bottom"/>
         <w:tcBorders>
           <w:bottom w:val="single"/>
         </w:tcBorders>
+        <w:vAlign w:val="bottom"/>
       </w:tcPr>
     </w:tblStylePr>
   </w:style>
@@ -7514,8 +7689,8 @@
     <w:name w:val="KeywordTok"/>
     <w:basedOn w:val="VerbatimChar"/>
     <w:rPr>
+      <w:b/>
       <w:color w:val="007020"/>
-      <w:b/>
     </w:rPr>
   </w:style>
   <w:style w:type="character" w:customStyle="1" w:styleId="DataTypeTok">
@@ -7592,42 +7767,42 @@
     <w:name w:val="ImportTok"/>
     <w:basedOn w:val="VerbatimChar"/>
     <w:rPr>
+      <w:b/>
       <w:color w:val="008000"/>
-      <w:b/>
     </w:rPr>
   </w:style>
   <w:style w:type="character" w:customStyle="1" w:styleId="CommentTok">
     <w:name w:val="CommentTok"/>
     <w:basedOn w:val="VerbatimChar"/>
     <w:rPr>
+      <w:i/>
       <w:color w:val="60a0b0"/>
-      <w:i/>
     </w:rPr>
   </w:style>
   <w:style w:type="character" w:customStyle="1" w:styleId="DocumentationTok">
     <w:name w:val="DocumentationTok"/>
     <w:basedOn w:val="VerbatimChar"/>
     <w:rPr>
+      <w:i/>
       <w:color w:val="ba2121"/>
-      <w:i/>
     </w:rPr>
   </w:style>
   <w:style w:type="character" w:customStyle="1" w:styleId="AnnotationTok">
     <w:name w:val="AnnotationTok"/>
     <w:basedOn w:val="VerbatimChar"/>
     <w:rPr>
-      <w:color w:val="60a0b0"/>
       <w:b/>
       <w:i/>
+      <w:color w:val="60a0b0"/>
     </w:rPr>
   </w:style>
   <w:style w:type="character" w:customStyle="1" w:styleId="CommentVarTok">
     <w:name w:val="CommentVarTok"/>
     <w:basedOn w:val="VerbatimChar"/>
     <w:rPr>
-      <w:color w:val="60a0b0"/>
       <w:b/>
       <w:i/>
+      <w:color w:val="60a0b0"/>
     </w:rPr>
   </w:style>
   <w:style w:type="character" w:customStyle="1" w:styleId="OtherTok">
@@ -7655,8 +7830,8 @@
     <w:name w:val="ControlFlowTok"/>
     <w:basedOn w:val="VerbatimChar"/>
     <w:rPr>
+      <w:b/>
       <w:color w:val="007020"/>
-      <w:b/>
     </w:rPr>
   </w:style>
   <w:style w:type="character" w:customStyle="1" w:styleId="OperatorTok">
@@ -7701,34 +7876,34 @@
     <w:name w:val="InformationTok"/>
     <w:basedOn w:val="VerbatimChar"/>
     <w:rPr>
-      <w:color w:val="60a0b0"/>
       <w:b/>
       <w:i/>
+      <w:color w:val="60a0b0"/>
     </w:rPr>
   </w:style>
   <w:style w:type="character" w:customStyle="1" w:styleId="WarningTok">
     <w:name w:val="WarningTok"/>
     <w:basedOn w:val="VerbatimChar"/>
     <w:rPr>
-      <w:color w:val="60a0b0"/>
       <w:b/>
       <w:i/>
+      <w:color w:val="60a0b0"/>
     </w:rPr>
   </w:style>
   <w:style w:type="character" w:customStyle="1" w:styleId="AlertTok">
     <w:name w:val="AlertTok"/>
     <w:basedOn w:val="VerbatimChar"/>
     <w:rPr>
+      <w:b/>
       <w:color w:val="ff0000"/>
-      <w:b/>
     </w:rPr>
   </w:style>
   <w:style w:type="character" w:customStyle="1" w:styleId="ErrorTok">
     <w:name w:val="ErrorTok"/>
     <w:basedOn w:val="VerbatimChar"/>
     <w:rPr>
+      <w:b/>
       <w:color w:val="ff0000"/>
-      <w:b/>
     </w:rPr>
   </w:style>
   <w:style w:type="character" w:customStyle="1" w:styleId="NormalTok">
@@ -7750,44 +7925,44 @@
         <a:sysClr val="window" lastClr="FFFFFF"/>
       </a:lt1>
       <a:dk2>
-        <a:srgbClr val="1F497D"/>
+        <a:srgbClr val="0E2841"/>
       </a:dk2>
       <a:lt2>
-        <a:srgbClr val="EEECE1"/>
+        <a:srgbClr val="E8E8E8"/>
       </a:lt2>
       <a:accent1>
-        <a:srgbClr val="4F81BD"/>
+        <a:srgbClr val="156082"/>
       </a:accent1>
       <a:accent2>
-        <a:srgbClr val="C0504D"/>
+        <a:srgbClr val="E97132"/>
       </a:accent2>
       <a:accent3>
-        <a:srgbClr val="9BBB59"/>
+        <a:srgbClr val="196B24"/>
       </a:accent3>
       <a:accent4>
-        <a:srgbClr val="8064A2"/>
+        <a:srgbClr val="0F9ED5"/>
       </a:accent4>
       <a:accent5>
-        <a:srgbClr val="4BACC6"/>
+        <a:srgbClr val="A02B93"/>
       </a:accent5>
       <a:accent6>
-        <a:srgbClr val="F79646"/>
+        <a:srgbClr val="4EA72E"/>
       </a:accent6>
       <a:hlink>
-        <a:srgbClr val="0000FF"/>
+        <a:srgbClr val="467886"/>
       </a:hlink>
       <a:folHlink>
-        <a:srgbClr val="800080"/>
+        <a:srgbClr val="96607D"/>
       </a:folHlink>
     </a:clrScheme>
     <a:fontScheme name="Office">
       <a:majorFont>
-        <a:latin typeface="Calibri"/>
+        <a:latin typeface="Aptos Display" panose="02110004020202020204"/>
         <a:ea typeface=""/>
         <a:cs typeface=""/>
-        <a:font script="Jpan" typeface="ＭＳ ゴシック"/>
+        <a:font script="Jpan" typeface="游ゴシック Light"/>
         <a:font script="Hang" typeface="맑은 고딕"/>
-        <a:font script="Hans" typeface="宋体"/>
+        <a:font script="Hans" typeface="等线 Light"/>
         <a:font script="Hant" typeface="新細明體"/>
         <a:font script="Arab" typeface="Times New Roman"/>
         <a:font script="Hebr" typeface="Times New Roman"/>
@@ -7814,14 +7989,32 @@
         <a:font script="Mong" typeface="Mongolian Baiti"/>
         <a:font script="Viet" typeface="Times New Roman"/>
         <a:font script="Uigh" typeface="Microsoft Uighur"/>
+        <a:font script="Geor" typeface="Sylfaen"/>
+        <a:font script="Armn" typeface="Arial"/>
+        <a:font script="Bugi" typeface="Leelawadee UI"/>
+        <a:font script="Bopo" typeface="Microsoft JhengHei"/>
+        <a:font script="Java" typeface="Javanese Text"/>
+        <a:font script="Lisu" typeface="Segoe UI"/>
+        <a:font script="Mymr" typeface="Myanmar Text"/>
+        <a:font script="Nkoo" typeface="Ebrima"/>
+        <a:font script="Olck" typeface="Nirmala UI"/>
+        <a:font script="Osma" typeface="Ebrima"/>
+        <a:font script="Phag" typeface="Phagspa"/>
+        <a:font script="Syrn" typeface="Estrangelo Edessa"/>
+        <a:font script="Syrj" typeface="Estrangelo Edessa"/>
+        <a:font script="Syre" typeface="Estrangelo Edessa"/>
+        <a:font script="Sora" typeface="Nirmala UI"/>
+        <a:font script="Tale" typeface="Microsoft Tai Le"/>
+        <a:font script="Talu" typeface="Microsoft New Tai Lue"/>
+        <a:font script="Tfng" typeface="Ebrima"/>
       </a:majorFont>
       <a:minorFont>
-        <a:latin typeface="Cambria"/>
+        <a:latin typeface="Aptos" panose="02110004020202020204"/>
         <a:ea typeface=""/>
         <a:cs typeface=""/>
-        <a:font script="Jpan" typeface="ＭＳ 明朝"/>
+        <a:font script="Jpan" typeface="游明朝"/>
         <a:font script="Hang" typeface="맑은 고딕"/>
-        <a:font script="Hans" typeface="宋体"/>
+        <a:font script="Hans" typeface="等线"/>
         <a:font script="Hant" typeface="新細明體"/>
         <a:font script="Arab" typeface="Arial"/>
         <a:font script="Hebr" typeface="Arial"/>
@@ -7848,6 +8041,24 @@
         <a:font script="Mong" typeface="Mongolian Baiti"/>
         <a:font script="Viet" typeface="Arial"/>
         <a:font script="Uigh" typeface="Microsoft Uighur"/>
+        <a:font script="Geor" typeface="Sylfaen"/>
+        <a:font script="Armn" typeface="Arial"/>
+        <a:font script="Bugi" typeface="Leelawadee UI"/>
+        <a:font script="Bopo" typeface="Microsoft JhengHei"/>
+        <a:font script="Java" typeface="Javanese Text"/>
+        <a:font script="Lisu" typeface="Segoe UI"/>
+        <a:font script="Mymr" typeface="Myanmar Text"/>
+        <a:font script="Nkoo" typeface="Ebrima"/>
+        <a:font script="Olck" typeface="Nirmala UI"/>
+        <a:font script="Osma" typeface="Ebrima"/>
+        <a:font script="Phag" typeface="Phagspa"/>
+        <a:font script="Syrn" typeface="Estrangelo Edessa"/>
+        <a:font script="Syrj" typeface="Estrangelo Edessa"/>
+        <a:font script="Syre" typeface="Estrangelo Edessa"/>
+        <a:font script="Sora" typeface="Nirmala UI"/>
+        <a:font script="Tale" typeface="Microsoft Tai Le"/>
+        <a:font script="Talu" typeface="Microsoft New Tai Lue"/>
+        <a:font script="Tfng" typeface="Ebrima"/>
       </a:minorFont>
     </a:fontScheme>
     <a:fmtScheme name="Office">
@@ -7859,200 +8070,141 @@
           <a:gsLst>
             <a:gs pos="0">
               <a:schemeClr val="phClr">
-                <a:tint val="50000"/>
-                <a:satMod val="300000"/>
+                <a:lumMod val="110000"/>
+                <a:satMod val="105000"/>
+                <a:tint val="67000"/>
               </a:schemeClr>
             </a:gs>
-            <a:gs pos="35000">
+            <a:gs pos="50000">
               <a:schemeClr val="phClr">
-                <a:tint val="37000"/>
-                <a:satMod val="300000"/>
+                <a:lumMod val="105000"/>
+                <a:satMod val="103000"/>
+                <a:tint val="73000"/>
               </a:schemeClr>
             </a:gs>
             <a:gs pos="100000">
               <a:schemeClr val="phClr">
-                <a:tint val="15000"/>
-                <a:satMod val="350000"/>
+                <a:lumMod val="105000"/>
+                <a:satMod val="109000"/>
+                <a:tint val="81000"/>
               </a:schemeClr>
             </a:gs>
           </a:gsLst>
-          <a:lin ang="16200000" scaled="1"/>
+          <a:lin ang="5400000" scaled="0"/>
         </a:gradFill>
         <a:gradFill rotWithShape="1">
           <a:gsLst>
             <a:gs pos="0">
               <a:schemeClr val="phClr">
-                <a:tint val="100000"/>
+                <a:satMod val="103000"/>
+                <a:lumMod val="102000"/>
+                <a:tint val="94000"/>
+              </a:schemeClr>
+            </a:gs>
+            <a:gs pos="50000">
+              <a:schemeClr val="phClr">
+                <a:satMod val="110000"/>
+                <a:lumMod val="100000"/>
                 <a:shade val="100000"/>
-                <a:satMod val="130000"/>
               </a:schemeClr>
             </a:gs>
             <a:gs pos="100000">
               <a:schemeClr val="phClr">
-                <a:tint val="50000"/>
-                <a:shade val="100000"/>
-                <a:satMod val="350000"/>
+                <a:lumMod val="99000"/>
+                <a:satMod val="120000"/>
+                <a:shade val="78000"/>
               </a:schemeClr>
             </a:gs>
           </a:gsLst>
-          <a:lin ang="16200000" scaled="0"/>
+          <a:lin ang="5400000" scaled="0"/>
         </a:gradFill>
       </a:fillStyleLst>
       <a:lnStyleLst>
-        <a:ln w="9525" cap="flat" cmpd="sng" algn="ctr">
-          <a:solidFill>
-            <a:schemeClr val="phClr">
-              <a:shade val="95000"/>
-              <a:satMod val="105000"/>
-            </a:schemeClr>
-          </a:solidFill>
-          <a:prstDash val="solid"/>
-        </a:ln>
-        <a:ln w="25400" cap="flat" cmpd="sng" algn="ctr">
+        <a:ln w="6350" cap="flat" cmpd="sng" algn="ctr">
           <a:solidFill>
             <a:schemeClr val="phClr"/>
           </a:solidFill>
           <a:prstDash val="solid"/>
+          <a:miter lim="800000"/>
         </a:ln>
-        <a:ln w="38100" cap="flat" cmpd="sng" algn="ctr">
+        <a:ln w="12700" cap="flat" cmpd="sng" algn="ctr">
           <a:solidFill>
             <a:schemeClr val="phClr"/>
           </a:solidFill>
           <a:prstDash val="solid"/>
+          <a:miter lim="800000"/>
+        </a:ln>
+        <a:ln w="19050" cap="flat" cmpd="sng" algn="ctr">
+          <a:solidFill>
+            <a:schemeClr val="phClr"/>
+          </a:solidFill>
+          <a:prstDash val="solid"/>
+          <a:miter lim="800000"/>
         </a:ln>
       </a:lnStyleLst>
       <a:effectStyleLst>
         <a:effectStyle>
+          <a:effectLst/>
+        </a:effectStyle>
+        <a:effectStyle>
+          <a:effectLst/>
+        </a:effectStyle>
+        <a:effectStyle>
           <a:effectLst>
-            <a:outerShdw blurRad="40000" dist="20000" dir="5400000" rotWithShape="0">
+            <a:outerShdw blurRad="57150" dist="19050" dir="5400000" algn="ctr" rotWithShape="0">
               <a:srgbClr val="000000">
-                <a:alpha val="38000"/>
+                <a:alpha val="63000"/>
               </a:srgbClr>
             </a:outerShdw>
           </a:effectLst>
-        </a:effectStyle>
-        <a:effectStyle>
-          <a:effectLst>
-            <a:outerShdw blurRad="40000" dist="23000" dir="5400000" rotWithShape="0">
-              <a:srgbClr val="000000">
-                <a:alpha val="35000"/>
-              </a:srgbClr>
-            </a:outerShdw>
-          </a:effectLst>
-        </a:effectStyle>
-        <a:effectStyle>
-          <a:effectLst>
-            <a:outerShdw blurRad="40000" dist="23000" dir="5400000" rotWithShape="0">
-              <a:srgbClr val="000000">
-                <a:alpha val="35000"/>
-              </a:srgbClr>
-            </a:outerShdw>
-          </a:effectLst>
-          <a:scene3d>
-            <a:camera prst="orthographicFront">
-              <a:rot lat="0" lon="0" rev="0"/>
-            </a:camera>
-            <a:lightRig rig="threePt" dir="t">
-              <a:rot lat="0" lon="0" rev="1200000"/>
-            </a:lightRig>
-          </a:scene3d>
-          <a:sp3d>
-            <a:bevelT w="63500" h="25400"/>
-          </a:sp3d>
         </a:effectStyle>
       </a:effectStyleLst>
       <a:bgFillStyleLst>
         <a:solidFill>
           <a:schemeClr val="phClr"/>
         </a:solidFill>
+        <a:solidFill>
+          <a:schemeClr val="phClr">
+            <a:tint val="95000"/>
+            <a:satMod val="170000"/>
+          </a:schemeClr>
+        </a:solidFill>
         <a:gradFill rotWithShape="1">
           <a:gsLst>
             <a:gs pos="0">
               <a:schemeClr val="phClr">
-                <a:tint val="40000"/>
-                <a:satMod val="350000"/>
+                <a:tint val="93000"/>
+                <a:satMod val="150000"/>
+                <a:shade val="98000"/>
+                <a:lumMod val="102000"/>
               </a:schemeClr>
             </a:gs>
-            <a:gs pos="40000">
+            <a:gs pos="50000">
               <a:schemeClr val="phClr">
-                <a:tint val="45000"/>
-                <a:shade val="99000"/>
-                <a:satMod val="350000"/>
+                <a:tint val="98000"/>
+                <a:satMod val="130000"/>
+                <a:shade val="90000"/>
+                <a:lumMod val="103000"/>
               </a:schemeClr>
             </a:gs>
             <a:gs pos="100000">
               <a:schemeClr val="phClr">
-                <a:shade val="20000"/>
-                <a:satMod val="255000"/>
+                <a:shade val="63000"/>
+                <a:satMod val="120000"/>
               </a:schemeClr>
             </a:gs>
           </a:gsLst>
-          <a:path path="circle">
-            <a:fillToRect l="50000" t="-80000" r="50000" b="180000"/>
-          </a:path>
-        </a:gradFill>
-        <a:gradFill rotWithShape="1">
-          <a:gsLst>
-            <a:gs pos="0">
-              <a:schemeClr val="phClr">
-                <a:tint val="80000"/>
-                <a:satMod val="300000"/>
-              </a:schemeClr>
-            </a:gs>
-            <a:gs pos="100000">
-              <a:schemeClr val="phClr">
-                <a:shade val="30000"/>
-                <a:satMod val="200000"/>
-              </a:schemeClr>
-            </a:gs>
-          </a:gsLst>
-          <a:path path="circle">
-            <a:fillToRect l="50000" t="50000" r="50000" b="50000"/>
-          </a:path>
+          <a:lin ang="5400000" scaled="0"/>
         </a:gradFill>
       </a:bgFillStyleLst>
     </a:fmtScheme>
   </a:themeElements>
-  <a:objectDefaults>
-    <a:spDef>
-      <a:spPr/>
-      <a:bodyPr/>
-      <a:lstStyle/>
-      <a:style>
-        <a:lnRef idx="1">
-          <a:schemeClr val="accent1"/>
-        </a:lnRef>
-        <a:fillRef idx="3">
-          <a:schemeClr val="accent1"/>
-        </a:fillRef>
-        <a:effectRef idx="2">
-          <a:schemeClr val="accent1"/>
-        </a:effectRef>
-        <a:fontRef idx="minor">
-          <a:schemeClr val="lt1"/>
-        </a:fontRef>
-      </a:style>
-    </a:spDef>
-    <a:lnDef>
-      <a:spPr/>
-      <a:bodyPr/>
-      <a:lstStyle/>
-      <a:style>
-        <a:lnRef idx="2">
-          <a:schemeClr val="accent1"/>
-        </a:lnRef>
-        <a:fillRef idx="0">
-          <a:schemeClr val="accent1"/>
-        </a:fillRef>
-        <a:effectRef idx="1">
-          <a:schemeClr val="accent1"/>
-        </a:effectRef>
-        <a:fontRef idx="minor">
-          <a:schemeClr val="tx1"/>
-        </a:fontRef>
-      </a:style>
-    </a:lnDef>
-  </a:objectDefaults>
+  <a:objectDefaults/>
   <a:extraClrSchemeLst/>
+  <a:extLst>
+    <a:ext uri="{05A4C25C-085E-4340-85A3-A5531E510DB2}">
+      <thm15:themeFamily xmlns:thm15="http://schemas.microsoft.com/office/thememl/2012/main" name="Office Theme" id="{2E142A2C-CD16-42D6-873A-C26D2A0506FA}" vid="{1BDDFF52-6CD6-40A5-AB3C-68EB2F1E4D0A}"/>
+    </a:ext>
+  </a:extLst>
 </a:theme>
 </file>
--- a/04-regulatory-compliance/PCI_DSS_v4.0.1/Portugues_BR/PCI_DSS_v4.0.1_Practical_Manager_and_Junior_Analyst_Manual_Portugues_BR_v1.0.docx
+++ b/04-regulatory-compliance/PCI_DSS_v4.0.1/Portugues_BR/PCI_DSS_v4.0.1_Practical_Manager_and_Junior_Analyst_Manual_Portugues_BR_v1.0.docx
@@ -8,8 +8,8 @@
       </w:pPr>
       <w:r>
         <w:rPr>
+          <w:bCs/>
           <w:b/>
-          <w:bCs/>
         </w:rPr>
         <w:t xml:space="preserve">Status da revisão:</w:t>
       </w:r>
@@ -34,8 +34,8 @@
       </w:pPr>
       <w:r>
         <w:rPr>
+          <w:bCs/>
           <w:b/>
-          <w:bCs/>
         </w:rPr>
         <w:t xml:space="preserve">PCI DSS v4.0.1</w:t>
       </w:r>
@@ -46,26 +46,26 @@
       </w:pPr>
       <w:r>
         <w:rPr>
+          <w:bCs/>
           <w:b/>
-          <w:bCs/>
         </w:rPr>
         <w:t xml:space="preserve">Segurança de pagamento prática, verificação de conformidade e ferramentas de código aberto</w:t>
       </w:r>
       <w:r>
         <w:rPr>
+          <w:bCs/>
           <w:b/>
-          <w:bCs/>
         </w:rPr>
         <w:t xml:space="preserve"> </w:t>
       </w:r>
     </w:p>
     <w:p>
       <w:pPr>
-        <w:pStyle w:val="Compact"/>
         <w:numPr>
           <w:ilvl w:val="0"/>
           <w:numId w:val="1001"/>
         </w:numPr>
+        <w:pStyle w:val="Compact"/>
       </w:pPr>
       <w:r>
         <w:t xml:space="preserve">Um manual de trabalho para gerentes, analistas júnior, estudantes, profissionais de mudança de carreira, comerciantes e prestadores de serviços*</w:t>
@@ -87,7 +87,7 @@
         <w:t xml:space="preserve">Primeira edição • Julho de 2026</w:t>
       </w:r>
     </w:p>
-    <w:bookmarkStart w:id="9" w:name="X17a82a826d7c00cc825862a403e7451c9d1d422"/>
+    <w:bookmarkStart w:id="20" w:name="X17a82a826d7c00cc825862a403e7451c9d1d422"/>
     <w:p>
       <w:pPr>
         <w:pStyle w:val="Heading2"/>
@@ -96,8 +96,8 @@
         <w:t xml:space="preserve">• todos os 12 requisitos • monitorização • SAQs e ROC • comércio electrónico • provas • ferramentas • laboratórios • preparação para a carreira</w:t>
       </w:r>
     </w:p>
-    <w:bookmarkEnd w:id="9"/>
-    <w:bookmarkStart w:id="13" w:name="publicação-e-aviso-de-uso"/>
+    <w:bookmarkEnd w:id="20"/>
+    <w:bookmarkStart w:id="24" w:name="publicação-e-aviso-de-uso"/>
     <w:p>
       <w:pPr>
         <w:pStyle w:val="Heading1"/>
@@ -130,7 +130,7 @@
         <w:t xml:space="preserve">Objetivo: Educação gratuita e prática para gestores, estudantes, profissionais de mudança de carreira, analistas júnior, comerciantes, provedores de serviços e profissionais de segurança cibernética.</w:t>
       </w:r>
     </w:p>
-    <w:bookmarkStart w:id="10" w:name="aviso-educacional-e-legal"/>
+    <w:bookmarkStart w:id="21" w:name="aviso-educacional-e-legal"/>
     <w:p>
       <w:pPr>
         <w:pStyle w:val="Heading2"/>
@@ -147,8 +147,8 @@
         <w:t xml:space="preserve">Este manual fornece educação geral. Não é aconselhamento legal, uma publicação do PCI Security Standards Council, um relatório sobre conformidade, um atestado de conformidade, um questionário de auto-avaliação ou uma garantia de conformidade ou segurança. Apenas a norma oficial e os documentos de validação aplicáveis regem uma avaliação. Marcas de pagamento, adquirentes, clientes, reguladores, contratos e leis podem impor requisitos adicionais.</w:t>
       </w:r>
     </w:p>
-    <w:bookmarkEnd w:id="10"/>
-    <w:bookmarkStart w:id="11" w:name="uso-ético-e-autorizado"/>
+    <w:bookmarkEnd w:id="21"/>
+    <w:bookmarkStart w:id="22" w:name="uso-ético-e-autorizado"/>
     <w:p>
       <w:pPr>
         <w:pStyle w:val="Heading2"/>
@@ -175,11 +175,11 @@
     </w:p>
     <w:p>
       <w:pPr>
-        <w:pStyle w:val="Compact"/>
         <w:numPr>
           <w:ilvl w:val="0"/>
           <w:numId w:val="1002"/>
         </w:numPr>
+        <w:pStyle w:val="Compact"/>
       </w:pPr>
       <w:r>
         <w:t xml:space="preserve">Uma introdução acolhedora à segurança de pagamento e conformidade baseada em evidências.*</w:t>
@@ -249,8 +249,8 @@
         <w:t xml:space="preserve">Os comerciantes e prestadores de serviços devem confirmar as instruções de validação com o adquirente, as marcas de pagamento, os clientes, o avaliador e outras entidades que aceitem a conformidade.</w:t>
       </w:r>
     </w:p>
-    <w:bookmarkEnd w:id="11"/>
-    <w:bookmarkStart w:id="12" w:name="X049e5ae9c9241942b4859e04563efe44196f658"/>
+    <w:bookmarkEnd w:id="22"/>
+    <w:bookmarkStart w:id="23" w:name="X049e5ae9c9241942b4859e04563efe44196f658"/>
     <w:p>
       <w:pPr>
         <w:pStyle w:val="Heading2"/>
@@ -1653,9 +1653,9 @@
         </w:r>
       </w:hyperlink>
     </w:p>
-    <w:bookmarkEnd w:id="12"/>
-    <w:bookmarkEnd w:id="13"/>
-    <w:bookmarkStart w:id="15" w:name="pci-dss-v4.0.1-fundações"/>
+    <w:bookmarkEnd w:id="23"/>
+    <w:bookmarkEnd w:id="24"/>
+    <w:bookmarkStart w:id="26" w:name="pci-dss-v4.0.1-fundações"/>
     <w:p>
       <w:pPr>
         <w:pStyle w:val="Heading1"/>
@@ -1666,11 +1666,11 @@
     </w:p>
     <w:p>
       <w:pPr>
-        <w:pStyle w:val="Compact"/>
         <w:numPr>
           <w:ilvl w:val="0"/>
           <w:numId w:val="1003"/>
         </w:numPr>
+        <w:pStyle w:val="Compact"/>
       </w:pPr>
       <w:r>
         <w:t xml:space="preserve">O padrão atual, aplicabilidade, objetivos e limitações importantes.*</w:t>
@@ -1689,7 +1689,7 @@
         <w:t xml:space="preserve">Figura 1. Os doze requisitos PCI DSS</w:t>
       </w:r>
     </w:p>
-    <w:bookmarkStart w:id="14" w:name="situação-actual"/>
+    <w:bookmarkStart w:id="25" w:name="situação-actual"/>
     <w:p>
       <w:pPr>
         <w:pStyle w:val="Heading2"/>
@@ -1753,9 +1753,9 @@
         <w:t xml:space="preserve">A partir da publicação de julho de 2026 deste manual, o PCI SSC está reunindo comentários das partes interessadas sobre v4.0.1; um pedido de comentários não é um novo padrão final.</w:t>
       </w:r>
     </w:p>
-    <w:bookmarkEnd w:id="14"/>
-    <w:bookmarkEnd w:id="15"/>
-    <w:bookmarkStart w:id="17" w:name="quem-e-o-que-se-aplica-a"/>
+    <w:bookmarkEnd w:id="25"/>
+    <w:bookmarkEnd w:id="26"/>
+    <w:bookmarkStart w:id="28" w:name="quem-e-o-que-se-aplica-a"/>
     <w:p>
       <w:pPr>
         <w:pStyle w:val="Heading1"/>
@@ -1772,7 +1772,7 @@
         <w:t xml:space="preserve">PCI DSS aplica-se a entidades que armazenam, processam ou transmitem dados do titular do cartão ou dados de autenticação sensíveis, e a entidades cujos sistemas possam afetar a segurança do ambiente de dados do titular do cartão. Os comerciantes, os transformadores, os adquirentes, os emitentes e os prestadores de serviços podem ter funções de validação e comunicação de informações diferentes.</w:t>
       </w:r>
     </w:p>
-    <w:bookmarkStart w:id="16" w:name="os-seis-objetivos-de-controle"/>
+    <w:bookmarkStart w:id="27" w:name="os-seis-objetivos-de-controle"/>
     <w:p>
       <w:pPr>
         <w:pStyle w:val="Heading2"/>
@@ -1831,9 +1831,9 @@
         <w:t xml:space="preserve">Manter uma política de segurança da informação</w:t>
       </w:r>
     </w:p>
-    <w:bookmarkEnd w:id="16"/>
-    <w:bookmarkEnd w:id="17"/>
-    <w:bookmarkStart w:id="20" w:name="regras-de-proteção-e-dados-da-conta"/>
+    <w:bookmarkEnd w:id="27"/>
+    <w:bookmarkEnd w:id="28"/>
+    <w:bookmarkStart w:id="31" w:name="regras-de-proteção-e-dados-da-conta"/>
     <w:p>
       <w:pPr>
         <w:pStyle w:val="Heading1"/>
@@ -1848,8 +1848,8 @@
       </w:pPr>
       <w:r>
         <w:rPr>
+          <w:iCs/>
           <w:i/>
-          <w:iCs/>
         </w:rPr>
         <w:t xml:space="preserve">A diferença entre dados do titular do cartão, PAN e dados de autenticação sensíveis.</w:t>
       </w:r>
@@ -1867,7 +1867,7 @@
         <w:t xml:space="preserve">Figura 2. Categorias de dados de conta</w:t>
       </w:r>
     </w:p>
-    <w:bookmarkStart w:id="18" w:name="dados-tipo-regra-chave"/>
+    <w:bookmarkStart w:id="29" w:name="dados-tipo-regra-chave"/>
     <w:p>
       <w:pPr>
         <w:pStyle w:val="Heading2"/>
@@ -1920,8 +1920,8 @@
         <w:t xml:space="preserve">Bloqueio de PIN/PIN</w:t>
       </w:r>
     </w:p>
-    <w:bookmarkEnd w:id="18"/>
-    <w:bookmarkStart w:id="19" w:name="métodos-de-proteção-são-diferentes"/>
+    <w:bookmarkEnd w:id="29"/>
+    <w:bookmarkStart w:id="30" w:name="métodos-de-proteção-são-diferentes"/>
     <w:p>
       <w:pPr>
         <w:pStyle w:val="Heading2"/>
@@ -2010,9 +2010,9 @@
         <w:t xml:space="preserve">□——————————————————————————————————————————————————————————————————————————————————————</w:t>
       </w:r>
     </w:p>
-    <w:bookmarkEnd w:id="19"/>
-    <w:bookmarkEnd w:id="20"/>
-    <w:bookmarkStart w:id="23" w:name="escopo-cde-e-segmentação"/>
+    <w:bookmarkEnd w:id="30"/>
+    <w:bookmarkEnd w:id="31"/>
+    <w:bookmarkStart w:id="34" w:name="escopo-cde-e-segmentação"/>
     <w:p>
       <w:pPr>
         <w:pStyle w:val="Heading1"/>
@@ -2023,11 +2023,11 @@
     </w:p>
     <w:p>
       <w:pPr>
-        <w:pStyle w:val="Compact"/>
         <w:numPr>
           <w:ilvl w:val="0"/>
           <w:numId w:val="1006"/>
         </w:numPr>
+        <w:pStyle w:val="Compact"/>
       </w:pPr>
       <w:r>
         <w:t xml:space="preserve">Como encontrar cada pessoa, processo, tecnologia e dependência que pertence ao escopo.*</w:t>
@@ -2046,7 +2046,7 @@
         <w:t xml:space="preserve">Figura 3. Fluxo de scoping PCI DSS</w:t>
       </w:r>
     </w:p>
-    <w:bookmarkStart w:id="21" w:name="descoberta-de-escopo"/>
+    <w:bookmarkStart w:id="32" w:name="descoberta-de-escopo"/>
     <w:p>
       <w:pPr>
         <w:pStyle w:val="Heading2"/>
@@ -2145,8 +2145,8 @@
         <w:t xml:space="preserve">Figura 4. Segmentação e redução de escopo</w:t>
       </w:r>
     </w:p>
-    <w:bookmarkEnd w:id="21"/>
-    <w:bookmarkStart w:id="22" w:name="validação-do-escopo"/>
+    <w:bookmarkEnd w:id="32"/>
+    <w:bookmarkStart w:id="33" w:name="validação-do-escopo"/>
     <w:p>
       <w:pPr>
         <w:pStyle w:val="Heading2"/>
@@ -2163,9 +2163,9 @@
         <w:t xml:space="preserve">Validar o âmbito pelo menos anualmente e após alterações significativas. Os prestadores de serviços realizam a confirmação documentada do âmbito pelo menos uma vez a cada seis meses e após alterações significativas. Testes devem tentar encontrar lojas de dados desconhecidas, caminhos alternativos, ativos não gerenciados, serviços compartilhados, dependências de nuvem, conexões sem fio e acesso administrativo.</w:t>
       </w:r>
     </w:p>
-    <w:bookmarkEnd w:id="22"/>
-    <w:bookmarkEnd w:id="23"/>
-    <w:bookmarkStart w:id="26" w:name="validação-saqs-roc-aoc-e-funções"/>
+    <w:bookmarkEnd w:id="33"/>
+    <w:bookmarkEnd w:id="34"/>
+    <w:bookmarkStart w:id="37" w:name="validação-saqs-roc-aoc-e-funções"/>
     <w:p>
       <w:pPr>
         <w:pStyle w:val="Heading1"/>
@@ -2180,13 +2180,13 @@
       </w:pPr>
       <w:r>
         <w:rPr>
+          <w:iCs/>
           <w:i/>
-          <w:iCs/>
         </w:rPr>
         <w:t xml:space="preserve">Choosing o caminho correto do relatório e compreensão de quem o aceita.</w:t>
       </w:r>
     </w:p>
-    <w:bookmarkStart w:id="24" w:name="X29d054f55c776931f433ddf8fe46b7257185285"/>
+    <w:bookmarkStart w:id="35" w:name="X29d054f55c776931f433ddf8fe46b7257185285"/>
     <w:p>
       <w:pPr>
         <w:pStyle w:val="Heading2"/>
@@ -2263,8 +2263,8 @@
         <w:t xml:space="preserve">• QSA / ISA • Avaliador ou avaliador interno qualificado</w:t>
       </w:r>
     </w:p>
-    <w:bookmarkEnd w:id="24"/>
-    <w:bookmarkStart w:id="25" w:name="X40723fd8f062c39fceada355e5a5324ee903535"/>
+    <w:bookmarkEnd w:id="35"/>
+    <w:bookmarkStart w:id="36" w:name="X40723fd8f062c39fceada355e5a5324ee903535"/>
     <w:p>
       <w:pPr>
         <w:pStyle w:val="Heading2"/>
@@ -2273,9 +2273,9 @@
         <w:t xml:space="preserve">*Quem decide a validação:** As marcas de pagamento e adquirentes estabelecem níveis de validação de mercadores e informam expectativas. Clientes e contratos podem estabelecer expectativas de prestador de serviços. Confirme o método necessário antes do início.</w:t>
       </w:r>
     </w:p>
-    <w:bookmarkEnd w:id="25"/>
-    <w:bookmarkEnd w:id="26"/>
-    <w:bookmarkStart w:id="28" w:name="Xb3d6f67296591f771af8f41b92286088004ff45"/>
+    <w:bookmarkEnd w:id="36"/>
+    <w:bookmarkEnd w:id="37"/>
+    <w:bookmarkStart w:id="39" w:name="Xb3d6f67296591f771af8f41b92286088004ff45"/>
     <w:p>
       <w:pPr>
         <w:pStyle w:val="Heading1"/>
@@ -2286,11 +2286,11 @@
     </w:p>
     <w:p>
       <w:pPr>
-        <w:pStyle w:val="Compact"/>
         <w:numPr>
           <w:ilvl w:val="0"/>
           <w:numId w:val="1008"/>
         </w:numPr>
+        <w:pStyle w:val="Compact"/>
       </w:pPr>
       <w:r>
         <w:t xml:space="preserve">Compreender a flexibilidade sem enfraquecer o objetivo da exigência.*</w:t>
@@ -2309,7 +2309,7 @@
         <w:t xml:space="preserve">Figura 5. Abordagens definidas e personalizadas</w:t>
       </w:r>
     </w:p>
-    <w:bookmarkStart w:id="27" w:name="section"/>
+    <w:bookmarkStart w:id="38" w:name="section"/>
     <w:p>
       <w:pPr>
         <w:pStyle w:val="Heading2"/>
@@ -2382,9 +2382,9 @@
         <w:t xml:space="preserve">Confirmar a aceitação e as expectativas do avaliador antes de se comprometer com uma abordagem.</w:t>
       </w:r>
     </w:p>
-    <w:bookmarkEnd w:id="27"/>
-    <w:bookmarkEnd w:id="28"/>
-    <w:bookmarkStart w:id="31" w:name="X77e163699acc5a168c7f3c4dfd6122f8c0bd5c7"/>
+    <w:bookmarkEnd w:id="38"/>
+    <w:bookmarkEnd w:id="39"/>
+    <w:bookmarkStart w:id="42" w:name="X77e163699acc5a168c7f3c4dfd6122f8c0bd5c7"/>
     <w:p>
       <w:pPr>
         <w:pStyle w:val="Heading1"/>
@@ -2395,17 +2395,17 @@
     </w:p>
     <w:p>
       <w:pPr>
-        <w:pStyle w:val="Compact"/>
         <w:numPr>
           <w:ilvl w:val="0"/>
           <w:numId w:val="1009"/>
         </w:numPr>
+        <w:pStyle w:val="Compact"/>
       </w:pPr>
       <w:r>
         <w:t xml:space="preserve">Instalar e manter os controles de segurança da rede *</w:t>
       </w:r>
     </w:p>
-    <w:bookmarkStart w:id="29" w:name="X02c5eb1b10a8520b35c036650a281345511992b"/>
+    <w:bookmarkStart w:id="40" w:name="X02c5eb1b10a8520b35c036650a281345511992b"/>
     <w:p>
       <w:pPr>
         <w:pStyle w:val="Heading2"/>
@@ -2414,8 +2414,8 @@
         <w:t xml:space="preserve">Finalidade do requisito:** Instalar e manter os controles de segurança da rede</w:t>
       </w:r>
     </w:p>
-    <w:bookmarkEnd w:id="29"/>
-    <w:bookmarkStart w:id="30" w:name="X0c09094a082440b143b51b679dcf6f1a69acb79"/>
+    <w:bookmarkEnd w:id="40"/>
+    <w:bookmarkStart w:id="41" w:name="X0c09094a082440b143b51b679dcf6f1a69acb79"/>
     <w:p>
       <w:pPr>
         <w:pStyle w:val="Heading2"/>
@@ -2464,9 +2464,9 @@
         <w:t xml:space="preserve">** Nota de avaliação: ** Use o texto oficial PCI DSS v4.0.1 e o modelo de relatório aplicável para requisitos exatos, notas de aplicabilidade, procedimentos de teste, opções de resposta e documentação. Este manual explica; não substitui o padrão.</w:t>
       </w:r>
     </w:p>
-    <w:bookmarkEnd w:id="30"/>
-    <w:bookmarkEnd w:id="31"/>
-    <w:bookmarkStart w:id="34" w:name="requerimento-2-configurações-seguras"/>
+    <w:bookmarkEnd w:id="41"/>
+    <w:bookmarkEnd w:id="42"/>
+    <w:bookmarkStart w:id="45" w:name="requerimento-2-configurações-seguras"/>
     <w:p>
       <w:pPr>
         <w:pStyle w:val="Heading1"/>
@@ -2481,105 +2481,105 @@
       </w:pPr>
       <w:r>
         <w:rPr>
+          <w:iCs/>
           <w:i/>
-          <w:iCs/>
         </w:rPr>
         <w:t xml:space="preserve">Aplicar configurações seguras para todos os componentes do sistema</w:t>
       </w:r>
       <w:r>
         <w:rPr>
+          <w:iCs/>
           <w:i/>
+        </w:rPr>
+        <w:t xml:space="preserve"> </w:t>
+      </w:r>
+    </w:p>
+    <w:bookmarkStart w:id="43" w:name="Xf4c9a6ffa4c8ddf05f0e86e6e1805e14130104d"/>
+    <w:p>
+      <w:pPr>
+        <w:pStyle w:val="Heading2"/>
+      </w:pPr>
+      <w:r>
+        <w:t xml:space="preserve">** finalidade do requisito:** Aplicar configurações seguras em todos os componentes do sistema</w:t>
+      </w:r>
+    </w:p>
+    <w:bookmarkEnd w:id="43"/>
+    <w:bookmarkStart w:id="44" w:name="Xe8c2b0567a42cdc84d4f49dd09ba1d43bd86b08"/>
+    <w:p>
+      <w:pPr>
+        <w:pStyle w:val="Heading2"/>
+      </w:pPr>
+      <w:r>
+        <w:t xml:space="preserve">Grupo** Grupo** Significado plano** Foco de verificação** Exemplo de evidência**</w:t>
+      </w:r>
+    </w:p>
+    <w:p>
+      <w:pPr>
+        <w:pStyle w:val="FirstParagraph"/>
+      </w:pPr>
+      <w:r>
+        <w:t xml:space="preserve">2.1 Defina, atribua e documente processos e funções de configuração segura. Confirmar escopo, propriedade, design, implementação, evidência operacional, exceções, correção e reteste. Normas de configuração, inventários, escaneamentos de endurecimento, conta padrão e revisões de serviços</w:t>
+      </w:r>
+      <w:r>
+        <w:t xml:space="preserve"> </w:t>
+      </w:r>
+      <w:r>
+        <w:t xml:space="preserve">2.2 Desenvolver e aplicar padrões de configuração; remover padrões, serviços desnecessários e configurações inseguras. Confirmar escopo, propriedade, design, implementação, evidência operacional, exceções, correção e reteste. Normas de configuração, inventários, escaneamentos de endurecimento, conta padrão e revisões de serviços</w:t>
+      </w:r>
+      <w:r>
+        <w:t xml:space="preserve"> </w:t>
+      </w:r>
+      <w:r>
+        <w:t xml:space="preserve">□ 2.3 □ Ambientes sem fio seguros com padrões alterados, criptografia forte e configurações gerenciadas. Confirmar escopo, propriedade, design, implementação, evidência operacional, exceções, correção e reteste. Normas de configuração, inventários, escaneamentos de endurecimento, conta padrão e revisões de serviços</w:t>
+      </w:r>
+    </w:p>
+    <w:p>
+      <w:pPr>
+        <w:pStyle w:val="BodyText"/>
+      </w:pPr>
+      <w:r>
+        <w:t xml:space="preserve">** Nota de avaliação: ** Use o texto oficial PCI DSS v4.0.1 e o modelo de relatório aplicável para requisitos exatos, notas de aplicabilidade, procedimentos de teste, opções de resposta e documentação. Este manual explica; não substitui o padrão.</w:t>
+      </w:r>
+    </w:p>
+    <w:bookmarkEnd w:id="44"/>
+    <w:bookmarkEnd w:id="45"/>
+    <w:bookmarkStart w:id="49" w:name="requisitos-3-dados-da-conta-armazenada"/>
+    <w:p>
+      <w:pPr>
+        <w:pStyle w:val="Heading1"/>
+      </w:pPr>
+      <w:r>
+        <w:t xml:space="preserve">8. Requisitos 3 — Dados da Conta Armazenada</w:t>
+      </w:r>
+    </w:p>
+    <w:p>
+      <w:pPr>
+        <w:pStyle w:val="FirstParagraph"/>
+      </w:pPr>
+      <w:r>
+        <w:rPr>
           <w:iCs/>
-        </w:rPr>
-        <w:t xml:space="preserve"> </w:t>
-      </w:r>
-    </w:p>
-    <w:bookmarkStart w:id="32" w:name="Xf4c9a6ffa4c8ddf05f0e86e6e1805e14130104d"/>
-    <w:p>
-      <w:pPr>
-        <w:pStyle w:val="Heading2"/>
-      </w:pPr>
-      <w:r>
-        <w:t xml:space="preserve">** finalidade do requisito:** Aplicar configurações seguras em todos os componentes do sistema</w:t>
-      </w:r>
-    </w:p>
-    <w:bookmarkEnd w:id="32"/>
-    <w:bookmarkStart w:id="33" w:name="Xe8c2b0567a42cdc84d4f49dd09ba1d43bd86b08"/>
-    <w:p>
-      <w:pPr>
-        <w:pStyle w:val="Heading2"/>
-      </w:pPr>
-      <w:r>
-        <w:t xml:space="preserve">Grupo** Grupo** Significado plano** Foco de verificação** Exemplo de evidência**</w:t>
-      </w:r>
-    </w:p>
-    <w:p>
-      <w:pPr>
-        <w:pStyle w:val="FirstParagraph"/>
-      </w:pPr>
-      <w:r>
-        <w:t xml:space="preserve">2.1 Defina, atribua e documente processos e funções de configuração segura. Confirmar escopo, propriedade, design, implementação, evidência operacional, exceções, correção e reteste. Normas de configuração, inventários, escaneamentos de endurecimento, conta padrão e revisões de serviços</w:t>
-      </w:r>
-      <w:r>
-        <w:t xml:space="preserve"> </w:t>
-      </w:r>
-      <w:r>
-        <w:t xml:space="preserve">2.2 Desenvolver e aplicar padrões de configuração; remover padrões, serviços desnecessários e configurações inseguras. Confirmar escopo, propriedade, design, implementação, evidência operacional, exceções, correção e reteste. Normas de configuração, inventários, escaneamentos de endurecimento, conta padrão e revisões de serviços</w:t>
-      </w:r>
-      <w:r>
-        <w:t xml:space="preserve"> </w:t>
-      </w:r>
-      <w:r>
-        <w:t xml:space="preserve">□ 2.3 □ Ambientes sem fio seguros com padrões alterados, criptografia forte e configurações gerenciadas. Confirmar escopo, propriedade, design, implementação, evidência operacional, exceções, correção e reteste. Normas de configuração, inventários, escaneamentos de endurecimento, conta padrão e revisões de serviços</w:t>
-      </w:r>
-    </w:p>
-    <w:p>
-      <w:pPr>
-        <w:pStyle w:val="BodyText"/>
-      </w:pPr>
-      <w:r>
-        <w:t xml:space="preserve">** Nota de avaliação: ** Use o texto oficial PCI DSS v4.0.1 e o modelo de relatório aplicável para requisitos exatos, notas de aplicabilidade, procedimentos de teste, opções de resposta e documentação. Este manual explica; não substitui o padrão.</w:t>
-      </w:r>
-    </w:p>
-    <w:bookmarkEnd w:id="33"/>
-    <w:bookmarkEnd w:id="34"/>
-    <w:bookmarkStart w:id="38" w:name="requisitos-3-dados-da-conta-armazenada"/>
-    <w:p>
-      <w:pPr>
-        <w:pStyle w:val="Heading1"/>
-      </w:pPr>
-      <w:r>
-        <w:t xml:space="preserve">8. Requisitos 3 — Dados da Conta Armazenada</w:t>
-      </w:r>
-    </w:p>
-    <w:p>
-      <w:pPr>
-        <w:pStyle w:val="FirstParagraph"/>
-      </w:pPr>
-      <w:r>
-        <w:rPr>
           <w:i/>
-          <w:iCs/>
         </w:rPr>
         <w:t xml:space="preserve">Protect Dados de Conta Armazenados</w:t>
       </w:r>
       <w:r>
         <w:rPr>
+          <w:iCs/>
           <w:i/>
-          <w:iCs/>
         </w:rPr>
         <w:t xml:space="preserve"> </w:t>
       </w:r>
     </w:p>
-    <w:bookmarkStart w:id="35" w:name="Xb932c8d60de1de63bb7c26c02064b55e6f552d2"/>
+    <w:bookmarkStart w:id="46" w:name="Xb932c8d60de1de63bb7c26c02064b55e6f552d2"/>
     <w:p>
       <w:pPr>
         <w:pStyle w:val="Heading2"/>
       </w:pPr>
       <w:r>
         <w:rPr>
+          <w:bCs/>
           <w:b/>
-          <w:bCs/>
         </w:rPr>
         <w:t xml:space="preserve">Obrigatório:</w:t>
       </w:r>
@@ -2587,8 +2587,8 @@
         <w:t xml:space="preserve">Proteger Dados de Conta Armazenados</w:t>
       </w:r>
     </w:p>
-    <w:bookmarkEnd w:id="35"/>
-    <w:bookmarkStart w:id="36" w:name="X0323742b0f24b7ca2232a3e2d4b9ac48c761e0d"/>
+    <w:bookmarkEnd w:id="46"/>
+    <w:bookmarkStart w:id="47" w:name="X0323742b0f24b7ca2232a3e2d4b9ac48c761e0d"/>
     <w:p>
       <w:pPr>
         <w:pStyle w:val="Heading2"/>
@@ -2649,8 +2649,8 @@
         <w:t xml:space="preserve">** Nota de avaliação: ** Use o texto oficial PCI DSS v4.0.1 e o modelo de relatório aplicável para requisitos exatos, notas de aplicabilidade, procedimentos de teste, opções de resposta e documentação. Este manual explica; não substitui o padrão.</w:t>
       </w:r>
     </w:p>
-    <w:bookmarkEnd w:id="36"/>
-    <w:bookmarkStart w:id="37" w:name="Xb0336eda8fe109a9406e217b1574c6900d7d547"/>
+    <w:bookmarkEnd w:id="47"/>
+    <w:bookmarkStart w:id="48" w:name="Xb0336eda8fe109a9406e217b1574c6900d7d547"/>
     <w:p>
       <w:pPr>
         <w:pStyle w:val="Heading2"/>
@@ -2659,9 +2659,9 @@
         <w:t xml:space="preserve">Proibição crítica:** Dados de autenticação sensíveis não devem ser armazenados após a autorização, mesmo quando criptografados, exceto quando PCI DSS expressamente permite o emissor ou o uso de suporte de emissão.</w:t>
       </w:r>
     </w:p>
-    <w:bookmarkEnd w:id="37"/>
-    <w:bookmarkEnd w:id="38"/>
-    <w:bookmarkStart w:id="41" w:name="X526f58b2beab305d14550cc88171a20ce77971b"/>
+    <w:bookmarkEnd w:id="48"/>
+    <w:bookmarkEnd w:id="49"/>
+    <w:bookmarkStart w:id="52" w:name="X526f58b2beab305d14550cc88171a20ce77971b"/>
     <w:p>
       <w:pPr>
         <w:pStyle w:val="Heading1"/>
@@ -2676,28 +2676,28 @@
       </w:pPr>
       <w:r>
         <w:rPr>
+          <w:iCs/>
           <w:i/>
-          <w:iCs/>
         </w:rPr>
         <w:t xml:space="preserve">Proteger dados do titular do cartão com forte criptografia durante a transmissão sobre redes públicas abertas</w:t>
       </w:r>
       <w:r>
         <w:rPr>
+          <w:iCs/>
           <w:i/>
-          <w:iCs/>
         </w:rPr>
         <w:t xml:space="preserve"> </w:t>
       </w:r>
     </w:p>
-    <w:bookmarkStart w:id="39" w:name="X13202a12c05270bde46bf64fe47b01c0766164e"/>
+    <w:bookmarkStart w:id="50" w:name="X13202a12c05270bde46bf64fe47b01c0766164e"/>
     <w:p>
       <w:pPr>
         <w:pStyle w:val="Heading2"/>
       </w:pPr>
       <w:r>
         <w:rPr>
+          <w:bCs/>
           <w:b/>
-          <w:bCs/>
         </w:rPr>
         <w:t xml:space="preserve">Propósito do requisito:</w:t>
       </w:r>
@@ -2705,8 +2705,8 @@
         <w:t xml:space="preserve">Proteger dados do titular do cartão com criptografia forte durante a transmissão sobre redes públicas abertas</w:t>
       </w:r>
     </w:p>
-    <w:bookmarkEnd w:id="39"/>
-    <w:bookmarkStart w:id="40" w:name="X8b2fbda5a7426e67550b11fcc0e522c4ed9af47"/>
+    <w:bookmarkEnd w:id="50"/>
+    <w:bookmarkStart w:id="51" w:name="X8b2fbda5a7426e67550b11fcc0e522c4ed9af47"/>
     <w:p>
       <w:pPr>
         <w:pStyle w:val="Heading2"/>
@@ -2737,9 +2737,9 @@
         <w:t xml:space="preserve">** Nota de avaliação: ** Use o texto oficial PCI DSS v4.0.1 e o modelo de relatório aplicável para requisitos exatos, notas de aplicabilidade, procedimentos de teste, opções de resposta e documentação. Este manual explica; não substitui o padrão.</w:t>
       </w:r>
     </w:p>
-    <w:bookmarkEnd w:id="40"/>
-    <w:bookmarkEnd w:id="41"/>
-    <w:bookmarkStart w:id="43" w:name="requerimento-5-software-maléfico"/>
+    <w:bookmarkEnd w:id="51"/>
+    <w:bookmarkEnd w:id="52"/>
+    <w:bookmarkStart w:id="54" w:name="requerimento-5-software-maléfico"/>
     <w:p>
       <w:pPr>
         <w:pStyle w:val="Heading1"/>
@@ -2754,15 +2754,15 @@
       </w:pPr>
       <w:r>
         <w:rPr>
+          <w:iCs/>
           <w:i/>
-          <w:iCs/>
         </w:rPr>
         <w:t xml:space="preserve">Proteger todos os sistemas e redes de software malicioso</w:t>
       </w:r>
       <w:r>
         <w:rPr>
+          <w:iCs/>
           <w:i/>
-          <w:iCs/>
         </w:rPr>
         <w:t xml:space="preserve"> </w:t>
       </w:r>
@@ -2781,7 +2781,7 @@
         <w:t xml:space="preserve">□—————————————————————————————————————–</w:t>
       </w:r>
     </w:p>
-    <w:bookmarkStart w:id="42" w:name="X8facabd31040eeebe49f5c806d76a60e0b3eb1f"/>
+    <w:bookmarkStart w:id="53" w:name="X8facabd31040eeebe49f5c806d76a60e0b3eb1f"/>
     <w:p>
       <w:pPr>
         <w:pStyle w:val="Heading2"/>
@@ -2824,9 +2824,9 @@
         <w:t xml:space="preserve">** Nota de avaliação: ** Use o texto oficial PCI DSS v4.0.1 e o modelo de relatório aplicável para requisitos exatos, notas de aplicabilidade, procedimentos de teste, opções de resposta e documentação. Este manual explica; não substitui o padrão.</w:t>
       </w:r>
     </w:p>
-    <w:bookmarkEnd w:id="42"/>
-    <w:bookmarkEnd w:id="43"/>
-    <w:bookmarkStart w:id="46" w:name="exigência-6-sistemas-seguros-e-software"/>
+    <w:bookmarkEnd w:id="53"/>
+    <w:bookmarkEnd w:id="54"/>
+    <w:bookmarkStart w:id="57" w:name="exigência-6-sistemas-seguros-e-software"/>
     <w:p>
       <w:pPr>
         <w:pStyle w:val="Heading1"/>
@@ -2837,25 +2837,25 @@
     </w:p>
     <w:p>
       <w:pPr>
-        <w:pStyle w:val="Compact"/>
         <w:numPr>
           <w:ilvl w:val="0"/>
           <w:numId w:val="1010"/>
         </w:numPr>
+        <w:pStyle w:val="Compact"/>
       </w:pPr>
       <w:r>
         <w:t xml:space="preserve">Desenvolver e manter sistemas seguros e software *</w:t>
       </w:r>
     </w:p>
-    <w:bookmarkStart w:id="44" w:name="X6238a130fedaf60578e2f5d60abbe4471890213"/>
+    <w:bookmarkStart w:id="55" w:name="X6238a130fedaf60578e2f5d60abbe4471890213"/>
     <w:p>
       <w:pPr>
         <w:pStyle w:val="Heading2"/>
       </w:pPr>
       <w:r>
         <w:rPr>
+          <w:bCs/>
           <w:b/>
-          <w:bCs/>
         </w:rPr>
         <w:t xml:space="preserve">Propósito de exigência:</w:t>
       </w:r>
@@ -2863,8 +2863,8 @@
         <w:t xml:space="preserve">Desenvolva e mantenha sistemas seguros e software</w:t>
       </w:r>
     </w:p>
-    <w:bookmarkEnd w:id="44"/>
-    <w:bookmarkStart w:id="45" w:name="X2d4787e4301bd8ccb4ed5acc17c153eb3eeedb2"/>
+    <w:bookmarkEnd w:id="55"/>
+    <w:bookmarkStart w:id="56" w:name="X2d4787e4301bd8ccb4ed5acc17c153eb3eeedb2"/>
     <w:p>
       <w:pPr>
         <w:pStyle w:val="Heading2"/>
@@ -2934,9 +2934,9 @@
         <w:t xml:space="preserve">Os requisitos 6.4.3 e 11.6.1 são agora eficazes. Manter um inventário e negócio ou justificação técnica para scripts de pagamento-página, autorizá-los, garantir a sua integridade, e implantar a detecção de mudança/tamper para páginas relevantes e cabeçalhos HTTP pelo menos com a frequência necessária ou suportado pela análise de risco alvo permitida.</w:t>
       </w:r>
     </w:p>
-    <w:bookmarkEnd w:id="45"/>
-    <w:bookmarkEnd w:id="46"/>
-    <w:bookmarkStart w:id="49" w:name="exigência-7-necessidade-de-negócios"/>
+    <w:bookmarkEnd w:id="56"/>
+    <w:bookmarkEnd w:id="57"/>
+    <w:bookmarkStart w:id="60" w:name="exigência-7-necessidade-de-negócios"/>
     <w:p>
       <w:pPr>
         <w:pStyle w:val="Heading1"/>
@@ -2951,13 +2951,13 @@
       </w:pPr>
       <w:r>
         <w:rPr>
+          <w:iCs/>
           <w:i/>
-          <w:iCs/>
         </w:rPr>
         <w:t xml:space="preserve">Restringir o acesso aos componentes do sistema e dados do titular do cartão por necessidade de conhecimento do negócio</w:t>
       </w:r>
     </w:p>
-    <w:bookmarkStart w:id="47" w:name="Xba00c4ea17d252d7c48b0f96a65406c392fc9dc"/>
+    <w:bookmarkStart w:id="58" w:name="Xba00c4ea17d252d7c48b0f96a65406c392fc9dc"/>
     <w:p>
       <w:pPr>
         <w:pStyle w:val="Heading2"/>
@@ -2966,8 +2966,8 @@
         <w:t xml:space="preserve">Finalidade do requisito:** Restrinja o acesso aos componentes do sistema e aos dados do titular do cartão pela necessidade do negócio de saber</w:t>
       </w:r>
     </w:p>
-    <w:bookmarkEnd w:id="47"/>
-    <w:bookmarkStart w:id="48" w:name="X2b446e637a64e4ce3af49dce1f1246a42823207"/>
+    <w:bookmarkEnd w:id="58"/>
+    <w:bookmarkStart w:id="59" w:name="X2b446e637a64e4ce3af49dce1f1246a42823207"/>
     <w:p>
       <w:pPr>
         <w:pStyle w:val="Heading2"/>
@@ -3004,9 +3004,9 @@
         <w:t xml:space="preserve">** Nota de avaliação: ** Use o texto oficial PCI DSS v4.0.1 e o modelo de relatório aplicável para requisitos exatos, notas de aplicabilidade, procedimentos de teste, opções de resposta e documentação. Este manual explica; não substitui o padrão.</w:t>
       </w:r>
     </w:p>
-    <w:bookmarkEnd w:id="48"/>
-    <w:bookmarkEnd w:id="49"/>
-    <w:bookmarkStart w:id="53" w:name="requerimento-8-identidade-e-autenticação"/>
+    <w:bookmarkEnd w:id="59"/>
+    <w:bookmarkEnd w:id="60"/>
+    <w:bookmarkStart w:id="64" w:name="requerimento-8-identidade-e-autenticação"/>
     <w:p>
       <w:pPr>
         <w:pStyle w:val="Heading1"/>
@@ -3021,13 +3021,13 @@
       </w:pPr>
       <w:r>
         <w:rPr>
+          <w:iCs/>
           <w:i/>
-          <w:iCs/>
         </w:rPr>
         <w:t xml:space="preserve">Identifique usuários e autentique o acesso aos componentes do sistema</w:t>
       </w:r>
     </w:p>
-    <w:bookmarkStart w:id="50" w:name="Xed08bacf67186036ca0001a4154479c4890ff5b"/>
+    <w:bookmarkStart w:id="61" w:name="Xed08bacf67186036ca0001a4154479c4890ff5b"/>
     <w:p>
       <w:pPr>
         <w:pStyle w:val="Heading2"/>
@@ -3036,8 +3036,8 @@
         <w:t xml:space="preserve">** finalidade do requisito:** Identificar usuários e Autenticar o acesso aos componentes do sistema</w:t>
       </w:r>
     </w:p>
-    <w:bookmarkEnd w:id="50"/>
-    <w:bookmarkStart w:id="51" w:name="X6b1e4da0265a9b9562df2ed134d22d697c8cd6c"/>
+    <w:bookmarkEnd w:id="61"/>
+    <w:bookmarkStart w:id="62" w:name="X6b1e4da0265a9b9562df2ed134d22d697c8cd6c"/>
     <w:p>
       <w:pPr>
         <w:pStyle w:val="Heading2"/>
@@ -3092,8 +3092,8 @@
         <w:t xml:space="preserve">** Nota de avaliação: ** Use o texto oficial PCI DSS v4.0.1 e o modelo de relatório aplicável para requisitos exatos, notas de aplicabilidade, procedimentos de teste, opções de resposta e documentação. Este manual explica; não substitui o padrão.</w:t>
       </w:r>
     </w:p>
-    <w:bookmarkEnd w:id="51"/>
-    <w:bookmarkStart w:id="52" w:name="X955f9895aecb28cb68b47b7c0537a93bd98121b"/>
+    <w:bookmarkEnd w:id="62"/>
+    <w:bookmarkStart w:id="63" w:name="X955f9895aecb28cb68b47b7c0537a93bd98121b"/>
     <w:p>
       <w:pPr>
         <w:pStyle w:val="Heading2"/>
@@ -3102,9 +3102,9 @@
         <w:t xml:space="preserve">• ** Aviso de autenticação: ** O requisito 8 contém regras detalhadas para IDs exclusivos, contas inativas e encerradas, senhas/passfrases fortes, MFA, contas de serviço, fatores de autenticação e reset seguro. Verificar a aplicabilidade exata no padrão oficial.</w:t>
       </w:r>
     </w:p>
-    <w:bookmarkEnd w:id="52"/>
-    <w:bookmarkEnd w:id="53"/>
-    <w:bookmarkStart w:id="56" w:name="requerimento-9-acesso-físico"/>
+    <w:bookmarkEnd w:id="63"/>
+    <w:bookmarkEnd w:id="64"/>
+    <w:bookmarkStart w:id="67" w:name="requerimento-9-acesso-físico"/>
     <w:p>
       <w:pPr>
         <w:pStyle w:val="Heading1"/>
@@ -3115,25 +3115,25 @@
     </w:p>
     <w:p>
       <w:pPr>
-        <w:pStyle w:val="Compact"/>
         <w:numPr>
           <w:ilvl w:val="0"/>
           <w:numId w:val="1011"/>
         </w:numPr>
+        <w:pStyle w:val="Compact"/>
       </w:pPr>
       <w:r>
         <w:t xml:space="preserve">Restrinja o acesso físico aos dados do titular do cartão</w:t>
       </w:r>
     </w:p>
-    <w:bookmarkStart w:id="54" w:name="Xcf4e9f8f91919d3a083340712498e8c7f53c484"/>
+    <w:bookmarkStart w:id="65" w:name="Xcf4e9f8f91919d3a083340712498e8c7f53c484"/>
     <w:p>
       <w:pPr>
         <w:pStyle w:val="Heading2"/>
       </w:pPr>
       <w:r>
         <w:rPr>
+          <w:bCs/>
           <w:b/>
-          <w:bCs/>
         </w:rPr>
         <w:t xml:space="preserve">Obrigatório:</w:t>
       </w:r>
@@ -3144,8 +3144,8 @@
         <w:t xml:space="preserve">Restrinja o acesso físico aos dados do titular do cartão</w:t>
       </w:r>
     </w:p>
-    <w:bookmarkEnd w:id="54"/>
-    <w:bookmarkStart w:id="55" w:name="Xeea56704f3a96dda1db2a4cc20cbc453d08bcdf"/>
+    <w:bookmarkEnd w:id="65"/>
+    <w:bookmarkStart w:id="66" w:name="Xeea56704f3a96dda1db2a4cc20cbc453d08bcdf"/>
     <w:p>
       <w:pPr>
         <w:pStyle w:val="Heading2"/>
@@ -3194,9 +3194,9 @@
         <w:t xml:space="preserve">** Nota de avaliação: ** Use o texto oficial PCI DSS v4.0.1 e o modelo de relatório aplicável para requisitos exatos, notas de aplicabilidade, procedimentos de teste, opções de resposta e documentação. Este manual explica; não substitui o padrão.</w:t>
       </w:r>
     </w:p>
-    <w:bookmarkEnd w:id="55"/>
-    <w:bookmarkEnd w:id="56"/>
-    <w:bookmarkStart w:id="59" w:name="requerimento-10-registro-e-monitoramento"/>
+    <w:bookmarkEnd w:id="66"/>
+    <w:bookmarkEnd w:id="67"/>
+    <w:bookmarkStart w:id="70" w:name="requerimento-10-registro-e-monitoramento"/>
     <w:p>
       <w:pPr>
         <w:pStyle w:val="Heading1"/>
@@ -3211,28 +3211,28 @@
       </w:pPr>
       <w:r>
         <w:rPr>
+          <w:iCs/>
           <w:i/>
-          <w:iCs/>
         </w:rPr>
         <w:t xml:space="preserve">Logar e monitorar todo o acesso aos componentes do sistema e dados do titular do cartão</w:t>
       </w:r>
       <w:r>
         <w:rPr>
+          <w:iCs/>
           <w:i/>
-          <w:iCs/>
         </w:rPr>
         <w:t xml:space="preserve"> </w:t>
       </w:r>
     </w:p>
-    <w:bookmarkStart w:id="57" w:name="Xb4d63f5a416fb2a9651ec869496d10bd8a40423"/>
+    <w:bookmarkStart w:id="68" w:name="Xb4d63f5a416fb2a9651ec869496d10bd8a40423"/>
     <w:p>
       <w:pPr>
         <w:pStyle w:val="Heading2"/>
       </w:pPr>
       <w:r>
         <w:rPr>
+          <w:bCs/>
           <w:b/>
-          <w:bCs/>
         </w:rPr>
         <w:t xml:space="preserve">Requisito:</w:t>
       </w:r>
@@ -3243,8 +3243,8 @@
         <w:t xml:space="preserve">Log and Monitor All Access to System Components and Cardholder Data</w:t>
       </w:r>
     </w:p>
-    <w:bookmarkEnd w:id="57"/>
-    <w:bookmarkStart w:id="58" w:name="X9bdbecdad583a73ae2ccb25648ba60856cd1ad9"/>
+    <w:bookmarkEnd w:id="68"/>
+    <w:bookmarkStart w:id="69" w:name="X9bdbecdad583a73ae2ccb25648ba60856cd1ad9"/>
     <w:p>
       <w:pPr>
         <w:pStyle w:val="Heading2"/>
@@ -3305,9 +3305,9 @@
         <w:t xml:space="preserve">** Nota de avaliação: ** Use o texto oficial PCI DSS v4.0.1 e o modelo de relatório aplicável para requisitos exatos, notas de aplicabilidade, procedimentos de teste, opções de resposta e documentação. Este manual explica; não substitui o padrão.</w:t>
       </w:r>
     </w:p>
-    <w:bookmarkEnd w:id="58"/>
-    <w:bookmarkEnd w:id="59"/>
-    <w:bookmarkStart w:id="62" w:name="exigência-11-testes-de-segurança"/>
+    <w:bookmarkEnd w:id="69"/>
+    <w:bookmarkEnd w:id="70"/>
+    <w:bookmarkStart w:id="73" w:name="exigência-11-testes-de-segurança"/>
     <w:p>
       <w:pPr>
         <w:pStyle w:val="Heading1"/>
@@ -3318,25 +3318,25 @@
     </w:p>
     <w:p>
       <w:pPr>
-        <w:pStyle w:val="Compact"/>
         <w:numPr>
           <w:ilvl w:val="0"/>
           <w:numId w:val="1012"/>
         </w:numPr>
+        <w:pStyle w:val="Compact"/>
       </w:pPr>
       <w:r>
         <w:t xml:space="preserve">Sistemas de segurança de teste e processos regularmente *</w:t>
       </w:r>
     </w:p>
-    <w:bookmarkStart w:id="60" w:name="Xc187c1d33b5c44534cd9cfe6eacda9e67700813"/>
+    <w:bookmarkStart w:id="71" w:name="Xc187c1d33b5c44534cd9cfe6eacda9e67700813"/>
     <w:p>
       <w:pPr>
         <w:pStyle w:val="Heading2"/>
       </w:pPr>
       <w:r>
         <w:rPr>
+          <w:bCs/>
           <w:b/>
-          <w:bCs/>
         </w:rPr>
         <w:t xml:space="preserve">Objectivo do requisito:</w:t>
       </w:r>
@@ -3347,8 +3347,8 @@
         <w:t xml:space="preserve">Sistemas e processos de segurança de teste regularmente</w:t>
       </w:r>
     </w:p>
-    <w:bookmarkEnd w:id="60"/>
-    <w:bookmarkStart w:id="61" w:name="X055c42facda965ecf8d20272fab10a788a883e5"/>
+    <w:bookmarkEnd w:id="71"/>
+    <w:bookmarkStart w:id="72" w:name="X055c42facda965ecf8d20272fab10a788a883e5"/>
     <w:p>
       <w:pPr>
         <w:pStyle w:val="Heading2"/>
@@ -3417,9 +3417,9 @@
         <w:t xml:space="preserve">□————————————————————————————————————————————————————————————————————————————————————————————————————————————————————————————————————————————</w:t>
       </w:r>
     </w:p>
-    <w:bookmarkEnd w:id="61"/>
-    <w:bookmarkEnd w:id="62"/>
-    <w:bookmarkStart w:id="64" w:name="exigência-12-políticas-e-programas"/>
+    <w:bookmarkEnd w:id="72"/>
+    <w:bookmarkEnd w:id="73"/>
+    <w:bookmarkStart w:id="75" w:name="exigência-12-políticas-e-programas"/>
     <w:p>
       <w:pPr>
         <w:pStyle w:val="Heading1"/>
@@ -3450,7 +3450,7 @@
         <w:t xml:space="preserve">.———————————————————————————————————————————</w:t>
       </w:r>
     </w:p>
-    <w:bookmarkStart w:id="63" w:name="Xabd34782e51453615ce4e728c12647f785e70a6"/>
+    <w:bookmarkStart w:id="74" w:name="Xabd34782e51453615ce4e728c12647f785e70a6"/>
     <w:p>
       <w:pPr>
         <w:pStyle w:val="Heading2"/>
@@ -3542,9 +3542,9 @@
         <w:t xml:space="preserve">Figura 8. Fluxo de trabalho de resposta incidente de pagamento</w:t>
       </w:r>
     </w:p>
-    <w:bookmarkEnd w:id="63"/>
-    <w:bookmarkEnd w:id="64"/>
-    <w:bookmarkStart w:id="65" w:name="testes-de-evidência-avaliação-e-controle"/>
+    <w:bookmarkEnd w:id="74"/>
+    <w:bookmarkEnd w:id="75"/>
+    <w:bookmarkStart w:id="76" w:name="testes-de-evidência-avaliação-e-controle"/>
     <w:p>
       <w:pPr>
         <w:pStyle w:val="Heading1"/>
@@ -3555,11 +3555,11 @@
     </w:p>
     <w:p>
       <w:pPr>
-        <w:pStyle w:val="Compact"/>
         <w:numPr>
           <w:ilvl w:val="0"/>
           <w:numId w:val="1013"/>
         </w:numPr>
+        <w:pStyle w:val="Compact"/>
       </w:pPr>
       <w:r>
         <w:t xml:space="preserve">Como verificar que os requisitos PCI DSS são implementados e operacionais.*</w:t>
@@ -3666,8 +3666,8 @@
         <w:t xml:space="preserve">Reteste a correção em toda a população afetada e indicar a conclusão e limitações.</w:t>
       </w:r>
     </w:p>
-    <w:bookmarkEnd w:id="65"/>
-    <w:bookmarkStart w:id="67" w:name="testes-práticos"/>
+    <w:bookmarkEnd w:id="76"/>
+    <w:bookmarkStart w:id="78" w:name="testes-práticos"/>
     <w:p>
       <w:pPr>
         <w:pStyle w:val="Heading1"/>
@@ -3676,7 +3676,7 @@
         <w:t xml:space="preserve"># 18.1 Testes práticos</w:t>
       </w:r>
     </w:p>
-    <w:bookmarkStart w:id="66" w:name="section-1"/>
+    <w:bookmarkStart w:id="77" w:name="section-1"/>
     <w:p>
       <w:pPr>
         <w:pStyle w:val="Heading2"/>
@@ -3735,9 +3735,9 @@
         <w:t xml:space="preserve">□ Terceiros □ População completa do TPSP; amostra crítica, nova, alterada, e provedores terminados Acordo de teste, matriz de responsabilidade, status, monitoramento, funções de incidente, efeito de escopo, e saída, Inventário, contratos, COA, matriz, revisões, descobertas e prova de remoção</w:t>
       </w:r>
     </w:p>
-    <w:bookmarkEnd w:id="66"/>
-    <w:bookmarkEnd w:id="67"/>
-    <w:bookmarkStart w:id="70" w:name="Xebca4c93d18d2829a62f8ec962417a36ed60f31"/>
+    <w:bookmarkEnd w:id="77"/>
+    <w:bookmarkEnd w:id="78"/>
+    <w:bookmarkStart w:id="81" w:name="Xebca4c93d18d2829a62f8ec962417a36ed60f31"/>
     <w:p>
       <w:pPr>
         <w:pStyle w:val="Heading1"/>
@@ -3748,17 +3748,17 @@
     </w:p>
     <w:p>
       <w:pPr>
-        <w:pStyle w:val="Compact"/>
         <w:numPr>
           <w:ilvl w:val="0"/>
           <w:numId w:val="1015"/>
         </w:numPr>
+        <w:pStyle w:val="Compact"/>
       </w:pPr>
       <w:r>
         <w:t xml:space="preserve">Links oficiais, inícios rápidos seguros, evidências e limitações.*</w:t>
       </w:r>
     </w:p>
-    <w:bookmarkStart w:id="68" w:name="X4b46c8e9128bd4da305deea5771301f07091b82"/>
+    <w:bookmarkStart w:id="79" w:name="X4b46c8e9128bd4da305deea5771301f07091b82"/>
     <w:p>
       <w:pPr>
         <w:pStyle w:val="Heading2"/>
@@ -3771,8 +3771,8 @@
       </w:r>
       <w:r>
         <w:rPr>
+          <w:bCs/>
           <w:b/>
-          <w:bCs/>
         </w:rPr>
         <w:t xml:space="preserve">Ferramenta</w:t>
       </w:r>
@@ -3781,8 +3781,8 @@
       </w:r>
       <w:r>
         <w:rPr>
+          <w:bCs/>
           <w:b/>
-          <w:bCs/>
         </w:rPr>
         <w:t xml:space="preserve">Purpose</w:t>
       </w:r>
@@ -3791,8 +3791,8 @@
       </w:r>
       <w:r>
         <w:rPr>
+          <w:bCs/>
           <w:b/>
-          <w:bCs/>
         </w:rPr>
         <w:t xml:space="preserve">Possible PCI DSS support</w:t>
       </w:r>
@@ -3897,8 +3897,8 @@
         <w:t xml:space="preserve">□———————————————————————————————————————————————————————————————————————————————————————————-</w:t>
       </w:r>
     </w:p>
-    <w:bookmarkEnd w:id="68"/>
-    <w:bookmarkStart w:id="69" w:name="validação-da-ferramenta"/>
+    <w:bookmarkEnd w:id="79"/>
+    <w:bookmarkStart w:id="80" w:name="validação-da-ferramenta"/>
     <w:p>
       <w:pPr>
         <w:pStyle w:val="Heading2"/>
@@ -3984,9 +3984,9 @@
         <w:t xml:space="preserve">Revalidar após alterações, atualizações, alterações de integração ou falhas.</w:t>
       </w:r>
     </w:p>
-    <w:bookmarkEnd w:id="69"/>
-    <w:bookmarkEnd w:id="70"/>
-    <w:bookmarkStart w:id="71" w:name="assistente-do-ciso"/>
+    <w:bookmarkEnd w:id="80"/>
+    <w:bookmarkEnd w:id="81"/>
+    <w:bookmarkStart w:id="82" w:name="assistente-do-ciso"/>
     <w:p>
       <w:pPr>
         <w:pStyle w:val="Heading1"/>
@@ -4036,8 +4036,8 @@
         <w:t xml:space="preserve">Criar um comerciante fictício, mapear cinco grupos de exigência, atribuir proprietários, anexar evidências higienizadas, e rastrear uma lacuna através de reteste.</w:t>
       </w:r>
     </w:p>
-    <w:bookmarkEnd w:id="71"/>
-    <w:bookmarkStart w:id="72" w:name="evidência-e-limitação"/>
+    <w:bookmarkEnd w:id="82"/>
+    <w:bookmarkStart w:id="83" w:name="evidência-e-limitação"/>
     <w:p>
       <w:pPr>
         <w:pStyle w:val="Heading1"/>
@@ -4054,8 +4054,8 @@
         <w:t xml:space="preserve">Manter autorização, finalidade, população alvo completa, versões, configuração, resultado bruto, revisor, decisão, ação corretiva, exceção e reteste. Proteja resultados contendo PAN, credenciais, arquitetura, identidades ou vulnerabilidades. Nunca coloque dados reais de conta em uma ferramenta não aprovada.</w:t>
       </w:r>
     </w:p>
-    <w:bookmarkEnd w:id="72"/>
-    <w:bookmarkStart w:id="74" w:name="wazuh"/>
+    <w:bookmarkEnd w:id="83"/>
+    <w:bookmarkStart w:id="85" w:name="wazuh"/>
     <w:p>
       <w:pPr>
         <w:pStyle w:val="Heading1"/>
@@ -4082,7 +4082,7 @@
       <w:r>
         <w:t xml:space="preserve"> </w:t>
       </w:r>
-      <w:hyperlink r:id="rId73">
+      <w:hyperlink r:id="rId84">
         <w:r>
           <w:rPr>
             <w:rStyle w:val="Hyperlink"/>
@@ -4113,8 +4113,8 @@
         <w:t xml:space="preserve">Conecte um endpoint de laboratório autorizado, gere um evento inofensivo, reveja o alerta e mantenha o evento, regra, revisão e ticket.</w:t>
       </w:r>
     </w:p>
-    <w:bookmarkEnd w:id="74"/>
-    <w:bookmarkStart w:id="77" w:name="evidência-e-limitação-1"/>
+    <w:bookmarkEnd w:id="85"/>
+    <w:bookmarkStart w:id="88" w:name="evidência-e-limitação-1"/>
     <w:p>
       <w:pPr>
         <w:pStyle w:val="Heading1"/>
@@ -4131,7 +4131,7 @@
         <w:t xml:space="preserve">Manter autorização, finalidade, população alvo completa, versões, configuração, resultado bruto, revisor, decisão, ação corretiva, exceção e reteste. Proteja resultados contendo PAN, credenciais, arquitetura, identidades ou vulnerabilidades. Nunca coloque dados reais de conta em uma ferramenta não aprovada.</w:t>
       </w:r>
     </w:p>
-    <w:bookmarkStart w:id="76" w:name="osquery"/>
+    <w:bookmarkStart w:id="87" w:name="osquery"/>
     <w:p>
       <w:pPr>
         <w:pStyle w:val="Heading2"/>
@@ -4158,7 +4158,7 @@
       <w:r>
         <w:t xml:space="preserve"> </w:t>
       </w:r>
-      <w:hyperlink r:id="rId75">
+      <w:hyperlink r:id="rId86">
         <w:r>
           <w:rPr>
             <w:rStyle w:val="Hyperlink"/>
@@ -4183,9 +4183,9 @@
         <w:t xml:space="preserve">Consultar usuários de laboratório, software, serviços, criptografia ou processos; reter consulta, população host, tempo, saída e revisão.</w:t>
       </w:r>
     </w:p>
-    <w:bookmarkEnd w:id="76"/>
-    <w:bookmarkEnd w:id="77"/>
-    <w:bookmarkStart w:id="80" w:name="evidência-e-limitação-2"/>
+    <w:bookmarkEnd w:id="87"/>
+    <w:bookmarkEnd w:id="88"/>
+    <w:bookmarkStart w:id="91" w:name="evidência-e-limitação-2"/>
     <w:p>
       <w:pPr>
         <w:pStyle w:val="Heading1"/>
@@ -4202,7 +4202,7 @@
         <w:t xml:space="preserve">Manter autorização, finalidade, população alvo completa, versões, configuração, resultado bruto, revisor, decisão, ação corretiva, exceção e reteste. Proteja resultados contendo PAN, credenciais, arquitetura, identidades ou vulnerabilidades. Nunca coloque dados reais de conta em uma ferramenta não aprovada.</w:t>
       </w:r>
     </w:p>
-    <w:bookmarkStart w:id="79" w:name="openscap"/>
+    <w:bookmarkStart w:id="90" w:name="openscap"/>
     <w:p>
       <w:pPr>
         <w:pStyle w:val="Heading2"/>
@@ -4229,7 +4229,7 @@
       <w:r>
         <w:t xml:space="preserve"> </w:t>
       </w:r>
-      <w:hyperlink r:id="rId78">
+      <w:hyperlink r:id="rId89">
         <w:r>
           <w:rPr>
             <w:rStyle w:val="Hyperlink"/>
@@ -4254,9 +4254,9 @@
         <w:t xml:space="preserve">Avaliar um laboratório Linux aprovado contra um perfil adequado, corrigir uma configuração aprovada e comparar relatórios.</w:t>
       </w:r>
     </w:p>
-    <w:bookmarkEnd w:id="79"/>
-    <w:bookmarkEnd w:id="80"/>
-    <w:bookmarkStart w:id="81" w:name="evidência-e-limitação-3"/>
+    <w:bookmarkEnd w:id="90"/>
+    <w:bookmarkEnd w:id="91"/>
+    <w:bookmarkStart w:id="92" w:name="evidência-e-limitação-3"/>
     <w:p>
       <w:pPr>
         <w:pStyle w:val="Heading1"/>
@@ -4273,8 +4273,8 @@
         <w:t xml:space="preserve">Manter autorização, finalidade, população alvo completa, versões, configuração, resultado bruto, revisor, decisão, ação corretiva, exceção e reteste. Proteja resultados contendo PAN, credenciais, arquitetura, identidades ou vulnerabilidades. Nunca coloque dados reais de conta em uma ferramenta não aprovada.</w:t>
       </w:r>
     </w:p>
-    <w:bookmarkEnd w:id="81"/>
-    <w:bookmarkStart w:id="83" w:name="greenbone-community-edition"/>
+    <w:bookmarkEnd w:id="92"/>
+    <w:bookmarkStart w:id="94" w:name="greenbone-community-edition"/>
     <w:p>
       <w:pPr>
         <w:pStyle w:val="Heading1"/>
@@ -4297,15 +4297,15 @@
       </w:pPr>
       <w:r>
         <w:rPr>
+          <w:bCs/>
           <w:b/>
-          <w:bCs/>
         </w:rPr>
         <w:t xml:space="preserve">Documentação oficial:</w:t>
       </w:r>
       <w:r>
         <w:t xml:space="preserve"> </w:t>
       </w:r>
-      <w:hyperlink r:id="rId82">
+      <w:hyperlink r:id="rId93">
         <w:r>
           <w:rPr>
             <w:rStyle w:val="Hyperlink"/>
@@ -4330,8 +4330,8 @@
         <w:t xml:space="preserve">Analisar apenas um alvo de laboratório aprovado, validar um achado, corrigi-lo, rescan, e cobertura de documentos e limites.</w:t>
       </w:r>
     </w:p>
-    <w:bookmarkEnd w:id="83"/>
-    <w:bookmarkStart w:id="86" w:name="evidência-e-limitação-4"/>
+    <w:bookmarkEnd w:id="94"/>
+    <w:bookmarkStart w:id="97" w:name="evidência-e-limitação-4"/>
     <w:p>
       <w:pPr>
         <w:pStyle w:val="Heading1"/>
@@ -4348,7 +4348,7 @@
         <w:t xml:space="preserve">Manter autorização, finalidade, população alvo completa, versões, configuração, resultado bruto, revisor, decisão, ação corretiva, exceção e reteste. Proteja resultados contendo PAN, credenciais, arquitetura, identidades ou vulnerabilidades. Nunca coloque dados reais de conta em uma ferramenta não aprovada.</w:t>
       </w:r>
     </w:p>
-    <w:bookmarkStart w:id="85" w:name="nmap"/>
+    <w:bookmarkStart w:id="96" w:name="nmap"/>
     <w:p>
       <w:pPr>
         <w:pStyle w:val="Heading2"/>
@@ -4375,7 +4375,7 @@
       <w:r>
         <w:t xml:space="preserve"> </w:t>
       </w:r>
-      <w:hyperlink r:id="rId84">
+      <w:hyperlink r:id="rId95">
         <w:r>
           <w:rPr>
             <w:rStyle w:val="Hyperlink"/>
@@ -4400,9 +4400,9 @@
         <w:t xml:space="preserve">Analise um pequeno intervalo de laboratório autorizado, compare serviços observados com o inventário, e escopo de registro e aprovação.</w:t>
       </w:r>
     </w:p>
-    <w:bookmarkEnd w:id="85"/>
-    <w:bookmarkEnd w:id="86"/>
-    <w:bookmarkStart w:id="87" w:name="evidência-e-limitação-5"/>
+    <w:bookmarkEnd w:id="96"/>
+    <w:bookmarkEnd w:id="97"/>
+    <w:bookmarkStart w:id="98" w:name="evidência-e-limitação-5"/>
     <w:p>
       <w:pPr>
         <w:pStyle w:val="Heading1"/>
@@ -4419,8 +4419,8 @@
         <w:t xml:space="preserve">Manter autorização, finalidade, população alvo completa, versões, configuração, resultado bruto, revisor, decisão, ação corretiva, exceção e reteste. Proteja resultados contendo PAN, credenciais, arquitetura, identidades ou vulnerabilidades. Nunca coloque dados reais de conta em uma ferramenta não aprovada.</w:t>
       </w:r>
     </w:p>
-    <w:bookmarkEnd w:id="87"/>
-    <w:bookmarkStart w:id="89" w:name="trivy"/>
+    <w:bookmarkEnd w:id="98"/>
+    <w:bookmarkStart w:id="100" w:name="trivy"/>
     <w:p>
       <w:pPr>
         <w:pStyle w:val="Heading1"/>
@@ -4447,7 +4447,7 @@
       <w:r>
         <w:t xml:space="preserve"> </w:t>
       </w:r>
-      <w:hyperlink r:id="rId88">
+      <w:hyperlink r:id="rId99">
         <w:r>
           <w:rPr>
             <w:rStyle w:val="Hyperlink"/>
@@ -4478,8 +4478,8 @@
         <w:t xml:space="preserve">Examine uma imagem de laboratório ou repositório de testes, proteja a saída, valide um achado, corrija-o e verifique novamente.</w:t>
       </w:r>
     </w:p>
-    <w:bookmarkEnd w:id="89"/>
-    <w:bookmarkStart w:id="90" w:name="evidência-e-limitação-6"/>
+    <w:bookmarkEnd w:id="100"/>
+    <w:bookmarkStart w:id="101" w:name="evidência-e-limitação-6"/>
     <w:p>
       <w:pPr>
         <w:pStyle w:val="Heading1"/>
@@ -4496,8 +4496,8 @@
         <w:t xml:space="preserve">Manter autorização, finalidade, população alvo completa, versões, configuração, resultado bruto, revisor, decisão, ação corretiva, exceção e reteste. Proteja resultados contendo PAN, credenciais, arquitetura, identidades ou vulnerabilidades. Nunca coloque dados reais de conta em uma ferramenta não aprovada.</w:t>
       </w:r>
     </w:p>
-    <w:bookmarkEnd w:id="90"/>
-    <w:bookmarkStart w:id="92" w:name="owasp-zap"/>
+    <w:bookmarkEnd w:id="101"/>
+    <w:bookmarkStart w:id="103" w:name="owasp-zap"/>
     <w:p>
       <w:pPr>
         <w:pStyle w:val="Heading1"/>
@@ -4524,7 +4524,7 @@
       <w:r>
         <w:t xml:space="preserve"> </w:t>
       </w:r>
-      <w:hyperlink r:id="rId91">
+      <w:hyperlink r:id="rId102">
         <w:r>
           <w:rPr>
             <w:rStyle w:val="Hyperlink"/>
@@ -4555,8 +4555,8 @@
         <w:t xml:space="preserve">Proxy uma aplicação de treinamento local, começar com análise passiva, validar um resultado, e manter escopo e evidência.</w:t>
       </w:r>
     </w:p>
-    <w:bookmarkEnd w:id="92"/>
-    <w:bookmarkStart w:id="93" w:name="evidência-e-limitação-7"/>
+    <w:bookmarkEnd w:id="103"/>
+    <w:bookmarkStart w:id="104" w:name="evidência-e-limitação-7"/>
     <w:p>
       <w:pPr>
         <w:pStyle w:val="Heading1"/>
@@ -4573,8 +4573,8 @@
         <w:t xml:space="preserve">Manter autorização, finalidade, população alvo completa, versões, configuração, resultado bruto, revisor, decisão, ação corretiva, exceção e reteste. Proteja resultados contendo PAN, credenciais, arquitetura, identidades ou vulnerabilidades. Nunca coloque dados reais de conta em uma ferramenta não aprovada.</w:t>
       </w:r>
     </w:p>
-    <w:bookmarkEnd w:id="93"/>
-    <w:bookmarkStart w:id="95" w:name="modsecurity-owasp-crs"/>
+    <w:bookmarkEnd w:id="104"/>
+    <w:bookmarkStart w:id="106" w:name="modsecurity-owasp-crs"/>
     <w:p>
       <w:pPr>
         <w:pStyle w:val="Heading1"/>
@@ -4601,7 +4601,7 @@
       <w:r>
         <w:t xml:space="preserve"> </w:t>
       </w:r>
-      <w:hyperlink r:id="rId94">
+      <w:hyperlink r:id="rId105">
         <w:r>
           <w:rPr>
             <w:rStyle w:val="Hyperlink"/>
@@ -4632,8 +4632,8 @@
         <w:t xml:space="preserve">Implantar apenas em um laboratório, regra de registro versão e modo, testar uma solicitação inofensiva, sintonizar um falso positivo, e preservar a aprovação de mudança.</w:t>
       </w:r>
     </w:p>
-    <w:bookmarkEnd w:id="95"/>
-    <w:bookmarkStart w:id="96" w:name="evidência-e-limitação-8"/>
+    <w:bookmarkEnd w:id="106"/>
+    <w:bookmarkStart w:id="107" w:name="evidência-e-limitação-8"/>
     <w:p>
       <w:pPr>
         <w:pStyle w:val="Heading1"/>
@@ -4650,8 +4650,8 @@
         <w:t xml:space="preserve">Manter autorização, finalidade, população alvo completa, versões, configuração, resultado bruto, revisor, decisão, ação corretiva, exceção e reteste. Proteja resultados contendo PAN, credenciais, arquitetura, identidades ou vulnerabilidades. Nunca coloque dados reais de conta em uma ferramenta não aprovada.</w:t>
       </w:r>
     </w:p>
-    <w:bookmarkEnd w:id="96"/>
-    <w:bookmarkStart w:id="98" w:name="suricata"/>
+    <w:bookmarkEnd w:id="107"/>
+    <w:bookmarkStart w:id="109" w:name="suricata"/>
     <w:p>
       <w:pPr>
         <w:pStyle w:val="Heading1"/>
@@ -4674,15 +4674,15 @@
       </w:pPr>
       <w:r>
         <w:rPr>
+          <w:bCs/>
           <w:b/>
-          <w:bCs/>
         </w:rPr>
         <w:t xml:space="preserve">Documentação oficial:</w:t>
       </w:r>
       <w:r>
         <w:t xml:space="preserve"> </w:t>
       </w:r>
-      <w:hyperlink r:id="rId97">
+      <w:hyperlink r:id="rId108">
         <w:r>
           <w:rPr>
             <w:rStyle w:val="Hyperlink"/>
@@ -4707,8 +4707,8 @@
         <w:t xml:space="preserve">Monitore um segmento de laboratório isolado, desencadeie um alerta de teste inofensivo e regra de documento, fonte de tráfego, alerta, revisão e resposta.</w:t>
       </w:r>
     </w:p>
-    <w:bookmarkEnd w:id="98"/>
-    <w:bookmarkStart w:id="99" w:name="evidência-e-limitação-9"/>
+    <w:bookmarkEnd w:id="109"/>
+    <w:bookmarkStart w:id="110" w:name="evidência-e-limitação-9"/>
     <w:p>
       <w:pPr>
         <w:pStyle w:val="Heading1"/>
@@ -4725,8 +4725,8 @@
         <w:t xml:space="preserve">Manter autorização, finalidade, população alvo completa, versões, configuração, resultado bruto, revisor, decisão, ação corretiva, exceção e reteste. Proteja resultados contendo PAN, credenciais, arquitetura, identidades ou vulnerabilidades. Nunca coloque dados reais de conta em uma ferramenta não aprovada.</w:t>
       </w:r>
     </w:p>
-    <w:bookmarkEnd w:id="99"/>
-    <w:bookmarkStart w:id="101" w:name="keycloak"/>
+    <w:bookmarkEnd w:id="110"/>
+    <w:bookmarkStart w:id="112" w:name="keycloak"/>
     <w:p>
       <w:pPr>
         <w:pStyle w:val="Heading1"/>
@@ -4753,7 +4753,7 @@
       <w:r>
         <w:t xml:space="preserve"> </w:t>
       </w:r>
-      <w:hyperlink r:id="rId100">
+      <w:hyperlink r:id="rId111">
         <w:r>
           <w:rPr>
             <w:rStyle w:val="Hyperlink"/>
@@ -4778,8 +4778,8 @@
         <w:t xml:space="preserve">Crie um reino de laboratório, papéis, usuários e MFA; teste menos privilégio, acesso falhado, revisão e terminação.</w:t>
       </w:r>
     </w:p>
-    <w:bookmarkEnd w:id="101"/>
-    <w:bookmarkStart w:id="102" w:name="evidência-e-limitação-10"/>
+    <w:bookmarkEnd w:id="112"/>
+    <w:bookmarkStart w:id="113" w:name="evidência-e-limitação-10"/>
     <w:p>
       <w:pPr>
         <w:pStyle w:val="Heading1"/>
@@ -4796,8 +4796,8 @@
         <w:t xml:space="preserve">Manter autorização, finalidade, população alvo completa, versões, configuração, resultado bruto, revisor, decisão, ação corretiva, exceção e reteste. Proteja resultados contendo PAN, credenciais, arquitetura, identidades ou vulnerabilidades. Nunca coloque dados reais de conta em uma ferramenta não aprovada.</w:t>
       </w:r>
     </w:p>
-    <w:bookmarkEnd w:id="102"/>
-    <w:bookmarkStart w:id="104" w:name="defectdojo"/>
+    <w:bookmarkEnd w:id="113"/>
+    <w:bookmarkStart w:id="115" w:name="defectdojo"/>
     <w:p>
       <w:pPr>
         <w:pStyle w:val="Heading1"/>
@@ -4820,15 +4820,15 @@
       </w:pPr>
       <w:r>
         <w:rPr>
+          <w:bCs/>
           <w:b/>
-          <w:bCs/>
         </w:rPr>
         <w:t xml:space="preserve">Documentação oficial:</w:t>
       </w:r>
       <w:r>
         <w:t xml:space="preserve"> </w:t>
       </w:r>
-      <w:hyperlink r:id="rId103">
+      <w:hyperlink r:id="rId114">
         <w:r>
           <w:rPr>
             <w:rStyle w:val="Hyperlink"/>
@@ -4853,8 +4853,8 @@
         <w:t xml:space="preserve">Importar um exame de laboratório, validar e atribuir um achado, remediação de registro, reteste, e fechar com evidências.</w:t>
       </w:r>
     </w:p>
-    <w:bookmarkEnd w:id="104"/>
-    <w:bookmarkStart w:id="106" w:name="evidência-e-limitação-11"/>
+    <w:bookmarkEnd w:id="115"/>
+    <w:bookmarkStart w:id="117" w:name="evidência-e-limitação-11"/>
     <w:p>
       <w:pPr>
         <w:pStyle w:val="Heading1"/>
@@ -4897,7 +4897,7 @@
       <w:r>
         <w:t xml:space="preserve"> </w:t>
       </w:r>
-      <w:hyperlink r:id="rId105">
+      <w:hyperlink r:id="rId116">
         <w:r>
           <w:rPr>
             <w:rStyle w:val="Hyperlink"/>
@@ -4928,8 +4928,8 @@
         <w:t xml:space="preserve">Crie uma linha de base em um host de laboratório descartável, faça uma alteração de arquivo autorizada, reveja o alerta, restaure e documente o processo.</w:t>
       </w:r>
     </w:p>
-    <w:bookmarkEnd w:id="106"/>
-    <w:bookmarkStart w:id="107" w:name="evidência-e-limitação-12"/>
+    <w:bookmarkEnd w:id="117"/>
+    <w:bookmarkStart w:id="118" w:name="evidência-e-limitação-12"/>
     <w:p>
       <w:pPr>
         <w:pStyle w:val="Heading1"/>
@@ -4946,8 +4946,8 @@
         <w:t xml:space="preserve">Manter autorização, finalidade, população alvo completa, versões, configuração, resultado bruto, revisor, decisão, ação corretiva, exceção e reteste. Proteja resultados contendo PAN, credenciais, arquitetura, identidades ou vulnerabilidades. Nunca coloque dados reais de conta em uma ferramenta não aprovada.</w:t>
       </w:r>
     </w:p>
-    <w:bookmarkEnd w:id="107"/>
-    <w:bookmarkStart w:id="109" w:name="open-policy-agent"/>
+    <w:bookmarkEnd w:id="118"/>
+    <w:bookmarkStart w:id="120" w:name="open-policy-agent"/>
     <w:p>
       <w:pPr>
         <w:pStyle w:val="Heading1"/>
@@ -4970,15 +4970,15 @@
       </w:pPr>
       <w:r>
         <w:rPr>
+          <w:bCs/>
           <w:b/>
-          <w:bCs/>
         </w:rPr>
         <w:t xml:space="preserve">Documentação oficial:</w:t>
       </w:r>
       <w:r>
         <w:t xml:space="preserve"> </w:t>
       </w:r>
-      <w:hyperlink r:id="rId108">
+      <w:hyperlink r:id="rId119">
         <w:r>
           <w:rPr>
             <w:rStyle w:val="Hyperlink"/>
@@ -5003,8 +5003,8 @@
         <w:t xml:space="preserve">Crie uma política de laboratório que negue a implantação sem proprietário, classificação, rede aprovada e status de verificação de segurança.</w:t>
       </w:r>
     </w:p>
-    <w:bookmarkEnd w:id="109"/>
-    <w:bookmarkStart w:id="110" w:name="evidência-e-limitação-13"/>
+    <w:bookmarkEnd w:id="120"/>
+    <w:bookmarkStart w:id="121" w:name="evidência-e-limitação-13"/>
     <w:p>
       <w:pPr>
         <w:pStyle w:val="Heading1"/>
@@ -5021,8 +5021,8 @@
         <w:t xml:space="preserve">Manter autorização, finalidade, população alvo completa, versões, configuração, resultado bruto, revisor, decisão, ação corretiva, exceção e reteste. Proteja resultados contendo PAN, credenciais, arquitetura, identidades ou vulnerabilidades. Nunca coloque dados reais de conta em uma ferramenta não aprovada.</w:t>
       </w:r>
     </w:p>
-    <w:bookmarkEnd w:id="110"/>
-    <w:bookmarkStart w:id="111" w:name="manual-do-pci-dss-para-gerentes"/>
+    <w:bookmarkEnd w:id="121"/>
+    <w:bookmarkStart w:id="122" w:name="manual-do-pci-dss-para-gerentes"/>
     <w:p>
       <w:pPr>
         <w:pStyle w:val="Heading1"/>
@@ -5037,14 +5037,14 @@
       </w:pPr>
       <w:r>
         <w:rPr>
+          <w:iCs/>
           <w:i/>
-          <w:iCs/>
         </w:rPr>
         <w:t xml:space="preserve">Perguntas, painéis, propriedade e decisões os gerentes devem controlar.</w:t>
       </w:r>
     </w:p>
-    <w:bookmarkEnd w:id="111"/>
-    <w:bookmarkStart w:id="112" w:name="perguntas-mensais"/>
+    <w:bookmarkEnd w:id="122"/>
+    <w:bookmarkStart w:id="123" w:name="perguntas-mensais"/>
     <w:p>
       <w:pPr>
         <w:pStyle w:val="Heading1"/>
@@ -5117,8 +5117,8 @@
         <w:t xml:space="preserve">Que limitações ou exceções não resolvidas devem a liderança e a entidade aceitante saber?</w:t>
       </w:r>
     </w:p>
-    <w:bookmarkEnd w:id="112"/>
-    <w:bookmarkStart w:id="114" w:name="painel"/>
+    <w:bookmarkEnd w:id="123"/>
+    <w:bookmarkStart w:id="125" w:name="painel"/>
     <w:p>
       <w:pPr>
         <w:pStyle w:val="Heading1"/>
@@ -5127,7 +5127,7 @@
         <w:t xml:space="preserve"># 20.2 Painel</w:t>
       </w:r>
     </w:p>
-    <w:bookmarkStart w:id="113" w:name="section-2"/>
+    <w:bookmarkStart w:id="124" w:name="section-2"/>
     <w:p>
       <w:pPr>
         <w:pStyle w:val="Heading2"/>
@@ -5186,9 +5186,9 @@
         <w:t xml:space="preserve">• Resposta • Os incidentes de pagamento são testados, intensificados, preservados, comunicados e melhorados? Verde / Amarelo / Vermelho</w:t>
       </w:r>
     </w:p>
-    <w:bookmarkEnd w:id="113"/>
-    <w:bookmarkEnd w:id="114"/>
-    <w:bookmarkStart w:id="115" w:name="do-iniciante-ao-analista-júnior-pci"/>
+    <w:bookmarkEnd w:id="124"/>
+    <w:bookmarkEnd w:id="125"/>
+    <w:bookmarkStart w:id="126" w:name="do-iniciante-ao-analista-júnior-pci"/>
     <w:p>
       <w:pPr>
         <w:pStyle w:val="Heading1"/>
@@ -5199,11 +5199,11 @@
     </w:p>
     <w:p>
       <w:pPr>
-        <w:pStyle w:val="Compact"/>
         <w:numPr>
           <w:ilvl w:val="0"/>
           <w:numId w:val="1017"/>
         </w:numPr>
+        <w:pStyle w:val="Compact"/>
       </w:pPr>
       <w:r>
         <w:t xml:space="preserve">Um caminho seguro e honesto para o trabalho de conformidade pagamento-segurança.*</w:t>
@@ -5228,8 +5228,8 @@
       </w:pPr>
       <w:r>
         <w:rPr>
+          <w:bCs/>
           <w:b/>
-          <w:bCs/>
         </w:rPr>
         <w:t xml:space="preserve">Analista de conformidade do PCI Júnior</w:t>
       </w:r>
@@ -5288,14 +5288,14 @@
       </w:pPr>
       <w:r>
         <w:rPr>
+          <w:bCs/>
           <w:b/>
-          <w:bCs/>
         </w:rPr>
         <w:t xml:space="preserve">Analista de segurança de pagamento</w:t>
       </w:r>
     </w:p>
-    <w:bookmarkEnd w:id="115"/>
-    <w:bookmarkStart w:id="116" w:name="típico-trabalho-júnior"/>
+    <w:bookmarkEnd w:id="126"/>
+    <w:bookmarkStart w:id="127" w:name="típico-trabalho-júnior"/>
     <w:p>
       <w:pPr>
         <w:pStyle w:val="Heading1"/>
@@ -5381,8 +5381,8 @@
         <w:t xml:space="preserve">Proteja os dados da conta e siga os limites da autorização.</w:t>
       </w:r>
     </w:p>
-    <w:bookmarkEnd w:id="116"/>
-    <w:bookmarkStart w:id="117" w:name="laboratório-fictício-e-portfólio"/>
+    <w:bookmarkEnd w:id="127"/>
+    <w:bookmarkStart w:id="128" w:name="laboratório-fictício-e-portfólio"/>
     <w:p>
       <w:pPr>
         <w:pStyle w:val="Heading1"/>
@@ -5393,11 +5393,11 @@
     </w:p>
     <w:p>
       <w:pPr>
-        <w:pStyle w:val="Compact"/>
         <w:numPr>
           <w:ilvl w:val="0"/>
           <w:numId w:val="1019"/>
         </w:numPr>
+        <w:pStyle w:val="Compact"/>
       </w:pPr>
       <w:r>
         <w:t xml:space="preserve">Um ambiente de prática completo usando dados sintéticos e sistemas de laboratório autorizados.*</w:t>
@@ -5411,8 +5411,8 @@
         <w:t xml:space="preserve">Harbor Light Market é um comerciante fictício com uma página de pagamento hospedada, dois terminais de ponto de venda, um call center, colaboração em nuvem, um provedor de serviços gerenciado e um processador fictício. Todos os números de conta, pessoas, sistemas, alertas e fornecedores são dados de teste inventados ou aprovados.</w:t>
       </w:r>
     </w:p>
-    <w:bookmarkEnd w:id="117"/>
-    <w:bookmarkStart w:id="118" w:name="projeto-1---âmbito-de-aplicação"/>
+    <w:bookmarkEnd w:id="128"/>
+    <w:bookmarkStart w:id="129" w:name="projeto-1---âmbito-de-aplicação"/>
     <w:p>
       <w:pPr>
         <w:pStyle w:val="Heading1"/>
@@ -5429,8 +5429,8 @@
         <w:t xml:space="preserve">Mapa canais, dados de conta, CDE, sistemas conectados, sistemas de impacto de segurança, fornecedores e segmentação.</w:t>
       </w:r>
     </w:p>
-    <w:bookmarkEnd w:id="118"/>
-    <w:bookmarkStart w:id="119" w:name="projeto-2-requisitos"/>
+    <w:bookmarkEnd w:id="129"/>
+    <w:bookmarkStart w:id="130" w:name="projeto-2-requisitos"/>
     <w:p>
       <w:pPr>
         <w:pStyle w:val="Heading1"/>
@@ -5447,8 +5447,8 @@
         <w:t xml:space="preserve">Criar uma responsabilidade de 12 requisitos e matriz de provas.</w:t>
       </w:r>
     </w:p>
-    <w:bookmarkEnd w:id="119"/>
-    <w:bookmarkStart w:id="120" w:name="projeto-3-dados"/>
+    <w:bookmarkEnd w:id="130"/>
+    <w:bookmarkStart w:id="131" w:name="projeto-3-dados"/>
     <w:p>
       <w:pPr>
         <w:pStyle w:val="Heading1"/>
@@ -5465,8 +5465,8 @@
         <w:t xml:space="preserve">Execute um exercício sintético de descoberta de dados e retenção de documentos, exclusão e proteção PAN.</w:t>
       </w:r>
     </w:p>
-    <w:bookmarkEnd w:id="120"/>
-    <w:bookmarkStart w:id="121" w:name="projeto-4-acesso"/>
+    <w:bookmarkEnd w:id="131"/>
+    <w:bookmarkStart w:id="132" w:name="projeto-4-acesso"/>
     <w:p>
       <w:pPr>
         <w:pStyle w:val="Heading1"/>
@@ -5483,8 +5483,8 @@
         <w:t xml:space="preserve">Teste o joiner fictício, movedor, leaver, privilegiado, serviço-conta, e provas MFA.</w:t>
       </w:r>
     </w:p>
-    <w:bookmarkEnd w:id="121"/>
-    <w:bookmarkStart w:id="122" w:name="projeto-5-vulnerabilidades"/>
+    <w:bookmarkEnd w:id="132"/>
+    <w:bookmarkStart w:id="133" w:name="projeto-5-vulnerabilidades"/>
     <w:p>
       <w:pPr>
         <w:pStyle w:val="Heading1"/>
@@ -5501,8 +5501,8 @@
         <w:t xml:space="preserve">Execute um exame de laboratório autorizado, valide, corrija, rescan, e explique por que ASV evidência é separada.</w:t>
       </w:r>
     </w:p>
-    <w:bookmarkEnd w:id="122"/>
-    <w:bookmarkStart w:id="123" w:name="projeto-6-comércio-eletrônico"/>
+    <w:bookmarkEnd w:id="133"/>
+    <w:bookmarkStart w:id="134" w:name="projeto-6-comércio-eletrônico"/>
     <w:p>
       <w:pPr>
         <w:pStyle w:val="Heading1"/>
@@ -5519,8 +5519,8 @@
         <w:t xml:space="preserve">Inventário scripts de pagamento sintéticos, justificar e autorizá-los, validar a integridade e testar um alerta de mudança inofensivo.</w:t>
       </w:r>
     </w:p>
-    <w:bookmarkEnd w:id="123"/>
-    <w:bookmarkStart w:id="124" w:name="projeto-7-incidente"/>
+    <w:bookmarkEnd w:id="134"/>
+    <w:bookmarkStart w:id="135" w:name="projeto-7-incidente"/>
     <w:p>
       <w:pPr>
         <w:pStyle w:val="Heading1"/>
@@ -5537,8 +5537,8 @@
         <w:t xml:space="preserve">Execute uma tabela envolvendo PAN inesperado e um script de pagamento alterado; preserve fatos, aumente, contenha, recupere e melhore.</w:t>
       </w:r>
     </w:p>
-    <w:bookmarkEnd w:id="124"/>
-    <w:bookmarkStart w:id="126" w:name="projeto-8-relatório-de-gestão"/>
+    <w:bookmarkEnd w:id="135"/>
+    <w:bookmarkStart w:id="137" w:name="projeto-8-relatório-de-gestão"/>
     <w:p>
       <w:pPr>
         <w:pStyle w:val="Heading1"/>
@@ -5571,11 +5571,11 @@
     </w:p>
     <w:p>
       <w:pPr>
-        <w:pStyle w:val="Compact"/>
         <w:numPr>
           <w:ilvl w:val="0"/>
           <w:numId w:val="1020"/>
         </w:numPr>
+        <w:pStyle w:val="Compact"/>
       </w:pPr>
       <w:r>
         <w:t xml:space="preserve">Plano de Aprendizagem de Trinta Dias</w:t>
@@ -5583,17 +5583,17 @@
     </w:p>
     <w:p>
       <w:pPr>
-        <w:pStyle w:val="Compact"/>
         <w:numPr>
           <w:ilvl w:val="0"/>
           <w:numId w:val="1021"/>
         </w:numPr>
+        <w:pStyle w:val="Compact"/>
       </w:pPr>
       <w:r>
         <w:t xml:space="preserve">Um mês realista de leitura oficial, provas práticas e preparação de entrevista.*</w:t>
       </w:r>
     </w:p>
-    <w:bookmarkStart w:id="125" w:name="semana-foco-saída-exigida"/>
+    <w:bookmarkStart w:id="136" w:name="semana-foco-saída-exigida"/>
     <w:p>
       <w:pPr>
         <w:pStyle w:val="Heading2"/>
@@ -5603,8 +5603,21 @@
       </w:r>
       <w:r>
         <w:rPr>
+          <w:bCs/>
           <w:b/>
+        </w:rPr>
+        <w:t xml:space="preserve"> </w:t>
+      </w:r>
+      <w:r>
+        <w:t xml:space="preserve"> </w:t>
+      </w:r>
+      <w:r>
+        <w:t xml:space="preserve">Foco</w:t>
+      </w:r>
+      <w:r>
+        <w:rPr>
           <w:bCs/>
+          <w:b/>
         </w:rPr>
         <w:t xml:space="preserve"> </w:t>
       </w:r>
@@ -5612,19 +5625,6 @@
         <w:t xml:space="preserve"> </w:t>
       </w:r>
       <w:r>
-        <w:t xml:space="preserve">Foco</w:t>
-      </w:r>
-      <w:r>
-        <w:rPr>
-          <w:b/>
-          <w:bCs/>
-        </w:rPr>
-        <w:t xml:space="preserve"> </w:t>
-      </w:r>
-      <w:r>
-        <w:t xml:space="preserve"> </w:t>
-      </w:r>
-      <w:r>
         <w:t xml:space="preserve">Saída exigida**</w:t>
       </w:r>
     </w:p>
@@ -5654,9 +5654,9 @@
         <w:t xml:space="preserve">• Semana 4 • Ferramentas, portfólio, relatórios, entrevista</w:t>
       </w:r>
     </w:p>
-    <w:bookmarkEnd w:id="125"/>
-    <w:bookmarkEnd w:id="126"/>
-    <w:bookmarkStart w:id="127" w:name="preparação-da-entrevista"/>
+    <w:bookmarkEnd w:id="136"/>
+    <w:bookmarkEnd w:id="137"/>
+    <w:bookmarkStart w:id="138" w:name="preparação-da-entrevista"/>
     <w:p>
       <w:pPr>
         <w:pStyle w:val="Heading1"/>
@@ -5667,18 +5667,18 @@
     </w:p>
     <w:p>
       <w:pPr>
-        <w:pStyle w:val="Compact"/>
         <w:numPr>
           <w:ilvl w:val="0"/>
           <w:numId w:val="1022"/>
         </w:numPr>
+        <w:pStyle w:val="Compact"/>
       </w:pPr>
       <w:r>
         <w:t xml:space="preserve">Respostas curtas e precisas para analistas e gerentes júnior.*</w:t>
       </w:r>
     </w:p>
-    <w:bookmarkEnd w:id="127"/>
-    <w:bookmarkStart w:id="128" w:name="qual-é-a-versão-atual-do-pci-dss"/>
+    <w:bookmarkEnd w:id="138"/>
+    <w:bookmarkStart w:id="139" w:name="qual-é-a-versão-atual-do-pci-dss"/>
     <w:p>
       <w:pPr>
         <w:pStyle w:val="Heading1"/>
@@ -5695,8 +5695,8 @@
         <w:t xml:space="preserve">PCI DSS v4.01. Foi publicado em junho de 2024 como uma revisão limitada. PCI DSS v4.0 se aposentou no final de 2024, e futuras exigências v4.x tornou-se eficaz 31 de março de 2025.</w:t>
       </w:r>
     </w:p>
-    <w:bookmarkEnd w:id="128"/>
-    <w:bookmarkStart w:id="129" w:name="o-que-é-o-cde"/>
+    <w:bookmarkEnd w:id="139"/>
+    <w:bookmarkStart w:id="140" w:name="o-que-é-o-cde"/>
     <w:p>
       <w:pPr>
         <w:pStyle w:val="Heading1"/>
@@ -5713,8 +5713,8 @@
         <w:t xml:space="preserve">As pessoas, processos e tecnologias que armazenam, processam ou transmitem dados do titular do cartão ou dados de autenticação sensíveis, além de sistemas relevantes que se conectam ou podem afetar sua segurança.</w:t>
       </w:r>
     </w:p>
-    <w:bookmarkEnd w:id="129"/>
-    <w:bookmarkStart w:id="130" w:name="o-que-é-pan"/>
+    <w:bookmarkEnd w:id="140"/>
+    <w:bookmarkStart w:id="141" w:name="o-que-é-pan"/>
     <w:p>
       <w:pPr>
         <w:pStyle w:val="Heading1"/>
@@ -5731,8 +5731,8 @@
         <w:t xml:space="preserve">O número da conta primária. Sua presença é central para a aplicabilidade do PCI DSS.</w:t>
       </w:r>
     </w:p>
-    <w:bookmarkEnd w:id="130"/>
-    <w:bookmarkStart w:id="131" w:name="X30a2e797a747ecc4a45f9f479d947682531f32f"/>
+    <w:bookmarkEnd w:id="141"/>
+    <w:bookmarkStart w:id="142" w:name="X30a2e797a747ecc4a45f9f479d947682531f32f"/>
     <w:p>
       <w:pPr>
         <w:pStyle w:val="Heading1"/>
@@ -5749,8 +5749,8 @@
         <w:t xml:space="preserve">Não após autorização, exceto quando PCI DSS expressamente permite o uso de determinado emissor ou suporte de emissão.</w:t>
       </w:r>
     </w:p>
-    <w:bookmarkEnd w:id="131"/>
-    <w:bookmarkStart w:id="132" w:name="o-que-é-segmentação"/>
+    <w:bookmarkEnd w:id="142"/>
+    <w:bookmarkStart w:id="143" w:name="o-que-é-segmentação"/>
     <w:p>
       <w:pPr>
         <w:pStyle w:val="Heading1"/>
@@ -5767,8 +5767,8 @@
         <w:t xml:space="preserve">Controles que isolam o CDE. Reduz o escopo apenas quando o design e a eficácia são documentados e testados.</w:t>
       </w:r>
     </w:p>
-    <w:bookmarkEnd w:id="132"/>
-    <w:bookmarkStart w:id="133" w:name="abordagem-definida-versus-personalizada"/>
+    <w:bookmarkEnd w:id="143"/>
+    <w:bookmarkStart w:id="144" w:name="abordagem-definida-versus-personalizada"/>
     <w:p>
       <w:pPr>
         <w:pStyle w:val="Heading1"/>
@@ -5785,8 +5785,8 @@
         <w:t xml:space="preserve">A abordagem definida segue o requisito estabelecido. Uma abordagem personalizada usa outro projeto de controle que atenda ao objetivo personalizado e requer amplo risco, design, evidência e validação do avaliador.</w:t>
       </w:r>
     </w:p>
-    <w:bookmarkEnd w:id="133"/>
-    <w:bookmarkStart w:id="134" w:name="X16541cc4643fcf65fcc92b0e612e204aae29fbb"/>
+    <w:bookmarkEnd w:id="144"/>
+    <w:bookmarkStart w:id="145" w:name="X16541cc4643fcf65fcc92b0e612e204aae29fbb"/>
     <w:p>
       <w:pPr>
         <w:pStyle w:val="Heading1"/>
@@ -5803,8 +5803,8 @@
         <w:t xml:space="preserve">Não. Exames de vulnerabilidade externa necessários devem ser realizados através de um Fornecedor de digitalização aprovado e atender aos requisitos do programa.</w:t>
       </w:r>
     </w:p>
-    <w:bookmarkEnd w:id="134"/>
-    <w:bookmarkStart w:id="135" w:name="como-você-verifica-uma-exigência"/>
+    <w:bookmarkEnd w:id="145"/>
+    <w:bookmarkStart w:id="146" w:name="como-você-verifica-uma-exigência"/>
     <w:p>
       <w:pPr>
         <w:pStyle w:val="Heading1"/>
@@ -5821,8 +5821,8 @@
         <w:t xml:space="preserve">Defina critérios e escopo, avalie o desenho, obtenha uma população completa, teste itens representativos, exceções de registro, remediar, reteste e limitações de estado.</w:t>
       </w:r>
     </w:p>
-    <w:bookmarkEnd w:id="135"/>
-    <w:bookmarkStart w:id="136" w:name="X59a1bc5a996ea4a30e38ac373b3641688448aa5"/>
+    <w:bookmarkEnd w:id="146"/>
+    <w:bookmarkStart w:id="147" w:name="X59a1bc5a996ea4a30e38ac373b3641688448aa5"/>
     <w:p>
       <w:pPr>
         <w:pStyle w:val="Heading1"/>
@@ -5839,8 +5839,8 @@
         <w:t xml:space="preserve">Marcas de pagamento e adquirentes estabelecem programas de conformidade e expectativas de validação; contratos e clientes podem adicionar requisitos.</w:t>
       </w:r>
     </w:p>
-    <w:bookmarkEnd w:id="136"/>
-    <w:bookmarkStart w:id="137" w:name="o-que-mudou-para-o-comércio-eletrônico"/>
+    <w:bookmarkEnd w:id="147"/>
+    <w:bookmarkStart w:id="148" w:name="o-que-mudou-para-o-comércio-eletrônico"/>
     <w:p>
       <w:pPr>
         <w:pStyle w:val="Heading1"/>
@@ -5871,8 +5871,8 @@
         <w:t xml:space="preserve">□——————————————————————————————————————————————————————————————————————————————————————————————————————————————————————————————————————————————————————————————————————————————————————————————————————————————————————————————————————————————————————————————————————————–</w:t>
       </w:r>
     </w:p>
-    <w:bookmarkEnd w:id="137"/>
-    <w:bookmarkStart w:id="138" w:name="modelos-glossário-e-índice"/>
+    <w:bookmarkEnd w:id="148"/>
+    <w:bookmarkStart w:id="149" w:name="modelos-glossário-e-índice"/>
     <w:p>
       <w:pPr>
         <w:pStyle w:val="Heading1"/>
@@ -5883,18 +5883,18 @@
     </w:p>
     <w:p>
       <w:pPr>
-        <w:pStyle w:val="Compact"/>
         <w:numPr>
           <w:ilvl w:val="0"/>
           <w:numId w:val="1023"/>
         </w:numPr>
+        <w:pStyle w:val="Compact"/>
       </w:pPr>
       <w:r>
         <w:t xml:space="preserve">Estruturas reutilizáveis e definições simples.*</w:t>
       </w:r>
     </w:p>
-    <w:bookmarkEnd w:id="138"/>
-    <w:bookmarkStart w:id="139" w:name="registro-de-alcance"/>
+    <w:bookmarkEnd w:id="149"/>
+    <w:bookmarkStart w:id="150" w:name="registro-de-alcance"/>
     <w:p>
       <w:pPr>
         <w:pStyle w:val="Heading1"/>
@@ -5980,8 +5980,8 @@
         <w:t xml:space="preserve">Alterações, pressupostos, exclusões, limitações, data de validação, aprovante e próxima revisão</w:t>
       </w:r>
     </w:p>
-    <w:bookmarkEnd w:id="139"/>
-    <w:bookmarkStart w:id="140" w:name="registro-de-evidência-de-exigência"/>
+    <w:bookmarkEnd w:id="150"/>
+    <w:bookmarkStart w:id="151" w:name="registro-de-evidência-de-exigência"/>
     <w:p>
       <w:pPr>
         <w:pStyle w:val="Heading1"/>
@@ -6067,8 +6067,8 @@
         <w:t xml:space="preserve">Reteste, conclusão, revisor, aprovação e limitação</w:t>
       </w:r>
     </w:p>
-    <w:bookmarkEnd w:id="140"/>
-    <w:bookmarkStart w:id="141" w:name="glossário"/>
+    <w:bookmarkEnd w:id="151"/>
+    <w:bookmarkStart w:id="152" w:name="glossário"/>
     <w:p>
       <w:pPr>
         <w:pStyle w:val="Heading1"/>
@@ -6083,8 +6083,8 @@
       </w:pPr>
       <w:r>
         <w:rPr>
+          <w:bCs/>
           <w:b/>
-          <w:bCs/>
         </w:rPr>
         <w:t xml:space="preserve">AOC.</w:t>
       </w:r>
@@ -6125,58 +6125,58 @@
       </w:pPr>
       <w:r>
         <w:rPr>
+          <w:bCs/>
           <w:b/>
-          <w:bCs/>
         </w:rPr>
         <w:t xml:space="preserve">Compensação do controlo.</w:t>
       </w:r>
       <w:r>
         <w:rPr>
+          <w:bCs/>
           <w:b/>
+        </w:rPr>
+        <w:t xml:space="preserve"> </w:t>
+      </w:r>
+      <w:r>
+        <w:t xml:space="preserve"> </w:t>
+      </w:r>
+      <w:r>
+        <w:t xml:space="preserve">Uma alternativa documentada utilizada quando uma restrição legítima impede o cumprimento de um requisito definido, protegendo simultaneamente o objetivo do requisito.</w:t>
+      </w:r>
+    </w:p>
+    <w:p>
+      <w:pPr>
+        <w:pStyle w:val="BodyText"/>
+      </w:pPr>
+      <w:r>
+        <w:rPr>
           <w:bCs/>
-        </w:rPr>
-        <w:t xml:space="preserve"> </w:t>
-      </w:r>
-      <w:r>
-        <w:t xml:space="preserve"> </w:t>
-      </w:r>
-      <w:r>
-        <w:t xml:space="preserve">Uma alternativa documentada utilizada quando uma restrição legítima impede o cumprimento de um requisito definido, protegendo simultaneamente o objetivo do requisito.</w:t>
-      </w:r>
-    </w:p>
-    <w:p>
-      <w:pPr>
-        <w:pStyle w:val="BodyText"/>
-      </w:pPr>
-      <w:r>
-        <w:rPr>
           <w:b/>
-          <w:bCs/>
         </w:rPr>
         <w:t xml:space="preserve">Abordagem personalizada.</w:t>
       </w:r>
       <w:r>
         <w:rPr>
+          <w:bCs/>
           <w:b/>
+        </w:rPr>
+        <w:t xml:space="preserve"> </w:t>
+      </w:r>
+      <w:r>
+        <w:t xml:space="preserve"> </w:t>
+      </w:r>
+      <w:r>
+        <w:t xml:space="preserve">Uma abordagem de controle projetada por entidade que atenda a um objetivo personalizado PCI DSS e requer documentação e validação adicionais.</w:t>
+      </w:r>
+    </w:p>
+    <w:p>
+      <w:pPr>
+        <w:pStyle w:val="BodyText"/>
+      </w:pPr>
+      <w:r>
+        <w:rPr>
           <w:bCs/>
-        </w:rPr>
-        <w:t xml:space="preserve"> </w:t>
-      </w:r>
-      <w:r>
-        <w:t xml:space="preserve"> </w:t>
-      </w:r>
-      <w:r>
-        <w:t xml:space="preserve">Uma abordagem de controle projetada por entidade que atenda a um objetivo personalizado PCI DSS e requer documentação e validação adicionais.</w:t>
-      </w:r>
-    </w:p>
-    <w:p>
-      <w:pPr>
-        <w:pStyle w:val="BodyText"/>
-      </w:pPr>
-      <w:r>
-        <w:rPr>
           <w:b/>
-          <w:bCs/>
         </w:rPr>
         <w:t xml:space="preserve">PAN.</w:t>
       </w:r>
@@ -6193,8 +6193,8 @@
       </w:pPr>
       <w:r>
         <w:rPr>
+          <w:bCs/>
           <w:b/>
-          <w:bCs/>
         </w:rPr>
         <w:t xml:space="preserve">QSA.</w:t>
       </w:r>
@@ -6211,8 +6211,8 @@
       </w:pPr>
       <w:r>
         <w:rPr>
+          <w:bCs/>
           <w:b/>
-          <w:bCs/>
         </w:rPr>
         <w:t xml:space="preserve">ROC.</w:t>
       </w:r>
@@ -6261,8 +6261,8 @@
       </w:pPr>
       <w:r>
         <w:rPr>
+          <w:bCs/>
           <w:b/>
-          <w:bCs/>
         </w:rPr>
         <w:t xml:space="preserve">TPSP.</w:t>
       </w:r>
@@ -6273,8 +6273,8 @@
         <w:t xml:space="preserve">Prestador de serviços de terceiros.</w:t>
       </w:r>
     </w:p>
-    <w:bookmarkEnd w:id="141"/>
-    <w:bookmarkStart w:id="143" w:name="índice-de-assunto"/>
+    <w:bookmarkEnd w:id="152"/>
+    <w:bookmarkStart w:id="154" w:name="índice-de-assunto"/>
     <w:p>
       <w:pPr>
         <w:pStyle w:val="Heading1"/>
@@ -6283,7 +6283,7 @@
         <w:t xml:space="preserve"># 25.4 Índice de assunto</w:t>
       </w:r>
     </w:p>
-    <w:bookmarkStart w:id="142" w:name="capítulos"/>
+    <w:bookmarkStart w:id="153" w:name="capítulos"/>
     <w:p>
       <w:pPr>
         <w:pStyle w:val="Heading2"/>
@@ -6360,9 +6360,9 @@
         <w:t xml:space="preserve">A registar-se 15, 18-19</w:t>
       </w:r>
     </w:p>
-    <w:bookmarkEnd w:id="142"/>
-    <w:bookmarkEnd w:id="143"/>
-    <w:bookmarkStart w:id="151" w:name="referências-oficiais-e-estudo-adicional"/>
+    <w:bookmarkEnd w:id="153"/>
+    <w:bookmarkEnd w:id="154"/>
+    <w:bookmarkStart w:id="162" w:name="referências-oficiais-e-estudo-adicional"/>
     <w:p>
       <w:pPr>
         <w:pStyle w:val="Heading1"/>
@@ -6373,11 +6373,11 @@
     </w:p>
     <w:p>
       <w:pPr>
-        <w:pStyle w:val="Compact"/>
         <w:numPr>
           <w:ilvl w:val="0"/>
           <w:numId w:val="1026"/>
         </w:numPr>
+        <w:pStyle w:val="Compact"/>
       </w:pPr>
       <w:r>
         <w:t xml:space="preserve">Fontes atuais do PCI SSC e documentação oficial da ferramenta usada para verificação.*</w:t>
@@ -6387,7 +6387,7 @@
       <w:pPr>
         <w:pStyle w:val="FirstParagraph"/>
       </w:pPr>
-      <w:hyperlink r:id="rId144">
+      <w:hyperlink r:id="rId155">
         <w:r>
           <w:rPr>
             <w:rStyle w:val="Hyperlink"/>
@@ -6400,7 +6400,7 @@
       <w:pPr>
         <w:pStyle w:val="BodyText"/>
       </w:pPr>
-      <w:hyperlink r:id="rId145">
+      <w:hyperlink r:id="rId156">
         <w:r>
           <w:rPr>
             <w:rStyle w:val="Hyperlink"/>
@@ -6413,7 +6413,7 @@
       <w:pPr>
         <w:pStyle w:val="BodyText"/>
       </w:pPr>
-      <w:hyperlink r:id="rId146">
+      <w:hyperlink r:id="rId157">
         <w:r>
           <w:rPr>
             <w:rStyle w:val="Hyperlink"/>
@@ -6426,7 +6426,7 @@
       <w:pPr>
         <w:pStyle w:val="BodyText"/>
       </w:pPr>
-      <w:hyperlink r:id="rId147">
+      <w:hyperlink r:id="rId158">
         <w:r>
           <w:rPr>
             <w:rStyle w:val="Hyperlink"/>
@@ -6450,7 +6450,7 @@
       <w:pPr>
         <w:pStyle w:val="BodyText"/>
       </w:pPr>
-      <w:hyperlink r:id="rId148">
+      <w:hyperlink r:id="rId159">
         <w:r>
           <w:rPr>
             <w:rStyle w:val="Hyperlink"/>
@@ -6463,7 +6463,7 @@
       <w:pPr>
         <w:pStyle w:val="BodyText"/>
       </w:pPr>
-      <w:hyperlink r:id="rId149">
+      <w:hyperlink r:id="rId160">
         <w:r>
           <w:rPr>
             <w:rStyle w:val="Hyperlink"/>
@@ -6476,7 +6476,7 @@
       <w:pPr>
         <w:pStyle w:val="BodyText"/>
       </w:pPr>
-      <w:hyperlink r:id="rId150">
+      <w:hyperlink r:id="rId161">
         <w:r>
           <w:rPr>
             <w:rStyle w:val="Hyperlink"/>
@@ -6499,12 +6499,8 @@
         <w:t xml:space="preserve">□——————————————————————————————————————————————————————————————————————————————————————————————————————</w:t>
       </w:r>
     </w:p>
-    <w:bookmarkEnd w:id="151"/>
-    <w:sectPr>
-      <w:footnotePr>
-        <w:numRestart w:val="eachSect"/>
-      </w:footnotePr>
-    </w:sectPr>
+    <w:bookmarkEnd w:id="162"/>
+    <w:sectPr/>
   </w:body>
 </w:document>
 </file>
@@ -6535,14 +6531,14 @@
 <file path=word/numbering.xml><?xml version="1.0" encoding="utf-8"?>
 <w:numbering xmlns:w="http://schemas.openxmlformats.org/wordprocessingml/2006/main">
   <w:abstractNum w:abstractNumId="990">
-    <w:nsid w:val="0000A990"/>
+    <w:nsid w:val="A990"/>
     <w:multiLevelType w:val="multilevel"/>
     <w:lvl w:ilvl="0">
       <w:numFmt w:val="bullet"/>
       <w:lvlText w:val=" "/>
       <w:lvlJc w:val="left"/>
       <w:pPr>
-        <w:ind w:left="720" w:hanging="360"/>
+        <w:ind w:left="720" w:hanging="480"/>
       </w:pPr>
     </w:lvl>
     <w:lvl w:ilvl="1">
@@ -6550,7 +6546,7 @@
       <w:lvlText w:val=" "/>
       <w:lvlJc w:val="left"/>
       <w:pPr>
-        <w:ind w:left="1440" w:hanging="360"/>
+        <w:ind w:left="1440" w:hanging="480"/>
       </w:pPr>
     </w:lvl>
     <w:lvl w:ilvl="2">
@@ -6558,7 +6554,7 @@
       <w:lvlText w:val=" "/>
       <w:lvlJc w:val="left"/>
       <w:pPr>
-        <w:ind w:left="2160" w:hanging="360"/>
+        <w:ind w:left="2160" w:hanging="480"/>
       </w:pPr>
     </w:lvl>
     <w:lvl w:ilvl="3">
@@ -6566,7 +6562,7 @@
       <w:lvlText w:val=" "/>
       <w:lvlJc w:val="left"/>
       <w:pPr>
-        <w:ind w:left="2880" w:hanging="360"/>
+        <w:ind w:left="2880" w:hanging="480"/>
       </w:pPr>
     </w:lvl>
     <w:lvl w:ilvl="4">
@@ -6574,7 +6570,7 @@
       <w:lvlText w:val=" "/>
       <w:lvlJc w:val="left"/>
       <w:pPr>
-        <w:ind w:left="3600" w:hanging="360"/>
+        <w:ind w:left="3600" w:hanging="480"/>
       </w:pPr>
     </w:lvl>
     <w:lvl w:ilvl="5">
@@ -6582,7 +6578,7 @@
       <w:lvlText w:val=" "/>
       <w:lvlJc w:val="left"/>
       <w:pPr>
-        <w:ind w:left="4320" w:hanging="360"/>
+        <w:ind w:left="4320" w:hanging="480"/>
       </w:pPr>
     </w:lvl>
     <w:lvl w:ilvl="6">
@@ -6590,7 +6586,7 @@
       <w:lvlText w:val=" "/>
       <w:lvlJc w:val="left"/>
       <w:pPr>
-        <w:ind w:left="5040" w:hanging="360"/>
+        <w:ind w:left="5040" w:hanging="480"/>
       </w:pPr>
     </w:lvl>
     <w:lvl w:ilvl="7">
@@ -6598,7 +6594,7 @@
       <w:lvlText w:val=" "/>
       <w:lvlJc w:val="left"/>
       <w:pPr>
-        <w:ind w:left="5760" w:hanging="360"/>
+        <w:ind w:left="5760" w:hanging="480"/>
       </w:pPr>
     </w:lvl>
     <w:lvl w:ilvl="8">
@@ -6606,115 +6602,88 @@
       <w:lvlText w:val=" "/>
       <w:lvlJc w:val="left"/>
       <w:pPr>
-        <w:ind w:left="6480" w:hanging="360"/>
+        <w:ind w:left="6480" w:hanging="480"/>
       </w:pPr>
     </w:lvl>
   </w:abstractNum>
   <w:abstractNum w:abstractNumId="991">
-    <w:nsid w:val="0000A991"/>
+    <w:nsid w:val="A991"/>
     <w:multiLevelType w:val="multilevel"/>
     <w:lvl w:ilvl="0">
       <w:numFmt w:val="bullet"/>
-      <w:lvlText w:val=""/>
+      <w:lvlText w:val="•"/>
       <w:lvlJc w:val="left"/>
       <w:pPr>
-        <w:ind w:left="720" w:hanging="360"/>
-      </w:pPr>
-      <w:rPr>
-        <w:rFonts w:ascii="Symbol" w:hAnsi="Symbol" w:cs="Symbol" w:hint="default"/>
-      </w:rPr>
+        <w:ind w:left="720" w:hanging="480"/>
+      </w:pPr>
     </w:lvl>
     <w:lvl w:ilvl="1">
       <w:numFmt w:val="bullet"/>
-      <w:lvlText w:val="o"/>
+      <w:lvlText w:val="–"/>
       <w:lvlJc w:val="left"/>
       <w:pPr>
-        <w:ind w:left="1440" w:hanging="360"/>
-      </w:pPr>
-      <w:rPr>
-        <w:rFonts w:ascii="Courier New" w:hAnsi="Courier New" w:cs="Courier New" w:hint="default"/>
-      </w:rPr>
+        <w:ind w:left="1440" w:hanging="480"/>
+      </w:pPr>
     </w:lvl>
     <w:lvl w:ilvl="2">
       <w:numFmt w:val="bullet"/>
-      <w:lvlText w:val=""/>
+      <w:lvlText w:val="•"/>
       <w:lvlJc w:val="left"/>
       <w:pPr>
-        <w:ind w:left="2160" w:hanging="360"/>
-      </w:pPr>
-      <w:rPr>
-        <w:rFonts w:ascii="Wingdings" w:hAnsi="Wingdings" w:cs="Wingdings" w:hint="default"/>
-      </w:rPr>
+        <w:ind w:left="2160" w:hanging="480"/>
+      </w:pPr>
     </w:lvl>
     <w:lvl w:ilvl="3">
       <w:numFmt w:val="bullet"/>
-      <w:lvlText w:val=""/>
+      <w:lvlText w:val="–"/>
       <w:lvlJc w:val="left"/>
       <w:pPr>
-        <w:ind w:left="2880" w:hanging="360"/>
-      </w:pPr>
-      <w:rPr>
-        <w:rFonts w:ascii="Symbol" w:hAnsi="Symbol" w:cs="Symbol" w:hint="default"/>
-      </w:rPr>
+        <w:ind w:left="2880" w:hanging="480"/>
+      </w:pPr>
     </w:lvl>
     <w:lvl w:ilvl="4">
       <w:numFmt w:val="bullet"/>
-      <w:lvlText w:val="o"/>
+      <w:lvlText w:val="•"/>
       <w:lvlJc w:val="left"/>
       <w:pPr>
-        <w:ind w:left="3600" w:hanging="360"/>
-      </w:pPr>
-      <w:rPr>
-        <w:rFonts w:ascii="Courier New" w:hAnsi="Courier New" w:cs="Courier New" w:hint="default"/>
-      </w:rPr>
+        <w:ind w:left="3600" w:hanging="480"/>
+      </w:pPr>
     </w:lvl>
     <w:lvl w:ilvl="5">
       <w:numFmt w:val="bullet"/>
-      <w:lvlText w:val=""/>
+      <w:lvlText w:val="–"/>
       <w:lvlJc w:val="left"/>
       <w:pPr>
-        <w:ind w:left="4320" w:hanging="360"/>
-      </w:pPr>
-      <w:rPr>
-        <w:rFonts w:ascii="Wingdings" w:hAnsi="Wingdings" w:cs="Wingdings" w:hint="default"/>
-      </w:rPr>
+        <w:ind w:left="4320" w:hanging="480"/>
+      </w:pPr>
     </w:lvl>
     <w:lvl w:ilvl="6">
       <w:numFmt w:val="bullet"/>
-      <w:lvlText w:val=""/>
+      <w:lvlText w:val="•"/>
       <w:lvlJc w:val="left"/>
       <w:pPr>
-        <w:ind w:left="5040" w:hanging="360"/>
-      </w:pPr>
-      <w:rPr>
-        <w:rFonts w:ascii="Symbol" w:hAnsi="Symbol" w:cs="Symbol" w:hint="default"/>
-      </w:rPr>
+        <w:ind w:left="5040" w:hanging="480"/>
+      </w:pPr>
     </w:lvl>
     <w:lvl w:ilvl="7">
       <w:numFmt w:val="bullet"/>
-      <w:lvlText w:val="o"/>
+      <w:lvlText w:val="–"/>
       <w:lvlJc w:val="left"/>
       <w:pPr>
-        <w:ind w:left="5760" w:hanging="360"/>
-      </w:pPr>
-      <w:rPr>
-        <w:rFonts w:ascii="Courier New" w:hAnsi="Courier New" w:cs="Courier New" w:hint="default"/>
-      </w:rPr>
+        <w:ind w:left="5760" w:hanging="480"/>
+      </w:pPr>
     </w:lvl>
     <w:lvl w:ilvl="8">
       <w:numFmt w:val="bullet"/>
-      <w:lvlText w:val=""/>
+      <w:lvlText w:val="•"/>
       <w:lvlJc w:val="left"/>
       <w:pPr>
-        <w:ind w:left="6480" w:hanging="360"/>
-      </w:pPr>
-      <w:rPr>
-        <w:rFonts w:ascii="Wingdings" w:hAnsi="Wingdings" w:cs="Wingdings" w:hint="default"/>
-      </w:rPr>
+        <w:ind w:left="6480" w:hanging="480"/>
+      </w:pPr>
     </w:lvl>
   </w:abstractNum>
   <w:abstractNum w:abstractNumId="99411">
-    <w:nsid w:val="00A99411"/>
+    <w:nsid w:val="A99411"/>
     <w:multiLevelType w:val="multilevel"/>
     <w:lvl w:ilvl="0">
       <w:start w:val="1"/>
@@ -6722,7 +6691,7 @@
       <w:lvlText w:val="%1."/>
       <w:lvlJc w:val="left"/>
       <w:pPr>
-        <w:ind w:left="720" w:hanging="360"/>
+        <w:ind w:left="720" w:hanging="480"/>
       </w:pPr>
     </w:lvl>
     <w:lvl w:ilvl="1">
@@ -6731,7 +6700,7 @@
       <w:lvlText w:val="%2."/>
       <w:lvlJc w:val="left"/>
       <w:pPr>
-        <w:ind w:left="1440" w:hanging="360"/>
+        <w:ind w:left="1440" w:hanging="480"/>
       </w:pPr>
     </w:lvl>
     <w:lvl w:ilvl="2">
@@ -6740,7 +6709,7 @@
       <w:lvlText w:val="%3."/>
       <w:lvlJc w:val="left"/>
       <w:pPr>
-        <w:ind w:left="2160" w:hanging="360"/>
+        <w:ind w:left="2160" w:hanging="480"/>
       </w:pPr>
     </w:lvl>
     <w:lvl w:ilvl="3">
@@ -6749,7 +6718,7 @@
       <w:lvlText w:val="%4."/>
       <w:lvlJc w:val="left"/>
       <w:pPr>
-        <w:ind w:left="2880" w:hanging="360"/>
+        <w:ind w:left="2880" w:hanging="480"/>
       </w:pPr>
     </w:lvl>
     <w:lvl w:ilvl="4">
@@ -6758,7 +6727,7 @@
       <w:lvlText w:val="%5."/>
       <w:lvlJc w:val="left"/>
       <w:pPr>
-        <w:ind w:left="3600" w:hanging="360"/>
+        <w:ind w:left="3600" w:hanging="480"/>
       </w:pPr>
     </w:lvl>
     <w:lvl w:ilvl="5">
@@ -6767,7 +6736,7 @@
       <w:lvlText w:val="%6."/>
       <w:lvlJc w:val="left"/>
       <w:pPr>
-        <w:ind w:left="4320" w:hanging="360"/>
+        <w:ind w:left="4320" w:hanging="480"/>
       </w:pPr>
     </w:lvl>
     <w:lvl w:ilvl="6">
@@ -6776,7 +6745,7 @@
       <w:lvlText w:val="%7."/>
       <w:lvlJc w:val="left"/>
       <w:pPr>
-        <w:ind w:left="5040" w:hanging="360"/>
+        <w:ind w:left="5040" w:hanging="480"/>
       </w:pPr>
     </w:lvl>
     <w:lvl w:ilvl="7">
@@ -6785,7 +6754,7 @@
       <w:lvlText w:val="%8."/>
       <w:lvlJc w:val="left"/>
       <w:pPr>
-        <w:ind w:left="5760" w:hanging="360"/>
+        <w:ind w:left="5760" w:hanging="480"/>
       </w:pPr>
     </w:lvl>
     <w:lvl w:ilvl="8">
@@ -6794,12 +6763,12 @@
       <w:lvlText w:val="%9."/>
       <w:lvlJc w:val="left"/>
       <w:pPr>
-        <w:ind w:left="6480" w:hanging="360"/>
+        <w:ind w:left="6480" w:hanging="480"/>
       </w:pPr>
     </w:lvl>
   </w:abstractNum>
   <w:abstractNum w:abstractNumId="994123">
-    <w:nsid w:val="0A994123"/>
+    <w:nsid w:val="A994123"/>
     <w:multiLevelType w:val="multilevel"/>
     <w:lvl w:ilvl="0">
       <w:start w:val="23"/>
@@ -6807,7 +6776,7 @@
       <w:lvlText w:val="%1."/>
       <w:lvlJc w:val="left"/>
       <w:pPr>
-        <w:ind w:left="720" w:hanging="360"/>
+        <w:ind w:left="720" w:hanging="480"/>
       </w:pPr>
     </w:lvl>
     <w:lvl w:ilvl="1">
@@ -6816,7 +6785,7 @@
       <w:lvlText w:val="%2."/>
       <w:lvlJc w:val="left"/>
       <w:pPr>
-        <w:ind w:left="1440" w:hanging="360"/>
+        <w:ind w:left="1440" w:hanging="480"/>
       </w:pPr>
     </w:lvl>
     <w:lvl w:ilvl="2">
@@ -6825,7 +6794,7 @@
       <w:lvlText w:val="%3."/>
       <w:lvlJc w:val="left"/>
       <w:pPr>
-        <w:ind w:left="2160" w:hanging="360"/>
+        <w:ind w:left="2160" w:hanging="480"/>
       </w:pPr>
     </w:lvl>
     <w:lvl w:ilvl="3">
@@ -6834,7 +6803,7 @@
       <w:lvlText w:val="%4."/>
       <w:lvlJc w:val="left"/>
       <w:pPr>
-        <w:ind w:left="2880" w:hanging="360"/>
+        <w:ind w:left="2880" w:hanging="480"/>
       </w:pPr>
     </w:lvl>
     <w:lvl w:ilvl="4">
@@ -6843,7 +6812,7 @@
       <w:lvlText w:val="%5."/>
       <w:lvlJc w:val="left"/>
       <w:pPr>
-        <w:ind w:left="3600" w:hanging="360"/>
+        <w:ind w:left="3600" w:hanging="480"/>
       </w:pPr>
     </w:lvl>
     <w:lvl w:ilvl="5">
@@ -6852,7 +6821,7 @@
       <w:lvlText w:val="%6."/>
       <w:lvlJc w:val="left"/>
       <w:pPr>
-        <w:ind w:left="4320" w:hanging="360"/>
+        <w:ind w:left="4320" w:hanging="480"/>
       </w:pPr>
     </w:lvl>
     <w:lvl w:ilvl="6">
@@ -6861,7 +6830,7 @@
       <w:lvlText w:val="%7."/>
       <w:lvlJc w:val="left"/>
       <w:pPr>
-        <w:ind w:left="5040" w:hanging="360"/>
+        <w:ind w:left="5040" w:hanging="480"/>
       </w:pPr>
     </w:lvl>
     <w:lvl w:ilvl="7">
@@ -6870,7 +6839,7 @@
       <w:lvlText w:val="%8."/>
       <w:lvlJc w:val="left"/>
       <w:pPr>
-        <w:ind w:left="5760" w:hanging="360"/>
+        <w:ind w:left="5760" w:hanging="480"/>
       </w:pPr>
     </w:lvl>
     <w:lvl w:ilvl="8">
@@ -6879,7 +6848,7 @@
       <w:lvlText w:val="%9."/>
       <w:lvlJc w:val="left"/>
       <w:pPr>
-        <w:ind w:left="6480" w:hanging="360"/>
+        <w:ind w:left="6480" w:hanging="480"/>
       </w:pPr>
     </w:lvl>
   </w:abstractNum>
@@ -7026,10 +6995,10 @@
   <w:docDefaults>
     <w:rPrDefault>
       <w:rPr>
-        <w:rFonts w:asciiTheme="minorHAnsi" w:cstheme="minorBidi" w:eastAsiaTheme="minorEastAsia" w:hAnsiTheme="minorHAnsi"/>
+        <w:rFonts w:asciiTheme="minorHAnsi" w:cstheme="minorBidi" w:eastAsiaTheme="minorHAnsi" w:hAnsiTheme="minorHAnsi"/>
         <w:sz w:val="24"/>
         <w:szCs w:val="24"/>
-        <w:lang w:bidi="ar-SA" w:eastAsia="zh-CN" w:val="en-US"/>
+        <w:lang w:bidi="ar-SA" w:eastAsia="en-US" w:val="en-US"/>
       </w:rPr>
     </w:rPrDefault>
     <w:pPrDefault>
@@ -7047,10 +7016,10 @@
     <w:name w:val="Body Text"/>
     <w:basedOn w:val="Normal"/>
     <w:link w:val="BodyTextChar"/>
-    <w:qFormat/>
     <w:pPr>
       <w:spacing w:after="180" w:before="180"/>
     </w:pPr>
+    <w:qFormat/>
   </w:style>
   <w:style w:customStyle="1" w:styleId="FirstParagraph" w:type="paragraph">
     <w:name w:val="First Paragraph"/>
@@ -7070,94 +7039,57 @@
     <w:name w:val="Title"/>
     <w:basedOn w:val="Normal"/>
     <w:next w:val="BodyText"/>
-    <w:link w:val="TitleChar"/>
-    <w:uiPriority w:val="10"/>
     <w:qFormat/>
-    <w:rsid w:val="00A10FD9"/>
     <w:pPr>
-      <w:spacing w:after="80" w:line="240" w:lineRule="auto"/>
-      <w:contextualSpacing/>
+      <w:keepNext/>
+      <w:keepLines/>
+      <w:spacing w:after="240" w:before="480"/>
       <w:jc w:val="center"/>
     </w:pPr>
     <w:rPr>
       <w:rFonts w:asciiTheme="majorHAnsi" w:cstheme="majorBidi" w:eastAsiaTheme="majorEastAsia" w:hAnsiTheme="majorHAnsi"/>
-      <w:sz w:val="56"/>
-      <w:szCs w:val="56"/>
-    </w:rPr>
-  </w:style>
-  <w:style w:customStyle="1" w:styleId="TitleChar" w:type="character">
-    <w:name w:val="Title Char"/>
-    <w:basedOn w:val="DefaultParagraphFont"/>
-    <w:link w:val="Title"/>
-    <w:uiPriority w:val="10"/>
-    <w:rsid w:val="00A10FD9"/>
-    <w:rPr>
-      <w:rFonts w:asciiTheme="majorHAnsi" w:cstheme="majorBidi" w:eastAsiaTheme="majorEastAsia" w:hAnsiTheme="majorHAnsi"/>
-      <w:sz w:val="56"/>
-      <w:szCs w:val="56"/>
+      <w:b/>
+      <w:bCs/>
+      <w:color w:themeColor="accent1" w:themeShade="B5" w:val="345A8A"/>
+      <w:sz w:val="36"/>
+      <w:szCs w:val="36"/>
     </w:rPr>
   </w:style>
   <w:style w:styleId="Subtitle" w:type="paragraph">
     <w:name w:val="Subtitle"/>
     <w:basedOn w:val="Title"/>
     <w:next w:val="BodyText"/>
-    <w:link w:val="SubtitleChar"/>
-    <w:uiPriority w:val="11"/>
     <w:qFormat/>
-    <w:rsid w:val="00A10FD9"/>
     <w:pPr>
-      <w:numPr>
-        <w:ilvl w:val="1"/>
-      </w:numPr>
+      <w:keepNext/>
+      <w:keepLines/>
+      <w:spacing w:after="240" w:before="240"/>
+      <w:jc w:val="center"/>
     </w:pPr>
     <w:rPr>
-      <w:rFonts w:cstheme="majorBidi" w:eastAsiaTheme="majorEastAsia"/>
-      <w:spacing w:val="15"/>
-      <w:sz w:val="28"/>
-      <w:szCs w:val="28"/>
-    </w:rPr>
-  </w:style>
-  <w:style w:customStyle="1" w:styleId="SubtitleChar" w:type="character">
-    <w:name w:val="Subtitle Char"/>
-    <w:basedOn w:val="DefaultParagraphFont"/>
-    <w:link w:val="Subtitle"/>
-    <w:uiPriority w:val="11"/>
-    <w:rsid w:val="00A10FD9"/>
-    <w:rPr>
-      <w:rFonts w:cstheme="majorBidi" w:eastAsiaTheme="majorEastAsia"/>
-      <w:color w:themeColor="text1" w:themeTint="A6" w:val="595959"/>
-      <w:spacing w:val="15"/>
-      <w:sz w:val="28"/>
-      <w:szCs w:val="28"/>
+      <w:sz w:val="30"/>
+      <w:szCs w:val="30"/>
     </w:rPr>
   </w:style>
   <w:style w:customStyle="1" w:styleId="Author" w:type="paragraph">
     <w:name w:val="Author"/>
-    <w:basedOn w:val="Title"/>
     <w:next w:val="BodyText"/>
     <w:qFormat/>
     <w:pPr>
       <w:keepNext/>
       <w:keepLines/>
+      <w:jc w:val="center"/>
     </w:pPr>
-    <w:rPr>
-      <w:sz w:val="24"/>
-      <w:szCs w:val="24"/>
-    </w:rPr>
   </w:style>
   <w:style w:styleId="Date" w:type="paragraph">
     <w:name w:val="Date"/>
-    <w:basedOn w:val="Title"/>
     <w:next w:val="BodyText"/>
     <w:qFormat/>
     <w:pPr>
       <w:keepNext/>
       <w:keepLines/>
+      <w:jc w:val="center"/>
     </w:pPr>
-    <w:rPr>
-      <w:sz w:val="24"/>
-      <w:szCs w:val="24"/>
-    </w:rPr>
   </w:style>
   <w:style w:customStyle="1" w:styleId="AbstractTitle" w:type="paragraph">
     <w:name w:val="Abstract Title"/>
@@ -7167,13 +7099,15 @@
     <w:pPr>
       <w:keepNext/>
       <w:keepLines/>
+      <w:jc w:val="center"/>
       <w:spacing w:after="0" w:before="300"/>
-      <w:jc w:val="center"/>
     </w:pPr>
     <w:rPr>
-      <w:b/>
       <w:sz w:val="20"/>
       <w:szCs w:val="20"/>
+      <w:b/>
+      <w:color w:val="345A8A"/>
+      &gt;
     </w:rPr>
   </w:style>
   <w:style w:customStyle="1" w:styleId="Abstract" w:type="paragraph">
@@ -7200,321 +7134,191 @@
     <w:rPr/>
   </w:style>
   <w:style w:styleId="Heading1" w:type="paragraph">
-    <w:name w:val="heading 1"/>
+    <w:name w:val="Heading 1"/>
     <w:basedOn w:val="Normal"/>
     <w:next w:val="BodyText"/>
-    <w:link w:val="Heading1Char"/>
     <w:uiPriority w:val="9"/>
     <w:qFormat/>
-    <w:rsid w:val="00A10FD9"/>
     <w:pPr>
       <w:keepNext/>
       <w:keepLines/>
-      <w:spacing w:after="80" w:before="360"/>
+      <w:spacing w:after="0" w:before="480"/>
       <w:outlineLvl w:val="0"/>
     </w:pPr>
     <w:rPr>
       <w:rFonts w:asciiTheme="majorHAnsi" w:cstheme="majorBidi" w:eastAsiaTheme="majorEastAsia" w:hAnsiTheme="majorHAnsi"/>
-      <w:color w:themeColor="accent1" w:themeShade="BF" w:val="0F4761"/>
-      <w:sz w:val="40"/>
-      <w:szCs w:val="40"/>
+      <w:b/>
+      <w:bCs/>
+      <w:color w:themeColor="accent1" w:val="4F81BD"/>
+      <w:sz w:val="32"/>
+      <w:szCs w:val="32"/>
     </w:rPr>
   </w:style>
   <w:style w:styleId="Heading2" w:type="paragraph">
-    <w:name w:val="heading 2"/>
+    <w:name w:val="Heading 2"/>
     <w:basedOn w:val="Normal"/>
     <w:next w:val="BodyText"/>
-    <w:link w:val="Heading2Char"/>
     <w:uiPriority w:val="9"/>
-    <w:semiHidden/>
     <w:unhideWhenUsed/>
     <w:qFormat/>
-    <w:rsid w:val="00A10FD9"/>
     <w:pPr>
       <w:keepNext/>
       <w:keepLines/>
-      <w:spacing w:after="80" w:before="160"/>
+      <w:spacing w:after="0" w:before="200"/>
       <w:outlineLvl w:val="1"/>
     </w:pPr>
     <w:rPr>
       <w:rFonts w:asciiTheme="majorHAnsi" w:cstheme="majorBidi" w:eastAsiaTheme="majorEastAsia" w:hAnsiTheme="majorHAnsi"/>
-      <w:color w:themeColor="accent1" w:themeShade="BF" w:val="0F4761"/>
-      <w:sz w:val="32"/>
-      <w:szCs w:val="32"/>
-    </w:rPr>
-  </w:style>
-  <w:style w:styleId="Heading3" w:type="paragraph">
-    <w:name w:val="heading 3"/>
-    <w:basedOn w:val="Normal"/>
-    <w:next w:val="BodyText"/>
-    <w:link w:val="Heading3Char"/>
-    <w:uiPriority w:val="9"/>
-    <w:semiHidden/>
-    <w:unhideWhenUsed/>
-    <w:qFormat/>
-    <w:rsid w:val="00A10FD9"/>
-    <w:pPr>
-      <w:keepNext/>
-      <w:keepLines/>
-      <w:spacing w:after="80" w:before="160"/>
-      <w:outlineLvl w:val="2"/>
-    </w:pPr>
-    <w:rPr>
-      <w:rFonts w:cstheme="majorBidi" w:eastAsiaTheme="majorEastAsia"/>
-      <w:color w:themeColor="accent1" w:themeShade="BF" w:val="0F4761"/>
+      <w:b/>
+      <w:bCs/>
+      <w:color w:themeColor="accent1" w:val="4F81BD"/>
       <w:sz w:val="28"/>
       <w:szCs w:val="28"/>
     </w:rPr>
   </w:style>
-  <w:style w:styleId="Heading4" w:type="paragraph">
-    <w:name w:val="heading 4"/>
+  <w:style w:styleId="Heading3" w:type="paragraph">
+    <w:name w:val="Heading 3"/>
     <w:basedOn w:val="Normal"/>
     <w:next w:val="BodyText"/>
-    <w:link w:val="Heading4Char"/>
     <w:uiPriority w:val="9"/>
-    <w:semiHidden/>
     <w:unhideWhenUsed/>
     <w:qFormat/>
-    <w:rsid w:val="00A10FD9"/>
     <w:pPr>
       <w:keepNext/>
       <w:keepLines/>
-      <w:spacing w:after="40" w:before="80"/>
+      <w:spacing w:after="0" w:before="200"/>
+      <w:outlineLvl w:val="2"/>
+    </w:pPr>
+    <w:rPr>
+      <w:rFonts w:asciiTheme="majorHAnsi" w:cstheme="majorBidi" w:eastAsiaTheme="majorEastAsia" w:hAnsiTheme="majorHAnsi"/>
+      <w:b/>
+      <w:bCs/>
+      <w:color w:themeColor="accent1" w:val="4F81BD"/>
+      <w:sz w:val="24"/>
+      <w:szCs w:val="24"/>
+    </w:rPr>
+  </w:style>
+  <w:style w:styleId="Heading4" w:type="paragraph">
+    <w:name w:val="Heading 4"/>
+    <w:basedOn w:val="Normal"/>
+    <w:next w:val="BodyText"/>
+    <w:uiPriority w:val="9"/>
+    <w:unhideWhenUsed/>
+    <w:qFormat/>
+    <w:pPr>
+      <w:keepNext/>
+      <w:keepLines/>
+      <w:spacing w:after="0" w:before="200"/>
       <w:outlineLvl w:val="3"/>
     </w:pPr>
     <w:rPr>
-      <w:rFonts w:cstheme="majorBidi" w:eastAsiaTheme="majorEastAsia"/>
+      <w:rFonts w:asciiTheme="majorHAnsi" w:cstheme="majorBidi" w:eastAsiaTheme="majorEastAsia" w:hAnsiTheme="majorHAnsi"/>
       <w:i/>
-      <w:iCs/>
-      <w:color w:themeColor="accent1" w:themeShade="BF" w:val="0F4761"/>
+      <w:bCs/>
+      <w:color w:themeColor="accent1" w:val="4F81BD"/>
+      <w:sz w:val="24"/>
+      <w:szCs w:val="24"/>
     </w:rPr>
   </w:style>
   <w:style w:styleId="Heading5" w:type="paragraph">
-    <w:name w:val="heading 5"/>
+    <w:name w:val="Heading 5"/>
     <w:basedOn w:val="Normal"/>
     <w:next w:val="BodyText"/>
-    <w:link w:val="Heading5Char"/>
     <w:uiPriority w:val="9"/>
-    <w:semiHidden/>
     <w:unhideWhenUsed/>
     <w:qFormat/>
-    <w:rsid w:val="00A10FD9"/>
     <w:pPr>
       <w:keepNext/>
       <w:keepLines/>
-      <w:spacing w:after="40" w:before="80"/>
+      <w:spacing w:after="0" w:before="200"/>
       <w:outlineLvl w:val="4"/>
     </w:pPr>
     <w:rPr>
-      <w:rFonts w:cstheme="majorBidi" w:eastAsiaTheme="majorEastAsia"/>
-      <w:color w:themeColor="accent1" w:themeShade="BF" w:val="0F4761"/>
+      <w:rFonts w:asciiTheme="majorHAnsi" w:cstheme="majorBidi" w:eastAsiaTheme="majorEastAsia" w:hAnsiTheme="majorHAnsi"/>
+      <w:iCs/>
+      <w:color w:themeColor="accent1" w:val="4F81BD"/>
+      <w:sz w:val="24"/>
+      <w:szCs w:val="24"/>
     </w:rPr>
   </w:style>
   <w:style w:styleId="Heading6" w:type="paragraph">
-    <w:name w:val="heading 6"/>
+    <w:name w:val="Heading 6"/>
     <w:basedOn w:val="Normal"/>
     <w:next w:val="BodyText"/>
-    <w:link w:val="Heading6Char"/>
     <w:uiPriority w:val="9"/>
-    <w:semiHidden/>
     <w:unhideWhenUsed/>
     <w:qFormat/>
-    <w:rsid w:val="00A10FD9"/>
     <w:pPr>
       <w:keepNext/>
       <w:keepLines/>
-      <w:spacing w:after="0" w:before="40"/>
+      <w:spacing w:after="0" w:before="200"/>
       <w:outlineLvl w:val="5"/>
     </w:pPr>
     <w:rPr>
-      <w:rFonts w:cstheme="majorBidi" w:eastAsiaTheme="majorEastAsia"/>
-      <w:i/>
-      <w:iCs/>
-      <w:color w:themeColor="text1" w:themeTint="A6" w:val="595959"/>
+      <w:rFonts w:asciiTheme="majorHAnsi" w:cstheme="majorBidi" w:eastAsiaTheme="majorEastAsia" w:hAnsiTheme="majorHAnsi"/>
+      <w:color w:themeColor="accent1" w:val="4F81BD"/>
+      <w:sz w:val="24"/>
+      <w:szCs w:val="24"/>
     </w:rPr>
   </w:style>
   <w:style w:styleId="Heading7" w:type="paragraph">
-    <w:name w:val="heading 7"/>
+    <w:name w:val="Heading 7"/>
     <w:basedOn w:val="Normal"/>
     <w:next w:val="BodyText"/>
-    <w:link w:val="Heading7Char"/>
     <w:uiPriority w:val="9"/>
-    <w:semiHidden/>
     <w:unhideWhenUsed/>
     <w:qFormat/>
-    <w:rsid w:val="00A10FD9"/>
     <w:pPr>
       <w:keepNext/>
       <w:keepLines/>
-      <w:spacing w:after="0" w:before="40"/>
+      <w:spacing w:after="0" w:before="200"/>
       <w:outlineLvl w:val="6"/>
     </w:pPr>
     <w:rPr>
-      <w:rFonts w:cstheme="majorBidi" w:eastAsiaTheme="majorEastAsia"/>
-      <w:color w:themeColor="text1" w:themeTint="A6" w:val="595959"/>
+      <w:rFonts w:asciiTheme="majorHAnsi" w:cstheme="majorBidi" w:eastAsiaTheme="majorEastAsia" w:hAnsiTheme="majorHAnsi"/>
+      <w:color w:themeColor="accent1" w:val="4F81BD"/>
+      <w:sz w:val="24"/>
+      <w:szCs w:val="24"/>
     </w:rPr>
   </w:style>
   <w:style w:styleId="Heading8" w:type="paragraph">
-    <w:name w:val="heading 8"/>
+    <w:name w:val="Heading 8"/>
     <w:basedOn w:val="Normal"/>
     <w:next w:val="BodyText"/>
-    <w:link w:val="Heading8Char"/>
     <w:uiPriority w:val="9"/>
-    <w:semiHidden/>
     <w:unhideWhenUsed/>
     <w:qFormat/>
-    <w:rsid w:val="00A10FD9"/>
     <w:pPr>
       <w:keepNext/>
       <w:keepLines/>
-      <w:spacing w:after="0"/>
+      <w:spacing w:after="0" w:before="200"/>
       <w:outlineLvl w:val="7"/>
     </w:pPr>
     <w:rPr>
-      <w:rFonts w:cstheme="majorBidi" w:eastAsiaTheme="majorEastAsia"/>
-      <w:i/>
-      <w:iCs/>
-      <w:color w:themeColor="text1" w:themeTint="D8" w:val="272727"/>
+      <w:rFonts w:asciiTheme="majorHAnsi" w:cstheme="majorBidi" w:eastAsiaTheme="majorEastAsia" w:hAnsiTheme="majorHAnsi"/>
+      <w:color w:themeColor="accent1" w:val="4F81BD"/>
+      <w:sz w:val="24"/>
+      <w:szCs w:val="24"/>
     </w:rPr>
   </w:style>
   <w:style w:styleId="Heading9" w:type="paragraph">
-    <w:name w:val="heading 9"/>
+    <w:name w:val="Heading 9"/>
     <w:basedOn w:val="Normal"/>
     <w:next w:val="BodyText"/>
-    <w:link w:val="Heading9Char"/>
     <w:uiPriority w:val="9"/>
-    <w:semiHidden/>
     <w:unhideWhenUsed/>
     <w:qFormat/>
-    <w:rsid w:val="00A10FD9"/>
     <w:pPr>
       <w:keepNext/>
       <w:keepLines/>
-      <w:spacing w:after="0"/>
+      <w:spacing w:after="0" w:before="200"/>
       <w:outlineLvl w:val="8"/>
     </w:pPr>
     <w:rPr>
-      <w:rFonts w:cstheme="majorBidi" w:eastAsiaTheme="majorEastAsia"/>
-      <w:color w:themeColor="text1" w:themeTint="D8" w:val="272727"/>
-    </w:rPr>
-  </w:style>
-  <w:style w:customStyle="1" w:styleId="Heading1Char" w:type="character">
-    <w:name w:val="Heading 1 Char"/>
-    <w:basedOn w:val="DefaultParagraphFont"/>
-    <w:link w:val="Heading1"/>
-    <w:uiPriority w:val="9"/>
-    <w:rsid w:val="00A10FD9"/>
-    <w:rPr>
       <w:rFonts w:asciiTheme="majorHAnsi" w:cstheme="majorBidi" w:eastAsiaTheme="majorEastAsia" w:hAnsiTheme="majorHAnsi"/>
-      <w:color w:themeColor="accent1" w:themeShade="BF" w:val="0F4761"/>
-      <w:sz w:val="40"/>
-      <w:szCs w:val="40"/>
-    </w:rPr>
-  </w:style>
-  <w:style w:customStyle="1" w:styleId="Heading2Char" w:type="character">
-    <w:name w:val="Heading 2 Char"/>
-    <w:basedOn w:val="DefaultParagraphFont"/>
-    <w:link w:val="Heading2"/>
-    <w:uiPriority w:val="9"/>
-    <w:semiHidden/>
-    <w:rsid w:val="00A10FD9"/>
-    <w:rPr>
-      <w:rFonts w:asciiTheme="majorHAnsi" w:cstheme="majorBidi" w:eastAsiaTheme="majorEastAsia" w:hAnsiTheme="majorHAnsi"/>
-      <w:color w:themeColor="accent1" w:themeShade="BF" w:val="0F4761"/>
-      <w:sz w:val="32"/>
-      <w:szCs w:val="32"/>
-    </w:rPr>
-  </w:style>
-  <w:style w:customStyle="1" w:styleId="Heading3Char" w:type="character">
-    <w:name w:val="Heading 3 Char"/>
-    <w:basedOn w:val="DefaultParagraphFont"/>
-    <w:link w:val="Heading3"/>
-    <w:uiPriority w:val="9"/>
-    <w:semiHidden/>
-    <w:rsid w:val="00A10FD9"/>
-    <w:rPr>
-      <w:rFonts w:cstheme="majorBidi" w:eastAsiaTheme="majorEastAsia"/>
-      <w:color w:themeColor="accent1" w:themeShade="BF" w:val="0F4761"/>
-      <w:sz w:val="28"/>
-      <w:szCs w:val="28"/>
-    </w:rPr>
-  </w:style>
-  <w:style w:customStyle="1" w:styleId="Heading4Char" w:type="character">
-    <w:name w:val="Heading 4 Char"/>
-    <w:basedOn w:val="DefaultParagraphFont"/>
-    <w:link w:val="Heading4"/>
-    <w:uiPriority w:val="9"/>
-    <w:semiHidden/>
-    <w:rsid w:val="00A10FD9"/>
-    <w:rPr>
-      <w:rFonts w:cstheme="majorBidi" w:eastAsiaTheme="majorEastAsia"/>
-      <w:i/>
-      <w:iCs/>
-      <w:color w:themeColor="accent1" w:themeShade="BF" w:val="0F4761"/>
-    </w:rPr>
-  </w:style>
-  <w:style w:customStyle="1" w:styleId="Heading5Char" w:type="character">
-    <w:name w:val="Heading 5 Char"/>
-    <w:basedOn w:val="DefaultParagraphFont"/>
-    <w:link w:val="Heading5"/>
-    <w:uiPriority w:val="9"/>
-    <w:semiHidden/>
-    <w:rsid w:val="00A10FD9"/>
-    <w:rPr>
-      <w:rFonts w:cstheme="majorBidi" w:eastAsiaTheme="majorEastAsia"/>
-      <w:color w:themeColor="accent1" w:themeShade="BF" w:val="0F4761"/>
-    </w:rPr>
-  </w:style>
-  <w:style w:customStyle="1" w:styleId="Heading6Char" w:type="character">
-    <w:name w:val="Heading 6 Char"/>
-    <w:basedOn w:val="DefaultParagraphFont"/>
-    <w:link w:val="Heading6"/>
-    <w:uiPriority w:val="9"/>
-    <w:semiHidden/>
-    <w:rsid w:val="00A10FD9"/>
-    <w:rPr>
-      <w:rFonts w:cstheme="majorBidi" w:eastAsiaTheme="majorEastAsia"/>
-      <w:i/>
-      <w:iCs/>
-      <w:color w:themeColor="text1" w:themeTint="A6" w:val="595959"/>
-    </w:rPr>
-  </w:style>
-  <w:style w:customStyle="1" w:styleId="Heading7Char" w:type="character">
-    <w:name w:val="Heading 7 Char"/>
-    <w:basedOn w:val="DefaultParagraphFont"/>
-    <w:link w:val="Heading7"/>
-    <w:uiPriority w:val="9"/>
-    <w:semiHidden/>
-    <w:rsid w:val="00A10FD9"/>
-    <w:rPr>
-      <w:rFonts w:cstheme="majorBidi" w:eastAsiaTheme="majorEastAsia"/>
-      <w:color w:themeColor="text1" w:themeTint="A6" w:val="595959"/>
-    </w:rPr>
-  </w:style>
-  <w:style w:customStyle="1" w:styleId="Heading8Char" w:type="character">
-    <w:name w:val="Heading 8 Char"/>
-    <w:basedOn w:val="DefaultParagraphFont"/>
-    <w:link w:val="Heading8"/>
-    <w:uiPriority w:val="9"/>
-    <w:semiHidden/>
-    <w:rsid w:val="00A10FD9"/>
-    <w:rPr>
-      <w:rFonts w:cstheme="majorBidi" w:eastAsiaTheme="majorEastAsia"/>
-      <w:i/>
-      <w:iCs/>
-      <w:color w:themeColor="text1" w:themeTint="D8" w:val="272727"/>
-    </w:rPr>
-  </w:style>
-  <w:style w:customStyle="1" w:styleId="Heading9Char" w:type="character">
-    <w:name w:val="Heading 9 Char"/>
-    <w:basedOn w:val="DefaultParagraphFont"/>
-    <w:link w:val="Heading9"/>
-    <w:uiPriority w:val="9"/>
-    <w:semiHidden/>
-    <w:rsid w:val="00A10FD9"/>
-    <w:rPr>
-      <w:rFonts w:cstheme="majorBidi" w:eastAsiaTheme="majorEastAsia"/>
-      <w:color w:themeColor="text1" w:themeTint="D8" w:val="272727"/>
+      <w:color w:themeColor="accent1" w:val="4F81BD"/>
+      <w:sz w:val="24"/>
+      <w:szCs w:val="24"/>
     </w:rPr>
   </w:style>
   <w:style w:styleId="BlockText" w:type="paragraph">
@@ -7537,18 +7341,6 @@
     <w:unhideWhenUsed/>
     <w:qFormat/>
   </w:style>
-  <w:style w:styleId="FootnoteBlockText" w:type="paragraph">
-    <w:name w:val="Footnote Block Text"/>
-    <w:basedOn w:val="FootnoteText"/>
-    <w:next w:val="FootnoteText"/>
-    <w:uiPriority w:val="9"/>
-    <w:unhideWhenUsed/>
-    <w:qFormat/>
-    <w:pPr>
-      <w:spacing w:after="100" w:before="100"/>
-      <w:ind w:firstLine="0" w:left="480" w:right="480"/>
-    </w:pPr>
-  </w:style>
   <w:style w:default="1" w:styleId="DefaultParagraphFont" w:type="character">
     <w:name w:val="Default Paragraph Font"/>
     <w:semiHidden/>
@@ -7570,11 +7362,18 @@
       </w:tblCellMar>
     </w:tblPr>
     <w:tblStylePr w:type="firstRow">
+      <w:tblPr>
+        <w:jc w:val="left"/>
+        <w:tblInd w:type="dxa" w:w="0"/>
+      </w:tblPr>
+      <w:trPr>
+        <w:jc w:val="left"/>
+      </w:trPr>
       <w:tcPr>
+        <w:vAlign w:val="bottom"/>
         <w:tcBorders>
           <w:bottom w:val="single"/>
         </w:tcBorders>
-        <w:vAlign w:val="bottom"/>
       </w:tcPr>
     </w:tblStylePr>
   </w:style>
@@ -7689,8 +7488,8 @@
     <w:name w:val="KeywordTok"/>
     <w:basedOn w:val="VerbatimChar"/>
     <w:rPr>
+      <w:color w:val="007020"/>
       <w:b/>
-      <w:color w:val="007020"/>
     </w:rPr>
   </w:style>
   <w:style w:type="character" w:customStyle="1" w:styleId="DataTypeTok">
@@ -7767,42 +7566,42 @@
     <w:name w:val="ImportTok"/>
     <w:basedOn w:val="VerbatimChar"/>
     <w:rPr>
+      <w:color w:val="008000"/>
       <w:b/>
-      <w:color w:val="008000"/>
     </w:rPr>
   </w:style>
   <w:style w:type="character" w:customStyle="1" w:styleId="CommentTok">
     <w:name w:val="CommentTok"/>
     <w:basedOn w:val="VerbatimChar"/>
     <w:rPr>
+      <w:color w:val="60a0b0"/>
       <w:i/>
-      <w:color w:val="60a0b0"/>
     </w:rPr>
   </w:style>
   <w:style w:type="character" w:customStyle="1" w:styleId="DocumentationTok">
     <w:name w:val="DocumentationTok"/>
     <w:basedOn w:val="VerbatimChar"/>
     <w:rPr>
+      <w:color w:val="ba2121"/>
       <w:i/>
-      <w:color w:val="ba2121"/>
     </w:rPr>
   </w:style>
   <w:style w:type="character" w:customStyle="1" w:styleId="AnnotationTok">
     <w:name w:val="AnnotationTok"/>
     <w:basedOn w:val="VerbatimChar"/>
     <w:rPr>
+      <w:color w:val="60a0b0"/>
       <w:b/>
       <w:i/>
-      <w:color w:val="60a0b0"/>
     </w:rPr>
   </w:style>
   <w:style w:type="character" w:customStyle="1" w:styleId="CommentVarTok">
     <w:name w:val="CommentVarTok"/>
     <w:basedOn w:val="VerbatimChar"/>
     <w:rPr>
+      <w:color w:val="60a0b0"/>
       <w:b/>
       <w:i/>
-      <w:color w:val="60a0b0"/>
     </w:rPr>
   </w:style>
   <w:style w:type="character" w:customStyle="1" w:styleId="OtherTok">
@@ -7830,8 +7629,8 @@
     <w:name w:val="ControlFlowTok"/>
     <w:basedOn w:val="VerbatimChar"/>
     <w:rPr>
+      <w:color w:val="007020"/>
       <w:b/>
-      <w:color w:val="007020"/>
     </w:rPr>
   </w:style>
   <w:style w:type="character" w:customStyle="1" w:styleId="OperatorTok">
@@ -7876,34 +7675,34 @@
     <w:name w:val="InformationTok"/>
     <w:basedOn w:val="VerbatimChar"/>
     <w:rPr>
+      <w:color w:val="60a0b0"/>
       <w:b/>
       <w:i/>
-      <w:color w:val="60a0b0"/>
     </w:rPr>
   </w:style>
   <w:style w:type="character" w:customStyle="1" w:styleId="WarningTok">
     <w:name w:val="WarningTok"/>
     <w:basedOn w:val="VerbatimChar"/>
     <w:rPr>
+      <w:color w:val="60a0b0"/>
       <w:b/>
       <w:i/>
-      <w:color w:val="60a0b0"/>
     </w:rPr>
   </w:style>
   <w:style w:type="character" w:customStyle="1" w:styleId="AlertTok">
     <w:name w:val="AlertTok"/>
     <w:basedOn w:val="VerbatimChar"/>
     <w:rPr>
+      <w:color w:val="ff0000"/>
       <w:b/>
-      <w:color w:val="ff0000"/>
     </w:rPr>
   </w:style>
   <w:style w:type="character" w:customStyle="1" w:styleId="ErrorTok">
     <w:name w:val="ErrorTok"/>
     <w:basedOn w:val="VerbatimChar"/>
     <w:rPr>
+      <w:color w:val="ff0000"/>
       <w:b/>
-      <w:color w:val="ff0000"/>
     </w:rPr>
   </w:style>
   <w:style w:type="character" w:customStyle="1" w:styleId="NormalTok">
@@ -7925,44 +7724,44 @@
         <a:sysClr val="window" lastClr="FFFFFF"/>
       </a:lt1>
       <a:dk2>
-        <a:srgbClr val="0E2841"/>
+        <a:srgbClr val="1F497D"/>
       </a:dk2>
       <a:lt2>
-        <a:srgbClr val="E8E8E8"/>
+        <a:srgbClr val="EEECE1"/>
       </a:lt2>
       <a:accent1>
-        <a:srgbClr val="156082"/>
+        <a:srgbClr val="4F81BD"/>
       </a:accent1>
       <a:accent2>
-        <a:srgbClr val="E97132"/>
+        <a:srgbClr val="C0504D"/>
       </a:accent2>
       <a:accent3>
-        <a:srgbClr val="196B24"/>
+        <a:srgbClr val="9BBB59"/>
       </a:accent3>
       <a:accent4>
-        <a:srgbClr val="0F9ED5"/>
+        <a:srgbClr val="8064A2"/>
       </a:accent4>
       <a:accent5>
-        <a:srgbClr val="A02B93"/>
+        <a:srgbClr val="4BACC6"/>
       </a:accent5>
       <a:accent6>
-        <a:srgbClr val="4EA72E"/>
+        <a:srgbClr val="F79646"/>
       </a:accent6>
       <a:hlink>
-        <a:srgbClr val="467886"/>
+        <a:srgbClr val="0000FF"/>
       </a:hlink>
       <a:folHlink>
-        <a:srgbClr val="96607D"/>
+        <a:srgbClr val="800080"/>
       </a:folHlink>
     </a:clrScheme>
     <a:fontScheme name="Office">
       <a:majorFont>
-        <a:latin typeface="Aptos Display" panose="02110004020202020204"/>
+        <a:latin typeface="Calibri"/>
         <a:ea typeface=""/>
         <a:cs typeface=""/>
-        <a:font script="Jpan" typeface="游ゴシック Light"/>
+        <a:font script="Jpan" typeface="ＭＳ ゴシック"/>
         <a:font script="Hang" typeface="맑은 고딕"/>
-        <a:font script="Hans" typeface="等线 Light"/>
+        <a:font script="Hans" typeface="宋体"/>
         <a:font script="Hant" typeface="新細明體"/>
         <a:font script="Arab" typeface="Times New Roman"/>
         <a:font script="Hebr" typeface="Times New Roman"/>
@@ -7989,32 +7788,14 @@
         <a:font script="Mong" typeface="Mongolian Baiti"/>
         <a:font script="Viet" typeface="Times New Roman"/>
         <a:font script="Uigh" typeface="Microsoft Uighur"/>
-        <a:font script="Geor" typeface="Sylfaen"/>
-        <a:font script="Armn" typeface="Arial"/>
-        <a:font script="Bugi" typeface="Leelawadee UI"/>
-        <a:font script="Bopo" typeface="Microsoft JhengHei"/>
-        <a:font script="Java" typeface="Javanese Text"/>
-        <a:font script="Lisu" typeface="Segoe UI"/>
-        <a:font script="Mymr" typeface="Myanmar Text"/>
-        <a:font script="Nkoo" typeface="Ebrima"/>
-        <a:font script="Olck" typeface="Nirmala UI"/>
-        <a:font script="Osma" typeface="Ebrima"/>
-        <a:font script="Phag" typeface="Phagspa"/>
-        <a:font script="Syrn" typeface="Estrangelo Edessa"/>
-        <a:font script="Syrj" typeface="Estrangelo Edessa"/>
-        <a:font script="Syre" typeface="Estrangelo Edessa"/>
-        <a:font script="Sora" typeface="Nirmala UI"/>
-        <a:font script="Tale" typeface="Microsoft Tai Le"/>
-        <a:font script="Talu" typeface="Microsoft New Tai Lue"/>
-        <a:font script="Tfng" typeface="Ebrima"/>
       </a:majorFont>
       <a:minorFont>
-        <a:latin typeface="Aptos" panose="02110004020202020204"/>
+        <a:latin typeface="Cambria"/>
         <a:ea typeface=""/>
         <a:cs typeface=""/>
-        <a:font script="Jpan" typeface="游明朝"/>
+        <a:font script="Jpan" typeface="ＭＳ 明朝"/>
         <a:font script="Hang" typeface="맑은 고딕"/>
-        <a:font script="Hans" typeface="等线"/>
+        <a:font script="Hans" typeface="宋体"/>
         <a:font script="Hant" typeface="新細明體"/>
         <a:font script="Arab" typeface="Arial"/>
         <a:font script="Hebr" typeface="Arial"/>
@@ -8041,24 +7822,6 @@
         <a:font script="Mong" typeface="Mongolian Baiti"/>
         <a:font script="Viet" typeface="Arial"/>
         <a:font script="Uigh" typeface="Microsoft Uighur"/>
-        <a:font script="Geor" typeface="Sylfaen"/>
-        <a:font script="Armn" typeface="Arial"/>
-        <a:font script="Bugi" typeface="Leelawadee UI"/>
-        <a:font script="Bopo" typeface="Microsoft JhengHei"/>
-        <a:font script="Java" typeface="Javanese Text"/>
-        <a:font script="Lisu" typeface="Segoe UI"/>
-        <a:font script="Mymr" typeface="Myanmar Text"/>
-        <a:font script="Nkoo" typeface="Ebrima"/>
-        <a:font script="Olck" typeface="Nirmala UI"/>
-        <a:font script="Osma" typeface="Ebrima"/>
-        <a:font script="Phag" typeface="Phagspa"/>
-        <a:font script="Syrn" typeface="Estrangelo Edessa"/>
-        <a:font script="Syrj" typeface="Estrangelo Edessa"/>
-        <a:font script="Syre" typeface="Estrangelo Edessa"/>
-        <a:font script="Sora" typeface="Nirmala UI"/>
-        <a:font script="Tale" typeface="Microsoft Tai Le"/>
-        <a:font script="Talu" typeface="Microsoft New Tai Lue"/>
-        <a:font script="Tfng" typeface="Ebrima"/>
       </a:minorFont>
     </a:fontScheme>
     <a:fmtScheme name="Office">
@@ -8070,141 +7833,200 @@
           <a:gsLst>
             <a:gs pos="0">
               <a:schemeClr val="phClr">
-                <a:lumMod val="110000"/>
-                <a:satMod val="105000"/>
-                <a:tint val="67000"/>
+                <a:tint val="50000"/>
+                <a:satMod val="300000"/>
               </a:schemeClr>
             </a:gs>
-            <a:gs pos="50000">
+            <a:gs pos="35000">
               <a:schemeClr val="phClr">
-                <a:lumMod val="105000"/>
-                <a:satMod val="103000"/>
-                <a:tint val="73000"/>
+                <a:tint val="37000"/>
+                <a:satMod val="300000"/>
               </a:schemeClr>
             </a:gs>
             <a:gs pos="100000">
               <a:schemeClr val="phClr">
-                <a:lumMod val="105000"/>
-                <a:satMod val="109000"/>
-                <a:tint val="81000"/>
+                <a:tint val="15000"/>
+                <a:satMod val="350000"/>
               </a:schemeClr>
             </a:gs>
           </a:gsLst>
-          <a:lin ang="5400000" scaled="0"/>
+          <a:lin ang="16200000" scaled="1"/>
         </a:gradFill>
         <a:gradFill rotWithShape="1">
           <a:gsLst>
             <a:gs pos="0">
               <a:schemeClr val="phClr">
-                <a:satMod val="103000"/>
-                <a:lumMod val="102000"/>
-                <a:tint val="94000"/>
-              </a:schemeClr>
-            </a:gs>
-            <a:gs pos="50000">
-              <a:schemeClr val="phClr">
-                <a:satMod val="110000"/>
-                <a:lumMod val="100000"/>
+                <a:tint val="100000"/>
                 <a:shade val="100000"/>
+                <a:satMod val="130000"/>
               </a:schemeClr>
             </a:gs>
             <a:gs pos="100000">
               <a:schemeClr val="phClr">
-                <a:lumMod val="99000"/>
-                <a:satMod val="120000"/>
-                <a:shade val="78000"/>
+                <a:tint val="50000"/>
+                <a:shade val="100000"/>
+                <a:satMod val="350000"/>
               </a:schemeClr>
             </a:gs>
           </a:gsLst>
-          <a:lin ang="5400000" scaled="0"/>
+          <a:lin ang="16200000" scaled="0"/>
         </a:gradFill>
       </a:fillStyleLst>
       <a:lnStyleLst>
-        <a:ln w="6350" cap="flat" cmpd="sng" algn="ctr">
+        <a:ln w="9525" cap="flat" cmpd="sng" algn="ctr">
+          <a:solidFill>
+            <a:schemeClr val="phClr">
+              <a:shade val="95000"/>
+              <a:satMod val="105000"/>
+            </a:schemeClr>
+          </a:solidFill>
+          <a:prstDash val="solid"/>
+        </a:ln>
+        <a:ln w="25400" cap="flat" cmpd="sng" algn="ctr">
           <a:solidFill>
             <a:schemeClr val="phClr"/>
           </a:solidFill>
           <a:prstDash val="solid"/>
-          <a:miter lim="800000"/>
         </a:ln>
-        <a:ln w="12700" cap="flat" cmpd="sng" algn="ctr">
+        <a:ln w="38100" cap="flat" cmpd="sng" algn="ctr">
           <a:solidFill>
             <a:schemeClr val="phClr"/>
           </a:solidFill>
           <a:prstDash val="solid"/>
-          <a:miter lim="800000"/>
-        </a:ln>
-        <a:ln w="19050" cap="flat" cmpd="sng" algn="ctr">
-          <a:solidFill>
-            <a:schemeClr val="phClr"/>
-          </a:solidFill>
-          <a:prstDash val="solid"/>
-          <a:miter lim="800000"/>
         </a:ln>
       </a:lnStyleLst>
       <a:effectStyleLst>
         <a:effectStyle>
-          <a:effectLst/>
-        </a:effectStyle>
-        <a:effectStyle>
-          <a:effectLst/>
+          <a:effectLst>
+            <a:outerShdw blurRad="40000" dist="20000" dir="5400000" rotWithShape="0">
+              <a:srgbClr val="000000">
+                <a:alpha val="38000"/>
+              </a:srgbClr>
+            </a:outerShdw>
+          </a:effectLst>
         </a:effectStyle>
         <a:effectStyle>
           <a:effectLst>
-            <a:outerShdw blurRad="57150" dist="19050" dir="5400000" algn="ctr" rotWithShape="0">
+            <a:outerShdw blurRad="40000" dist="23000" dir="5400000" rotWithShape="0">
               <a:srgbClr val="000000">
-                <a:alpha val="63000"/>
+                <a:alpha val="35000"/>
               </a:srgbClr>
             </a:outerShdw>
           </a:effectLst>
+        </a:effectStyle>
+        <a:effectStyle>
+          <a:effectLst>
+            <a:outerShdw blurRad="40000" dist="23000" dir="5400000" rotWithShape="0">
+              <a:srgbClr val="000000">
+                <a:alpha val="35000"/>
+              </a:srgbClr>
+            </a:outerShdw>
+          </a:effectLst>
+          <a:scene3d>
+            <a:camera prst="orthographicFront">
+              <a:rot lat="0" lon="0" rev="0"/>
+            </a:camera>
+            <a:lightRig rig="threePt" dir="t">
+              <a:rot lat="0" lon="0" rev="1200000"/>
+            </a:lightRig>
+          </a:scene3d>
+          <a:sp3d>
+            <a:bevelT w="63500" h="25400"/>
+          </a:sp3d>
         </a:effectStyle>
       </a:effectStyleLst>
       <a:bgFillStyleLst>
         <a:solidFill>
           <a:schemeClr val="phClr"/>
         </a:solidFill>
-        <a:solidFill>
-          <a:schemeClr val="phClr">
-            <a:tint val="95000"/>
-            <a:satMod val="170000"/>
-          </a:schemeClr>
-        </a:solidFill>
         <a:gradFill rotWithShape="1">
           <a:gsLst>
             <a:gs pos="0">
               <a:schemeClr val="phClr">
-                <a:tint val="93000"/>
-                <a:satMod val="150000"/>
-                <a:shade val="98000"/>
-                <a:lumMod val="102000"/>
+                <a:tint val="40000"/>
+                <a:satMod val="350000"/>
               </a:schemeClr>
             </a:gs>
-            <a:gs pos="50000">
+            <a:gs pos="40000">
               <a:schemeClr val="phClr">
-                <a:tint val="98000"/>
-                <a:satMod val="130000"/>
-                <a:shade val="90000"/>
-                <a:lumMod val="103000"/>
+                <a:tint val="45000"/>
+                <a:shade val="99000"/>
+                <a:satMod val="350000"/>
               </a:schemeClr>
             </a:gs>
             <a:gs pos="100000">
               <a:schemeClr val="phClr">
-                <a:shade val="63000"/>
-                <a:satMod val="120000"/>
+                <a:shade val="20000"/>
+                <a:satMod val="255000"/>
               </a:schemeClr>
             </a:gs>
           </a:gsLst>
-          <a:lin ang="5400000" scaled="0"/>
+          <a:path path="circle">
+            <a:fillToRect l="50000" t="-80000" r="50000" b="180000"/>
+          </a:path>
+        </a:gradFill>
+        <a:gradFill rotWithShape="1">
+          <a:gsLst>
+            <a:gs pos="0">
+              <a:schemeClr val="phClr">
+                <a:tint val="80000"/>
+                <a:satMod val="300000"/>
+              </a:schemeClr>
+            </a:gs>
+            <a:gs pos="100000">
+              <a:schemeClr val="phClr">
+                <a:shade val="30000"/>
+                <a:satMod val="200000"/>
+              </a:schemeClr>
+            </a:gs>
+          </a:gsLst>
+          <a:path path="circle">
+            <a:fillToRect l="50000" t="50000" r="50000" b="50000"/>
+          </a:path>
         </a:gradFill>
       </a:bgFillStyleLst>
     </a:fmtScheme>
   </a:themeElements>
-  <a:objectDefaults/>
+  <a:objectDefaults>
+    <a:spDef>
+      <a:spPr/>
+      <a:bodyPr/>
+      <a:lstStyle/>
+      <a:style>
+        <a:lnRef idx="1">
+          <a:schemeClr val="accent1"/>
+        </a:lnRef>
+        <a:fillRef idx="3">
+          <a:schemeClr val="accent1"/>
+        </a:fillRef>
+        <a:effectRef idx="2">
+          <a:schemeClr val="accent1"/>
+        </a:effectRef>
+        <a:fontRef idx="minor">
+          <a:schemeClr val="lt1"/>
+        </a:fontRef>
+      </a:style>
+    </a:spDef>
+    <a:lnDef>
+      <a:spPr/>
+      <a:bodyPr/>
+      <a:lstStyle/>
+      <a:style>
+        <a:lnRef idx="2">
+          <a:schemeClr val="accent1"/>
+        </a:lnRef>
+        <a:fillRef idx="0">
+          <a:schemeClr val="accent1"/>
+        </a:fillRef>
+        <a:effectRef idx="1">
+          <a:schemeClr val="accent1"/>
+        </a:effectRef>
+        <a:fontRef idx="minor">
+          <a:schemeClr val="tx1"/>
+        </a:fontRef>
+      </a:style>
+    </a:lnDef>
+  </a:objectDefaults>
   <a:extraClrSchemeLst/>
-  <a:extLst>
-    <a:ext uri="{05A4C25C-085E-4340-85A3-A5531E510DB2}">
-      <thm15:themeFamily xmlns:thm15="http://schemas.microsoft.com/office/thememl/2012/main" name="Office Theme" id="{2E142A2C-CD16-42D6-873A-C26D2A0506FA}" vid="{1BDDFF52-6CD6-40A5-AB3C-68EB2F1E4D0A}"/>
-    </a:ext>
-  </a:extLst>
 </a:theme>
 </file>
--- a/04-regulatory-compliance/PCI_DSS_v4.0.1/Portugues_BR/PCI_DSS_v4.0.1_Practical_Manager_and_Junior_Analyst_Manual_Portugues_BR_v1.0.docx
+++ b/04-regulatory-compliance/PCI_DSS_v4.0.1/Portugues_BR/PCI_DSS_v4.0.1_Practical_Manager_and_Junior_Analyst_Manual_Portugues_BR_v1.0.docx
@@ -2,32 +2,6 @@
 <file path=word/document.xml><?xml version="1.0" encoding="utf-8"?>
 <w:document xmlns:w="http://schemas.openxmlformats.org/wordprocessingml/2006/main" xmlns:m="http://schemas.openxmlformats.org/officeDocument/2006/math" xmlns:r="http://schemas.openxmlformats.org/officeDocument/2006/relationships" xmlns:o="urn:schemas-microsoft-com:office:office" xmlns:v="urn:schemas-microsoft-com:vml" xmlns:w10="urn:schemas-microsoft-com:office:word" xmlns:a="http://schemas.openxmlformats.org/drawingml/2006/main" xmlns:pic="http://schemas.openxmlformats.org/drawingml/2006/picture" xmlns:wp="http://schemas.openxmlformats.org/drawingml/2006/wordprocessingDrawing">
   <w:body>
-    <w:sdt>
-      <w:sdtPr>
-        <w:docPartObj>
-          <w:docPartGallery w:val="Table of Contents"/>
-          <w:docPartUnique/>
-        </w:docPartObj>
-      </w:sdtPr>
-      <w:sdtContent>
-        <w:p>
-          <w:pPr>
-            <w:pStyle w:val="TOCHeading"/>
-          </w:pPr>
-          <w:r>
-            <w:t xml:space="preserve">Table of Contents</w:t>
-          </w:r>
-        </w:p>
-        <w:p>
-          <w:r>
-            <w:fldChar w:fldCharType="begin" w:dirty="true"/>
-            <w:instrText xml:space="preserve">TOC \o "1-3" \h \z \u</w:instrText>
-            <w:fldChar w:fldCharType="separate"/>
-            <w:fldChar w:fldCharType="end"/>
-          </w:r>
-        </w:p>
-      </w:sdtContent>
-    </w:sdt>
     <w:p>
       <w:pPr>
         <w:pStyle w:val="BlockText"/>
@@ -1681,7 +1655,7 @@
     </w:p>
     <w:bookmarkEnd w:id="23"/>
     <w:bookmarkEnd w:id="24"/>
-    <w:bookmarkStart w:id="26" w:name="pci-dss-v4.0.1-fundações"/>
+    <w:bookmarkStart w:id="29" w:name="pci-dss-v4.0.1-fundações"/>
     <w:p>
       <w:pPr>
         <w:pStyle w:val="Heading1"/>
@@ -1704,8 +1678,58 @@
     </w:p>
     <w:p>
       <w:pPr>
-        <w:pStyle w:val="FirstParagraph"/>
-      </w:pPr>
+        <w:pStyle w:val="CaptionedFigure"/>
+      </w:pPr>
+      <w:r>
+        <w:drawing>
+          <wp:inline>
+            <wp:extent cx="5334000" cy="3418652"/>
+            <wp:effectExtent b="0" l="0" r="0" t="0"/>
+            <wp:docPr descr="Segurança de pagamento combina rede, sistema, dados, identidade, física, monitoramento, testes e controles de governança." title="" id="26" name="Picture"/>
+            <a:graphic>
+              <a:graphicData uri="http://schemas.openxmlformats.org/drawingml/2006/picture">
+                <pic:pic>
+                  <pic:nvPicPr>
+                    <pic:cNvPr descr="media/image1.png" id="27" name="Picture"/>
+                    <pic:cNvPicPr>
+                      <a:picLocks noChangeArrowheads="1" noChangeAspect="1"/>
+                    </pic:cNvPicPr>
+                  </pic:nvPicPr>
+                  <pic:blipFill>
+                    <a:blip r:embed="rId25"/>
+                    <a:stretch>
+                      <a:fillRect/>
+                    </a:stretch>
+                  </pic:blipFill>
+                  <pic:spPr bwMode="auto">
+                    <a:xfrm>
+                      <a:off x="0" y="0"/>
+                      <a:ext cx="5334000" cy="3418652"/>
+                    </a:xfrm>
+                    <a:prstGeom prst="rect">
+                      <a:avLst/>
+                    </a:prstGeom>
+                    <a:noFill/>
+                    <a:ln w="9525">
+                      <a:noFill/>
+                      <a:headEnd/>
+                      <a:tailEnd/>
+                    </a:ln>
+                  </pic:spPr>
+                </pic:pic>
+              </a:graphicData>
+            </a:graphic>
+          </wp:inline>
+        </w:drawing>
+      </w:r>
+    </w:p>
+    <w:p>
+      <w:pPr>
+        <w:pStyle w:val="ImageCaption"/>
+      </w:pPr>
+      <w:r>
+        <w:t xml:space="preserve">Segurança de pagamento combina rede, sistema, dados, identidade, física, monitoramento, testes e controles de governança.</w:t>
+      </w:r>
     </w:p>
     <w:p>
       <w:pPr>
@@ -1715,7 +1739,7 @@
         <w:t xml:space="preserve">Figura 1. Os doze requisitos PCI DSS</w:t>
       </w:r>
     </w:p>
-    <w:bookmarkStart w:id="25" w:name="situação-actual"/>
+    <w:bookmarkStart w:id="28" w:name="situação-actual"/>
     <w:p>
       <w:pPr>
         <w:pStyle w:val="Heading2"/>
@@ -1779,9 +1803,9 @@
         <w:t xml:space="preserve">A partir da publicação de julho de 2026 deste manual, o PCI SSC está reunindo comentários das partes interessadas sobre v4.0.1; um pedido de comentários não é um novo padrão final.</w:t>
       </w:r>
     </w:p>
-    <w:bookmarkEnd w:id="25"/>
-    <w:bookmarkEnd w:id="26"/>
-    <w:bookmarkStart w:id="28" w:name="quem-e-o-que-se-aplica-a"/>
+    <w:bookmarkEnd w:id="28"/>
+    <w:bookmarkEnd w:id="29"/>
+    <w:bookmarkStart w:id="31" w:name="quem-e-o-que-se-aplica-a"/>
     <w:p>
       <w:pPr>
         <w:pStyle w:val="Heading1"/>
@@ -1798,7 +1822,7 @@
         <w:t xml:space="preserve">PCI DSS aplica-se a entidades que armazenam, processam ou transmitem dados do titular do cartão ou dados de autenticação sensíveis, e a entidades cujos sistemas possam afetar a segurança do ambiente de dados do titular do cartão. Os comerciantes, os transformadores, os adquirentes, os emitentes e os prestadores de serviços podem ter funções de validação e comunicação de informações diferentes.</w:t>
       </w:r>
     </w:p>
-    <w:bookmarkStart w:id="27" w:name="os-seis-objetivos-de-controle"/>
+    <w:bookmarkStart w:id="30" w:name="os-seis-objetivos-de-controle"/>
     <w:p>
       <w:pPr>
         <w:pStyle w:val="Heading2"/>
@@ -1857,9 +1881,9 @@
         <w:t xml:space="preserve">Manter uma política de segurança da informação</w:t>
       </w:r>
     </w:p>
-    <w:bookmarkEnd w:id="27"/>
-    <w:bookmarkEnd w:id="28"/>
-    <w:bookmarkStart w:id="31" w:name="regras-de-proteção-e-dados-da-conta"/>
+    <w:bookmarkEnd w:id="30"/>
+    <w:bookmarkEnd w:id="31"/>
+    <w:bookmarkStart w:id="37" w:name="regras-de-proteção-e-dados-da-conta"/>
     <w:p>
       <w:pPr>
         <w:pStyle w:val="Heading1"/>
@@ -1882,8 +1906,58 @@
     </w:p>
     <w:p>
       <w:pPr>
-        <w:pStyle w:val="BodyText"/>
-      </w:pPr>
+        <w:pStyle w:val="CaptionedFigure"/>
+      </w:pPr>
+      <w:r>
+        <w:drawing>
+          <wp:inline>
+            <wp:extent cx="5334000" cy="2591933"/>
+            <wp:effectExtent b="0" l="0" r="0" t="0"/>
+            <wp:docPr descr="PAN é central para a aplicabilidade; dados de autenticação sensíveis recebem tratamento pós-autorização mais rigoroso." title="" id="33" name="Picture"/>
+            <a:graphic>
+              <a:graphicData uri="http://schemas.openxmlformats.org/drawingml/2006/picture">
+                <pic:pic>
+                  <pic:nvPicPr>
+                    <pic:cNvPr descr="media/image2.png" id="34" name="Picture"/>
+                    <pic:cNvPicPr>
+                      <a:picLocks noChangeArrowheads="1" noChangeAspect="1"/>
+                    </pic:cNvPicPr>
+                  </pic:nvPicPr>
+                  <pic:blipFill>
+                    <a:blip r:embed="rId32"/>
+                    <a:stretch>
+                      <a:fillRect/>
+                    </a:stretch>
+                  </pic:blipFill>
+                  <pic:spPr bwMode="auto">
+                    <a:xfrm>
+                      <a:off x="0" y="0"/>
+                      <a:ext cx="5334000" cy="2591933"/>
+                    </a:xfrm>
+                    <a:prstGeom prst="rect">
+                      <a:avLst/>
+                    </a:prstGeom>
+                    <a:noFill/>
+                    <a:ln w="9525">
+                      <a:noFill/>
+                      <a:headEnd/>
+                      <a:tailEnd/>
+                    </a:ln>
+                  </pic:spPr>
+                </pic:pic>
+              </a:graphicData>
+            </a:graphic>
+          </wp:inline>
+        </w:drawing>
+      </w:r>
+    </w:p>
+    <w:p>
+      <w:pPr>
+        <w:pStyle w:val="ImageCaption"/>
+      </w:pPr>
+      <w:r>
+        <w:t xml:space="preserve">PAN é central para a aplicabilidade; dados de autenticação sensíveis recebem tratamento pós-autorização mais rigoroso.</w:t>
+      </w:r>
     </w:p>
     <w:p>
       <w:pPr>
@@ -1893,7 +1967,7 @@
         <w:t xml:space="preserve">Figura 2. Categorias de dados de conta</w:t>
       </w:r>
     </w:p>
-    <w:bookmarkStart w:id="29" w:name="dados-tipo-regra-chave"/>
+    <w:bookmarkStart w:id="35" w:name="dados-tipo-regra-chave"/>
     <w:p>
       <w:pPr>
         <w:pStyle w:val="Heading2"/>
@@ -1946,8 +2020,8 @@
         <w:t xml:space="preserve">Bloqueio de PIN/PIN</w:t>
       </w:r>
     </w:p>
-    <w:bookmarkEnd w:id="29"/>
-    <w:bookmarkStart w:id="30" w:name="métodos-de-proteção-são-diferentes"/>
+    <w:bookmarkEnd w:id="35"/>
+    <w:bookmarkStart w:id="36" w:name="métodos-de-proteção-são-diferentes"/>
     <w:p>
       <w:pPr>
         <w:pStyle w:val="Heading2"/>
@@ -2036,9 +2110,9 @@
         <w:t xml:space="preserve">□——————————————————————————————————————————————————————————————————————————————————————</w:t>
       </w:r>
     </w:p>
-    <w:bookmarkEnd w:id="30"/>
-    <w:bookmarkEnd w:id="31"/>
-    <w:bookmarkStart w:id="34" w:name="escopo-cde-e-segmentação"/>
+    <w:bookmarkEnd w:id="36"/>
+    <w:bookmarkEnd w:id="37"/>
+    <w:bookmarkStart w:id="46" w:name="escopo-cde-e-segmentação"/>
     <w:p>
       <w:pPr>
         <w:pStyle w:val="Heading1"/>
@@ -2061,8 +2135,58 @@
     </w:p>
     <w:p>
       <w:pPr>
-        <w:pStyle w:val="FirstParagraph"/>
-      </w:pPr>
+        <w:pStyle w:val="CaptionedFigure"/>
+      </w:pPr>
+      <w:r>
+        <w:drawing>
+          <wp:inline>
+            <wp:extent cx="5334000" cy="2596069"/>
+            <wp:effectExtent b="0" l="0" r="0" t="0"/>
+            <wp:docPr descr="Comece com fluxos de dados de conta e inclui sistemas conectados e de impacto de segurança." title="" id="39" name="Picture"/>
+            <a:graphic>
+              <a:graphicData uri="http://schemas.openxmlformats.org/drawingml/2006/picture">
+                <pic:pic>
+                  <pic:nvPicPr>
+                    <pic:cNvPr descr="media/image3.png" id="40" name="Picture"/>
+                    <pic:cNvPicPr>
+                      <a:picLocks noChangeArrowheads="1" noChangeAspect="1"/>
+                    </pic:cNvPicPr>
+                  </pic:nvPicPr>
+                  <pic:blipFill>
+                    <a:blip r:embed="rId38"/>
+                    <a:stretch>
+                      <a:fillRect/>
+                    </a:stretch>
+                  </pic:blipFill>
+                  <pic:spPr bwMode="auto">
+                    <a:xfrm>
+                      <a:off x="0" y="0"/>
+                      <a:ext cx="5334000" cy="2596069"/>
+                    </a:xfrm>
+                    <a:prstGeom prst="rect">
+                      <a:avLst/>
+                    </a:prstGeom>
+                    <a:noFill/>
+                    <a:ln w="9525">
+                      <a:noFill/>
+                      <a:headEnd/>
+                      <a:tailEnd/>
+                    </a:ln>
+                  </pic:spPr>
+                </pic:pic>
+              </a:graphicData>
+            </a:graphic>
+          </wp:inline>
+        </w:drawing>
+      </w:r>
+    </w:p>
+    <w:p>
+      <w:pPr>
+        <w:pStyle w:val="ImageCaption"/>
+      </w:pPr>
+      <w:r>
+        <w:t xml:space="preserve">Comece com fluxos de dados de conta e inclui sistemas conectados e de impacto de segurança.</w:t>
+      </w:r>
     </w:p>
     <w:p>
       <w:pPr>
@@ -2072,7 +2196,7 @@
         <w:t xml:space="preserve">Figura 3. Fluxo de scoping PCI DSS</w:t>
       </w:r>
     </w:p>
-    <w:bookmarkStart w:id="32" w:name="descoberta-de-escopo"/>
+    <w:bookmarkStart w:id="44" w:name="descoberta-de-escopo"/>
     <w:p>
       <w:pPr>
         <w:pStyle w:val="Heading2"/>
@@ -2160,8 +2284,58 @@
     </w:p>
     <w:p>
       <w:pPr>
-        <w:pStyle w:val="FirstParagraph"/>
-      </w:pPr>
+        <w:pStyle w:val="CaptionedFigure"/>
+      </w:pPr>
+      <w:r>
+        <w:drawing>
+          <wp:inline>
+            <wp:extent cx="5334000" cy="2534065"/>
+            <wp:effectExtent b="0" l="0" r="0" t="0"/>
+            <wp:docPr descr="A segmentação deve ser executada, monitorada e testada antes que os sistemas sejam tratados como fora de alcance." title="" id="42" name="Picture"/>
+            <a:graphic>
+              <a:graphicData uri="http://schemas.openxmlformats.org/drawingml/2006/picture">
+                <pic:pic>
+                  <pic:nvPicPr>
+                    <pic:cNvPr descr="media/image4.png" id="43" name="Picture"/>
+                    <pic:cNvPicPr>
+                      <a:picLocks noChangeArrowheads="1" noChangeAspect="1"/>
+                    </pic:cNvPicPr>
+                  </pic:nvPicPr>
+                  <pic:blipFill>
+                    <a:blip r:embed="rId41"/>
+                    <a:stretch>
+                      <a:fillRect/>
+                    </a:stretch>
+                  </pic:blipFill>
+                  <pic:spPr bwMode="auto">
+                    <a:xfrm>
+                      <a:off x="0" y="0"/>
+                      <a:ext cx="5334000" cy="2534065"/>
+                    </a:xfrm>
+                    <a:prstGeom prst="rect">
+                      <a:avLst/>
+                    </a:prstGeom>
+                    <a:noFill/>
+                    <a:ln w="9525">
+                      <a:noFill/>
+                      <a:headEnd/>
+                      <a:tailEnd/>
+                    </a:ln>
+                  </pic:spPr>
+                </pic:pic>
+              </a:graphicData>
+            </a:graphic>
+          </wp:inline>
+        </w:drawing>
+      </w:r>
+    </w:p>
+    <w:p>
+      <w:pPr>
+        <w:pStyle w:val="ImageCaption"/>
+      </w:pPr>
+      <w:r>
+        <w:t xml:space="preserve">A segmentação deve ser executada, monitorada e testada antes que os sistemas sejam tratados como fora de alcance.</w:t>
+      </w:r>
     </w:p>
     <w:p>
       <w:pPr>
@@ -2171,8 +2345,8 @@
         <w:t xml:space="preserve">Figura 4. Segmentação e redução de escopo</w:t>
       </w:r>
     </w:p>
-    <w:bookmarkEnd w:id="32"/>
-    <w:bookmarkStart w:id="33" w:name="validação-do-escopo"/>
+    <w:bookmarkEnd w:id="44"/>
+    <w:bookmarkStart w:id="45" w:name="validação-do-escopo"/>
     <w:p>
       <w:pPr>
         <w:pStyle w:val="Heading2"/>
@@ -2189,9 +2363,9 @@
         <w:t xml:space="preserve">Validar o âmbito pelo menos anualmente e após alterações significativas. Os prestadores de serviços realizam a confirmação documentada do âmbito pelo menos uma vez a cada seis meses e após alterações significativas. Testes devem tentar encontrar lojas de dados desconhecidas, caminhos alternativos, ativos não gerenciados, serviços compartilhados, dependências de nuvem, conexões sem fio e acesso administrativo.</w:t>
       </w:r>
     </w:p>
-    <w:bookmarkEnd w:id="33"/>
-    <w:bookmarkEnd w:id="34"/>
-    <w:bookmarkStart w:id="37" w:name="validação-saqs-roc-aoc-e-funções"/>
+    <w:bookmarkEnd w:id="45"/>
+    <w:bookmarkEnd w:id="46"/>
+    <w:bookmarkStart w:id="49" w:name="validação-saqs-roc-aoc-e-funções"/>
     <w:p>
       <w:pPr>
         <w:pStyle w:val="Heading1"/>
@@ -2212,7 +2386,7 @@
         <w:t xml:space="preserve">Choosing o caminho correto do relatório e compreensão de quem o aceita.</w:t>
       </w:r>
     </w:p>
-    <w:bookmarkStart w:id="35" w:name="X29d054f55c776931f433ddf8fe46b7257185285"/>
+    <w:bookmarkStart w:id="47" w:name="X29d054f55c776931f433ddf8fe46b7257185285"/>
     <w:p>
       <w:pPr>
         <w:pStyle w:val="Heading2"/>
@@ -2289,8 +2463,8 @@
         <w:t xml:space="preserve">• QSA / ISA • Avaliador ou avaliador interno qualificado</w:t>
       </w:r>
     </w:p>
-    <w:bookmarkEnd w:id="35"/>
-    <w:bookmarkStart w:id="36" w:name="X40723fd8f062c39fceada355e5a5324ee903535"/>
+    <w:bookmarkEnd w:id="47"/>
+    <w:bookmarkStart w:id="48" w:name="X40723fd8f062c39fceada355e5a5324ee903535"/>
     <w:p>
       <w:pPr>
         <w:pStyle w:val="Heading2"/>
@@ -2299,9 +2473,9 @@
         <w:t xml:space="preserve">*Quem decide a validação:** As marcas de pagamento e adquirentes estabelecem níveis de validação de mercadores e informam expectativas. Clientes e contratos podem estabelecer expectativas de prestador de serviços. Confirme o método necessário antes do início.</w:t>
       </w:r>
     </w:p>
-    <w:bookmarkEnd w:id="36"/>
-    <w:bookmarkEnd w:id="37"/>
-    <w:bookmarkStart w:id="39" w:name="Xb3d6f67296591f771af8f41b92286088004ff45"/>
+    <w:bookmarkEnd w:id="48"/>
+    <w:bookmarkEnd w:id="49"/>
+    <w:bookmarkStart w:id="54" w:name="Xb3d6f67296591f771af8f41b92286088004ff45"/>
     <w:p>
       <w:pPr>
         <w:pStyle w:val="Heading1"/>
@@ -2324,8 +2498,58 @@
     </w:p>
     <w:p>
       <w:pPr>
-        <w:pStyle w:val="FirstParagraph"/>
-      </w:pPr>
+        <w:pStyle w:val="CaptionedFigure"/>
+      </w:pPr>
+      <w:r>
+        <w:drawing>
+          <wp:inline>
+            <wp:extent cx="5334000" cy="2656837"/>
+            <wp:effectExtent b="0" l="0" r="0" t="0"/>
+            <wp:docPr descr="Ambos os enfoques devem atender ao objetivo de exigência e ser avaliáveis." title="" id="51" name="Picture"/>
+            <a:graphic>
+              <a:graphicData uri="http://schemas.openxmlformats.org/drawingml/2006/picture">
+                <pic:pic>
+                  <pic:nvPicPr>
+                    <pic:cNvPr descr="media/image5.png" id="52" name="Picture"/>
+                    <pic:cNvPicPr>
+                      <a:picLocks noChangeArrowheads="1" noChangeAspect="1"/>
+                    </pic:cNvPicPr>
+                  </pic:nvPicPr>
+                  <pic:blipFill>
+                    <a:blip r:embed="rId50"/>
+                    <a:stretch>
+                      <a:fillRect/>
+                    </a:stretch>
+                  </pic:blipFill>
+                  <pic:spPr bwMode="auto">
+                    <a:xfrm>
+                      <a:off x="0" y="0"/>
+                      <a:ext cx="5334000" cy="2656837"/>
+                    </a:xfrm>
+                    <a:prstGeom prst="rect">
+                      <a:avLst/>
+                    </a:prstGeom>
+                    <a:noFill/>
+                    <a:ln w="9525">
+                      <a:noFill/>
+                      <a:headEnd/>
+                      <a:tailEnd/>
+                    </a:ln>
+                  </pic:spPr>
+                </pic:pic>
+              </a:graphicData>
+            </a:graphic>
+          </wp:inline>
+        </w:drawing>
+      </w:r>
+    </w:p>
+    <w:p>
+      <w:pPr>
+        <w:pStyle w:val="ImageCaption"/>
+      </w:pPr>
+      <w:r>
+        <w:t xml:space="preserve">Ambos os enfoques devem atender ao objetivo de exigência e ser avaliáveis.</w:t>
+      </w:r>
     </w:p>
     <w:p>
       <w:pPr>
@@ -2335,7 +2559,7 @@
         <w:t xml:space="preserve">Figura 5. Abordagens definidas e personalizadas</w:t>
       </w:r>
     </w:p>
-    <w:bookmarkStart w:id="38" w:name="section"/>
+    <w:bookmarkStart w:id="53" w:name="section"/>
     <w:p>
       <w:pPr>
         <w:pStyle w:val="Heading2"/>
@@ -2408,9 +2632,9 @@
         <w:t xml:space="preserve">Confirmar a aceitação e as expectativas do avaliador antes de se comprometer com uma abordagem.</w:t>
       </w:r>
     </w:p>
-    <w:bookmarkEnd w:id="38"/>
-    <w:bookmarkEnd w:id="39"/>
-    <w:bookmarkStart w:id="42" w:name="X77e163699acc5a168c7f3c4dfd6122f8c0bd5c7"/>
+    <w:bookmarkEnd w:id="53"/>
+    <w:bookmarkEnd w:id="54"/>
+    <w:bookmarkStart w:id="57" w:name="X77e163699acc5a168c7f3c4dfd6122f8c0bd5c7"/>
     <w:p>
       <w:pPr>
         <w:pStyle w:val="Heading1"/>
@@ -2431,7 +2655,7 @@
         <w:t xml:space="preserve">Instalar e manter os controles de segurança da rede *</w:t>
       </w:r>
     </w:p>
-    <w:bookmarkStart w:id="40" w:name="X02c5eb1b10a8520b35c036650a281345511992b"/>
+    <w:bookmarkStart w:id="55" w:name="X02c5eb1b10a8520b35c036650a281345511992b"/>
     <w:p>
       <w:pPr>
         <w:pStyle w:val="Heading2"/>
@@ -2440,8 +2664,8 @@
         <w:t xml:space="preserve">Finalidade do requisito:** Instalar e manter os controles de segurança da rede</w:t>
       </w:r>
     </w:p>
-    <w:bookmarkEnd w:id="40"/>
-    <w:bookmarkStart w:id="41" w:name="X0c09094a082440b143b51b679dcf6f1a69acb79"/>
+    <w:bookmarkEnd w:id="55"/>
+    <w:bookmarkStart w:id="56" w:name="X0c09094a082440b143b51b679dcf6f1a69acb79"/>
     <w:p>
       <w:pPr>
         <w:pStyle w:val="Heading2"/>
@@ -2490,9 +2714,9 @@
         <w:t xml:space="preserve">** Nota de avaliação: ** Use o texto oficial PCI DSS v4.0.1 e o modelo de relatório aplicável para requisitos exatos, notas de aplicabilidade, procedimentos de teste, opções de resposta e documentação. Este manual explica; não substitui o padrão.</w:t>
       </w:r>
     </w:p>
-    <w:bookmarkEnd w:id="41"/>
-    <w:bookmarkEnd w:id="42"/>
-    <w:bookmarkStart w:id="45" w:name="requerimento-2-configurações-seguras"/>
+    <w:bookmarkEnd w:id="56"/>
+    <w:bookmarkEnd w:id="57"/>
+    <w:bookmarkStart w:id="60" w:name="requerimento-2-configurações-seguras"/>
     <w:p>
       <w:pPr>
         <w:pStyle w:val="Heading1"/>
@@ -2520,7 +2744,7 @@
         <w:t xml:space="preserve"> </w:t>
       </w:r>
     </w:p>
-    <w:bookmarkStart w:id="43" w:name="Xf4c9a6ffa4c8ddf05f0e86e6e1805e14130104d"/>
+    <w:bookmarkStart w:id="58" w:name="Xf4c9a6ffa4c8ddf05f0e86e6e1805e14130104d"/>
     <w:p>
       <w:pPr>
         <w:pStyle w:val="Heading2"/>
@@ -2529,8 +2753,8 @@
         <w:t xml:space="preserve">** finalidade do requisito:** Aplicar configurações seguras em todos os componentes do sistema</w:t>
       </w:r>
     </w:p>
-    <w:bookmarkEnd w:id="43"/>
-    <w:bookmarkStart w:id="44" w:name="Xe8c2b0567a42cdc84d4f49dd09ba1d43bd86b08"/>
+    <w:bookmarkEnd w:id="58"/>
+    <w:bookmarkStart w:id="59" w:name="Xe8c2b0567a42cdc84d4f49dd09ba1d43bd86b08"/>
     <w:p>
       <w:pPr>
         <w:pStyle w:val="Heading2"/>
@@ -2567,9 +2791,9 @@
         <w:t xml:space="preserve">** Nota de avaliação: ** Use o texto oficial PCI DSS v4.0.1 e o modelo de relatório aplicável para requisitos exatos, notas de aplicabilidade, procedimentos de teste, opções de resposta e documentação. Este manual explica; não substitui o padrão.</w:t>
       </w:r>
     </w:p>
-    <w:bookmarkEnd w:id="44"/>
-    <w:bookmarkEnd w:id="45"/>
-    <w:bookmarkStart w:id="49" w:name="requisitos-3-dados-da-conta-armazenada"/>
+    <w:bookmarkEnd w:id="59"/>
+    <w:bookmarkEnd w:id="60"/>
+    <w:bookmarkStart w:id="64" w:name="requisitos-3-dados-da-conta-armazenada"/>
     <w:p>
       <w:pPr>
         <w:pStyle w:val="Heading1"/>
@@ -2597,7 +2821,7 @@
         <w:t xml:space="preserve"> </w:t>
       </w:r>
     </w:p>
-    <w:bookmarkStart w:id="46" w:name="Xb932c8d60de1de63bb7c26c02064b55e6f552d2"/>
+    <w:bookmarkStart w:id="61" w:name="Xb932c8d60de1de63bb7c26c02064b55e6f552d2"/>
     <w:p>
       <w:pPr>
         <w:pStyle w:val="Heading2"/>
@@ -2613,8 +2837,8 @@
         <w:t xml:space="preserve">Proteger Dados de Conta Armazenados</w:t>
       </w:r>
     </w:p>
-    <w:bookmarkEnd w:id="46"/>
-    <w:bookmarkStart w:id="47" w:name="X0323742b0f24b7ca2232a3e2d4b9ac48c761e0d"/>
+    <w:bookmarkEnd w:id="61"/>
+    <w:bookmarkStart w:id="62" w:name="X0323742b0f24b7ca2232a3e2d4b9ac48c761e0d"/>
     <w:p>
       <w:pPr>
         <w:pStyle w:val="Heading2"/>
@@ -2675,8 +2899,8 @@
         <w:t xml:space="preserve">** Nota de avaliação: ** Use o texto oficial PCI DSS v4.0.1 e o modelo de relatório aplicável para requisitos exatos, notas de aplicabilidade, procedimentos de teste, opções de resposta e documentação. Este manual explica; não substitui o padrão.</w:t>
       </w:r>
     </w:p>
-    <w:bookmarkEnd w:id="47"/>
-    <w:bookmarkStart w:id="48" w:name="Xb0336eda8fe109a9406e217b1574c6900d7d547"/>
+    <w:bookmarkEnd w:id="62"/>
+    <w:bookmarkStart w:id="63" w:name="Xb0336eda8fe109a9406e217b1574c6900d7d547"/>
     <w:p>
       <w:pPr>
         <w:pStyle w:val="Heading2"/>
@@ -2685,9 +2909,9 @@
         <w:t xml:space="preserve">Proibição crítica:** Dados de autenticação sensíveis não devem ser armazenados após a autorização, mesmo quando criptografados, exceto quando PCI DSS expressamente permite o emissor ou o uso de suporte de emissão.</w:t>
       </w:r>
     </w:p>
-    <w:bookmarkEnd w:id="48"/>
-    <w:bookmarkEnd w:id="49"/>
-    <w:bookmarkStart w:id="52" w:name="X526f58b2beab305d14550cc88171a20ce77971b"/>
+    <w:bookmarkEnd w:id="63"/>
+    <w:bookmarkEnd w:id="64"/>
+    <w:bookmarkStart w:id="67" w:name="X526f58b2beab305d14550cc88171a20ce77971b"/>
     <w:p>
       <w:pPr>
         <w:pStyle w:val="Heading1"/>
@@ -2715,7 +2939,7 @@
         <w:t xml:space="preserve"> </w:t>
       </w:r>
     </w:p>
-    <w:bookmarkStart w:id="50" w:name="X13202a12c05270bde46bf64fe47b01c0766164e"/>
+    <w:bookmarkStart w:id="65" w:name="X13202a12c05270bde46bf64fe47b01c0766164e"/>
     <w:p>
       <w:pPr>
         <w:pStyle w:val="Heading2"/>
@@ -2731,8 +2955,8 @@
         <w:t xml:space="preserve">Proteger dados do titular do cartão com criptografia forte durante a transmissão sobre redes públicas abertas</w:t>
       </w:r>
     </w:p>
-    <w:bookmarkEnd w:id="50"/>
-    <w:bookmarkStart w:id="51" w:name="X8b2fbda5a7426e67550b11fcc0e522c4ed9af47"/>
+    <w:bookmarkEnd w:id="65"/>
+    <w:bookmarkStart w:id="66" w:name="X8b2fbda5a7426e67550b11fcc0e522c4ed9af47"/>
     <w:p>
       <w:pPr>
         <w:pStyle w:val="Heading2"/>
@@ -2763,9 +2987,9 @@
         <w:t xml:space="preserve">** Nota de avaliação: ** Use o texto oficial PCI DSS v4.0.1 e o modelo de relatório aplicável para requisitos exatos, notas de aplicabilidade, procedimentos de teste, opções de resposta e documentação. Este manual explica; não substitui o padrão.</w:t>
       </w:r>
     </w:p>
-    <w:bookmarkEnd w:id="51"/>
-    <w:bookmarkEnd w:id="52"/>
-    <w:bookmarkStart w:id="54" w:name="requerimento-5-software-maléfico"/>
+    <w:bookmarkEnd w:id="66"/>
+    <w:bookmarkEnd w:id="67"/>
+    <w:bookmarkStart w:id="69" w:name="requerimento-5-software-maléfico"/>
     <w:p>
       <w:pPr>
         <w:pStyle w:val="Heading1"/>
@@ -2807,7 +3031,7 @@
         <w:t xml:space="preserve">□—————————————————————————————————————–</w:t>
       </w:r>
     </w:p>
-    <w:bookmarkStart w:id="53" w:name="X8facabd31040eeebe49f5c806d76a60e0b3eb1f"/>
+    <w:bookmarkStart w:id="68" w:name="X8facabd31040eeebe49f5c806d76a60e0b3eb1f"/>
     <w:p>
       <w:pPr>
         <w:pStyle w:val="Heading2"/>
@@ -2850,9 +3074,9 @@
         <w:t xml:space="preserve">** Nota de avaliação: ** Use o texto oficial PCI DSS v4.0.1 e o modelo de relatório aplicável para requisitos exatos, notas de aplicabilidade, procedimentos de teste, opções de resposta e documentação. Este manual explica; não substitui o padrão.</w:t>
       </w:r>
     </w:p>
-    <w:bookmarkEnd w:id="53"/>
-    <w:bookmarkEnd w:id="54"/>
-    <w:bookmarkStart w:id="57" w:name="exigência-6-sistemas-seguros-e-software"/>
+    <w:bookmarkEnd w:id="68"/>
+    <w:bookmarkEnd w:id="69"/>
+    <w:bookmarkStart w:id="75" w:name="exigência-6-sistemas-seguros-e-software"/>
     <w:p>
       <w:pPr>
         <w:pStyle w:val="Heading1"/>
@@ -2873,7 +3097,7 @@
         <w:t xml:space="preserve">Desenvolver e manter sistemas seguros e software *</w:t>
       </w:r>
     </w:p>
-    <w:bookmarkStart w:id="55" w:name="X6238a130fedaf60578e2f5d60abbe4471890213"/>
+    <w:bookmarkStart w:id="70" w:name="X6238a130fedaf60578e2f5d60abbe4471890213"/>
     <w:p>
       <w:pPr>
         <w:pStyle w:val="Heading2"/>
@@ -2889,8 +3113,8 @@
         <w:t xml:space="preserve">Desenvolva e mantenha sistemas seguros e software</w:t>
       </w:r>
     </w:p>
-    <w:bookmarkEnd w:id="55"/>
-    <w:bookmarkStart w:id="56" w:name="X2d4787e4301bd8ccb4ed5acc17c153eb3eeedb2"/>
+    <w:bookmarkEnd w:id="70"/>
+    <w:bookmarkStart w:id="74" w:name="X2d4787e4301bd8ccb4ed5acc17c153eb3eeedb2"/>
     <w:p>
       <w:pPr>
         <w:pStyle w:val="Heading2"/>
@@ -2941,8 +3165,58 @@
     </w:p>
     <w:p>
       <w:pPr>
-        <w:pStyle w:val="BodyText"/>
-      </w:pPr>
+        <w:pStyle w:val="CaptionedFigure"/>
+      </w:pPr>
+      <w:r>
+        <w:drawing>
+          <wp:inline>
+            <wp:extent cx="5334000" cy="2645317"/>
+            <wp:effectExtent b="0" l="0" r="0" t="0"/>
+            <wp:docPr descr="Inventário, autorize, valide, monitore e responda ao script de pagamento-página e mudanças de cabeçalho." title="" id="72" name="Picture"/>
+            <a:graphic>
+              <a:graphicData uri="http://schemas.openxmlformats.org/drawingml/2006/picture">
+                <pic:pic>
+                  <pic:nvPicPr>
+                    <pic:cNvPr descr="media/image6.png" id="73" name="Picture"/>
+                    <pic:cNvPicPr>
+                      <a:picLocks noChangeArrowheads="1" noChangeAspect="1"/>
+                    </pic:cNvPicPr>
+                  </pic:nvPicPr>
+                  <pic:blipFill>
+                    <a:blip r:embed="rId71"/>
+                    <a:stretch>
+                      <a:fillRect/>
+                    </a:stretch>
+                  </pic:blipFill>
+                  <pic:spPr bwMode="auto">
+                    <a:xfrm>
+                      <a:off x="0" y="0"/>
+                      <a:ext cx="5334000" cy="2645317"/>
+                    </a:xfrm>
+                    <a:prstGeom prst="rect">
+                      <a:avLst/>
+                    </a:prstGeom>
+                    <a:noFill/>
+                    <a:ln w="9525">
+                      <a:noFill/>
+                      <a:headEnd/>
+                      <a:tailEnd/>
+                    </a:ln>
+                  </pic:spPr>
+                </pic:pic>
+              </a:graphicData>
+            </a:graphic>
+          </wp:inline>
+        </w:drawing>
+      </w:r>
+    </w:p>
+    <w:p>
+      <w:pPr>
+        <w:pStyle w:val="ImageCaption"/>
+      </w:pPr>
+      <w:r>
+        <w:t xml:space="preserve">Inventário, autorize, valide, monitore e responda ao script de pagamento-página e mudanças de cabeçalho.</w:t>
+      </w:r>
     </w:p>
     <w:p>
       <w:pPr>
@@ -2960,9 +3234,9 @@
         <w:t xml:space="preserve">Os requisitos 6.4.3 e 11.6.1 são agora eficazes. Manter um inventário e negócio ou justificação técnica para scripts de pagamento-página, autorizá-los, garantir a sua integridade, e implantar a detecção de mudança/tamper para páginas relevantes e cabeçalhos HTTP pelo menos com a frequência necessária ou suportado pela análise de risco alvo permitida.</w:t>
       </w:r>
     </w:p>
-    <w:bookmarkEnd w:id="56"/>
-    <w:bookmarkEnd w:id="57"/>
-    <w:bookmarkStart w:id="60" w:name="exigência-7-necessidade-de-negócios"/>
+    <w:bookmarkEnd w:id="74"/>
+    <w:bookmarkEnd w:id="75"/>
+    <w:bookmarkStart w:id="78" w:name="exigência-7-necessidade-de-negócios"/>
     <w:p>
       <w:pPr>
         <w:pStyle w:val="Heading1"/>
@@ -2983,7 +3257,7 @@
         <w:t xml:space="preserve">Restringir o acesso aos componentes do sistema e dados do titular do cartão por necessidade de conhecimento do negócio</w:t>
       </w:r>
     </w:p>
-    <w:bookmarkStart w:id="58" w:name="Xba00c4ea17d252d7c48b0f96a65406c392fc9dc"/>
+    <w:bookmarkStart w:id="76" w:name="Xba00c4ea17d252d7c48b0f96a65406c392fc9dc"/>
     <w:p>
       <w:pPr>
         <w:pStyle w:val="Heading2"/>
@@ -2992,8 +3266,8 @@
         <w:t xml:space="preserve">Finalidade do requisito:** Restrinja o acesso aos componentes do sistema e aos dados do titular do cartão pela necessidade do negócio de saber</w:t>
       </w:r>
     </w:p>
-    <w:bookmarkEnd w:id="58"/>
-    <w:bookmarkStart w:id="59" w:name="X2b446e637a64e4ce3af49dce1f1246a42823207"/>
+    <w:bookmarkEnd w:id="76"/>
+    <w:bookmarkStart w:id="77" w:name="X2b446e637a64e4ce3af49dce1f1246a42823207"/>
     <w:p>
       <w:pPr>
         <w:pStyle w:val="Heading2"/>
@@ -3030,9 +3304,9 @@
         <w:t xml:space="preserve">** Nota de avaliação: ** Use o texto oficial PCI DSS v4.0.1 e o modelo de relatório aplicável para requisitos exatos, notas de aplicabilidade, procedimentos de teste, opções de resposta e documentação. Este manual explica; não substitui o padrão.</w:t>
       </w:r>
     </w:p>
-    <w:bookmarkEnd w:id="59"/>
-    <w:bookmarkEnd w:id="60"/>
-    <w:bookmarkStart w:id="64" w:name="requerimento-8-identidade-e-autenticação"/>
+    <w:bookmarkEnd w:id="77"/>
+    <w:bookmarkEnd w:id="78"/>
+    <w:bookmarkStart w:id="82" w:name="requerimento-8-identidade-e-autenticação"/>
     <w:p>
       <w:pPr>
         <w:pStyle w:val="Heading1"/>
@@ -3053,7 +3327,7 @@
         <w:t xml:space="preserve">Identifique usuários e autentique o acesso aos componentes do sistema</w:t>
       </w:r>
     </w:p>
-    <w:bookmarkStart w:id="61" w:name="Xed08bacf67186036ca0001a4154479c4890ff5b"/>
+    <w:bookmarkStart w:id="79" w:name="Xed08bacf67186036ca0001a4154479c4890ff5b"/>
     <w:p>
       <w:pPr>
         <w:pStyle w:val="Heading2"/>
@@ -3062,8 +3336,8 @@
         <w:t xml:space="preserve">** finalidade do requisito:** Identificar usuários e Autenticar o acesso aos componentes do sistema</w:t>
       </w:r>
     </w:p>
-    <w:bookmarkEnd w:id="61"/>
-    <w:bookmarkStart w:id="62" w:name="X6b1e4da0265a9b9562df2ed134d22d697c8cd6c"/>
+    <w:bookmarkEnd w:id="79"/>
+    <w:bookmarkStart w:id="80" w:name="X6b1e4da0265a9b9562df2ed134d22d697c8cd6c"/>
     <w:p>
       <w:pPr>
         <w:pStyle w:val="Heading2"/>
@@ -3118,8 +3392,8 @@
         <w:t xml:space="preserve">** Nota de avaliação: ** Use o texto oficial PCI DSS v4.0.1 e o modelo de relatório aplicável para requisitos exatos, notas de aplicabilidade, procedimentos de teste, opções de resposta e documentação. Este manual explica; não substitui o padrão.</w:t>
       </w:r>
     </w:p>
-    <w:bookmarkEnd w:id="62"/>
-    <w:bookmarkStart w:id="63" w:name="X955f9895aecb28cb68b47b7c0537a93bd98121b"/>
+    <w:bookmarkEnd w:id="80"/>
+    <w:bookmarkStart w:id="81" w:name="X955f9895aecb28cb68b47b7c0537a93bd98121b"/>
     <w:p>
       <w:pPr>
         <w:pStyle w:val="Heading2"/>
@@ -3128,9 +3402,9 @@
         <w:t xml:space="preserve">• ** Aviso de autenticação: ** O requisito 8 contém regras detalhadas para IDs exclusivos, contas inativas e encerradas, senhas/passfrases fortes, MFA, contas de serviço, fatores de autenticação e reset seguro. Verificar a aplicabilidade exata no padrão oficial.</w:t>
       </w:r>
     </w:p>
-    <w:bookmarkEnd w:id="63"/>
-    <w:bookmarkEnd w:id="64"/>
-    <w:bookmarkStart w:id="67" w:name="requerimento-9-acesso-físico"/>
+    <w:bookmarkEnd w:id="81"/>
+    <w:bookmarkEnd w:id="82"/>
+    <w:bookmarkStart w:id="85" w:name="requerimento-9-acesso-físico"/>
     <w:p>
       <w:pPr>
         <w:pStyle w:val="Heading1"/>
@@ -3151,7 +3425,7 @@
         <w:t xml:space="preserve">Restrinja o acesso físico aos dados do titular do cartão</w:t>
       </w:r>
     </w:p>
-    <w:bookmarkStart w:id="65" w:name="Xcf4e9f8f91919d3a083340712498e8c7f53c484"/>
+    <w:bookmarkStart w:id="83" w:name="Xcf4e9f8f91919d3a083340712498e8c7f53c484"/>
     <w:p>
       <w:pPr>
         <w:pStyle w:val="Heading2"/>
@@ -3170,8 +3444,8 @@
         <w:t xml:space="preserve">Restrinja o acesso físico aos dados do titular do cartão</w:t>
       </w:r>
     </w:p>
-    <w:bookmarkEnd w:id="65"/>
-    <w:bookmarkStart w:id="66" w:name="Xeea56704f3a96dda1db2a4cc20cbc453d08bcdf"/>
+    <w:bookmarkEnd w:id="83"/>
+    <w:bookmarkStart w:id="84" w:name="Xeea56704f3a96dda1db2a4cc20cbc453d08bcdf"/>
     <w:p>
       <w:pPr>
         <w:pStyle w:val="Heading2"/>
@@ -3220,9 +3494,9 @@
         <w:t xml:space="preserve">** Nota de avaliação: ** Use o texto oficial PCI DSS v4.0.1 e o modelo de relatório aplicável para requisitos exatos, notas de aplicabilidade, procedimentos de teste, opções de resposta e documentação. Este manual explica; não substitui o padrão.</w:t>
       </w:r>
     </w:p>
-    <w:bookmarkEnd w:id="66"/>
-    <w:bookmarkEnd w:id="67"/>
-    <w:bookmarkStart w:id="70" w:name="requerimento-10-registro-e-monitoramento"/>
+    <w:bookmarkEnd w:id="84"/>
+    <w:bookmarkEnd w:id="85"/>
+    <w:bookmarkStart w:id="88" w:name="requerimento-10-registro-e-monitoramento"/>
     <w:p>
       <w:pPr>
         <w:pStyle w:val="Heading1"/>
@@ -3250,7 +3524,7 @@
         <w:t xml:space="preserve"> </w:t>
       </w:r>
     </w:p>
-    <w:bookmarkStart w:id="68" w:name="Xb4d63f5a416fb2a9651ec869496d10bd8a40423"/>
+    <w:bookmarkStart w:id="86" w:name="Xb4d63f5a416fb2a9651ec869496d10bd8a40423"/>
     <w:p>
       <w:pPr>
         <w:pStyle w:val="Heading2"/>
@@ -3269,8 +3543,8 @@
         <w:t xml:space="preserve">Log and Monitor All Access to System Components and Cardholder Data</w:t>
       </w:r>
     </w:p>
-    <w:bookmarkEnd w:id="68"/>
-    <w:bookmarkStart w:id="69" w:name="X9bdbecdad583a73ae2ccb25648ba60856cd1ad9"/>
+    <w:bookmarkEnd w:id="86"/>
+    <w:bookmarkStart w:id="87" w:name="X9bdbecdad583a73ae2ccb25648ba60856cd1ad9"/>
     <w:p>
       <w:pPr>
         <w:pStyle w:val="Heading2"/>
@@ -3331,9 +3605,9 @@
         <w:t xml:space="preserve">** Nota de avaliação: ** Use o texto oficial PCI DSS v4.0.1 e o modelo de relatório aplicável para requisitos exatos, notas de aplicabilidade, procedimentos de teste, opções de resposta e documentação. Este manual explica; não substitui o padrão.</w:t>
       </w:r>
     </w:p>
-    <w:bookmarkEnd w:id="69"/>
-    <w:bookmarkEnd w:id="70"/>
-    <w:bookmarkStart w:id="73" w:name="exigência-11-testes-de-segurança"/>
+    <w:bookmarkEnd w:id="87"/>
+    <w:bookmarkEnd w:id="88"/>
+    <w:bookmarkStart w:id="91" w:name="exigência-11-testes-de-segurança"/>
     <w:p>
       <w:pPr>
         <w:pStyle w:val="Heading1"/>
@@ -3354,7 +3628,7 @@
         <w:t xml:space="preserve">Sistemas de segurança de teste e processos regularmente *</w:t>
       </w:r>
     </w:p>
-    <w:bookmarkStart w:id="71" w:name="Xc187c1d33b5c44534cd9cfe6eacda9e67700813"/>
+    <w:bookmarkStart w:id="89" w:name="Xc187c1d33b5c44534cd9cfe6eacda9e67700813"/>
     <w:p>
       <w:pPr>
         <w:pStyle w:val="Heading2"/>
@@ -3373,8 +3647,8 @@
         <w:t xml:space="preserve">Sistemas e processos de segurança de teste regularmente</w:t>
       </w:r>
     </w:p>
-    <w:bookmarkEnd w:id="71"/>
-    <w:bookmarkStart w:id="72" w:name="X055c42facda965ecf8d20272fab10a788a883e5"/>
+    <w:bookmarkEnd w:id="89"/>
+    <w:bookmarkStart w:id="90" w:name="X055c42facda965ecf8d20272fab10a788a883e5"/>
     <w:p>
       <w:pPr>
         <w:pStyle w:val="Heading2"/>
@@ -3443,9 +3717,9 @@
         <w:t xml:space="preserve">□————————————————————————————————————————————————————————————————————————————————————————————————————————————————————————————————————————————</w:t>
       </w:r>
     </w:p>
-    <w:bookmarkEnd w:id="72"/>
-    <w:bookmarkEnd w:id="73"/>
-    <w:bookmarkStart w:id="75" w:name="exigência-12-políticas-e-programas"/>
+    <w:bookmarkEnd w:id="90"/>
+    <w:bookmarkEnd w:id="91"/>
+    <w:bookmarkStart w:id="96" w:name="exigência-12-políticas-e-programas"/>
     <w:p>
       <w:pPr>
         <w:pStyle w:val="Heading1"/>
@@ -3476,7 +3750,7 @@
         <w:t xml:space="preserve">.———————————————————————————————————————————</w:t>
       </w:r>
     </w:p>
-    <w:bookmarkStart w:id="74" w:name="Xabd34782e51453615ce4e728c12647f785e70a6"/>
+    <w:bookmarkStart w:id="95" w:name="Xabd34782e51453615ce4e728c12647f785e70a6"/>
     <w:p>
       <w:pPr>
         <w:pStyle w:val="Heading2"/>
@@ -3557,8 +3831,58 @@
     </w:p>
     <w:p>
       <w:pPr>
-        <w:pStyle w:val="BodyText"/>
-      </w:pPr>
+        <w:pStyle w:val="CaptionedFigure"/>
+      </w:pPr>
+      <w:r>
+        <w:drawing>
+          <wp:inline>
+            <wp:extent cx="5334000" cy="2343067"/>
+            <wp:effectExtent b="0" l="0" r="0" t="0"/>
+            <wp:docPr descr="Detect, conter, analisar, notificar, recuperar e melhorar usando responsabilidades e contatos preparados." title="" id="93" name="Picture"/>
+            <a:graphic>
+              <a:graphicData uri="http://schemas.openxmlformats.org/drawingml/2006/picture">
+                <pic:pic>
+                  <pic:nvPicPr>
+                    <pic:cNvPr descr="media/image7.png" id="94" name="Picture"/>
+                    <pic:cNvPicPr>
+                      <a:picLocks noChangeArrowheads="1" noChangeAspect="1"/>
+                    </pic:cNvPicPr>
+                  </pic:nvPicPr>
+                  <pic:blipFill>
+                    <a:blip r:embed="rId92"/>
+                    <a:stretch>
+                      <a:fillRect/>
+                    </a:stretch>
+                  </pic:blipFill>
+                  <pic:spPr bwMode="auto">
+                    <a:xfrm>
+                      <a:off x="0" y="0"/>
+                      <a:ext cx="5334000" cy="2343067"/>
+                    </a:xfrm>
+                    <a:prstGeom prst="rect">
+                      <a:avLst/>
+                    </a:prstGeom>
+                    <a:noFill/>
+                    <a:ln w="9525">
+                      <a:noFill/>
+                      <a:headEnd/>
+                      <a:tailEnd/>
+                    </a:ln>
+                  </pic:spPr>
+                </pic:pic>
+              </a:graphicData>
+            </a:graphic>
+          </wp:inline>
+        </w:drawing>
+      </w:r>
+    </w:p>
+    <w:p>
+      <w:pPr>
+        <w:pStyle w:val="ImageCaption"/>
+      </w:pPr>
+      <w:r>
+        <w:t xml:space="preserve">Detect, conter, analisar, notificar, recuperar e melhorar usando responsabilidades e contatos preparados.</w:t>
+      </w:r>
     </w:p>
     <w:p>
       <w:pPr>
@@ -3568,9 +3892,9 @@
         <w:t xml:space="preserve">Figura 8. Fluxo de trabalho de resposta incidente de pagamento</w:t>
       </w:r>
     </w:p>
-    <w:bookmarkEnd w:id="74"/>
-    <w:bookmarkEnd w:id="75"/>
-    <w:bookmarkStart w:id="76" w:name="testes-de-evidência-avaliação-e-controle"/>
+    <w:bookmarkEnd w:id="95"/>
+    <w:bookmarkEnd w:id="96"/>
+    <w:bookmarkStart w:id="100" w:name="testes-de-evidência-avaliação-e-controle"/>
     <w:p>
       <w:pPr>
         <w:pStyle w:val="Heading1"/>
@@ -3593,8 +3917,58 @@
     </w:p>
     <w:p>
       <w:pPr>
-        <w:pStyle w:val="FirstParagraph"/>
-      </w:pPr>
+        <w:pStyle w:val="CaptionedFigure"/>
+      </w:pPr>
+      <w:r>
+        <w:drawing>
+          <wp:inline>
+            <wp:extent cx="5334000" cy="2467446"/>
+            <wp:effectExtent b="0" l="0" r="0" t="0"/>
+            <wp:docPr descr="Uma conclusão defensável conecta critérios, escopo, projeto de controle, evidência completa, teste, correção e reteste." title="" id="98" name="Picture"/>
+            <a:graphic>
+              <a:graphicData uri="http://schemas.openxmlformats.org/drawingml/2006/picture">
+                <pic:pic>
+                  <pic:nvPicPr>
+                    <pic:cNvPr descr="media/image8.png" id="99" name="Picture"/>
+                    <pic:cNvPicPr>
+                      <a:picLocks noChangeArrowheads="1" noChangeAspect="1"/>
+                    </pic:cNvPicPr>
+                  </pic:nvPicPr>
+                  <pic:blipFill>
+                    <a:blip r:embed="rId97"/>
+                    <a:stretch>
+                      <a:fillRect/>
+                    </a:stretch>
+                  </pic:blipFill>
+                  <pic:spPr bwMode="auto">
+                    <a:xfrm>
+                      <a:off x="0" y="0"/>
+                      <a:ext cx="5334000" cy="2467446"/>
+                    </a:xfrm>
+                    <a:prstGeom prst="rect">
+                      <a:avLst/>
+                    </a:prstGeom>
+                    <a:noFill/>
+                    <a:ln w="9525">
+                      <a:noFill/>
+                      <a:headEnd/>
+                      <a:tailEnd/>
+                    </a:ln>
+                  </pic:spPr>
+                </pic:pic>
+              </a:graphicData>
+            </a:graphic>
+          </wp:inline>
+        </w:drawing>
+      </w:r>
+    </w:p>
+    <w:p>
+      <w:pPr>
+        <w:pStyle w:val="ImageCaption"/>
+      </w:pPr>
+      <w:r>
+        <w:t xml:space="preserve">Uma conclusão defensável conecta critérios, escopo, projeto de controle, evidência completa, teste, correção e reteste.</w:t>
+      </w:r>
     </w:p>
     <w:p>
       <w:pPr>
@@ -3692,8 +4066,8 @@
         <w:t xml:space="preserve">Reteste a correção em toda a população afetada e indicar a conclusão e limitações.</w:t>
       </w:r>
     </w:p>
-    <w:bookmarkEnd w:id="76"/>
-    <w:bookmarkStart w:id="78" w:name="testes-práticos"/>
+    <w:bookmarkEnd w:id="100"/>
+    <w:bookmarkStart w:id="102" w:name="testes-práticos"/>
     <w:p>
       <w:pPr>
         <w:pStyle w:val="Heading1"/>
@@ -3702,7 +4076,7 @@
         <w:t xml:space="preserve"># 18.1 Testes práticos</w:t>
       </w:r>
     </w:p>
-    <w:bookmarkStart w:id="77" w:name="section-1"/>
+    <w:bookmarkStart w:id="101" w:name="section-1"/>
     <w:p>
       <w:pPr>
         <w:pStyle w:val="Heading2"/>
@@ -3761,9 +4135,9 @@
         <w:t xml:space="preserve">□ Terceiros □ População completa do TPSP; amostra crítica, nova, alterada, e provedores terminados Acordo de teste, matriz de responsabilidade, status, monitoramento, funções de incidente, efeito de escopo, e saída, Inventário, contratos, COA, matriz, revisões, descobertas e prova de remoção</w:t>
       </w:r>
     </w:p>
-    <w:bookmarkEnd w:id="77"/>
-    <w:bookmarkEnd w:id="78"/>
-    <w:bookmarkStart w:id="81" w:name="Xebca4c93d18d2829a62f8ec962417a36ed60f31"/>
+    <w:bookmarkEnd w:id="101"/>
+    <w:bookmarkEnd w:id="102"/>
+    <w:bookmarkStart w:id="105" w:name="Xebca4c93d18d2829a62f8ec962417a36ed60f31"/>
     <w:p>
       <w:pPr>
         <w:pStyle w:val="Heading1"/>
@@ -3784,7 +4158,7 @@
         <w:t xml:space="preserve">Links oficiais, inícios rápidos seguros, evidências e limitações.*</w:t>
       </w:r>
     </w:p>
-    <w:bookmarkStart w:id="79" w:name="X4b46c8e9128bd4da305deea5771301f07091b82"/>
+    <w:bookmarkStart w:id="103" w:name="X4b46c8e9128bd4da305deea5771301f07091b82"/>
     <w:p>
       <w:pPr>
         <w:pStyle w:val="Heading2"/>
@@ -3923,8 +4297,8 @@
         <w:t xml:space="preserve">□———————————————————————————————————————————————————————————————————————————————————————————-</w:t>
       </w:r>
     </w:p>
-    <w:bookmarkEnd w:id="79"/>
-    <w:bookmarkStart w:id="80" w:name="validação-da-ferramenta"/>
+    <w:bookmarkEnd w:id="103"/>
+    <w:bookmarkStart w:id="104" w:name="validação-da-ferramenta"/>
     <w:p>
       <w:pPr>
         <w:pStyle w:val="Heading2"/>
@@ -4010,9 +4384,9 @@
         <w:t xml:space="preserve">Revalidar após alterações, atualizações, alterações de integração ou falhas.</w:t>
       </w:r>
     </w:p>
-    <w:bookmarkEnd w:id="80"/>
-    <w:bookmarkEnd w:id="81"/>
-    <w:bookmarkStart w:id="82" w:name="assistente-do-ciso"/>
+    <w:bookmarkEnd w:id="104"/>
+    <w:bookmarkEnd w:id="105"/>
+    <w:bookmarkStart w:id="106" w:name="assistente-do-ciso"/>
     <w:p>
       <w:pPr>
         <w:pStyle w:val="Heading1"/>
@@ -4062,8 +4436,8 @@
         <w:t xml:space="preserve">Criar um comerciante fictício, mapear cinco grupos de exigência, atribuir proprietários, anexar evidências higienizadas, e rastrear uma lacuna através de reteste.</w:t>
       </w:r>
     </w:p>
-    <w:bookmarkEnd w:id="82"/>
-    <w:bookmarkStart w:id="83" w:name="evidência-e-limitação"/>
+    <w:bookmarkEnd w:id="106"/>
+    <w:bookmarkStart w:id="107" w:name="evidência-e-limitação"/>
     <w:p>
       <w:pPr>
         <w:pStyle w:val="Heading1"/>
@@ -4080,8 +4454,8 @@
         <w:t xml:space="preserve">Manter autorização, finalidade, população alvo completa, versões, configuração, resultado bruto, revisor, decisão, ação corretiva, exceção e reteste. Proteja resultados contendo PAN, credenciais, arquitetura, identidades ou vulnerabilidades. Nunca coloque dados reais de conta em uma ferramenta não aprovada.</w:t>
       </w:r>
     </w:p>
-    <w:bookmarkEnd w:id="83"/>
-    <w:bookmarkStart w:id="85" w:name="wazuh"/>
+    <w:bookmarkEnd w:id="107"/>
+    <w:bookmarkStart w:id="109" w:name="wazuh"/>
     <w:p>
       <w:pPr>
         <w:pStyle w:val="Heading1"/>
@@ -4108,7 +4482,7 @@
       <w:r>
         <w:t xml:space="preserve"> </w:t>
       </w:r>
-      <w:hyperlink r:id="rId84">
+      <w:hyperlink r:id="rId108">
         <w:r>
           <w:rPr>
             <w:rStyle w:val="Hyperlink"/>
@@ -4139,8 +4513,8 @@
         <w:t xml:space="preserve">Conecte um endpoint de laboratório autorizado, gere um evento inofensivo, reveja o alerta e mantenha o evento, regra, revisão e ticket.</w:t>
       </w:r>
     </w:p>
-    <w:bookmarkEnd w:id="85"/>
-    <w:bookmarkStart w:id="88" w:name="evidência-e-limitação-1"/>
+    <w:bookmarkEnd w:id="109"/>
+    <w:bookmarkStart w:id="112" w:name="evidência-e-limitação-1"/>
     <w:p>
       <w:pPr>
         <w:pStyle w:val="Heading1"/>
@@ -4157,7 +4531,7 @@
         <w:t xml:space="preserve">Manter autorização, finalidade, população alvo completa, versões, configuração, resultado bruto, revisor, decisão, ação corretiva, exceção e reteste. Proteja resultados contendo PAN, credenciais, arquitetura, identidades ou vulnerabilidades. Nunca coloque dados reais de conta em uma ferramenta não aprovada.</w:t>
       </w:r>
     </w:p>
-    <w:bookmarkStart w:id="87" w:name="osquery"/>
+    <w:bookmarkStart w:id="111" w:name="osquery"/>
     <w:p>
       <w:pPr>
         <w:pStyle w:val="Heading2"/>
@@ -4184,7 +4558,7 @@
       <w:r>
         <w:t xml:space="preserve"> </w:t>
       </w:r>
-      <w:hyperlink r:id="rId86">
+      <w:hyperlink r:id="rId110">
         <w:r>
           <w:rPr>
             <w:rStyle w:val="Hyperlink"/>
@@ -4209,9 +4583,9 @@
         <w:t xml:space="preserve">Consultar usuários de laboratório, software, serviços, criptografia ou processos; reter consulta, população host, tempo, saída e revisão.</w:t>
       </w:r>
     </w:p>
-    <w:bookmarkEnd w:id="87"/>
-    <w:bookmarkEnd w:id="88"/>
-    <w:bookmarkStart w:id="91" w:name="evidência-e-limitação-2"/>
+    <w:bookmarkEnd w:id="111"/>
+    <w:bookmarkEnd w:id="112"/>
+    <w:bookmarkStart w:id="115" w:name="evidência-e-limitação-2"/>
     <w:p>
       <w:pPr>
         <w:pStyle w:val="Heading1"/>
@@ -4228,7 +4602,7 @@
         <w:t xml:space="preserve">Manter autorização, finalidade, população alvo completa, versões, configuração, resultado bruto, revisor, decisão, ação corretiva, exceção e reteste. Proteja resultados contendo PAN, credenciais, arquitetura, identidades ou vulnerabilidades. Nunca coloque dados reais de conta em uma ferramenta não aprovada.</w:t>
       </w:r>
     </w:p>
-    <w:bookmarkStart w:id="90" w:name="openscap"/>
+    <w:bookmarkStart w:id="114" w:name="openscap"/>
     <w:p>
       <w:pPr>
         <w:pStyle w:val="Heading2"/>
@@ -4255,7 +4629,7 @@
       <w:r>
         <w:t xml:space="preserve"> </w:t>
       </w:r>
-      <w:hyperlink r:id="rId89">
+      <w:hyperlink r:id="rId113">
         <w:r>
           <w:rPr>
             <w:rStyle w:val="Hyperlink"/>
@@ -4280,9 +4654,9 @@
         <w:t xml:space="preserve">Avaliar um laboratório Linux aprovado contra um perfil adequado, corrigir uma configuração aprovada e comparar relatórios.</w:t>
       </w:r>
     </w:p>
-    <w:bookmarkEnd w:id="90"/>
-    <w:bookmarkEnd w:id="91"/>
-    <w:bookmarkStart w:id="92" w:name="evidência-e-limitação-3"/>
+    <w:bookmarkEnd w:id="114"/>
+    <w:bookmarkEnd w:id="115"/>
+    <w:bookmarkStart w:id="116" w:name="evidência-e-limitação-3"/>
     <w:p>
       <w:pPr>
         <w:pStyle w:val="Heading1"/>
@@ -4299,8 +4673,8 @@
         <w:t xml:space="preserve">Manter autorização, finalidade, população alvo completa, versões, configuração, resultado bruto, revisor, decisão, ação corretiva, exceção e reteste. Proteja resultados contendo PAN, credenciais, arquitetura, identidades ou vulnerabilidades. Nunca coloque dados reais de conta em uma ferramenta não aprovada.</w:t>
       </w:r>
     </w:p>
-    <w:bookmarkEnd w:id="92"/>
-    <w:bookmarkStart w:id="94" w:name="greenbone-community-edition"/>
+    <w:bookmarkEnd w:id="116"/>
+    <w:bookmarkStart w:id="118" w:name="greenbone-community-edition"/>
     <w:p>
       <w:pPr>
         <w:pStyle w:val="Heading1"/>
@@ -4331,7 +4705,7 @@
       <w:r>
         <w:t xml:space="preserve"> </w:t>
       </w:r>
-      <w:hyperlink r:id="rId93">
+      <w:hyperlink r:id="rId117">
         <w:r>
           <w:rPr>
             <w:rStyle w:val="Hyperlink"/>
@@ -4356,8 +4730,8 @@
         <w:t xml:space="preserve">Analisar apenas um alvo de laboratório aprovado, validar um achado, corrigi-lo, rescan, e cobertura de documentos e limites.</w:t>
       </w:r>
     </w:p>
-    <w:bookmarkEnd w:id="94"/>
-    <w:bookmarkStart w:id="97" w:name="evidência-e-limitação-4"/>
+    <w:bookmarkEnd w:id="118"/>
+    <w:bookmarkStart w:id="121" w:name="evidência-e-limitação-4"/>
     <w:p>
       <w:pPr>
         <w:pStyle w:val="Heading1"/>
@@ -4374,7 +4748,7 @@
         <w:t xml:space="preserve">Manter autorização, finalidade, população alvo completa, versões, configuração, resultado bruto, revisor, decisão, ação corretiva, exceção e reteste. Proteja resultados contendo PAN, credenciais, arquitetura, identidades ou vulnerabilidades. Nunca coloque dados reais de conta em uma ferramenta não aprovada.</w:t>
       </w:r>
     </w:p>
-    <w:bookmarkStart w:id="96" w:name="nmap"/>
+    <w:bookmarkStart w:id="120" w:name="nmap"/>
     <w:p>
       <w:pPr>
         <w:pStyle w:val="Heading2"/>
@@ -4401,7 +4775,7 @@
       <w:r>
         <w:t xml:space="preserve"> </w:t>
       </w:r>
-      <w:hyperlink r:id="rId95">
+      <w:hyperlink r:id="rId119">
         <w:r>
           <w:rPr>
             <w:rStyle w:val="Hyperlink"/>
@@ -4426,9 +4800,9 @@
         <w:t xml:space="preserve">Analise um pequeno intervalo de laboratório autorizado, compare serviços observados com o inventário, e escopo de registro e aprovação.</w:t>
       </w:r>
     </w:p>
-    <w:bookmarkEnd w:id="96"/>
-    <w:bookmarkEnd w:id="97"/>
-    <w:bookmarkStart w:id="98" w:name="evidência-e-limitação-5"/>
+    <w:bookmarkEnd w:id="120"/>
+    <w:bookmarkEnd w:id="121"/>
+    <w:bookmarkStart w:id="122" w:name="evidência-e-limitação-5"/>
     <w:p>
       <w:pPr>
         <w:pStyle w:val="Heading1"/>
@@ -4445,8 +4819,8 @@
         <w:t xml:space="preserve">Manter autorização, finalidade, população alvo completa, versões, configuração, resultado bruto, revisor, decisão, ação corretiva, exceção e reteste. Proteja resultados contendo PAN, credenciais, arquitetura, identidades ou vulnerabilidades. Nunca coloque dados reais de conta em uma ferramenta não aprovada.</w:t>
       </w:r>
     </w:p>
-    <w:bookmarkEnd w:id="98"/>
-    <w:bookmarkStart w:id="100" w:name="trivy"/>
+    <w:bookmarkEnd w:id="122"/>
+    <w:bookmarkStart w:id="124" w:name="trivy"/>
     <w:p>
       <w:pPr>
         <w:pStyle w:val="Heading1"/>
@@ -4473,7 +4847,7 @@
       <w:r>
         <w:t xml:space="preserve"> </w:t>
       </w:r>
-      <w:hyperlink r:id="rId99">
+      <w:hyperlink r:id="rId123">
         <w:r>
           <w:rPr>
             <w:rStyle w:val="Hyperlink"/>
@@ -4504,8 +4878,8 @@
         <w:t xml:space="preserve">Examine uma imagem de laboratório ou repositório de testes, proteja a saída, valide um achado, corrija-o e verifique novamente.</w:t>
       </w:r>
     </w:p>
-    <w:bookmarkEnd w:id="100"/>
-    <w:bookmarkStart w:id="101" w:name="evidência-e-limitação-6"/>
+    <w:bookmarkEnd w:id="124"/>
+    <w:bookmarkStart w:id="125" w:name="evidência-e-limitação-6"/>
     <w:p>
       <w:pPr>
         <w:pStyle w:val="Heading1"/>
@@ -4522,8 +4896,8 @@
         <w:t xml:space="preserve">Manter autorização, finalidade, população alvo completa, versões, configuração, resultado bruto, revisor, decisão, ação corretiva, exceção e reteste. Proteja resultados contendo PAN, credenciais, arquitetura, identidades ou vulnerabilidades. Nunca coloque dados reais de conta em uma ferramenta não aprovada.</w:t>
       </w:r>
     </w:p>
-    <w:bookmarkEnd w:id="101"/>
-    <w:bookmarkStart w:id="103" w:name="owasp-zap"/>
+    <w:bookmarkEnd w:id="125"/>
+    <w:bookmarkStart w:id="127" w:name="owasp-zap"/>
     <w:p>
       <w:pPr>
         <w:pStyle w:val="Heading1"/>
@@ -4550,7 +4924,7 @@
       <w:r>
         <w:t xml:space="preserve"> </w:t>
       </w:r>
-      <w:hyperlink r:id="rId102">
+      <w:hyperlink r:id="rId126">
         <w:r>
           <w:rPr>
             <w:rStyle w:val="Hyperlink"/>
@@ -4581,8 +4955,8 @@
         <w:t xml:space="preserve">Proxy uma aplicação de treinamento local, começar com análise passiva, validar um resultado, e manter escopo e evidência.</w:t>
       </w:r>
     </w:p>
-    <w:bookmarkEnd w:id="103"/>
-    <w:bookmarkStart w:id="104" w:name="evidência-e-limitação-7"/>
+    <w:bookmarkEnd w:id="127"/>
+    <w:bookmarkStart w:id="128" w:name="evidência-e-limitação-7"/>
     <w:p>
       <w:pPr>
         <w:pStyle w:val="Heading1"/>
@@ -4599,8 +4973,8 @@
         <w:t xml:space="preserve">Manter autorização, finalidade, população alvo completa, versões, configuração, resultado bruto, revisor, decisão, ação corretiva, exceção e reteste. Proteja resultados contendo PAN, credenciais, arquitetura, identidades ou vulnerabilidades. Nunca coloque dados reais de conta em uma ferramenta não aprovada.</w:t>
       </w:r>
     </w:p>
-    <w:bookmarkEnd w:id="104"/>
-    <w:bookmarkStart w:id="106" w:name="modsecurity-owasp-crs"/>
+    <w:bookmarkEnd w:id="128"/>
+    <w:bookmarkStart w:id="130" w:name="modsecurity-owasp-crs"/>
     <w:p>
       <w:pPr>
         <w:pStyle w:val="Heading1"/>
@@ -4627,7 +5001,7 @@
       <w:r>
         <w:t xml:space="preserve"> </w:t>
       </w:r>
-      <w:hyperlink r:id="rId105">
+      <w:hyperlink r:id="rId129">
         <w:r>
           <w:rPr>
             <w:rStyle w:val="Hyperlink"/>
@@ -4658,8 +5032,8 @@
         <w:t xml:space="preserve">Implantar apenas em um laboratório, regra de registro versão e modo, testar uma solicitação inofensiva, sintonizar um falso positivo, e preservar a aprovação de mudança.</w:t>
       </w:r>
     </w:p>
-    <w:bookmarkEnd w:id="106"/>
-    <w:bookmarkStart w:id="107" w:name="evidência-e-limitação-8"/>
+    <w:bookmarkEnd w:id="130"/>
+    <w:bookmarkStart w:id="131" w:name="evidência-e-limitação-8"/>
     <w:p>
       <w:pPr>
         <w:pStyle w:val="Heading1"/>
@@ -4676,8 +5050,8 @@
         <w:t xml:space="preserve">Manter autorização, finalidade, população alvo completa, versões, configuração, resultado bruto, revisor, decisão, ação corretiva, exceção e reteste. Proteja resultados contendo PAN, credenciais, arquitetura, identidades ou vulnerabilidades. Nunca coloque dados reais de conta em uma ferramenta não aprovada.</w:t>
       </w:r>
     </w:p>
-    <w:bookmarkEnd w:id="107"/>
-    <w:bookmarkStart w:id="109" w:name="suricata"/>
+    <w:bookmarkEnd w:id="131"/>
+    <w:bookmarkStart w:id="133" w:name="suricata"/>
     <w:p>
       <w:pPr>
         <w:pStyle w:val="Heading1"/>
@@ -4708,7 +5082,7 @@
       <w:r>
         <w:t xml:space="preserve"> </w:t>
       </w:r>
-      <w:hyperlink r:id="rId108">
+      <w:hyperlink r:id="rId132">
         <w:r>
           <w:rPr>
             <w:rStyle w:val="Hyperlink"/>
@@ -4733,8 +5107,8 @@
         <w:t xml:space="preserve">Monitore um segmento de laboratório isolado, desencadeie um alerta de teste inofensivo e regra de documento, fonte de tráfego, alerta, revisão e resposta.</w:t>
       </w:r>
     </w:p>
-    <w:bookmarkEnd w:id="109"/>
-    <w:bookmarkStart w:id="110" w:name="evidência-e-limitação-9"/>
+    <w:bookmarkEnd w:id="133"/>
+    <w:bookmarkStart w:id="134" w:name="evidência-e-limitação-9"/>
     <w:p>
       <w:pPr>
         <w:pStyle w:val="Heading1"/>
@@ -4751,8 +5125,8 @@
         <w:t xml:space="preserve">Manter autorização, finalidade, população alvo completa, versões, configuração, resultado bruto, revisor, decisão, ação corretiva, exceção e reteste. Proteja resultados contendo PAN, credenciais, arquitetura, identidades ou vulnerabilidades. Nunca coloque dados reais de conta em uma ferramenta não aprovada.</w:t>
       </w:r>
     </w:p>
-    <w:bookmarkEnd w:id="110"/>
-    <w:bookmarkStart w:id="112" w:name="keycloak"/>
+    <w:bookmarkEnd w:id="134"/>
+    <w:bookmarkStart w:id="136" w:name="keycloak"/>
     <w:p>
       <w:pPr>
         <w:pStyle w:val="Heading1"/>
@@ -4779,7 +5153,7 @@
       <w:r>
         <w:t xml:space="preserve"> </w:t>
       </w:r>
-      <w:hyperlink r:id="rId111">
+      <w:hyperlink r:id="rId135">
         <w:r>
           <w:rPr>
             <w:rStyle w:val="Hyperlink"/>
@@ -4804,8 +5178,8 @@
         <w:t xml:space="preserve">Crie um reino de laboratório, papéis, usuários e MFA; teste menos privilégio, acesso falhado, revisão e terminação.</w:t>
       </w:r>
     </w:p>
-    <w:bookmarkEnd w:id="112"/>
-    <w:bookmarkStart w:id="113" w:name="evidência-e-limitação-10"/>
+    <w:bookmarkEnd w:id="136"/>
+    <w:bookmarkStart w:id="137" w:name="evidência-e-limitação-10"/>
     <w:p>
       <w:pPr>
         <w:pStyle w:val="Heading1"/>
@@ -4822,8 +5196,8 @@
         <w:t xml:space="preserve">Manter autorização, finalidade, população alvo completa, versões, configuração, resultado bruto, revisor, decisão, ação corretiva, exceção e reteste. Proteja resultados contendo PAN, credenciais, arquitetura, identidades ou vulnerabilidades. Nunca coloque dados reais de conta em uma ferramenta não aprovada.</w:t>
       </w:r>
     </w:p>
-    <w:bookmarkEnd w:id="113"/>
-    <w:bookmarkStart w:id="115" w:name="defectdojo"/>
+    <w:bookmarkEnd w:id="137"/>
+    <w:bookmarkStart w:id="139" w:name="defectdojo"/>
     <w:p>
       <w:pPr>
         <w:pStyle w:val="Heading1"/>
@@ -4854,7 +5228,7 @@
       <w:r>
         <w:t xml:space="preserve"> </w:t>
       </w:r>
-      <w:hyperlink r:id="rId114">
+      <w:hyperlink r:id="rId138">
         <w:r>
           <w:rPr>
             <w:rStyle w:val="Hyperlink"/>
@@ -4879,8 +5253,8 @@
         <w:t xml:space="preserve">Importar um exame de laboratório, validar e atribuir um achado, remediação de registro, reteste, e fechar com evidências.</w:t>
       </w:r>
     </w:p>
-    <w:bookmarkEnd w:id="115"/>
-    <w:bookmarkStart w:id="117" w:name="evidência-e-limitação-11"/>
+    <w:bookmarkEnd w:id="139"/>
+    <w:bookmarkStart w:id="141" w:name="evidência-e-limitação-11"/>
     <w:p>
       <w:pPr>
         <w:pStyle w:val="Heading1"/>
@@ -4923,7 +5297,7 @@
       <w:r>
         <w:t xml:space="preserve"> </w:t>
       </w:r>
-      <w:hyperlink r:id="rId116">
+      <w:hyperlink r:id="rId140">
         <w:r>
           <w:rPr>
             <w:rStyle w:val="Hyperlink"/>
@@ -4954,8 +5328,8 @@
         <w:t xml:space="preserve">Crie uma linha de base em um host de laboratório descartável, faça uma alteração de arquivo autorizada, reveja o alerta, restaure e documente o processo.</w:t>
       </w:r>
     </w:p>
-    <w:bookmarkEnd w:id="117"/>
-    <w:bookmarkStart w:id="118" w:name="evidência-e-limitação-12"/>
+    <w:bookmarkEnd w:id="141"/>
+    <w:bookmarkStart w:id="142" w:name="evidência-e-limitação-12"/>
     <w:p>
       <w:pPr>
         <w:pStyle w:val="Heading1"/>
@@ -4972,8 +5346,8 @@
         <w:t xml:space="preserve">Manter autorização, finalidade, população alvo completa, versões, configuração, resultado bruto, revisor, decisão, ação corretiva, exceção e reteste. Proteja resultados contendo PAN, credenciais, arquitetura, identidades ou vulnerabilidades. Nunca coloque dados reais de conta em uma ferramenta não aprovada.</w:t>
       </w:r>
     </w:p>
-    <w:bookmarkEnd w:id="118"/>
-    <w:bookmarkStart w:id="120" w:name="open-policy-agent"/>
+    <w:bookmarkEnd w:id="142"/>
+    <w:bookmarkStart w:id="144" w:name="open-policy-agent"/>
     <w:p>
       <w:pPr>
         <w:pStyle w:val="Heading1"/>
@@ -5004,7 +5378,7 @@
       <w:r>
         <w:t xml:space="preserve"> </w:t>
       </w:r>
-      <w:hyperlink r:id="rId119">
+      <w:hyperlink r:id="rId143">
         <w:r>
           <w:rPr>
             <w:rStyle w:val="Hyperlink"/>
@@ -5029,8 +5403,8 @@
         <w:t xml:space="preserve">Crie uma política de laboratório que negue a implantação sem proprietário, classificação, rede aprovada e status de verificação de segurança.</w:t>
       </w:r>
     </w:p>
-    <w:bookmarkEnd w:id="120"/>
-    <w:bookmarkStart w:id="121" w:name="evidência-e-limitação-13"/>
+    <w:bookmarkEnd w:id="144"/>
+    <w:bookmarkStart w:id="145" w:name="evidência-e-limitação-13"/>
     <w:p>
       <w:pPr>
         <w:pStyle w:val="Heading1"/>
@@ -5047,8 +5421,8 @@
         <w:t xml:space="preserve">Manter autorização, finalidade, população alvo completa, versões, configuração, resultado bruto, revisor, decisão, ação corretiva, exceção e reteste. Proteja resultados contendo PAN, credenciais, arquitetura, identidades ou vulnerabilidades. Nunca coloque dados reais de conta em uma ferramenta não aprovada.</w:t>
       </w:r>
     </w:p>
-    <w:bookmarkEnd w:id="121"/>
-    <w:bookmarkStart w:id="122" w:name="manual-do-pci-dss-para-gerentes"/>
+    <w:bookmarkEnd w:id="145"/>
+    <w:bookmarkStart w:id="146" w:name="manual-do-pci-dss-para-gerentes"/>
     <w:p>
       <w:pPr>
         <w:pStyle w:val="Heading1"/>
@@ -5069,8 +5443,8 @@
         <w:t xml:space="preserve">Perguntas, painéis, propriedade e decisões os gerentes devem controlar.</w:t>
       </w:r>
     </w:p>
-    <w:bookmarkEnd w:id="122"/>
-    <w:bookmarkStart w:id="123" w:name="perguntas-mensais"/>
+    <w:bookmarkEnd w:id="146"/>
+    <w:bookmarkStart w:id="147" w:name="perguntas-mensais"/>
     <w:p>
       <w:pPr>
         <w:pStyle w:val="Heading1"/>
@@ -5143,8 +5517,8 @@
         <w:t xml:space="preserve">Que limitações ou exceções não resolvidas devem a liderança e a entidade aceitante saber?</w:t>
       </w:r>
     </w:p>
-    <w:bookmarkEnd w:id="123"/>
-    <w:bookmarkStart w:id="125" w:name="painel"/>
+    <w:bookmarkEnd w:id="147"/>
+    <w:bookmarkStart w:id="149" w:name="painel"/>
     <w:p>
       <w:pPr>
         <w:pStyle w:val="Heading1"/>
@@ -5153,7 +5527,7 @@
         <w:t xml:space="preserve"># 20.2 Painel</w:t>
       </w:r>
     </w:p>
-    <w:bookmarkStart w:id="124" w:name="section-2"/>
+    <w:bookmarkStart w:id="148" w:name="section-2"/>
     <w:p>
       <w:pPr>
         <w:pStyle w:val="Heading2"/>
@@ -5212,9 +5586,9 @@
         <w:t xml:space="preserve">• Resposta • Os incidentes de pagamento são testados, intensificados, preservados, comunicados e melhorados? Verde / Amarelo / Vermelho</w:t>
       </w:r>
     </w:p>
-    <w:bookmarkEnd w:id="124"/>
-    <w:bookmarkEnd w:id="125"/>
-    <w:bookmarkStart w:id="126" w:name="do-iniciante-ao-analista-júnior-pci"/>
+    <w:bookmarkEnd w:id="148"/>
+    <w:bookmarkEnd w:id="149"/>
+    <w:bookmarkStart w:id="153" w:name="do-iniciante-ao-analista-júnior-pci"/>
     <w:p>
       <w:pPr>
         <w:pStyle w:val="Heading1"/>
@@ -5237,8 +5611,58 @@
     </w:p>
     <w:p>
       <w:pPr>
-        <w:pStyle w:val="FirstParagraph"/>
-      </w:pPr>
+        <w:pStyle w:val="CaptionedFigure"/>
+      </w:pPr>
+      <w:r>
+        <w:drawing>
+          <wp:inline>
+            <wp:extent cx="5334000" cy="2653947"/>
+            <wp:effectExtent b="0" l="0" r="0" t="0"/>
+            <wp:docPr descr="Learn escopo e dados, requisitos de mapa, provas de teste, relatórios de lacunas, e construir um portfólio honesto." title="" id="151" name="Picture"/>
+            <a:graphic>
+              <a:graphicData uri="http://schemas.openxmlformats.org/drawingml/2006/picture">
+                <pic:pic>
+                  <pic:nvPicPr>
+                    <pic:cNvPr descr="media/image9.png" id="152" name="Picture"/>
+                    <pic:cNvPicPr>
+                      <a:picLocks noChangeArrowheads="1" noChangeAspect="1"/>
+                    </pic:cNvPicPr>
+                  </pic:nvPicPr>
+                  <pic:blipFill>
+                    <a:blip r:embed="rId150"/>
+                    <a:stretch>
+                      <a:fillRect/>
+                    </a:stretch>
+                  </pic:blipFill>
+                  <pic:spPr bwMode="auto">
+                    <a:xfrm>
+                      <a:off x="0" y="0"/>
+                      <a:ext cx="5334000" cy="2653947"/>
+                    </a:xfrm>
+                    <a:prstGeom prst="rect">
+                      <a:avLst/>
+                    </a:prstGeom>
+                    <a:noFill/>
+                    <a:ln w="9525">
+                      <a:noFill/>
+                      <a:headEnd/>
+                      <a:tailEnd/>
+                    </a:ln>
+                  </pic:spPr>
+                </pic:pic>
+              </a:graphicData>
+            </a:graphic>
+          </wp:inline>
+        </w:drawing>
+      </w:r>
+    </w:p>
+    <w:p>
+      <w:pPr>
+        <w:pStyle w:val="ImageCaption"/>
+      </w:pPr>
+      <w:r>
+        <w:t xml:space="preserve">Learn escopo e dados, requisitos de mapa, provas de teste, relatórios de lacunas, e construir um portfólio honesto.</w:t>
+      </w:r>
     </w:p>
     <w:p>
       <w:pPr>
@@ -5320,8 +5744,8 @@
         <w:t xml:space="preserve">Analista de segurança de pagamento</w:t>
       </w:r>
     </w:p>
-    <w:bookmarkEnd w:id="126"/>
-    <w:bookmarkStart w:id="127" w:name="típico-trabalho-júnior"/>
+    <w:bookmarkEnd w:id="153"/>
+    <w:bookmarkStart w:id="154" w:name="típico-trabalho-júnior"/>
     <w:p>
       <w:pPr>
         <w:pStyle w:val="Heading1"/>
@@ -5407,8 +5831,8 @@
         <w:t xml:space="preserve">Proteja os dados da conta e siga os limites da autorização.</w:t>
       </w:r>
     </w:p>
-    <w:bookmarkEnd w:id="127"/>
-    <w:bookmarkStart w:id="128" w:name="laboratório-fictício-e-portfólio"/>
+    <w:bookmarkEnd w:id="154"/>
+    <w:bookmarkStart w:id="155" w:name="laboratório-fictício-e-portfólio"/>
     <w:p>
       <w:pPr>
         <w:pStyle w:val="Heading1"/>
@@ -5437,8 +5861,8 @@
         <w:t xml:space="preserve">Harbor Light Market é um comerciante fictício com uma página de pagamento hospedada, dois terminais de ponto de venda, um call center, colaboração em nuvem, um provedor de serviços gerenciado e um processador fictício. Todos os números de conta, pessoas, sistemas, alertas e fornecedores são dados de teste inventados ou aprovados.</w:t>
       </w:r>
     </w:p>
-    <w:bookmarkEnd w:id="128"/>
-    <w:bookmarkStart w:id="129" w:name="projeto-1---âmbito-de-aplicação"/>
+    <w:bookmarkEnd w:id="155"/>
+    <w:bookmarkStart w:id="156" w:name="projeto-1---âmbito-de-aplicação"/>
     <w:p>
       <w:pPr>
         <w:pStyle w:val="Heading1"/>
@@ -5455,8 +5879,8 @@
         <w:t xml:space="preserve">Mapa canais, dados de conta, CDE, sistemas conectados, sistemas de impacto de segurança, fornecedores e segmentação.</w:t>
       </w:r>
     </w:p>
-    <w:bookmarkEnd w:id="129"/>
-    <w:bookmarkStart w:id="130" w:name="projeto-2-requisitos"/>
+    <w:bookmarkEnd w:id="156"/>
+    <w:bookmarkStart w:id="157" w:name="projeto-2-requisitos"/>
     <w:p>
       <w:pPr>
         <w:pStyle w:val="Heading1"/>
@@ -5473,8 +5897,8 @@
         <w:t xml:space="preserve">Criar uma responsabilidade de 12 requisitos e matriz de provas.</w:t>
       </w:r>
     </w:p>
-    <w:bookmarkEnd w:id="130"/>
-    <w:bookmarkStart w:id="131" w:name="projeto-3-dados"/>
+    <w:bookmarkEnd w:id="157"/>
+    <w:bookmarkStart w:id="158" w:name="projeto-3-dados"/>
     <w:p>
       <w:pPr>
         <w:pStyle w:val="Heading1"/>
@@ -5491,8 +5915,8 @@
         <w:t xml:space="preserve">Execute um exercício sintético de descoberta de dados e retenção de documentos, exclusão e proteção PAN.</w:t>
       </w:r>
     </w:p>
-    <w:bookmarkEnd w:id="131"/>
-    <w:bookmarkStart w:id="132" w:name="projeto-4-acesso"/>
+    <w:bookmarkEnd w:id="158"/>
+    <w:bookmarkStart w:id="159" w:name="projeto-4-acesso"/>
     <w:p>
       <w:pPr>
         <w:pStyle w:val="Heading1"/>
@@ -5509,8 +5933,8 @@
         <w:t xml:space="preserve">Teste o joiner fictício, movedor, leaver, privilegiado, serviço-conta, e provas MFA.</w:t>
       </w:r>
     </w:p>
-    <w:bookmarkEnd w:id="132"/>
-    <w:bookmarkStart w:id="133" w:name="projeto-5-vulnerabilidades"/>
+    <w:bookmarkEnd w:id="159"/>
+    <w:bookmarkStart w:id="160" w:name="projeto-5-vulnerabilidades"/>
     <w:p>
       <w:pPr>
         <w:pStyle w:val="Heading1"/>
@@ -5527,8 +5951,8 @@
         <w:t xml:space="preserve">Execute um exame de laboratório autorizado, valide, corrija, rescan, e explique por que ASV evidência é separada.</w:t>
       </w:r>
     </w:p>
-    <w:bookmarkEnd w:id="133"/>
-    <w:bookmarkStart w:id="134" w:name="projeto-6-comércio-eletrônico"/>
+    <w:bookmarkEnd w:id="160"/>
+    <w:bookmarkStart w:id="161" w:name="projeto-6-comércio-eletrônico"/>
     <w:p>
       <w:pPr>
         <w:pStyle w:val="Heading1"/>
@@ -5545,8 +5969,8 @@
         <w:t xml:space="preserve">Inventário scripts de pagamento sintéticos, justificar e autorizá-los, validar a integridade e testar um alerta de mudança inofensivo.</w:t>
       </w:r>
     </w:p>
-    <w:bookmarkEnd w:id="134"/>
-    <w:bookmarkStart w:id="135" w:name="projeto-7-incidente"/>
+    <w:bookmarkEnd w:id="161"/>
+    <w:bookmarkStart w:id="162" w:name="projeto-7-incidente"/>
     <w:p>
       <w:pPr>
         <w:pStyle w:val="Heading1"/>
@@ -5563,8 +5987,8 @@
         <w:t xml:space="preserve">Execute uma tabela envolvendo PAN inesperado e um script de pagamento alterado; preserve fatos, aumente, contenha, recupere e melhore.</w:t>
       </w:r>
     </w:p>
-    <w:bookmarkEnd w:id="135"/>
-    <w:bookmarkStart w:id="137" w:name="projeto-8-relatório-de-gestão"/>
+    <w:bookmarkEnd w:id="162"/>
+    <w:bookmarkStart w:id="164" w:name="projeto-8-relatório-de-gestão"/>
     <w:p>
       <w:pPr>
         <w:pStyle w:val="Heading1"/>
@@ -5619,7 +6043,7 @@
         <w:t xml:space="preserve">Um mês realista de leitura oficial, provas práticas e preparação de entrevista.*</w:t>
       </w:r>
     </w:p>
-    <w:bookmarkStart w:id="136" w:name="semana-foco-saída-exigida"/>
+    <w:bookmarkStart w:id="163" w:name="semana-foco-saída-exigida"/>
     <w:p>
       <w:pPr>
         <w:pStyle w:val="Heading2"/>
@@ -5680,9 +6104,9 @@
         <w:t xml:space="preserve">• Semana 4 • Ferramentas, portfólio, relatórios, entrevista</w:t>
       </w:r>
     </w:p>
-    <w:bookmarkEnd w:id="136"/>
-    <w:bookmarkEnd w:id="137"/>
-    <w:bookmarkStart w:id="138" w:name="preparação-da-entrevista"/>
+    <w:bookmarkEnd w:id="163"/>
+    <w:bookmarkEnd w:id="164"/>
+    <w:bookmarkStart w:id="165" w:name="preparação-da-entrevista"/>
     <w:p>
       <w:pPr>
         <w:pStyle w:val="Heading1"/>
@@ -5703,8 +6127,8 @@
         <w:t xml:space="preserve">Respostas curtas e precisas para analistas e gerentes júnior.*</w:t>
       </w:r>
     </w:p>
-    <w:bookmarkEnd w:id="138"/>
-    <w:bookmarkStart w:id="139" w:name="qual-é-a-versão-atual-do-pci-dss"/>
+    <w:bookmarkEnd w:id="165"/>
+    <w:bookmarkStart w:id="166" w:name="qual-é-a-versão-atual-do-pci-dss"/>
     <w:p>
       <w:pPr>
         <w:pStyle w:val="Heading1"/>
@@ -5721,8 +6145,8 @@
         <w:t xml:space="preserve">PCI DSS v4.01. Foi publicado em junho de 2024 como uma revisão limitada. PCI DSS v4.0 se aposentou no final de 2024, e futuras exigências v4.x tornou-se eficaz 31 de março de 2025.</w:t>
       </w:r>
     </w:p>
-    <w:bookmarkEnd w:id="139"/>
-    <w:bookmarkStart w:id="140" w:name="o-que-é-o-cde"/>
+    <w:bookmarkEnd w:id="166"/>
+    <w:bookmarkStart w:id="167" w:name="o-que-é-o-cde"/>
     <w:p>
       <w:pPr>
         <w:pStyle w:val="Heading1"/>
@@ -5739,8 +6163,8 @@
         <w:t xml:space="preserve">As pessoas, processos e tecnologias que armazenam, processam ou transmitem dados do titular do cartão ou dados de autenticação sensíveis, além de sistemas relevantes que se conectam ou podem afetar sua segurança.</w:t>
       </w:r>
     </w:p>
-    <w:bookmarkEnd w:id="140"/>
-    <w:bookmarkStart w:id="141" w:name="o-que-é-pan"/>
+    <w:bookmarkEnd w:id="167"/>
+    <w:bookmarkStart w:id="168" w:name="o-que-é-pan"/>
     <w:p>
       <w:pPr>
         <w:pStyle w:val="Heading1"/>
@@ -5757,8 +6181,8 @@
         <w:t xml:space="preserve">O número da conta primária. Sua presença é central para a aplicabilidade do PCI DSS.</w:t>
       </w:r>
     </w:p>
-    <w:bookmarkEnd w:id="141"/>
-    <w:bookmarkStart w:id="142" w:name="X30a2e797a747ecc4a45f9f479d947682531f32f"/>
+    <w:bookmarkEnd w:id="168"/>
+    <w:bookmarkStart w:id="169" w:name="X30a2e797a747ecc4a45f9f479d947682531f32f"/>
     <w:p>
       <w:pPr>
         <w:pStyle w:val="Heading1"/>
@@ -5775,8 +6199,8 @@
         <w:t xml:space="preserve">Não após autorização, exceto quando PCI DSS expressamente permite o uso de determinado emissor ou suporte de emissão.</w:t>
       </w:r>
     </w:p>
-    <w:bookmarkEnd w:id="142"/>
-    <w:bookmarkStart w:id="143" w:name="o-que-é-segmentação"/>
+    <w:bookmarkEnd w:id="169"/>
+    <w:bookmarkStart w:id="170" w:name="o-que-é-segmentação"/>
     <w:p>
       <w:pPr>
         <w:pStyle w:val="Heading1"/>
@@ -5793,8 +6217,8 @@
         <w:t xml:space="preserve">Controles que isolam o CDE. Reduz o escopo apenas quando o design e a eficácia são documentados e testados.</w:t>
       </w:r>
     </w:p>
-    <w:bookmarkEnd w:id="143"/>
-    <w:bookmarkStart w:id="144" w:name="abordagem-definida-versus-personalizada"/>
+    <w:bookmarkEnd w:id="170"/>
+    <w:bookmarkStart w:id="171" w:name="abordagem-definida-versus-personalizada"/>
     <w:p>
       <w:pPr>
         <w:pStyle w:val="Heading1"/>
@@ -5811,8 +6235,8 @@
         <w:t xml:space="preserve">A abordagem definida segue o requisito estabelecido. Uma abordagem personalizada usa outro projeto de controle que atenda ao objetivo personalizado e requer amplo risco, design, evidência e validação do avaliador.</w:t>
       </w:r>
     </w:p>
-    <w:bookmarkEnd w:id="144"/>
-    <w:bookmarkStart w:id="145" w:name="X16541cc4643fcf65fcc92b0e612e204aae29fbb"/>
+    <w:bookmarkEnd w:id="171"/>
+    <w:bookmarkStart w:id="172" w:name="X16541cc4643fcf65fcc92b0e612e204aae29fbb"/>
     <w:p>
       <w:pPr>
         <w:pStyle w:val="Heading1"/>
@@ -5829,8 +6253,8 @@
         <w:t xml:space="preserve">Não. Exames de vulnerabilidade externa necessários devem ser realizados através de um Fornecedor de digitalização aprovado e atender aos requisitos do programa.</w:t>
       </w:r>
     </w:p>
-    <w:bookmarkEnd w:id="145"/>
-    <w:bookmarkStart w:id="146" w:name="como-você-verifica-uma-exigência"/>
+    <w:bookmarkEnd w:id="172"/>
+    <w:bookmarkStart w:id="173" w:name="como-você-verifica-uma-exigência"/>
     <w:p>
       <w:pPr>
         <w:pStyle w:val="Heading1"/>
@@ -5847,8 +6271,8 @@
         <w:t xml:space="preserve">Defina critérios e escopo, avalie o desenho, obtenha uma população completa, teste itens representativos, exceções de registro, remediar, reteste e limitações de estado.</w:t>
       </w:r>
     </w:p>
-    <w:bookmarkEnd w:id="146"/>
-    <w:bookmarkStart w:id="147" w:name="X59a1bc5a996ea4a30e38ac373b3641688448aa5"/>
+    <w:bookmarkEnd w:id="173"/>
+    <w:bookmarkStart w:id="174" w:name="X59a1bc5a996ea4a30e38ac373b3641688448aa5"/>
     <w:p>
       <w:pPr>
         <w:pStyle w:val="Heading1"/>
@@ -5865,8 +6289,8 @@
         <w:t xml:space="preserve">Marcas de pagamento e adquirentes estabelecem programas de conformidade e expectativas de validação; contratos e clientes podem adicionar requisitos.</w:t>
       </w:r>
     </w:p>
-    <w:bookmarkEnd w:id="147"/>
-    <w:bookmarkStart w:id="148" w:name="o-que-mudou-para-o-comércio-eletrônico"/>
+    <w:bookmarkEnd w:id="174"/>
+    <w:bookmarkStart w:id="175" w:name="o-que-mudou-para-o-comércio-eletrônico"/>
     <w:p>
       <w:pPr>
         <w:pStyle w:val="Heading1"/>
@@ -5897,8 +6321,8 @@
         <w:t xml:space="preserve">□——————————————————————————————————————————————————————————————————————————————————————————————————————————————————————————————————————————————————————————————————————————————————————————————————————————————————————————————————————————————————————————————————————————–</w:t>
       </w:r>
     </w:p>
-    <w:bookmarkEnd w:id="148"/>
-    <w:bookmarkStart w:id="149" w:name="modelos-glossário-e-índice"/>
+    <w:bookmarkEnd w:id="175"/>
+    <w:bookmarkStart w:id="176" w:name="modelos-glossário-e-índice"/>
     <w:p>
       <w:pPr>
         <w:pStyle w:val="Heading1"/>
@@ -5919,8 +6343,8 @@
         <w:t xml:space="preserve">Estruturas reutilizáveis e definições simples.*</w:t>
       </w:r>
     </w:p>
-    <w:bookmarkEnd w:id="149"/>
-    <w:bookmarkStart w:id="150" w:name="registro-de-alcance"/>
+    <w:bookmarkEnd w:id="176"/>
+    <w:bookmarkStart w:id="177" w:name="registro-de-alcance"/>
     <w:p>
       <w:pPr>
         <w:pStyle w:val="Heading1"/>
@@ -6006,8 +6430,8 @@
         <w:t xml:space="preserve">Alterações, pressupostos, exclusões, limitações, data de validação, aprovante e próxima revisão</w:t>
       </w:r>
     </w:p>
-    <w:bookmarkEnd w:id="150"/>
-    <w:bookmarkStart w:id="151" w:name="registro-de-evidência-de-exigência"/>
+    <w:bookmarkEnd w:id="177"/>
+    <w:bookmarkStart w:id="178" w:name="registro-de-evidência-de-exigência"/>
     <w:p>
       <w:pPr>
         <w:pStyle w:val="Heading1"/>
@@ -6093,8 +6517,8 @@
         <w:t xml:space="preserve">Reteste, conclusão, revisor, aprovação e limitação</w:t>
       </w:r>
     </w:p>
-    <w:bookmarkEnd w:id="151"/>
-    <w:bookmarkStart w:id="152" w:name="glossário"/>
+    <w:bookmarkEnd w:id="178"/>
+    <w:bookmarkStart w:id="179" w:name="glossário"/>
     <w:p>
       <w:pPr>
         <w:pStyle w:val="Heading1"/>
@@ -6299,8 +6723,8 @@
         <w:t xml:space="preserve">Prestador de serviços de terceiros.</w:t>
       </w:r>
     </w:p>
-    <w:bookmarkEnd w:id="152"/>
-    <w:bookmarkStart w:id="154" w:name="índice-de-assunto"/>
+    <w:bookmarkEnd w:id="179"/>
+    <w:bookmarkStart w:id="181" w:name="índice-de-assunto"/>
     <w:p>
       <w:pPr>
         <w:pStyle w:val="Heading1"/>
@@ -6309,7 +6733,7 @@
         <w:t xml:space="preserve"># 25.4 Índice de assunto</w:t>
       </w:r>
     </w:p>
-    <w:bookmarkStart w:id="153" w:name="capítulos"/>
+    <w:bookmarkStart w:id="180" w:name="capítulos"/>
     <w:p>
       <w:pPr>
         <w:pStyle w:val="Heading2"/>
@@ -6386,9 +6810,9 @@
         <w:t xml:space="preserve">A registar-se 15, 18-19</w:t>
       </w:r>
     </w:p>
-    <w:bookmarkEnd w:id="153"/>
-    <w:bookmarkEnd w:id="154"/>
-    <w:bookmarkStart w:id="162" w:name="referências-oficiais-e-estudo-adicional"/>
+    <w:bookmarkEnd w:id="180"/>
+    <w:bookmarkEnd w:id="181"/>
+    <w:bookmarkStart w:id="189" w:name="referências-oficiais-e-estudo-adicional"/>
     <w:p>
       <w:pPr>
         <w:pStyle w:val="Heading1"/>
@@ -6413,7 +6837,7 @@
       <w:pPr>
         <w:pStyle w:val="FirstParagraph"/>
       </w:pPr>
-      <w:hyperlink r:id="rId155">
+      <w:hyperlink r:id="rId182">
         <w:r>
           <w:rPr>
             <w:rStyle w:val="Hyperlink"/>
@@ -6426,7 +6850,7 @@
       <w:pPr>
         <w:pStyle w:val="BodyText"/>
       </w:pPr>
-      <w:hyperlink r:id="rId156">
+      <w:hyperlink r:id="rId183">
         <w:r>
           <w:rPr>
             <w:rStyle w:val="Hyperlink"/>
@@ -6439,7 +6863,7 @@
       <w:pPr>
         <w:pStyle w:val="BodyText"/>
       </w:pPr>
-      <w:hyperlink r:id="rId157">
+      <w:hyperlink r:id="rId184">
         <w:r>
           <w:rPr>
             <w:rStyle w:val="Hyperlink"/>
@@ -6452,7 +6876,7 @@
       <w:pPr>
         <w:pStyle w:val="BodyText"/>
       </w:pPr>
-      <w:hyperlink r:id="rId158">
+      <w:hyperlink r:id="rId185">
         <w:r>
           <w:rPr>
             <w:rStyle w:val="Hyperlink"/>
@@ -6476,7 +6900,7 @@
       <w:pPr>
         <w:pStyle w:val="BodyText"/>
       </w:pPr>
-      <w:hyperlink r:id="rId159">
+      <w:hyperlink r:id="rId186">
         <w:r>
           <w:rPr>
             <w:rStyle w:val="Hyperlink"/>
@@ -6489,7 +6913,7 @@
       <w:pPr>
         <w:pStyle w:val="BodyText"/>
       </w:pPr>
-      <w:hyperlink r:id="rId160">
+      <w:hyperlink r:id="rId187">
         <w:r>
           <w:rPr>
             <w:rStyle w:val="Hyperlink"/>
@@ -6502,7 +6926,7 @@
       <w:pPr>
         <w:pStyle w:val="BodyText"/>
       </w:pPr>
-      <w:hyperlink r:id="rId161">
+      <w:hyperlink r:id="rId188">
         <w:r>
           <w:rPr>
             <w:rStyle w:val="Hyperlink"/>
@@ -6525,7 +6949,7 @@
         <w:t xml:space="preserve">□——————————————————————————————————————————————————————————————————————————————————————————————————————</w:t>
       </w:r>
     </w:p>
-    <w:bookmarkEnd w:id="162"/>
+    <w:bookmarkEnd w:id="189"/>
     <w:sectPr/>
   </w:body>
 </w:document>

--- a/04-regulatory-compliance/PCI_DSS_v4.0.1/Portugues_BR/PCI_DSS_v4.0.1_Practical_Manager_and_Junior_Analyst_Manual_Portugues_BR_v1.0.docx
+++ b/04-regulatory-compliance/PCI_DSS_v4.0.1/Portugues_BR/PCI_DSS_v4.0.1_Practical_Manager_and_Junior_Analyst_Manual_Portugues_BR_v1.0.docx
@@ -7474,7 +7474,7 @@
         <w:rFonts w:asciiTheme="minorHAnsi" w:cstheme="minorBidi" w:eastAsiaTheme="minorHAnsi" w:hAnsiTheme="minorHAnsi"/>
         <w:sz w:val="24"/>
         <w:szCs w:val="24"/>
-        <w:lang w:bidi="ar-SA" w:eastAsia="en-US" w:val="en-US"/>
+        <w:lang w:bidi="ar-SA" w:eastAsia="pt-BR" w:val="pt-BR"/>
       </w:rPr>
     </w:rPrDefault>
     <w:pPrDefault>
